--- a/4to Año/Comunicaciones II/TP6.docx
+++ b/4to Año/Comunicaciones II/TP6.docx
@@ -1891,13 +1891,7 @@
         <w:rPr>
           <w:lang w:val="es-AR"/>
         </w:rPr>
-        <w:t xml:space="preserve">. </w:t>
-      </w:r>
-      <w:r>
-        <w:rPr>
-          <w:lang w:val="es-AR"/>
-        </w:rPr>
-        <w:t xml:space="preserve">Eso significa que los 10 bits más </w:t>
+        <w:t xml:space="preserve">. Eso significa que los 10 bits más </w:t>
       </w:r>
       <w:r>
         <w:rPr>
@@ -2240,10 +2234,7 @@
       </w:r>
       <w:proofErr w:type="spellEnd"/>
       <w:r>
-        <w:t xml:space="preserve"> globalmente en Internet, asignadas por los registros de Internet (IANA/LACNIC).</w:t>
-      </w:r>
-      <w:r>
-        <w:t xml:space="preserve"> El rango de las direcciones </w:t>
+        <w:t xml:space="preserve"> globalmente en Internet, asignadas por los registros de Internet (IANA/LACNIC). El rango de las direcciones </w:t>
       </w:r>
       <w:proofErr w:type="spellStart"/>
       <w:r>
@@ -2607,13 +2598,7 @@
         <w:rPr>
           <w:sz w:val="24"/>
         </w:rPr>
-        <w:t>¿</w:t>
-      </w:r>
-      <w:r>
-        <w:rPr>
-          <w:sz w:val="24"/>
-        </w:rPr>
-        <w:t xml:space="preserve">Para </w:t>
+        <w:t xml:space="preserve">¿Para </w:t>
       </w:r>
       <w:proofErr w:type="spellStart"/>
       <w:r>
@@ -3053,19 +3038,7 @@
         <w:rPr>
           <w:sz w:val="24"/>
         </w:rPr>
-        <w:t>I</w:t>
-      </w:r>
-      <w:r>
-        <w:rPr>
-          <w:sz w:val="24"/>
-        </w:rPr>
-        <w:t>nvest</w:t>
-      </w:r>
-      <w:r>
-        <w:rPr>
-          <w:sz w:val="24"/>
-        </w:rPr>
-        <w:t xml:space="preserve">igue la diferencia entre Site local </w:t>
+        <w:t xml:space="preserve">Investigue la diferencia entre Site local </w:t>
       </w:r>
       <w:proofErr w:type="spellStart"/>
       <w:r>
@@ -3710,13 +3683,7 @@
         <w:rPr>
           <w:sz w:val="24"/>
         </w:rPr>
-        <w:t>E</w:t>
-      </w:r>
-      <w:r>
-        <w:rPr>
-          <w:sz w:val="24"/>
-        </w:rPr>
-        <w:t>lija</w:t>
+        <w:t>Elija</w:t>
       </w:r>
       <w:r>
         <w:rPr>
@@ -3968,7 +3935,23 @@
           <w:szCs w:val="24"/>
           <w:lang w:val="es-AR"/>
         </w:rPr>
-        <w:t xml:space="preserve"> un rango de direcciones IPv4 privadas para una red local, ya que no son enrutables en Internet y evitan conflictos con direcciones públicas. Usaremos </w:t>
+        <w:t xml:space="preserve"> un rango de direcciones IPv4 privadas para una red local, ya que no son enrutables en Internet y evitan conflictos con direcciones públicas. Usaremos</w:t>
+      </w:r>
+      <w:r>
+        <w:rPr>
+          <w:sz w:val="24"/>
+          <w:szCs w:val="24"/>
+          <w:lang w:val="es-AR"/>
+        </w:rPr>
+        <w:t xml:space="preserve"> como dirección base</w:t>
+      </w:r>
+      <w:r>
+        <w:rPr>
+          <w:sz w:val="24"/>
+          <w:szCs w:val="24"/>
+          <w:lang w:val="es-AR"/>
+        </w:rPr>
+        <w:t xml:space="preserve"> </w:t>
       </w:r>
       <w:r>
         <w:rPr>
@@ -3978,23 +3961,7 @@
           <w:szCs w:val="24"/>
           <w:lang w:val="es-AR"/>
         </w:rPr>
-        <w:t>192.168.0.0/16</w:t>
-      </w:r>
-      <w:r>
-        <w:rPr>
-          <w:sz w:val="24"/>
-          <w:szCs w:val="24"/>
-          <w:lang w:val="es-AR"/>
-        </w:rPr>
-        <w:t xml:space="preserve"> y</w:t>
-      </w:r>
-      <w:r>
-        <w:rPr>
-          <w:sz w:val="24"/>
-          <w:szCs w:val="24"/>
-          <w:lang w:val="es-AR"/>
-        </w:rPr>
-        <w:t xml:space="preserve">, como dirección base, comenzaremos con </w:t>
+        <w:t>1</w:t>
       </w:r>
       <w:r>
         <w:rPr>
@@ -4004,7 +3971,7 @@
           <w:szCs w:val="24"/>
           <w:lang w:val="es-AR"/>
         </w:rPr>
-        <w:t>192.168.</w:t>
+        <w:t>7</w:t>
       </w:r>
       <w:r>
         <w:rPr>
@@ -4014,7 +3981,7 @@
           <w:szCs w:val="24"/>
           <w:lang w:val="es-AR"/>
         </w:rPr>
-        <w:t>0</w:t>
+        <w:t>2.</w:t>
       </w:r>
       <w:r>
         <w:rPr>
@@ -4024,10 +3991,12 @@
           <w:szCs w:val="24"/>
           <w:lang w:val="es-AR"/>
         </w:rPr>
-        <w:t>.0</w:t>
-      </w:r>
-      <w:r>
-        <w:rPr>
+        <w:t>17</w:t>
+      </w:r>
+      <w:r>
+        <w:rPr>
+          <w:b/>
+          <w:bCs/>
           <w:sz w:val="24"/>
           <w:szCs w:val="24"/>
           <w:lang w:val="es-AR"/>
@@ -4036,6 +4005,44 @@
       </w:r>
       <w:r>
         <w:rPr>
+          <w:b/>
+          <w:bCs/>
+          <w:sz w:val="24"/>
+          <w:szCs w:val="24"/>
+          <w:lang w:val="es-AR"/>
+        </w:rPr>
+        <w:t>0</w:t>
+      </w:r>
+      <w:r>
+        <w:rPr>
+          <w:b/>
+          <w:bCs/>
+          <w:sz w:val="24"/>
+          <w:szCs w:val="24"/>
+          <w:lang w:val="es-AR"/>
+        </w:rPr>
+        <w:t>.0/</w:t>
+      </w:r>
+      <w:r>
+        <w:rPr>
+          <w:b/>
+          <w:bCs/>
+          <w:sz w:val="24"/>
+          <w:szCs w:val="24"/>
+          <w:lang w:val="es-AR"/>
+        </w:rPr>
+        <w:t>20</w:t>
+      </w:r>
+      <w:r>
+        <w:rPr>
+          <w:sz w:val="24"/>
+          <w:szCs w:val="24"/>
+          <w:lang w:val="es-AR"/>
+        </w:rPr>
+        <w:t>.</w:t>
+      </w:r>
+      <w:r>
+        <w:rPr>
           <w:sz w:val="24"/>
           <w:szCs w:val="24"/>
           <w:lang w:val="es-AR"/>
@@ -4048,7 +4055,41 @@
           <w:szCs w:val="24"/>
           <w:lang w:val="es-AR"/>
         </w:rPr>
-        <w:t xml:space="preserve">Este bloque provee un espacio de direcciones amplio (más de 65,000 hosts posibles) que es más que suficiente para realizar el </w:t>
+        <w:t xml:space="preserve">Este bloque provee un espacio de direcciones </w:t>
+      </w:r>
+      <w:proofErr w:type="gramStart"/>
+      <w:r>
+        <w:rPr>
+          <w:sz w:val="24"/>
+          <w:szCs w:val="24"/>
+          <w:lang w:val="es-AR"/>
+        </w:rPr>
+        <w:t>amplio</w:t>
+      </w:r>
+      <w:r>
+        <w:rPr>
+          <w:sz w:val="24"/>
+          <w:szCs w:val="24"/>
+          <w:lang w:val="es-AR"/>
+        </w:rPr>
+        <w:t>(</w:t>
+      </w:r>
+      <w:proofErr w:type="gramEnd"/>
+      <w:r>
+        <w:rPr>
+          <w:sz w:val="24"/>
+          <w:szCs w:val="24"/>
+          <w:lang w:val="es-AR"/>
+        </w:rPr>
+        <w:t>4094 hosts posibles</w:t>
+      </w:r>
+      <w:r>
+        <w:rPr>
+          <w:sz w:val="24"/>
+          <w:szCs w:val="24"/>
+          <w:lang w:val="es-AR"/>
+        </w:rPr>
+        <w:t xml:space="preserve">) que es más que suficiente para realizar el </w:t>
       </w:r>
       <w:proofErr w:type="spellStart"/>
       <w:r>
@@ -4089,1626 +4130,836 @@
         <w:rPr>
           <w:lang w:val="es-AR"/>
         </w:rPr>
-        <w:t>El númer</w:t>
-      </w:r>
-      <w:r>
-        <w:rPr>
-          <w:lang w:val="es-AR"/>
-        </w:rPr>
-        <w:t>o</w:t>
-      </w:r>
-      <w:r>
-        <w:rPr>
-          <w:lang w:val="es-AR"/>
-        </w:rPr>
-        <w:t xml:space="preserve"> de host</w:t>
-      </w:r>
-      <w:r>
-        <w:rPr>
-          <w:lang w:val="es-AR"/>
-        </w:rPr>
-        <w:t>s</w:t>
-      </w:r>
-      <w:r>
-        <w:rPr>
-          <w:lang w:val="es-AR"/>
-        </w:rPr>
-        <w:t xml:space="preserve"> por subred (</w:t>
-      </w:r>
-      <w:r>
-        <w:rPr>
-          <w:rStyle w:val="math-inline"/>
-          <w:lang w:val="es-AR"/>
-        </w:rPr>
-        <w:t>N</w:t>
-      </w:r>
-      <w:r>
-        <w:rPr>
-          <w:lang w:val="es-AR"/>
-        </w:rPr>
-        <w:t xml:space="preserve">) debe cumplir con la fórmula </w:t>
-      </w:r>
-      <w:r>
-        <w:rPr>
-          <w:rStyle w:val="math-inline"/>
-          <w:lang w:val="es-AR"/>
-        </w:rPr>
-        <w:t>2</w:t>
-      </w:r>
-      <w:r>
-        <w:rPr>
-          <w:rStyle w:val="math-inline"/>
-          <w:vertAlign w:val="superscript"/>
-          <w:lang w:val="es-AR"/>
-        </w:rPr>
-        <w:t>h</w:t>
-      </w:r>
-      <w:r>
-        <w:rPr>
-          <w:rStyle w:val="math-inline"/>
-          <w:lang w:val="es-AR"/>
-        </w:rPr>
-        <w:t xml:space="preserve"> - 2 </w:t>
-      </w:r>
-      <w:r>
-        <w:rPr>
-          <w:rStyle w:val="math-inline"/>
-          <w:lang w:val="es-AR"/>
-        </w:rPr>
-        <w:t xml:space="preserve">≥ </w:t>
-      </w:r>
-      <w:r>
-        <w:rPr>
-          <w:rStyle w:val="math-inline"/>
-          <w:lang w:val="es-AR"/>
-        </w:rPr>
-        <w:t>N</w:t>
-      </w:r>
-      <w:r>
-        <w:rPr>
-          <w:lang w:val="es-AR"/>
-        </w:rPr>
-        <w:t xml:space="preserve">, donde </w:t>
-      </w:r>
-      <w:r>
-        <w:rPr>
-          <w:rStyle w:val="math-inline"/>
-          <w:lang w:val="es-AR"/>
-        </w:rPr>
-        <w:t>h</w:t>
-      </w:r>
-      <w:r>
-        <w:rPr>
-          <w:lang w:val="es-AR"/>
-        </w:rPr>
-        <w:t xml:space="preserve"> es el número de bits para hosts.</w:t>
-      </w:r>
-    </w:p>
-    <w:p>
-      <w:pPr>
-        <w:pStyle w:val="Ttulo3"/>
+        <w:t>Ordenamos de mayor a menor las subredes.</w:t>
+      </w:r>
+    </w:p>
+    <w:p>
+      <w:pPr>
+        <w:pStyle w:val="NormalWeb"/>
         <w:ind w:left="589"/>
         <w:rPr>
-          <w:rFonts w:ascii="Times New Roman" w:hAnsi="Times New Roman" w:cs="Times New Roman"/>
-          <w:b/>
-          <w:bCs/>
-        </w:rPr>
-      </w:pPr>
-      <w:r>
-        <w:rPr>
-          <w:rFonts w:ascii="Times New Roman" w:hAnsi="Times New Roman" w:cs="Times New Roman"/>
-          <w:b/>
-          <w:bCs/>
-        </w:rPr>
-        <w:t>Red A (240 hosts)</w:t>
+          <w:lang w:val="es-AR"/>
+        </w:rPr>
+      </w:pPr>
+      <w:r>
+        <w:rPr>
+          <w:lang w:val="es-AR"/>
+        </w:rPr>
+        <w:t>240 host – 8 bits para poder direccionar</w:t>
       </w:r>
     </w:p>
     <w:p>
       <w:pPr>
         <w:pStyle w:val="NormalWeb"/>
-        <w:numPr>
-          <w:ilvl w:val="0"/>
-          <w:numId w:val="7"/>
-        </w:numPr>
-        <w:tabs>
-          <w:tab w:val="clear" w:pos="720"/>
-          <w:tab w:val="num" w:pos="1309"/>
-        </w:tabs>
-        <w:ind w:left="1309"/>
-      </w:pPr>
-      <w:r>
-        <w:rPr>
-          <w:rStyle w:val="math-inline"/>
-          <w:lang w:val="es-AR"/>
-        </w:rPr>
-        <w:t>2</w:t>
-      </w:r>
-      <w:r>
-        <w:rPr>
-          <w:rStyle w:val="math-inline"/>
-          <w:vertAlign w:val="superscript"/>
-          <w:lang w:val="es-AR"/>
-        </w:rPr>
-        <w:t>h</w:t>
-      </w:r>
-      <w:r>
-        <w:rPr>
-          <w:rStyle w:val="math-inline"/>
-          <w:lang w:val="es-AR"/>
-        </w:rPr>
-        <w:t xml:space="preserve"> - 2 </w:t>
-      </w:r>
-      <w:r>
-        <w:rPr>
-          <w:rStyle w:val="math-inline"/>
-          <w:lang w:val="es-AR"/>
-        </w:rPr>
-        <w:t xml:space="preserve">≥ </w:t>
-      </w:r>
-      <w:r>
-        <w:rPr>
-          <w:rStyle w:val="math-inline"/>
-        </w:rPr>
-        <w:t xml:space="preserve">240 </w:t>
-      </w:r>
-      <w:r>
-        <w:rPr>
-          <w:rStyle w:val="math-inline"/>
-        </w:rPr>
-        <w:t xml:space="preserve">-&gt; </w:t>
-      </w:r>
-      <w:r>
-        <w:rPr>
-          <w:rStyle w:val="math-inline"/>
-          <w:lang w:val="es-AR"/>
-        </w:rPr>
-        <w:t>2</w:t>
-      </w:r>
-      <w:r>
-        <w:rPr>
-          <w:rStyle w:val="math-inline"/>
-          <w:vertAlign w:val="superscript"/>
-          <w:lang w:val="es-AR"/>
-        </w:rPr>
-        <w:t>h</w:t>
-      </w:r>
-      <w:r>
-        <w:rPr>
-          <w:rStyle w:val="math-inline"/>
-          <w:lang w:val="es-AR"/>
-        </w:rPr>
-        <w:t xml:space="preserve"> </w:t>
-      </w:r>
-      <w:r>
-        <w:rPr>
-          <w:rStyle w:val="math-inline"/>
-          <w:lang w:val="es-AR"/>
-        </w:rPr>
-        <w:t xml:space="preserve">≥ </w:t>
-      </w:r>
-      <w:r>
-        <w:rPr>
-          <w:rStyle w:val="math-inline"/>
-        </w:rPr>
-        <w:t>242</w:t>
-      </w:r>
-      <w:r>
-        <w:t>.</w:t>
+        <w:ind w:left="589"/>
+        <w:rPr>
+          <w:lang w:val="es-AR"/>
+        </w:rPr>
+      </w:pPr>
+      <w:r>
+        <w:rPr>
+          <w:lang w:val="es-AR"/>
+        </w:rPr>
+        <w:t xml:space="preserve">120 host </w:t>
+      </w:r>
+      <w:proofErr w:type="gramStart"/>
+      <w:r>
+        <w:rPr>
+          <w:lang w:val="es-AR"/>
+        </w:rPr>
+        <w:t>–  7</w:t>
+      </w:r>
+      <w:proofErr w:type="gramEnd"/>
+      <w:r>
+        <w:rPr>
+          <w:lang w:val="es-AR"/>
+        </w:rPr>
+        <w:t xml:space="preserve"> bits para direccionar</w:t>
       </w:r>
     </w:p>
     <w:p>
       <w:pPr>
         <w:pStyle w:val="NormalWeb"/>
-        <w:numPr>
-          <w:ilvl w:val="0"/>
-          <w:numId w:val="7"/>
-        </w:numPr>
-        <w:tabs>
-          <w:tab w:val="clear" w:pos="720"/>
-          <w:tab w:val="num" w:pos="1309"/>
-        </w:tabs>
-        <w:ind w:left="1309"/>
-        <w:rPr>
-          <w:lang w:val="es-AR"/>
-        </w:rPr>
-      </w:pPr>
-      <w:r>
-        <w:rPr>
-          <w:lang w:val="es-AR"/>
-        </w:rPr>
-        <w:t xml:space="preserve">El menor </w:t>
-      </w:r>
-      <w:r>
-        <w:rPr>
-          <w:rStyle w:val="math-inline"/>
-          <w:lang w:val="es-AR"/>
-        </w:rPr>
-        <w:t>2</w:t>
-      </w:r>
-      <w:r>
-        <w:rPr>
-          <w:rStyle w:val="math-inline"/>
-          <w:vertAlign w:val="superscript"/>
-          <w:lang w:val="es-AR"/>
-        </w:rPr>
-        <w:t>h</w:t>
-      </w:r>
-      <w:r>
-        <w:rPr>
-          <w:lang w:val="es-AR"/>
-        </w:rPr>
-        <w:t xml:space="preserve"> </w:t>
-      </w:r>
-      <w:r>
-        <w:rPr>
-          <w:lang w:val="es-AR"/>
-        </w:rPr>
-        <w:t xml:space="preserve">que cumple es </w:t>
-      </w:r>
-      <w:r>
-        <w:rPr>
-          <w:rStyle w:val="math-inline"/>
-          <w:lang w:val="es-AR"/>
-        </w:rPr>
-        <w:t>2</w:t>
-      </w:r>
-      <w:r>
-        <w:rPr>
-          <w:rStyle w:val="math-inline"/>
-          <w:vertAlign w:val="superscript"/>
-          <w:lang w:val="es-AR"/>
-        </w:rPr>
-        <w:t>8</w:t>
-      </w:r>
-      <w:r>
-        <w:rPr>
-          <w:rStyle w:val="math-inline"/>
-          <w:lang w:val="es-AR"/>
-        </w:rPr>
-        <w:t xml:space="preserve"> </w:t>
-      </w:r>
-      <w:r>
-        <w:rPr>
-          <w:rStyle w:val="math-inline"/>
-          <w:lang w:val="es-AR"/>
-        </w:rPr>
-        <w:t>= 256</w:t>
-      </w:r>
-      <w:r>
-        <w:rPr>
-          <w:lang w:val="es-AR"/>
-        </w:rPr>
-        <w:t>.</w:t>
+        <w:ind w:left="589"/>
+        <w:rPr>
+          <w:lang w:val="es-AR"/>
+        </w:rPr>
+      </w:pPr>
+      <w:r>
+        <w:rPr>
+          <w:lang w:val="es-AR"/>
+        </w:rPr>
+        <w:t xml:space="preserve">64 host – necesitamos 7 igual porque 2 a la 6 son 64, pero la cantidad de host son 2 (n-2), porque debemos sacarle los 0 y 1. </w:t>
       </w:r>
     </w:p>
     <w:p>
       <w:pPr>
         <w:pStyle w:val="NormalWeb"/>
-        <w:numPr>
-          <w:ilvl w:val="0"/>
-          <w:numId w:val="7"/>
-        </w:numPr>
-        <w:tabs>
-          <w:tab w:val="clear" w:pos="720"/>
-          <w:tab w:val="num" w:pos="1309"/>
-        </w:tabs>
-        <w:ind w:left="1309"/>
-      </w:pPr>
-      <w:r>
-        <w:t xml:space="preserve">Bits de </w:t>
-      </w:r>
-      <w:r>
-        <w:rPr>
-          <w:i/>
-          <w:iCs/>
-        </w:rPr>
-        <w:t>host</w:t>
-      </w:r>
-      <w:r>
-        <w:t xml:space="preserve"> (</w:t>
-      </w:r>
-      <w:r>
-        <w:rPr>
-          <w:rStyle w:val="math-inline"/>
-        </w:rPr>
-        <w:t>h</w:t>
-      </w:r>
-      <w:r>
-        <w:t xml:space="preserve">): </w:t>
-      </w:r>
-      <w:r>
-        <w:rPr>
-          <w:b/>
-          <w:bCs/>
-        </w:rPr>
-        <w:t>8 bits</w:t>
-      </w:r>
-      <w:r>
-        <w:t>.</w:t>
+        <w:ind w:left="589"/>
+        <w:rPr>
+          <w:lang w:val="es-AR"/>
+        </w:rPr>
+      </w:pPr>
+      <w:proofErr w:type="gramStart"/>
+      <w:r>
+        <w:rPr>
+          <w:lang w:val="es-AR"/>
+        </w:rPr>
+        <w:t>Usamos</w:t>
+      </w:r>
+      <w:proofErr w:type="gramEnd"/>
+      <w:r>
+        <w:rPr>
+          <w:lang w:val="es-AR"/>
+        </w:rPr>
+        <w:t xml:space="preserve"> por ejemplo: 172.17.1.0/20</w:t>
       </w:r>
     </w:p>
     <w:p>
       <w:pPr>
         <w:pStyle w:val="NormalWeb"/>
-        <w:numPr>
-          <w:ilvl w:val="0"/>
-          <w:numId w:val="7"/>
-        </w:numPr>
-        <w:tabs>
-          <w:tab w:val="clear" w:pos="720"/>
-          <w:tab w:val="num" w:pos="1309"/>
-        </w:tabs>
-        <w:ind w:left="1309"/>
-        <w:rPr>
-          <w:lang w:val="es-AR"/>
-        </w:rPr>
-      </w:pPr>
-      <w:r>
-        <w:rPr>
-          <w:lang w:val="es-AR"/>
-        </w:rPr>
-        <w:t>Bits de red (</w:t>
-      </w:r>
-      <w:r>
-        <w:rPr>
-          <w:rStyle w:val="math-inline"/>
-          <w:lang w:val="es-AR"/>
-        </w:rPr>
-        <w:t>n</w:t>
-      </w:r>
-      <w:r>
-        <w:rPr>
-          <w:lang w:val="es-AR"/>
-        </w:rPr>
-        <w:t xml:space="preserve">): </w:t>
-      </w:r>
-      <w:r>
-        <w:rPr>
-          <w:rStyle w:val="math-inline"/>
-          <w:lang w:val="es-AR"/>
-        </w:rPr>
-        <w:t>32 - 8 = 24 bits</w:t>
-      </w:r>
-      <w:r>
-        <w:rPr>
-          <w:lang w:val="es-AR"/>
-        </w:rPr>
-        <w:t>.</w:t>
+        <w:ind w:left="589"/>
+        <w:rPr>
+          <w:lang w:val="es-AR"/>
+        </w:rPr>
+      </w:pPr>
+      <w:r>
+        <w:rPr>
+          <w:lang w:val="es-AR"/>
+        </w:rPr>
+        <w:t xml:space="preserve">Comando para </w:t>
+      </w:r>
+      <w:proofErr w:type="spellStart"/>
+      <w:r>
+        <w:rPr>
+          <w:lang w:val="es-AR"/>
+        </w:rPr>
+        <w:t>subneting</w:t>
+      </w:r>
+      <w:proofErr w:type="spellEnd"/>
+      <w:r>
+        <w:rPr>
+          <w:lang w:val="es-AR"/>
+        </w:rPr>
+        <w:t xml:space="preserve"> en </w:t>
+      </w:r>
+      <w:proofErr w:type="spellStart"/>
+      <w:r>
+        <w:rPr>
+          <w:lang w:val="es-AR"/>
+        </w:rPr>
+        <w:t>linux</w:t>
+      </w:r>
+      <w:proofErr w:type="spellEnd"/>
+      <w:r>
+        <w:rPr>
+          <w:lang w:val="es-AR"/>
+        </w:rPr>
+        <w:t xml:space="preserve">: </w:t>
+      </w:r>
+      <w:proofErr w:type="spellStart"/>
+      <w:r>
+        <w:rPr>
+          <w:lang w:val="es-AR"/>
+        </w:rPr>
+        <w:t>ipcalc</w:t>
+      </w:r>
+      <w:proofErr w:type="spellEnd"/>
+      <w:r>
+        <w:rPr>
+          <w:lang w:val="es-AR"/>
+        </w:rPr>
+        <w:t xml:space="preserve"> (dirección de red y mascara)</w:t>
       </w:r>
     </w:p>
     <w:p>
       <w:pPr>
         <w:pStyle w:val="NormalWeb"/>
-        <w:numPr>
-          <w:ilvl w:val="0"/>
-          <w:numId w:val="7"/>
-        </w:numPr>
-        <w:tabs>
-          <w:tab w:val="clear" w:pos="720"/>
-          <w:tab w:val="num" w:pos="1309"/>
-        </w:tabs>
-        <w:ind w:left="1309"/>
+        <w:ind w:left="589"/>
+        <w:rPr>
+          <w:lang w:val="es-AR"/>
+        </w:rPr>
       </w:pPr>
       <w:proofErr w:type="spellStart"/>
       <w:r>
-        <w:t>Máscara</w:t>
+        <w:rPr>
+          <w:lang w:val="es-AR"/>
+        </w:rPr>
+        <w:t>Ipcalc</w:t>
       </w:r>
       <w:proofErr w:type="spellEnd"/>
       <w:r>
-        <w:t xml:space="preserve"> de </w:t>
+        <w:rPr>
+          <w:lang w:val="es-AR"/>
+        </w:rPr>
+        <w:t xml:space="preserve"> 172.17.10/20</w:t>
+      </w:r>
+    </w:p>
+    <w:p>
+      <w:pPr>
+        <w:pStyle w:val="NormalWeb"/>
+        <w:ind w:left="589"/>
+        <w:rPr>
+          <w:lang w:val="es-AR"/>
+        </w:rPr>
+      </w:pPr>
+      <w:r>
+        <w:rPr>
+          <w:lang w:val="es-AR"/>
+        </w:rPr>
+        <w:t>-</w:t>
+      </w:r>
+      <w:r>
+        <w:rPr>
+          <w:lang w:val="es-AR"/>
+        </w:rPr>
+        <w:tab/>
+        <w:t>Dirección de red para esa dirección IP</w:t>
+      </w:r>
+    </w:p>
+    <w:p>
+      <w:pPr>
+        <w:pStyle w:val="NormalWeb"/>
+        <w:ind w:left="589"/>
+        <w:rPr>
+          <w:lang w:val="es-AR"/>
+        </w:rPr>
+      </w:pPr>
+      <w:r>
+        <w:rPr>
+          <w:lang w:val="es-AR"/>
+        </w:rPr>
+        <w:t>-</w:t>
+      </w:r>
+      <w:r>
+        <w:rPr>
+          <w:lang w:val="es-AR"/>
+        </w:rPr>
+        <w:tab/>
+        <w:t xml:space="preserve">Marca en rojo hasta donde es la </w:t>
       </w:r>
       <w:proofErr w:type="spellStart"/>
       <w:r>
+        <w:rPr>
+          <w:lang w:val="es-AR"/>
+        </w:rPr>
+        <w:t>mascara</w:t>
+      </w:r>
+      <w:proofErr w:type="spellEnd"/>
+      <w:r>
+        <w:rPr>
+          <w:lang w:val="es-AR"/>
+        </w:rPr>
+        <w:t xml:space="preserve"> de red</w:t>
+      </w:r>
+    </w:p>
+    <w:p>
+      <w:pPr>
+        <w:pStyle w:val="NormalWeb"/>
+        <w:ind w:left="589"/>
+        <w:rPr>
+          <w:lang w:val="es-AR"/>
+        </w:rPr>
+      </w:pPr>
+      <w:r>
+        <w:rPr>
+          <w:lang w:val="es-AR"/>
+        </w:rPr>
+        <w:t>-</w:t>
+      </w:r>
+      <w:r>
+        <w:rPr>
+          <w:lang w:val="es-AR"/>
+        </w:rPr>
+        <w:tab/>
+      </w:r>
+      <w:proofErr w:type="spellStart"/>
+      <w:r>
+        <w:rPr>
+          <w:lang w:val="es-AR"/>
+        </w:rPr>
+        <w:t>Wildcard</w:t>
+      </w:r>
+      <w:proofErr w:type="spellEnd"/>
+      <w:r>
+        <w:rPr>
+          <w:lang w:val="es-AR"/>
+        </w:rPr>
+        <w:t>: cual es la parte que corresponde al host</w:t>
+      </w:r>
+    </w:p>
+    <w:p>
+      <w:pPr>
+        <w:pStyle w:val="NormalWeb"/>
+        <w:ind w:left="589"/>
+        <w:rPr>
+          <w:lang w:val="es-AR"/>
+        </w:rPr>
+      </w:pPr>
+      <w:r>
+        <w:rPr>
+          <w:lang w:val="es-AR"/>
+        </w:rPr>
+        <w:lastRenderedPageBreak/>
+        <w:t>-</w:t>
+      </w:r>
+      <w:r>
+        <w:rPr>
+          <w:lang w:val="es-AR"/>
+        </w:rPr>
+        <w:tab/>
+        <w:t>Mínimo y máximo</w:t>
+      </w:r>
+    </w:p>
+    <w:p>
+      <w:pPr>
+        <w:pStyle w:val="NormalWeb"/>
+        <w:ind w:left="589"/>
+        <w:rPr>
+          <w:lang w:val="es-AR"/>
+        </w:rPr>
+      </w:pPr>
+      <w:r>
+        <w:rPr>
+          <w:lang w:val="es-AR"/>
+        </w:rPr>
+        <w:t>-</w:t>
+      </w:r>
+      <w:r>
+        <w:rPr>
+          <w:lang w:val="es-AR"/>
+        </w:rPr>
+        <w:tab/>
+        <w:t>Broadcast</w:t>
+      </w:r>
+    </w:p>
+    <w:p>
+      <w:pPr>
+        <w:pStyle w:val="NormalWeb"/>
+        <w:ind w:left="589"/>
+        <w:rPr>
+          <w:lang w:val="es-AR"/>
+        </w:rPr>
+      </w:pPr>
+      <w:r>
+        <w:rPr>
+          <w:lang w:val="es-AR"/>
+        </w:rPr>
+        <w:t>-</w:t>
+      </w:r>
+      <w:r>
+        <w:rPr>
+          <w:lang w:val="es-AR"/>
+        </w:rPr>
+        <w:tab/>
+      </w:r>
+      <w:proofErr w:type="gramStart"/>
+      <w:r>
+        <w:rPr>
+          <w:lang w:val="es-AR"/>
+        </w:rPr>
+        <w:t>Cuantos host</w:t>
+      </w:r>
+      <w:proofErr w:type="gramEnd"/>
+      <w:r>
+        <w:rPr>
+          <w:lang w:val="es-AR"/>
+        </w:rPr>
+        <w:t xml:space="preserve"> permite</w:t>
+      </w:r>
+    </w:p>
+    <w:p>
+      <w:pPr>
+        <w:pStyle w:val="NormalWeb"/>
+        <w:ind w:left="589"/>
+        <w:rPr>
+          <w:lang w:val="es-AR"/>
+        </w:rPr>
+      </w:pPr>
+      <w:proofErr w:type="spellStart"/>
+      <w:r>
+        <w:rPr>
+          <w:lang w:val="es-AR"/>
+        </w:rPr>
+        <w:t>Ipcalc</w:t>
+      </w:r>
+      <w:proofErr w:type="spellEnd"/>
+      <w:r>
+        <w:rPr>
+          <w:lang w:val="es-AR"/>
+        </w:rPr>
+        <w:t xml:space="preserve"> 172.17.1.0/20 /24 (</w:t>
+      </w:r>
+      <w:proofErr w:type="spellStart"/>
+      <w:r>
+        <w:rPr>
+          <w:lang w:val="es-AR"/>
+        </w:rPr>
+        <w:t>subneting</w:t>
+      </w:r>
+      <w:proofErr w:type="spellEnd"/>
+      <w:r>
+        <w:rPr>
+          <w:lang w:val="es-AR"/>
+        </w:rPr>
+        <w:t>, subred) todas las subredes que se pueden hacer</w:t>
+      </w:r>
+    </w:p>
+    <w:p>
+      <w:pPr>
+        <w:pStyle w:val="NormalWeb"/>
+        <w:ind w:left="589"/>
+        <w:rPr>
+          <w:lang w:val="es-AR"/>
+        </w:rPr>
+      </w:pPr>
+    </w:p>
+    <w:p>
+      <w:pPr>
+        <w:pStyle w:val="NormalWeb"/>
+        <w:ind w:left="589"/>
+        <w:rPr>
+          <w:lang w:val="es-AR"/>
+        </w:rPr>
+      </w:pPr>
+      <w:r>
+        <w:rPr>
+          <w:lang w:val="es-AR"/>
+        </w:rPr>
+        <w:t xml:space="preserve">Para la primera subred: cuantos </w:t>
+      </w:r>
+      <w:proofErr w:type="spellStart"/>
+      <w:r>
+        <w:rPr>
+          <w:lang w:val="es-AR"/>
+        </w:rPr>
+        <w:t>subnet</w:t>
+      </w:r>
+      <w:proofErr w:type="spellEnd"/>
+      <w:r>
+        <w:rPr>
+          <w:lang w:val="es-AR"/>
+        </w:rPr>
+        <w:t xml:space="preserve"> ID necesito (1 bit puedo identificar 2 subredes, porque puede ser 0, 1 lo que venga). 240 host – 8 bits de host id. </w:t>
+      </w:r>
+    </w:p>
+    <w:p>
+      <w:pPr>
+        <w:pStyle w:val="NormalWeb"/>
+        <w:ind w:left="589"/>
+        <w:rPr>
+          <w:lang w:val="es-AR"/>
+        </w:rPr>
+      </w:pPr>
+      <w:r>
+        <w:rPr>
+          <w:lang w:val="es-AR"/>
+        </w:rPr>
+        <w:t xml:space="preserve">172.17.0.0/20 tengo 12 bits, me sobran 4. Si me da igual, le doy a </w:t>
+      </w:r>
+      <w:proofErr w:type="spellStart"/>
+      <w:r>
+        <w:rPr>
+          <w:lang w:val="es-AR"/>
+        </w:rPr>
+        <w:t>subnet</w:t>
+      </w:r>
+      <w:proofErr w:type="spellEnd"/>
+      <w:r>
+        <w:rPr>
+          <w:lang w:val="es-AR"/>
+        </w:rPr>
+        <w:t xml:space="preserve"> ID la sobra. Reparto 8 a host ID y 4 a </w:t>
+      </w:r>
+      <w:proofErr w:type="spellStart"/>
+      <w:r>
+        <w:rPr>
+          <w:lang w:val="es-AR"/>
+        </w:rPr>
+        <w:t>subnet</w:t>
+      </w:r>
+      <w:proofErr w:type="spellEnd"/>
+      <w:r>
+        <w:rPr>
+          <w:lang w:val="es-AR"/>
+        </w:rPr>
+        <w:t xml:space="preserve"> ID. Se convierte el /20 a /24. </w:t>
+      </w:r>
+    </w:p>
+    <w:p>
+      <w:pPr>
+        <w:pStyle w:val="NormalWeb"/>
+        <w:ind w:left="589"/>
+      </w:pPr>
+      <w:r>
+        <w:t xml:space="preserve">Sub1: 172.17.0.0/24 </w:t>
+      </w:r>
+    </w:p>
+    <w:p>
+      <w:pPr>
+        <w:pStyle w:val="NormalWeb"/>
+        <w:ind w:left="589"/>
+      </w:pPr>
+      <w:r>
+        <w:t>Min: 172.17.0.1</w:t>
+      </w:r>
+    </w:p>
+    <w:p>
+      <w:pPr>
+        <w:pStyle w:val="NormalWeb"/>
+        <w:ind w:left="589"/>
+      </w:pPr>
+      <w:r>
+        <w:t>Max: 172.17.0.254</w:t>
+      </w:r>
+    </w:p>
+    <w:p>
+      <w:pPr>
+        <w:pStyle w:val="NormalWeb"/>
+        <w:ind w:left="589"/>
+      </w:pPr>
+      <w:r>
+        <w:t>Broadcast: 172.17.0.255</w:t>
+      </w:r>
+    </w:p>
+    <w:p>
+      <w:pPr>
+        <w:pStyle w:val="NormalWeb"/>
+        <w:ind w:left="589"/>
+      </w:pPr>
+      <w:r>
+        <w:t>(</w:t>
+      </w:r>
+      <w:proofErr w:type="spellStart"/>
+      <w:proofErr w:type="gramStart"/>
+      <w:r>
         <w:t>subred</w:t>
       </w:r>
       <w:proofErr w:type="spellEnd"/>
-      <w:r>
-        <w:t xml:space="preserve">: </w:t>
-      </w:r>
-      <w:r>
-        <w:rPr>
-          <w:rStyle w:val="math-inline"/>
-        </w:rPr>
-        <w:t>/</w:t>
-      </w:r>
-      <w:r>
-        <w:rPr>
-          <w:rStyle w:val="math-inline"/>
-        </w:rPr>
-        <w:t>24</w:t>
-      </w:r>
-      <w:r>
-        <w:t xml:space="preserve"> (o </w:t>
-      </w:r>
-      <w:r>
-        <w:rPr>
-          <w:rStyle w:val="math-inline"/>
-        </w:rPr>
-        <w:t>255.255 .255.0</w:t>
-      </w:r>
-      <w:r>
-        <w:t>).</w:t>
+      <w:proofErr w:type="gramEnd"/>
+      <w:r>
+        <w:t xml:space="preserve"> 2) Base 2: 172.17.1.0/24</w:t>
       </w:r>
     </w:p>
     <w:p>
       <w:pPr>
         <w:pStyle w:val="NormalWeb"/>
-        <w:ind w:left="949"/>
-        <w:rPr>
-          <w:lang w:val="es-AR"/>
-        </w:rPr>
-      </w:pPr>
-      <w:r>
-        <w:rPr>
-          <w:lang w:val="es-AR"/>
-        </w:rPr>
-        <w:t>Si usamos como dirección b</w:t>
-      </w:r>
-      <w:r>
-        <w:rPr>
-          <w:lang w:val="es-AR"/>
-        </w:rPr>
-        <w:t xml:space="preserve">ase 192.168.0.0, el rango de hosts válidos para la subred A es 192.168.0.1 - </w:t>
-      </w:r>
-      <w:r>
-        <w:rPr>
-          <w:lang w:val="es-AR"/>
-        </w:rPr>
-        <w:t>192.168.0.</w:t>
-      </w:r>
-      <w:r>
-        <w:rPr>
-          <w:lang w:val="es-AR"/>
-        </w:rPr>
-        <w:t xml:space="preserve">254 (254 hosts válidos </w:t>
-      </w:r>
-      <w:r>
-        <w:rPr>
-          <w:lang w:val="es-AR"/>
-        </w:rPr>
-        <w:t xml:space="preserve">&gt; </w:t>
-      </w:r>
-      <w:r>
-        <w:rPr>
-          <w:lang w:val="es-AR"/>
-        </w:rPr>
-        <w:t xml:space="preserve">240 hosts necesitados) </w:t>
-      </w:r>
-    </w:p>
-    <w:p>
-      <w:pPr>
-        <w:pStyle w:val="Ttulo3"/>
         <w:ind w:left="589"/>
         <w:rPr>
-          <w:rFonts w:ascii="Times New Roman" w:hAnsi="Times New Roman" w:cs="Times New Roman"/>
-          <w:b/>
-          <w:bCs/>
-        </w:rPr>
-      </w:pPr>
-      <w:r>
-        <w:rPr>
-          <w:rFonts w:ascii="Times New Roman" w:hAnsi="Times New Roman" w:cs="Times New Roman"/>
-          <w:b/>
-          <w:bCs/>
-        </w:rPr>
-        <w:t xml:space="preserve">Red </w:t>
-      </w:r>
-      <w:r>
-        <w:rPr>
-          <w:rFonts w:ascii="Times New Roman" w:hAnsi="Times New Roman" w:cs="Times New Roman"/>
-          <w:b/>
-          <w:bCs/>
-        </w:rPr>
-        <w:t>B</w:t>
-      </w:r>
-      <w:r>
-        <w:rPr>
-          <w:rFonts w:ascii="Times New Roman" w:hAnsi="Times New Roman" w:cs="Times New Roman"/>
-          <w:b/>
-          <w:bCs/>
-        </w:rPr>
-        <w:t xml:space="preserve"> (</w:t>
-      </w:r>
-      <w:r>
-        <w:rPr>
-          <w:rFonts w:ascii="Times New Roman" w:hAnsi="Times New Roman" w:cs="Times New Roman"/>
-          <w:b/>
-          <w:bCs/>
-        </w:rPr>
-        <w:t>12</w:t>
-      </w:r>
-      <w:r>
-        <w:rPr>
-          <w:rFonts w:ascii="Times New Roman" w:hAnsi="Times New Roman" w:cs="Times New Roman"/>
-          <w:b/>
-          <w:bCs/>
-        </w:rPr>
-        <w:t>0 hosts)</w:t>
+          <w:lang w:val="es-AR"/>
+        </w:rPr>
+      </w:pPr>
+      <w:r>
+        <w:rPr>
+          <w:lang w:val="es-AR"/>
+        </w:rPr>
+        <w:t>-</w:t>
+      </w:r>
+      <w:r>
+        <w:rPr>
+          <w:lang w:val="es-AR"/>
+        </w:rPr>
+        <w:tab/>
+        <w:t xml:space="preserve">Necesito 7 bits para el host ID para las demás 3 subredes. En total debo tener 9 bits y tengo 8. </w:t>
       </w:r>
     </w:p>
     <w:p>
       <w:pPr>
         <w:pStyle w:val="NormalWeb"/>
-        <w:numPr>
-          <w:ilvl w:val="0"/>
-          <w:numId w:val="7"/>
-        </w:numPr>
-        <w:tabs>
-          <w:tab w:val="clear" w:pos="720"/>
-          <w:tab w:val="num" w:pos="1309"/>
-        </w:tabs>
-        <w:ind w:left="1309"/>
-      </w:pPr>
-      <w:r>
-        <w:rPr>
-          <w:rStyle w:val="math-inline"/>
-          <w:lang w:val="es-AR"/>
-        </w:rPr>
-        <w:t>2</w:t>
-      </w:r>
-      <w:r>
-        <w:rPr>
-          <w:rStyle w:val="math-inline"/>
-          <w:vertAlign w:val="superscript"/>
-          <w:lang w:val="es-AR"/>
-        </w:rPr>
-        <w:t>h</w:t>
-      </w:r>
-      <w:r>
-        <w:rPr>
-          <w:rStyle w:val="math-inline"/>
-          <w:lang w:val="es-AR"/>
-        </w:rPr>
-        <w:t xml:space="preserve"> - 2 </w:t>
-      </w:r>
-      <w:r>
-        <w:rPr>
-          <w:rStyle w:val="math-inline"/>
-          <w:lang w:val="es-AR"/>
-        </w:rPr>
-        <w:t xml:space="preserve">≥ </w:t>
-      </w:r>
-      <w:r>
-        <w:rPr>
-          <w:rStyle w:val="math-inline"/>
-          <w:lang w:val="es-AR"/>
-        </w:rPr>
-        <w:t>1</w:t>
-      </w:r>
-      <w:r>
-        <w:rPr>
-          <w:rStyle w:val="math-inline"/>
-        </w:rPr>
-        <w:t xml:space="preserve">20 -&gt; </w:t>
-      </w:r>
-      <w:r>
-        <w:rPr>
-          <w:rStyle w:val="math-inline"/>
-          <w:lang w:val="es-AR"/>
-        </w:rPr>
-        <w:t>2</w:t>
-      </w:r>
-      <w:r>
-        <w:rPr>
-          <w:rStyle w:val="math-inline"/>
-          <w:vertAlign w:val="superscript"/>
-          <w:lang w:val="es-AR"/>
-        </w:rPr>
-        <w:t>h</w:t>
-      </w:r>
-      <w:r>
-        <w:rPr>
-          <w:rStyle w:val="math-inline"/>
-          <w:lang w:val="es-AR"/>
-        </w:rPr>
-        <w:t xml:space="preserve"> </w:t>
-      </w:r>
-      <w:r>
-        <w:rPr>
-          <w:rStyle w:val="math-inline"/>
-          <w:lang w:val="es-AR"/>
-        </w:rPr>
-        <w:t xml:space="preserve">≥ </w:t>
-      </w:r>
-      <w:r>
-        <w:rPr>
-          <w:rStyle w:val="math-inline"/>
-        </w:rPr>
-        <w:t>12</w:t>
-      </w:r>
-      <w:r>
-        <w:rPr>
-          <w:rStyle w:val="math-inline"/>
-        </w:rPr>
-        <w:t>2</w:t>
-      </w:r>
-      <w:r>
-        <w:t>.</w:t>
+        <w:ind w:left="589"/>
+        <w:rPr>
+          <w:lang w:val="es-AR"/>
+        </w:rPr>
+      </w:pPr>
+      <w:r>
+        <w:rPr>
+          <w:lang w:val="es-AR"/>
+        </w:rPr>
+        <w:t>-</w:t>
+      </w:r>
+      <w:r>
+        <w:rPr>
+          <w:lang w:val="es-AR"/>
+        </w:rPr>
+        <w:tab/>
+        <w:t xml:space="preserve">Entonces debemos dar uno menos a </w:t>
+      </w:r>
+      <w:proofErr w:type="spellStart"/>
+      <w:r>
+        <w:rPr>
+          <w:lang w:val="es-AR"/>
+        </w:rPr>
+        <w:t>subnet</w:t>
+      </w:r>
+      <w:proofErr w:type="spellEnd"/>
+      <w:r>
+        <w:rPr>
+          <w:lang w:val="es-AR"/>
+        </w:rPr>
+        <w:t xml:space="preserve"> ID y darle 1 más a host ID. </w:t>
       </w:r>
     </w:p>
     <w:p>
       <w:pPr>
         <w:pStyle w:val="NormalWeb"/>
-        <w:numPr>
-          <w:ilvl w:val="0"/>
-          <w:numId w:val="7"/>
-        </w:numPr>
-        <w:tabs>
-          <w:tab w:val="clear" w:pos="720"/>
-          <w:tab w:val="num" w:pos="1309"/>
-        </w:tabs>
-        <w:ind w:left="1309"/>
-        <w:rPr>
-          <w:lang w:val="es-AR"/>
-        </w:rPr>
-      </w:pPr>
-      <w:r>
-        <w:rPr>
-          <w:lang w:val="es-AR"/>
-        </w:rPr>
-        <w:t xml:space="preserve">El menor </w:t>
-      </w:r>
-      <w:r>
-        <w:rPr>
-          <w:rStyle w:val="math-inline"/>
-          <w:lang w:val="es-AR"/>
-        </w:rPr>
-        <w:t>2</w:t>
-      </w:r>
-      <w:r>
-        <w:rPr>
-          <w:rStyle w:val="math-inline"/>
-          <w:vertAlign w:val="superscript"/>
-          <w:lang w:val="es-AR"/>
-        </w:rPr>
-        <w:t>h</w:t>
-      </w:r>
-      <w:r>
-        <w:rPr>
-          <w:lang w:val="es-AR"/>
-        </w:rPr>
-        <w:t xml:space="preserve"> que cumple es </w:t>
-      </w:r>
-      <w:r>
-        <w:rPr>
-          <w:rStyle w:val="math-inline"/>
-          <w:lang w:val="es-AR"/>
-        </w:rPr>
-        <w:t>2</w:t>
-      </w:r>
-      <w:r>
-        <w:rPr>
-          <w:rStyle w:val="math-inline"/>
-          <w:vertAlign w:val="superscript"/>
-          <w:lang w:val="es-AR"/>
-        </w:rPr>
-        <w:t>7</w:t>
-      </w:r>
-      <w:r>
-        <w:rPr>
-          <w:rStyle w:val="math-inline"/>
-          <w:lang w:val="es-AR"/>
-        </w:rPr>
-        <w:t xml:space="preserve"> = </w:t>
-      </w:r>
-      <w:r>
-        <w:rPr>
-          <w:rStyle w:val="math-inline"/>
-          <w:lang w:val="es-AR"/>
-        </w:rPr>
-        <w:t>128</w:t>
-      </w:r>
-      <w:r>
-        <w:rPr>
-          <w:lang w:val="es-AR"/>
-        </w:rPr>
-        <w:t>.</w:t>
+        <w:ind w:left="589"/>
+        <w:rPr>
+          <w:lang w:val="es-AR"/>
+        </w:rPr>
+      </w:pPr>
+      <w:r>
+        <w:rPr>
+          <w:lang w:val="es-AR"/>
+        </w:rPr>
+        <w:t>Sub1: 172.17.0.0/23</w:t>
       </w:r>
     </w:p>
     <w:p>
       <w:pPr>
         <w:pStyle w:val="NormalWeb"/>
-        <w:numPr>
-          <w:ilvl w:val="0"/>
-          <w:numId w:val="7"/>
-        </w:numPr>
-        <w:tabs>
-          <w:tab w:val="clear" w:pos="720"/>
-          <w:tab w:val="num" w:pos="1309"/>
-        </w:tabs>
-        <w:ind w:left="1309"/>
+        <w:ind w:left="589"/>
+        <w:rPr>
+          <w:lang w:val="es-AR"/>
+        </w:rPr>
+      </w:pPr>
+      <w:r>
+        <w:rPr>
+          <w:lang w:val="es-AR"/>
+        </w:rPr>
+        <w:t>Min: 172.17.0.1/23 (la subred va a ir saltando 2 en 2 dentro del 3er octeto por ser /23)</w:t>
+      </w:r>
+    </w:p>
+    <w:p>
+      <w:pPr>
+        <w:pStyle w:val="NormalWeb"/>
+        <w:ind w:left="589"/>
+        <w:rPr>
+          <w:lang w:val="es-AR"/>
+        </w:rPr>
+      </w:pPr>
+      <w:r>
+        <w:rPr>
+          <w:lang w:val="es-AR"/>
+        </w:rPr>
+        <w:t>Max: 172.17.1.254/23</w:t>
+      </w:r>
+    </w:p>
+    <w:p>
+      <w:pPr>
+        <w:pStyle w:val="NormalWeb"/>
+        <w:ind w:left="589"/>
+        <w:rPr>
+          <w:lang w:val="es-AR"/>
+        </w:rPr>
+      </w:pPr>
+      <w:r>
+        <w:rPr>
+          <w:lang w:val="es-AR"/>
+        </w:rPr>
+        <w:t>Broadcast: 172.17.1.255/23</w:t>
+      </w:r>
+    </w:p>
+    <w:p>
+      <w:pPr>
+        <w:pStyle w:val="NormalWeb"/>
+        <w:ind w:left="589"/>
+        <w:rPr>
+          <w:lang w:val="es-AR"/>
+        </w:rPr>
+      </w:pPr>
+      <w:r>
+        <w:rPr>
+          <w:lang w:val="es-AR"/>
+        </w:rPr>
+        <w:t xml:space="preserve">Base 2: 172.17.2.0/23 (una menos que esta, </w:t>
+      </w:r>
+      <w:proofErr w:type="spellStart"/>
+      <w:r>
+        <w:rPr>
+          <w:lang w:val="es-AR"/>
+        </w:rPr>
+        <w:t>seria</w:t>
+      </w:r>
+      <w:proofErr w:type="spellEnd"/>
+      <w:r>
+        <w:rPr>
+          <w:lang w:val="es-AR"/>
+        </w:rPr>
+        <w:t xml:space="preserve"> la </w:t>
+      </w:r>
+      <w:proofErr w:type="spellStart"/>
+      <w:r>
+        <w:rPr>
+          <w:lang w:val="es-AR"/>
+        </w:rPr>
+        <w:t>direc</w:t>
+      </w:r>
+      <w:proofErr w:type="spellEnd"/>
+      <w:r>
+        <w:rPr>
+          <w:lang w:val="es-AR"/>
+        </w:rPr>
+        <w:t xml:space="preserve"> de broadcast)</w:t>
+      </w:r>
+    </w:p>
+    <w:p>
+      <w:pPr>
+        <w:pStyle w:val="NormalWeb"/>
+        <w:ind w:left="589"/>
+        <w:rPr>
+          <w:lang w:val="es-AR"/>
+        </w:rPr>
+      </w:pPr>
+      <w:r>
+        <w:rPr>
+          <w:lang w:val="es-AR"/>
+        </w:rPr>
+        <w:t>Subred 2: 172.17.2.0/25</w:t>
+      </w:r>
+    </w:p>
+    <w:p>
+      <w:pPr>
+        <w:pStyle w:val="NormalWeb"/>
+        <w:ind w:left="589"/>
+        <w:rPr>
+          <w:lang w:val="es-AR"/>
+        </w:rPr>
+      </w:pPr>
+      <w:r>
+        <w:rPr>
+          <w:lang w:val="es-AR"/>
+        </w:rPr>
+        <w:t xml:space="preserve">Min: 172.17.2.1/25 (mis redes van saltando de 128 en 128, hago la subred 3 y de ahí </w:t>
+      </w:r>
+      <w:proofErr w:type="spellStart"/>
+      <w:r>
+        <w:rPr>
+          <w:lang w:val="es-AR"/>
+        </w:rPr>
+        <w:t>max</w:t>
+      </w:r>
+      <w:proofErr w:type="spellEnd"/>
+      <w:r>
+        <w:rPr>
+          <w:lang w:val="es-AR"/>
+        </w:rPr>
+        <w:t xml:space="preserve"> y </w:t>
+      </w:r>
+      <w:proofErr w:type="spellStart"/>
+      <w:r>
+        <w:rPr>
+          <w:lang w:val="es-AR"/>
+        </w:rPr>
+        <w:t>broad</w:t>
+      </w:r>
+      <w:proofErr w:type="spellEnd"/>
+      <w:r>
+        <w:rPr>
+          <w:lang w:val="es-AR"/>
+        </w:rPr>
+        <w:t>)</w:t>
+      </w:r>
+    </w:p>
+    <w:p>
+      <w:pPr>
+        <w:pStyle w:val="NormalWeb"/>
+        <w:ind w:left="589"/>
+      </w:pPr>
+      <w:r>
+        <w:t>Max: 172.17.2.126/25</w:t>
+      </w:r>
+    </w:p>
+    <w:p>
+      <w:pPr>
+        <w:pStyle w:val="NormalWeb"/>
+        <w:ind w:left="589"/>
       </w:pPr>
       <w:r>
         <w:lastRenderedPageBreak/>
-        <w:t xml:space="preserve">Bits de </w:t>
-      </w:r>
-      <w:r>
-        <w:rPr>
-          <w:i/>
-          <w:iCs/>
-        </w:rPr>
-        <w:t>host</w:t>
-      </w:r>
-      <w:r>
-        <w:t xml:space="preserve"> (</w:t>
-      </w:r>
-      <w:r>
-        <w:rPr>
-          <w:rStyle w:val="math-inline"/>
-        </w:rPr>
-        <w:t>h</w:t>
-      </w:r>
-      <w:r>
-        <w:t xml:space="preserve">): </w:t>
-      </w:r>
-      <w:r>
-        <w:rPr>
-          <w:b/>
-          <w:bCs/>
-        </w:rPr>
-        <w:t>7</w:t>
-      </w:r>
-      <w:r>
-        <w:rPr>
-          <w:b/>
-          <w:bCs/>
-        </w:rPr>
-        <w:t xml:space="preserve"> bits</w:t>
-      </w:r>
-      <w:r>
-        <w:t>.</w:t>
+        <w:t>Broadcast: 172.17.2.127/25</w:t>
       </w:r>
     </w:p>
     <w:p>
       <w:pPr>
         <w:pStyle w:val="NormalWeb"/>
-        <w:numPr>
-          <w:ilvl w:val="0"/>
-          <w:numId w:val="7"/>
-        </w:numPr>
-        <w:tabs>
-          <w:tab w:val="clear" w:pos="720"/>
-          <w:tab w:val="num" w:pos="1309"/>
-        </w:tabs>
-        <w:ind w:left="1309"/>
-        <w:rPr>
-          <w:lang w:val="es-AR"/>
-        </w:rPr>
-      </w:pPr>
-      <w:r>
-        <w:rPr>
-          <w:lang w:val="es-AR"/>
-        </w:rPr>
-        <w:t>Bits de red (</w:t>
-      </w:r>
-      <w:r>
-        <w:rPr>
-          <w:rStyle w:val="math-inline"/>
-          <w:lang w:val="es-AR"/>
-        </w:rPr>
-        <w:t>n</w:t>
-      </w:r>
-      <w:r>
-        <w:rPr>
-          <w:lang w:val="es-AR"/>
-        </w:rPr>
-        <w:t xml:space="preserve">): </w:t>
-      </w:r>
-      <w:r>
-        <w:rPr>
-          <w:rStyle w:val="math-inline"/>
-          <w:lang w:val="es-AR"/>
-        </w:rPr>
-        <w:t xml:space="preserve">32 - </w:t>
-      </w:r>
-      <w:r>
-        <w:rPr>
-          <w:rStyle w:val="math-inline"/>
-          <w:lang w:val="es-AR"/>
-        </w:rPr>
-        <w:t>7</w:t>
-      </w:r>
-      <w:r>
-        <w:rPr>
-          <w:rStyle w:val="math-inline"/>
-          <w:lang w:val="es-AR"/>
-        </w:rPr>
-        <w:t xml:space="preserve"> = 2</w:t>
-      </w:r>
-      <w:r>
-        <w:rPr>
-          <w:rStyle w:val="math-inline"/>
-          <w:lang w:val="es-AR"/>
-        </w:rPr>
-        <w:t>5</w:t>
-      </w:r>
-      <w:r>
-        <w:rPr>
-          <w:rStyle w:val="math-inline"/>
-          <w:lang w:val="es-AR"/>
-        </w:rPr>
-        <w:t xml:space="preserve"> bits</w:t>
-      </w:r>
-      <w:r>
-        <w:rPr>
-          <w:lang w:val="es-AR"/>
-        </w:rPr>
-        <w:t>.</w:t>
+        <w:ind w:left="589"/>
+      </w:pPr>
+      <w:proofErr w:type="spellStart"/>
+      <w:r>
+        <w:t>Subred</w:t>
+      </w:r>
+      <w:proofErr w:type="spellEnd"/>
+      <w:r>
+        <w:t xml:space="preserve"> 3: 172.17.2.128/25</w:t>
       </w:r>
     </w:p>
     <w:p>
       <w:pPr>
         <w:pStyle w:val="NormalWeb"/>
-        <w:numPr>
-          <w:ilvl w:val="0"/>
-          <w:numId w:val="7"/>
-        </w:numPr>
-        <w:tabs>
-          <w:tab w:val="clear" w:pos="720"/>
-          <w:tab w:val="num" w:pos="1309"/>
-        </w:tabs>
-        <w:ind w:left="1309"/>
+        <w:ind w:left="589"/>
+      </w:pPr>
+      <w:r>
+        <w:t>Min: 172.17.2.129/25</w:t>
+      </w:r>
+    </w:p>
+    <w:p>
+      <w:pPr>
+        <w:pStyle w:val="NormalWeb"/>
+        <w:ind w:left="589"/>
+      </w:pPr>
+      <w:r>
+        <w:t>Max: 172.17.2.254/25</w:t>
+      </w:r>
+    </w:p>
+    <w:p>
+      <w:pPr>
+        <w:pStyle w:val="NormalWeb"/>
+        <w:ind w:left="589"/>
+      </w:pPr>
+      <w:r>
+        <w:t>Broad: 172.17.2.255/25</w:t>
+      </w:r>
+    </w:p>
+    <w:p>
+      <w:pPr>
+        <w:pStyle w:val="NormalWeb"/>
+        <w:ind w:left="589"/>
       </w:pPr>
       <w:proofErr w:type="spellStart"/>
       <w:r>
-        <w:t>Máscara</w:t>
+        <w:t>Subred</w:t>
       </w:r>
       <w:proofErr w:type="spellEnd"/>
       <w:r>
-        <w:t xml:space="preserve"> de </w:t>
-      </w:r>
-      <w:proofErr w:type="spellStart"/>
-      <w:r>
-        <w:t>subred</w:t>
-      </w:r>
-      <w:proofErr w:type="spellEnd"/>
-      <w:r>
-        <w:t xml:space="preserve">: </w:t>
-      </w:r>
-      <w:r>
-        <w:rPr>
-          <w:rStyle w:val="math-inline"/>
-        </w:rPr>
-        <w:t>/2</w:t>
-      </w:r>
-      <w:r>
-        <w:rPr>
-          <w:rStyle w:val="math-inline"/>
-        </w:rPr>
-        <w:t>5</w:t>
-      </w:r>
-      <w:r>
-        <w:t xml:space="preserve"> (o </w:t>
-      </w:r>
-      <w:r>
-        <w:rPr>
-          <w:rStyle w:val="math-inline"/>
-        </w:rPr>
-        <w:t>255.255 .255.</w:t>
-      </w:r>
-      <w:r>
-        <w:rPr>
-          <w:rStyle w:val="math-inline"/>
-        </w:rPr>
-        <w:t>128</w:t>
-      </w:r>
-      <w:r>
-        <w:t>).</w:t>
+        <w:t xml:space="preserve"> 4: 172.17.3.0/25</w:t>
       </w:r>
     </w:p>
     <w:p>
       <w:pPr>
         <w:pStyle w:val="NormalWeb"/>
-        <w:ind w:left="949"/>
-        <w:rPr>
-          <w:lang w:val="es-AR"/>
-        </w:rPr>
-      </w:pPr>
-      <w:r>
-        <w:rPr>
-          <w:lang w:val="es-AR"/>
-        </w:rPr>
-        <w:t>E</w:t>
-      </w:r>
-      <w:r>
-        <w:rPr>
-          <w:lang w:val="es-AR"/>
-        </w:rPr>
-        <w:t xml:space="preserve">l rango de hosts válidos para la subred </w:t>
-      </w:r>
-      <w:r>
-        <w:rPr>
-          <w:lang w:val="es-AR"/>
-        </w:rPr>
-        <w:t>B</w:t>
-      </w:r>
-      <w:r>
-        <w:rPr>
-          <w:lang w:val="es-AR"/>
-        </w:rPr>
-        <w:t xml:space="preserve"> es 192.168.</w:t>
-      </w:r>
-      <w:r>
-        <w:rPr>
-          <w:lang w:val="es-AR"/>
-        </w:rPr>
-        <w:t>1</w:t>
-      </w:r>
-      <w:r>
-        <w:rPr>
-          <w:lang w:val="es-AR"/>
-        </w:rPr>
-        <w:t>.</w:t>
-      </w:r>
-      <w:r>
-        <w:rPr>
-          <w:lang w:val="es-AR"/>
-        </w:rPr>
-        <w:t>1</w:t>
-      </w:r>
-      <w:r>
-        <w:rPr>
-          <w:lang w:val="es-AR"/>
-        </w:rPr>
-        <w:t xml:space="preserve"> - 192.168.</w:t>
-      </w:r>
-      <w:r>
-        <w:rPr>
-          <w:lang w:val="es-AR"/>
-        </w:rPr>
-        <w:t>1</w:t>
-      </w:r>
-      <w:r>
-        <w:rPr>
-          <w:lang w:val="es-AR"/>
-        </w:rPr>
-        <w:t>.</w:t>
-      </w:r>
-      <w:r>
-        <w:rPr>
-          <w:lang w:val="es-AR"/>
-        </w:rPr>
-        <w:t>126</w:t>
-      </w:r>
-      <w:r>
-        <w:rPr>
-          <w:lang w:val="es-AR"/>
-        </w:rPr>
-        <w:t xml:space="preserve"> (</w:t>
-      </w:r>
-      <w:r>
-        <w:rPr>
-          <w:lang w:val="es-AR"/>
-        </w:rPr>
-        <w:t>126</w:t>
-      </w:r>
-      <w:r>
-        <w:rPr>
-          <w:lang w:val="es-AR"/>
-        </w:rPr>
-        <w:t xml:space="preserve"> hosts válidos </w:t>
-      </w:r>
-      <w:r>
-        <w:rPr>
-          <w:lang w:val="es-AR"/>
-        </w:rPr>
-        <w:t xml:space="preserve">&gt; </w:t>
-      </w:r>
-      <w:r>
-        <w:rPr>
-          <w:lang w:val="es-AR"/>
-        </w:rPr>
-        <w:t>12</w:t>
-      </w:r>
-      <w:r>
-        <w:rPr>
-          <w:lang w:val="es-AR"/>
-        </w:rPr>
-        <w:t>0 hosts necesitados)</w:t>
-      </w:r>
-      <w:r>
-        <w:rPr>
-          <w:lang w:val="es-AR"/>
-        </w:rPr>
-        <w:t>.</w:t>
-      </w:r>
-    </w:p>
-    <w:p>
-      <w:pPr>
-        <w:pStyle w:val="Ttulo3"/>
         <w:ind w:left="589"/>
-        <w:rPr>
-          <w:rFonts w:ascii="Times New Roman" w:hAnsi="Times New Roman" w:cs="Times New Roman"/>
-          <w:b/>
-          <w:bCs/>
-        </w:rPr>
-      </w:pPr>
-      <w:r>
-        <w:rPr>
-          <w:rFonts w:ascii="Times New Roman" w:hAnsi="Times New Roman" w:cs="Times New Roman"/>
-          <w:b/>
-          <w:bCs/>
-        </w:rPr>
-        <w:t xml:space="preserve">Red </w:t>
-      </w:r>
-      <w:r>
-        <w:rPr>
-          <w:rFonts w:ascii="Times New Roman" w:hAnsi="Times New Roman" w:cs="Times New Roman"/>
-          <w:b/>
-          <w:bCs/>
-        </w:rPr>
-        <w:t>C y D</w:t>
-      </w:r>
-      <w:r>
-        <w:rPr>
-          <w:rFonts w:ascii="Times New Roman" w:hAnsi="Times New Roman" w:cs="Times New Roman"/>
-          <w:b/>
-          <w:bCs/>
-        </w:rPr>
-        <w:t xml:space="preserve"> (</w:t>
-      </w:r>
-      <w:r>
-        <w:rPr>
-          <w:rFonts w:ascii="Times New Roman" w:hAnsi="Times New Roman" w:cs="Times New Roman"/>
-          <w:b/>
-          <w:bCs/>
-        </w:rPr>
-        <w:t>64</w:t>
-      </w:r>
-      <w:r>
-        <w:rPr>
-          <w:rFonts w:ascii="Times New Roman" w:hAnsi="Times New Roman" w:cs="Times New Roman"/>
-          <w:b/>
-          <w:bCs/>
-        </w:rPr>
-        <w:t xml:space="preserve"> hosts)</w:t>
+      </w:pPr>
+      <w:r>
+        <w:t>Min: 172.17.3.1/25</w:t>
       </w:r>
     </w:p>
     <w:p>
       <w:pPr>
         <w:pStyle w:val="NormalWeb"/>
-        <w:numPr>
-          <w:ilvl w:val="0"/>
-          <w:numId w:val="7"/>
-        </w:numPr>
-        <w:tabs>
-          <w:tab w:val="clear" w:pos="720"/>
-          <w:tab w:val="num" w:pos="1309"/>
-        </w:tabs>
-        <w:ind w:left="1309"/>
-      </w:pPr>
-      <w:r>
-        <w:rPr>
-          <w:rStyle w:val="math-inline"/>
-          <w:lang w:val="es-AR"/>
-        </w:rPr>
-        <w:t>2</w:t>
-      </w:r>
-      <w:r>
-        <w:rPr>
-          <w:rStyle w:val="math-inline"/>
-          <w:vertAlign w:val="superscript"/>
-          <w:lang w:val="es-AR"/>
-        </w:rPr>
-        <w:t>h</w:t>
-      </w:r>
-      <w:r>
-        <w:rPr>
-          <w:rStyle w:val="math-inline"/>
-          <w:lang w:val="es-AR"/>
-        </w:rPr>
-        <w:t xml:space="preserve"> - 2 </w:t>
-      </w:r>
-      <w:r>
-        <w:rPr>
-          <w:rStyle w:val="math-inline"/>
-          <w:lang w:val="es-AR"/>
-        </w:rPr>
-        <w:t xml:space="preserve">≥ </w:t>
-      </w:r>
-      <w:r>
-        <w:rPr>
-          <w:rStyle w:val="math-inline"/>
-        </w:rPr>
-        <w:t>64</w:t>
-      </w:r>
-      <w:r>
-        <w:rPr>
-          <w:rStyle w:val="math-inline"/>
-        </w:rPr>
-        <w:t xml:space="preserve"> -&gt; </w:t>
-      </w:r>
-      <w:r>
-        <w:rPr>
-          <w:rStyle w:val="math-inline"/>
-          <w:lang w:val="es-AR"/>
-        </w:rPr>
-        <w:t>2</w:t>
-      </w:r>
-      <w:r>
-        <w:rPr>
-          <w:rStyle w:val="math-inline"/>
-          <w:vertAlign w:val="superscript"/>
-          <w:lang w:val="es-AR"/>
-        </w:rPr>
-        <w:t>h</w:t>
-      </w:r>
-      <w:r>
-        <w:rPr>
-          <w:rStyle w:val="math-inline"/>
-          <w:lang w:val="es-AR"/>
-        </w:rPr>
-        <w:t xml:space="preserve"> </w:t>
-      </w:r>
-      <w:r>
-        <w:rPr>
-          <w:rStyle w:val="math-inline"/>
-          <w:lang w:val="es-AR"/>
-        </w:rPr>
-        <w:t xml:space="preserve">≥ </w:t>
-      </w:r>
-      <w:r>
-        <w:rPr>
-          <w:rStyle w:val="math-inline"/>
-        </w:rPr>
-        <w:t>66</w:t>
-      </w:r>
-      <w:r>
-        <w:t>.</w:t>
+        <w:ind w:left="589"/>
+      </w:pPr>
+      <w:r>
+        <w:t>Max: 172.17.3.126/25</w:t>
       </w:r>
     </w:p>
     <w:p>
       <w:pPr>
         <w:pStyle w:val="NormalWeb"/>
-        <w:numPr>
-          <w:ilvl w:val="0"/>
-          <w:numId w:val="7"/>
-        </w:numPr>
-        <w:tabs>
-          <w:tab w:val="clear" w:pos="720"/>
-          <w:tab w:val="num" w:pos="1309"/>
-        </w:tabs>
-        <w:ind w:left="1309"/>
-        <w:rPr>
-          <w:lang w:val="es-AR"/>
-        </w:rPr>
-      </w:pPr>
-      <w:r>
-        <w:rPr>
-          <w:lang w:val="es-AR"/>
-        </w:rPr>
-        <w:t xml:space="preserve">El menor </w:t>
-      </w:r>
-      <w:r>
-        <w:rPr>
-          <w:rStyle w:val="math-inline"/>
-          <w:lang w:val="es-AR"/>
-        </w:rPr>
-        <w:t>2</w:t>
-      </w:r>
-      <w:r>
-        <w:rPr>
-          <w:rStyle w:val="math-inline"/>
-          <w:vertAlign w:val="superscript"/>
-          <w:lang w:val="es-AR"/>
-        </w:rPr>
-        <w:t>h</w:t>
-      </w:r>
-      <w:r>
-        <w:rPr>
-          <w:lang w:val="es-AR"/>
-        </w:rPr>
-        <w:t xml:space="preserve"> que cumple es </w:t>
-      </w:r>
-      <w:r>
-        <w:rPr>
-          <w:rStyle w:val="math-inline"/>
-          <w:lang w:val="es-AR"/>
-        </w:rPr>
-        <w:t>2</w:t>
-      </w:r>
-      <w:r>
-        <w:rPr>
-          <w:rStyle w:val="math-inline"/>
-          <w:vertAlign w:val="superscript"/>
-          <w:lang w:val="es-AR"/>
-        </w:rPr>
-        <w:t>7</w:t>
-      </w:r>
-      <w:r>
-        <w:rPr>
-          <w:rStyle w:val="math-inline"/>
-          <w:lang w:val="es-AR"/>
-        </w:rPr>
-        <w:t xml:space="preserve"> = </w:t>
-      </w:r>
-      <w:r>
-        <w:rPr>
-          <w:rStyle w:val="math-inline"/>
-          <w:lang w:val="es-AR"/>
-        </w:rPr>
-        <w:t>128</w:t>
-      </w:r>
-      <w:r>
-        <w:rPr>
-          <w:lang w:val="es-AR"/>
-        </w:rPr>
-        <w:t>.</w:t>
-      </w:r>
-    </w:p>
-    <w:p>
-      <w:pPr>
-        <w:pStyle w:val="NormalWeb"/>
-        <w:numPr>
-          <w:ilvl w:val="0"/>
-          <w:numId w:val="7"/>
-        </w:numPr>
-        <w:tabs>
-          <w:tab w:val="clear" w:pos="720"/>
-          <w:tab w:val="num" w:pos="1309"/>
-        </w:tabs>
-        <w:ind w:left="1309"/>
-      </w:pPr>
-      <w:r>
-        <w:t xml:space="preserve">Bits de </w:t>
-      </w:r>
-      <w:r>
-        <w:rPr>
-          <w:i/>
-          <w:iCs/>
-        </w:rPr>
-        <w:t>host</w:t>
-      </w:r>
-      <w:r>
-        <w:t xml:space="preserve"> (</w:t>
-      </w:r>
-      <w:r>
-        <w:rPr>
-          <w:rStyle w:val="math-inline"/>
-        </w:rPr>
-        <w:t>h</w:t>
-      </w:r>
-      <w:r>
-        <w:t xml:space="preserve">): </w:t>
-      </w:r>
-      <w:r>
-        <w:rPr>
-          <w:b/>
-          <w:bCs/>
-        </w:rPr>
-        <w:t>7</w:t>
-      </w:r>
-      <w:r>
-        <w:rPr>
-          <w:b/>
-          <w:bCs/>
-        </w:rPr>
-        <w:t xml:space="preserve"> bits</w:t>
-      </w:r>
-      <w:r>
-        <w:t>.</w:t>
-      </w:r>
-    </w:p>
-    <w:p>
-      <w:pPr>
-        <w:pStyle w:val="NormalWeb"/>
-        <w:numPr>
-          <w:ilvl w:val="0"/>
-          <w:numId w:val="7"/>
-        </w:numPr>
-        <w:tabs>
-          <w:tab w:val="clear" w:pos="720"/>
-          <w:tab w:val="num" w:pos="1309"/>
-        </w:tabs>
-        <w:ind w:left="1309"/>
-        <w:rPr>
-          <w:lang w:val="es-AR"/>
-        </w:rPr>
-      </w:pPr>
-      <w:r>
-        <w:rPr>
-          <w:lang w:val="es-AR"/>
-        </w:rPr>
-        <w:t>Bits de red (</w:t>
-      </w:r>
-      <w:r>
-        <w:rPr>
-          <w:rStyle w:val="math-inline"/>
-          <w:lang w:val="es-AR"/>
-        </w:rPr>
-        <w:t>n</w:t>
-      </w:r>
-      <w:r>
-        <w:rPr>
-          <w:lang w:val="es-AR"/>
-        </w:rPr>
-        <w:t xml:space="preserve">): </w:t>
-      </w:r>
-      <w:r>
-        <w:rPr>
-          <w:rStyle w:val="math-inline"/>
-          <w:lang w:val="es-AR"/>
-        </w:rPr>
-        <w:t xml:space="preserve">32 - </w:t>
-      </w:r>
-      <w:r>
-        <w:rPr>
-          <w:rStyle w:val="math-inline"/>
-          <w:lang w:val="es-AR"/>
-        </w:rPr>
-        <w:t>7</w:t>
-      </w:r>
-      <w:r>
-        <w:rPr>
-          <w:rStyle w:val="math-inline"/>
-          <w:lang w:val="es-AR"/>
-        </w:rPr>
-        <w:t xml:space="preserve"> = 2</w:t>
-      </w:r>
-      <w:r>
-        <w:rPr>
-          <w:rStyle w:val="math-inline"/>
-          <w:lang w:val="es-AR"/>
-        </w:rPr>
-        <w:t>5</w:t>
-      </w:r>
-      <w:r>
-        <w:rPr>
-          <w:rStyle w:val="math-inline"/>
-          <w:lang w:val="es-AR"/>
-        </w:rPr>
-        <w:t xml:space="preserve"> bits</w:t>
-      </w:r>
-      <w:r>
-        <w:rPr>
-          <w:lang w:val="es-AR"/>
-        </w:rPr>
-        <w:t>.</w:t>
-      </w:r>
-    </w:p>
-    <w:p>
-      <w:pPr>
-        <w:pStyle w:val="NormalWeb"/>
-        <w:numPr>
-          <w:ilvl w:val="0"/>
-          <w:numId w:val="7"/>
-        </w:numPr>
-        <w:tabs>
-          <w:tab w:val="clear" w:pos="720"/>
-          <w:tab w:val="num" w:pos="1309"/>
-        </w:tabs>
-        <w:ind w:left="1309"/>
-      </w:pPr>
-      <w:proofErr w:type="spellStart"/>
-      <w:r>
-        <w:t>Máscara</w:t>
-      </w:r>
-      <w:proofErr w:type="spellEnd"/>
-      <w:r>
-        <w:t xml:space="preserve"> de </w:t>
-      </w:r>
-      <w:proofErr w:type="spellStart"/>
-      <w:r>
-        <w:t>subred</w:t>
-      </w:r>
-      <w:proofErr w:type="spellEnd"/>
-      <w:r>
-        <w:t xml:space="preserve">: </w:t>
-      </w:r>
-      <w:r>
-        <w:rPr>
-          <w:rStyle w:val="math-inline"/>
-        </w:rPr>
-        <w:t>/2</w:t>
-      </w:r>
-      <w:r>
-        <w:rPr>
-          <w:rStyle w:val="math-inline"/>
-        </w:rPr>
-        <w:t>5</w:t>
-      </w:r>
-      <w:r>
-        <w:t xml:space="preserve"> (o </w:t>
-      </w:r>
-      <w:r>
-        <w:rPr>
-          <w:rStyle w:val="math-inline"/>
-        </w:rPr>
-        <w:t>255.255 .255.</w:t>
-      </w:r>
-      <w:r>
-        <w:rPr>
-          <w:rStyle w:val="math-inline"/>
-        </w:rPr>
-        <w:t>128</w:t>
-      </w:r>
-      <w:r>
-        <w:t>).</w:t>
-      </w:r>
-    </w:p>
-    <w:p>
-      <w:pPr>
-        <w:pStyle w:val="NormalWeb"/>
-        <w:ind w:left="720"/>
-        <w:rPr>
-          <w:lang w:val="es-AR"/>
-        </w:rPr>
-      </w:pPr>
-      <w:r>
-        <w:rPr>
-          <w:lang w:val="es-AR"/>
-        </w:rPr>
-        <w:t xml:space="preserve">El rango de hosts válidos para la subred </w:t>
-      </w:r>
-      <w:r>
-        <w:rPr>
-          <w:lang w:val="es-AR"/>
-        </w:rPr>
-        <w:t>C</w:t>
-      </w:r>
-      <w:r>
-        <w:rPr>
-          <w:lang w:val="es-AR"/>
-        </w:rPr>
-        <w:t xml:space="preserve"> es 192.168.1.</w:t>
-      </w:r>
-      <w:r>
-        <w:rPr>
-          <w:lang w:val="es-AR"/>
-        </w:rPr>
-        <w:t>128</w:t>
-      </w:r>
-      <w:r>
-        <w:rPr>
-          <w:lang w:val="es-AR"/>
-        </w:rPr>
-        <w:t xml:space="preserve"> - 192.168.</w:t>
-      </w:r>
-      <w:r>
-        <w:rPr>
-          <w:lang w:val="es-AR"/>
-        </w:rPr>
-        <w:t>1</w:t>
-      </w:r>
-      <w:r>
-        <w:rPr>
-          <w:lang w:val="es-AR"/>
-        </w:rPr>
-        <w:t>.</w:t>
-      </w:r>
-      <w:r>
-        <w:rPr>
-          <w:lang w:val="es-AR"/>
-        </w:rPr>
-        <w:t>254</w:t>
-      </w:r>
-      <w:r>
-        <w:rPr>
-          <w:lang w:val="es-AR"/>
-        </w:rPr>
-        <w:t xml:space="preserve"> (126 hosts válidos </w:t>
-      </w:r>
-      <w:r>
-        <w:rPr>
-          <w:lang w:val="es-AR"/>
-        </w:rPr>
-        <w:t xml:space="preserve">&gt; </w:t>
-      </w:r>
-      <w:r>
-        <w:rPr>
-          <w:lang w:val="es-AR"/>
-        </w:rPr>
-        <w:t>64</w:t>
-      </w:r>
-      <w:r>
-        <w:rPr>
-          <w:lang w:val="es-AR"/>
-        </w:rPr>
-        <w:t xml:space="preserve"> hosts necesitados).</w:t>
-      </w:r>
-      <w:r>
-        <w:rPr>
-          <w:lang w:val="es-AR"/>
-        </w:rPr>
-        <w:t xml:space="preserve"> </w:t>
-      </w:r>
-    </w:p>
-    <w:p>
-      <w:pPr>
-        <w:pStyle w:val="NormalWeb"/>
-        <w:ind w:left="720"/>
-        <w:rPr>
-          <w:lang w:val="es-AR"/>
-        </w:rPr>
-      </w:pPr>
-      <w:r>
-        <w:rPr>
-          <w:lang w:val="es-AR"/>
-        </w:rPr>
-        <w:t>Para la subred D, e</w:t>
-      </w:r>
-      <w:r>
-        <w:rPr>
-          <w:lang w:val="es-AR"/>
-        </w:rPr>
-        <w:t>l rango de hosts válidos</w:t>
-      </w:r>
-      <w:r>
-        <w:rPr>
-          <w:lang w:val="es-AR"/>
-        </w:rPr>
-        <w:t xml:space="preserve"> es </w:t>
-      </w:r>
-      <w:r>
-        <w:rPr>
-          <w:lang w:val="es-AR"/>
-        </w:rPr>
-        <w:t>192.168.</w:t>
-      </w:r>
-      <w:r>
-        <w:rPr>
-          <w:lang w:val="es-AR"/>
-        </w:rPr>
-        <w:t>2</w:t>
-      </w:r>
-      <w:r>
-        <w:rPr>
-          <w:lang w:val="es-AR"/>
-        </w:rPr>
-        <w:t>.1 - 192.168.</w:t>
-      </w:r>
-      <w:r>
-        <w:rPr>
-          <w:lang w:val="es-AR"/>
-        </w:rPr>
-        <w:t>2</w:t>
-      </w:r>
-      <w:r>
-        <w:rPr>
-          <w:lang w:val="es-AR"/>
-        </w:rPr>
-        <w:t>.</w:t>
-      </w:r>
-      <w:r>
-        <w:rPr>
-          <w:lang w:val="es-AR"/>
-        </w:rPr>
-        <w:t>126</w:t>
-      </w:r>
-      <w:r>
-        <w:rPr>
-          <w:lang w:val="es-AR"/>
-        </w:rPr>
-        <w:t xml:space="preserve"> (126 hosts válidos </w:t>
-      </w:r>
-      <w:r>
-        <w:rPr>
-          <w:lang w:val="es-AR"/>
-        </w:rPr>
-        <w:t xml:space="preserve">&gt; </w:t>
-      </w:r>
-      <w:r>
-        <w:rPr>
-          <w:lang w:val="es-AR"/>
-        </w:rPr>
-        <w:t>64 hosts necesitados).</w:t>
-      </w:r>
-    </w:p>
-    <w:p>
-      <w:pPr>
-        <w:pStyle w:val="NormalWeb"/>
-        <w:rPr>
-          <w:lang w:val="es-AR"/>
-        </w:rPr>
-      </w:pPr>
-    </w:p>
-    <w:p>
-      <w:pPr>
-        <w:pStyle w:val="NormalWeb"/>
-        <w:rPr>
-          <w:lang w:val="es-AR"/>
-        </w:rPr>
-      </w:pPr>
+        <w:ind w:left="589"/>
+      </w:pPr>
+      <w:r>
+        <w:t>Broad: 172.17.3.127/25</w:t>
+      </w:r>
     </w:p>
     <w:p>
       <w:pPr>
@@ -5815,13 +5066,7 @@
         <w:rPr>
           <w:spacing w:val="-2"/>
         </w:rPr>
-        <w:t>1</w:t>
-      </w:r>
-      <w:r>
-        <w:rPr>
-          <w:spacing w:val="-2"/>
-        </w:rPr>
-        <w:t>3.23.57.0</w:t>
+        <w:t>13.23.57.0</w:t>
       </w:r>
       <w:r>
         <w:t>: Clase A ya que su primer octeto se encuentra en el rango 1-127 (Clase A comienza con 0xxxxxxx)</w:t>
@@ -5894,31 +5139,7 @@
         <w:t xml:space="preserve">: </w:t>
       </w:r>
       <w:r>
-        <w:t xml:space="preserve">Técnicamente, por </w:t>
-      </w:r>
-      <w:r>
-        <w:t>el</w:t>
-      </w:r>
-      <w:r>
-        <w:t xml:space="preserve"> primer octet</w:t>
-      </w:r>
-      <w:r>
-        <w:t>o</w:t>
-      </w:r>
-      <w:r>
-        <w:t xml:space="preserve"> sería clase A</w:t>
-      </w:r>
-      <w:r>
-        <w:t xml:space="preserve"> </w:t>
-      </w:r>
-      <w:r>
-        <w:t>ya que su primer octeto se encuentra en el rango 1-127</w:t>
-      </w:r>
-      <w:r>
-        <w:t xml:space="preserve">. Cabe recordar que </w:t>
-      </w:r>
-      <w:r>
-        <w:t xml:space="preserve">El rango 127.0.0.0 – 127.255.255.255 </w:t>
+        <w:t xml:space="preserve">Técnicamente, por el primer octeto sería clase A ya que su primer octeto se encuentra en el rango 1-127. Cabe recordar que El rango 127.0.0.0 – 127.255.255.255 </w:t>
       </w:r>
       <w:r>
         <w:rPr>
@@ -5946,10 +5167,7 @@
         <w:t>,</w:t>
       </w:r>
       <w:r>
-        <w:t xml:space="preserve"> es decir, direcciones que apuntan a la misma máquina.</w:t>
-      </w:r>
-      <w:r>
-        <w:t xml:space="preserve"> Es decir, técnicamente sería clase </w:t>
+        <w:t xml:space="preserve"> es decir, direcciones que apuntan a la misma máquina. Es decir, técnicamente sería clase </w:t>
       </w:r>
       <w:proofErr w:type="gramStart"/>
       <w:r>
@@ -5979,13 +5197,7 @@
         <w:rPr>
           <w:spacing w:val="-2"/>
         </w:rPr>
-        <w:t xml:space="preserve">: </w:t>
-      </w:r>
-      <w:r>
-        <w:rPr>
-          <w:spacing w:val="-2"/>
-        </w:rPr>
-        <w:t>Clase C ya que su primer octeto se encuentra en el rango 192-223 (Clase C comienza con 110xxxxx).</w:t>
+        <w:t>: Clase C ya que su primer octeto se encuentra en el rango 192-223 (Clase C comienza con 110xxxxx).</w:t>
       </w:r>
     </w:p>
     <w:p>
@@ -6065,11 +5277,7 @@
         <w:t xml:space="preserve">. </w:t>
       </w:r>
       <w:r>
-        <w:t xml:space="preserve">Esto se debe a que en la clase A se reservan 24 bits para identificar a los hosts, lo que </w:t>
-      </w:r>
-      <w:r>
-        <w:lastRenderedPageBreak/>
-        <w:t xml:space="preserve">permite </w:t>
+        <w:t xml:space="preserve">Esto se debe a que en la clase A se reservan 24 bits para identificar a los hosts, lo que permite </w:t>
       </w:r>
       <w:r>
         <w:rPr>
@@ -6135,13 +5343,7 @@
         <w:rPr>
           <w:sz w:val="24"/>
         </w:rPr>
-        <w:t>¿</w:t>
-      </w:r>
-      <w:r>
-        <w:rPr>
-          <w:sz w:val="24"/>
-        </w:rPr>
-        <w:t xml:space="preserve">Cuál o cuáles clases le permiten tener como máximo 254 hosts por </w:t>
+        <w:t xml:space="preserve">¿Cuál o cuáles clases le permiten tener como máximo 254 hosts por </w:t>
       </w:r>
       <w:r>
         <w:rPr>
@@ -6157,13 +5359,7 @@
         <w:ind w:left="993"/>
       </w:pPr>
       <w:r>
-        <w:t>L</w:t>
-      </w:r>
-      <w:r>
-        <w:t>a clase C solo dedica 8 bits para los hosts, por lo que puede tener como máximo 254 hosts por red</w:t>
-      </w:r>
-      <w:r>
-        <w:t>.</w:t>
+        <w:t>La clase C solo dedica 8 bits para los hosts, por lo que puede tener como máximo 254 hosts por red.</w:t>
       </w:r>
     </w:p>
     <w:p>
@@ -6636,6 +5832,38 @@
       <w:pPr>
         <w:pStyle w:val="Textoindependiente"/>
         <w:tabs>
+          <w:tab w:val="left" w:pos="2613"/>
+          <w:tab w:val="left" w:pos="4518"/>
+          <w:tab w:val="left" w:pos="6678"/>
+        </w:tabs>
+        <w:ind w:left="259"/>
+        <w:rPr>
+          <w:spacing w:val="-2"/>
+        </w:rPr>
+      </w:pPr>
+      <w:r>
+        <w:rPr>
+          <w:spacing w:val="-2"/>
+        </w:rPr>
+        <w:t>190.7.2.0</w:t>
+      </w:r>
+      <w:r>
+        <w:rPr>
+          <w:spacing w:val="-2"/>
+        </w:rPr>
+        <w:t>:</w:t>
+      </w:r>
+      <w:r>
+        <w:rPr>
+          <w:spacing w:val="-2"/>
+        </w:rPr>
+        <w:t xml:space="preserve"> la dirección es válida ya que al comenzar con 190 es de clase B y los 2 últimos octetos que representan el host no son todos 0 o todos 1 por lo que es un host válido. </w:t>
+      </w:r>
+    </w:p>
+    <w:p>
+      <w:pPr>
+        <w:pStyle w:val="Textoindependiente"/>
+        <w:tabs>
           <w:tab w:val="left" w:pos="1623"/>
           <w:tab w:val="left" w:pos="3078"/>
           <w:tab w:val="right" w:pos="6858"/>
@@ -6645,24 +5873,6 @@
           <w:spacing w:val="-2"/>
         </w:rPr>
       </w:pPr>
-      <w:r>
-        <w:rPr>
-          <w:spacing w:val="-2"/>
-        </w:rPr>
-        <w:t xml:space="preserve">    </w:t>
-      </w:r>
-      <w:r>
-        <w:rPr>
-          <w:spacing w:val="-2"/>
-        </w:rPr>
-        <w:t>190.7.2.0</w:t>
-      </w:r>
-      <w:r>
-        <w:rPr>
-          <w:spacing w:val="-2"/>
-        </w:rPr>
-        <w:t>:</w:t>
-      </w:r>
     </w:p>
     <w:p>
       <w:pPr>
@@ -10669,7 +9879,7 @@
                 <w:szCs w:val="24"/>
                 <w:lang w:val="es-AR"/>
               </w:rPr>
-              <w:t xml:space="preserve"> solo procesa </w:t>
+              <w:t xml:space="preserve"> solo </w:t>
             </w:r>
             <w:r>
               <w:rPr>
@@ -10679,7 +9889,7 @@
                 <w:lang w:val="es-AR"/>
               </w:rPr>
               <w:lastRenderedPageBreak/>
-              <w:t>paquetes dirigidos a él, no los reenvía entre redes.</w:t>
+              <w:t>procesa paquetes dirigidos a él, no los reenvía entre redes.</w:t>
             </w:r>
           </w:p>
         </w:tc>
@@ -12751,6 +11961,7 @@
                 <w:bdr w:val="none" w:sz="0" w:space="0" w:color="auto" w:frame="1"/>
                 <w:lang w:val="en-US"/>
               </w:rPr>
+              <w:lastRenderedPageBreak/>
               <w:t>exit</w:t>
             </w:r>
           </w:p>
@@ -15671,7 +14882,6 @@
     <w:next w:val="Normal"/>
     <w:link w:val="Ttulo3Car"/>
     <w:uiPriority w:val="9"/>
-    <w:semiHidden/>
     <w:unhideWhenUsed/>
     <w:qFormat/>
     <w:rsid w:val="001908DE"/>
@@ -15734,6 +14944,7 @@
   <w:style w:type="paragraph" w:styleId="Textoindependiente">
     <w:name w:val="Body Text"/>
     <w:basedOn w:val="Normal"/>
+    <w:link w:val="TextoindependienteCar"/>
     <w:uiPriority w:val="1"/>
     <w:qFormat/>
     <w:rPr>
@@ -15832,11 +15043,23 @@
     <w:basedOn w:val="Fuentedeprrafopredeter"/>
     <w:link w:val="Ttulo3"/>
     <w:uiPriority w:val="9"/>
-    <w:semiHidden/>
     <w:rsid w:val="001908DE"/>
     <w:rPr>
       <w:rFonts w:asciiTheme="majorHAnsi" w:eastAsiaTheme="majorEastAsia" w:hAnsiTheme="majorHAnsi" w:cstheme="majorBidi"/>
       <w:color w:val="243F60" w:themeColor="accent1" w:themeShade="7F"/>
+      <w:sz w:val="24"/>
+      <w:szCs w:val="24"/>
+      <w:lang w:val="es-ES"/>
+    </w:rPr>
+  </w:style>
+  <w:style w:type="character" w:customStyle="1" w:styleId="TextoindependienteCar">
+    <w:name w:val="Texto independiente Car"/>
+    <w:basedOn w:val="Fuentedeprrafopredeter"/>
+    <w:link w:val="Textoindependiente"/>
+    <w:uiPriority w:val="1"/>
+    <w:rsid w:val="00884730"/>
+    <w:rPr>
+      <w:rFonts w:ascii="Times New Roman" w:eastAsia="Times New Roman" w:hAnsi="Times New Roman" w:cs="Times New Roman"/>
       <w:sz w:val="24"/>
       <w:szCs w:val="24"/>
       <w:lang w:val="es-ES"/>

--- a/4to Año/Comunicaciones II/TP6.docx
+++ b/4to Año/Comunicaciones II/TP6.docx
@@ -107,8 +107,21 @@
           <w:numId w:val="10"/>
         </w:numPr>
       </w:pPr>
-      <w:r>
-        <w:t>Enlazar redes físicamente.</w:t>
+      <w:proofErr w:type="spellStart"/>
+      <w:r>
+        <w:t>Enlazar</w:t>
+      </w:r>
+      <w:proofErr w:type="spellEnd"/>
+      <w:r>
+        <w:t xml:space="preserve"> redes </w:t>
+      </w:r>
+      <w:proofErr w:type="spellStart"/>
+      <w:r>
+        <w:t>físicamente</w:t>
+      </w:r>
+      <w:proofErr w:type="spellEnd"/>
+      <w:r>
+        <w:t>.</w:t>
       </w:r>
     </w:p>
     <w:p>
@@ -187,9 +200,27 @@
           <w:numId w:val="11"/>
         </w:numPr>
       </w:pPr>
-      <w:r>
-        <w:t>Esquemas de direccionamiento distintos</w:t>
-      </w:r>
+      <w:proofErr w:type="spellStart"/>
+      <w:r>
+        <w:t>Esquemas</w:t>
+      </w:r>
+      <w:proofErr w:type="spellEnd"/>
+      <w:r>
+        <w:t xml:space="preserve"> de </w:t>
+      </w:r>
+      <w:proofErr w:type="spellStart"/>
+      <w:r>
+        <w:t>direccionamiento</w:t>
+      </w:r>
+      <w:proofErr w:type="spellEnd"/>
+      <w:r>
+        <w:t xml:space="preserve"> </w:t>
+      </w:r>
+      <w:proofErr w:type="spellStart"/>
+      <w:r>
+        <w:t>distintos</w:t>
+      </w:r>
+      <w:proofErr w:type="spellEnd"/>
     </w:p>
     <w:p>
       <w:pPr>
@@ -217,9 +248,27 @@
           <w:numId w:val="11"/>
         </w:numPr>
       </w:pPr>
-      <w:r>
-        <w:t>Mecanismos de acceso distintos</w:t>
-      </w:r>
+      <w:proofErr w:type="spellStart"/>
+      <w:r>
+        <w:t>Mecanismos</w:t>
+      </w:r>
+      <w:proofErr w:type="spellEnd"/>
+      <w:r>
+        <w:t xml:space="preserve"> de </w:t>
+      </w:r>
+      <w:proofErr w:type="spellStart"/>
+      <w:r>
+        <w:t>acceso</w:t>
+      </w:r>
+      <w:proofErr w:type="spellEnd"/>
+      <w:r>
+        <w:t xml:space="preserve"> </w:t>
+      </w:r>
+      <w:proofErr w:type="spellStart"/>
+      <w:r>
+        <w:t>distintos</w:t>
+      </w:r>
+      <w:proofErr w:type="spellEnd"/>
     </w:p>
     <w:p>
       <w:pPr>
@@ -314,7 +363,21 @@
           <w:lang w:val="es-AR"/>
         </w:rPr>
         <w:br/>
-        <w:t>Cada datagrama IP viaja de forma independiente por la red; los routers deciden la mejor ruta para cada uno.</w:t>
+        <w:t xml:space="preserve">Cada datagrama IP viaja de forma independiente por la red; los </w:t>
+      </w:r>
+      <w:proofErr w:type="spellStart"/>
+      <w:r>
+        <w:rPr>
+          <w:lang w:val="es-AR"/>
+        </w:rPr>
+        <w:t>routers</w:t>
+      </w:r>
+      <w:proofErr w:type="spellEnd"/>
+      <w:r>
+        <w:rPr>
+          <w:lang w:val="es-AR"/>
+        </w:rPr>
+        <w:t xml:space="preserve"> deciden la mejor ruta para cada uno.</w:t>
       </w:r>
       <w:r>
         <w:rPr>
@@ -346,11 +409,19 @@
       <w:pPr>
         <w:pStyle w:val="NormalWeb"/>
       </w:pPr>
+      <w:proofErr w:type="spellStart"/>
       <w:r>
         <w:rPr>
           <w:rStyle w:val="Textoennegrita"/>
         </w:rPr>
-        <w:t>Ventajas:</w:t>
+        <w:t>Ventajas</w:t>
+      </w:r>
+      <w:proofErr w:type="spellEnd"/>
+      <w:r>
+        <w:rPr>
+          <w:rStyle w:val="Textoennegrita"/>
+        </w:rPr>
+        <w:t>:</w:t>
       </w:r>
     </w:p>
     <w:p>
@@ -428,13 +499,47 @@
         <w:br/>
         <w:t>“</w:t>
       </w:r>
+      <w:proofErr w:type="spellStart"/>
       <w:r>
         <w:rPr>
           <w:rStyle w:val="Textoennegrita"/>
           <w:lang w:val="es-AR"/>
         </w:rPr>
-        <w:t>Best Effort Delivery</w:t>
-      </w:r>
+        <w:t>Best</w:t>
+      </w:r>
+      <w:proofErr w:type="spellEnd"/>
+      <w:r>
+        <w:rPr>
+          <w:rStyle w:val="Textoennegrita"/>
+          <w:lang w:val="es-AR"/>
+        </w:rPr>
+        <w:t xml:space="preserve"> </w:t>
+      </w:r>
+      <w:proofErr w:type="spellStart"/>
+      <w:r>
+        <w:rPr>
+          <w:rStyle w:val="Textoennegrita"/>
+          <w:lang w:val="es-AR"/>
+        </w:rPr>
+        <w:t>Effort</w:t>
+      </w:r>
+      <w:proofErr w:type="spellEnd"/>
+      <w:r>
+        <w:rPr>
+          <w:rStyle w:val="Textoennegrita"/>
+          <w:lang w:val="es-AR"/>
+        </w:rPr>
+        <w:t xml:space="preserve"> </w:t>
+      </w:r>
+      <w:proofErr w:type="spellStart"/>
+      <w:r>
+        <w:rPr>
+          <w:rStyle w:val="Textoennegrita"/>
+          <w:lang w:val="es-AR"/>
+        </w:rPr>
+        <w:t>Delivery</w:t>
+      </w:r>
+      <w:proofErr w:type="spellEnd"/>
       <w:r>
         <w:rPr>
           <w:lang w:val="es-AR"/>
@@ -445,21 +550,33 @@
     <w:p>
       <w:pPr>
         <w:pStyle w:val="NormalWeb"/>
+        <w:rPr>
+          <w:lang w:val="es-AR"/>
+        </w:rPr>
       </w:pPr>
     </w:p>
     <w:p>
       <w:pPr>
         <w:pStyle w:val="NormalWeb"/>
+        <w:rPr>
+          <w:lang w:val="es-AR"/>
+        </w:rPr>
       </w:pPr>
     </w:p>
     <w:p>
       <w:pPr>
         <w:pStyle w:val="NormalWeb"/>
+        <w:rPr>
+          <w:lang w:val="es-AR"/>
+        </w:rPr>
       </w:pPr>
     </w:p>
     <w:p>
       <w:pPr>
         <w:pStyle w:val="NormalWeb"/>
+        <w:rPr>
+          <w:lang w:val="es-AR"/>
+        </w:rPr>
       </w:pPr>
     </w:p>
     <w:p>
@@ -530,6 +647,7 @@
                 <w:lang w:val="en-US"/>
               </w:rPr>
             </w:pPr>
+            <w:proofErr w:type="spellStart"/>
             <w:r>
               <w:rPr>
                 <w:b/>
@@ -540,6 +658,7 @@
               </w:rPr>
               <w:t>Aspecto</w:t>
             </w:r>
+            <w:proofErr w:type="spellEnd"/>
           </w:p>
         </w:tc>
         <w:tc>
@@ -562,6 +681,7 @@
                 <w:lang w:val="en-US"/>
               </w:rPr>
             </w:pPr>
+            <w:proofErr w:type="spellStart"/>
             <w:r>
               <w:rPr>
                 <w:b/>
@@ -572,6 +692,7 @@
               </w:rPr>
               <w:t>Descripción</w:t>
             </w:r>
+            <w:proofErr w:type="spellEnd"/>
           </w:p>
         </w:tc>
       </w:tr>
@@ -597,6 +718,7 @@
                 <w:lang w:val="en-US"/>
               </w:rPr>
             </w:pPr>
+            <w:proofErr w:type="spellStart"/>
             <w:r>
               <w:rPr>
                 <w:b/>
@@ -605,7 +727,40 @@
                 <w:szCs w:val="24"/>
                 <w:lang w:val="en-US"/>
               </w:rPr>
-              <w:t>Ruteo (Encaminamiento)</w:t>
+              <w:t>Ruteo</w:t>
+            </w:r>
+            <w:proofErr w:type="spellEnd"/>
+            <w:r>
+              <w:rPr>
+                <w:b/>
+                <w:bCs/>
+                <w:sz w:val="24"/>
+                <w:szCs w:val="24"/>
+                <w:lang w:val="en-US"/>
+              </w:rPr>
+              <w:t xml:space="preserve"> (</w:t>
+            </w:r>
+            <w:proofErr w:type="spellStart"/>
+            <w:r>
+              <w:rPr>
+                <w:b/>
+                <w:bCs/>
+                <w:sz w:val="24"/>
+                <w:szCs w:val="24"/>
+                <w:lang w:val="en-US"/>
+              </w:rPr>
+              <w:t>Encaminamiento</w:t>
+            </w:r>
+            <w:proofErr w:type="spellEnd"/>
+            <w:r>
+              <w:rPr>
+                <w:b/>
+                <w:bCs/>
+                <w:sz w:val="24"/>
+                <w:szCs w:val="24"/>
+                <w:lang w:val="en-US"/>
+              </w:rPr>
+              <w:t>)</w:t>
             </w:r>
           </w:p>
         </w:tc>
@@ -633,7 +788,25 @@
                 <w:szCs w:val="24"/>
                 <w:lang w:val="es-AR"/>
               </w:rPr>
-              <w:t xml:space="preserve">Determinar la ruta que seguirá el datagrama hasta su destino. Cada router mantiene una </w:t>
+              <w:t xml:space="preserve">Determinar la ruta que seguirá el datagrama hasta su destino. Cada </w:t>
+            </w:r>
+            <w:proofErr w:type="spellStart"/>
+            <w:r>
+              <w:rPr>
+                <w:sz w:val="24"/>
+                <w:szCs w:val="24"/>
+                <w:lang w:val="es-AR"/>
+              </w:rPr>
+              <w:t>router</w:t>
+            </w:r>
+            <w:proofErr w:type="spellEnd"/>
+            <w:r>
+              <w:rPr>
+                <w:sz w:val="24"/>
+                <w:szCs w:val="24"/>
+                <w:lang w:val="es-AR"/>
+              </w:rPr>
+              <w:t xml:space="preserve"> mantiene una </w:t>
             </w:r>
             <w:r>
               <w:rPr>
@@ -703,7 +876,25 @@
                 <w:szCs w:val="24"/>
                 <w:lang w:val="es-AR"/>
               </w:rPr>
-              <w:t>: los routers se comunican automáticamente entre ellos enviándose información actualizada de estado de la red cada determinado tiempo o cuando se produce alguna variación en el estado de la misma</w:t>
+              <w:t xml:space="preserve">: los </w:t>
+            </w:r>
+            <w:proofErr w:type="spellStart"/>
+            <w:r>
+              <w:rPr>
+                <w:sz w:val="24"/>
+                <w:szCs w:val="24"/>
+                <w:lang w:val="es-AR"/>
+              </w:rPr>
+              <w:t>routers</w:t>
+            </w:r>
+            <w:proofErr w:type="spellEnd"/>
+            <w:r>
+              <w:rPr>
+                <w:sz w:val="24"/>
+                <w:szCs w:val="24"/>
+                <w:lang w:val="es-AR"/>
+              </w:rPr>
+              <w:t xml:space="preserve"> se comunican automáticamente entre ellos enviándose información actualizada de estado de la red cada determinado tiempo o cuando se produce alguna variación en el estado de la misma</w:t>
             </w:r>
             <w:r>
               <w:rPr>
@@ -738,6 +929,7 @@
                 <w:lang w:val="en-US"/>
               </w:rPr>
             </w:pPr>
+            <w:proofErr w:type="spellStart"/>
             <w:r>
               <w:rPr>
                 <w:b/>
@@ -746,7 +938,40 @@
                 <w:szCs w:val="24"/>
                 <w:lang w:val="en-US"/>
               </w:rPr>
-              <w:t>Tiempo de vida (TTL)</w:t>
+              <w:t>Tiempo</w:t>
+            </w:r>
+            <w:proofErr w:type="spellEnd"/>
+            <w:r>
+              <w:rPr>
+                <w:b/>
+                <w:bCs/>
+                <w:sz w:val="24"/>
+                <w:szCs w:val="24"/>
+                <w:lang w:val="en-US"/>
+              </w:rPr>
+              <w:t xml:space="preserve"> de </w:t>
+            </w:r>
+            <w:proofErr w:type="spellStart"/>
+            <w:r>
+              <w:rPr>
+                <w:b/>
+                <w:bCs/>
+                <w:sz w:val="24"/>
+                <w:szCs w:val="24"/>
+                <w:lang w:val="en-US"/>
+              </w:rPr>
+              <w:t>vida</w:t>
+            </w:r>
+            <w:proofErr w:type="spellEnd"/>
+            <w:r>
+              <w:rPr>
+                <w:b/>
+                <w:bCs/>
+                <w:sz w:val="24"/>
+                <w:szCs w:val="24"/>
+                <w:lang w:val="en-US"/>
+              </w:rPr>
+              <w:t xml:space="preserve"> (TTL)</w:t>
             </w:r>
           </w:p>
         </w:tc>
@@ -774,7 +999,25 @@
                 <w:szCs w:val="24"/>
                 <w:lang w:val="es-AR"/>
               </w:rPr>
-              <w:t>Campo que evita que un paquete quede circulando indefinidamente. Cada salto (router) reduce el contador en 1; si llega a 0, el paquete se descarta.</w:t>
+              <w:t>Campo que evita que un paquete quede circulando indefinidamente. Cada salto (</w:t>
+            </w:r>
+            <w:proofErr w:type="spellStart"/>
+            <w:r>
+              <w:rPr>
+                <w:sz w:val="24"/>
+                <w:szCs w:val="24"/>
+                <w:lang w:val="es-AR"/>
+              </w:rPr>
+              <w:t>router</w:t>
+            </w:r>
+            <w:proofErr w:type="spellEnd"/>
+            <w:r>
+              <w:rPr>
+                <w:sz w:val="24"/>
+                <w:szCs w:val="24"/>
+                <w:lang w:val="es-AR"/>
+              </w:rPr>
+              <w:t>) reduce el contador en 1; si llega a 0, el paquete se descarta.</w:t>
             </w:r>
           </w:p>
         </w:tc>
@@ -801,6 +1044,7 @@
                 <w:lang w:val="en-US"/>
               </w:rPr>
             </w:pPr>
+            <w:proofErr w:type="spellStart"/>
             <w:r>
               <w:rPr>
                 <w:b/>
@@ -809,8 +1053,31 @@
                 <w:szCs w:val="24"/>
                 <w:lang w:val="en-US"/>
               </w:rPr>
-              <w:t>Fragmentación / Reensamblado</w:t>
-            </w:r>
+              <w:t>Fragmentación</w:t>
+            </w:r>
+            <w:proofErr w:type="spellEnd"/>
+            <w:r>
+              <w:rPr>
+                <w:b/>
+                <w:bCs/>
+                <w:sz w:val="24"/>
+                <w:szCs w:val="24"/>
+                <w:lang w:val="en-US"/>
+              </w:rPr>
+              <w:t xml:space="preserve"> / </w:t>
+            </w:r>
+            <w:proofErr w:type="spellStart"/>
+            <w:r>
+              <w:rPr>
+                <w:b/>
+                <w:bCs/>
+                <w:sz w:val="24"/>
+                <w:szCs w:val="24"/>
+                <w:lang w:val="en-US"/>
+              </w:rPr>
+              <w:t>Reensamblado</w:t>
+            </w:r>
+            <w:proofErr w:type="spellEnd"/>
           </w:p>
         </w:tc>
         <w:tc>
@@ -873,7 +1140,25 @@
                 <w:szCs w:val="24"/>
                 <w:lang w:val="es-AR"/>
               </w:rPr>
-              <w:t>, no en routers intermedios.</w:t>
+              <w:t xml:space="preserve">, no en </w:t>
+            </w:r>
+            <w:proofErr w:type="spellStart"/>
+            <w:r>
+              <w:rPr>
+                <w:sz w:val="24"/>
+                <w:szCs w:val="24"/>
+                <w:lang w:val="es-AR"/>
+              </w:rPr>
+              <w:t>routers</w:t>
+            </w:r>
+            <w:proofErr w:type="spellEnd"/>
+            <w:r>
+              <w:rPr>
+                <w:sz w:val="24"/>
+                <w:szCs w:val="24"/>
+                <w:lang w:val="es-AR"/>
+              </w:rPr>
+              <w:t xml:space="preserve"> intermedios.</w:t>
             </w:r>
             <w:r>
               <w:rPr>
@@ -916,8 +1201,20 @@
                 <w:szCs w:val="24"/>
                 <w:lang w:val="en-US"/>
               </w:rPr>
-              <w:t>Control de errores</w:t>
-            </w:r>
+              <w:t xml:space="preserve">Control de </w:t>
+            </w:r>
+            <w:proofErr w:type="spellStart"/>
+            <w:r>
+              <w:rPr>
+                <w:b/>
+                <w:bCs/>
+                <w:sz w:val="24"/>
+                <w:szCs w:val="24"/>
+                <w:lang w:val="en-US"/>
+              </w:rPr>
+              <w:t>errores</w:t>
+            </w:r>
+            <w:proofErr w:type="spellEnd"/>
           </w:p>
         </w:tc>
         <w:tc>
@@ -952,7 +1249,25 @@
                 <w:szCs w:val="24"/>
                 <w:lang w:val="es-AR"/>
               </w:rPr>
-              <w:t xml:space="preserve"> (checksum)</w:t>
+              <w:t xml:space="preserve"> (</w:t>
+            </w:r>
+            <w:proofErr w:type="spellStart"/>
+            <w:r>
+              <w:rPr>
+                <w:sz w:val="24"/>
+                <w:szCs w:val="24"/>
+                <w:lang w:val="es-AR"/>
+              </w:rPr>
+              <w:t>checksum</w:t>
+            </w:r>
+            <w:proofErr w:type="spellEnd"/>
+            <w:r>
+              <w:rPr>
+                <w:sz w:val="24"/>
+                <w:szCs w:val="24"/>
+                <w:lang w:val="es-AR"/>
+              </w:rPr>
+              <w:t>)</w:t>
             </w:r>
             <w:r>
               <w:rPr>
@@ -995,8 +1310,20 @@
                 <w:szCs w:val="24"/>
                 <w:lang w:val="en-US"/>
               </w:rPr>
-              <w:t>Control de flujo</w:t>
-            </w:r>
+              <w:t xml:space="preserve">Control de </w:t>
+            </w:r>
+            <w:proofErr w:type="spellStart"/>
+            <w:r>
+              <w:rPr>
+                <w:b/>
+                <w:bCs/>
+                <w:sz w:val="24"/>
+                <w:szCs w:val="24"/>
+                <w:lang w:val="en-US"/>
+              </w:rPr>
+              <w:t>flujo</w:t>
+            </w:r>
+            <w:proofErr w:type="spellEnd"/>
           </w:p>
         </w:tc>
         <w:tc>
@@ -1023,7 +1350,25 @@
                 <w:szCs w:val="24"/>
                 <w:lang w:val="es-AR"/>
               </w:rPr>
-              <w:t>Limitado, ya que IP no tiene confirmaciones. Si hay congestión, el router puede enviar un mensaje ICMP pidiendo reducir el ritmo de envío.</w:t>
+              <w:t xml:space="preserve">Limitado, ya que IP no tiene confirmaciones. Si hay congestión, el </w:t>
+            </w:r>
+            <w:proofErr w:type="spellStart"/>
+            <w:r>
+              <w:rPr>
+                <w:sz w:val="24"/>
+                <w:szCs w:val="24"/>
+                <w:lang w:val="es-AR"/>
+              </w:rPr>
+              <w:t>router</w:t>
+            </w:r>
+            <w:proofErr w:type="spellEnd"/>
+            <w:r>
+              <w:rPr>
+                <w:sz w:val="24"/>
+                <w:szCs w:val="24"/>
+                <w:lang w:val="es-AR"/>
+              </w:rPr>
+              <w:t xml:space="preserve"> puede enviar un mensaje ICMP pidiendo reducir el ritmo de envío.</w:t>
             </w:r>
           </w:p>
         </w:tc>
@@ -1073,8 +1418,13 @@
           <w:numId w:val="13"/>
         </w:numPr>
       </w:pPr>
-      <w:r>
-        <w:t>Protocolo base de Internet.</w:t>
+      <w:proofErr w:type="spellStart"/>
+      <w:r>
+        <w:t>Protocolo</w:t>
+      </w:r>
+      <w:proofErr w:type="spellEnd"/>
+      <w:r>
+        <w:t xml:space="preserve"> base de Internet.</w:t>
       </w:r>
     </w:p>
     <w:p>
@@ -1085,8 +1435,29 @@
           <w:numId w:val="13"/>
         </w:numPr>
       </w:pPr>
-      <w:r>
-        <w:t>Direcciona y encamina datagramas.</w:t>
+      <w:proofErr w:type="spellStart"/>
+      <w:r>
+        <w:t>Direcciona</w:t>
+      </w:r>
+      <w:proofErr w:type="spellEnd"/>
+      <w:r>
+        <w:t xml:space="preserve"> y </w:t>
+      </w:r>
+      <w:proofErr w:type="spellStart"/>
+      <w:r>
+        <w:t>encamina</w:t>
+      </w:r>
+      <w:proofErr w:type="spellEnd"/>
+      <w:r>
+        <w:t xml:space="preserve"> </w:t>
+      </w:r>
+      <w:proofErr w:type="spellStart"/>
+      <w:r>
+        <w:t>datagramas</w:t>
+      </w:r>
+      <w:proofErr w:type="spellEnd"/>
+      <w:r>
+        <w:t>.</w:t>
       </w:r>
     </w:p>
     <w:p>
@@ -1212,6 +1583,7 @@
       </w:pPr>
       <w:r>
         <w:rPr>
+          <w:noProof/>
           <w:lang w:val="es-AR"/>
         </w:rPr>
         <w:lastRenderedPageBreak/>
@@ -1335,6 +1707,7 @@
                 <w:lang w:val="en-US"/>
               </w:rPr>
             </w:pPr>
+            <w:proofErr w:type="spellStart"/>
             <w:r>
               <w:rPr>
                 <w:b/>
@@ -1345,6 +1718,7 @@
               </w:rPr>
               <w:t>Tamaño</w:t>
             </w:r>
+            <w:proofErr w:type="spellEnd"/>
           </w:p>
         </w:tc>
         <w:tc>
@@ -1367,6 +1741,7 @@
                 <w:lang w:val="en-US"/>
               </w:rPr>
             </w:pPr>
+            <w:proofErr w:type="spellStart"/>
             <w:r>
               <w:rPr>
                 <w:b/>
@@ -1377,6 +1752,7 @@
               </w:rPr>
               <w:t>Descripción</w:t>
             </w:r>
+            <w:proofErr w:type="spellEnd"/>
           </w:p>
         </w:tc>
       </w:tr>
@@ -1403,6 +1779,7 @@
                 <w:lang w:val="en-US"/>
               </w:rPr>
             </w:pPr>
+            <w:proofErr w:type="spellStart"/>
             <w:r>
               <w:rPr>
                 <w:b/>
@@ -1413,6 +1790,7 @@
               </w:rPr>
               <w:t>Versión</w:t>
             </w:r>
+            <w:proofErr w:type="spellEnd"/>
           </w:p>
         </w:tc>
         <w:tc>
@@ -1467,7 +1845,25 @@
                 <w:szCs w:val="24"/>
                 <w:lang w:val="en-US"/>
               </w:rPr>
-              <w:t>Indica versión (4 para IPv4).</w:t>
+              <w:t xml:space="preserve">Indica </w:t>
+            </w:r>
+            <w:proofErr w:type="spellStart"/>
+            <w:r>
+              <w:rPr>
+                <w:sz w:val="24"/>
+                <w:szCs w:val="24"/>
+                <w:lang w:val="en-US"/>
+              </w:rPr>
+              <w:t>versión</w:t>
+            </w:r>
+            <w:proofErr w:type="spellEnd"/>
+            <w:r>
+              <w:rPr>
+                <w:sz w:val="24"/>
+                <w:szCs w:val="24"/>
+                <w:lang w:val="en-US"/>
+              </w:rPr>
+              <w:t xml:space="preserve"> (4 para IPv4).</w:t>
             </w:r>
           </w:p>
         </w:tc>
@@ -1553,13 +1949,23 @@
                 <w:lang w:val="en-US"/>
               </w:rPr>
             </w:pPr>
-            <w:r>
-              <w:rPr>
-                <w:sz w:val="24"/>
-                <w:szCs w:val="24"/>
-                <w:lang w:val="en-US"/>
-              </w:rPr>
-              <w:t>Longitud de la cabecera.</w:t>
+            <w:proofErr w:type="spellStart"/>
+            <w:r>
+              <w:rPr>
+                <w:sz w:val="24"/>
+                <w:szCs w:val="24"/>
+                <w:lang w:val="en-US"/>
+              </w:rPr>
+              <w:t>Longitud</w:t>
+            </w:r>
+            <w:proofErr w:type="spellEnd"/>
+            <w:r>
+              <w:rPr>
+                <w:sz w:val="24"/>
+                <w:szCs w:val="24"/>
+                <w:lang w:val="en-US"/>
+              </w:rPr>
+              <w:t xml:space="preserve"> de la cabecera.</w:t>
             </w:r>
           </w:p>
         </w:tc>
@@ -1645,13 +2051,77 @@
                 <w:lang w:val="en-US"/>
               </w:rPr>
             </w:pPr>
-            <w:r>
-              <w:rPr>
-                <w:sz w:val="24"/>
-                <w:szCs w:val="24"/>
-                <w:lang w:val="en-US"/>
-              </w:rPr>
-              <w:t>Prioridad, retardo, fiabilidad, rendimiento.</w:t>
+            <w:proofErr w:type="spellStart"/>
+            <w:r>
+              <w:rPr>
+                <w:sz w:val="24"/>
+                <w:szCs w:val="24"/>
+                <w:lang w:val="en-US"/>
+              </w:rPr>
+              <w:t>Prioridad</w:t>
+            </w:r>
+            <w:proofErr w:type="spellEnd"/>
+            <w:r>
+              <w:rPr>
+                <w:sz w:val="24"/>
+                <w:szCs w:val="24"/>
+                <w:lang w:val="en-US"/>
+              </w:rPr>
+              <w:t xml:space="preserve">, </w:t>
+            </w:r>
+            <w:proofErr w:type="spellStart"/>
+            <w:r>
+              <w:rPr>
+                <w:sz w:val="24"/>
+                <w:szCs w:val="24"/>
+                <w:lang w:val="en-US"/>
+              </w:rPr>
+              <w:t>retardo</w:t>
+            </w:r>
+            <w:proofErr w:type="spellEnd"/>
+            <w:r>
+              <w:rPr>
+                <w:sz w:val="24"/>
+                <w:szCs w:val="24"/>
+                <w:lang w:val="en-US"/>
+              </w:rPr>
+              <w:t xml:space="preserve">, </w:t>
+            </w:r>
+            <w:proofErr w:type="spellStart"/>
+            <w:r>
+              <w:rPr>
+                <w:sz w:val="24"/>
+                <w:szCs w:val="24"/>
+                <w:lang w:val="en-US"/>
+              </w:rPr>
+              <w:t>fiabilidad</w:t>
+            </w:r>
+            <w:proofErr w:type="spellEnd"/>
+            <w:r>
+              <w:rPr>
+                <w:sz w:val="24"/>
+                <w:szCs w:val="24"/>
+                <w:lang w:val="en-US"/>
+              </w:rPr>
+              <w:t xml:space="preserve">, </w:t>
+            </w:r>
+            <w:proofErr w:type="spellStart"/>
+            <w:r>
+              <w:rPr>
+                <w:sz w:val="24"/>
+                <w:szCs w:val="24"/>
+                <w:lang w:val="en-US"/>
+              </w:rPr>
+              <w:t>rendimiento</w:t>
+            </w:r>
+            <w:proofErr w:type="spellEnd"/>
+            <w:r>
+              <w:rPr>
+                <w:sz w:val="24"/>
+                <w:szCs w:val="24"/>
+                <w:lang w:val="en-US"/>
+              </w:rPr>
+              <w:t>.</w:t>
             </w:r>
           </w:p>
         </w:tc>
@@ -1679,6 +2149,7 @@
                 <w:lang w:val="en-US"/>
               </w:rPr>
             </w:pPr>
+            <w:proofErr w:type="spellStart"/>
             <w:r>
               <w:rPr>
                 <w:b/>
@@ -1687,7 +2158,18 @@
                 <w:szCs w:val="24"/>
                 <w:lang w:val="en-US"/>
               </w:rPr>
-              <w:t>Longitud Total</w:t>
+              <w:t>Longitud</w:t>
+            </w:r>
+            <w:proofErr w:type="spellEnd"/>
+            <w:r>
+              <w:rPr>
+                <w:b/>
+                <w:bCs/>
+                <w:sz w:val="24"/>
+                <w:szCs w:val="24"/>
+                <w:lang w:val="en-US"/>
+              </w:rPr>
+              <w:t xml:space="preserve"> Total</w:t>
             </w:r>
           </w:p>
         </w:tc>
@@ -1737,13 +2219,41 @@
                 <w:lang w:val="en-US"/>
               </w:rPr>
             </w:pPr>
-            <w:r>
-              <w:rPr>
-                <w:sz w:val="24"/>
-                <w:szCs w:val="24"/>
-                <w:lang w:val="en-US"/>
-              </w:rPr>
-              <w:t>Tamaño total del datagrama.</w:t>
+            <w:proofErr w:type="spellStart"/>
+            <w:r>
+              <w:rPr>
+                <w:sz w:val="24"/>
+                <w:szCs w:val="24"/>
+                <w:lang w:val="en-US"/>
+              </w:rPr>
+              <w:t>Tamaño</w:t>
+            </w:r>
+            <w:proofErr w:type="spellEnd"/>
+            <w:r>
+              <w:rPr>
+                <w:sz w:val="24"/>
+                <w:szCs w:val="24"/>
+                <w:lang w:val="en-US"/>
+              </w:rPr>
+              <w:t xml:space="preserve"> total del </w:t>
+            </w:r>
+            <w:proofErr w:type="spellStart"/>
+            <w:r>
+              <w:rPr>
+                <w:sz w:val="24"/>
+                <w:szCs w:val="24"/>
+                <w:lang w:val="en-US"/>
+              </w:rPr>
+              <w:t>datagrama</w:t>
+            </w:r>
+            <w:proofErr w:type="spellEnd"/>
+            <w:r>
+              <w:rPr>
+                <w:sz w:val="24"/>
+                <w:szCs w:val="24"/>
+                <w:lang w:val="en-US"/>
+              </w:rPr>
+              <w:t>.</w:t>
             </w:r>
           </w:p>
         </w:tc>
@@ -1771,6 +2281,7 @@
                 <w:lang w:val="en-US"/>
               </w:rPr>
             </w:pPr>
+            <w:proofErr w:type="spellStart"/>
             <w:r>
               <w:rPr>
                 <w:b/>
@@ -1779,8 +2290,31 @@
                 <w:szCs w:val="24"/>
                 <w:lang w:val="en-US"/>
               </w:rPr>
-              <w:t>Identificación, Flags, Desplazamiento</w:t>
-            </w:r>
+              <w:t>Identificación</w:t>
+            </w:r>
+            <w:proofErr w:type="spellEnd"/>
+            <w:r>
+              <w:rPr>
+                <w:b/>
+                <w:bCs/>
+                <w:sz w:val="24"/>
+                <w:szCs w:val="24"/>
+                <w:lang w:val="en-US"/>
+              </w:rPr>
+              <w:t xml:space="preserve">, Flags, </w:t>
+            </w:r>
+            <w:proofErr w:type="spellStart"/>
+            <w:r>
+              <w:rPr>
+                <w:b/>
+                <w:bCs/>
+                <w:sz w:val="24"/>
+                <w:szCs w:val="24"/>
+                <w:lang w:val="en-US"/>
+              </w:rPr>
+              <w:t>Desplazamiento</w:t>
+            </w:r>
+            <w:proofErr w:type="spellEnd"/>
           </w:p>
         </w:tc>
         <w:tc>
@@ -1835,7 +2369,43 @@
                 <w:szCs w:val="24"/>
                 <w:lang w:val="en-US"/>
               </w:rPr>
-              <w:t>Para fragmentación y reensamblado.</w:t>
+              <w:t xml:space="preserve">Para </w:t>
+            </w:r>
+            <w:proofErr w:type="spellStart"/>
+            <w:r>
+              <w:rPr>
+                <w:sz w:val="24"/>
+                <w:szCs w:val="24"/>
+                <w:lang w:val="en-US"/>
+              </w:rPr>
+              <w:t>fragmentación</w:t>
+            </w:r>
+            <w:proofErr w:type="spellEnd"/>
+            <w:r>
+              <w:rPr>
+                <w:sz w:val="24"/>
+                <w:szCs w:val="24"/>
+                <w:lang w:val="en-US"/>
+              </w:rPr>
+              <w:t xml:space="preserve"> y </w:t>
+            </w:r>
+            <w:proofErr w:type="spellStart"/>
+            <w:r>
+              <w:rPr>
+                <w:sz w:val="24"/>
+                <w:szCs w:val="24"/>
+                <w:lang w:val="en-US"/>
+              </w:rPr>
+              <w:t>reensamblado</w:t>
+            </w:r>
+            <w:proofErr w:type="spellEnd"/>
+            <w:r>
+              <w:rPr>
+                <w:sz w:val="24"/>
+                <w:szCs w:val="24"/>
+                <w:lang w:val="en-US"/>
+              </w:rPr>
+              <w:t>.</w:t>
             </w:r>
           </w:p>
         </w:tc>
@@ -1955,6 +2525,7 @@
                 <w:lang w:val="en-US"/>
               </w:rPr>
             </w:pPr>
+            <w:proofErr w:type="spellStart"/>
             <w:r>
               <w:rPr>
                 <w:b/>
@@ -1965,6 +2536,7 @@
               </w:rPr>
               <w:t>Protocolo</w:t>
             </w:r>
+            <w:proofErr w:type="spellEnd"/>
           </w:p>
         </w:tc>
         <w:tc>
@@ -2105,13 +2677,59 @@
                 <w:lang w:val="en-US"/>
               </w:rPr>
             </w:pPr>
-            <w:r>
-              <w:rPr>
-                <w:sz w:val="24"/>
-                <w:szCs w:val="24"/>
-                <w:lang w:val="en-US"/>
-              </w:rPr>
-              <w:t>Verifica errores en cabecera.</w:t>
+            <w:proofErr w:type="spellStart"/>
+            <w:r>
+              <w:rPr>
+                <w:sz w:val="24"/>
+                <w:szCs w:val="24"/>
+                <w:lang w:val="en-US"/>
+              </w:rPr>
+              <w:t>Verifica</w:t>
+            </w:r>
+            <w:proofErr w:type="spellEnd"/>
+            <w:r>
+              <w:rPr>
+                <w:sz w:val="24"/>
+                <w:szCs w:val="24"/>
+                <w:lang w:val="en-US"/>
+              </w:rPr>
+              <w:t xml:space="preserve"> </w:t>
+            </w:r>
+            <w:proofErr w:type="spellStart"/>
+            <w:r>
+              <w:rPr>
+                <w:sz w:val="24"/>
+                <w:szCs w:val="24"/>
+                <w:lang w:val="en-US"/>
+              </w:rPr>
+              <w:t>errores</w:t>
+            </w:r>
+            <w:proofErr w:type="spellEnd"/>
+            <w:r>
+              <w:rPr>
+                <w:sz w:val="24"/>
+                <w:szCs w:val="24"/>
+                <w:lang w:val="en-US"/>
+              </w:rPr>
+              <w:t xml:space="preserve"> </w:t>
+            </w:r>
+            <w:proofErr w:type="spellStart"/>
+            <w:r>
+              <w:rPr>
+                <w:sz w:val="24"/>
+                <w:szCs w:val="24"/>
+                <w:lang w:val="en-US"/>
+              </w:rPr>
+              <w:t>en</w:t>
+            </w:r>
+            <w:proofErr w:type="spellEnd"/>
+            <w:r>
+              <w:rPr>
+                <w:sz w:val="24"/>
+                <w:szCs w:val="24"/>
+                <w:lang w:val="en-US"/>
+              </w:rPr>
+              <w:t xml:space="preserve"> cabecera.</w:t>
             </w:r>
           </w:p>
         </w:tc>
@@ -2139,6 +2757,7 @@
                 <w:lang w:val="en-US"/>
               </w:rPr>
             </w:pPr>
+            <w:proofErr w:type="spellStart"/>
             <w:r>
               <w:rPr>
                 <w:b/>
@@ -2147,8 +2766,31 @@
                 <w:szCs w:val="24"/>
                 <w:lang w:val="en-US"/>
               </w:rPr>
-              <w:t>Dirección Origen / Destino</w:t>
-            </w:r>
+              <w:t>Dirección</w:t>
+            </w:r>
+            <w:proofErr w:type="spellEnd"/>
+            <w:r>
+              <w:rPr>
+                <w:b/>
+                <w:bCs/>
+                <w:sz w:val="24"/>
+                <w:szCs w:val="24"/>
+                <w:lang w:val="en-US"/>
+              </w:rPr>
+              <w:t xml:space="preserve"> Origen / </w:t>
+            </w:r>
+            <w:proofErr w:type="spellStart"/>
+            <w:r>
+              <w:rPr>
+                <w:b/>
+                <w:bCs/>
+                <w:sz w:val="24"/>
+                <w:szCs w:val="24"/>
+                <w:lang w:val="en-US"/>
+              </w:rPr>
+              <w:t>Destino</w:t>
+            </w:r>
+            <w:proofErr w:type="spellEnd"/>
           </w:p>
         </w:tc>
         <w:tc>
@@ -2175,7 +2817,25 @@
                 <w:szCs w:val="24"/>
                 <w:lang w:val="en-US"/>
               </w:rPr>
-              <w:t>32 bits cada una</w:t>
+              <w:t xml:space="preserve">32 bits </w:t>
+            </w:r>
+            <w:proofErr w:type="spellStart"/>
+            <w:r>
+              <w:rPr>
+                <w:sz w:val="24"/>
+                <w:szCs w:val="24"/>
+                <w:lang w:val="en-US"/>
+              </w:rPr>
+              <w:t>cada</w:t>
+            </w:r>
+            <w:proofErr w:type="spellEnd"/>
+            <w:r>
+              <w:rPr>
+                <w:sz w:val="24"/>
+                <w:szCs w:val="24"/>
+                <w:lang w:val="en-US"/>
+              </w:rPr>
+              <w:t xml:space="preserve"> una</w:t>
             </w:r>
           </w:p>
         </w:tc>
@@ -2231,6 +2891,7 @@
                 <w:lang w:val="en-US"/>
               </w:rPr>
             </w:pPr>
+            <w:proofErr w:type="spellStart"/>
             <w:r>
               <w:rPr>
                 <w:b/>
@@ -2239,7 +2900,40 @@
                 <w:szCs w:val="24"/>
                 <w:lang w:val="en-US"/>
               </w:rPr>
-              <w:t>Opciones (opcional)</w:t>
+              <w:t>Opciones</w:t>
+            </w:r>
+            <w:proofErr w:type="spellEnd"/>
+            <w:r>
+              <w:rPr>
+                <w:b/>
+                <w:bCs/>
+                <w:sz w:val="24"/>
+                <w:szCs w:val="24"/>
+                <w:lang w:val="en-US"/>
+              </w:rPr>
+              <w:t xml:space="preserve"> (</w:t>
+            </w:r>
+            <w:proofErr w:type="spellStart"/>
+            <w:r>
+              <w:rPr>
+                <w:b/>
+                <w:bCs/>
+                <w:sz w:val="24"/>
+                <w:szCs w:val="24"/>
+                <w:lang w:val="en-US"/>
+              </w:rPr>
+              <w:t>opcional</w:t>
+            </w:r>
+            <w:proofErr w:type="spellEnd"/>
+            <w:r>
+              <w:rPr>
+                <w:b/>
+                <w:bCs/>
+                <w:sz w:val="24"/>
+                <w:szCs w:val="24"/>
+                <w:lang w:val="en-US"/>
+              </w:rPr>
+              <w:t>)</w:t>
             </w:r>
           </w:p>
         </w:tc>
@@ -2295,7 +2989,25 @@
                 <w:szCs w:val="24"/>
                 <w:lang w:val="es-AR"/>
               </w:rPr>
-              <w:t>Seguridad, registro de ruta, timestamps.</w:t>
+              <w:t xml:space="preserve">Seguridad, registro de ruta, </w:t>
+            </w:r>
+            <w:proofErr w:type="spellStart"/>
+            <w:r>
+              <w:rPr>
+                <w:sz w:val="24"/>
+                <w:szCs w:val="24"/>
+                <w:lang w:val="es-AR"/>
+              </w:rPr>
+              <w:t>timestamps</w:t>
+            </w:r>
+            <w:proofErr w:type="spellEnd"/>
+            <w:r>
+              <w:rPr>
+                <w:sz w:val="24"/>
+                <w:szCs w:val="24"/>
+                <w:lang w:val="es-AR"/>
+              </w:rPr>
+              <w:t>.</w:t>
             </w:r>
           </w:p>
         </w:tc>
@@ -2334,11 +3046,13 @@
           <w:rStyle w:val="Textoennegrita"/>
           <w:sz w:val="26"/>
           <w:szCs w:val="26"/>
+          <w:lang w:val="es-AR"/>
         </w:rPr>
       </w:pPr>
       <w:r>
         <w:rPr>
           <w:rStyle w:val="Textoennegrita"/>
+          <w:lang w:val="es-AR"/>
         </w:rPr>
         <w:t>Estructura general (32 bits):</w:t>
       </w:r>
@@ -2354,6 +3068,7 @@
       <w:r>
         <w:rPr>
           <w:rStyle w:val="Textoennegrita"/>
+          <w:noProof/>
         </w:rPr>
         <w:drawing>
           <wp:inline distT="0" distB="0" distL="0" distR="0" wp14:anchorId="17231A9B" wp14:editId="7183ADB0">
@@ -2591,6 +3306,7 @@
                 <w:lang w:val="en-US"/>
               </w:rPr>
             </w:pPr>
+            <w:proofErr w:type="spellStart"/>
             <w:r>
               <w:rPr>
                 <w:b/>
@@ -2602,6 +3318,7 @@
               <w:lastRenderedPageBreak/>
               <w:t>Clase</w:t>
             </w:r>
+            <w:proofErr w:type="spellEnd"/>
           </w:p>
         </w:tc>
         <w:tc>
@@ -2632,8 +3349,20 @@
                 <w:szCs w:val="24"/>
                 <w:lang w:val="en-US"/>
               </w:rPr>
-              <w:t>Bits iniciales</w:t>
-            </w:r>
+              <w:t xml:space="preserve">Bits </w:t>
+            </w:r>
+            <w:proofErr w:type="spellStart"/>
+            <w:r>
+              <w:rPr>
+                <w:b/>
+                <w:bCs/>
+                <w:sz w:val="24"/>
+                <w:szCs w:val="24"/>
+                <w:lang w:val="en-US"/>
+              </w:rPr>
+              <w:t>iniciales</w:t>
+            </w:r>
+            <w:proofErr w:type="spellEnd"/>
           </w:p>
         </w:tc>
         <w:tc>
@@ -2664,7 +3393,29 @@
                 <w:szCs w:val="24"/>
                 <w:lang w:val="en-US"/>
               </w:rPr>
-              <w:t>Rango (1er octeto)</w:t>
+              <w:t xml:space="preserve">Rango (1er </w:t>
+            </w:r>
+            <w:proofErr w:type="spellStart"/>
+            <w:r>
+              <w:rPr>
+                <w:b/>
+                <w:bCs/>
+                <w:sz w:val="24"/>
+                <w:szCs w:val="24"/>
+                <w:lang w:val="en-US"/>
+              </w:rPr>
+              <w:t>octeto</w:t>
+            </w:r>
+            <w:proofErr w:type="spellEnd"/>
+            <w:r>
+              <w:rPr>
+                <w:b/>
+                <w:bCs/>
+                <w:sz w:val="24"/>
+                <w:szCs w:val="24"/>
+                <w:lang w:val="en-US"/>
+              </w:rPr>
+              <w:t>)</w:t>
             </w:r>
           </w:p>
         </w:tc>
@@ -2688,6 +3439,7 @@
                 <w:lang w:val="en-US"/>
               </w:rPr>
             </w:pPr>
+            <w:proofErr w:type="spellStart"/>
             <w:r>
               <w:rPr>
                 <w:b/>
@@ -2698,6 +3450,7 @@
               </w:rPr>
               <w:t>Uso</w:t>
             </w:r>
+            <w:proofErr w:type="spellEnd"/>
           </w:p>
         </w:tc>
       </w:tr>
@@ -2936,7 +3689,25 @@
                 <w:szCs w:val="24"/>
                 <w:lang w:val="en-US"/>
               </w:rPr>
-              <w:t>Redes medianas (65 mil hosts)</w:t>
+              <w:t xml:space="preserve">Redes </w:t>
+            </w:r>
+            <w:proofErr w:type="spellStart"/>
+            <w:r>
+              <w:rPr>
+                <w:sz w:val="24"/>
+                <w:szCs w:val="24"/>
+                <w:lang w:val="en-US"/>
+              </w:rPr>
+              <w:t>medianas</w:t>
+            </w:r>
+            <w:proofErr w:type="spellEnd"/>
+            <w:r>
+              <w:rPr>
+                <w:sz w:val="24"/>
+                <w:szCs w:val="24"/>
+                <w:lang w:val="en-US"/>
+              </w:rPr>
+              <w:t xml:space="preserve"> (65 mil hosts)</w:t>
             </w:r>
           </w:p>
         </w:tc>
@@ -3056,7 +3827,25 @@
                 <w:szCs w:val="24"/>
                 <w:lang w:val="en-US"/>
               </w:rPr>
-              <w:t>Redes pequeñas (254 hosts)</w:t>
+              <w:t xml:space="preserve">Redes </w:t>
+            </w:r>
+            <w:proofErr w:type="spellStart"/>
+            <w:r>
+              <w:rPr>
+                <w:sz w:val="24"/>
+                <w:szCs w:val="24"/>
+                <w:lang w:val="en-US"/>
+              </w:rPr>
+              <w:t>pequeñas</w:t>
+            </w:r>
+            <w:proofErr w:type="spellEnd"/>
+            <w:r>
+              <w:rPr>
+                <w:sz w:val="24"/>
+                <w:szCs w:val="24"/>
+                <w:lang w:val="en-US"/>
+              </w:rPr>
+              <w:t xml:space="preserve"> (254 hosts)</w:t>
             </w:r>
           </w:p>
         </w:tc>
@@ -3312,6 +4101,7 @@
           <w:szCs w:val="28"/>
         </w:rPr>
       </w:pPr>
+      <w:proofErr w:type="spellStart"/>
       <w:r>
         <w:rPr>
           <w:b/>
@@ -3319,8 +4109,29 @@
           <w:sz w:val="28"/>
           <w:szCs w:val="28"/>
         </w:rPr>
-        <w:t>Direcciones especiales</w:t>
-      </w:r>
+        <w:t>Direcciones</w:t>
+      </w:r>
+      <w:proofErr w:type="spellEnd"/>
+      <w:r>
+        <w:rPr>
+          <w:b/>
+          <w:bCs/>
+          <w:sz w:val="28"/>
+          <w:szCs w:val="28"/>
+        </w:rPr>
+        <w:t xml:space="preserve"> </w:t>
+      </w:r>
+      <w:proofErr w:type="spellStart"/>
+      <w:r>
+        <w:rPr>
+          <w:b/>
+          <w:bCs/>
+          <w:sz w:val="28"/>
+          <w:szCs w:val="28"/>
+        </w:rPr>
+        <w:t>especiales</w:t>
+      </w:r>
+      <w:proofErr w:type="spellEnd"/>
     </w:p>
     <w:tbl>
       <w:tblPr>
@@ -3405,6 +4216,7 @@
                 <w:lang w:val="en-US"/>
               </w:rPr>
             </w:pPr>
+            <w:proofErr w:type="spellStart"/>
             <w:r>
               <w:rPr>
                 <w:b/>
@@ -3415,6 +4227,7 @@
               </w:rPr>
               <w:t>Ejemplo</w:t>
             </w:r>
+            <w:proofErr w:type="spellEnd"/>
           </w:p>
         </w:tc>
         <w:tc>
@@ -3437,6 +4250,7 @@
                 <w:lang w:val="en-US"/>
               </w:rPr>
             </w:pPr>
+            <w:proofErr w:type="spellStart"/>
             <w:r>
               <w:rPr>
                 <w:b/>
@@ -3447,6 +4261,7 @@
               </w:rPr>
               <w:t>Descripción</w:t>
             </w:r>
+            <w:proofErr w:type="spellEnd"/>
           </w:p>
         </w:tc>
       </w:tr>
@@ -3473,6 +4288,7 @@
                 <w:lang w:val="en-US"/>
               </w:rPr>
             </w:pPr>
+            <w:proofErr w:type="spellStart"/>
             <w:r>
               <w:rPr>
                 <w:b/>
@@ -3481,7 +4297,18 @@
                 <w:szCs w:val="24"/>
                 <w:lang w:val="en-US"/>
               </w:rPr>
-              <w:t>Dirección de red</w:t>
+              <w:t>Dirección</w:t>
+            </w:r>
+            <w:proofErr w:type="spellEnd"/>
+            <w:r>
+              <w:rPr>
+                <w:b/>
+                <w:bCs/>
+                <w:sz w:val="24"/>
+                <w:szCs w:val="24"/>
+                <w:lang w:val="en-US"/>
+              </w:rPr>
+              <w:t xml:space="preserve"> de red</w:t>
             </w:r>
           </w:p>
         </w:tc>
@@ -3531,13 +4358,41 @@
                 <w:lang w:val="en-US"/>
               </w:rPr>
             </w:pPr>
-            <w:r>
-              <w:rPr>
-                <w:sz w:val="24"/>
-                <w:szCs w:val="24"/>
-                <w:lang w:val="en-US"/>
-              </w:rPr>
-              <w:t>Identifica toda la red.</w:t>
+            <w:proofErr w:type="spellStart"/>
+            <w:r>
+              <w:rPr>
+                <w:sz w:val="24"/>
+                <w:szCs w:val="24"/>
+                <w:lang w:val="en-US"/>
+              </w:rPr>
+              <w:t>Identifica</w:t>
+            </w:r>
+            <w:proofErr w:type="spellEnd"/>
+            <w:r>
+              <w:rPr>
+                <w:sz w:val="24"/>
+                <w:szCs w:val="24"/>
+                <w:lang w:val="en-US"/>
+              </w:rPr>
+              <w:t xml:space="preserve"> </w:t>
+            </w:r>
+            <w:proofErr w:type="spellStart"/>
+            <w:r>
+              <w:rPr>
+                <w:sz w:val="24"/>
+                <w:szCs w:val="24"/>
+                <w:lang w:val="en-US"/>
+              </w:rPr>
+              <w:t>toda</w:t>
+            </w:r>
+            <w:proofErr w:type="spellEnd"/>
+            <w:r>
+              <w:rPr>
+                <w:sz w:val="24"/>
+                <w:szCs w:val="24"/>
+                <w:lang w:val="en-US"/>
+              </w:rPr>
+              <w:t xml:space="preserve"> la red.</w:t>
             </w:r>
           </w:p>
         </w:tc>
@@ -3565,6 +4420,7 @@
                 <w:lang w:val="en-US"/>
               </w:rPr>
             </w:pPr>
+            <w:proofErr w:type="spellStart"/>
             <w:r>
               <w:rPr>
                 <w:b/>
@@ -3573,8 +4429,31 @@
                 <w:szCs w:val="24"/>
                 <w:lang w:val="en-US"/>
               </w:rPr>
-              <w:t>Difusión limitada</w:t>
-            </w:r>
+              <w:t>Difusión</w:t>
+            </w:r>
+            <w:proofErr w:type="spellEnd"/>
+            <w:r>
+              <w:rPr>
+                <w:b/>
+                <w:bCs/>
+                <w:sz w:val="24"/>
+                <w:szCs w:val="24"/>
+                <w:lang w:val="en-US"/>
+              </w:rPr>
+              <w:t xml:space="preserve"> </w:t>
+            </w:r>
+            <w:proofErr w:type="spellStart"/>
+            <w:r>
+              <w:rPr>
+                <w:b/>
+                <w:bCs/>
+                <w:sz w:val="24"/>
+                <w:szCs w:val="24"/>
+                <w:lang w:val="en-US"/>
+              </w:rPr>
+              <w:t>limitada</w:t>
+            </w:r>
+            <w:proofErr w:type="spellEnd"/>
           </w:p>
         </w:tc>
         <w:tc>
@@ -3657,6 +4536,7 @@
                 <w:lang w:val="en-US"/>
               </w:rPr>
             </w:pPr>
+            <w:proofErr w:type="spellStart"/>
             <w:r>
               <w:rPr>
                 <w:b/>
@@ -3665,8 +4545,31 @@
                 <w:szCs w:val="24"/>
                 <w:lang w:val="en-US"/>
               </w:rPr>
-              <w:t>Difusión dirigida</w:t>
-            </w:r>
+              <w:t>Difusión</w:t>
+            </w:r>
+            <w:proofErr w:type="spellEnd"/>
+            <w:r>
+              <w:rPr>
+                <w:b/>
+                <w:bCs/>
+                <w:sz w:val="24"/>
+                <w:szCs w:val="24"/>
+                <w:lang w:val="en-US"/>
+              </w:rPr>
+              <w:t xml:space="preserve"> </w:t>
+            </w:r>
+            <w:proofErr w:type="spellStart"/>
+            <w:r>
+              <w:rPr>
+                <w:b/>
+                <w:bCs/>
+                <w:sz w:val="24"/>
+                <w:szCs w:val="24"/>
+                <w:lang w:val="en-US"/>
+              </w:rPr>
+              <w:t>dirigida</w:t>
+            </w:r>
+            <w:proofErr w:type="spellEnd"/>
           </w:p>
         </w:tc>
         <w:tc>
@@ -3813,7 +4716,43 @@
                 <w:szCs w:val="24"/>
                 <w:lang w:val="en-US"/>
               </w:rPr>
-              <w:t>Para pruebas internas (localhost).</w:t>
+              <w:t xml:space="preserve">Para </w:t>
+            </w:r>
+            <w:proofErr w:type="spellStart"/>
+            <w:r>
+              <w:rPr>
+                <w:sz w:val="24"/>
+                <w:szCs w:val="24"/>
+                <w:lang w:val="en-US"/>
+              </w:rPr>
+              <w:t>pruebas</w:t>
+            </w:r>
+            <w:proofErr w:type="spellEnd"/>
+            <w:r>
+              <w:rPr>
+                <w:sz w:val="24"/>
+                <w:szCs w:val="24"/>
+                <w:lang w:val="en-US"/>
+              </w:rPr>
+              <w:t xml:space="preserve"> </w:t>
+            </w:r>
+            <w:proofErr w:type="spellStart"/>
+            <w:r>
+              <w:rPr>
+                <w:sz w:val="24"/>
+                <w:szCs w:val="24"/>
+                <w:lang w:val="en-US"/>
+              </w:rPr>
+              <w:t>internas</w:t>
+            </w:r>
+            <w:proofErr w:type="spellEnd"/>
+            <w:r>
+              <w:rPr>
+                <w:sz w:val="24"/>
+                <w:szCs w:val="24"/>
+                <w:lang w:val="en-US"/>
+              </w:rPr>
+              <w:t xml:space="preserve"> (localhost).</w:t>
             </w:r>
           </w:p>
         </w:tc>
@@ -3849,8 +4788,20 @@
                 <w:szCs w:val="24"/>
                 <w:lang w:val="en-US"/>
               </w:rPr>
-              <w:t>No especificada</w:t>
-            </w:r>
+              <w:t xml:space="preserve">No </w:t>
+            </w:r>
+            <w:proofErr w:type="spellStart"/>
+            <w:r>
+              <w:rPr>
+                <w:b/>
+                <w:bCs/>
+                <w:sz w:val="24"/>
+                <w:szCs w:val="24"/>
+                <w:lang w:val="en-US"/>
+              </w:rPr>
+              <w:t>especificada</w:t>
+            </w:r>
+            <w:proofErr w:type="spellEnd"/>
           </w:p>
         </w:tc>
         <w:tc>
@@ -3940,7 +4891,7 @@
           <w:bCs/>
           <w:sz w:val="28"/>
           <w:szCs w:val="28"/>
-          <w:lang w:val="en-US"/>
+          <w:lang w:val="es-AR"/>
         </w:rPr>
       </w:pPr>
       <w:r>
@@ -3950,7 +4901,27 @@
           <w:sz w:val="28"/>
           <w:szCs w:val="28"/>
         </w:rPr>
-        <w:t>Máscara de red (Netmask)</w:t>
+        <w:t>Máscara de red (</w:t>
+      </w:r>
+      <w:proofErr w:type="spellStart"/>
+      <w:r>
+        <w:rPr>
+          <w:b/>
+          <w:bCs/>
+          <w:sz w:val="28"/>
+          <w:szCs w:val="28"/>
+        </w:rPr>
+        <w:t>Netmask</w:t>
+      </w:r>
+      <w:proofErr w:type="spellEnd"/>
+      <w:r>
+        <w:rPr>
+          <w:b/>
+          <w:bCs/>
+          <w:sz w:val="28"/>
+          <w:szCs w:val="28"/>
+        </w:rPr>
+        <w:t>)</w:t>
       </w:r>
     </w:p>
     <w:p>
@@ -4020,6 +4991,7 @@
                 <w:lang w:val="en-US"/>
               </w:rPr>
             </w:pPr>
+            <w:proofErr w:type="spellStart"/>
             <w:r>
               <w:rPr>
                 <w:b/>
@@ -4030,6 +5002,7 @@
               </w:rPr>
               <w:t>Clase</w:t>
             </w:r>
+            <w:proofErr w:type="spellEnd"/>
           </w:p>
         </w:tc>
         <w:tc>
@@ -4052,6 +5025,7 @@
                 <w:lang w:val="en-US"/>
               </w:rPr>
             </w:pPr>
+            <w:proofErr w:type="spellStart"/>
             <w:r>
               <w:rPr>
                 <w:b/>
@@ -4060,8 +5034,31 @@
                 <w:szCs w:val="24"/>
                 <w:lang w:val="en-US"/>
               </w:rPr>
-              <w:t>Máscara por defecto</w:t>
-            </w:r>
+              <w:t>Máscara</w:t>
+            </w:r>
+            <w:proofErr w:type="spellEnd"/>
+            <w:r>
+              <w:rPr>
+                <w:b/>
+                <w:bCs/>
+                <w:sz w:val="24"/>
+                <w:szCs w:val="24"/>
+                <w:lang w:val="en-US"/>
+              </w:rPr>
+              <w:t xml:space="preserve"> por </w:t>
+            </w:r>
+            <w:proofErr w:type="spellStart"/>
+            <w:r>
+              <w:rPr>
+                <w:b/>
+                <w:bCs/>
+                <w:sz w:val="24"/>
+                <w:szCs w:val="24"/>
+                <w:lang w:val="en-US"/>
+              </w:rPr>
+              <w:t>defecto</w:t>
+            </w:r>
+            <w:proofErr w:type="spellEnd"/>
           </w:p>
         </w:tc>
         <w:tc>
@@ -4409,7 +5406,23 @@
           <w:sz w:val="24"/>
           <w:szCs w:val="24"/>
         </w:rPr>
-        <w:t xml:space="preserve"> IP pública es aquella que se le asigna a cualquier dispositivo que se conecta de forma directa a internet como un router o los servidores de páginas web. La IP pública es visible desde internet. </w:t>
+        <w:t xml:space="preserve"> IP pública es aquella que se le asigna a cualquier dispositivo que se conecta de forma directa a internet como un </w:t>
+      </w:r>
+      <w:proofErr w:type="spellStart"/>
+      <w:r>
+        <w:rPr>
+          <w:sz w:val="24"/>
+          <w:szCs w:val="24"/>
+        </w:rPr>
+        <w:t>router</w:t>
+      </w:r>
+      <w:proofErr w:type="spellEnd"/>
+      <w:r>
+        <w:rPr>
+          <w:sz w:val="24"/>
+          <w:szCs w:val="24"/>
+        </w:rPr>
+        <w:t xml:space="preserve"> o los servidores de páginas web. La IP pública es visible desde internet. </w:t>
       </w:r>
       <w:r>
         <w:rPr>
@@ -4572,6 +5585,7 @@
                 <w:lang w:val="en-US"/>
               </w:rPr>
             </w:pPr>
+            <w:proofErr w:type="spellStart"/>
             <w:r>
               <w:rPr>
                 <w:b/>
@@ -4582,6 +5596,7 @@
               </w:rPr>
               <w:t>Uso</w:t>
             </w:r>
+            <w:proofErr w:type="spellEnd"/>
           </w:p>
         </w:tc>
       </w:tr>
@@ -4606,6 +5621,7 @@
                 <w:lang w:val="en-US"/>
               </w:rPr>
             </w:pPr>
+            <w:proofErr w:type="spellStart"/>
             <w:r>
               <w:rPr>
                 <w:b/>
@@ -4614,7 +5630,18 @@
                 <w:szCs w:val="24"/>
                 <w:lang w:val="en-US"/>
               </w:rPr>
-              <w:t>Privadas (RFC 1918)</w:t>
+              <w:t>Privadas</w:t>
+            </w:r>
+            <w:proofErr w:type="spellEnd"/>
+            <w:r>
+              <w:rPr>
+                <w:b/>
+                <w:bCs/>
+                <w:sz w:val="24"/>
+                <w:szCs w:val="24"/>
+                <w:lang w:val="en-US"/>
+              </w:rPr>
+              <w:t xml:space="preserve"> (RFC 1918)</w:t>
             </w:r>
           </w:p>
         </w:tc>
@@ -4668,7 +5695,25 @@
                 <w:szCs w:val="24"/>
                 <w:lang w:val="es-AR"/>
               </w:rPr>
-              <w:t>Redes internas no ruteables en Internet</w:t>
+              <w:t xml:space="preserve">Redes internas no </w:t>
+            </w:r>
+            <w:proofErr w:type="spellStart"/>
+            <w:r>
+              <w:rPr>
+                <w:sz w:val="24"/>
+                <w:szCs w:val="24"/>
+                <w:lang w:val="es-AR"/>
+              </w:rPr>
+              <w:t>ruteables</w:t>
+            </w:r>
+            <w:proofErr w:type="spellEnd"/>
+            <w:r>
+              <w:rPr>
+                <w:sz w:val="24"/>
+                <w:szCs w:val="24"/>
+                <w:lang w:val="es-AR"/>
+              </w:rPr>
+              <w:t xml:space="preserve"> en Internet</w:t>
             </w:r>
           </w:p>
         </w:tc>
@@ -4783,6 +5828,7 @@
                 <w:lang w:val="en-US"/>
               </w:rPr>
             </w:pPr>
+            <w:proofErr w:type="spellStart"/>
             <w:r>
               <w:rPr>
                 <w:b/>
@@ -4793,6 +5839,7 @@
               </w:rPr>
               <w:t>Públicas</w:t>
             </w:r>
+            <w:proofErr w:type="spellEnd"/>
           </w:p>
         </w:tc>
         <w:tc>
@@ -4812,13 +5859,23 @@
                 <w:lang w:val="en-US"/>
               </w:rPr>
             </w:pPr>
-            <w:r>
-              <w:rPr>
-                <w:sz w:val="24"/>
-                <w:szCs w:val="24"/>
-                <w:lang w:val="en-US"/>
-              </w:rPr>
-              <w:t>Asignadas por IANA/LACNIC</w:t>
+            <w:proofErr w:type="spellStart"/>
+            <w:r>
+              <w:rPr>
+                <w:sz w:val="24"/>
+                <w:szCs w:val="24"/>
+                <w:lang w:val="en-US"/>
+              </w:rPr>
+              <w:t>Asignadas</w:t>
+            </w:r>
+            <w:proofErr w:type="spellEnd"/>
+            <w:r>
+              <w:rPr>
+                <w:sz w:val="24"/>
+                <w:szCs w:val="24"/>
+                <w:lang w:val="en-US"/>
+              </w:rPr>
+              <w:t xml:space="preserve"> por IANA/LACNIC</w:t>
             </w:r>
           </w:p>
         </w:tc>
@@ -4839,13 +5896,59 @@
                 <w:lang w:val="en-US"/>
               </w:rPr>
             </w:pPr>
-            <w:r>
-              <w:rPr>
-                <w:sz w:val="24"/>
-                <w:szCs w:val="24"/>
-                <w:lang w:val="en-US"/>
-              </w:rPr>
-              <w:t>Ruteables globalmente en Internet</w:t>
+            <w:proofErr w:type="spellStart"/>
+            <w:r>
+              <w:rPr>
+                <w:sz w:val="24"/>
+                <w:szCs w:val="24"/>
+                <w:lang w:val="en-US"/>
+              </w:rPr>
+              <w:t>Ruteables</w:t>
+            </w:r>
+            <w:proofErr w:type="spellEnd"/>
+            <w:r>
+              <w:rPr>
+                <w:sz w:val="24"/>
+                <w:szCs w:val="24"/>
+                <w:lang w:val="en-US"/>
+              </w:rPr>
+              <w:t xml:space="preserve"> </w:t>
+            </w:r>
+            <w:proofErr w:type="spellStart"/>
+            <w:r>
+              <w:rPr>
+                <w:sz w:val="24"/>
+                <w:szCs w:val="24"/>
+                <w:lang w:val="en-US"/>
+              </w:rPr>
+              <w:t>globalmente</w:t>
+            </w:r>
+            <w:proofErr w:type="spellEnd"/>
+            <w:r>
+              <w:rPr>
+                <w:sz w:val="24"/>
+                <w:szCs w:val="24"/>
+                <w:lang w:val="en-US"/>
+              </w:rPr>
+              <w:t xml:space="preserve"> </w:t>
+            </w:r>
+            <w:proofErr w:type="spellStart"/>
+            <w:r>
+              <w:rPr>
+                <w:sz w:val="24"/>
+                <w:szCs w:val="24"/>
+                <w:lang w:val="en-US"/>
+              </w:rPr>
+              <w:t>en</w:t>
+            </w:r>
+            <w:proofErr w:type="spellEnd"/>
+            <w:r>
+              <w:rPr>
+                <w:sz w:val="24"/>
+                <w:szCs w:val="24"/>
+                <w:lang w:val="en-US"/>
+              </w:rPr>
+              <w:t xml:space="preserve"> Internet</w:t>
             </w:r>
           </w:p>
         </w:tc>
@@ -4873,7 +5976,23 @@
           <w:szCs w:val="24"/>
         </w:rPr>
         <w:br/>
-        <w:t>El router convierte IP privadas en públicas para acceder a Internet.</w:t>
+        <w:t xml:space="preserve">El </w:t>
+      </w:r>
+      <w:proofErr w:type="spellStart"/>
+      <w:r>
+        <w:rPr>
+          <w:sz w:val="24"/>
+          <w:szCs w:val="24"/>
+        </w:rPr>
+        <w:t>router</w:t>
+      </w:r>
+      <w:proofErr w:type="spellEnd"/>
+      <w:r>
+        <w:rPr>
+          <w:sz w:val="24"/>
+          <w:szCs w:val="24"/>
+        </w:rPr>
+        <w:t xml:space="preserve"> convierte IP privadas en públicas para acceder a Internet.</w:t>
       </w:r>
     </w:p>
     <w:p>
@@ -4920,6 +6039,7 @@
         </w:rPr>
         <w:t xml:space="preserve">. </w:t>
       </w:r>
+      <w:proofErr w:type="spellStart"/>
       <w:r>
         <w:rPr>
           <w:b/>
@@ -4928,7 +6048,40 @@
           <w:szCs w:val="28"/>
           <w:lang w:val="en-US"/>
         </w:rPr>
-        <w:t>Protocolos Auxiliares de IP</w:t>
+        <w:t>Protocolos</w:t>
+      </w:r>
+      <w:proofErr w:type="spellEnd"/>
+      <w:r>
+        <w:rPr>
+          <w:b/>
+          <w:bCs/>
+          <w:sz w:val="28"/>
+          <w:szCs w:val="28"/>
+          <w:lang w:val="en-US"/>
+        </w:rPr>
+        <w:t xml:space="preserve"> </w:t>
+      </w:r>
+      <w:proofErr w:type="spellStart"/>
+      <w:r>
+        <w:rPr>
+          <w:b/>
+          <w:bCs/>
+          <w:sz w:val="28"/>
+          <w:szCs w:val="28"/>
+          <w:lang w:val="en-US"/>
+        </w:rPr>
+        <w:t>Auxiliares</w:t>
+      </w:r>
+      <w:proofErr w:type="spellEnd"/>
+      <w:r>
+        <w:rPr>
+          <w:b/>
+          <w:bCs/>
+          <w:sz w:val="28"/>
+          <w:szCs w:val="28"/>
+          <w:lang w:val="en-US"/>
+        </w:rPr>
+        <w:t xml:space="preserve"> de IP</w:t>
       </w:r>
     </w:p>
     <w:p>
@@ -5139,8 +6292,20 @@
           <w:szCs w:val="24"/>
           <w:lang w:val="es-AR"/>
         </w:rPr>
-        <w:t>ARP Request</w:t>
-      </w:r>
+        <w:t xml:space="preserve">ARP </w:t>
+      </w:r>
+      <w:proofErr w:type="spellStart"/>
+      <w:r>
+        <w:rPr>
+          <w:i/>
+          <w:iCs/>
+          <w:sz w:val="24"/>
+          <w:szCs w:val="24"/>
+          <w:lang w:val="es-AR"/>
+        </w:rPr>
+        <w:t>Request</w:t>
+      </w:r>
+      <w:proofErr w:type="spellEnd"/>
       <w:r>
         <w:rPr>
           <w:sz w:val="24"/>
@@ -5182,8 +6347,20 @@
           <w:szCs w:val="24"/>
           <w:lang w:val="es-AR"/>
         </w:rPr>
-        <w:t>ARP Reply</w:t>
-      </w:r>
+        <w:t xml:space="preserve">ARP </w:t>
+      </w:r>
+      <w:proofErr w:type="spellStart"/>
+      <w:r>
+        <w:rPr>
+          <w:i/>
+          <w:iCs/>
+          <w:sz w:val="24"/>
+          <w:szCs w:val="24"/>
+          <w:lang w:val="es-AR"/>
+        </w:rPr>
+        <w:t>Reply</w:t>
+      </w:r>
+      <w:proofErr w:type="spellEnd"/>
       <w:r>
         <w:rPr>
           <w:sz w:val="24"/>
@@ -5275,6 +6452,7 @@
       </w:pPr>
       <w:r>
         <w:rPr>
+          <w:noProof/>
           <w:sz w:val="24"/>
           <w:szCs w:val="24"/>
           <w:lang w:val="es-AR"/>
@@ -5414,6 +6592,7 @@
                 <w:lang w:val="en-US"/>
               </w:rPr>
             </w:pPr>
+            <w:proofErr w:type="spellStart"/>
             <w:r>
               <w:rPr>
                 <w:b/>
@@ -5422,7 +6601,18 @@
                 <w:szCs w:val="24"/>
                 <w:lang w:val="en-US"/>
               </w:rPr>
-              <w:t>Tamaño (bits)</w:t>
+              <w:t>Tamaño</w:t>
+            </w:r>
+            <w:proofErr w:type="spellEnd"/>
+            <w:r>
+              <w:rPr>
+                <w:b/>
+                <w:bCs/>
+                <w:sz w:val="24"/>
+                <w:szCs w:val="24"/>
+                <w:lang w:val="en-US"/>
+              </w:rPr>
+              <w:t xml:space="preserve"> (bits)</w:t>
             </w:r>
           </w:p>
         </w:tc>
@@ -5446,6 +6636,7 @@
                 <w:lang w:val="en-US"/>
               </w:rPr>
             </w:pPr>
+            <w:proofErr w:type="spellStart"/>
             <w:r>
               <w:rPr>
                 <w:b/>
@@ -5456,6 +6647,7 @@
               </w:rPr>
               <w:t>Descripción</w:t>
             </w:r>
+            <w:proofErr w:type="spellEnd"/>
           </w:p>
         </w:tc>
       </w:tr>
@@ -5548,13 +6740,23 @@
               </w:rPr>
               <w:t xml:space="preserve">Indica el tipo de red física. </w:t>
             </w:r>
-            <w:r>
-              <w:rPr>
-                <w:sz w:val="24"/>
-                <w:szCs w:val="24"/>
-                <w:lang w:val="en-US"/>
-              </w:rPr>
-              <w:t xml:space="preserve">En Ethernet → valor = </w:t>
+            <w:proofErr w:type="spellStart"/>
+            <w:r>
+              <w:rPr>
+                <w:sz w:val="24"/>
+                <w:szCs w:val="24"/>
+                <w:lang w:val="en-US"/>
+              </w:rPr>
+              <w:t>En</w:t>
+            </w:r>
+            <w:proofErr w:type="spellEnd"/>
+            <w:r>
+              <w:rPr>
+                <w:sz w:val="24"/>
+                <w:szCs w:val="24"/>
+                <w:lang w:val="en-US"/>
+              </w:rPr>
+              <w:t xml:space="preserve"> Ethernet → valor = </w:t>
             </w:r>
             <w:r>
               <w:rPr>
@@ -5682,7 +6884,25 @@
                 <w:szCs w:val="24"/>
                 <w:lang w:val="es-AR"/>
               </w:rPr>
-              <w:t xml:space="preserve"> (igual que el campo EtherType de IP en Ethernet).</w:t>
+              <w:t xml:space="preserve"> (igual que el campo </w:t>
+            </w:r>
+            <w:proofErr w:type="spellStart"/>
+            <w:r>
+              <w:rPr>
+                <w:sz w:val="24"/>
+                <w:szCs w:val="24"/>
+                <w:lang w:val="es-AR"/>
+              </w:rPr>
+              <w:t>EtherType</w:t>
+            </w:r>
+            <w:proofErr w:type="spellEnd"/>
+            <w:r>
+              <w:rPr>
+                <w:sz w:val="24"/>
+                <w:szCs w:val="24"/>
+                <w:lang w:val="es-AR"/>
+              </w:rPr>
+              <w:t xml:space="preserve"> de IP en Ethernet).</w:t>
             </w:r>
           </w:p>
         </w:tc>
@@ -5776,13 +6996,23 @@
               </w:rPr>
               <w:t xml:space="preserve">Longitud de la dirección física (MAC). </w:t>
             </w:r>
-            <w:r>
-              <w:rPr>
-                <w:sz w:val="24"/>
-                <w:szCs w:val="24"/>
-                <w:lang w:val="en-US"/>
-              </w:rPr>
-              <w:t xml:space="preserve">En Ethernet → </w:t>
+            <w:proofErr w:type="spellStart"/>
+            <w:r>
+              <w:rPr>
+                <w:sz w:val="24"/>
+                <w:szCs w:val="24"/>
+                <w:lang w:val="en-US"/>
+              </w:rPr>
+              <w:t>En</w:t>
+            </w:r>
+            <w:proofErr w:type="spellEnd"/>
+            <w:r>
+              <w:rPr>
+                <w:sz w:val="24"/>
+                <w:szCs w:val="24"/>
+                <w:lang w:val="en-US"/>
+              </w:rPr>
+              <w:t xml:space="preserve"> Ethernet → </w:t>
             </w:r>
             <w:r>
               <w:rPr>
@@ -5894,13 +7124,23 @@
               </w:rPr>
               <w:t xml:space="preserve">Longitud de la dirección de protocolo (IP). </w:t>
             </w:r>
-            <w:r>
-              <w:rPr>
-                <w:sz w:val="24"/>
-                <w:szCs w:val="24"/>
-                <w:lang w:val="en-US"/>
-              </w:rPr>
-              <w:t xml:space="preserve">En IPv4 → </w:t>
+            <w:proofErr w:type="spellStart"/>
+            <w:r>
+              <w:rPr>
+                <w:sz w:val="24"/>
+                <w:szCs w:val="24"/>
+                <w:lang w:val="en-US"/>
+              </w:rPr>
+              <w:t>En</w:t>
+            </w:r>
+            <w:proofErr w:type="spellEnd"/>
+            <w:r>
+              <w:rPr>
+                <w:sz w:val="24"/>
+                <w:szCs w:val="24"/>
+                <w:lang w:val="en-US"/>
+              </w:rPr>
+              <w:t xml:space="preserve"> IPv4 → </w:t>
             </w:r>
             <w:r>
               <w:rPr>
@@ -6020,16 +7260,9 @@
                 <w:szCs w:val="24"/>
                 <w:lang w:val="es-AR"/>
               </w:rPr>
-              <w:t>1 = Request</w:t>
-            </w:r>
-            <w:r>
-              <w:rPr>
-                <w:sz w:val="24"/>
-                <w:szCs w:val="24"/>
-                <w:lang w:val="es-AR"/>
-              </w:rPr>
-              <w:t xml:space="preserve">, </w:t>
-            </w:r>
+              <w:t xml:space="preserve">1 = </w:t>
+            </w:r>
+            <w:proofErr w:type="spellStart"/>
             <w:r>
               <w:rPr>
                 <w:b/>
@@ -6038,8 +7271,39 @@
                 <w:szCs w:val="24"/>
                 <w:lang w:val="es-AR"/>
               </w:rPr>
-              <w:t>2 = Reply</w:t>
-            </w:r>
+              <w:t>Request</w:t>
+            </w:r>
+            <w:proofErr w:type="spellEnd"/>
+            <w:r>
+              <w:rPr>
+                <w:sz w:val="24"/>
+                <w:szCs w:val="24"/>
+                <w:lang w:val="es-AR"/>
+              </w:rPr>
+              <w:t xml:space="preserve">, </w:t>
+            </w:r>
+            <w:r>
+              <w:rPr>
+                <w:b/>
+                <w:bCs/>
+                <w:sz w:val="24"/>
+                <w:szCs w:val="24"/>
+                <w:lang w:val="es-AR"/>
+              </w:rPr>
+              <w:t xml:space="preserve">2 = </w:t>
+            </w:r>
+            <w:proofErr w:type="spellStart"/>
+            <w:r>
+              <w:rPr>
+                <w:b/>
+                <w:bCs/>
+                <w:sz w:val="24"/>
+                <w:szCs w:val="24"/>
+                <w:lang w:val="es-AR"/>
+              </w:rPr>
+              <w:t>Reply</w:t>
+            </w:r>
+            <w:proofErr w:type="spellEnd"/>
             <w:r>
               <w:rPr>
                 <w:sz w:val="24"/>
@@ -6132,13 +7396,41 @@
                 <w:lang w:val="en-US"/>
               </w:rPr>
             </w:pPr>
-            <w:r>
-              <w:rPr>
-                <w:sz w:val="24"/>
-                <w:szCs w:val="24"/>
-                <w:lang w:val="en-US"/>
-              </w:rPr>
-              <w:t>Dirección MAC del emisor.</w:t>
+            <w:proofErr w:type="spellStart"/>
+            <w:r>
+              <w:rPr>
+                <w:sz w:val="24"/>
+                <w:szCs w:val="24"/>
+                <w:lang w:val="en-US"/>
+              </w:rPr>
+              <w:t>Dirección</w:t>
+            </w:r>
+            <w:proofErr w:type="spellEnd"/>
+            <w:r>
+              <w:rPr>
+                <w:sz w:val="24"/>
+                <w:szCs w:val="24"/>
+                <w:lang w:val="en-US"/>
+              </w:rPr>
+              <w:t xml:space="preserve"> MAC del </w:t>
+            </w:r>
+            <w:proofErr w:type="spellStart"/>
+            <w:r>
+              <w:rPr>
+                <w:sz w:val="24"/>
+                <w:szCs w:val="24"/>
+                <w:lang w:val="en-US"/>
+              </w:rPr>
+              <w:t>emisor</w:t>
+            </w:r>
+            <w:proofErr w:type="spellEnd"/>
+            <w:r>
+              <w:rPr>
+                <w:sz w:val="24"/>
+                <w:szCs w:val="24"/>
+                <w:lang w:val="en-US"/>
+              </w:rPr>
+              <w:t>.</w:t>
             </w:r>
           </w:p>
         </w:tc>
@@ -6224,13 +7516,41 @@
                 <w:lang w:val="en-US"/>
               </w:rPr>
             </w:pPr>
-            <w:r>
-              <w:rPr>
-                <w:sz w:val="24"/>
-                <w:szCs w:val="24"/>
-                <w:lang w:val="en-US"/>
-              </w:rPr>
-              <w:t>Dirección IP del emisor.</w:t>
+            <w:proofErr w:type="spellStart"/>
+            <w:r>
+              <w:rPr>
+                <w:sz w:val="24"/>
+                <w:szCs w:val="24"/>
+                <w:lang w:val="en-US"/>
+              </w:rPr>
+              <w:t>Dirección</w:t>
+            </w:r>
+            <w:proofErr w:type="spellEnd"/>
+            <w:r>
+              <w:rPr>
+                <w:sz w:val="24"/>
+                <w:szCs w:val="24"/>
+                <w:lang w:val="en-US"/>
+              </w:rPr>
+              <w:t xml:space="preserve"> IP del </w:t>
+            </w:r>
+            <w:proofErr w:type="spellStart"/>
+            <w:r>
+              <w:rPr>
+                <w:sz w:val="24"/>
+                <w:szCs w:val="24"/>
+                <w:lang w:val="en-US"/>
+              </w:rPr>
+              <w:t>emisor</w:t>
+            </w:r>
+            <w:proofErr w:type="spellEnd"/>
+            <w:r>
+              <w:rPr>
+                <w:sz w:val="24"/>
+                <w:szCs w:val="24"/>
+                <w:lang w:val="en-US"/>
+              </w:rPr>
+              <w:t>.</w:t>
             </w:r>
           </w:p>
         </w:tc>
@@ -6322,7 +7642,25 @@
                 <w:szCs w:val="24"/>
                 <w:lang w:val="es-AR"/>
               </w:rPr>
-              <w:t>Dirección MAC del destinatario (vacía en el request).</w:t>
+              <w:t xml:space="preserve">Dirección MAC del destinatario (vacía en el </w:t>
+            </w:r>
+            <w:proofErr w:type="spellStart"/>
+            <w:r>
+              <w:rPr>
+                <w:sz w:val="24"/>
+                <w:szCs w:val="24"/>
+                <w:lang w:val="es-AR"/>
+              </w:rPr>
+              <w:t>request</w:t>
+            </w:r>
+            <w:proofErr w:type="spellEnd"/>
+            <w:r>
+              <w:rPr>
+                <w:sz w:val="24"/>
+                <w:szCs w:val="24"/>
+                <w:lang w:val="es-AR"/>
+              </w:rPr>
+              <w:t>).</w:t>
             </w:r>
           </w:p>
         </w:tc>
@@ -6408,13 +7746,41 @@
                 <w:lang w:val="en-US"/>
               </w:rPr>
             </w:pPr>
-            <w:r>
-              <w:rPr>
-                <w:sz w:val="24"/>
-                <w:szCs w:val="24"/>
-                <w:lang w:val="en-US"/>
-              </w:rPr>
-              <w:t>Dirección IP del destinatario.</w:t>
+            <w:proofErr w:type="spellStart"/>
+            <w:r>
+              <w:rPr>
+                <w:sz w:val="24"/>
+                <w:szCs w:val="24"/>
+                <w:lang w:val="en-US"/>
+              </w:rPr>
+              <w:t>Dirección</w:t>
+            </w:r>
+            <w:proofErr w:type="spellEnd"/>
+            <w:r>
+              <w:rPr>
+                <w:sz w:val="24"/>
+                <w:szCs w:val="24"/>
+                <w:lang w:val="en-US"/>
+              </w:rPr>
+              <w:t xml:space="preserve"> IP del </w:t>
+            </w:r>
+            <w:proofErr w:type="spellStart"/>
+            <w:r>
+              <w:rPr>
+                <w:sz w:val="24"/>
+                <w:szCs w:val="24"/>
+                <w:lang w:val="en-US"/>
+              </w:rPr>
+              <w:t>destinatario</w:t>
+            </w:r>
+            <w:proofErr w:type="spellEnd"/>
+            <w:r>
+              <w:rPr>
+                <w:sz w:val="24"/>
+                <w:szCs w:val="24"/>
+                <w:lang w:val="en-US"/>
+              </w:rPr>
+              <w:t>.</w:t>
             </w:r>
           </w:p>
         </w:tc>
@@ -6515,7 +7881,25 @@
           <w:szCs w:val="24"/>
           <w:lang w:val="es-AR"/>
         </w:rPr>
-        <w:t>Permite a los routers y hosts intercambiar mensajes de control o error.</w:t>
+        <w:t xml:space="preserve">Permite a los </w:t>
+      </w:r>
+      <w:proofErr w:type="spellStart"/>
+      <w:r>
+        <w:rPr>
+          <w:sz w:val="24"/>
+          <w:szCs w:val="24"/>
+          <w:lang w:val="es-AR"/>
+        </w:rPr>
+        <w:t>routers</w:t>
+      </w:r>
+      <w:proofErr w:type="spellEnd"/>
+      <w:r>
+        <w:rPr>
+          <w:sz w:val="24"/>
+          <w:szCs w:val="24"/>
+          <w:lang w:val="es-AR"/>
+        </w:rPr>
+        <w:t xml:space="preserve"> y hosts intercambiar mensajes de control o error.</w:t>
       </w:r>
     </w:p>
     <w:p>
@@ -6534,13 +7918,23 @@
           <w:lang w:val="en-US"/>
         </w:rPr>
       </w:pPr>
+      <w:proofErr w:type="spellStart"/>
       <w:r>
         <w:rPr>
           <w:sz w:val="24"/>
           <w:szCs w:val="24"/>
           <w:lang w:val="en-US"/>
         </w:rPr>
-        <w:t>Funciones:</w:t>
+        <w:t>Funciones</w:t>
+      </w:r>
+      <w:proofErr w:type="spellEnd"/>
+      <w:r>
+        <w:rPr>
+          <w:sz w:val="24"/>
+          <w:szCs w:val="24"/>
+          <w:lang w:val="en-US"/>
+        </w:rPr>
+        <w:t>:</w:t>
       </w:r>
     </w:p>
     <w:p>
@@ -6590,7 +7984,43 @@
           <w:szCs w:val="24"/>
           <w:lang w:val="es-AR"/>
         </w:rPr>
-        <w:t>Control de flujo (“Source Quench”)</w:t>
+        <w:t>Control de flujo (“</w:t>
+      </w:r>
+      <w:proofErr w:type="spellStart"/>
+      <w:r>
+        <w:rPr>
+          <w:sz w:val="24"/>
+          <w:szCs w:val="24"/>
+          <w:lang w:val="es-AR"/>
+        </w:rPr>
+        <w:t>Source</w:t>
+      </w:r>
+      <w:proofErr w:type="spellEnd"/>
+      <w:r>
+        <w:rPr>
+          <w:sz w:val="24"/>
+          <w:szCs w:val="24"/>
+          <w:lang w:val="es-AR"/>
+        </w:rPr>
+        <w:t xml:space="preserve"> </w:t>
+      </w:r>
+      <w:proofErr w:type="spellStart"/>
+      <w:r>
+        <w:rPr>
+          <w:sz w:val="24"/>
+          <w:szCs w:val="24"/>
+          <w:lang w:val="es-AR"/>
+        </w:rPr>
+        <w:t>Quench</w:t>
+      </w:r>
+      <w:proofErr w:type="spellEnd"/>
+      <w:r>
+        <w:rPr>
+          <w:sz w:val="24"/>
+          <w:szCs w:val="24"/>
+          <w:lang w:val="es-AR"/>
+        </w:rPr>
+        <w:t>”)</w:t>
       </w:r>
     </w:p>
     <w:p>
@@ -6635,6 +8065,7 @@
         </w:rPr>
         <w:t xml:space="preserve">, </w:t>
       </w:r>
+      <w:proofErr w:type="spellStart"/>
       <w:r>
         <w:rPr>
           <w:i/>
@@ -6645,6 +8076,7 @@
         </w:rPr>
         <w:t>traceroute</w:t>
       </w:r>
+      <w:proofErr w:type="spellEnd"/>
       <w:r>
         <w:rPr>
           <w:sz w:val="24"/>
@@ -6695,6 +8127,7 @@
       </w:pPr>
       <w:r>
         <w:rPr>
+          <w:noProof/>
           <w:sz w:val="24"/>
           <w:szCs w:val="24"/>
           <w:lang w:val="es-AR"/>
@@ -6818,7 +8251,25 @@
           <w:szCs w:val="24"/>
           <w:lang w:val="es-AR"/>
         </w:rPr>
-        <w:t>Permite administrar grupos de multidifusión (multicast).</w:t>
+        <w:t>Permite administrar grupos de multidifusión (</w:t>
+      </w:r>
+      <w:proofErr w:type="spellStart"/>
+      <w:r>
+        <w:rPr>
+          <w:sz w:val="24"/>
+          <w:szCs w:val="24"/>
+          <w:lang w:val="es-AR"/>
+        </w:rPr>
+        <w:t>multicast</w:t>
+      </w:r>
+      <w:proofErr w:type="spellEnd"/>
+      <w:r>
+        <w:rPr>
+          <w:sz w:val="24"/>
+          <w:szCs w:val="24"/>
+          <w:lang w:val="es-AR"/>
+        </w:rPr>
+        <w:t>).</w:t>
       </w:r>
     </w:p>
     <w:p>
@@ -6843,7 +8294,25 @@
           <w:szCs w:val="24"/>
           <w:lang w:val="es-AR"/>
         </w:rPr>
-        <w:t>Un host usa IGMP para unirse o salir de un grupo multicast.</w:t>
+        <w:t xml:space="preserve">Un host usa IGMP para unirse o salir de un grupo </w:t>
+      </w:r>
+      <w:proofErr w:type="spellStart"/>
+      <w:r>
+        <w:rPr>
+          <w:sz w:val="24"/>
+          <w:szCs w:val="24"/>
+          <w:lang w:val="es-AR"/>
+        </w:rPr>
+        <w:t>multicast</w:t>
+      </w:r>
+      <w:proofErr w:type="spellEnd"/>
+      <w:r>
+        <w:rPr>
+          <w:sz w:val="24"/>
+          <w:szCs w:val="24"/>
+          <w:lang w:val="es-AR"/>
+        </w:rPr>
+        <w:t>.</w:t>
       </w:r>
     </w:p>
     <w:p>
@@ -6868,19 +8337,38 @@
           <w:szCs w:val="24"/>
           <w:lang w:val="es-AR"/>
         </w:rPr>
-        <w:t>Los routers lo usan para conocer qué grupos están activos en cada red.</w:t>
-      </w:r>
-    </w:p>
-    <w:p>
-      <w:pPr>
-        <w:rPr>
-          <w:sz w:val="24"/>
-          <w:szCs w:val="24"/>
-          <w:lang w:val="es-AR"/>
-        </w:rPr>
-      </w:pPr>
-      <w:r>
-        <w:rPr>
+        <w:t xml:space="preserve">Los </w:t>
+      </w:r>
+      <w:proofErr w:type="spellStart"/>
+      <w:r>
+        <w:rPr>
+          <w:sz w:val="24"/>
+          <w:szCs w:val="24"/>
+          <w:lang w:val="es-AR"/>
+        </w:rPr>
+        <w:t>routers</w:t>
+      </w:r>
+      <w:proofErr w:type="spellEnd"/>
+      <w:r>
+        <w:rPr>
+          <w:sz w:val="24"/>
+          <w:szCs w:val="24"/>
+          <w:lang w:val="es-AR"/>
+        </w:rPr>
+        <w:t xml:space="preserve"> lo usan para conocer qué grupos están activos en cada red.</w:t>
+      </w:r>
+    </w:p>
+    <w:p>
+      <w:pPr>
+        <w:rPr>
+          <w:sz w:val="24"/>
+          <w:szCs w:val="24"/>
+          <w:lang w:val="es-AR"/>
+        </w:rPr>
+      </w:pPr>
+      <w:r>
+        <w:rPr>
+          <w:noProof/>
           <w:sz w:val="24"/>
           <w:szCs w:val="24"/>
           <w:lang w:val="es-AR"/>
@@ -6939,10 +8427,7 @@
         <w:t xml:space="preserve">. </w:t>
       </w:r>
       <w:r>
-        <w:t>I</w:t>
-      </w:r>
-      <w:r>
-        <w:t>Pv6</w:t>
+        <w:t>IPv6</w:t>
       </w:r>
     </w:p>
     <w:p>
@@ -7021,12 +8506,34 @@
       <w:pPr>
         <w:pStyle w:val="NormalWeb"/>
       </w:pPr>
+      <w:proofErr w:type="spellStart"/>
       <w:r>
         <w:rPr>
           <w:rStyle w:val="Textoennegrita"/>
         </w:rPr>
         <w:lastRenderedPageBreak/>
-        <w:t>Reglas de abreviación:</w:t>
+        <w:t>Reglas</w:t>
+      </w:r>
+      <w:proofErr w:type="spellEnd"/>
+      <w:r>
+        <w:rPr>
+          <w:rStyle w:val="Textoennegrita"/>
+        </w:rPr>
+        <w:t xml:space="preserve"> de </w:t>
+      </w:r>
+      <w:proofErr w:type="spellStart"/>
+      <w:r>
+        <w:rPr>
+          <w:rStyle w:val="Textoennegrita"/>
+        </w:rPr>
+        <w:t>abreviación</w:t>
+      </w:r>
+      <w:proofErr w:type="spellEnd"/>
+      <w:r>
+        <w:rPr>
+          <w:rStyle w:val="Textoennegrita"/>
+        </w:rPr>
+        <w:t>:</w:t>
       </w:r>
     </w:p>
     <w:p>
@@ -7073,8 +8580,13 @@
         </w:rPr>
         <w:br/>
       </w:r>
-      <w:r>
-        <w:t>Ejemplo:</w:t>
+      <w:proofErr w:type="spellStart"/>
+      <w:r>
+        <w:t>Ejemplo</w:t>
+      </w:r>
+      <w:proofErr w:type="spellEnd"/>
+      <w:r>
+        <w:t>:</w:t>
       </w:r>
       <w:r>
         <w:br/>
@@ -7100,6 +8612,9 @@
         <w:pStyle w:val="NormalWeb"/>
       </w:pPr>
       <w:r>
+        <w:rPr>
+          <w:noProof/>
+        </w:rPr>
         <w:drawing>
           <wp:inline distT="0" distB="0" distL="0" distR="0" wp14:anchorId="37C064C3" wp14:editId="497BB62D">
             <wp:extent cx="6040120" cy="1637665"/>
@@ -7140,7 +8655,7 @@
     <w:p>
       <w:r>
         <w:pict w14:anchorId="57F85930">
-          <v:rect id="_x0000_i1029" style="width:0;height:1.5pt" o:hralign="center" o:hrstd="t" o:hr="t" fillcolor="#a0a0a0" stroked="f"/>
+          <v:rect id="_x0000_i1027" style="width:0;height:1.5pt" o:hralign="center" o:hrstd="t" o:hr="t" fillcolor="#a0a0a0" stroked="f"/>
         </w:pict>
       </w:r>
     </w:p>
@@ -7152,6 +8667,303 @@
         <w:t>Tipos de direcciones IPv6</w:t>
       </w:r>
     </w:p>
+    <w:p/>
+    <w:p>
+      <w:pPr>
+        <w:pStyle w:val="NormalWeb"/>
+        <w:rPr>
+          <w:lang w:val="es-AR"/>
+        </w:rPr>
+      </w:pPr>
+      <w:proofErr w:type="spellStart"/>
+      <w:r>
+        <w:rPr>
+          <w:b/>
+          <w:bCs/>
+          <w:lang w:val="es-AR"/>
+        </w:rPr>
+        <w:t>Unicast</w:t>
+      </w:r>
+      <w:proofErr w:type="spellEnd"/>
+      <w:r>
+        <w:rPr>
+          <w:b/>
+          <w:bCs/>
+          <w:lang w:val="es-AR"/>
+        </w:rPr>
+        <w:t xml:space="preserve"> Global</w:t>
+      </w:r>
+      <w:r>
+        <w:rPr>
+          <w:b/>
+          <w:bCs/>
+          <w:lang w:val="es-AR"/>
+        </w:rPr>
+        <w:t xml:space="preserve">: </w:t>
+      </w:r>
+      <w:r>
+        <w:rPr>
+          <w:lang w:val="es-AR"/>
+        </w:rPr>
+        <w:t xml:space="preserve">Direcciones públicas </w:t>
+      </w:r>
+      <w:proofErr w:type="spellStart"/>
+      <w:r>
+        <w:rPr>
+          <w:lang w:val="es-AR"/>
+        </w:rPr>
+        <w:t>routables</w:t>
+      </w:r>
+      <w:proofErr w:type="spellEnd"/>
+      <w:r>
+        <w:rPr>
+          <w:lang w:val="es-AR"/>
+        </w:rPr>
+        <w:t xml:space="preserve"> en Internet. Son las que usamos para que cualquier máquina del mundo pueda llegar a tu servidor, PC o dispositivo. Equivalente a las direcciones públicas de IPv4.</w:t>
+      </w:r>
+    </w:p>
+    <w:p>
+      <w:pPr>
+        <w:pStyle w:val="NormalWeb"/>
+        <w:rPr>
+          <w:lang w:val="es-AR"/>
+        </w:rPr>
+      </w:pPr>
+      <w:r>
+        <w:rPr>
+          <w:b/>
+          <w:bCs/>
+          <w:lang w:val="es-AR"/>
+        </w:rPr>
+        <w:t>Link-Local</w:t>
+      </w:r>
+      <w:r>
+        <w:rPr>
+          <w:b/>
+          <w:bCs/>
+          <w:lang w:val="es-AR"/>
+        </w:rPr>
+        <w:t xml:space="preserve">: </w:t>
+      </w:r>
+      <w:r>
+        <w:rPr>
+          <w:lang w:val="es-AR"/>
+        </w:rPr>
+        <w:t xml:space="preserve">Comunicación solo dentro del mismo segmento físico (mismo switch, misma </w:t>
+      </w:r>
+      <w:proofErr w:type="spellStart"/>
+      <w:r>
+        <w:rPr>
+          <w:lang w:val="es-AR"/>
+        </w:rPr>
+        <w:t>Wi</w:t>
+      </w:r>
+      <w:proofErr w:type="spellEnd"/>
+      <w:r>
+        <w:rPr>
+          <w:lang w:val="es-AR"/>
+        </w:rPr>
+        <w:t xml:space="preserve">-Fi, mismo cable). Se configuran automáticamente en cada interfaz al arrancar (sin necesidad de </w:t>
+      </w:r>
+      <w:proofErr w:type="spellStart"/>
+      <w:r>
+        <w:rPr>
+          <w:lang w:val="es-AR"/>
+        </w:rPr>
+        <w:t>router</w:t>
+      </w:r>
+      <w:proofErr w:type="spellEnd"/>
+      <w:r>
+        <w:rPr>
+          <w:lang w:val="es-AR"/>
+        </w:rPr>
+        <w:t xml:space="preserve">). Sirven para: • </w:t>
+      </w:r>
+      <w:proofErr w:type="spellStart"/>
+      <w:r>
+        <w:rPr>
+          <w:lang w:val="es-AR"/>
+        </w:rPr>
+        <w:t>Neighbor</w:t>
+      </w:r>
+      <w:proofErr w:type="spellEnd"/>
+      <w:r>
+        <w:rPr>
+          <w:lang w:val="es-AR"/>
+        </w:rPr>
+        <w:t xml:space="preserve"> Discovery (NDP) – reemplaza ARP • Autoconfiguración SLAAC • Comunicación cuando no hay </w:t>
+      </w:r>
+      <w:proofErr w:type="spellStart"/>
+      <w:r>
+        <w:rPr>
+          <w:lang w:val="es-AR"/>
+        </w:rPr>
+        <w:t>router</w:t>
+      </w:r>
+      <w:proofErr w:type="spellEnd"/>
+      <w:r>
+        <w:rPr>
+          <w:lang w:val="es-AR"/>
+        </w:rPr>
+        <w:t xml:space="preserve"> o no hay dirección global aún</w:t>
+      </w:r>
+      <w:r>
+        <w:rPr>
+          <w:lang w:val="es-AR"/>
+        </w:rPr>
+        <w:t>.</w:t>
+      </w:r>
+    </w:p>
+    <w:p>
+      <w:pPr>
+        <w:pStyle w:val="NormalWeb"/>
+        <w:rPr>
+          <w:lang w:val="es-AR"/>
+        </w:rPr>
+      </w:pPr>
+      <w:proofErr w:type="spellStart"/>
+      <w:r>
+        <w:rPr>
+          <w:b/>
+          <w:bCs/>
+          <w:lang w:val="es-AR"/>
+        </w:rPr>
+        <w:t>Unique</w:t>
+      </w:r>
+      <w:proofErr w:type="spellEnd"/>
+      <w:r>
+        <w:rPr>
+          <w:b/>
+          <w:bCs/>
+          <w:lang w:val="es-AR"/>
+        </w:rPr>
+        <w:t xml:space="preserve"> Local (ULA)</w:t>
+      </w:r>
+      <w:r>
+        <w:rPr>
+          <w:b/>
+          <w:bCs/>
+          <w:lang w:val="es-AR"/>
+        </w:rPr>
+        <w:t xml:space="preserve">: </w:t>
+      </w:r>
+      <w:r>
+        <w:rPr>
+          <w:lang w:val="es-AR"/>
+        </w:rPr>
+        <w:t>Direcciones privadas dentro de una organización o sitio. No salen a Internet y no son globalmente únicas, pero sí son únicas con altísima probabilidad porque los 40 bits siguientes se generan aleatoriamente (RFC 4193). Ideal para redes internas grandes que nunca van a ser públicas o para túneles VPN site-</w:t>
+      </w:r>
+      <w:proofErr w:type="spellStart"/>
+      <w:r>
+        <w:rPr>
+          <w:lang w:val="es-AR"/>
+        </w:rPr>
+        <w:t>to</w:t>
+      </w:r>
+      <w:proofErr w:type="spellEnd"/>
+      <w:r>
+        <w:rPr>
+          <w:lang w:val="es-AR"/>
+        </w:rPr>
+        <w:t>-site, redes corporativas internas, laboratorios, etc.</w:t>
+      </w:r>
+    </w:p>
+    <w:p>
+      <w:pPr>
+        <w:pStyle w:val="NormalWeb"/>
+        <w:rPr>
+          <w:lang w:val="es-AR"/>
+        </w:rPr>
+      </w:pPr>
+      <w:proofErr w:type="spellStart"/>
+      <w:r>
+        <w:rPr>
+          <w:b/>
+          <w:bCs/>
+          <w:lang w:val="es-AR"/>
+        </w:rPr>
+        <w:t>Multicast</w:t>
+      </w:r>
+      <w:proofErr w:type="spellEnd"/>
+      <w:r>
+        <w:rPr>
+          <w:b/>
+          <w:bCs/>
+          <w:lang w:val="es-AR"/>
+        </w:rPr>
+        <w:t xml:space="preserve">: </w:t>
+      </w:r>
+      <w:r>
+        <w:rPr>
+          <w:lang w:val="es-AR"/>
+        </w:rPr>
+        <w:t xml:space="preserve">Enviar un solo paquete a múltiples destinos simultáneamente. Reemplaza el broadcast de IPv4. Algunos bien conocidos: • FF02::1 → todos los nodos del enlace (link-local </w:t>
+      </w:r>
+      <w:proofErr w:type="spellStart"/>
+      <w:r>
+        <w:rPr>
+          <w:lang w:val="es-AR"/>
+        </w:rPr>
+        <w:t>all-nodes</w:t>
+      </w:r>
+      <w:proofErr w:type="spellEnd"/>
+      <w:r>
+        <w:rPr>
+          <w:lang w:val="es-AR"/>
+        </w:rPr>
+        <w:t xml:space="preserve">) • FF02::2 → todos los </w:t>
+      </w:r>
+      <w:proofErr w:type="spellStart"/>
+      <w:r>
+        <w:rPr>
+          <w:lang w:val="es-AR"/>
+        </w:rPr>
+        <w:t>routers</w:t>
+      </w:r>
+      <w:proofErr w:type="spellEnd"/>
+      <w:r>
+        <w:rPr>
+          <w:lang w:val="es-AR"/>
+        </w:rPr>
+        <w:t xml:space="preserve"> del enlace • FF02::1:FFxx:xx → </w:t>
+      </w:r>
+      <w:proofErr w:type="spellStart"/>
+      <w:r>
+        <w:rPr>
+          <w:lang w:val="es-AR"/>
+        </w:rPr>
+        <w:t>solicited-node</w:t>
+      </w:r>
+      <w:proofErr w:type="spellEnd"/>
+      <w:r>
+        <w:rPr>
+          <w:lang w:val="es-AR"/>
+        </w:rPr>
+        <w:t xml:space="preserve"> </w:t>
+      </w:r>
+      <w:proofErr w:type="spellStart"/>
+      <w:r>
+        <w:rPr>
+          <w:lang w:val="es-AR"/>
+        </w:rPr>
+        <w:t>multicast</w:t>
+      </w:r>
+      <w:proofErr w:type="spellEnd"/>
+      <w:r>
+        <w:rPr>
+          <w:lang w:val="es-AR"/>
+        </w:rPr>
+        <w:t xml:space="preserve"> (usado por NDP) • FF0X::101 → NTP, etc.</w:t>
+      </w:r>
+    </w:p>
+    <w:p>
+      <w:pPr>
+        <w:rPr>
+          <w:lang w:val="es-AR"/>
+        </w:rPr>
+      </w:pPr>
+    </w:p>
+    <w:p/>
     <w:tbl>
       <w:tblPr>
         <w:tblW w:w="9942" w:type="dxa"/>
@@ -7212,6 +9024,7 @@
                 <w:szCs w:val="24"/>
                 <w:lang w:val="en-US"/>
               </w:rPr>
+              <w:lastRenderedPageBreak/>
               <w:t>Tipo</w:t>
             </w:r>
           </w:p>
@@ -7236,6 +9049,7 @@
                 <w:lang w:val="en-US"/>
               </w:rPr>
             </w:pPr>
+            <w:proofErr w:type="spellStart"/>
             <w:r>
               <w:rPr>
                 <w:b/>
@@ -7244,7 +9058,40 @@
                 <w:szCs w:val="24"/>
                 <w:lang w:val="en-US"/>
               </w:rPr>
-              <w:t>Prefijo (bits iniciales)</w:t>
+              <w:t>Prefijo</w:t>
+            </w:r>
+            <w:proofErr w:type="spellEnd"/>
+            <w:r>
+              <w:rPr>
+                <w:b/>
+                <w:bCs/>
+                <w:sz w:val="24"/>
+                <w:szCs w:val="24"/>
+                <w:lang w:val="en-US"/>
+              </w:rPr>
+              <w:t xml:space="preserve"> (bits </w:t>
+            </w:r>
+            <w:proofErr w:type="spellStart"/>
+            <w:r>
+              <w:rPr>
+                <w:b/>
+                <w:bCs/>
+                <w:sz w:val="24"/>
+                <w:szCs w:val="24"/>
+                <w:lang w:val="en-US"/>
+              </w:rPr>
+              <w:t>iniciales</w:t>
+            </w:r>
+            <w:proofErr w:type="spellEnd"/>
+            <w:r>
+              <w:rPr>
+                <w:b/>
+                <w:bCs/>
+                <w:sz w:val="24"/>
+                <w:szCs w:val="24"/>
+                <w:lang w:val="en-US"/>
+              </w:rPr>
+              <w:t>)</w:t>
             </w:r>
           </w:p>
         </w:tc>
@@ -7276,7 +9123,29 @@
                 <w:szCs w:val="24"/>
                 <w:lang w:val="en-US"/>
               </w:rPr>
-              <w:t>Rango – Valor inicial → final</w:t>
+              <w:t xml:space="preserve">Rango – Valor </w:t>
+            </w:r>
+            <w:proofErr w:type="spellStart"/>
+            <w:r>
+              <w:rPr>
+                <w:b/>
+                <w:bCs/>
+                <w:sz w:val="24"/>
+                <w:szCs w:val="24"/>
+                <w:lang w:val="en-US"/>
+              </w:rPr>
+              <w:t>inicial</w:t>
+            </w:r>
+            <w:proofErr w:type="spellEnd"/>
+            <w:r>
+              <w:rPr>
+                <w:b/>
+                <w:bCs/>
+                <w:sz w:val="24"/>
+                <w:szCs w:val="24"/>
+                <w:lang w:val="en-US"/>
+              </w:rPr>
+              <w:t xml:space="preserve"> → final</w:t>
             </w:r>
           </w:p>
         </w:tc>
@@ -7300,6 +9169,7 @@
                 <w:lang w:val="en-US"/>
               </w:rPr>
             </w:pPr>
+            <w:proofErr w:type="spellStart"/>
             <w:r>
               <w:rPr>
                 <w:b/>
@@ -7308,8 +9178,53 @@
                 <w:szCs w:val="24"/>
                 <w:lang w:val="en-US"/>
               </w:rPr>
-              <w:t>Cómo reconocerlas fácilmente</w:t>
-            </w:r>
+              <w:t>Cómo</w:t>
+            </w:r>
+            <w:proofErr w:type="spellEnd"/>
+            <w:r>
+              <w:rPr>
+                <w:b/>
+                <w:bCs/>
+                <w:sz w:val="24"/>
+                <w:szCs w:val="24"/>
+                <w:lang w:val="en-US"/>
+              </w:rPr>
+              <w:t xml:space="preserve"> </w:t>
+            </w:r>
+            <w:proofErr w:type="spellStart"/>
+            <w:r>
+              <w:rPr>
+                <w:b/>
+                <w:bCs/>
+                <w:sz w:val="24"/>
+                <w:szCs w:val="24"/>
+                <w:lang w:val="en-US"/>
+              </w:rPr>
+              <w:t>reconocerlas</w:t>
+            </w:r>
+            <w:proofErr w:type="spellEnd"/>
+            <w:r>
+              <w:rPr>
+                <w:b/>
+                <w:bCs/>
+                <w:sz w:val="24"/>
+                <w:szCs w:val="24"/>
+                <w:lang w:val="en-US"/>
+              </w:rPr>
+              <w:t xml:space="preserve"> </w:t>
+            </w:r>
+            <w:proofErr w:type="spellStart"/>
+            <w:r>
+              <w:rPr>
+                <w:b/>
+                <w:bCs/>
+                <w:sz w:val="24"/>
+                <w:szCs w:val="24"/>
+                <w:lang w:val="en-US"/>
+              </w:rPr>
+              <w:t>fácilmente</w:t>
+            </w:r>
+            <w:proofErr w:type="spellEnd"/>
           </w:p>
         </w:tc>
       </w:tr>
@@ -7333,18 +9248,40 @@
               <w:rPr>
                 <w:sz w:val="24"/>
                 <w:szCs w:val="24"/>
-                <w:lang w:val="en-US"/>
+                <w:lang w:val="es-AR"/>
               </w:rPr>
             </w:pPr>
+            <w:proofErr w:type="spellStart"/>
             <w:r>
               <w:rPr>
                 <w:b/>
                 <w:bCs/>
                 <w:sz w:val="24"/>
                 <w:szCs w:val="24"/>
-                <w:lang w:val="en-US"/>
-              </w:rPr>
-              <w:t>Unicast Global</w:t>
+                <w:lang w:val="es-AR"/>
+              </w:rPr>
+              <w:t>Unicast</w:t>
+            </w:r>
+            <w:proofErr w:type="spellEnd"/>
+            <w:r>
+              <w:rPr>
+                <w:b/>
+                <w:bCs/>
+                <w:sz w:val="24"/>
+                <w:szCs w:val="24"/>
+                <w:lang w:val="es-AR"/>
+              </w:rPr>
+              <w:t xml:space="preserve"> Global</w:t>
+            </w:r>
+            <w:r>
+              <w:rPr>
+                <w:b/>
+                <w:bCs/>
+                <w:sz w:val="24"/>
+                <w:szCs w:val="24"/>
+                <w:lang w:val="es-AR"/>
+              </w:rPr>
+              <w:t xml:space="preserve"> </w:t>
             </w:r>
           </w:p>
         </w:tc>
@@ -7486,7 +9423,25 @@
                 <w:szCs w:val="24"/>
                 <w:lang w:val="es-AR"/>
               </w:rPr>
-              <w:t xml:space="preserve">. Ej: </w:t>
+              <w:t xml:space="preserve">. </w:t>
+            </w:r>
+            <w:proofErr w:type="spellStart"/>
+            <w:r>
+              <w:rPr>
+                <w:sz w:val="24"/>
+                <w:szCs w:val="24"/>
+                <w:lang w:val="es-AR"/>
+              </w:rPr>
+              <w:t>Ej</w:t>
+            </w:r>
+            <w:proofErr w:type="spellEnd"/>
+            <w:r>
+              <w:rPr>
+                <w:sz w:val="24"/>
+                <w:szCs w:val="24"/>
+                <w:lang w:val="es-AR"/>
+              </w:rPr>
+              <w:t xml:space="preserve">: </w:t>
             </w:r>
             <w:r>
               <w:rPr>
@@ -7533,6 +9488,16 @@
               </w:rPr>
               <w:t>Link-Local</w:t>
             </w:r>
+            <w:r>
+              <w:rPr>
+                <w:b/>
+                <w:bCs/>
+                <w:sz w:val="24"/>
+                <w:szCs w:val="24"/>
+                <w:lang w:val="en-US"/>
+              </w:rPr>
+              <w:t xml:space="preserve"> </w:t>
+            </w:r>
           </w:p>
         </w:tc>
         <w:tc>
@@ -7711,13 +9676,23 @@
               </w:rPr>
               <w:t xml:space="preserve">. </w:t>
             </w:r>
-            <w:r>
-              <w:rPr>
-                <w:sz w:val="24"/>
-                <w:szCs w:val="24"/>
-                <w:lang w:val="en-US"/>
-              </w:rPr>
-              <w:t xml:space="preserve">Ej: </w:t>
+            <w:proofErr w:type="spellStart"/>
+            <w:r>
+              <w:rPr>
+                <w:sz w:val="24"/>
+                <w:szCs w:val="24"/>
+                <w:lang w:val="en-US"/>
+              </w:rPr>
+              <w:t>Ej</w:t>
+            </w:r>
+            <w:proofErr w:type="spellEnd"/>
+            <w:r>
+              <w:rPr>
+                <w:sz w:val="24"/>
+                <w:szCs w:val="24"/>
+                <w:lang w:val="en-US"/>
+              </w:rPr>
+              <w:t xml:space="preserve">: </w:t>
             </w:r>
             <w:r>
               <w:rPr>
@@ -7906,13 +9881,23 @@
               </w:rPr>
               <w:t xml:space="preserve"> (las más comunes son FD…). </w:t>
             </w:r>
-            <w:r>
-              <w:rPr>
-                <w:sz w:val="24"/>
-                <w:szCs w:val="24"/>
-                <w:lang w:val="en-US"/>
-              </w:rPr>
-              <w:t xml:space="preserve">Ej: </w:t>
+            <w:proofErr w:type="spellStart"/>
+            <w:r>
+              <w:rPr>
+                <w:sz w:val="24"/>
+                <w:szCs w:val="24"/>
+                <w:lang w:val="en-US"/>
+              </w:rPr>
+              <w:t>Ej</w:t>
+            </w:r>
+            <w:proofErr w:type="spellEnd"/>
+            <w:r>
+              <w:rPr>
+                <w:sz w:val="24"/>
+                <w:szCs w:val="24"/>
+                <w:lang w:val="en-US"/>
+              </w:rPr>
+              <w:t xml:space="preserve">: </w:t>
             </w:r>
             <w:r>
               <w:rPr>
@@ -8081,7 +10066,25 @@
                 <w:szCs w:val="24"/>
                 <w:lang w:val="es-AR"/>
               </w:rPr>
-              <w:t xml:space="preserve">. Ej: </w:t>
+              <w:t xml:space="preserve">. </w:t>
+            </w:r>
+            <w:proofErr w:type="spellStart"/>
+            <w:r>
+              <w:rPr>
+                <w:sz w:val="24"/>
+                <w:szCs w:val="24"/>
+                <w:lang w:val="es-AR"/>
+              </w:rPr>
+              <w:t>Ej</w:t>
+            </w:r>
+            <w:proofErr w:type="spellEnd"/>
+            <w:r>
+              <w:rPr>
+                <w:sz w:val="24"/>
+                <w:szCs w:val="24"/>
+                <w:lang w:val="es-AR"/>
+              </w:rPr>
+              <w:t xml:space="preserve">: </w:t>
             </w:r>
             <w:r>
               <w:rPr>
@@ -8256,8 +10259,20 @@
                 <w:szCs w:val="24"/>
                 <w:lang w:val="en-US"/>
               </w:rPr>
-              <w:t>Sin especificar</w:t>
-            </w:r>
+              <w:t xml:space="preserve">Sin </w:t>
+            </w:r>
+            <w:proofErr w:type="spellStart"/>
+            <w:r>
+              <w:rPr>
+                <w:b/>
+                <w:bCs/>
+                <w:sz w:val="24"/>
+                <w:szCs w:val="24"/>
+                <w:lang w:val="en-US"/>
+              </w:rPr>
+              <w:t>especificar</w:t>
+            </w:r>
+            <w:proofErr w:type="spellEnd"/>
           </w:p>
         </w:tc>
         <w:tc>
@@ -8356,14 +10371,17 @@
         </w:tc>
       </w:tr>
     </w:tbl>
-    <w:p>
-      <w:r>
-        <w:lastRenderedPageBreak/>
+    <w:p/>
+    <w:p/>
+    <w:p/>
+    <w:p>
+      <w:r>
         <w:pict w14:anchorId="6D826033">
-          <v:rect id="_x0000_i1030" style="width:0;height:1.5pt" o:hralign="center" o:hrstd="t" o:hr="t" fillcolor="#a0a0a0" stroked="f"/>
+          <v:rect id="_x0000_i1033" style="width:0;height:1.5pt" o:hralign="center" o:bullet="t" o:hrstd="t" o:hr="t" fillcolor="#a0a0a0" stroked="f"/>
         </w:pict>
       </w:r>
     </w:p>
+    <w:p/>
     <w:p>
       <w:pPr>
         <w:pStyle w:val="Ttulo3"/>
@@ -8396,12 +10414,21 @@
         </w:rPr>
         <w:t xml:space="preserve"> reemplazadas por las </w:t>
       </w:r>
+      <w:proofErr w:type="spellStart"/>
       <w:r>
         <w:rPr>
           <w:rStyle w:val="Textoennegrita"/>
           <w:lang w:val="es-AR"/>
         </w:rPr>
-        <w:t>Unique Local (ULA)</w:t>
+        <w:t>Unique</w:t>
+      </w:r>
+      <w:proofErr w:type="spellEnd"/>
+      <w:r>
+        <w:rPr>
+          <w:rStyle w:val="Textoennegrita"/>
+          <w:lang w:val="es-AR"/>
+        </w:rPr>
+        <w:t xml:space="preserve"> Local (ULA)</w:t>
       </w:r>
       <w:r>
         <w:rPr>
@@ -8413,7 +10440,7 @@
     <w:p>
       <w:r>
         <w:pict w14:anchorId="3DB17598">
-          <v:rect id="_x0000_i1031" style="width:0;height:1.5pt" o:hralign="center" o:hrstd="t" o:hr="t" fillcolor="#a0a0a0" stroked="f"/>
+          <v:rect id="_x0000_i1029" style="width:0;height:1.5pt" o:hralign="center" o:hrstd="t" o:hr="t" fillcolor="#a0a0a0" stroked="f"/>
         </w:pict>
       </w:r>
     </w:p>
@@ -8434,7 +10461,23 @@
         </w:numPr>
       </w:pPr>
       <w:r>
-        <w:t>Espacio de direcciones inmenso.</w:t>
+        <w:t xml:space="preserve">Espacio de </w:t>
+      </w:r>
+      <w:proofErr w:type="spellStart"/>
+      <w:r>
+        <w:t>direcciones</w:t>
+      </w:r>
+      <w:proofErr w:type="spellEnd"/>
+      <w:r>
+        <w:t xml:space="preserve"> </w:t>
+      </w:r>
+      <w:proofErr w:type="spellStart"/>
+      <w:r>
+        <w:t>inmenso</w:t>
+      </w:r>
+      <w:proofErr w:type="spellEnd"/>
+      <w:r>
+        <w:t>.</w:t>
       </w:r>
     </w:p>
     <w:p>
@@ -8445,8 +10488,21 @@
           <w:numId w:val="20"/>
         </w:numPr>
       </w:pPr>
-      <w:r>
-        <w:t>Autoconfiguración automática (stateless).</w:t>
+      <w:proofErr w:type="spellStart"/>
+      <w:r>
+        <w:t>Autoconfiguración</w:t>
+      </w:r>
+      <w:proofErr w:type="spellEnd"/>
+      <w:r>
+        <w:t xml:space="preserve"> </w:t>
+      </w:r>
+      <w:proofErr w:type="spellStart"/>
+      <w:r>
+        <w:t>automática</w:t>
+      </w:r>
+      <w:proofErr w:type="spellEnd"/>
+      <w:r>
+        <w:t xml:space="preserve"> (stateless).</w:t>
       </w:r>
     </w:p>
     <w:p>
@@ -8458,7 +10514,15 @@
         </w:numPr>
       </w:pPr>
       <w:r>
-        <w:t>No requiere NAT.</w:t>
+        <w:t xml:space="preserve">No </w:t>
+      </w:r>
+      <w:proofErr w:type="spellStart"/>
+      <w:r>
+        <w:t>requiere</w:t>
+      </w:r>
+      <w:proofErr w:type="spellEnd"/>
+      <w:r>
+        <w:t xml:space="preserve"> NAT.</w:t>
       </w:r>
     </w:p>
     <w:p>
@@ -8494,7 +10558,35 @@
         <w:rPr>
           <w:lang w:val="es-AR"/>
         </w:rPr>
-        <w:t>Mejor soporte para QoS, seguridad (IPSec) y movilidad.</w:t>
+        <w:t xml:space="preserve">Mejor soporte para </w:t>
+      </w:r>
+      <w:proofErr w:type="spellStart"/>
+      <w:r>
+        <w:rPr>
+          <w:lang w:val="es-AR"/>
+        </w:rPr>
+        <w:t>QoS</w:t>
+      </w:r>
+      <w:proofErr w:type="spellEnd"/>
+      <w:r>
+        <w:rPr>
+          <w:lang w:val="es-AR"/>
+        </w:rPr>
+        <w:t>, seguridad (</w:t>
+      </w:r>
+      <w:proofErr w:type="spellStart"/>
+      <w:r>
+        <w:rPr>
+          <w:lang w:val="es-AR"/>
+        </w:rPr>
+        <w:t>IPSec</w:t>
+      </w:r>
+      <w:proofErr w:type="spellEnd"/>
+      <w:r>
+        <w:rPr>
+          <w:lang w:val="es-AR"/>
+        </w:rPr>
+        <w:t>) y movilidad.</w:t>
       </w:r>
     </w:p>
     <w:p>
@@ -8592,7 +10684,55 @@
           <w:rStyle w:val="Textoennegrita"/>
           <w:lang w:val="es-AR"/>
         </w:rPr>
-        <w:t>protocolo ARP (Address Resolution Protocol, RFC 826)</w:t>
+        <w:t>protocolo ARP (</w:t>
+      </w:r>
+      <w:proofErr w:type="spellStart"/>
+      <w:r>
+        <w:rPr>
+          <w:rStyle w:val="Textoennegrita"/>
+          <w:lang w:val="es-AR"/>
+        </w:rPr>
+        <w:t>Address</w:t>
+      </w:r>
+      <w:proofErr w:type="spellEnd"/>
+      <w:r>
+        <w:rPr>
+          <w:rStyle w:val="Textoennegrita"/>
+          <w:lang w:val="es-AR"/>
+        </w:rPr>
+        <w:t xml:space="preserve"> </w:t>
+      </w:r>
+      <w:proofErr w:type="spellStart"/>
+      <w:r>
+        <w:rPr>
+          <w:rStyle w:val="Textoennegrita"/>
+          <w:lang w:val="es-AR"/>
+        </w:rPr>
+        <w:t>Resolution</w:t>
+      </w:r>
+      <w:proofErr w:type="spellEnd"/>
+      <w:r>
+        <w:rPr>
+          <w:rStyle w:val="Textoennegrita"/>
+          <w:lang w:val="es-AR"/>
+        </w:rPr>
+        <w:t xml:space="preserve"> </w:t>
+      </w:r>
+      <w:proofErr w:type="spellStart"/>
+      <w:r>
+        <w:rPr>
+          <w:rStyle w:val="Textoennegrita"/>
+          <w:lang w:val="es-AR"/>
+        </w:rPr>
+        <w:t>Protocol</w:t>
+      </w:r>
+      <w:proofErr w:type="spellEnd"/>
+      <w:r>
+        <w:rPr>
+          <w:rStyle w:val="Textoennegrita"/>
+          <w:lang w:val="es-AR"/>
+        </w:rPr>
+        <w:t>, RFC 826)</w:t>
       </w:r>
       <w:r>
         <w:rPr>
@@ -8658,11 +10798,19 @@
         </w:rPr>
         <w:br/>
       </w:r>
+      <w:proofErr w:type="spellStart"/>
       <w:r>
         <w:rPr>
           <w:rStyle w:val="Textoennegrita"/>
         </w:rPr>
-        <w:t>Funcionamiento:</w:t>
+        <w:t>Funcionamiento</w:t>
+      </w:r>
+      <w:proofErr w:type="spellEnd"/>
+      <w:r>
+        <w:rPr>
+          <w:rStyle w:val="Textoennegrita"/>
+        </w:rPr>
+        <w:t>:</w:t>
       </w:r>
     </w:p>
     <w:p>
@@ -8728,7 +10876,23 @@
           <w:rStyle w:val="Textoennegrita"/>
           <w:lang w:val="es-AR"/>
         </w:rPr>
-        <w:t>difunde una solicitud ARP (ARP Request)</w:t>
+        <w:t xml:space="preserve">difunde una solicitud ARP (ARP </w:t>
+      </w:r>
+      <w:proofErr w:type="spellStart"/>
+      <w:r>
+        <w:rPr>
+          <w:rStyle w:val="Textoennegrita"/>
+          <w:lang w:val="es-AR"/>
+        </w:rPr>
+        <w:t>Request</w:t>
+      </w:r>
+      <w:proofErr w:type="spellEnd"/>
+      <w:r>
+        <w:rPr>
+          <w:rStyle w:val="Textoennegrita"/>
+          <w:lang w:val="es-AR"/>
+        </w:rPr>
+        <w:t>)</w:t>
       </w:r>
       <w:r>
         <w:rPr>
@@ -8764,8 +10928,17 @@
           <w:rStyle w:val="Textoennegrita"/>
           <w:lang w:val="es-AR"/>
         </w:rPr>
-        <w:t>ARP Reply</w:t>
-      </w:r>
+        <w:t xml:space="preserve">ARP </w:t>
+      </w:r>
+      <w:proofErr w:type="spellStart"/>
+      <w:r>
+        <w:rPr>
+          <w:rStyle w:val="Textoennegrita"/>
+          <w:lang w:val="es-AR"/>
+        </w:rPr>
+        <w:t>Reply</w:t>
+      </w:r>
+      <w:proofErr w:type="spellEnd"/>
       <w:r>
         <w:rPr>
           <w:lang w:val="es-AR"/>
@@ -8828,7 +11001,21 @@
         <w:rPr>
           <w:sz w:val="24"/>
         </w:rPr>
-        <w:t xml:space="preserve">¿Cómo identificar las distintas clases de direcciones ip </w:t>
+        <w:t xml:space="preserve">¿Cómo identificar las distintas clases de direcciones </w:t>
+      </w:r>
+      <w:proofErr w:type="spellStart"/>
+      <w:r>
+        <w:rPr>
+          <w:sz w:val="24"/>
+        </w:rPr>
+        <w:t>ip</w:t>
+      </w:r>
+      <w:proofErr w:type="spellEnd"/>
+      <w:r>
+        <w:rPr>
+          <w:sz w:val="24"/>
+        </w:rPr>
+        <w:t xml:space="preserve"> </w:t>
       </w:r>
       <w:r>
         <w:rPr>
@@ -8909,6 +11096,7 @@
                 <w:lang w:val="en-US"/>
               </w:rPr>
             </w:pPr>
+            <w:proofErr w:type="spellStart"/>
             <w:r>
               <w:rPr>
                 <w:b/>
@@ -8919,6 +11107,7 @@
               </w:rPr>
               <w:t>Clase</w:t>
             </w:r>
+            <w:proofErr w:type="spellEnd"/>
           </w:p>
         </w:tc>
         <w:tc>
@@ -8949,8 +11138,20 @@
                 <w:szCs w:val="24"/>
                 <w:lang w:val="en-US"/>
               </w:rPr>
-              <w:t>Bits iniciales</w:t>
-            </w:r>
+              <w:t xml:space="preserve">Bits </w:t>
+            </w:r>
+            <w:proofErr w:type="spellStart"/>
+            <w:r>
+              <w:rPr>
+                <w:b/>
+                <w:bCs/>
+                <w:sz w:val="24"/>
+                <w:szCs w:val="24"/>
+                <w:lang w:val="en-US"/>
+              </w:rPr>
+              <w:t>iniciales</w:t>
+            </w:r>
+            <w:proofErr w:type="spellEnd"/>
           </w:p>
         </w:tc>
         <w:tc>
@@ -9005,6 +11206,7 @@
                 <w:lang w:val="en-US"/>
               </w:rPr>
             </w:pPr>
+            <w:proofErr w:type="spellStart"/>
             <w:r>
               <w:rPr>
                 <w:b/>
@@ -9013,7 +11215,18 @@
                 <w:szCs w:val="24"/>
                 <w:lang w:val="en-US"/>
               </w:rPr>
-              <w:t>Uso principal</w:t>
+              <w:t>Uso</w:t>
+            </w:r>
+            <w:proofErr w:type="spellEnd"/>
+            <w:r>
+              <w:rPr>
+                <w:b/>
+                <w:bCs/>
+                <w:sz w:val="24"/>
+                <w:szCs w:val="24"/>
+                <w:lang w:val="en-US"/>
+              </w:rPr>
+              <w:t xml:space="preserve"> principal</w:t>
             </w:r>
           </w:p>
         </w:tc>
@@ -9129,8 +11342,36 @@
                 <w:szCs w:val="24"/>
                 <w:lang w:val="en-US"/>
               </w:rPr>
-              <w:t>Redes muy grandes</w:t>
-            </w:r>
+              <w:t xml:space="preserve">Redes </w:t>
+            </w:r>
+            <w:proofErr w:type="spellStart"/>
+            <w:r>
+              <w:rPr>
+                <w:sz w:val="24"/>
+                <w:szCs w:val="24"/>
+                <w:lang w:val="en-US"/>
+              </w:rPr>
+              <w:t>muy</w:t>
+            </w:r>
+            <w:proofErr w:type="spellEnd"/>
+            <w:r>
+              <w:rPr>
+                <w:sz w:val="24"/>
+                <w:szCs w:val="24"/>
+                <w:lang w:val="en-US"/>
+              </w:rPr>
+              <w:t xml:space="preserve"> </w:t>
+            </w:r>
+            <w:proofErr w:type="spellStart"/>
+            <w:r>
+              <w:rPr>
+                <w:sz w:val="24"/>
+                <w:szCs w:val="24"/>
+                <w:lang w:val="en-US"/>
+              </w:rPr>
+              <w:t>grandes</w:t>
+            </w:r>
+            <w:proofErr w:type="spellEnd"/>
           </w:p>
         </w:tc>
       </w:tr>
@@ -9245,8 +11486,18 @@
                 <w:szCs w:val="24"/>
                 <w:lang w:val="en-US"/>
               </w:rPr>
-              <w:t>Redes medianas</w:t>
-            </w:r>
+              <w:t xml:space="preserve">Redes </w:t>
+            </w:r>
+            <w:proofErr w:type="spellStart"/>
+            <w:r>
+              <w:rPr>
+                <w:sz w:val="24"/>
+                <w:szCs w:val="24"/>
+                <w:lang w:val="en-US"/>
+              </w:rPr>
+              <w:t>medianas</w:t>
+            </w:r>
+            <w:proofErr w:type="spellEnd"/>
           </w:p>
         </w:tc>
       </w:tr>
@@ -9361,8 +11612,18 @@
                 <w:szCs w:val="24"/>
                 <w:lang w:val="en-US"/>
               </w:rPr>
-              <w:t>Redes pequeñas</w:t>
-            </w:r>
+              <w:t xml:space="preserve">Redes </w:t>
+            </w:r>
+            <w:proofErr w:type="spellStart"/>
+            <w:r>
+              <w:rPr>
+                <w:sz w:val="24"/>
+                <w:szCs w:val="24"/>
+                <w:lang w:val="en-US"/>
+              </w:rPr>
+              <w:t>pequeñas</w:t>
+            </w:r>
+            <w:proofErr w:type="spellEnd"/>
           </w:p>
         </w:tc>
       </w:tr>
@@ -9593,8 +11854,18 @@
                 <w:szCs w:val="24"/>
                 <w:lang w:val="en-US"/>
               </w:rPr>
-              <w:t>Experimental/reservada</w:t>
-            </w:r>
+              <w:t>Experimental/</w:t>
+            </w:r>
+            <w:proofErr w:type="spellStart"/>
+            <w:r>
+              <w:rPr>
+                <w:sz w:val="24"/>
+                <w:szCs w:val="24"/>
+                <w:lang w:val="en-US"/>
+              </w:rPr>
+              <w:t>reservada</w:t>
+            </w:r>
+            <w:proofErr w:type="spellEnd"/>
           </w:p>
         </w:tc>
       </w:tr>
@@ -9696,7 +11967,6 @@
         <w:rPr>
           <w:sz w:val="24"/>
         </w:rPr>
-        <w:lastRenderedPageBreak/>
         <w:t>Ceros a la izquierda pueden suprimirse y se pueden reemplazar grupos continuos de ceros por :: (solo una vez por dirección).</w:t>
       </w:r>
     </w:p>
@@ -9791,8 +12061,16 @@
         <w:rPr>
           <w:sz w:val="24"/>
         </w:rPr>
-        <w:t>¿Que</w:t>
-      </w:r>
+        <w:t>¿</w:t>
+      </w:r>
+      <w:proofErr w:type="spellStart"/>
+      <w:r>
+        <w:rPr>
+          <w:sz w:val="24"/>
+        </w:rPr>
+        <w:t>Que</w:t>
+      </w:r>
+      <w:proofErr w:type="spellEnd"/>
       <w:r>
         <w:rPr>
           <w:spacing w:val="-2"/>
@@ -10000,20 +12278,30 @@
         </w:rPr>
         <w:t xml:space="preserve">, conocidas como </w:t>
       </w:r>
+      <w:proofErr w:type="spellStart"/>
       <w:r>
         <w:rPr>
           <w:b/>
           <w:bCs/>
           <w:sz w:val="24"/>
         </w:rPr>
-        <w:t>Unicast Link-Local</w:t>
-      </w:r>
+        <w:t>Unicast</w:t>
+      </w:r>
+      <w:proofErr w:type="spellEnd"/>
       <w:r>
         <w:rPr>
           <w:b/>
           <w:bCs/>
           <w:sz w:val="24"/>
         </w:rPr>
+        <w:t xml:space="preserve"> Link-Local</w:t>
+      </w:r>
+      <w:r>
+        <w:rPr>
+          <w:b/>
+          <w:bCs/>
+          <w:sz w:val="24"/>
+        </w:rPr>
         <w:t xml:space="preserve">. </w:t>
       </w:r>
       <w:r>
@@ -10047,7 +12335,21 @@
         <w:rPr>
           <w:lang w:val="es-AR"/>
         </w:rPr>
-        <w:t>o son ruteables fuera de ese enlace.</w:t>
+        <w:t xml:space="preserve">o son </w:t>
+      </w:r>
+      <w:proofErr w:type="spellStart"/>
+      <w:r>
+        <w:rPr>
+          <w:lang w:val="es-AR"/>
+        </w:rPr>
+        <w:t>ruteables</w:t>
+      </w:r>
+      <w:proofErr w:type="spellEnd"/>
+      <w:r>
+        <w:rPr>
+          <w:lang w:val="es-AR"/>
+        </w:rPr>
+        <w:t xml:space="preserve"> fuera de ese enlace.</w:t>
       </w:r>
       <w:r>
         <w:rPr>
@@ -10119,8 +12421,17 @@
         <w:rPr>
           <w:sz w:val="24"/>
         </w:rPr>
-        <w:t>¿Que</w:t>
-      </w:r>
+        <w:lastRenderedPageBreak/>
+        <w:t>¿</w:t>
+      </w:r>
+      <w:proofErr w:type="spellStart"/>
+      <w:r>
+        <w:rPr>
+          <w:sz w:val="24"/>
+        </w:rPr>
+        <w:t>Que</w:t>
+      </w:r>
+      <w:proofErr w:type="spellEnd"/>
       <w:r>
         <w:rPr>
           <w:spacing w:val="40"/>
@@ -10301,7 +12612,21 @@
         <w:rPr>
           <w:sz w:val="24"/>
         </w:rPr>
-        <w:t>públicas (routeables) en ipv6?</w:t>
+        <w:t>públicas (</w:t>
+      </w:r>
+      <w:proofErr w:type="spellStart"/>
+      <w:r>
+        <w:rPr>
+          <w:sz w:val="24"/>
+        </w:rPr>
+        <w:t>routeables</w:t>
+      </w:r>
+      <w:proofErr w:type="spellEnd"/>
+      <w:r>
+        <w:rPr>
+          <w:sz w:val="24"/>
+        </w:rPr>
+        <w:t>) en ipv6?</w:t>
       </w:r>
     </w:p>
     <w:p>
@@ -10334,13 +12659,59 @@
         </w:rPr>
         <w:t xml:space="preserve">El equivalente a las direcciones públicas IPv4 son las direcciones </w:t>
       </w:r>
+      <w:proofErr w:type="spellStart"/>
       <w:r>
         <w:rPr>
           <w:b/>
           <w:bCs/>
           <w:sz w:val="24"/>
         </w:rPr>
-        <w:t>Unicast Globales (Global Unicast Address)</w:t>
+        <w:t>Unicast</w:t>
+      </w:r>
+      <w:proofErr w:type="spellEnd"/>
+      <w:r>
+        <w:rPr>
+          <w:b/>
+          <w:bCs/>
+          <w:sz w:val="24"/>
+        </w:rPr>
+        <w:t xml:space="preserve"> Globales (Global </w:t>
+      </w:r>
+      <w:proofErr w:type="spellStart"/>
+      <w:r>
+        <w:rPr>
+          <w:b/>
+          <w:bCs/>
+          <w:sz w:val="24"/>
+        </w:rPr>
+        <w:t>Unicast</w:t>
+      </w:r>
+      <w:proofErr w:type="spellEnd"/>
+      <w:r>
+        <w:rPr>
+          <w:b/>
+          <w:bCs/>
+          <w:sz w:val="24"/>
+        </w:rPr>
+        <w:t xml:space="preserve"> </w:t>
+      </w:r>
+      <w:proofErr w:type="spellStart"/>
+      <w:r>
+        <w:rPr>
+          <w:b/>
+          <w:bCs/>
+          <w:sz w:val="24"/>
+        </w:rPr>
+        <w:t>Address</w:t>
+      </w:r>
+      <w:proofErr w:type="spellEnd"/>
+      <w:r>
+        <w:rPr>
+          <w:b/>
+          <w:bCs/>
+          <w:sz w:val="24"/>
+        </w:rPr>
+        <w:t>)</w:t>
       </w:r>
       <w:r>
         <w:rPr>
@@ -10355,7 +12726,23 @@
         <w:t xml:space="preserve"> </w:t>
       </w:r>
       <w:r>
-        <w:t>Son únicas y ruteables globalmente en Internet, asignadas por los registros de Internet (IANA/LACNIC). El rango de las direcciones Unicast globales es: 2000::/3 (</w:t>
+        <w:t xml:space="preserve">Son únicas y </w:t>
+      </w:r>
+      <w:proofErr w:type="spellStart"/>
+      <w:r>
+        <w:t>ruteables</w:t>
+      </w:r>
+      <w:proofErr w:type="spellEnd"/>
+      <w:r>
+        <w:t xml:space="preserve"> globalmente en Internet, asignadas por los registros de Internet (IANA/LACNIC). El rango de las direcciones </w:t>
+      </w:r>
+      <w:proofErr w:type="spellStart"/>
+      <w:r>
+        <w:t>Unicast</w:t>
+      </w:r>
+      <w:proofErr w:type="spellEnd"/>
+      <w:r>
+        <w:t xml:space="preserve"> globales es: 2000::/3 (</w:t>
       </w:r>
       <w:r>
         <w:t>2000:: → 3FFF:FFFF:FFFF:FFFF:FFFF:FFFF:FFFF:FFFF</w:t>
@@ -10454,8 +12841,20 @@
           <w:szCs w:val="24"/>
           <w:lang w:val="es-AR"/>
         </w:rPr>
-        <w:t>Site-Local Addresses</w:t>
-      </w:r>
+        <w:t xml:space="preserve">Site-Local </w:t>
+      </w:r>
+      <w:proofErr w:type="spellStart"/>
+      <w:r>
+        <w:rPr>
+          <w:b/>
+          <w:bCs/>
+          <w:sz w:val="24"/>
+          <w:szCs w:val="24"/>
+          <w:lang w:val="es-AR"/>
+        </w:rPr>
+        <w:t>Addresses</w:t>
+      </w:r>
+      <w:proofErr w:type="spellEnd"/>
       <w:r>
         <w:rPr>
           <w:sz w:val="24"/>
@@ -10492,7 +12891,25 @@
           <w:szCs w:val="24"/>
           <w:lang w:val="es-AR"/>
         </w:rPr>
-        <w:t>Eran usadas para comunicación dentro de una organización o sitio, sin ser ruteables globalmente.</w:t>
+        <w:t xml:space="preserve">Eran usadas para comunicación dentro de una organización o sitio, sin ser </w:t>
+      </w:r>
+      <w:proofErr w:type="spellStart"/>
+      <w:r>
+        <w:rPr>
+          <w:sz w:val="24"/>
+          <w:szCs w:val="24"/>
+          <w:lang w:val="es-AR"/>
+        </w:rPr>
+        <w:t>ruteables</w:t>
+      </w:r>
+      <w:proofErr w:type="spellEnd"/>
+      <w:r>
+        <w:rPr>
+          <w:sz w:val="24"/>
+          <w:szCs w:val="24"/>
+          <w:lang w:val="es-AR"/>
+        </w:rPr>
+        <w:t xml:space="preserve"> globalmente.</w:t>
       </w:r>
     </w:p>
     <w:p>
@@ -10542,6 +12959,7 @@
         </w:rPr>
         <w:t xml:space="preserve"> por el IETF y reemplazadas por las </w:t>
       </w:r>
+      <w:proofErr w:type="spellStart"/>
       <w:r>
         <w:rPr>
           <w:b/>
@@ -10550,7 +12968,40 @@
           <w:szCs w:val="24"/>
           <w:lang w:val="es-AR"/>
         </w:rPr>
-        <w:t>Unique Local Addresses (FC00::/7)</w:t>
+        <w:t>Unique</w:t>
+      </w:r>
+      <w:proofErr w:type="spellEnd"/>
+      <w:r>
+        <w:rPr>
+          <w:b/>
+          <w:bCs/>
+          <w:sz w:val="24"/>
+          <w:szCs w:val="24"/>
+          <w:lang w:val="es-AR"/>
+        </w:rPr>
+        <w:t xml:space="preserve"> Local </w:t>
+      </w:r>
+      <w:proofErr w:type="spellStart"/>
+      <w:r>
+        <w:rPr>
+          <w:b/>
+          <w:bCs/>
+          <w:sz w:val="24"/>
+          <w:szCs w:val="24"/>
+          <w:lang w:val="es-AR"/>
+        </w:rPr>
+        <w:t>Addresses</w:t>
+      </w:r>
+      <w:proofErr w:type="spellEnd"/>
+      <w:r>
+        <w:rPr>
+          <w:b/>
+          <w:bCs/>
+          <w:sz w:val="24"/>
+          <w:szCs w:val="24"/>
+          <w:lang w:val="es-AR"/>
+        </w:rPr>
+        <w:t xml:space="preserve"> (FC00::/7)</w:t>
       </w:r>
       <w:r>
         <w:rPr>
@@ -10579,7 +13030,21 @@
         <w:rPr>
           <w:sz w:val="24"/>
         </w:rPr>
-        <w:t xml:space="preserve">¿Para que se usan las direcciones en el rango </w:t>
+        <w:t xml:space="preserve">¿Para </w:t>
+      </w:r>
+      <w:proofErr w:type="spellStart"/>
+      <w:r>
+        <w:rPr>
+          <w:sz w:val="24"/>
+        </w:rPr>
+        <w:t>que</w:t>
+      </w:r>
+      <w:proofErr w:type="spellEnd"/>
+      <w:r>
+        <w:rPr>
+          <w:sz w:val="24"/>
+        </w:rPr>
+        <w:t xml:space="preserve"> se usan las direcciones en el rango </w:t>
       </w:r>
       <w:r>
         <w:rPr>
@@ -10628,6 +13093,7 @@
         </w:rPr>
         <w:t xml:space="preserve"> se utiliza para las </w:t>
       </w:r>
+      <w:proofErr w:type="spellStart"/>
       <w:r>
         <w:rPr>
           <w:b/>
@@ -10636,7 +13102,40 @@
           <w:szCs w:val="24"/>
           <w:lang w:val="es-AR"/>
         </w:rPr>
-        <w:t>Unique Local Addresses (ULA)</w:t>
+        <w:t>Unique</w:t>
+      </w:r>
+      <w:proofErr w:type="spellEnd"/>
+      <w:r>
+        <w:rPr>
+          <w:b/>
+          <w:bCs/>
+          <w:sz w:val="24"/>
+          <w:szCs w:val="24"/>
+          <w:lang w:val="es-AR"/>
+        </w:rPr>
+        <w:t xml:space="preserve"> Local </w:t>
+      </w:r>
+      <w:proofErr w:type="spellStart"/>
+      <w:r>
+        <w:rPr>
+          <w:b/>
+          <w:bCs/>
+          <w:sz w:val="24"/>
+          <w:szCs w:val="24"/>
+          <w:lang w:val="es-AR"/>
+        </w:rPr>
+        <w:t>Addresses</w:t>
+      </w:r>
+      <w:proofErr w:type="spellEnd"/>
+      <w:r>
+        <w:rPr>
+          <w:b/>
+          <w:bCs/>
+          <w:sz w:val="24"/>
+          <w:szCs w:val="24"/>
+          <w:lang w:val="es-AR"/>
+        </w:rPr>
+        <w:t xml:space="preserve"> (ULA)</w:t>
       </w:r>
       <w:r>
         <w:rPr>
@@ -10740,7 +13239,25 @@
           <w:szCs w:val="24"/>
           <w:lang w:val="es-AR"/>
         </w:rPr>
-        <w:t>No son ruteables en Internet, pero sí entre redes privadas interconectadas.</w:t>
+        <w:t xml:space="preserve">No son </w:t>
+      </w:r>
+      <w:proofErr w:type="spellStart"/>
+      <w:r>
+        <w:rPr>
+          <w:sz w:val="24"/>
+          <w:szCs w:val="24"/>
+          <w:lang w:val="es-AR"/>
+        </w:rPr>
+        <w:t>ruteables</w:t>
+      </w:r>
+      <w:proofErr w:type="spellEnd"/>
+      <w:r>
+        <w:rPr>
+          <w:sz w:val="24"/>
+          <w:szCs w:val="24"/>
+          <w:lang w:val="es-AR"/>
+        </w:rPr>
+        <w:t xml:space="preserve"> en Internet, pero sí entre redes privadas interconectadas.</w:t>
       </w:r>
     </w:p>
     <w:p>
@@ -10871,14 +13388,51 @@
         <w:rPr>
           <w:sz w:val="24"/>
         </w:rPr>
-        <w:t xml:space="preserve">Investigue la diferencia entre Site local addresses y unique local </w:t>
-      </w:r>
+        <w:t xml:space="preserve">Investigue la diferencia entre Site local </w:t>
+      </w:r>
+      <w:proofErr w:type="spellStart"/>
+      <w:r>
+        <w:rPr>
+          <w:sz w:val="24"/>
+        </w:rPr>
+        <w:t>addresses</w:t>
+      </w:r>
+      <w:proofErr w:type="spellEnd"/>
+      <w:r>
+        <w:rPr>
+          <w:sz w:val="24"/>
+        </w:rPr>
+        <w:t xml:space="preserve"> y </w:t>
+      </w:r>
+      <w:proofErr w:type="spellStart"/>
+      <w:r>
+        <w:rPr>
+          <w:sz w:val="24"/>
+        </w:rPr>
+        <w:t>unique</w:t>
+      </w:r>
+      <w:proofErr w:type="spellEnd"/>
+      <w:r>
+        <w:rPr>
+          <w:sz w:val="24"/>
+        </w:rPr>
+        <w:t xml:space="preserve"> local </w:t>
+      </w:r>
+      <w:proofErr w:type="spellStart"/>
       <w:r>
         <w:rPr>
           <w:spacing w:val="-2"/>
           <w:sz w:val="24"/>
         </w:rPr>
-        <w:t>addresses.</w:t>
+        <w:t>addresses</w:t>
+      </w:r>
+      <w:proofErr w:type="spellEnd"/>
+      <w:r>
+        <w:rPr>
+          <w:spacing w:val="-2"/>
+          <w:sz w:val="24"/>
+        </w:rPr>
+        <w:t>.</w:t>
       </w:r>
     </w:p>
     <w:p>
@@ -10914,18 +13468,71 @@
         </w:rPr>
         <w:t xml:space="preserve"> y las </w:t>
       </w:r>
+      <w:proofErr w:type="spellStart"/>
       <w:r>
         <w:rPr>
           <w:rStyle w:val="Textoennegrita"/>
           <w:lang w:val="es-AR"/>
         </w:rPr>
-        <w:t>Unique Local Addresses (FC00::/7)</w:t>
-      </w:r>
-      <w:r>
-        <w:rPr>
-          <w:lang w:val="es-AR"/>
-        </w:rPr>
-        <w:t xml:space="preserve"> fueron diseñadas para permitir la comunicación interna dentro de una organización sin necesidad de utilizar direcciones globales ruteables en Internet. Sin embargo, existen diferencias importantes entre ambas que llevaron a la sustitución definitiva de las Site-Local por las Unique Local.</w:t>
+        <w:t>Unique</w:t>
+      </w:r>
+      <w:proofErr w:type="spellEnd"/>
+      <w:r>
+        <w:rPr>
+          <w:rStyle w:val="Textoennegrita"/>
+          <w:lang w:val="es-AR"/>
+        </w:rPr>
+        <w:t xml:space="preserve"> Local </w:t>
+      </w:r>
+      <w:proofErr w:type="spellStart"/>
+      <w:r>
+        <w:rPr>
+          <w:rStyle w:val="Textoennegrita"/>
+          <w:lang w:val="es-AR"/>
+        </w:rPr>
+        <w:t>Addresses</w:t>
+      </w:r>
+      <w:proofErr w:type="spellEnd"/>
+      <w:r>
+        <w:rPr>
+          <w:rStyle w:val="Textoennegrita"/>
+          <w:lang w:val="es-AR"/>
+        </w:rPr>
+        <w:t xml:space="preserve"> (FC00::/7)</w:t>
+      </w:r>
+      <w:r>
+        <w:rPr>
+          <w:lang w:val="es-AR"/>
+        </w:rPr>
+        <w:t xml:space="preserve"> fueron diseñadas para permitir la comunicación interna dentro de una organización sin necesidad de utilizar direcciones globales </w:t>
+      </w:r>
+      <w:proofErr w:type="spellStart"/>
+      <w:r>
+        <w:rPr>
+          <w:lang w:val="es-AR"/>
+        </w:rPr>
+        <w:t>ruteables</w:t>
+      </w:r>
+      <w:proofErr w:type="spellEnd"/>
+      <w:r>
+        <w:rPr>
+          <w:lang w:val="es-AR"/>
+        </w:rPr>
+        <w:t xml:space="preserve"> en Internet. Sin embargo, existen diferencias importantes entre ambas que llevaron a la sustitución definitiva de las Site-Local por las </w:t>
+      </w:r>
+      <w:proofErr w:type="spellStart"/>
+      <w:r>
+        <w:rPr>
+          <w:lang w:val="es-AR"/>
+        </w:rPr>
+        <w:t>Unique</w:t>
+      </w:r>
+      <w:proofErr w:type="spellEnd"/>
+      <w:r>
+        <w:rPr>
+          <w:lang w:val="es-AR"/>
+        </w:rPr>
+        <w:t xml:space="preserve"> Local.</w:t>
       </w:r>
     </w:p>
     <w:p>
@@ -10948,8 +13555,17 @@
           <w:rStyle w:val="Textoennegrita"/>
           <w:lang w:val="es-AR"/>
         </w:rPr>
-        <w:t>Site-Local Addresses</w:t>
-      </w:r>
+        <w:t xml:space="preserve">Site-Local </w:t>
+      </w:r>
+      <w:proofErr w:type="spellStart"/>
+      <w:r>
+        <w:rPr>
+          <w:rStyle w:val="Textoennegrita"/>
+          <w:lang w:val="es-AR"/>
+        </w:rPr>
+        <w:t>Addresses</w:t>
+      </w:r>
+      <w:proofErr w:type="spellEnd"/>
       <w:r>
         <w:rPr>
           <w:lang w:val="es-AR"/>
@@ -10961,7 +13577,23 @@
           <w:rStyle w:val="Textoennegrita"/>
           <w:lang w:val="es-AR"/>
         </w:rPr>
-        <w:t>no eran ruteables globalmente</w:t>
+        <w:t xml:space="preserve">no eran </w:t>
+      </w:r>
+      <w:proofErr w:type="spellStart"/>
+      <w:r>
+        <w:rPr>
+          <w:rStyle w:val="Textoennegrita"/>
+          <w:lang w:val="es-AR"/>
+        </w:rPr>
+        <w:t>ruteables</w:t>
+      </w:r>
+      <w:proofErr w:type="spellEnd"/>
+      <w:r>
+        <w:rPr>
+          <w:rStyle w:val="Textoennegrita"/>
+          <w:lang w:val="es-AR"/>
+        </w:rPr>
+        <w:t xml:space="preserve"> globalmente</w:t>
       </w:r>
       <w:r>
         <w:rPr>
@@ -10998,12 +13630,37 @@
         </w:rPr>
         <w:t xml:space="preserve">En reemplazo de ellas se introdujeron las </w:t>
       </w:r>
+      <w:proofErr w:type="spellStart"/>
       <w:r>
         <w:rPr>
           <w:rStyle w:val="Textoennegrita"/>
           <w:lang w:val="es-AR"/>
         </w:rPr>
-        <w:t>Unique Local Addresses (ULA)</w:t>
+        <w:t>Unique</w:t>
+      </w:r>
+      <w:proofErr w:type="spellEnd"/>
+      <w:r>
+        <w:rPr>
+          <w:rStyle w:val="Textoennegrita"/>
+          <w:lang w:val="es-AR"/>
+        </w:rPr>
+        <w:t xml:space="preserve"> Local </w:t>
+      </w:r>
+      <w:proofErr w:type="spellStart"/>
+      <w:r>
+        <w:rPr>
+          <w:rStyle w:val="Textoennegrita"/>
+          <w:lang w:val="es-AR"/>
+        </w:rPr>
+        <w:t>Addresses</w:t>
+      </w:r>
+      <w:proofErr w:type="spellEnd"/>
+      <w:r>
+        <w:rPr>
+          <w:rStyle w:val="Textoennegrita"/>
+          <w:lang w:val="es-AR"/>
+        </w:rPr>
+        <w:t xml:space="preserve"> (ULA)</w:t>
       </w:r>
       <w:r>
         <w:rPr>
@@ -11022,7 +13679,14 @@
         <w:rPr>
           <w:lang w:val="es-AR"/>
         </w:rPr>
-        <w:t xml:space="preserve">, con un diseño mejorado que evita las colisiones entre redes privadas. Las ULA utilizan el prefijo </w:t>
+        <w:t xml:space="preserve">, con un diseño mejorado que evita las colisiones entre redes privadas. Las ULA </w:t>
+      </w:r>
+      <w:r>
+        <w:rPr>
+          <w:lang w:val="es-AR"/>
+        </w:rPr>
+        <w:lastRenderedPageBreak/>
+        <w:t xml:space="preserve">utilizan el prefijo </w:t>
       </w:r>
       <w:r>
         <w:rPr>
@@ -11035,7 +13699,21 @@
         <w:rPr>
           <w:lang w:val="es-AR"/>
         </w:rPr>
-        <w:t xml:space="preserve">, dentro del cual el subrango </w:t>
+        <w:t xml:space="preserve">, dentro del cual el </w:t>
+      </w:r>
+      <w:proofErr w:type="spellStart"/>
+      <w:r>
+        <w:rPr>
+          <w:lang w:val="es-AR"/>
+        </w:rPr>
+        <w:t>subrango</w:t>
+      </w:r>
+      <w:proofErr w:type="spellEnd"/>
+      <w:r>
+        <w:rPr>
+          <w:lang w:val="es-AR"/>
+        </w:rPr>
+        <w:t xml:space="preserve"> </w:t>
       </w:r>
       <w:r>
         <w:rPr>
@@ -11092,12 +13770,21 @@
         </w:rPr>
         <w:t xml:space="preserve"> eran direcciones internas sin control de unicidad entre redes y quedaron obsoletas, mientras que las </w:t>
       </w:r>
+      <w:proofErr w:type="spellStart"/>
       <w:r>
         <w:rPr>
           <w:rStyle w:val="Textoennegrita"/>
           <w:lang w:val="es-AR"/>
         </w:rPr>
-        <w:t>Unique Local</w:t>
+        <w:t>Unique</w:t>
+      </w:r>
+      <w:proofErr w:type="spellEnd"/>
+      <w:r>
+        <w:rPr>
+          <w:rStyle w:val="Textoennegrita"/>
+          <w:lang w:val="es-AR"/>
+        </w:rPr>
+        <w:t xml:space="preserve"> Local</w:t>
       </w:r>
       <w:r>
         <w:rPr>
@@ -11330,12 +14017,14 @@
         </w:rPr>
         <w:t xml:space="preserve"> </w:t>
       </w:r>
+      <w:proofErr w:type="spellStart"/>
       <w:r>
         <w:rPr>
           <w:sz w:val="24"/>
         </w:rPr>
         <w:t>ip</w:t>
       </w:r>
+      <w:proofErr w:type="spellEnd"/>
       <w:r>
         <w:rPr>
           <w:spacing w:val="-3"/>
@@ -11447,12 +14136,14 @@
         </w:rPr>
         <w:t xml:space="preserve"> </w:t>
       </w:r>
+      <w:proofErr w:type="spellStart"/>
       <w:r>
         <w:rPr>
           <w:sz w:val="24"/>
         </w:rPr>
         <w:t>subdireccionamiento</w:t>
       </w:r>
+      <w:proofErr w:type="spellEnd"/>
       <w:r>
         <w:rPr>
           <w:spacing w:val="-3"/>
@@ -11665,7 +14356,25 @@
           <w:szCs w:val="24"/>
           <w:lang w:val="es-AR"/>
         </w:rPr>
-        <w:t xml:space="preserve">) que es más que suficiente para realizar el subneteo VLSM requerido para alojar </w:t>
+        <w:t xml:space="preserve">) que es más que suficiente para realizar el </w:t>
+      </w:r>
+      <w:proofErr w:type="spellStart"/>
+      <w:r>
+        <w:rPr>
+          <w:sz w:val="24"/>
+          <w:szCs w:val="24"/>
+          <w:lang w:val="es-AR"/>
+        </w:rPr>
+        <w:t>subneteo</w:t>
+      </w:r>
+      <w:proofErr w:type="spellEnd"/>
+      <w:r>
+        <w:rPr>
+          <w:sz w:val="24"/>
+          <w:szCs w:val="24"/>
+          <w:lang w:val="es-AR"/>
+        </w:rPr>
+        <w:t xml:space="preserve"> VLSM requerido para alojar </w:t>
       </w:r>
       <w:r>
         <w:rPr>
@@ -11733,7 +14442,6 @@
         <w:rPr>
           <w:lang w:val="es-AR"/>
         </w:rPr>
-        <w:lastRenderedPageBreak/>
         <w:t xml:space="preserve">64 host – necesitamos 7 igual porque 2 a la 6 son 64, pero la cantidad de host son 2 (n-2), porque debemos sacarle los 0 y 1. </w:t>
       </w:r>
     </w:p>
@@ -11749,7 +14457,19 @@
         <w:rPr>
           <w:lang w:val="es-AR"/>
         </w:rPr>
-        <w:t>Usamos por ejemplo: 172.17.1.0/20</w:t>
+        <w:t>Usamos por ejemplo: 172.17.</w:t>
+      </w:r>
+      <w:r>
+        <w:rPr>
+          <w:lang w:val="es-AR"/>
+        </w:rPr>
+        <w:t>0</w:t>
+      </w:r>
+      <w:r>
+        <w:rPr>
+          <w:lang w:val="es-AR"/>
+        </w:rPr>
+        <w:t>.0/20</w:t>
       </w:r>
     </w:p>
     <w:p>
@@ -11764,7 +14484,27 @@
         <w:rPr>
           <w:lang w:val="es-AR"/>
         </w:rPr>
-        <w:t>Comando para subneting en linux: ipcalc (dirección de red y mascara)</w:t>
+        <w:t>Para la primera subred</w:t>
+      </w:r>
+      <w:r>
+        <w:rPr>
+          <w:lang w:val="es-AR"/>
+        </w:rPr>
+        <w:t xml:space="preserve"> necesito poder identificar 240 hosts, por lo que necesito 8 bits para representar el host id. Por ello, elijo como dirección base para la subred 1:</w:t>
+      </w:r>
+      <w:r>
+        <w:rPr>
+          <w:lang w:val="es-AR"/>
+        </w:rPr>
+        <w:t xml:space="preserve"> </w:t>
+      </w:r>
+      <w:r>
+        <w:rPr>
+          <w:b/>
+          <w:bCs/>
+          <w:lang w:val="es-AR"/>
+        </w:rPr>
+        <w:t>172.17.0.0/24</w:t>
       </w:r>
     </w:p>
     <w:p>
@@ -11779,7 +14519,21 @@
         <w:rPr>
           <w:lang w:val="es-AR"/>
         </w:rPr>
-        <w:t>Ipcalc 172.17.10/20</w:t>
+        <w:t xml:space="preserve">Los hosts de la subred pueden tomar los valores de </w:t>
+      </w:r>
+      <w:proofErr w:type="spellStart"/>
+      <w:r>
+        <w:rPr>
+          <w:lang w:val="es-AR"/>
+        </w:rPr>
+        <w:t>ip</w:t>
+      </w:r>
+      <w:proofErr w:type="spellEnd"/>
+      <w:r>
+        <w:rPr>
+          <w:lang w:val="es-AR"/>
+        </w:rPr>
+        <w:t>:</w:t>
       </w:r>
     </w:p>
     <w:p>
@@ -11787,6 +14541,836 @@
         <w:pStyle w:val="NormalWeb"/>
         <w:ind w:left="589"/>
         <w:rPr>
+          <w:b/>
+          <w:bCs/>
+          <w:lang w:val="es-AR"/>
+        </w:rPr>
+      </w:pPr>
+      <w:r>
+        <w:rPr>
+          <w:b/>
+          <w:bCs/>
+          <w:lang w:val="es-AR"/>
+        </w:rPr>
+        <w:t>Min: 172.17.0.1</w:t>
+      </w:r>
+    </w:p>
+    <w:p>
+      <w:pPr>
+        <w:pStyle w:val="NormalWeb"/>
+        <w:ind w:left="589"/>
+        <w:rPr>
+          <w:b/>
+          <w:bCs/>
+        </w:rPr>
+      </w:pPr>
+      <w:r>
+        <w:rPr>
+          <w:b/>
+          <w:bCs/>
+        </w:rPr>
+        <w:t>Max: 172.17.0.254</w:t>
+      </w:r>
+    </w:p>
+    <w:p>
+      <w:pPr>
+        <w:pStyle w:val="NormalWeb"/>
+        <w:ind w:left="589"/>
+        <w:rPr>
+          <w:b/>
+          <w:bCs/>
+        </w:rPr>
+      </w:pPr>
+      <w:r>
+        <w:rPr>
+          <w:b/>
+          <w:bCs/>
+        </w:rPr>
+        <w:t xml:space="preserve">La </w:t>
+      </w:r>
+      <w:proofErr w:type="spellStart"/>
+      <w:r>
+        <w:rPr>
+          <w:b/>
+          <w:bCs/>
+        </w:rPr>
+        <w:t>dirección</w:t>
+      </w:r>
+      <w:proofErr w:type="spellEnd"/>
+      <w:r>
+        <w:rPr>
+          <w:b/>
+          <w:bCs/>
+        </w:rPr>
+        <w:t xml:space="preserve"> de b</w:t>
+      </w:r>
+      <w:r>
+        <w:rPr>
+          <w:b/>
+          <w:bCs/>
+        </w:rPr>
+        <w:t>roadcast: 172.17.0.255</w:t>
+      </w:r>
+    </w:p>
+    <w:p>
+      <w:pPr>
+        <w:pStyle w:val="NormalWeb"/>
+        <w:ind w:left="589"/>
+        <w:rPr>
+          <w:b/>
+          <w:bCs/>
+        </w:rPr>
+      </w:pPr>
+    </w:p>
+    <w:p>
+      <w:pPr>
+        <w:pStyle w:val="NormalWeb"/>
+        <w:ind w:left="589"/>
+        <w:rPr>
+          <w:lang w:val="es-AR"/>
+        </w:rPr>
+      </w:pPr>
+      <w:r>
+        <w:rPr>
+          <w:lang w:val="es-AR"/>
+        </w:rPr>
+        <w:t>Para las 3 subredes restantes necesitamos 7 bits p</w:t>
+      </w:r>
+      <w:r>
+        <w:rPr>
+          <w:lang w:val="es-AR"/>
+        </w:rPr>
+        <w:t xml:space="preserve">ara el host id. </w:t>
+      </w:r>
+    </w:p>
+    <w:p>
+      <w:pPr>
+        <w:pStyle w:val="NormalWeb"/>
+        <w:ind w:left="589"/>
+        <w:rPr>
+          <w:b/>
+          <w:bCs/>
+          <w:lang w:val="es-AR"/>
+        </w:rPr>
+      </w:pPr>
+      <w:r>
+        <w:rPr>
+          <w:lang w:val="es-AR"/>
+        </w:rPr>
+        <w:t xml:space="preserve">Luego, la dirección base para la subred 2 </w:t>
+      </w:r>
+      <w:r>
+        <w:rPr>
+          <w:lang w:val="es-AR"/>
+        </w:rPr>
+        <w:t xml:space="preserve">(120 hosts) </w:t>
+      </w:r>
+      <w:r>
+        <w:rPr>
+          <w:lang w:val="es-AR"/>
+        </w:rPr>
+        <w:t xml:space="preserve">es: </w:t>
+      </w:r>
+      <w:r>
+        <w:rPr>
+          <w:b/>
+          <w:bCs/>
+          <w:lang w:val="es-AR"/>
+        </w:rPr>
+        <w:t>172.17.</w:t>
+      </w:r>
+      <w:r>
+        <w:rPr>
+          <w:b/>
+          <w:bCs/>
+          <w:lang w:val="es-AR"/>
+        </w:rPr>
+        <w:t>1</w:t>
+      </w:r>
+      <w:r>
+        <w:rPr>
+          <w:b/>
+          <w:bCs/>
+          <w:lang w:val="es-AR"/>
+        </w:rPr>
+        <w:t>.0/2</w:t>
+      </w:r>
+      <w:r>
+        <w:rPr>
+          <w:b/>
+          <w:bCs/>
+          <w:lang w:val="es-AR"/>
+        </w:rPr>
+        <w:t>5.</w:t>
+      </w:r>
+    </w:p>
+    <w:p>
+      <w:pPr>
+        <w:pStyle w:val="NormalWeb"/>
+        <w:ind w:left="589"/>
+        <w:rPr>
+          <w:lang w:val="es-AR"/>
+        </w:rPr>
+      </w:pPr>
+      <w:r>
+        <w:rPr>
+          <w:lang w:val="es-AR"/>
+        </w:rPr>
+        <w:t xml:space="preserve">Los hosts de la subred pueden tomar los valores de </w:t>
+      </w:r>
+      <w:proofErr w:type="spellStart"/>
+      <w:r>
+        <w:rPr>
+          <w:lang w:val="es-AR"/>
+        </w:rPr>
+        <w:t>ip</w:t>
+      </w:r>
+      <w:proofErr w:type="spellEnd"/>
+      <w:r>
+        <w:rPr>
+          <w:lang w:val="es-AR"/>
+        </w:rPr>
+        <w:t>:</w:t>
+      </w:r>
+    </w:p>
+    <w:p>
+      <w:pPr>
+        <w:pStyle w:val="NormalWeb"/>
+        <w:ind w:left="589"/>
+        <w:rPr>
+          <w:b/>
+          <w:bCs/>
+          <w:lang w:val="es-AR"/>
+        </w:rPr>
+      </w:pPr>
+      <w:r>
+        <w:rPr>
+          <w:b/>
+          <w:bCs/>
+          <w:lang w:val="es-AR"/>
+        </w:rPr>
+        <w:t>Min: 172.17.</w:t>
+      </w:r>
+      <w:r>
+        <w:rPr>
+          <w:b/>
+          <w:bCs/>
+          <w:lang w:val="es-AR"/>
+        </w:rPr>
+        <w:t>1.1</w:t>
+      </w:r>
+    </w:p>
+    <w:p>
+      <w:pPr>
+        <w:pStyle w:val="NormalWeb"/>
+        <w:tabs>
+          <w:tab w:val="left" w:pos="3033"/>
+        </w:tabs>
+        <w:ind w:left="589"/>
+        <w:rPr>
+          <w:b/>
+          <w:bCs/>
+          <w:lang w:val="es-AR"/>
+        </w:rPr>
+      </w:pPr>
+      <w:r>
+        <w:rPr>
+          <w:b/>
+          <w:bCs/>
+          <w:lang w:val="es-AR"/>
+        </w:rPr>
+        <w:t>Max: 172.17.</w:t>
+      </w:r>
+      <w:r>
+        <w:rPr>
+          <w:b/>
+          <w:bCs/>
+          <w:lang w:val="es-AR"/>
+        </w:rPr>
+        <w:t>1</w:t>
+      </w:r>
+      <w:r>
+        <w:rPr>
+          <w:b/>
+          <w:bCs/>
+          <w:lang w:val="es-AR"/>
+        </w:rPr>
+        <w:t>.</w:t>
+      </w:r>
+      <w:r>
+        <w:rPr>
+          <w:b/>
+          <w:bCs/>
+          <w:lang w:val="es-AR"/>
+        </w:rPr>
+        <w:t>126</w:t>
+      </w:r>
+      <w:r>
+        <w:rPr>
+          <w:b/>
+          <w:bCs/>
+          <w:lang w:val="es-AR"/>
+        </w:rPr>
+        <w:tab/>
+      </w:r>
+    </w:p>
+    <w:p>
+      <w:pPr>
+        <w:pStyle w:val="NormalWeb"/>
+        <w:ind w:left="589"/>
+        <w:rPr>
+          <w:b/>
+          <w:bCs/>
+          <w:lang w:val="es-AR"/>
+        </w:rPr>
+      </w:pPr>
+      <w:r>
+        <w:rPr>
+          <w:b/>
+          <w:bCs/>
+          <w:lang w:val="es-AR"/>
+        </w:rPr>
+        <w:t>La dirección de broadcast: 172.17.</w:t>
+      </w:r>
+      <w:r>
+        <w:rPr>
+          <w:b/>
+          <w:bCs/>
+          <w:lang w:val="es-AR"/>
+        </w:rPr>
+        <w:t>1.127.</w:t>
+      </w:r>
+    </w:p>
+    <w:p>
+      <w:pPr>
+        <w:pStyle w:val="NormalWeb"/>
+        <w:ind w:left="589"/>
+        <w:rPr>
+          <w:b/>
+          <w:bCs/>
+          <w:lang w:val="es-AR"/>
+        </w:rPr>
+      </w:pPr>
+      <w:r>
+        <w:rPr>
+          <w:lang w:val="es-AR"/>
+        </w:rPr>
+        <w:t>Pa</w:t>
+      </w:r>
+      <w:r>
+        <w:rPr>
+          <w:lang w:val="es-AR"/>
+        </w:rPr>
+        <w:t xml:space="preserve">ra la tercera subred (una de las de 64 hosts, la dirección base de la subred es: </w:t>
+      </w:r>
+      <w:r>
+        <w:rPr>
+          <w:b/>
+          <w:bCs/>
+          <w:lang w:val="es-AR"/>
+        </w:rPr>
+        <w:t>172.17.</w:t>
+      </w:r>
+      <w:r>
+        <w:rPr>
+          <w:b/>
+          <w:bCs/>
+          <w:lang w:val="es-AR"/>
+        </w:rPr>
+        <w:t>1</w:t>
+      </w:r>
+      <w:r>
+        <w:rPr>
+          <w:b/>
+          <w:bCs/>
+          <w:lang w:val="es-AR"/>
+        </w:rPr>
+        <w:t>.</w:t>
+      </w:r>
+      <w:r>
+        <w:rPr>
+          <w:b/>
+          <w:bCs/>
+          <w:lang w:val="es-AR"/>
+        </w:rPr>
+        <w:t>128</w:t>
+      </w:r>
+      <w:r>
+        <w:rPr>
+          <w:b/>
+          <w:bCs/>
+          <w:lang w:val="es-AR"/>
+        </w:rPr>
+        <w:t>/2</w:t>
+      </w:r>
+      <w:r>
+        <w:rPr>
+          <w:b/>
+          <w:bCs/>
+          <w:lang w:val="es-AR"/>
+        </w:rPr>
+        <w:t>5.</w:t>
+      </w:r>
+    </w:p>
+    <w:p>
+      <w:pPr>
+        <w:pStyle w:val="NormalWeb"/>
+        <w:ind w:left="589"/>
+        <w:rPr>
+          <w:b/>
+          <w:bCs/>
+          <w:lang w:val="es-AR"/>
+        </w:rPr>
+      </w:pPr>
+      <w:r>
+        <w:rPr>
+          <w:b/>
+          <w:bCs/>
+          <w:lang w:val="es-AR"/>
+        </w:rPr>
+        <w:t>Min: 172.17.</w:t>
+      </w:r>
+      <w:r>
+        <w:rPr>
+          <w:b/>
+          <w:bCs/>
+          <w:lang w:val="es-AR"/>
+        </w:rPr>
+        <w:t>1.1</w:t>
+      </w:r>
+      <w:r>
+        <w:rPr>
+          <w:b/>
+          <w:bCs/>
+          <w:lang w:val="es-AR"/>
+        </w:rPr>
+        <w:t>29</w:t>
+      </w:r>
+    </w:p>
+    <w:p>
+      <w:pPr>
+        <w:pStyle w:val="NormalWeb"/>
+        <w:tabs>
+          <w:tab w:val="left" w:pos="3033"/>
+        </w:tabs>
+        <w:ind w:left="589"/>
+        <w:rPr>
+          <w:b/>
+          <w:bCs/>
+          <w:lang w:val="es-AR"/>
+        </w:rPr>
+      </w:pPr>
+      <w:r>
+        <w:rPr>
+          <w:b/>
+          <w:bCs/>
+          <w:lang w:val="es-AR"/>
+        </w:rPr>
+        <w:t>Max: 172.17.</w:t>
+      </w:r>
+      <w:r>
+        <w:rPr>
+          <w:b/>
+          <w:bCs/>
+          <w:lang w:val="es-AR"/>
+        </w:rPr>
+        <w:t>1</w:t>
+      </w:r>
+      <w:r>
+        <w:rPr>
+          <w:b/>
+          <w:bCs/>
+          <w:lang w:val="es-AR"/>
+        </w:rPr>
+        <w:t>.</w:t>
+      </w:r>
+      <w:r>
+        <w:rPr>
+          <w:b/>
+          <w:bCs/>
+          <w:lang w:val="es-AR"/>
+        </w:rPr>
+        <w:t>254</w:t>
+      </w:r>
+      <w:r>
+        <w:rPr>
+          <w:b/>
+          <w:bCs/>
+          <w:lang w:val="es-AR"/>
+        </w:rPr>
+        <w:tab/>
+      </w:r>
+    </w:p>
+    <w:p>
+      <w:pPr>
+        <w:pStyle w:val="NormalWeb"/>
+        <w:ind w:left="589"/>
+        <w:rPr>
+          <w:b/>
+          <w:bCs/>
+          <w:lang w:val="es-AR"/>
+        </w:rPr>
+      </w:pPr>
+      <w:r>
+        <w:rPr>
+          <w:b/>
+          <w:bCs/>
+          <w:lang w:val="es-AR"/>
+        </w:rPr>
+        <w:t>La dirección de broadcast: 172.17.</w:t>
+      </w:r>
+      <w:r>
+        <w:rPr>
+          <w:b/>
+          <w:bCs/>
+          <w:lang w:val="es-AR"/>
+        </w:rPr>
+        <w:t>1.</w:t>
+      </w:r>
+      <w:r>
+        <w:rPr>
+          <w:b/>
+          <w:bCs/>
+          <w:lang w:val="es-AR"/>
+        </w:rPr>
+        <w:t>255</w:t>
+      </w:r>
+      <w:r>
+        <w:rPr>
+          <w:b/>
+          <w:bCs/>
+          <w:lang w:val="es-AR"/>
+        </w:rPr>
+        <w:t>.</w:t>
+      </w:r>
+    </w:p>
+    <w:p>
+      <w:pPr>
+        <w:pStyle w:val="NormalWeb"/>
+        <w:ind w:left="589"/>
+        <w:rPr>
+          <w:b/>
+          <w:bCs/>
+          <w:lang w:val="es-AR"/>
+        </w:rPr>
+      </w:pPr>
+      <w:r>
+        <w:rPr>
+          <w:lang w:val="es-AR"/>
+        </w:rPr>
+        <w:t xml:space="preserve">Para la cuarta y última subred (la segunda de 64 hosts), </w:t>
+      </w:r>
+      <w:r>
+        <w:rPr>
+          <w:lang w:val="es-AR"/>
+        </w:rPr>
+        <w:t xml:space="preserve">la dirección base de la subred es: </w:t>
+      </w:r>
+      <w:r>
+        <w:rPr>
+          <w:b/>
+          <w:bCs/>
+          <w:lang w:val="es-AR"/>
+        </w:rPr>
+        <w:t>172.17.</w:t>
+      </w:r>
+      <w:r>
+        <w:rPr>
+          <w:b/>
+          <w:bCs/>
+          <w:lang w:val="es-AR"/>
+        </w:rPr>
+        <w:t>2</w:t>
+      </w:r>
+      <w:r>
+        <w:rPr>
+          <w:b/>
+          <w:bCs/>
+          <w:lang w:val="es-AR"/>
+        </w:rPr>
+        <w:t>./2</w:t>
+      </w:r>
+      <w:r>
+        <w:rPr>
+          <w:b/>
+          <w:bCs/>
+          <w:lang w:val="es-AR"/>
+        </w:rPr>
+        <w:t>5.</w:t>
+      </w:r>
+    </w:p>
+    <w:p>
+      <w:pPr>
+        <w:pStyle w:val="NormalWeb"/>
+        <w:ind w:left="589"/>
+        <w:rPr>
+          <w:b/>
+          <w:bCs/>
+          <w:lang w:val="es-AR"/>
+        </w:rPr>
+      </w:pPr>
+      <w:r>
+        <w:rPr>
+          <w:b/>
+          <w:bCs/>
+          <w:lang w:val="es-AR"/>
+        </w:rPr>
+        <w:t>Min: 172.17.</w:t>
+      </w:r>
+      <w:r>
+        <w:rPr>
+          <w:b/>
+          <w:bCs/>
+          <w:lang w:val="es-AR"/>
+        </w:rPr>
+        <w:t>2</w:t>
+      </w:r>
+      <w:r>
+        <w:rPr>
+          <w:b/>
+          <w:bCs/>
+          <w:lang w:val="es-AR"/>
+        </w:rPr>
+        <w:t>.1</w:t>
+      </w:r>
+    </w:p>
+    <w:p>
+      <w:pPr>
+        <w:pStyle w:val="NormalWeb"/>
+        <w:tabs>
+          <w:tab w:val="left" w:pos="3033"/>
+        </w:tabs>
+        <w:ind w:left="589"/>
+        <w:rPr>
+          <w:b/>
+          <w:bCs/>
+          <w:lang w:val="es-AR"/>
+        </w:rPr>
+      </w:pPr>
+      <w:r>
+        <w:rPr>
+          <w:b/>
+          <w:bCs/>
+          <w:lang w:val="es-AR"/>
+        </w:rPr>
+        <w:t>Max: 172.17.</w:t>
+      </w:r>
+      <w:r>
+        <w:rPr>
+          <w:b/>
+          <w:bCs/>
+          <w:lang w:val="es-AR"/>
+        </w:rPr>
+        <w:t>2</w:t>
+      </w:r>
+      <w:r>
+        <w:rPr>
+          <w:b/>
+          <w:bCs/>
+          <w:lang w:val="es-AR"/>
+        </w:rPr>
+        <w:t>.</w:t>
+      </w:r>
+      <w:r>
+        <w:rPr>
+          <w:b/>
+          <w:bCs/>
+          <w:lang w:val="es-AR"/>
+        </w:rPr>
+        <w:t>126</w:t>
+      </w:r>
+      <w:r>
+        <w:rPr>
+          <w:b/>
+          <w:bCs/>
+          <w:lang w:val="es-AR"/>
+        </w:rPr>
+        <w:tab/>
+      </w:r>
+    </w:p>
+    <w:p>
+      <w:pPr>
+        <w:pStyle w:val="NormalWeb"/>
+        <w:ind w:left="589"/>
+        <w:rPr>
+          <w:b/>
+          <w:bCs/>
+          <w:lang w:val="es-AR"/>
+        </w:rPr>
+      </w:pPr>
+      <w:r>
+        <w:rPr>
+          <w:b/>
+          <w:bCs/>
+          <w:lang w:val="es-AR"/>
+        </w:rPr>
+        <w:t>La dirección de broadcast: 172.17.</w:t>
+      </w:r>
+      <w:r>
+        <w:rPr>
+          <w:b/>
+          <w:bCs/>
+          <w:lang w:val="es-AR"/>
+        </w:rPr>
+        <w:t>2</w:t>
+      </w:r>
+      <w:r>
+        <w:rPr>
+          <w:b/>
+          <w:bCs/>
+          <w:lang w:val="es-AR"/>
+        </w:rPr>
+        <w:t>.</w:t>
+      </w:r>
+      <w:r>
+        <w:rPr>
+          <w:b/>
+          <w:bCs/>
+          <w:lang w:val="es-AR"/>
+        </w:rPr>
+        <w:t>127</w:t>
+      </w:r>
+      <w:r>
+        <w:rPr>
+          <w:b/>
+          <w:bCs/>
+          <w:lang w:val="es-AR"/>
+        </w:rPr>
+        <w:t>.</w:t>
+      </w:r>
+    </w:p>
+    <w:p>
+      <w:pPr>
+        <w:pStyle w:val="NormalWeb"/>
+        <w:ind w:left="589"/>
+        <w:rPr>
+          <w:lang w:val="es-AR"/>
+        </w:rPr>
+      </w:pPr>
+    </w:p>
+    <w:p>
+      <w:pPr>
+        <w:pStyle w:val="NormalWeb"/>
+        <w:ind w:left="589"/>
+        <w:rPr>
+          <w:b/>
+          <w:bCs/>
+          <w:lang w:val="es-AR"/>
+        </w:rPr>
+      </w:pPr>
+    </w:p>
+    <w:p>
+      <w:pPr>
+        <w:pStyle w:val="NormalWeb"/>
+        <w:ind w:left="589"/>
+        <w:rPr>
+          <w:b/>
+          <w:bCs/>
+          <w:lang w:val="es-AR"/>
+        </w:rPr>
+      </w:pPr>
+    </w:p>
+    <w:p>
+      <w:pPr>
+        <w:pStyle w:val="NormalWeb"/>
+        <w:ind w:left="589"/>
+        <w:rPr>
+          <w:b/>
+          <w:bCs/>
+          <w:lang w:val="es-AR"/>
+        </w:rPr>
+      </w:pPr>
+      <w:r>
+        <w:rPr>
+          <w:b/>
+          <w:bCs/>
+          <w:lang w:val="es-AR"/>
+        </w:rPr>
+        <w:t xml:space="preserve">Comando para </w:t>
+      </w:r>
+      <w:proofErr w:type="spellStart"/>
+      <w:r>
+        <w:rPr>
+          <w:b/>
+          <w:bCs/>
+          <w:lang w:val="es-AR"/>
+        </w:rPr>
+        <w:t>subneting</w:t>
+      </w:r>
+      <w:proofErr w:type="spellEnd"/>
+      <w:r>
+        <w:rPr>
+          <w:b/>
+          <w:bCs/>
+          <w:lang w:val="es-AR"/>
+        </w:rPr>
+        <w:t xml:space="preserve"> en </w:t>
+      </w:r>
+      <w:proofErr w:type="spellStart"/>
+      <w:r>
+        <w:rPr>
+          <w:b/>
+          <w:bCs/>
+          <w:lang w:val="es-AR"/>
+        </w:rPr>
+        <w:t>linux</w:t>
+      </w:r>
+      <w:proofErr w:type="spellEnd"/>
+      <w:r>
+        <w:rPr>
+          <w:b/>
+          <w:bCs/>
+          <w:lang w:val="es-AR"/>
+        </w:rPr>
+        <w:t xml:space="preserve">: </w:t>
+      </w:r>
+      <w:proofErr w:type="spellStart"/>
+      <w:r>
+        <w:rPr>
+          <w:b/>
+          <w:bCs/>
+          <w:lang w:val="es-AR"/>
+        </w:rPr>
+        <w:t>ipcalc</w:t>
+      </w:r>
+      <w:proofErr w:type="spellEnd"/>
+      <w:r>
+        <w:rPr>
+          <w:b/>
+          <w:bCs/>
+          <w:lang w:val="es-AR"/>
+        </w:rPr>
+        <w:t xml:space="preserve"> (dirección de red y mascara)</w:t>
+      </w:r>
+    </w:p>
+    <w:p>
+      <w:pPr>
+        <w:pStyle w:val="NormalWeb"/>
+        <w:ind w:left="589"/>
+        <w:rPr>
+          <w:lang w:val="es-AR"/>
+        </w:rPr>
+      </w:pPr>
+      <w:proofErr w:type="spellStart"/>
+      <w:r>
+        <w:rPr>
+          <w:lang w:val="es-AR"/>
+        </w:rPr>
+        <w:t>Ipcalc</w:t>
+      </w:r>
+      <w:proofErr w:type="spellEnd"/>
+      <w:r>
+        <w:rPr>
+          <w:lang w:val="es-AR"/>
+        </w:rPr>
+        <w:t xml:space="preserve"> 172.17.10/20</w:t>
+      </w:r>
+    </w:p>
+    <w:p>
+      <w:pPr>
+        <w:pStyle w:val="NormalWeb"/>
+        <w:ind w:left="589"/>
+        <w:rPr>
           <w:lang w:val="es-AR"/>
         </w:rPr>
       </w:pPr>
@@ -11823,7 +15407,21 @@
           <w:lang w:val="es-AR"/>
         </w:rPr>
         <w:tab/>
-        <w:t>Marca en rojo hasta donde es la mascara de red</w:t>
+        <w:t xml:space="preserve">Marca en rojo hasta donde es la </w:t>
+      </w:r>
+      <w:proofErr w:type="spellStart"/>
+      <w:r>
+        <w:rPr>
+          <w:lang w:val="es-AR"/>
+        </w:rPr>
+        <w:t>mascara</w:t>
+      </w:r>
+      <w:proofErr w:type="spellEnd"/>
+      <w:r>
+        <w:rPr>
+          <w:lang w:val="es-AR"/>
+        </w:rPr>
+        <w:t xml:space="preserve"> de red</w:t>
       </w:r>
     </w:p>
     <w:p>
@@ -11845,7 +15443,20 @@
           <w:lang w:val="es-AR"/>
         </w:rPr>
         <w:tab/>
-        <w:t>Wildcard: cual es la parte que corresponde al host</w:t>
+      </w:r>
+      <w:proofErr w:type="spellStart"/>
+      <w:r>
+        <w:rPr>
+          <w:lang w:val="es-AR"/>
+        </w:rPr>
+        <w:t>Wildcard</w:t>
+      </w:r>
+      <w:proofErr w:type="spellEnd"/>
+      <w:r>
+        <w:rPr>
+          <w:lang w:val="es-AR"/>
+        </w:rPr>
+        <w:t>: cual es la parte que corresponde al host</w:t>
       </w:r>
     </w:p>
     <w:p>
@@ -11860,6 +15471,7 @@
         <w:rPr>
           <w:lang w:val="es-AR"/>
         </w:rPr>
+        <w:lastRenderedPageBreak/>
         <w:t>-</w:t>
       </w:r>
       <w:r>
@@ -11922,365 +15534,33 @@
           <w:lang w:val="es-AR"/>
         </w:rPr>
       </w:pPr>
-      <w:r>
-        <w:rPr>
-          <w:lang w:val="es-AR"/>
-        </w:rPr>
-        <w:t>Ipcalc 172.17.1.0/20 /24 (subneting, subred) todas las subredes que se pueden hacer</w:t>
-      </w:r>
-    </w:p>
-    <w:p>
-      <w:pPr>
-        <w:pStyle w:val="NormalWeb"/>
-        <w:ind w:left="589"/>
-        <w:rPr>
-          <w:lang w:val="es-AR"/>
-        </w:rPr>
-      </w:pPr>
-    </w:p>
-    <w:p>
-      <w:pPr>
-        <w:pStyle w:val="NormalWeb"/>
-        <w:ind w:left="589"/>
-        <w:rPr>
-          <w:lang w:val="es-AR"/>
-        </w:rPr>
-      </w:pPr>
-      <w:r>
-        <w:rPr>
-          <w:lang w:val="es-AR"/>
-        </w:rPr>
-        <w:t xml:space="preserve">Para la primera subred: cuantos subnet ID necesito (1 bit puedo identificar 2 subredes, porque puede ser 0, 1 lo que venga). 240 host – 8 bits de host id. </w:t>
-      </w:r>
-    </w:p>
-    <w:p>
-      <w:pPr>
-        <w:pStyle w:val="NormalWeb"/>
-        <w:ind w:left="589"/>
-        <w:rPr>
-          <w:lang w:val="es-AR"/>
-        </w:rPr>
-      </w:pPr>
-      <w:r>
-        <w:rPr>
-          <w:lang w:val="es-AR"/>
-        </w:rPr>
-        <w:t xml:space="preserve">172.17.0.0/20 tengo 12 bits, me sobran 4. Si me da igual, le doy a subnet ID la sobra. Reparto 8 a host ID y 4 a subnet ID. Se convierte el /20 a /24. </w:t>
-      </w:r>
-    </w:p>
-    <w:p>
-      <w:pPr>
-        <w:pStyle w:val="NormalWeb"/>
-        <w:ind w:left="589"/>
-        <w:rPr>
-          <w:lang w:val="es-AR"/>
-        </w:rPr>
-      </w:pPr>
-      <w:r>
-        <w:rPr>
-          <w:lang w:val="es-AR"/>
-        </w:rPr>
-        <w:t xml:space="preserve">Sub1: 172.17.0.0/24 </w:t>
-      </w:r>
-    </w:p>
-    <w:p>
-      <w:pPr>
-        <w:pStyle w:val="NormalWeb"/>
-        <w:ind w:left="589"/>
-        <w:rPr>
-          <w:lang w:val="es-AR"/>
-        </w:rPr>
-      </w:pPr>
-      <w:r>
-        <w:rPr>
-          <w:lang w:val="es-AR"/>
-        </w:rPr>
-        <w:t>Min: 172.17.0.1</w:t>
-      </w:r>
-    </w:p>
-    <w:p>
-      <w:pPr>
-        <w:pStyle w:val="NormalWeb"/>
-        <w:ind w:left="589"/>
-        <w:rPr>
-          <w:lang w:val="es-AR"/>
-        </w:rPr>
-      </w:pPr>
-      <w:r>
-        <w:rPr>
-          <w:lang w:val="es-AR"/>
-        </w:rPr>
-        <w:t>Max: 172.17.0.254</w:t>
-      </w:r>
-    </w:p>
-    <w:p>
-      <w:pPr>
-        <w:pStyle w:val="NormalWeb"/>
-        <w:ind w:left="589"/>
-        <w:rPr>
-          <w:lang w:val="es-AR"/>
-        </w:rPr>
-      </w:pPr>
-      <w:r>
-        <w:rPr>
-          <w:lang w:val="es-AR"/>
-        </w:rPr>
-        <w:t>Broadcast: 172.17.0.255</w:t>
-      </w:r>
-    </w:p>
-    <w:p>
-      <w:pPr>
-        <w:pStyle w:val="NormalWeb"/>
-        <w:ind w:left="589"/>
-        <w:rPr>
-          <w:lang w:val="es-AR"/>
-        </w:rPr>
-      </w:pPr>
-      <w:r>
-        <w:rPr>
-          <w:lang w:val="es-AR"/>
-        </w:rPr>
-        <w:t>(subred 2) Base 2: 172.17.1.0/24</w:t>
-      </w:r>
-    </w:p>
-    <w:p>
-      <w:pPr>
-        <w:pStyle w:val="NormalWeb"/>
-        <w:ind w:left="589"/>
-        <w:rPr>
-          <w:lang w:val="es-AR"/>
-        </w:rPr>
-      </w:pPr>
-      <w:r>
-        <w:rPr>
-          <w:lang w:val="es-AR"/>
-        </w:rPr>
-        <w:t>-</w:t>
-      </w:r>
-      <w:r>
-        <w:rPr>
-          <w:lang w:val="es-AR"/>
-        </w:rPr>
-        <w:tab/>
-        <w:t xml:space="preserve">Necesito 7 bits para el host ID para las demás 3 subredes. En total debo tener 9 bits y tengo 8. </w:t>
-      </w:r>
-    </w:p>
-    <w:p>
-      <w:pPr>
-        <w:pStyle w:val="NormalWeb"/>
-        <w:ind w:left="589"/>
-        <w:rPr>
-          <w:lang w:val="es-AR"/>
-        </w:rPr>
-      </w:pPr>
-      <w:r>
-        <w:rPr>
-          <w:lang w:val="es-AR"/>
-        </w:rPr>
-        <w:t>-</w:t>
-      </w:r>
-      <w:r>
-        <w:rPr>
-          <w:lang w:val="es-AR"/>
-        </w:rPr>
-        <w:tab/>
-        <w:t xml:space="preserve">Entonces debemos dar uno menos a subnet ID y darle 1 más a host ID. </w:t>
-      </w:r>
-    </w:p>
-    <w:p>
-      <w:pPr>
-        <w:pStyle w:val="NormalWeb"/>
-        <w:ind w:left="589"/>
-        <w:rPr>
-          <w:lang w:val="es-AR"/>
-        </w:rPr>
-      </w:pPr>
-      <w:r>
-        <w:rPr>
-          <w:lang w:val="es-AR"/>
-        </w:rPr>
-        <w:t>Sub1: 172.17.0.0/23</w:t>
-      </w:r>
-    </w:p>
-    <w:p>
-      <w:pPr>
-        <w:pStyle w:val="NormalWeb"/>
-        <w:ind w:left="589"/>
-        <w:rPr>
-          <w:lang w:val="es-AR"/>
-        </w:rPr>
-      </w:pPr>
-      <w:r>
-        <w:rPr>
-          <w:lang w:val="es-AR"/>
-        </w:rPr>
-        <w:lastRenderedPageBreak/>
-        <w:t>Min: 172.17.0.1/23 (la subred va a ir saltando 2 en 2 dentro del 3er octeto por ser /23)</w:t>
-      </w:r>
-    </w:p>
-    <w:p>
-      <w:pPr>
-        <w:pStyle w:val="NormalWeb"/>
-        <w:ind w:left="589"/>
-        <w:rPr>
-          <w:lang w:val="es-AR"/>
-        </w:rPr>
-      </w:pPr>
-      <w:r>
-        <w:rPr>
-          <w:lang w:val="es-AR"/>
-        </w:rPr>
-        <w:t>Max: 172.17.1.254/23</w:t>
-      </w:r>
-    </w:p>
-    <w:p>
-      <w:pPr>
-        <w:pStyle w:val="NormalWeb"/>
-        <w:ind w:left="589"/>
-        <w:rPr>
-          <w:lang w:val="es-AR"/>
-        </w:rPr>
-      </w:pPr>
-      <w:r>
-        <w:rPr>
-          <w:lang w:val="es-AR"/>
-        </w:rPr>
-        <w:t>Broadcast: 172.17.1.255/23</w:t>
-      </w:r>
-    </w:p>
-    <w:p>
-      <w:pPr>
-        <w:pStyle w:val="NormalWeb"/>
-        <w:ind w:left="589"/>
-        <w:rPr>
-          <w:lang w:val="es-AR"/>
-        </w:rPr>
-      </w:pPr>
-      <w:r>
-        <w:rPr>
-          <w:lang w:val="es-AR"/>
-        </w:rPr>
-        <w:t>Base 2: 172.17.2.0/23 (una menos que esta, seria la direc de broadcast)</w:t>
-      </w:r>
-    </w:p>
-    <w:p>
-      <w:pPr>
-        <w:pStyle w:val="NormalWeb"/>
-        <w:ind w:left="589"/>
-        <w:rPr>
-          <w:lang w:val="es-AR"/>
-        </w:rPr>
-      </w:pPr>
-      <w:r>
-        <w:rPr>
-          <w:lang w:val="es-AR"/>
-        </w:rPr>
-        <w:t>Subred 2: 172.17.2.0/25</w:t>
-      </w:r>
-    </w:p>
-    <w:p>
-      <w:pPr>
-        <w:pStyle w:val="NormalWeb"/>
-        <w:ind w:left="589"/>
-        <w:rPr>
-          <w:lang w:val="es-AR"/>
-        </w:rPr>
-      </w:pPr>
-      <w:r>
-        <w:rPr>
-          <w:lang w:val="es-AR"/>
-        </w:rPr>
-        <w:t>Min: 172.17.2.1/25 (mis redes van saltando de 128 en 128, hago la subred 3 y de ahí max y broad)</w:t>
-      </w:r>
-    </w:p>
-    <w:p>
-      <w:pPr>
-        <w:pStyle w:val="NormalWeb"/>
-        <w:ind w:left="589"/>
-      </w:pPr>
-      <w:r>
-        <w:t>Max: 172.17.2.126/25</w:t>
-      </w:r>
-    </w:p>
-    <w:p>
-      <w:pPr>
-        <w:pStyle w:val="NormalWeb"/>
-        <w:ind w:left="589"/>
-      </w:pPr>
-      <w:r>
-        <w:t>Broadcast: 172.17.2.127/25</w:t>
-      </w:r>
-    </w:p>
-    <w:p>
-      <w:pPr>
-        <w:pStyle w:val="NormalWeb"/>
-        <w:ind w:left="589"/>
-      </w:pPr>
-      <w:r>
-        <w:t>Subred 3: 172.17.2.128/25</w:t>
-      </w:r>
-    </w:p>
-    <w:p>
-      <w:pPr>
-        <w:pStyle w:val="NormalWeb"/>
-        <w:ind w:left="589"/>
-      </w:pPr>
-      <w:r>
-        <w:t>Min: 172.17.2.129/25</w:t>
-      </w:r>
-    </w:p>
-    <w:p>
-      <w:pPr>
-        <w:pStyle w:val="NormalWeb"/>
-        <w:ind w:left="589"/>
-      </w:pPr>
-      <w:r>
-        <w:t>Max: 172.17.2.254/25</w:t>
-      </w:r>
-    </w:p>
-    <w:p>
-      <w:pPr>
-        <w:pStyle w:val="NormalWeb"/>
-        <w:ind w:left="589"/>
-      </w:pPr>
-      <w:r>
-        <w:t>Broad: 172.17.2.255/25</w:t>
-      </w:r>
-    </w:p>
-    <w:p>
-      <w:pPr>
-        <w:pStyle w:val="NormalWeb"/>
-        <w:ind w:left="589"/>
-      </w:pPr>
-      <w:r>
-        <w:t>Subred 4: 172.17.3.0/25</w:t>
-      </w:r>
-    </w:p>
-    <w:p>
-      <w:pPr>
-        <w:pStyle w:val="NormalWeb"/>
-        <w:ind w:left="589"/>
-      </w:pPr>
-      <w:r>
-        <w:t>Min: 172.17.3.1/25</w:t>
-      </w:r>
-    </w:p>
-    <w:p>
-      <w:pPr>
-        <w:pStyle w:val="NormalWeb"/>
-        <w:ind w:left="589"/>
-      </w:pPr>
-      <w:r>
-        <w:t>Max: 172.17.3.126/25</w:t>
-      </w:r>
-    </w:p>
-    <w:p>
-      <w:pPr>
-        <w:pStyle w:val="NormalWeb"/>
-        <w:ind w:left="589"/>
-      </w:pPr>
-      <w:r>
-        <w:t>Broad: 172.17.3.127/25</w:t>
+      <w:proofErr w:type="spellStart"/>
+      <w:r>
+        <w:rPr>
+          <w:lang w:val="es-AR"/>
+        </w:rPr>
+        <w:t>Ipcalc</w:t>
+      </w:r>
+      <w:proofErr w:type="spellEnd"/>
+      <w:r>
+        <w:rPr>
+          <w:lang w:val="es-AR"/>
+        </w:rPr>
+        <w:t xml:space="preserve"> 172.17.1.0/20 /24 (</w:t>
+      </w:r>
+      <w:proofErr w:type="spellStart"/>
+      <w:r>
+        <w:rPr>
+          <w:lang w:val="es-AR"/>
+        </w:rPr>
+        <w:t>subneting</w:t>
+      </w:r>
+      <w:proofErr w:type="spellEnd"/>
+      <w:r>
+        <w:rPr>
+          <w:lang w:val="es-AR"/>
+        </w:rPr>
+        <w:t>, subred) todas las subredes que se pueden hacer</w:t>
       </w:r>
     </w:p>
     <w:p>
@@ -12293,7 +15573,7 @@
         <w:ind w:left="589" w:right="110" w:firstLine="0"/>
         <w:rPr>
           <w:sz w:val="24"/>
-          <w:lang w:val="en-US"/>
+          <w:lang w:val="es-AR"/>
         </w:rPr>
       </w:pPr>
     </w:p>
@@ -12472,15 +15752,16 @@
         </w:rPr>
         <w:t xml:space="preserve">está reservado para </w:t>
       </w:r>
+      <w:proofErr w:type="spellStart"/>
       <w:r>
         <w:rPr>
           <w:rStyle w:val="Textoennegrita"/>
           <w:b w:val="0"/>
           <w:bCs w:val="0"/>
         </w:rPr>
-        <w:lastRenderedPageBreak/>
         <w:t>loopback</w:t>
       </w:r>
+      <w:proofErr w:type="spellEnd"/>
       <w:r>
         <w:rPr>
           <w:b/>
@@ -12883,7 +16164,21 @@
         <w:rPr>
           <w:spacing w:val="-2"/>
         </w:rPr>
-        <w:t>: La ip no es válida ya que un octeto no puede tomar el valor 256 pues con 8 bits no se puede representar dicho número.</w:t>
+        <w:t xml:space="preserve">: La </w:t>
+      </w:r>
+      <w:proofErr w:type="spellStart"/>
+      <w:r>
+        <w:rPr>
+          <w:spacing w:val="-2"/>
+        </w:rPr>
+        <w:t>ip</w:t>
+      </w:r>
+      <w:proofErr w:type="spellEnd"/>
+      <w:r>
+        <w:rPr>
+          <w:spacing w:val="-2"/>
+        </w:rPr>
+        <w:t xml:space="preserve"> no es válida ya que un octeto no puede tomar el valor 256 pues con 8 bits no se puede representar dicho número.</w:t>
       </w:r>
     </w:p>
     <w:p>
@@ -12941,7 +16236,14 @@
         <w:rPr>
           <w:spacing w:val="-2"/>
         </w:rPr>
-        <w:t>Clase C usa 24 bits para la red y 8 bits para los hosts, es decir, máscara por defecto 255.255.255.0.</w:t>
+        <w:t xml:space="preserve">Clase C usa 24 bits para la red y 8 bits para los hosts, es decir, máscara por defecto </w:t>
+      </w:r>
+      <w:r>
+        <w:rPr>
+          <w:spacing w:val="-2"/>
+        </w:rPr>
+        <w:lastRenderedPageBreak/>
+        <w:t>255.255.255.0.</w:t>
       </w:r>
       <w:r>
         <w:rPr>
@@ -12984,7 +16286,35 @@
         <w:rPr>
           <w:spacing w:val="-2"/>
         </w:rPr>
-        <w:t>: esta ip no es válida para la dirección de un host pues por su identificador 231 pertenece a la clase D usada para direcciones multicast.</w:t>
+        <w:t xml:space="preserve">: esta </w:t>
+      </w:r>
+      <w:proofErr w:type="spellStart"/>
+      <w:r>
+        <w:rPr>
+          <w:spacing w:val="-2"/>
+        </w:rPr>
+        <w:t>ip</w:t>
+      </w:r>
+      <w:proofErr w:type="spellEnd"/>
+      <w:r>
+        <w:rPr>
+          <w:spacing w:val="-2"/>
+        </w:rPr>
+        <w:t xml:space="preserve"> no es válida para la dirección de un host pues por su identificador 231 pertenece a la clase D usada para direcciones </w:t>
+      </w:r>
+      <w:proofErr w:type="spellStart"/>
+      <w:r>
+        <w:rPr>
+          <w:spacing w:val="-2"/>
+        </w:rPr>
+        <w:t>multicast</w:t>
+      </w:r>
+      <w:proofErr w:type="spellEnd"/>
+      <w:r>
+        <w:rPr>
+          <w:spacing w:val="-2"/>
+        </w:rPr>
+        <w:t>.</w:t>
       </w:r>
       <w:r>
         <w:tab/>
@@ -13167,7 +16497,21 @@
         <w:rPr>
           <w:spacing w:val="-2"/>
         </w:rPr>
-        <w:t>: No es válida para hosts ya que se usa para dirección de loopback.</w:t>
+        <w:t xml:space="preserve">: No es válida para hosts ya que se usa para dirección de </w:t>
+      </w:r>
+      <w:proofErr w:type="spellStart"/>
+      <w:r>
+        <w:rPr>
+          <w:spacing w:val="-2"/>
+        </w:rPr>
+        <w:t>loopback</w:t>
+      </w:r>
+      <w:proofErr w:type="spellEnd"/>
+      <w:r>
+        <w:rPr>
+          <w:spacing w:val="-2"/>
+        </w:rPr>
+        <w:t>.</w:t>
       </w:r>
     </w:p>
     <w:p>
@@ -13269,7 +16613,6 @@
         <w:rPr>
           <w:sz w:val="24"/>
         </w:rPr>
-        <w:lastRenderedPageBreak/>
         <w:t xml:space="preserve">Identificando problemas de direccionamiento </w:t>
       </w:r>
       <w:r>
@@ -13583,11 +16926,19 @@
                 <w:sz w:val="24"/>
               </w:rPr>
             </w:pPr>
-            <w:r>
-              <w:rPr>
-                <w:sz w:val="24"/>
-              </w:rPr>
-              <w:t xml:space="preserve">Router por </w:t>
+            <w:proofErr w:type="spellStart"/>
+            <w:r>
+              <w:rPr>
+                <w:sz w:val="24"/>
+              </w:rPr>
+              <w:t>Router</w:t>
+            </w:r>
+            <w:proofErr w:type="spellEnd"/>
+            <w:r>
+              <w:rPr>
+                <w:sz w:val="24"/>
+              </w:rPr>
+              <w:t xml:space="preserve"> por </w:t>
             </w:r>
             <w:r>
               <w:rPr>
@@ -14341,7 +17692,21 @@
         <w:rPr>
           <w:lang w:val="es-AR"/>
         </w:rPr>
-        <w:t xml:space="preserve">Las interfaces que conectan a los dos routers (F, G, H) deberían estar en la </w:t>
+        <w:t xml:space="preserve">Las interfaces que conectan a los dos </w:t>
+      </w:r>
+      <w:proofErr w:type="spellStart"/>
+      <w:r>
+        <w:rPr>
+          <w:lang w:val="es-AR"/>
+        </w:rPr>
+        <w:t>routers</w:t>
+      </w:r>
+      <w:proofErr w:type="spellEnd"/>
+      <w:r>
+        <w:rPr>
+          <w:lang w:val="es-AR"/>
+        </w:rPr>
+        <w:t xml:space="preserve"> (F, G, H) deberían estar en la </w:t>
       </w:r>
       <w:r>
         <w:rPr>
@@ -14392,6 +17757,7 @@
         </w:rPr>
         <w:t xml:space="preserve"> tiene su </w:t>
       </w:r>
+      <w:proofErr w:type="spellStart"/>
       <w:r>
         <w:rPr>
           <w:b/>
@@ -14400,16 +17766,9 @@
           <w:szCs w:val="24"/>
           <w:lang w:val="es-AR"/>
         </w:rPr>
-        <w:t>Router por Defecto</w:t>
-      </w:r>
-      <w:r>
-        <w:rPr>
-          <w:sz w:val="24"/>
-          <w:szCs w:val="24"/>
-          <w:lang w:val="es-AR"/>
-        </w:rPr>
-        <w:t xml:space="preserve"> configurado como </w:t>
-      </w:r>
+        <w:t>Router</w:t>
+      </w:r>
+      <w:proofErr w:type="spellEnd"/>
       <w:r>
         <w:rPr>
           <w:b/>
@@ -14418,6 +17777,24 @@
           <w:szCs w:val="24"/>
           <w:lang w:val="es-AR"/>
         </w:rPr>
+        <w:t xml:space="preserve"> por Defecto</w:t>
+      </w:r>
+      <w:r>
+        <w:rPr>
+          <w:sz w:val="24"/>
+          <w:szCs w:val="24"/>
+          <w:lang w:val="es-AR"/>
+        </w:rPr>
+        <w:t xml:space="preserve"> configurado como </w:t>
+      </w:r>
+      <w:r>
+        <w:rPr>
+          <w:b/>
+          <w:bCs/>
+          <w:sz w:val="24"/>
+          <w:szCs w:val="24"/>
+          <w:lang w:val="es-AR"/>
+        </w:rPr>
         <w:t>0.0.0.0</w:t>
       </w:r>
       <w:r>
@@ -14442,7 +17819,25 @@
           <w:szCs w:val="24"/>
           <w:lang w:val="es-AR"/>
         </w:rPr>
-        <w:t xml:space="preserve">0.0.0.0 es una dirección reservada (usualmente para "cualquier red" o la ruta predeterminada de un router), </w:t>
+        <w:t xml:space="preserve">0.0.0.0 es una dirección reservada (usualmente para "cualquier red" o la ruta predeterminada de un </w:t>
+      </w:r>
+      <w:proofErr w:type="spellStart"/>
+      <w:r>
+        <w:rPr>
+          <w:sz w:val="24"/>
+          <w:szCs w:val="24"/>
+          <w:lang w:val="es-AR"/>
+        </w:rPr>
+        <w:t>router</w:t>
+      </w:r>
+      <w:proofErr w:type="spellEnd"/>
+      <w:r>
+        <w:rPr>
+          <w:sz w:val="24"/>
+          <w:szCs w:val="24"/>
+          <w:lang w:val="es-AR"/>
+        </w:rPr>
+        <w:t xml:space="preserve">), </w:t>
       </w:r>
       <w:r>
         <w:rPr>
@@ -14498,12 +17893,14 @@
         <w:pStyle w:val="Ttulo1"/>
         <w:ind w:left="0"/>
       </w:pPr>
+      <w:proofErr w:type="spellStart"/>
       <w:r>
         <w:rPr>
           <w:spacing w:val="-4"/>
         </w:rPr>
         <w:t>Labo</w:t>
       </w:r>
+      <w:proofErr w:type="spellEnd"/>
     </w:p>
     <w:p>
       <w:pPr>
@@ -14521,7 +17918,15 @@
         <w:ind w:left="199"/>
       </w:pPr>
       <w:r>
-        <w:t xml:space="preserve">Genere el siguiente esquema con el router cisco </w:t>
+        <w:t xml:space="preserve">Genere el siguiente esquema con el </w:t>
+      </w:r>
+      <w:proofErr w:type="spellStart"/>
+      <w:r>
+        <w:t>router</w:t>
+      </w:r>
+      <w:proofErr w:type="spellEnd"/>
+      <w:r>
+        <w:t xml:space="preserve"> cisco </w:t>
       </w:r>
       <w:r>
         <w:rPr>
@@ -14626,9 +18031,11 @@
         </w:rPr>
         <w:t xml:space="preserve"> </w:t>
       </w:r>
+      <w:proofErr w:type="spellStart"/>
       <w:r>
         <w:t>router</w:t>
       </w:r>
+      <w:proofErr w:type="spellEnd"/>
       <w:r>
         <w:rPr>
           <w:spacing w:val="-6"/>
@@ -14681,7 +18088,15 @@
         <w:t xml:space="preserve"> </w:t>
       </w:r>
       <w:r>
-        <w:t>cargue: config terminal</w:t>
+        <w:t xml:space="preserve">cargue: </w:t>
+      </w:r>
+      <w:proofErr w:type="spellStart"/>
+      <w:r>
+        <w:t>config</w:t>
+      </w:r>
+      <w:proofErr w:type="spellEnd"/>
+      <w:r>
+        <w:t xml:space="preserve"> terminal</w:t>
       </w:r>
     </w:p>
     <w:p>
@@ -14710,8 +18125,16 @@
         <w:rPr>
           <w:lang w:val="en-US"/>
         </w:rPr>
-        <w:t>unicast-routing ipv6 cef</w:t>
-      </w:r>
+        <w:t xml:space="preserve">unicast-routing ipv6 </w:t>
+      </w:r>
+      <w:proofErr w:type="spellStart"/>
+      <w:r>
+        <w:rPr>
+          <w:lang w:val="en-US"/>
+        </w:rPr>
+        <w:t>cef</w:t>
+      </w:r>
+      <w:proofErr w:type="spellEnd"/>
     </w:p>
     <w:p>
       <w:pPr>
@@ -14726,7 +18149,35 @@
         <w:rPr>
           <w:lang w:val="en-US"/>
         </w:rPr>
-        <w:t>ipv6 dhcp pool labredes address</w:t>
+        <w:t xml:space="preserve">ipv6 </w:t>
+      </w:r>
+      <w:proofErr w:type="spellStart"/>
+      <w:r>
+        <w:rPr>
+          <w:lang w:val="en-US"/>
+        </w:rPr>
+        <w:t>dhcp</w:t>
+      </w:r>
+      <w:proofErr w:type="spellEnd"/>
+      <w:r>
+        <w:rPr>
+          <w:lang w:val="en-US"/>
+        </w:rPr>
+        <w:t xml:space="preserve"> pool </w:t>
+      </w:r>
+      <w:proofErr w:type="spellStart"/>
+      <w:r>
+        <w:rPr>
+          <w:lang w:val="en-US"/>
+        </w:rPr>
+        <w:t>labredes</w:t>
+      </w:r>
+      <w:proofErr w:type="spellEnd"/>
+      <w:r>
+        <w:rPr>
+          <w:lang w:val="en-US"/>
+        </w:rPr>
+        <w:t xml:space="preserve"> address</w:t>
       </w:r>
       <w:r>
         <w:rPr>
@@ -14836,7 +18287,35 @@
         <w:rPr>
           <w:lang w:val="en-US"/>
         </w:rPr>
-        <w:t>ipv6 dhcp server labredes ipv6</w:t>
+        <w:t xml:space="preserve">ipv6 </w:t>
+      </w:r>
+      <w:proofErr w:type="spellStart"/>
+      <w:r>
+        <w:rPr>
+          <w:lang w:val="en-US"/>
+        </w:rPr>
+        <w:t>dhcp</w:t>
+      </w:r>
+      <w:proofErr w:type="spellEnd"/>
+      <w:r>
+        <w:rPr>
+          <w:lang w:val="en-US"/>
+        </w:rPr>
+        <w:t xml:space="preserve"> server </w:t>
+      </w:r>
+      <w:proofErr w:type="spellStart"/>
+      <w:r>
+        <w:rPr>
+          <w:lang w:val="en-US"/>
+        </w:rPr>
+        <w:t>labredes</w:t>
+      </w:r>
+      <w:proofErr w:type="spellEnd"/>
+      <w:r>
+        <w:rPr>
+          <w:lang w:val="en-US"/>
+        </w:rPr>
+        <w:t xml:space="preserve"> ipv6</w:t>
       </w:r>
       <w:r>
         <w:rPr>
@@ -14845,12 +18324,14 @@
         </w:rPr>
         <w:t xml:space="preserve"> </w:t>
       </w:r>
+      <w:proofErr w:type="spellStart"/>
       <w:r>
         <w:rPr>
           <w:lang w:val="en-US"/>
         </w:rPr>
         <w:t>nd</w:t>
       </w:r>
+      <w:proofErr w:type="spellEnd"/>
       <w:r>
         <w:rPr>
           <w:spacing w:val="-15"/>
@@ -14871,12 +18352,14 @@
         <w:spacing w:before="2"/>
         <w:ind w:left="5224"/>
       </w:pPr>
+      <w:proofErr w:type="spellStart"/>
       <w:r>
         <w:rPr>
           <w:spacing w:val="-4"/>
         </w:rPr>
         <w:t>exit</w:t>
       </w:r>
+      <w:proofErr w:type="spellEnd"/>
     </w:p>
     <w:p>
       <w:pPr>
@@ -15013,7 +18496,15 @@
         <w:t xml:space="preserve"> </w:t>
       </w:r>
       <w:r>
-        <w:t>comando ip auto</w:t>
+        <w:t xml:space="preserve">comando </w:t>
+      </w:r>
+      <w:proofErr w:type="spellStart"/>
+      <w:r>
+        <w:t>ip</w:t>
+      </w:r>
+      <w:proofErr w:type="spellEnd"/>
+      <w:r>
+        <w:t xml:space="preserve"> auto</w:t>
       </w:r>
     </w:p>
     <w:p>
@@ -15072,6 +18563,7 @@
         </w:rPr>
         <w:t xml:space="preserve">Al ejecutar el comando </w:t>
       </w:r>
+      <w:proofErr w:type="spellStart"/>
       <w:r>
         <w:rPr>
           <w:rFonts w:ascii="Courier New" w:hAnsi="Courier New" w:cs="Courier New"/>
@@ -15079,15 +18571,43 @@
           <w:szCs w:val="20"/>
           <w:lang w:val="es-AR"/>
         </w:rPr>
-        <w:t>ip auto</w:t>
-      </w:r>
-      <w:r>
-        <w:rPr>
-          <w:sz w:val="24"/>
-          <w:szCs w:val="24"/>
-          <w:lang w:val="es-AR"/>
-        </w:rPr>
-        <w:t xml:space="preserve"> en las PCs:</w:t>
+        <w:t>ip</w:t>
+      </w:r>
+      <w:proofErr w:type="spellEnd"/>
+      <w:r>
+        <w:rPr>
+          <w:rFonts w:ascii="Courier New" w:hAnsi="Courier New" w:cs="Courier New"/>
+          <w:sz w:val="20"/>
+          <w:szCs w:val="20"/>
+          <w:lang w:val="es-AR"/>
+        </w:rPr>
+        <w:t xml:space="preserve"> auto</w:t>
+      </w:r>
+      <w:r>
+        <w:rPr>
+          <w:sz w:val="24"/>
+          <w:szCs w:val="24"/>
+          <w:lang w:val="es-AR"/>
+        </w:rPr>
+        <w:t xml:space="preserve"> en las </w:t>
+      </w:r>
+      <w:proofErr w:type="spellStart"/>
+      <w:r>
+        <w:rPr>
+          <w:sz w:val="24"/>
+          <w:szCs w:val="24"/>
+          <w:lang w:val="es-AR"/>
+        </w:rPr>
+        <w:t>PCs</w:t>
+      </w:r>
+      <w:proofErr w:type="spellEnd"/>
+      <w:r>
+        <w:rPr>
+          <w:sz w:val="24"/>
+          <w:szCs w:val="24"/>
+          <w:lang w:val="es-AR"/>
+        </w:rPr>
+        <w:t>:</w:t>
       </w:r>
     </w:p>
     <w:p>
@@ -15120,7 +18640,29 @@
           <w:lang w:val="es-AR"/>
         </w:rPr>
         <w:lastRenderedPageBreak/>
-        <w:t>Las PCs configuraron automáticamente sus direcciones IPv6</w:t>
+        <w:t xml:space="preserve">Las </w:t>
+      </w:r>
+      <w:proofErr w:type="spellStart"/>
+      <w:r>
+        <w:rPr>
+          <w:b/>
+          <w:bCs/>
+          <w:sz w:val="24"/>
+          <w:szCs w:val="24"/>
+          <w:lang w:val="es-AR"/>
+        </w:rPr>
+        <w:t>PCs</w:t>
+      </w:r>
+      <w:proofErr w:type="spellEnd"/>
+      <w:r>
+        <w:rPr>
+          <w:b/>
+          <w:bCs/>
+          <w:sz w:val="24"/>
+          <w:szCs w:val="24"/>
+          <w:lang w:val="es-AR"/>
+        </w:rPr>
+        <w:t xml:space="preserve"> configuraron automáticamente sus direcciones IPv6</w:t>
       </w:r>
       <w:r>
         <w:rPr>
@@ -15130,6 +18672,7 @@
         </w:rPr>
         <w:t xml:space="preserve"> utilizando el protocolo de </w:t>
       </w:r>
+      <w:proofErr w:type="spellStart"/>
       <w:r>
         <w:rPr>
           <w:i/>
@@ -15138,7 +18681,18 @@
           <w:szCs w:val="24"/>
           <w:lang w:val="es-AR"/>
         </w:rPr>
-        <w:t>Neighbor Discovery</w:t>
+        <w:t>Neighbor</w:t>
+      </w:r>
+      <w:proofErr w:type="spellEnd"/>
+      <w:r>
+        <w:rPr>
+          <w:i/>
+          <w:iCs/>
+          <w:sz w:val="24"/>
+          <w:szCs w:val="24"/>
+          <w:lang w:val="es-AR"/>
+        </w:rPr>
+        <w:t xml:space="preserve"> Discovery</w:t>
       </w:r>
       <w:r>
         <w:rPr>
@@ -15176,7 +18730,25 @@
           <w:szCs w:val="24"/>
           <w:lang w:val="es-AR"/>
         </w:rPr>
-        <w:t xml:space="preserve">Las PCs enviaron un mensaje de </w:t>
+        <w:t xml:space="preserve">Las </w:t>
+      </w:r>
+      <w:proofErr w:type="spellStart"/>
+      <w:r>
+        <w:rPr>
+          <w:sz w:val="24"/>
+          <w:szCs w:val="24"/>
+          <w:lang w:val="es-AR"/>
+        </w:rPr>
+        <w:t>PCs</w:t>
+      </w:r>
+      <w:proofErr w:type="spellEnd"/>
+      <w:r>
+        <w:rPr>
+          <w:sz w:val="24"/>
+          <w:szCs w:val="24"/>
+          <w:lang w:val="es-AR"/>
+        </w:rPr>
+        <w:t xml:space="preserve"> enviaron un mensaje de </w:t>
       </w:r>
       <w:r>
         <w:rPr>
@@ -15188,6 +18760,7 @@
         </w:rPr>
         <w:t xml:space="preserve">Solicitud de </w:t>
       </w:r>
+      <w:proofErr w:type="spellStart"/>
       <w:r>
         <w:rPr>
           <w:b/>
@@ -15200,6 +18773,7 @@
         </w:rPr>
         <w:t>Router</w:t>
       </w:r>
+      <w:proofErr w:type="spellEnd"/>
       <w:r>
         <w:rPr>
           <w:b/>
@@ -15208,7 +18782,51 @@
           <w:szCs w:val="24"/>
           <w:lang w:val="es-AR"/>
         </w:rPr>
-        <w:t xml:space="preserve"> (Router Solicitation - RS)</w:t>
+        <w:t xml:space="preserve"> (</w:t>
+      </w:r>
+      <w:proofErr w:type="spellStart"/>
+      <w:r>
+        <w:rPr>
+          <w:b/>
+          <w:bCs/>
+          <w:sz w:val="24"/>
+          <w:szCs w:val="24"/>
+          <w:lang w:val="es-AR"/>
+        </w:rPr>
+        <w:t>Router</w:t>
+      </w:r>
+      <w:proofErr w:type="spellEnd"/>
+      <w:r>
+        <w:rPr>
+          <w:b/>
+          <w:bCs/>
+          <w:sz w:val="24"/>
+          <w:szCs w:val="24"/>
+          <w:lang w:val="es-AR"/>
+        </w:rPr>
+        <w:t xml:space="preserve"> </w:t>
+      </w:r>
+      <w:proofErr w:type="spellStart"/>
+      <w:r>
+        <w:rPr>
+          <w:b/>
+          <w:bCs/>
+          <w:sz w:val="24"/>
+          <w:szCs w:val="24"/>
+          <w:lang w:val="es-AR"/>
+        </w:rPr>
+        <w:t>Solicitation</w:t>
+      </w:r>
+      <w:proofErr w:type="spellEnd"/>
+      <w:r>
+        <w:rPr>
+          <w:b/>
+          <w:bCs/>
+          <w:sz w:val="24"/>
+          <w:szCs w:val="24"/>
+          <w:lang w:val="es-AR"/>
+        </w:rPr>
+        <w:t xml:space="preserve"> - RS)</w:t>
       </w:r>
       <w:r>
         <w:rPr>
@@ -15218,6 +18836,7 @@
         </w:rPr>
         <w:t xml:space="preserve"> al </w:t>
       </w:r>
+      <w:proofErr w:type="spellStart"/>
       <w:r>
         <w:rPr>
           <w:i/>
@@ -15228,6 +18847,7 @@
         </w:rPr>
         <w:t>router</w:t>
       </w:r>
+      <w:proofErr w:type="spellEnd"/>
       <w:r>
         <w:rPr>
           <w:sz w:val="24"/>
@@ -15266,6 +18886,7 @@
         </w:rPr>
         <w:t xml:space="preserve">El </w:t>
       </w:r>
+      <w:proofErr w:type="spellStart"/>
       <w:r>
         <w:rPr>
           <w:i/>
@@ -15276,6 +18897,7 @@
         </w:rPr>
         <w:t>router</w:t>
       </w:r>
+      <w:proofErr w:type="spellEnd"/>
       <w:r>
         <w:rPr>
           <w:sz w:val="24"/>
@@ -15294,6 +18916,7 @@
         </w:rPr>
         <w:t xml:space="preserve">Anuncio de </w:t>
       </w:r>
+      <w:proofErr w:type="spellStart"/>
       <w:r>
         <w:rPr>
           <w:b/>
@@ -15306,6 +18929,7 @@
         </w:rPr>
         <w:t>Router</w:t>
       </w:r>
+      <w:proofErr w:type="spellEnd"/>
       <w:r>
         <w:rPr>
           <w:b/>
@@ -15314,7 +18938,51 @@
           <w:szCs w:val="24"/>
           <w:lang w:val="es-AR"/>
         </w:rPr>
-        <w:t xml:space="preserve"> (Router Advertisement - RA)</w:t>
+        <w:t xml:space="preserve"> (</w:t>
+      </w:r>
+      <w:proofErr w:type="spellStart"/>
+      <w:r>
+        <w:rPr>
+          <w:b/>
+          <w:bCs/>
+          <w:sz w:val="24"/>
+          <w:szCs w:val="24"/>
+          <w:lang w:val="es-AR"/>
+        </w:rPr>
+        <w:t>Router</w:t>
+      </w:r>
+      <w:proofErr w:type="spellEnd"/>
+      <w:r>
+        <w:rPr>
+          <w:b/>
+          <w:bCs/>
+          <w:sz w:val="24"/>
+          <w:szCs w:val="24"/>
+          <w:lang w:val="es-AR"/>
+        </w:rPr>
+        <w:t xml:space="preserve"> </w:t>
+      </w:r>
+      <w:proofErr w:type="spellStart"/>
+      <w:r>
+        <w:rPr>
+          <w:b/>
+          <w:bCs/>
+          <w:sz w:val="24"/>
+          <w:szCs w:val="24"/>
+          <w:lang w:val="es-AR"/>
+        </w:rPr>
+        <w:t>Advertisement</w:t>
+      </w:r>
+      <w:proofErr w:type="spellEnd"/>
+      <w:r>
+        <w:rPr>
+          <w:b/>
+          <w:bCs/>
+          <w:sz w:val="24"/>
+          <w:szCs w:val="24"/>
+          <w:lang w:val="es-AR"/>
+        </w:rPr>
+        <w:t xml:space="preserve"> - RA)</w:t>
       </w:r>
       <w:r>
         <w:rPr>
@@ -15375,7 +19043,27 @@
           <w:szCs w:val="20"/>
           <w:lang w:val="en-US"/>
         </w:rPr>
-        <w:t>ipv6 nd managed-config-flag</w:t>
+        <w:t xml:space="preserve">ipv6 </w:t>
+      </w:r>
+      <w:proofErr w:type="spellStart"/>
+      <w:r>
+        <w:rPr>
+          <w:rFonts w:ascii="Courier New" w:hAnsi="Courier New" w:cs="Courier New"/>
+          <w:sz w:val="20"/>
+          <w:szCs w:val="20"/>
+          <w:lang w:val="en-US"/>
+        </w:rPr>
+        <w:t>nd</w:t>
+      </w:r>
+      <w:proofErr w:type="spellEnd"/>
+      <w:r>
+        <w:rPr>
+          <w:rFonts w:ascii="Courier New" w:hAnsi="Courier New" w:cs="Courier New"/>
+          <w:sz w:val="20"/>
+          <w:szCs w:val="20"/>
+          <w:lang w:val="en-US"/>
+        </w:rPr>
+        <w:t xml:space="preserve"> managed-config-flag</w:t>
       </w:r>
       <w:r>
         <w:rPr>
@@ -15414,8 +19102,39 @@
           <w:szCs w:val="20"/>
           <w:lang w:val="en-US"/>
         </w:rPr>
-        <w:t>ipv6 dhcp server labredes</w:t>
-      </w:r>
+        <w:t xml:space="preserve">ipv6 </w:t>
+      </w:r>
+      <w:proofErr w:type="spellStart"/>
+      <w:r>
+        <w:rPr>
+          <w:rFonts w:ascii="Courier New" w:hAnsi="Courier New" w:cs="Courier New"/>
+          <w:sz w:val="20"/>
+          <w:szCs w:val="20"/>
+          <w:lang w:val="en-US"/>
+        </w:rPr>
+        <w:t>dhcp</w:t>
+      </w:r>
+      <w:proofErr w:type="spellEnd"/>
+      <w:r>
+        <w:rPr>
+          <w:rFonts w:ascii="Courier New" w:hAnsi="Courier New" w:cs="Courier New"/>
+          <w:sz w:val="20"/>
+          <w:szCs w:val="20"/>
+          <w:lang w:val="en-US"/>
+        </w:rPr>
+        <w:t xml:space="preserve"> server </w:t>
+      </w:r>
+      <w:proofErr w:type="spellStart"/>
+      <w:r>
+        <w:rPr>
+          <w:rFonts w:ascii="Courier New" w:hAnsi="Courier New" w:cs="Courier New"/>
+          <w:sz w:val="20"/>
+          <w:szCs w:val="20"/>
+          <w:lang w:val="en-US"/>
+        </w:rPr>
+        <w:t>labredes</w:t>
+      </w:r>
+      <w:proofErr w:type="spellEnd"/>
     </w:p>
     <w:p>
       <w:pPr>
@@ -15438,6 +19157,7 @@
         </w:rPr>
         <w:t xml:space="preserve">El </w:t>
       </w:r>
+      <w:proofErr w:type="spellStart"/>
       <w:r>
         <w:rPr>
           <w:i/>
@@ -15446,15 +19166,56 @@
           <w:szCs w:val="24"/>
           <w:lang w:val="es-AR"/>
         </w:rPr>
-        <w:t>Router Advertisement</w:t>
-      </w:r>
-      <w:r>
-        <w:rPr>
-          <w:sz w:val="24"/>
-          <w:szCs w:val="24"/>
-          <w:lang w:val="es-AR"/>
-        </w:rPr>
-        <w:t xml:space="preserve"> (RA) de R2 indicó a las PCs que </w:t>
+        <w:t>Router</w:t>
+      </w:r>
+      <w:proofErr w:type="spellEnd"/>
+      <w:r>
+        <w:rPr>
+          <w:i/>
+          <w:iCs/>
+          <w:sz w:val="24"/>
+          <w:szCs w:val="24"/>
+          <w:lang w:val="es-AR"/>
+        </w:rPr>
+        <w:t xml:space="preserve"> </w:t>
+      </w:r>
+      <w:proofErr w:type="spellStart"/>
+      <w:r>
+        <w:rPr>
+          <w:i/>
+          <w:iCs/>
+          <w:sz w:val="24"/>
+          <w:szCs w:val="24"/>
+          <w:lang w:val="es-AR"/>
+        </w:rPr>
+        <w:t>Advertisement</w:t>
+      </w:r>
+      <w:proofErr w:type="spellEnd"/>
+      <w:r>
+        <w:rPr>
+          <w:sz w:val="24"/>
+          <w:szCs w:val="24"/>
+          <w:lang w:val="es-AR"/>
+        </w:rPr>
+        <w:t xml:space="preserve"> (RA) de R2 indicó a las </w:t>
+      </w:r>
+      <w:proofErr w:type="spellStart"/>
+      <w:r>
+        <w:rPr>
+          <w:sz w:val="24"/>
+          <w:szCs w:val="24"/>
+          <w:lang w:val="es-AR"/>
+        </w:rPr>
+        <w:t>PCs</w:t>
+      </w:r>
+      <w:proofErr w:type="spellEnd"/>
+      <w:r>
+        <w:rPr>
+          <w:sz w:val="24"/>
+          <w:szCs w:val="24"/>
+          <w:lang w:val="es-AR"/>
+        </w:rPr>
+        <w:t xml:space="preserve"> que </w:t>
       </w:r>
       <w:r>
         <w:rPr>
@@ -15474,6 +19235,7 @@
         </w:rPr>
         <w:t xml:space="preserve"> obtener su dirección IP, la dirección del </w:t>
       </w:r>
+      <w:proofErr w:type="spellStart"/>
       <w:r>
         <w:rPr>
           <w:i/>
@@ -15484,6 +19246,7 @@
         </w:rPr>
         <w:t>gateway</w:t>
       </w:r>
+      <w:proofErr w:type="spellEnd"/>
       <w:r>
         <w:rPr>
           <w:sz w:val="24"/>
@@ -15492,6 +19255,7 @@
         </w:rPr>
         <w:t xml:space="preserve"> (el </w:t>
       </w:r>
+      <w:proofErr w:type="spellStart"/>
       <w:r>
         <w:rPr>
           <w:i/>
@@ -15502,6 +19266,7 @@
         </w:rPr>
         <w:t>router</w:t>
       </w:r>
+      <w:proofErr w:type="spellEnd"/>
       <w:r>
         <w:rPr>
           <w:sz w:val="24"/>
@@ -15548,7 +19313,25 @@
           <w:szCs w:val="24"/>
           <w:lang w:val="es-AR"/>
         </w:rPr>
-        <w:t xml:space="preserve">Por lo tanto, las PCs iniciaron el proceso </w:t>
+        <w:t xml:space="preserve">Por lo tanto, las </w:t>
+      </w:r>
+      <w:proofErr w:type="spellStart"/>
+      <w:r>
+        <w:rPr>
+          <w:sz w:val="24"/>
+          <w:szCs w:val="24"/>
+          <w:lang w:val="es-AR"/>
+        </w:rPr>
+        <w:t>PCs</w:t>
+      </w:r>
+      <w:proofErr w:type="spellEnd"/>
+      <w:r>
+        <w:rPr>
+          <w:sz w:val="24"/>
+          <w:szCs w:val="24"/>
+          <w:lang w:val="es-AR"/>
+        </w:rPr>
+        <w:t xml:space="preserve"> iniciaron el proceso </w:t>
       </w:r>
       <w:r>
         <w:rPr>
@@ -15566,7 +19349,79 @@
           <w:szCs w:val="24"/>
           <w:lang w:val="es-AR"/>
         </w:rPr>
-        <w:t xml:space="preserve"> (Discover, Offer, Request, Acknowledge) para obtener una dirección IP del </w:t>
+        <w:t xml:space="preserve"> (</w:t>
+      </w:r>
+      <w:proofErr w:type="spellStart"/>
+      <w:r>
+        <w:rPr>
+          <w:sz w:val="24"/>
+          <w:szCs w:val="24"/>
+          <w:lang w:val="es-AR"/>
+        </w:rPr>
+        <w:t>Discover</w:t>
+      </w:r>
+      <w:proofErr w:type="spellEnd"/>
+      <w:r>
+        <w:rPr>
+          <w:sz w:val="24"/>
+          <w:szCs w:val="24"/>
+          <w:lang w:val="es-AR"/>
+        </w:rPr>
+        <w:t xml:space="preserve">, </w:t>
+      </w:r>
+      <w:proofErr w:type="spellStart"/>
+      <w:r>
+        <w:rPr>
+          <w:sz w:val="24"/>
+          <w:szCs w:val="24"/>
+          <w:lang w:val="es-AR"/>
+        </w:rPr>
+        <w:t>Offer</w:t>
+      </w:r>
+      <w:proofErr w:type="spellEnd"/>
+      <w:r>
+        <w:rPr>
+          <w:sz w:val="24"/>
+          <w:szCs w:val="24"/>
+          <w:lang w:val="es-AR"/>
+        </w:rPr>
+        <w:t xml:space="preserve">, </w:t>
+      </w:r>
+      <w:proofErr w:type="spellStart"/>
+      <w:r>
+        <w:rPr>
+          <w:sz w:val="24"/>
+          <w:szCs w:val="24"/>
+          <w:lang w:val="es-AR"/>
+        </w:rPr>
+        <w:t>Request</w:t>
+      </w:r>
+      <w:proofErr w:type="spellEnd"/>
+      <w:r>
+        <w:rPr>
+          <w:sz w:val="24"/>
+          <w:szCs w:val="24"/>
+          <w:lang w:val="es-AR"/>
+        </w:rPr>
+        <w:t xml:space="preserve">, </w:t>
+      </w:r>
+      <w:proofErr w:type="spellStart"/>
+      <w:r>
+        <w:rPr>
+          <w:sz w:val="24"/>
+          <w:szCs w:val="24"/>
+          <w:lang w:val="es-AR"/>
+        </w:rPr>
+        <w:t>Acknowledge</w:t>
+      </w:r>
+      <w:proofErr w:type="spellEnd"/>
+      <w:r>
+        <w:rPr>
+          <w:sz w:val="24"/>
+          <w:szCs w:val="24"/>
+          <w:lang w:val="es-AR"/>
+        </w:rPr>
+        <w:t xml:space="preserve">) para obtener una dirección IP del </w:t>
       </w:r>
       <w:r>
         <w:rPr>
@@ -15586,6 +19441,7 @@
         </w:rPr>
         <w:t xml:space="preserve"> </w:t>
       </w:r>
+      <w:proofErr w:type="spellStart"/>
       <w:r>
         <w:rPr>
           <w:rFonts w:ascii="Courier New" w:hAnsi="Courier New" w:cs="Courier New"/>
@@ -15595,6 +19451,7 @@
         </w:rPr>
         <w:t>labredes</w:t>
       </w:r>
+      <w:proofErr w:type="spellEnd"/>
       <w:r>
         <w:rPr>
           <w:sz w:val="24"/>
@@ -15633,7 +19490,25 @@
           <w:szCs w:val="24"/>
           <w:lang w:val="es-AR"/>
         </w:rPr>
-        <w:t xml:space="preserve"> Las PCs obtuvieron exitosamente una </w:t>
+        <w:t xml:space="preserve"> Las </w:t>
+      </w:r>
+      <w:proofErr w:type="spellStart"/>
+      <w:r>
+        <w:rPr>
+          <w:sz w:val="24"/>
+          <w:szCs w:val="24"/>
+          <w:lang w:val="es-AR"/>
+        </w:rPr>
+        <w:t>PCs</w:t>
+      </w:r>
+      <w:proofErr w:type="spellEnd"/>
+      <w:r>
+        <w:rPr>
+          <w:sz w:val="24"/>
+          <w:szCs w:val="24"/>
+          <w:lang w:val="es-AR"/>
+        </w:rPr>
+        <w:t xml:space="preserve"> obtuvieron exitosamente una </w:t>
       </w:r>
       <w:r>
         <w:rPr>
@@ -15645,6 +19520,7 @@
         </w:rPr>
         <w:t xml:space="preserve">dirección IPv6, máscara y </w:t>
       </w:r>
+      <w:proofErr w:type="spellStart"/>
       <w:r>
         <w:rPr>
           <w:b/>
@@ -15657,6 +19533,7 @@
         </w:rPr>
         <w:t>gateway</w:t>
       </w:r>
+      <w:proofErr w:type="spellEnd"/>
       <w:r>
         <w:rPr>
           <w:sz w:val="24"/>
@@ -15673,8 +19550,20 @@
           <w:szCs w:val="24"/>
           <w:lang w:val="es-AR"/>
         </w:rPr>
-        <w:t>DHCPv6 Stateful</w:t>
-      </w:r>
+        <w:t xml:space="preserve">DHCPv6 </w:t>
+      </w:r>
+      <w:proofErr w:type="spellStart"/>
+      <w:r>
+        <w:rPr>
+          <w:b/>
+          <w:bCs/>
+          <w:sz w:val="24"/>
+          <w:szCs w:val="24"/>
+          <w:lang w:val="es-AR"/>
+        </w:rPr>
+        <w:t>Stateful</w:t>
+      </w:r>
+      <w:proofErr w:type="spellEnd"/>
       <w:r>
         <w:rPr>
           <w:sz w:val="24"/>
@@ -15729,7 +19618,35 @@
         <w:rPr>
           <w:sz w:val="24"/>
         </w:rPr>
-        <w:t xml:space="preserve">capture el trafico contra la pc3 y ejecute el ip auto en la </w:t>
+        <w:t xml:space="preserve">capture el </w:t>
+      </w:r>
+      <w:proofErr w:type="spellStart"/>
+      <w:r>
+        <w:rPr>
+          <w:sz w:val="24"/>
+        </w:rPr>
+        <w:t>trafico</w:t>
+      </w:r>
+      <w:proofErr w:type="spellEnd"/>
+      <w:r>
+        <w:rPr>
+          <w:sz w:val="24"/>
+        </w:rPr>
+        <w:t xml:space="preserve"> contra la pc3 y ejecute el </w:t>
+      </w:r>
+      <w:proofErr w:type="spellStart"/>
+      <w:r>
+        <w:rPr>
+          <w:sz w:val="24"/>
+        </w:rPr>
+        <w:t>ip</w:t>
+      </w:r>
+      <w:proofErr w:type="spellEnd"/>
+      <w:r>
+        <w:rPr>
+          <w:sz w:val="24"/>
+        </w:rPr>
+        <w:t xml:space="preserve"> auto en la </w:t>
       </w:r>
       <w:r>
         <w:rPr>
@@ -15787,7 +19704,79 @@
           <w:bCs/>
           <w:lang w:val="es-AR"/>
         </w:rPr>
-        <w:t>intercambio de mensajes DHCPv6 (Solicit, Advertise, Request, Reply - SARR)</w:t>
+        <w:t>intercambio de mensajes DHCPv6 (</w:t>
+      </w:r>
+      <w:proofErr w:type="spellStart"/>
+      <w:r>
+        <w:rPr>
+          <w:b/>
+          <w:bCs/>
+          <w:lang w:val="es-AR"/>
+        </w:rPr>
+        <w:t>Solicit</w:t>
+      </w:r>
+      <w:proofErr w:type="spellEnd"/>
+      <w:r>
+        <w:rPr>
+          <w:b/>
+          <w:bCs/>
+          <w:lang w:val="es-AR"/>
+        </w:rPr>
+        <w:t xml:space="preserve">, </w:t>
+      </w:r>
+      <w:proofErr w:type="spellStart"/>
+      <w:r>
+        <w:rPr>
+          <w:b/>
+          <w:bCs/>
+          <w:lang w:val="es-AR"/>
+        </w:rPr>
+        <w:t>Advertise</w:t>
+      </w:r>
+      <w:proofErr w:type="spellEnd"/>
+      <w:r>
+        <w:rPr>
+          <w:b/>
+          <w:bCs/>
+          <w:lang w:val="es-AR"/>
+        </w:rPr>
+        <w:t xml:space="preserve">, </w:t>
+      </w:r>
+      <w:proofErr w:type="spellStart"/>
+      <w:r>
+        <w:rPr>
+          <w:b/>
+          <w:bCs/>
+          <w:lang w:val="es-AR"/>
+        </w:rPr>
+        <w:t>Request</w:t>
+      </w:r>
+      <w:proofErr w:type="spellEnd"/>
+      <w:r>
+        <w:rPr>
+          <w:b/>
+          <w:bCs/>
+          <w:lang w:val="es-AR"/>
+        </w:rPr>
+        <w:t xml:space="preserve">, </w:t>
+      </w:r>
+      <w:proofErr w:type="spellStart"/>
+      <w:r>
+        <w:rPr>
+          <w:b/>
+          <w:bCs/>
+          <w:lang w:val="es-AR"/>
+        </w:rPr>
+        <w:t>Reply</w:t>
+      </w:r>
+      <w:proofErr w:type="spellEnd"/>
+      <w:r>
+        <w:rPr>
+          <w:b/>
+          <w:bCs/>
+          <w:lang w:val="es-AR"/>
+        </w:rPr>
+        <w:t xml:space="preserve"> - SARR)</w:t>
       </w:r>
       <w:r>
         <w:rPr>
@@ -15795,13 +19784,23 @@
         </w:rPr>
         <w:t xml:space="preserve"> inmediatamente después del intercambio de mensajes de </w:t>
       </w:r>
+      <w:proofErr w:type="spellStart"/>
       <w:r>
         <w:rPr>
           <w:i/>
           <w:iCs/>
           <w:lang w:val="es-AR"/>
         </w:rPr>
-        <w:t>Router Discovery</w:t>
+        <w:t>Router</w:t>
+      </w:r>
+      <w:proofErr w:type="spellEnd"/>
+      <w:r>
+        <w:rPr>
+          <w:i/>
+          <w:iCs/>
+          <w:lang w:val="es-AR"/>
+        </w:rPr>
+        <w:t xml:space="preserve"> Discovery</w:t>
       </w:r>
       <w:r>
         <w:rPr>
@@ -15824,6 +19823,7 @@
         </w:rPr>
         <w:t xml:space="preserve">Esto confirma que el </w:t>
       </w:r>
+      <w:proofErr w:type="spellStart"/>
       <w:r>
         <w:rPr>
           <w:i/>
@@ -15832,6 +19832,7 @@
         </w:rPr>
         <w:t>router</w:t>
       </w:r>
+      <w:proofErr w:type="spellEnd"/>
       <w:r>
         <w:rPr>
           <w:lang w:val="es-AR"/>
@@ -15844,22 +19845,50 @@
           <w:bCs/>
           <w:lang w:val="es-AR"/>
         </w:rPr>
-        <w:t>M-flag activado</w:t>
-      </w:r>
-      <w:r>
-        <w:rPr>
-          <w:lang w:val="es-AR"/>
-        </w:rPr>
-        <w:t xml:space="preserve">, forzó a la PC3 a usar el protocolo </w:t>
-      </w:r>
+        <w:t>M-</w:t>
+      </w:r>
+      <w:proofErr w:type="spellStart"/>
       <w:r>
         <w:rPr>
           <w:b/>
           <w:bCs/>
           <w:lang w:val="es-AR"/>
         </w:rPr>
-        <w:t>DHCPv6 Stateful</w:t>
-      </w:r>
+        <w:t>flag</w:t>
+      </w:r>
+      <w:proofErr w:type="spellEnd"/>
+      <w:r>
+        <w:rPr>
+          <w:b/>
+          <w:bCs/>
+          <w:lang w:val="es-AR"/>
+        </w:rPr>
+        <w:t xml:space="preserve"> activado</w:t>
+      </w:r>
+      <w:r>
+        <w:rPr>
+          <w:lang w:val="es-AR"/>
+        </w:rPr>
+        <w:t xml:space="preserve">, forzó a la PC3 a usar el protocolo </w:t>
+      </w:r>
+      <w:r>
+        <w:rPr>
+          <w:b/>
+          <w:bCs/>
+          <w:lang w:val="es-AR"/>
+        </w:rPr>
+        <w:t xml:space="preserve">DHCPv6 </w:t>
+      </w:r>
+      <w:proofErr w:type="spellStart"/>
+      <w:r>
+        <w:rPr>
+          <w:b/>
+          <w:bCs/>
+          <w:lang w:val="es-AR"/>
+        </w:rPr>
+        <w:t>Stateful</w:t>
+      </w:r>
+      <w:proofErr w:type="spellEnd"/>
       <w:r>
         <w:rPr>
           <w:lang w:val="es-AR"/>
@@ -15958,6 +19987,7 @@
                 <w:lang w:val="en-US"/>
               </w:rPr>
             </w:pPr>
+            <w:proofErr w:type="spellStart"/>
             <w:r>
               <w:rPr>
                 <w:b/>
@@ -15970,6 +20000,7 @@
               </w:rPr>
               <w:t>Comando</w:t>
             </w:r>
+            <w:proofErr w:type="spellEnd"/>
           </w:p>
         </w:tc>
         <w:tc>
@@ -16002,6 +20033,7 @@
                 <w:lang w:val="en-US"/>
               </w:rPr>
             </w:pPr>
+            <w:proofErr w:type="spellStart"/>
             <w:r>
               <w:rPr>
                 <w:b/>
@@ -16012,7 +20044,20 @@
                 <w:bdr w:val="none" w:sz="0" w:space="0" w:color="auto" w:frame="1"/>
                 <w:lang w:val="en-US"/>
               </w:rPr>
-              <w:t>Descripción Simple</w:t>
+              <w:t>Descripción</w:t>
+            </w:r>
+            <w:proofErr w:type="spellEnd"/>
+            <w:r>
+              <w:rPr>
+                <w:b/>
+                <w:bCs/>
+                <w:color w:val="1B1C1D"/>
+                <w:sz w:val="24"/>
+                <w:szCs w:val="24"/>
+                <w:bdr w:val="none" w:sz="0" w:space="0" w:color="auto" w:frame="1"/>
+                <w:lang w:val="en-US"/>
+              </w:rPr>
+              <w:t xml:space="preserve"> Simple</w:t>
             </w:r>
           </w:p>
         </w:tc>
@@ -16046,6 +20091,7 @@
                 <w:lang w:val="en-US"/>
               </w:rPr>
             </w:pPr>
+            <w:proofErr w:type="spellStart"/>
             <w:r>
               <w:rPr>
                 <w:b/>
@@ -16056,7 +20102,20 @@
                 <w:bdr w:val="none" w:sz="0" w:space="0" w:color="auto" w:frame="1"/>
                 <w:lang w:val="en-US"/>
               </w:rPr>
-              <w:t>Función Técnica</w:t>
+              <w:t>Función</w:t>
+            </w:r>
+            <w:proofErr w:type="spellEnd"/>
+            <w:r>
+              <w:rPr>
+                <w:b/>
+                <w:bCs/>
+                <w:color w:val="1B1C1D"/>
+                <w:sz w:val="24"/>
+                <w:szCs w:val="24"/>
+                <w:bdr w:val="none" w:sz="0" w:space="0" w:color="auto" w:frame="1"/>
+                <w:lang w:val="en-US"/>
+              </w:rPr>
+              <w:t xml:space="preserve"> Técnica</w:t>
             </w:r>
           </w:p>
         </w:tc>
@@ -16188,6 +20247,7 @@
               </w:rPr>
               <w:t xml:space="preserve">Permite modificar la configuración activa del </w:t>
             </w:r>
+            <w:proofErr w:type="spellStart"/>
             <w:r>
               <w:rPr>
                 <w:i/>
@@ -16200,6 +20260,7 @@
               </w:rPr>
               <w:t>router</w:t>
             </w:r>
+            <w:proofErr w:type="spellEnd"/>
             <w:r>
               <w:rPr>
                 <w:color w:val="1B1C1D"/>
@@ -16351,6 +20412,7 @@
               </w:rPr>
               <w:t xml:space="preserve"> globalmente. Sin esto, el </w:t>
             </w:r>
+            <w:proofErr w:type="spellStart"/>
             <w:r>
               <w:rPr>
                 <w:i/>
@@ -16363,6 +20425,7 @@
               </w:rPr>
               <w:t>router</w:t>
             </w:r>
+            <w:proofErr w:type="spellEnd"/>
             <w:r>
               <w:rPr>
                 <w:color w:val="1B1C1D"/>
@@ -16429,8 +20492,21 @@
                 <w:lang w:val="en-US"/>
               </w:rPr>
               <w:lastRenderedPageBreak/>
-              <w:t>ipv6 cef</w:t>
-            </w:r>
+              <w:t xml:space="preserve">ipv6 </w:t>
+            </w:r>
+            <w:proofErr w:type="spellStart"/>
+            <w:r>
+              <w:rPr>
+                <w:rFonts w:ascii="Courier New" w:hAnsi="Courier New" w:cs="Courier New"/>
+                <w:color w:val="444746"/>
+                <w:sz w:val="20"/>
+                <w:szCs w:val="20"/>
+                <w:bdr w:val="none" w:sz="0" w:space="0" w:color="auto" w:frame="1"/>
+                <w:lang w:val="en-US"/>
+              </w:rPr>
+              <w:t>cef</w:t>
+            </w:r>
+            <w:proofErr w:type="spellEnd"/>
           </w:p>
         </w:tc>
         <w:tc>
@@ -16571,7 +20647,55 @@
                 <w:bdr w:val="none" w:sz="0" w:space="0" w:color="auto" w:frame="1"/>
                 <w:lang w:val="en-US"/>
               </w:rPr>
-              <w:t>ipv6 dhcp pool labredes address prefix 2a01::/59</w:t>
+              <w:t xml:space="preserve">ipv6 </w:t>
+            </w:r>
+            <w:proofErr w:type="spellStart"/>
+            <w:r>
+              <w:rPr>
+                <w:rFonts w:ascii="Courier New" w:hAnsi="Courier New" w:cs="Courier New"/>
+                <w:color w:val="444746"/>
+                <w:sz w:val="20"/>
+                <w:szCs w:val="20"/>
+                <w:bdr w:val="none" w:sz="0" w:space="0" w:color="auto" w:frame="1"/>
+                <w:lang w:val="en-US"/>
+              </w:rPr>
+              <w:t>dhcp</w:t>
+            </w:r>
+            <w:proofErr w:type="spellEnd"/>
+            <w:r>
+              <w:rPr>
+                <w:rFonts w:ascii="Courier New" w:hAnsi="Courier New" w:cs="Courier New"/>
+                <w:color w:val="444746"/>
+                <w:sz w:val="20"/>
+                <w:szCs w:val="20"/>
+                <w:bdr w:val="none" w:sz="0" w:space="0" w:color="auto" w:frame="1"/>
+                <w:lang w:val="en-US"/>
+              </w:rPr>
+              <w:t xml:space="preserve"> pool </w:t>
+            </w:r>
+            <w:proofErr w:type="spellStart"/>
+            <w:r>
+              <w:rPr>
+                <w:rFonts w:ascii="Courier New" w:hAnsi="Courier New" w:cs="Courier New"/>
+                <w:color w:val="444746"/>
+                <w:sz w:val="20"/>
+                <w:szCs w:val="20"/>
+                <w:bdr w:val="none" w:sz="0" w:space="0" w:color="auto" w:frame="1"/>
+                <w:lang w:val="en-US"/>
+              </w:rPr>
+              <w:t>labredes</w:t>
+            </w:r>
+            <w:proofErr w:type="spellEnd"/>
+            <w:r>
+              <w:rPr>
+                <w:rFonts w:ascii="Courier New" w:hAnsi="Courier New" w:cs="Courier New"/>
+                <w:color w:val="444746"/>
+                <w:sz w:val="20"/>
+                <w:szCs w:val="20"/>
+                <w:bdr w:val="none" w:sz="0" w:space="0" w:color="auto" w:frame="1"/>
+                <w:lang w:val="en-US"/>
+              </w:rPr>
+              <w:t xml:space="preserve"> address prefix 2a01::/59</w:t>
             </w:r>
           </w:p>
         </w:tc>
@@ -16693,6 +20817,7 @@
               </w:rPr>
               <w:t xml:space="preserve"> con el nombre </w:t>
             </w:r>
+            <w:proofErr w:type="spellStart"/>
             <w:r>
               <w:rPr>
                 <w:rFonts w:ascii="Courier New" w:hAnsi="Courier New" w:cs="Courier New"/>
@@ -16704,6 +20829,7 @@
               </w:rPr>
               <w:t>labredes</w:t>
             </w:r>
+            <w:proofErr w:type="spellEnd"/>
             <w:r>
               <w:rPr>
                 <w:color w:val="1B1C1D"/>
@@ -16730,7 +20856,27 @@
                 <w:szCs w:val="24"/>
                 <w:lang w:val="es-AR"/>
               </w:rPr>
-              <w:t xml:space="preserve">, a partir del cual se entregarán las IPs a los </w:t>
+              <w:t xml:space="preserve">, a partir del cual se entregarán las </w:t>
+            </w:r>
+            <w:proofErr w:type="spellStart"/>
+            <w:r>
+              <w:rPr>
+                <w:color w:val="1B1C1D"/>
+                <w:sz w:val="24"/>
+                <w:szCs w:val="24"/>
+                <w:lang w:val="es-AR"/>
+              </w:rPr>
+              <w:t>IPs</w:t>
+            </w:r>
+            <w:proofErr w:type="spellEnd"/>
+            <w:r>
+              <w:rPr>
+                <w:color w:val="1B1C1D"/>
+                <w:sz w:val="24"/>
+                <w:szCs w:val="24"/>
+                <w:lang w:val="es-AR"/>
+              </w:rPr>
+              <w:t xml:space="preserve"> a los </w:t>
             </w:r>
             <w:r>
               <w:rPr>
@@ -16840,7 +20986,27 @@
                 <w:szCs w:val="24"/>
                 <w:lang w:val="es-AR"/>
               </w:rPr>
-              <w:t>Entra a la configuración de la interfaz FastEthernet 0/0.</w:t>
+              <w:t xml:space="preserve">Entra a la configuración de la interfaz </w:t>
+            </w:r>
+            <w:proofErr w:type="spellStart"/>
+            <w:r>
+              <w:rPr>
+                <w:color w:val="1B1C1D"/>
+                <w:sz w:val="24"/>
+                <w:szCs w:val="24"/>
+                <w:lang w:val="es-AR"/>
+              </w:rPr>
+              <w:t>FastEthernet</w:t>
+            </w:r>
+            <w:proofErr w:type="spellEnd"/>
+            <w:r>
+              <w:rPr>
+                <w:color w:val="1B1C1D"/>
+                <w:sz w:val="24"/>
+                <w:szCs w:val="24"/>
+                <w:lang w:val="es-AR"/>
+              </w:rPr>
+              <w:t xml:space="preserve"> 0/0.</w:t>
             </w:r>
           </w:p>
         </w:tc>
@@ -16883,6 +21049,7 @@
               </w:rPr>
               <w:t xml:space="preserve">Permite configurar parámetros específicos de ese puerto físico del </w:t>
             </w:r>
+            <w:proofErr w:type="spellStart"/>
             <w:r>
               <w:rPr>
                 <w:i/>
@@ -16895,6 +21062,7 @@
               </w:rPr>
               <w:t>router</w:t>
             </w:r>
+            <w:proofErr w:type="spellEnd"/>
             <w:r>
               <w:rPr>
                 <w:color w:val="1B1C1D"/>
@@ -16984,6 +21152,7 @@
                 <w:lang w:val="en-US"/>
               </w:rPr>
             </w:pPr>
+            <w:proofErr w:type="spellStart"/>
             <w:r>
               <w:rPr>
                 <w:color w:val="1B1C1D"/>
@@ -16991,7 +21160,37 @@
                 <w:szCs w:val="24"/>
                 <w:lang w:val="en-US"/>
               </w:rPr>
-              <w:t>Enciende la interfaz.</w:t>
+              <w:t>Enciende</w:t>
+            </w:r>
+            <w:proofErr w:type="spellEnd"/>
+            <w:r>
+              <w:rPr>
+                <w:color w:val="1B1C1D"/>
+                <w:sz w:val="24"/>
+                <w:szCs w:val="24"/>
+                <w:lang w:val="en-US"/>
+              </w:rPr>
+              <w:t xml:space="preserve"> la </w:t>
+            </w:r>
+            <w:proofErr w:type="spellStart"/>
+            <w:r>
+              <w:rPr>
+                <w:color w:val="1B1C1D"/>
+                <w:sz w:val="24"/>
+                <w:szCs w:val="24"/>
+                <w:lang w:val="en-US"/>
+              </w:rPr>
+              <w:t>interfaz</w:t>
+            </w:r>
+            <w:proofErr w:type="spellEnd"/>
+            <w:r>
+              <w:rPr>
+                <w:color w:val="1B1C1D"/>
+                <w:sz w:val="24"/>
+                <w:szCs w:val="24"/>
+                <w:lang w:val="en-US"/>
+              </w:rPr>
+              <w:t>.</w:t>
             </w:r>
           </w:p>
         </w:tc>
@@ -17025,6 +21224,7 @@
                 <w:lang w:val="en-US"/>
               </w:rPr>
             </w:pPr>
+            <w:proofErr w:type="spellStart"/>
             <w:r>
               <w:rPr>
                 <w:color w:val="1B1C1D"/>
@@ -17032,7 +21232,57 @@
                 <w:szCs w:val="24"/>
                 <w:lang w:val="en-US"/>
               </w:rPr>
-              <w:t>Habilita la interfaz físicamente.</w:t>
+              <w:t>Habilita</w:t>
+            </w:r>
+            <w:proofErr w:type="spellEnd"/>
+            <w:r>
+              <w:rPr>
+                <w:color w:val="1B1C1D"/>
+                <w:sz w:val="24"/>
+                <w:szCs w:val="24"/>
+                <w:lang w:val="en-US"/>
+              </w:rPr>
+              <w:t xml:space="preserve"> la </w:t>
+            </w:r>
+            <w:proofErr w:type="spellStart"/>
+            <w:r>
+              <w:rPr>
+                <w:color w:val="1B1C1D"/>
+                <w:sz w:val="24"/>
+                <w:szCs w:val="24"/>
+                <w:lang w:val="en-US"/>
+              </w:rPr>
+              <w:t>interfaz</w:t>
+            </w:r>
+            <w:proofErr w:type="spellEnd"/>
+            <w:r>
+              <w:rPr>
+                <w:color w:val="1B1C1D"/>
+                <w:sz w:val="24"/>
+                <w:szCs w:val="24"/>
+                <w:lang w:val="en-US"/>
+              </w:rPr>
+              <w:t xml:space="preserve"> </w:t>
+            </w:r>
+            <w:proofErr w:type="spellStart"/>
+            <w:r>
+              <w:rPr>
+                <w:color w:val="1B1C1D"/>
+                <w:sz w:val="24"/>
+                <w:szCs w:val="24"/>
+                <w:lang w:val="en-US"/>
+              </w:rPr>
+              <w:t>físicamente</w:t>
+            </w:r>
+            <w:proofErr w:type="spellEnd"/>
+            <w:r>
+              <w:rPr>
+                <w:color w:val="1B1C1D"/>
+                <w:sz w:val="24"/>
+                <w:szCs w:val="24"/>
+                <w:lang w:val="en-US"/>
+              </w:rPr>
+              <w:t>.</w:t>
             </w:r>
           </w:p>
         </w:tc>
@@ -17484,8 +21734,45 @@
                 <w:bdr w:val="none" w:sz="0" w:space="0" w:color="auto" w:frame="1"/>
                 <w:lang w:val="en-US"/>
               </w:rPr>
-              <w:t>ipv6 dhcp server labredes</w:t>
-            </w:r>
+              <w:t xml:space="preserve">ipv6 </w:t>
+            </w:r>
+            <w:proofErr w:type="spellStart"/>
+            <w:r>
+              <w:rPr>
+                <w:rFonts w:ascii="Courier New" w:hAnsi="Courier New" w:cs="Courier New"/>
+                <w:color w:val="444746"/>
+                <w:sz w:val="20"/>
+                <w:szCs w:val="20"/>
+                <w:bdr w:val="none" w:sz="0" w:space="0" w:color="auto" w:frame="1"/>
+                <w:lang w:val="en-US"/>
+              </w:rPr>
+              <w:t>dhcp</w:t>
+            </w:r>
+            <w:proofErr w:type="spellEnd"/>
+            <w:r>
+              <w:rPr>
+                <w:rFonts w:ascii="Courier New" w:hAnsi="Courier New" w:cs="Courier New"/>
+                <w:color w:val="444746"/>
+                <w:sz w:val="20"/>
+                <w:szCs w:val="20"/>
+                <w:bdr w:val="none" w:sz="0" w:space="0" w:color="auto" w:frame="1"/>
+                <w:lang w:val="en-US"/>
+              </w:rPr>
+              <w:t xml:space="preserve"> server </w:t>
+            </w:r>
+            <w:proofErr w:type="spellStart"/>
+            <w:r>
+              <w:rPr>
+                <w:rFonts w:ascii="Courier New" w:hAnsi="Courier New" w:cs="Courier New"/>
+                <w:color w:val="444746"/>
+                <w:sz w:val="20"/>
+                <w:szCs w:val="20"/>
+                <w:bdr w:val="none" w:sz="0" w:space="0" w:color="auto" w:frame="1"/>
+                <w:lang w:val="en-US"/>
+              </w:rPr>
+              <w:t>labredes</w:t>
+            </w:r>
+            <w:proofErr w:type="spellEnd"/>
           </w:p>
         </w:tc>
         <w:tc>
@@ -17601,6 +21888,7 @@
               </w:rPr>
               <w:t xml:space="preserve"> llamado </w:t>
             </w:r>
+            <w:proofErr w:type="spellStart"/>
             <w:r>
               <w:rPr>
                 <w:rFonts w:ascii="Courier New" w:hAnsi="Courier New" w:cs="Courier New"/>
@@ -17612,6 +21900,7 @@
               </w:rPr>
               <w:t>labredes</w:t>
             </w:r>
+            <w:proofErr w:type="spellEnd"/>
             <w:r>
               <w:rPr>
                 <w:color w:val="1B1C1D"/>
@@ -17667,7 +21956,31 @@
                 <w:bdr w:val="none" w:sz="0" w:space="0" w:color="auto" w:frame="1"/>
                 <w:lang w:val="en-US"/>
               </w:rPr>
-              <w:t>ipv6 nd managed-config-flag</w:t>
+              <w:t xml:space="preserve">ipv6 </w:t>
+            </w:r>
+            <w:proofErr w:type="spellStart"/>
+            <w:r>
+              <w:rPr>
+                <w:rFonts w:ascii="Courier New" w:hAnsi="Courier New" w:cs="Courier New"/>
+                <w:color w:val="444746"/>
+                <w:sz w:val="20"/>
+                <w:szCs w:val="20"/>
+                <w:bdr w:val="none" w:sz="0" w:space="0" w:color="auto" w:frame="1"/>
+                <w:lang w:val="en-US"/>
+              </w:rPr>
+              <w:t>nd</w:t>
+            </w:r>
+            <w:proofErr w:type="spellEnd"/>
+            <w:r>
+              <w:rPr>
+                <w:rFonts w:ascii="Courier New" w:hAnsi="Courier New" w:cs="Courier New"/>
+                <w:color w:val="444746"/>
+                <w:sz w:val="20"/>
+                <w:szCs w:val="20"/>
+                <w:bdr w:val="none" w:sz="0" w:space="0" w:color="auto" w:frame="1"/>
+                <w:lang w:val="en-US"/>
+              </w:rPr>
+              <w:t xml:space="preserve"> managed-config-flag</w:t>
             </w:r>
           </w:p>
         </w:tc>
@@ -17708,7 +22021,47 @@
                 <w:szCs w:val="24"/>
                 <w:lang w:val="es-AR"/>
               </w:rPr>
-              <w:t>Activa el "M-flag" en los Anuncios de Router (RA).</w:t>
+              <w:t>Activa el "M-</w:t>
+            </w:r>
+            <w:proofErr w:type="spellStart"/>
+            <w:r>
+              <w:rPr>
+                <w:color w:val="1B1C1D"/>
+                <w:sz w:val="24"/>
+                <w:szCs w:val="24"/>
+                <w:lang w:val="es-AR"/>
+              </w:rPr>
+              <w:t>flag</w:t>
+            </w:r>
+            <w:proofErr w:type="spellEnd"/>
+            <w:r>
+              <w:rPr>
+                <w:color w:val="1B1C1D"/>
+                <w:sz w:val="24"/>
+                <w:szCs w:val="24"/>
+                <w:lang w:val="es-AR"/>
+              </w:rPr>
+              <w:t xml:space="preserve">" en los Anuncios de </w:t>
+            </w:r>
+            <w:proofErr w:type="spellStart"/>
+            <w:r>
+              <w:rPr>
+                <w:color w:val="1B1C1D"/>
+                <w:sz w:val="24"/>
+                <w:szCs w:val="24"/>
+                <w:lang w:val="es-AR"/>
+              </w:rPr>
+              <w:t>Router</w:t>
+            </w:r>
+            <w:proofErr w:type="spellEnd"/>
+            <w:r>
+              <w:rPr>
+                <w:color w:val="1B1C1D"/>
+                <w:sz w:val="24"/>
+                <w:szCs w:val="24"/>
+                <w:lang w:val="es-AR"/>
+              </w:rPr>
+              <w:t xml:space="preserve"> (RA).</w:t>
             </w:r>
           </w:p>
         </w:tc>
@@ -17780,6 +22133,7 @@
               </w:rPr>
               <w:t xml:space="preserve"> a usar DHCPv6 para obtener la dirección IPv6 completa y el </w:t>
             </w:r>
+            <w:proofErr w:type="spellStart"/>
             <w:r>
               <w:rPr>
                 <w:b/>
@@ -17794,6 +22148,7 @@
               </w:rPr>
               <w:t>gateway</w:t>
             </w:r>
+            <w:proofErr w:type="spellEnd"/>
             <w:r>
               <w:rPr>
                 <w:color w:val="1B1C1D"/>
@@ -17803,6 +22158,7 @@
               </w:rPr>
               <w:t xml:space="preserve"> (modelo </w:t>
             </w:r>
+            <w:proofErr w:type="spellStart"/>
             <w:r>
               <w:rPr>
                 <w:b/>
@@ -17815,6 +22171,7 @@
               </w:rPr>
               <w:t>Stateful</w:t>
             </w:r>
+            <w:proofErr w:type="spellEnd"/>
             <w:r>
               <w:rPr>
                 <w:color w:val="1B1C1D"/>
@@ -17831,7 +22188,47 @@
                 <w:szCs w:val="24"/>
                 <w:lang w:val="en-US"/>
               </w:rPr>
-              <w:t xml:space="preserve">Sin este comando, los </w:t>
+              <w:t xml:space="preserve">Sin </w:t>
+            </w:r>
+            <w:proofErr w:type="spellStart"/>
+            <w:r>
+              <w:rPr>
+                <w:color w:val="1B1C1D"/>
+                <w:sz w:val="24"/>
+                <w:szCs w:val="24"/>
+                <w:lang w:val="en-US"/>
+              </w:rPr>
+              <w:t>este</w:t>
+            </w:r>
+            <w:proofErr w:type="spellEnd"/>
+            <w:r>
+              <w:rPr>
+                <w:color w:val="1B1C1D"/>
+                <w:sz w:val="24"/>
+                <w:szCs w:val="24"/>
+                <w:lang w:val="en-US"/>
+              </w:rPr>
+              <w:t xml:space="preserve"> </w:t>
+            </w:r>
+            <w:proofErr w:type="spellStart"/>
+            <w:r>
+              <w:rPr>
+                <w:color w:val="1B1C1D"/>
+                <w:sz w:val="24"/>
+                <w:szCs w:val="24"/>
+                <w:lang w:val="en-US"/>
+              </w:rPr>
+              <w:t>comando</w:t>
+            </w:r>
+            <w:proofErr w:type="spellEnd"/>
+            <w:r>
+              <w:rPr>
+                <w:color w:val="1B1C1D"/>
+                <w:sz w:val="24"/>
+                <w:szCs w:val="24"/>
+                <w:lang w:val="en-US"/>
+              </w:rPr>
+              <w:t xml:space="preserve">, los </w:t>
             </w:r>
             <w:r>
               <w:rPr>
@@ -17852,7 +22249,27 @@
                 <w:szCs w:val="24"/>
                 <w:lang w:val="en-US"/>
               </w:rPr>
-              <w:t xml:space="preserve"> usarían SLAAC.</w:t>
+              <w:t xml:space="preserve"> </w:t>
+            </w:r>
+            <w:proofErr w:type="spellStart"/>
+            <w:r>
+              <w:rPr>
+                <w:color w:val="1B1C1D"/>
+                <w:sz w:val="24"/>
+                <w:szCs w:val="24"/>
+                <w:lang w:val="en-US"/>
+              </w:rPr>
+              <w:t>usarían</w:t>
+            </w:r>
+            <w:proofErr w:type="spellEnd"/>
+            <w:r>
+              <w:rPr>
+                <w:color w:val="1B1C1D"/>
+                <w:sz w:val="24"/>
+                <w:szCs w:val="24"/>
+                <w:lang w:val="en-US"/>
+              </w:rPr>
+              <w:t xml:space="preserve"> SLAAC.</w:t>
             </w:r>
           </w:p>
         </w:tc>
@@ -18530,6 +22947,7 @@
                                   </w:rPr>
                                   <w:t xml:space="preserve"> </w:t>
                                 </w:r>
+                                <w:proofErr w:type="spellStart"/>
                                 <w:r>
                                   <w:rPr>
                                     <w:rFonts w:ascii="Arial MT" w:hAnsi="Arial MT"/>
@@ -18537,6 +22955,7 @@
                                   </w:rPr>
                                   <w:t>Ortíz</w:t>
                                 </w:r>
+                                <w:proofErr w:type="spellEnd"/>
                               </w:p>
                             </w:tc>
                           </w:tr>
@@ -19065,6 +23484,7 @@
                             </w:rPr>
                             <w:t xml:space="preserve"> </w:t>
                           </w:r>
+                          <w:proofErr w:type="spellStart"/>
                           <w:r>
                             <w:rPr>
                               <w:rFonts w:ascii="Arial MT" w:hAnsi="Arial MT"/>
@@ -19072,6 +23492,7 @@
                             </w:rPr>
                             <w:t>Ortíz</w:t>
                           </w:r>
+                          <w:proofErr w:type="spellEnd"/>
                         </w:p>
                       </w:tc>
                     </w:tr>
@@ -19293,6 +23714,11 @@
 
 <file path=word/numbering.xml><?xml version="1.0" encoding="utf-8"?>
 <w:numbering xmlns:wpc="http://schemas.microsoft.com/office/word/2010/wordprocessingCanvas" xmlns:cx="http://schemas.microsoft.com/office/drawing/2014/chartex" xmlns:cx1="http://schemas.microsoft.com/office/drawing/2015/9/8/chartex" xmlns:cx2="http://schemas.microsoft.com/office/drawing/2015/10/21/chartex" xmlns:cx3="http://schemas.microsoft.com/office/drawing/2016/5/9/chartex" xmlns:cx4="http://schemas.microsoft.com/office/drawing/2016/5/10/chartex" xmlns:cx5="http://schemas.microsoft.com/office/drawing/2016/5/11/chartex" xmlns:cx6="http://schemas.microsoft.com/office/drawing/2016/5/12/chartex" xmlns:cx7="http://schemas.microsoft.com/office/drawing/2016/5/13/chartex" xmlns:cx8="http://schemas.microsoft.com/office/drawing/2016/5/14/chartex" xmlns:mc="http://schemas.openxmlformats.org/markup-compatibility/2006" xmlns:aink="http://schemas.microsoft.com/office/drawing/2016/ink" xmlns:am3d="http://schemas.microsoft.com/office/drawing/2017/model3d" xmlns:o="urn:schemas-microsoft-com:office:office" xmlns:r="http://schemas.openxmlformats.org/officeDocument/2006/relationships" xmlns:m="http://schemas.openxmlformats.org/officeDocument/2006/math" xmlns:v="urn:schemas-microsoft-com:vml" xmlns:wp14="http://schemas.microsoft.com/office/word/2010/wordprocessingDrawing" xmlns:wp="http://schemas.openxmlformats.org/drawingml/2006/wordprocessingDrawing" xmlns:w10="urn:schemas-microsoft-com:office:word" xmlns:w="http://schemas.openxmlformats.org/wordprocessingml/2006/main" xmlns:w14="http://schemas.microsoft.com/office/word/2010/wordml" xmlns:w15="http://schemas.microsoft.com/office/word/2012/wordml" xmlns:w16cex="http://schemas.microsoft.com/office/word/2018/wordml/cex" xmlns:w16cid="http://schemas.microsoft.com/office/word/2016/wordml/cid" xmlns:w16="http://schemas.microsoft.com/office/word/2018/wordml" xmlns:w16sdtdh="http://schemas.microsoft.com/office/word/2020/wordml/sdtdatahash" xmlns:w16se="http://schemas.microsoft.com/office/word/2015/wordml/symex" xmlns:wpg="http://schemas.microsoft.com/office/word/2010/wordprocessingGroup" xmlns:wpi="http://schemas.microsoft.com/office/word/2010/wordprocessingInk" xmlns:wne="http://schemas.microsoft.com/office/word/2006/wordml" xmlns:wps="http://schemas.microsoft.com/office/word/2010/wordprocessingShape" mc:Ignorable="w14 w15 w16se w16cid w16 w16cex w16sdtdh wp14">
+  <w:numPicBullet w:numPicBulletId="0">
+    <w:pict>
+      <v:rect id="_x0000_i1105" style="width:0;height:1.5pt" o:hralign="center" o:bullet="t" o:hrstd="t" o:hr="t" fillcolor="#a0a0a0" stroked="f"/>
+    </w:pict>
+  </w:numPicBullet>
   <w:abstractNum w:abstractNumId="0" w15:restartNumberingAfterBreak="0">
     <w:nsid w:val="02662ED5"/>
     <w:multiLevelType w:val="multilevel"/>

--- a/4to Año/Comunicaciones II/TP6.docx
+++ b/4to Año/Comunicaciones II/TP6.docx
@@ -107,21 +107,8 @@
           <w:numId w:val="10"/>
         </w:numPr>
       </w:pPr>
-      <w:proofErr w:type="spellStart"/>
-      <w:r>
-        <w:t>Enlazar</w:t>
-      </w:r>
-      <w:proofErr w:type="spellEnd"/>
-      <w:r>
-        <w:t xml:space="preserve"> redes </w:t>
-      </w:r>
-      <w:proofErr w:type="spellStart"/>
-      <w:r>
-        <w:t>físicamente</w:t>
-      </w:r>
-      <w:proofErr w:type="spellEnd"/>
-      <w:r>
-        <w:t>.</w:t>
+      <w:r>
+        <w:t>Enlazar redes físicamente.</w:t>
       </w:r>
     </w:p>
     <w:p>
@@ -200,27 +187,9 @@
           <w:numId w:val="11"/>
         </w:numPr>
       </w:pPr>
-      <w:proofErr w:type="spellStart"/>
-      <w:r>
-        <w:t>Esquemas</w:t>
-      </w:r>
-      <w:proofErr w:type="spellEnd"/>
-      <w:r>
-        <w:t xml:space="preserve"> de </w:t>
-      </w:r>
-      <w:proofErr w:type="spellStart"/>
-      <w:r>
-        <w:t>direccionamiento</w:t>
-      </w:r>
-      <w:proofErr w:type="spellEnd"/>
-      <w:r>
-        <w:t xml:space="preserve"> </w:t>
-      </w:r>
-      <w:proofErr w:type="spellStart"/>
-      <w:r>
-        <w:t>distintos</w:t>
-      </w:r>
-      <w:proofErr w:type="spellEnd"/>
+      <w:r>
+        <w:t>Esquemas de direccionamiento distintos</w:t>
+      </w:r>
     </w:p>
     <w:p>
       <w:pPr>
@@ -248,27 +217,9 @@
           <w:numId w:val="11"/>
         </w:numPr>
       </w:pPr>
-      <w:proofErr w:type="spellStart"/>
-      <w:r>
-        <w:t>Mecanismos</w:t>
-      </w:r>
-      <w:proofErr w:type="spellEnd"/>
-      <w:r>
-        <w:t xml:space="preserve"> de </w:t>
-      </w:r>
-      <w:proofErr w:type="spellStart"/>
-      <w:r>
-        <w:t>acceso</w:t>
-      </w:r>
-      <w:proofErr w:type="spellEnd"/>
-      <w:r>
-        <w:t xml:space="preserve"> </w:t>
-      </w:r>
-      <w:proofErr w:type="spellStart"/>
-      <w:r>
-        <w:t>distintos</w:t>
-      </w:r>
-      <w:proofErr w:type="spellEnd"/>
+      <w:r>
+        <w:t>Mecanismos de acceso distintos</w:t>
+      </w:r>
     </w:p>
     <w:p>
       <w:pPr>
@@ -363,21 +314,7 @@
           <w:lang w:val="es-AR"/>
         </w:rPr>
         <w:br/>
-        <w:t xml:space="preserve">Cada datagrama IP viaja de forma independiente por la red; los </w:t>
-      </w:r>
-      <w:proofErr w:type="spellStart"/>
-      <w:r>
-        <w:rPr>
-          <w:lang w:val="es-AR"/>
-        </w:rPr>
-        <w:t>routers</w:t>
-      </w:r>
-      <w:proofErr w:type="spellEnd"/>
-      <w:r>
-        <w:rPr>
-          <w:lang w:val="es-AR"/>
-        </w:rPr>
-        <w:t xml:space="preserve"> deciden la mejor ruta para cada uno.</w:t>
+        <w:t>Cada datagrama IP viaja de forma independiente por la red; los routers deciden la mejor ruta para cada uno.</w:t>
       </w:r>
       <w:r>
         <w:rPr>
@@ -409,19 +346,11 @@
       <w:pPr>
         <w:pStyle w:val="NormalWeb"/>
       </w:pPr>
-      <w:proofErr w:type="spellStart"/>
       <w:r>
         <w:rPr>
           <w:rStyle w:val="Textoennegrita"/>
         </w:rPr>
-        <w:t>Ventajas</w:t>
-      </w:r>
-      <w:proofErr w:type="spellEnd"/>
-      <w:r>
-        <w:rPr>
-          <w:rStyle w:val="Textoennegrita"/>
-        </w:rPr>
-        <w:t>:</w:t>
+        <w:t>Ventajas:</w:t>
       </w:r>
     </w:p>
     <w:p>
@@ -499,47 +428,13 @@
         <w:br/>
         <w:t>“</w:t>
       </w:r>
-      <w:proofErr w:type="spellStart"/>
       <w:r>
         <w:rPr>
           <w:rStyle w:val="Textoennegrita"/>
           <w:lang w:val="es-AR"/>
         </w:rPr>
-        <w:t>Best</w:t>
-      </w:r>
-      <w:proofErr w:type="spellEnd"/>
-      <w:r>
-        <w:rPr>
-          <w:rStyle w:val="Textoennegrita"/>
-          <w:lang w:val="es-AR"/>
-        </w:rPr>
-        <w:t xml:space="preserve"> </w:t>
-      </w:r>
-      <w:proofErr w:type="spellStart"/>
-      <w:r>
-        <w:rPr>
-          <w:rStyle w:val="Textoennegrita"/>
-          <w:lang w:val="es-AR"/>
-        </w:rPr>
-        <w:t>Effort</w:t>
-      </w:r>
-      <w:proofErr w:type="spellEnd"/>
-      <w:r>
-        <w:rPr>
-          <w:rStyle w:val="Textoennegrita"/>
-          <w:lang w:val="es-AR"/>
-        </w:rPr>
-        <w:t xml:space="preserve"> </w:t>
-      </w:r>
-      <w:proofErr w:type="spellStart"/>
-      <w:r>
-        <w:rPr>
-          <w:rStyle w:val="Textoennegrita"/>
-          <w:lang w:val="es-AR"/>
-        </w:rPr>
-        <w:t>Delivery</w:t>
-      </w:r>
-      <w:proofErr w:type="spellEnd"/>
+        <w:t>Best Effort Delivery</w:t>
+      </w:r>
       <w:r>
         <w:rPr>
           <w:lang w:val="es-AR"/>
@@ -647,7 +542,6 @@
                 <w:lang w:val="en-US"/>
               </w:rPr>
             </w:pPr>
-            <w:proofErr w:type="spellStart"/>
             <w:r>
               <w:rPr>
                 <w:b/>
@@ -658,7 +552,6 @@
               </w:rPr>
               <w:t>Aspecto</w:t>
             </w:r>
-            <w:proofErr w:type="spellEnd"/>
           </w:p>
         </w:tc>
         <w:tc>
@@ -681,7 +574,6 @@
                 <w:lang w:val="en-US"/>
               </w:rPr>
             </w:pPr>
-            <w:proofErr w:type="spellStart"/>
             <w:r>
               <w:rPr>
                 <w:b/>
@@ -692,7 +584,6 @@
               </w:rPr>
               <w:t>Descripción</w:t>
             </w:r>
-            <w:proofErr w:type="spellEnd"/>
           </w:p>
         </w:tc>
       </w:tr>
@@ -718,7 +609,6 @@
                 <w:lang w:val="en-US"/>
               </w:rPr>
             </w:pPr>
-            <w:proofErr w:type="spellStart"/>
             <w:r>
               <w:rPr>
                 <w:b/>
@@ -727,40 +617,7 @@
                 <w:szCs w:val="24"/>
                 <w:lang w:val="en-US"/>
               </w:rPr>
-              <w:t>Ruteo</w:t>
-            </w:r>
-            <w:proofErr w:type="spellEnd"/>
-            <w:r>
-              <w:rPr>
-                <w:b/>
-                <w:bCs/>
-                <w:sz w:val="24"/>
-                <w:szCs w:val="24"/>
-                <w:lang w:val="en-US"/>
-              </w:rPr>
-              <w:t xml:space="preserve"> (</w:t>
-            </w:r>
-            <w:proofErr w:type="spellStart"/>
-            <w:r>
-              <w:rPr>
-                <w:b/>
-                <w:bCs/>
-                <w:sz w:val="24"/>
-                <w:szCs w:val="24"/>
-                <w:lang w:val="en-US"/>
-              </w:rPr>
-              <w:t>Encaminamiento</w:t>
-            </w:r>
-            <w:proofErr w:type="spellEnd"/>
-            <w:r>
-              <w:rPr>
-                <w:b/>
-                <w:bCs/>
-                <w:sz w:val="24"/>
-                <w:szCs w:val="24"/>
-                <w:lang w:val="en-US"/>
-              </w:rPr>
-              <w:t>)</w:t>
+              <w:t>Ruteo (Encaminamiento)</w:t>
             </w:r>
           </w:p>
         </w:tc>
@@ -788,25 +645,7 @@
                 <w:szCs w:val="24"/>
                 <w:lang w:val="es-AR"/>
               </w:rPr>
-              <w:t xml:space="preserve">Determinar la ruta que seguirá el datagrama hasta su destino. Cada </w:t>
-            </w:r>
-            <w:proofErr w:type="spellStart"/>
-            <w:r>
-              <w:rPr>
-                <w:sz w:val="24"/>
-                <w:szCs w:val="24"/>
-                <w:lang w:val="es-AR"/>
-              </w:rPr>
-              <w:t>router</w:t>
-            </w:r>
-            <w:proofErr w:type="spellEnd"/>
-            <w:r>
-              <w:rPr>
-                <w:sz w:val="24"/>
-                <w:szCs w:val="24"/>
-                <w:lang w:val="es-AR"/>
-              </w:rPr>
-              <w:t xml:space="preserve"> mantiene una </w:t>
+              <w:t xml:space="preserve">Determinar la ruta que seguirá el datagrama hasta su destino. Cada router mantiene una </w:t>
             </w:r>
             <w:r>
               <w:rPr>
@@ -876,25 +715,7 @@
                 <w:szCs w:val="24"/>
                 <w:lang w:val="es-AR"/>
               </w:rPr>
-              <w:t xml:space="preserve">: los </w:t>
-            </w:r>
-            <w:proofErr w:type="spellStart"/>
-            <w:r>
-              <w:rPr>
-                <w:sz w:val="24"/>
-                <w:szCs w:val="24"/>
-                <w:lang w:val="es-AR"/>
-              </w:rPr>
-              <w:t>routers</w:t>
-            </w:r>
-            <w:proofErr w:type="spellEnd"/>
-            <w:r>
-              <w:rPr>
-                <w:sz w:val="24"/>
-                <w:szCs w:val="24"/>
-                <w:lang w:val="es-AR"/>
-              </w:rPr>
-              <w:t xml:space="preserve"> se comunican automáticamente entre ellos enviándose información actualizada de estado de la red cada determinado tiempo o cuando se produce alguna variación en el estado de la misma</w:t>
+              <w:t>: los routers se comunican automáticamente entre ellos enviándose información actualizada de estado de la red cada determinado tiempo o cuando se produce alguna variación en el estado de la misma</w:t>
             </w:r>
             <w:r>
               <w:rPr>
@@ -929,7 +750,6 @@
                 <w:lang w:val="en-US"/>
               </w:rPr>
             </w:pPr>
-            <w:proofErr w:type="spellStart"/>
             <w:r>
               <w:rPr>
                 <w:b/>
@@ -938,40 +758,7 @@
                 <w:szCs w:val="24"/>
                 <w:lang w:val="en-US"/>
               </w:rPr>
-              <w:t>Tiempo</w:t>
-            </w:r>
-            <w:proofErr w:type="spellEnd"/>
-            <w:r>
-              <w:rPr>
-                <w:b/>
-                <w:bCs/>
-                <w:sz w:val="24"/>
-                <w:szCs w:val="24"/>
-                <w:lang w:val="en-US"/>
-              </w:rPr>
-              <w:t xml:space="preserve"> de </w:t>
-            </w:r>
-            <w:proofErr w:type="spellStart"/>
-            <w:r>
-              <w:rPr>
-                <w:b/>
-                <w:bCs/>
-                <w:sz w:val="24"/>
-                <w:szCs w:val="24"/>
-                <w:lang w:val="en-US"/>
-              </w:rPr>
-              <w:t>vida</w:t>
-            </w:r>
-            <w:proofErr w:type="spellEnd"/>
-            <w:r>
-              <w:rPr>
-                <w:b/>
-                <w:bCs/>
-                <w:sz w:val="24"/>
-                <w:szCs w:val="24"/>
-                <w:lang w:val="en-US"/>
-              </w:rPr>
-              <w:t xml:space="preserve"> (TTL)</w:t>
+              <w:t>Tiempo de vida (TTL)</w:t>
             </w:r>
           </w:p>
         </w:tc>
@@ -999,25 +786,7 @@
                 <w:szCs w:val="24"/>
                 <w:lang w:val="es-AR"/>
               </w:rPr>
-              <w:t>Campo que evita que un paquete quede circulando indefinidamente. Cada salto (</w:t>
-            </w:r>
-            <w:proofErr w:type="spellStart"/>
-            <w:r>
-              <w:rPr>
-                <w:sz w:val="24"/>
-                <w:szCs w:val="24"/>
-                <w:lang w:val="es-AR"/>
-              </w:rPr>
-              <w:t>router</w:t>
-            </w:r>
-            <w:proofErr w:type="spellEnd"/>
-            <w:r>
-              <w:rPr>
-                <w:sz w:val="24"/>
-                <w:szCs w:val="24"/>
-                <w:lang w:val="es-AR"/>
-              </w:rPr>
-              <w:t>) reduce el contador en 1; si llega a 0, el paquete se descarta.</w:t>
+              <w:t>Campo que evita que un paquete quede circulando indefinidamente. Cada salto (router) reduce el contador en 1; si llega a 0, el paquete se descarta.</w:t>
             </w:r>
           </w:p>
         </w:tc>
@@ -1044,7 +813,6 @@
                 <w:lang w:val="en-US"/>
               </w:rPr>
             </w:pPr>
-            <w:proofErr w:type="spellStart"/>
             <w:r>
               <w:rPr>
                 <w:b/>
@@ -1053,31 +821,8 @@
                 <w:szCs w:val="24"/>
                 <w:lang w:val="en-US"/>
               </w:rPr>
-              <w:t>Fragmentación</w:t>
-            </w:r>
-            <w:proofErr w:type="spellEnd"/>
-            <w:r>
-              <w:rPr>
-                <w:b/>
-                <w:bCs/>
-                <w:sz w:val="24"/>
-                <w:szCs w:val="24"/>
-                <w:lang w:val="en-US"/>
-              </w:rPr>
-              <w:t xml:space="preserve"> / </w:t>
-            </w:r>
-            <w:proofErr w:type="spellStart"/>
-            <w:r>
-              <w:rPr>
-                <w:b/>
-                <w:bCs/>
-                <w:sz w:val="24"/>
-                <w:szCs w:val="24"/>
-                <w:lang w:val="en-US"/>
-              </w:rPr>
-              <w:t>Reensamblado</w:t>
-            </w:r>
-            <w:proofErr w:type="spellEnd"/>
+              <w:t>Fragmentación / Reensamblado</w:t>
+            </w:r>
           </w:p>
         </w:tc>
         <w:tc>
@@ -1140,25 +885,7 @@
                 <w:szCs w:val="24"/>
                 <w:lang w:val="es-AR"/>
               </w:rPr>
-              <w:t xml:space="preserve">, no en </w:t>
-            </w:r>
-            <w:proofErr w:type="spellStart"/>
-            <w:r>
-              <w:rPr>
-                <w:sz w:val="24"/>
-                <w:szCs w:val="24"/>
-                <w:lang w:val="es-AR"/>
-              </w:rPr>
-              <w:t>routers</w:t>
-            </w:r>
-            <w:proofErr w:type="spellEnd"/>
-            <w:r>
-              <w:rPr>
-                <w:sz w:val="24"/>
-                <w:szCs w:val="24"/>
-                <w:lang w:val="es-AR"/>
-              </w:rPr>
-              <w:t xml:space="preserve"> intermedios.</w:t>
+              <w:t>, no en routers intermedios.</w:t>
             </w:r>
             <w:r>
               <w:rPr>
@@ -1201,20 +928,8 @@
                 <w:szCs w:val="24"/>
                 <w:lang w:val="en-US"/>
               </w:rPr>
-              <w:t xml:space="preserve">Control de </w:t>
-            </w:r>
-            <w:proofErr w:type="spellStart"/>
-            <w:r>
-              <w:rPr>
-                <w:b/>
-                <w:bCs/>
-                <w:sz w:val="24"/>
-                <w:szCs w:val="24"/>
-                <w:lang w:val="en-US"/>
-              </w:rPr>
-              <w:t>errores</w:t>
-            </w:r>
-            <w:proofErr w:type="spellEnd"/>
+              <w:t>Control de errores</w:t>
+            </w:r>
           </w:p>
         </w:tc>
         <w:tc>
@@ -1249,25 +964,7 @@
                 <w:szCs w:val="24"/>
                 <w:lang w:val="es-AR"/>
               </w:rPr>
-              <w:t xml:space="preserve"> (</w:t>
-            </w:r>
-            <w:proofErr w:type="spellStart"/>
-            <w:r>
-              <w:rPr>
-                <w:sz w:val="24"/>
-                <w:szCs w:val="24"/>
-                <w:lang w:val="es-AR"/>
-              </w:rPr>
-              <w:t>checksum</w:t>
-            </w:r>
-            <w:proofErr w:type="spellEnd"/>
-            <w:r>
-              <w:rPr>
-                <w:sz w:val="24"/>
-                <w:szCs w:val="24"/>
-                <w:lang w:val="es-AR"/>
-              </w:rPr>
-              <w:t>)</w:t>
+              <w:t xml:space="preserve"> (checksum)</w:t>
             </w:r>
             <w:r>
               <w:rPr>
@@ -1310,20 +1007,8 @@
                 <w:szCs w:val="24"/>
                 <w:lang w:val="en-US"/>
               </w:rPr>
-              <w:t xml:space="preserve">Control de </w:t>
-            </w:r>
-            <w:proofErr w:type="spellStart"/>
-            <w:r>
-              <w:rPr>
-                <w:b/>
-                <w:bCs/>
-                <w:sz w:val="24"/>
-                <w:szCs w:val="24"/>
-                <w:lang w:val="en-US"/>
-              </w:rPr>
-              <w:t>flujo</w:t>
-            </w:r>
-            <w:proofErr w:type="spellEnd"/>
+              <w:t>Control de flujo</w:t>
+            </w:r>
           </w:p>
         </w:tc>
         <w:tc>
@@ -1350,25 +1035,7 @@
                 <w:szCs w:val="24"/>
                 <w:lang w:val="es-AR"/>
               </w:rPr>
-              <w:t xml:space="preserve">Limitado, ya que IP no tiene confirmaciones. Si hay congestión, el </w:t>
-            </w:r>
-            <w:proofErr w:type="spellStart"/>
-            <w:r>
-              <w:rPr>
-                <w:sz w:val="24"/>
-                <w:szCs w:val="24"/>
-                <w:lang w:val="es-AR"/>
-              </w:rPr>
-              <w:t>router</w:t>
-            </w:r>
-            <w:proofErr w:type="spellEnd"/>
-            <w:r>
-              <w:rPr>
-                <w:sz w:val="24"/>
-                <w:szCs w:val="24"/>
-                <w:lang w:val="es-AR"/>
-              </w:rPr>
-              <w:t xml:space="preserve"> puede enviar un mensaje ICMP pidiendo reducir el ritmo de envío.</w:t>
+              <w:t>Limitado, ya que IP no tiene confirmaciones. Si hay congestión, el router puede enviar un mensaje ICMP pidiendo reducir el ritmo de envío.</w:t>
             </w:r>
           </w:p>
         </w:tc>
@@ -1418,13 +1085,8 @@
           <w:numId w:val="13"/>
         </w:numPr>
       </w:pPr>
-      <w:proofErr w:type="spellStart"/>
-      <w:r>
-        <w:t>Protocolo</w:t>
-      </w:r>
-      <w:proofErr w:type="spellEnd"/>
-      <w:r>
-        <w:t xml:space="preserve"> base de Internet.</w:t>
+      <w:r>
+        <w:t>Protocolo base de Internet.</w:t>
       </w:r>
     </w:p>
     <w:p>
@@ -1435,29 +1097,8 @@
           <w:numId w:val="13"/>
         </w:numPr>
       </w:pPr>
-      <w:proofErr w:type="spellStart"/>
-      <w:r>
-        <w:t>Direcciona</w:t>
-      </w:r>
-      <w:proofErr w:type="spellEnd"/>
-      <w:r>
-        <w:t xml:space="preserve"> y </w:t>
-      </w:r>
-      <w:proofErr w:type="spellStart"/>
-      <w:r>
-        <w:t>encamina</w:t>
-      </w:r>
-      <w:proofErr w:type="spellEnd"/>
-      <w:r>
-        <w:t xml:space="preserve"> </w:t>
-      </w:r>
-      <w:proofErr w:type="spellStart"/>
-      <w:r>
-        <w:t>datagramas</w:t>
-      </w:r>
-      <w:proofErr w:type="spellEnd"/>
-      <w:r>
-        <w:t>.</w:t>
+      <w:r>
+        <w:t>Direcciona y encamina datagramas.</w:t>
       </w:r>
     </w:p>
     <w:p>
@@ -1707,7 +1348,6 @@
                 <w:lang w:val="en-US"/>
               </w:rPr>
             </w:pPr>
-            <w:proofErr w:type="spellStart"/>
             <w:r>
               <w:rPr>
                 <w:b/>
@@ -1718,7 +1358,6 @@
               </w:rPr>
               <w:t>Tamaño</w:t>
             </w:r>
-            <w:proofErr w:type="spellEnd"/>
           </w:p>
         </w:tc>
         <w:tc>
@@ -1741,7 +1380,6 @@
                 <w:lang w:val="en-US"/>
               </w:rPr>
             </w:pPr>
-            <w:proofErr w:type="spellStart"/>
             <w:r>
               <w:rPr>
                 <w:b/>
@@ -1752,7 +1390,6 @@
               </w:rPr>
               <w:t>Descripción</w:t>
             </w:r>
-            <w:proofErr w:type="spellEnd"/>
           </w:p>
         </w:tc>
       </w:tr>
@@ -1779,7 +1416,6 @@
                 <w:lang w:val="en-US"/>
               </w:rPr>
             </w:pPr>
-            <w:proofErr w:type="spellStart"/>
             <w:r>
               <w:rPr>
                 <w:b/>
@@ -1790,7 +1426,6 @@
               </w:rPr>
               <w:t>Versión</w:t>
             </w:r>
-            <w:proofErr w:type="spellEnd"/>
           </w:p>
         </w:tc>
         <w:tc>
@@ -1845,25 +1480,7 @@
                 <w:szCs w:val="24"/>
                 <w:lang w:val="en-US"/>
               </w:rPr>
-              <w:t xml:space="preserve">Indica </w:t>
-            </w:r>
-            <w:proofErr w:type="spellStart"/>
-            <w:r>
-              <w:rPr>
-                <w:sz w:val="24"/>
-                <w:szCs w:val="24"/>
-                <w:lang w:val="en-US"/>
-              </w:rPr>
-              <w:t>versión</w:t>
-            </w:r>
-            <w:proofErr w:type="spellEnd"/>
-            <w:r>
-              <w:rPr>
-                <w:sz w:val="24"/>
-                <w:szCs w:val="24"/>
-                <w:lang w:val="en-US"/>
-              </w:rPr>
-              <w:t xml:space="preserve"> (4 para IPv4).</w:t>
+              <w:t>Indica versión (4 para IPv4).</w:t>
             </w:r>
           </w:p>
         </w:tc>
@@ -1949,23 +1566,13 @@
                 <w:lang w:val="en-US"/>
               </w:rPr>
             </w:pPr>
-            <w:proofErr w:type="spellStart"/>
-            <w:r>
-              <w:rPr>
-                <w:sz w:val="24"/>
-                <w:szCs w:val="24"/>
-                <w:lang w:val="en-US"/>
-              </w:rPr>
-              <w:t>Longitud</w:t>
-            </w:r>
-            <w:proofErr w:type="spellEnd"/>
-            <w:r>
-              <w:rPr>
-                <w:sz w:val="24"/>
-                <w:szCs w:val="24"/>
-                <w:lang w:val="en-US"/>
-              </w:rPr>
-              <w:t xml:space="preserve"> de la cabecera.</w:t>
+            <w:r>
+              <w:rPr>
+                <w:sz w:val="24"/>
+                <w:szCs w:val="24"/>
+                <w:lang w:val="en-US"/>
+              </w:rPr>
+              <w:t>Longitud de la cabecera.</w:t>
             </w:r>
           </w:p>
         </w:tc>
@@ -2051,77 +1658,13 @@
                 <w:lang w:val="en-US"/>
               </w:rPr>
             </w:pPr>
-            <w:proofErr w:type="spellStart"/>
-            <w:r>
-              <w:rPr>
-                <w:sz w:val="24"/>
-                <w:szCs w:val="24"/>
-                <w:lang w:val="en-US"/>
-              </w:rPr>
-              <w:t>Prioridad</w:t>
-            </w:r>
-            <w:proofErr w:type="spellEnd"/>
-            <w:r>
-              <w:rPr>
-                <w:sz w:val="24"/>
-                <w:szCs w:val="24"/>
-                <w:lang w:val="en-US"/>
-              </w:rPr>
-              <w:t xml:space="preserve">, </w:t>
-            </w:r>
-            <w:proofErr w:type="spellStart"/>
-            <w:r>
-              <w:rPr>
-                <w:sz w:val="24"/>
-                <w:szCs w:val="24"/>
-                <w:lang w:val="en-US"/>
-              </w:rPr>
-              <w:t>retardo</w:t>
-            </w:r>
-            <w:proofErr w:type="spellEnd"/>
-            <w:r>
-              <w:rPr>
-                <w:sz w:val="24"/>
-                <w:szCs w:val="24"/>
-                <w:lang w:val="en-US"/>
-              </w:rPr>
-              <w:t xml:space="preserve">, </w:t>
-            </w:r>
-            <w:proofErr w:type="spellStart"/>
-            <w:r>
-              <w:rPr>
-                <w:sz w:val="24"/>
-                <w:szCs w:val="24"/>
-                <w:lang w:val="en-US"/>
-              </w:rPr>
-              <w:t>fiabilidad</w:t>
-            </w:r>
-            <w:proofErr w:type="spellEnd"/>
-            <w:r>
-              <w:rPr>
-                <w:sz w:val="24"/>
-                <w:szCs w:val="24"/>
-                <w:lang w:val="en-US"/>
-              </w:rPr>
-              <w:t xml:space="preserve">, </w:t>
-            </w:r>
-            <w:proofErr w:type="spellStart"/>
-            <w:r>
-              <w:rPr>
-                <w:sz w:val="24"/>
-                <w:szCs w:val="24"/>
-                <w:lang w:val="en-US"/>
-              </w:rPr>
-              <w:t>rendimiento</w:t>
-            </w:r>
-            <w:proofErr w:type="spellEnd"/>
-            <w:r>
-              <w:rPr>
-                <w:sz w:val="24"/>
-                <w:szCs w:val="24"/>
-                <w:lang w:val="en-US"/>
-              </w:rPr>
-              <w:t>.</w:t>
+            <w:r>
+              <w:rPr>
+                <w:sz w:val="24"/>
+                <w:szCs w:val="24"/>
+                <w:lang w:val="en-US"/>
+              </w:rPr>
+              <w:t>Prioridad, retardo, fiabilidad, rendimiento.</w:t>
             </w:r>
           </w:p>
         </w:tc>
@@ -2149,7 +1692,6 @@
                 <w:lang w:val="en-US"/>
               </w:rPr>
             </w:pPr>
-            <w:proofErr w:type="spellStart"/>
             <w:r>
               <w:rPr>
                 <w:b/>
@@ -2158,18 +1700,7 @@
                 <w:szCs w:val="24"/>
                 <w:lang w:val="en-US"/>
               </w:rPr>
-              <w:t>Longitud</w:t>
-            </w:r>
-            <w:proofErr w:type="spellEnd"/>
-            <w:r>
-              <w:rPr>
-                <w:b/>
-                <w:bCs/>
-                <w:sz w:val="24"/>
-                <w:szCs w:val="24"/>
-                <w:lang w:val="en-US"/>
-              </w:rPr>
-              <w:t xml:space="preserve"> Total</w:t>
+              <w:t>Longitud Total</w:t>
             </w:r>
           </w:p>
         </w:tc>
@@ -2219,41 +1750,13 @@
                 <w:lang w:val="en-US"/>
               </w:rPr>
             </w:pPr>
-            <w:proofErr w:type="spellStart"/>
-            <w:r>
-              <w:rPr>
-                <w:sz w:val="24"/>
-                <w:szCs w:val="24"/>
-                <w:lang w:val="en-US"/>
-              </w:rPr>
-              <w:t>Tamaño</w:t>
-            </w:r>
-            <w:proofErr w:type="spellEnd"/>
-            <w:r>
-              <w:rPr>
-                <w:sz w:val="24"/>
-                <w:szCs w:val="24"/>
-                <w:lang w:val="en-US"/>
-              </w:rPr>
-              <w:t xml:space="preserve"> total del </w:t>
-            </w:r>
-            <w:proofErr w:type="spellStart"/>
-            <w:r>
-              <w:rPr>
-                <w:sz w:val="24"/>
-                <w:szCs w:val="24"/>
-                <w:lang w:val="en-US"/>
-              </w:rPr>
-              <w:t>datagrama</w:t>
-            </w:r>
-            <w:proofErr w:type="spellEnd"/>
-            <w:r>
-              <w:rPr>
-                <w:sz w:val="24"/>
-                <w:szCs w:val="24"/>
-                <w:lang w:val="en-US"/>
-              </w:rPr>
-              <w:t>.</w:t>
+            <w:r>
+              <w:rPr>
+                <w:sz w:val="24"/>
+                <w:szCs w:val="24"/>
+                <w:lang w:val="en-US"/>
+              </w:rPr>
+              <w:t>Tamaño total del datagrama.</w:t>
             </w:r>
           </w:p>
         </w:tc>
@@ -2281,7 +1784,6 @@
                 <w:lang w:val="en-US"/>
               </w:rPr>
             </w:pPr>
-            <w:proofErr w:type="spellStart"/>
             <w:r>
               <w:rPr>
                 <w:b/>
@@ -2290,31 +1792,8 @@
                 <w:szCs w:val="24"/>
                 <w:lang w:val="en-US"/>
               </w:rPr>
-              <w:t>Identificación</w:t>
-            </w:r>
-            <w:proofErr w:type="spellEnd"/>
-            <w:r>
-              <w:rPr>
-                <w:b/>
-                <w:bCs/>
-                <w:sz w:val="24"/>
-                <w:szCs w:val="24"/>
-                <w:lang w:val="en-US"/>
-              </w:rPr>
-              <w:t xml:space="preserve">, Flags, </w:t>
-            </w:r>
-            <w:proofErr w:type="spellStart"/>
-            <w:r>
-              <w:rPr>
-                <w:b/>
-                <w:bCs/>
-                <w:sz w:val="24"/>
-                <w:szCs w:val="24"/>
-                <w:lang w:val="en-US"/>
-              </w:rPr>
-              <w:t>Desplazamiento</w:t>
-            </w:r>
-            <w:proofErr w:type="spellEnd"/>
+              <w:t>Identificación, Flags, Desplazamiento</w:t>
+            </w:r>
           </w:p>
         </w:tc>
         <w:tc>
@@ -2369,43 +1848,7 @@
                 <w:szCs w:val="24"/>
                 <w:lang w:val="en-US"/>
               </w:rPr>
-              <w:t xml:space="preserve">Para </w:t>
-            </w:r>
-            <w:proofErr w:type="spellStart"/>
-            <w:r>
-              <w:rPr>
-                <w:sz w:val="24"/>
-                <w:szCs w:val="24"/>
-                <w:lang w:val="en-US"/>
-              </w:rPr>
-              <w:t>fragmentación</w:t>
-            </w:r>
-            <w:proofErr w:type="spellEnd"/>
-            <w:r>
-              <w:rPr>
-                <w:sz w:val="24"/>
-                <w:szCs w:val="24"/>
-                <w:lang w:val="en-US"/>
-              </w:rPr>
-              <w:t xml:space="preserve"> y </w:t>
-            </w:r>
-            <w:proofErr w:type="spellStart"/>
-            <w:r>
-              <w:rPr>
-                <w:sz w:val="24"/>
-                <w:szCs w:val="24"/>
-                <w:lang w:val="en-US"/>
-              </w:rPr>
-              <w:t>reensamblado</w:t>
-            </w:r>
-            <w:proofErr w:type="spellEnd"/>
-            <w:r>
-              <w:rPr>
-                <w:sz w:val="24"/>
-                <w:szCs w:val="24"/>
-                <w:lang w:val="en-US"/>
-              </w:rPr>
-              <w:t>.</w:t>
+              <w:t>Para fragmentación y reensamblado.</w:t>
             </w:r>
           </w:p>
         </w:tc>
@@ -2525,7 +1968,6 @@
                 <w:lang w:val="en-US"/>
               </w:rPr>
             </w:pPr>
-            <w:proofErr w:type="spellStart"/>
             <w:r>
               <w:rPr>
                 <w:b/>
@@ -2536,7 +1978,6 @@
               </w:rPr>
               <w:t>Protocolo</w:t>
             </w:r>
-            <w:proofErr w:type="spellEnd"/>
           </w:p>
         </w:tc>
         <w:tc>
@@ -2677,59 +2118,13 @@
                 <w:lang w:val="en-US"/>
               </w:rPr>
             </w:pPr>
-            <w:proofErr w:type="spellStart"/>
-            <w:r>
-              <w:rPr>
-                <w:sz w:val="24"/>
-                <w:szCs w:val="24"/>
-                <w:lang w:val="en-US"/>
-              </w:rPr>
-              <w:t>Verifica</w:t>
-            </w:r>
-            <w:proofErr w:type="spellEnd"/>
-            <w:r>
-              <w:rPr>
-                <w:sz w:val="24"/>
-                <w:szCs w:val="24"/>
-                <w:lang w:val="en-US"/>
-              </w:rPr>
-              <w:t xml:space="preserve"> </w:t>
-            </w:r>
-            <w:proofErr w:type="spellStart"/>
-            <w:r>
-              <w:rPr>
-                <w:sz w:val="24"/>
-                <w:szCs w:val="24"/>
-                <w:lang w:val="en-US"/>
-              </w:rPr>
-              <w:t>errores</w:t>
-            </w:r>
-            <w:proofErr w:type="spellEnd"/>
-            <w:r>
-              <w:rPr>
-                <w:sz w:val="24"/>
-                <w:szCs w:val="24"/>
-                <w:lang w:val="en-US"/>
-              </w:rPr>
-              <w:t xml:space="preserve"> </w:t>
-            </w:r>
-            <w:proofErr w:type="spellStart"/>
-            <w:r>
-              <w:rPr>
-                <w:sz w:val="24"/>
-                <w:szCs w:val="24"/>
-                <w:lang w:val="en-US"/>
-              </w:rPr>
-              <w:t>en</w:t>
-            </w:r>
-            <w:proofErr w:type="spellEnd"/>
-            <w:r>
-              <w:rPr>
-                <w:sz w:val="24"/>
-                <w:szCs w:val="24"/>
-                <w:lang w:val="en-US"/>
-              </w:rPr>
-              <w:t xml:space="preserve"> cabecera.</w:t>
+            <w:r>
+              <w:rPr>
+                <w:sz w:val="24"/>
+                <w:szCs w:val="24"/>
+                <w:lang w:val="en-US"/>
+              </w:rPr>
+              <w:t>Verifica errores en cabecera.</w:t>
             </w:r>
           </w:p>
         </w:tc>
@@ -2757,7 +2152,6 @@
                 <w:lang w:val="en-US"/>
               </w:rPr>
             </w:pPr>
-            <w:proofErr w:type="spellStart"/>
             <w:r>
               <w:rPr>
                 <w:b/>
@@ -2766,31 +2160,8 @@
                 <w:szCs w:val="24"/>
                 <w:lang w:val="en-US"/>
               </w:rPr>
-              <w:t>Dirección</w:t>
-            </w:r>
-            <w:proofErr w:type="spellEnd"/>
-            <w:r>
-              <w:rPr>
-                <w:b/>
-                <w:bCs/>
-                <w:sz w:val="24"/>
-                <w:szCs w:val="24"/>
-                <w:lang w:val="en-US"/>
-              </w:rPr>
-              <w:t xml:space="preserve"> Origen / </w:t>
-            </w:r>
-            <w:proofErr w:type="spellStart"/>
-            <w:r>
-              <w:rPr>
-                <w:b/>
-                <w:bCs/>
-                <w:sz w:val="24"/>
-                <w:szCs w:val="24"/>
-                <w:lang w:val="en-US"/>
-              </w:rPr>
-              <w:t>Destino</w:t>
-            </w:r>
-            <w:proofErr w:type="spellEnd"/>
+              <w:t>Dirección Origen / Destino</w:t>
+            </w:r>
           </w:p>
         </w:tc>
         <w:tc>
@@ -2817,25 +2188,7 @@
                 <w:szCs w:val="24"/>
                 <w:lang w:val="en-US"/>
               </w:rPr>
-              <w:t xml:space="preserve">32 bits </w:t>
-            </w:r>
-            <w:proofErr w:type="spellStart"/>
-            <w:r>
-              <w:rPr>
-                <w:sz w:val="24"/>
-                <w:szCs w:val="24"/>
-                <w:lang w:val="en-US"/>
-              </w:rPr>
-              <w:t>cada</w:t>
-            </w:r>
-            <w:proofErr w:type="spellEnd"/>
-            <w:r>
-              <w:rPr>
-                <w:sz w:val="24"/>
-                <w:szCs w:val="24"/>
-                <w:lang w:val="en-US"/>
-              </w:rPr>
-              <w:t xml:space="preserve"> una</w:t>
+              <w:t>32 bits cada una</w:t>
             </w:r>
           </w:p>
         </w:tc>
@@ -2891,7 +2244,6 @@
                 <w:lang w:val="en-US"/>
               </w:rPr>
             </w:pPr>
-            <w:proofErr w:type="spellStart"/>
             <w:r>
               <w:rPr>
                 <w:b/>
@@ -2900,40 +2252,7 @@
                 <w:szCs w:val="24"/>
                 <w:lang w:val="en-US"/>
               </w:rPr>
-              <w:t>Opciones</w:t>
-            </w:r>
-            <w:proofErr w:type="spellEnd"/>
-            <w:r>
-              <w:rPr>
-                <w:b/>
-                <w:bCs/>
-                <w:sz w:val="24"/>
-                <w:szCs w:val="24"/>
-                <w:lang w:val="en-US"/>
-              </w:rPr>
-              <w:t xml:space="preserve"> (</w:t>
-            </w:r>
-            <w:proofErr w:type="spellStart"/>
-            <w:r>
-              <w:rPr>
-                <w:b/>
-                <w:bCs/>
-                <w:sz w:val="24"/>
-                <w:szCs w:val="24"/>
-                <w:lang w:val="en-US"/>
-              </w:rPr>
-              <w:t>opcional</w:t>
-            </w:r>
-            <w:proofErr w:type="spellEnd"/>
-            <w:r>
-              <w:rPr>
-                <w:b/>
-                <w:bCs/>
-                <w:sz w:val="24"/>
-                <w:szCs w:val="24"/>
-                <w:lang w:val="en-US"/>
-              </w:rPr>
-              <w:t>)</w:t>
+              <w:t>Opciones (opcional)</w:t>
             </w:r>
           </w:p>
         </w:tc>
@@ -2989,25 +2308,7 @@
                 <w:szCs w:val="24"/>
                 <w:lang w:val="es-AR"/>
               </w:rPr>
-              <w:t xml:space="preserve">Seguridad, registro de ruta, </w:t>
-            </w:r>
-            <w:proofErr w:type="spellStart"/>
-            <w:r>
-              <w:rPr>
-                <w:sz w:val="24"/>
-                <w:szCs w:val="24"/>
-                <w:lang w:val="es-AR"/>
-              </w:rPr>
-              <w:t>timestamps</w:t>
-            </w:r>
-            <w:proofErr w:type="spellEnd"/>
-            <w:r>
-              <w:rPr>
-                <w:sz w:val="24"/>
-                <w:szCs w:val="24"/>
-                <w:lang w:val="es-AR"/>
-              </w:rPr>
-              <w:t>.</w:t>
+              <w:t>Seguridad, registro de ruta, timestamps.</w:t>
             </w:r>
           </w:p>
         </w:tc>
@@ -3239,6 +2540,20 @@
         <w:rPr>
           <w:b/>
           <w:bCs/>
+          <w:sz w:val="28"/>
+          <w:szCs w:val="28"/>
+        </w:rPr>
+      </w:pPr>
+    </w:p>
+    <w:p>
+      <w:pPr>
+        <w:widowControl/>
+        <w:autoSpaceDE/>
+        <w:autoSpaceDN/>
+        <w:spacing w:before="100" w:beforeAutospacing="1" w:after="100" w:afterAutospacing="1"/>
+        <w:rPr>
+          <w:b/>
+          <w:bCs/>
           <w:sz w:val="32"/>
           <w:szCs w:val="32"/>
           <w:lang w:val="es-AR"/>
@@ -3251,6 +2566,7 @@
           <w:sz w:val="28"/>
           <w:szCs w:val="28"/>
         </w:rPr>
+        <w:lastRenderedPageBreak/>
         <w:t>Clases de direcciones IPv4</w:t>
       </w:r>
     </w:p>
@@ -3306,7 +2622,6 @@
                 <w:lang w:val="en-US"/>
               </w:rPr>
             </w:pPr>
-            <w:proofErr w:type="spellStart"/>
             <w:r>
               <w:rPr>
                 <w:b/>
@@ -3315,10 +2630,8 @@
                 <w:szCs w:val="24"/>
                 <w:lang w:val="en-US"/>
               </w:rPr>
-              <w:lastRenderedPageBreak/>
               <w:t>Clase</w:t>
             </w:r>
-            <w:proofErr w:type="spellEnd"/>
           </w:p>
         </w:tc>
         <w:tc>
@@ -3349,20 +2662,8 @@
                 <w:szCs w:val="24"/>
                 <w:lang w:val="en-US"/>
               </w:rPr>
-              <w:t xml:space="preserve">Bits </w:t>
-            </w:r>
-            <w:proofErr w:type="spellStart"/>
-            <w:r>
-              <w:rPr>
-                <w:b/>
-                <w:bCs/>
-                <w:sz w:val="24"/>
-                <w:szCs w:val="24"/>
-                <w:lang w:val="en-US"/>
-              </w:rPr>
-              <w:t>iniciales</w:t>
-            </w:r>
-            <w:proofErr w:type="spellEnd"/>
+              <w:t>Bits iniciales</w:t>
+            </w:r>
           </w:p>
         </w:tc>
         <w:tc>
@@ -3393,29 +2694,7 @@
                 <w:szCs w:val="24"/>
                 <w:lang w:val="en-US"/>
               </w:rPr>
-              <w:t xml:space="preserve">Rango (1er </w:t>
-            </w:r>
-            <w:proofErr w:type="spellStart"/>
-            <w:r>
-              <w:rPr>
-                <w:b/>
-                <w:bCs/>
-                <w:sz w:val="24"/>
-                <w:szCs w:val="24"/>
-                <w:lang w:val="en-US"/>
-              </w:rPr>
-              <w:t>octeto</w:t>
-            </w:r>
-            <w:proofErr w:type="spellEnd"/>
-            <w:r>
-              <w:rPr>
-                <w:b/>
-                <w:bCs/>
-                <w:sz w:val="24"/>
-                <w:szCs w:val="24"/>
-                <w:lang w:val="en-US"/>
-              </w:rPr>
-              <w:t>)</w:t>
+              <w:t>Rango (1er octeto)</w:t>
             </w:r>
           </w:p>
         </w:tc>
@@ -3439,7 +2718,6 @@
                 <w:lang w:val="en-US"/>
               </w:rPr>
             </w:pPr>
-            <w:proofErr w:type="spellStart"/>
             <w:r>
               <w:rPr>
                 <w:b/>
@@ -3450,7 +2728,6 @@
               </w:rPr>
               <w:t>Uso</w:t>
             </w:r>
-            <w:proofErr w:type="spellEnd"/>
           </w:p>
         </w:tc>
       </w:tr>
@@ -3689,25 +2966,7 @@
                 <w:szCs w:val="24"/>
                 <w:lang w:val="en-US"/>
               </w:rPr>
-              <w:t xml:space="preserve">Redes </w:t>
-            </w:r>
-            <w:proofErr w:type="spellStart"/>
-            <w:r>
-              <w:rPr>
-                <w:sz w:val="24"/>
-                <w:szCs w:val="24"/>
-                <w:lang w:val="en-US"/>
-              </w:rPr>
-              <w:t>medianas</w:t>
-            </w:r>
-            <w:proofErr w:type="spellEnd"/>
-            <w:r>
-              <w:rPr>
-                <w:sz w:val="24"/>
-                <w:szCs w:val="24"/>
-                <w:lang w:val="en-US"/>
-              </w:rPr>
-              <w:t xml:space="preserve"> (65 mil hosts)</w:t>
+              <w:t>Redes medianas (65 mil hosts)</w:t>
             </w:r>
           </w:p>
         </w:tc>
@@ -3827,25 +3086,7 @@
                 <w:szCs w:val="24"/>
                 <w:lang w:val="en-US"/>
               </w:rPr>
-              <w:t xml:space="preserve">Redes </w:t>
-            </w:r>
-            <w:proofErr w:type="spellStart"/>
-            <w:r>
-              <w:rPr>
-                <w:sz w:val="24"/>
-                <w:szCs w:val="24"/>
-                <w:lang w:val="en-US"/>
-              </w:rPr>
-              <w:t>pequeñas</w:t>
-            </w:r>
-            <w:proofErr w:type="spellEnd"/>
-            <w:r>
-              <w:rPr>
-                <w:sz w:val="24"/>
-                <w:szCs w:val="24"/>
-                <w:lang w:val="en-US"/>
-              </w:rPr>
-              <w:t xml:space="preserve"> (254 hosts)</w:t>
+              <w:t>Redes pequeñas (254 hosts)</w:t>
             </w:r>
           </w:p>
         </w:tc>
@@ -4101,7 +3342,6 @@
           <w:szCs w:val="28"/>
         </w:rPr>
       </w:pPr>
-      <w:proofErr w:type="spellStart"/>
       <w:r>
         <w:rPr>
           <w:b/>
@@ -4109,29 +3349,8 @@
           <w:sz w:val="28"/>
           <w:szCs w:val="28"/>
         </w:rPr>
-        <w:t>Direcciones</w:t>
-      </w:r>
-      <w:proofErr w:type="spellEnd"/>
-      <w:r>
-        <w:rPr>
-          <w:b/>
-          <w:bCs/>
-          <w:sz w:val="28"/>
-          <w:szCs w:val="28"/>
-        </w:rPr>
-        <w:t xml:space="preserve"> </w:t>
-      </w:r>
-      <w:proofErr w:type="spellStart"/>
-      <w:r>
-        <w:rPr>
-          <w:b/>
-          <w:bCs/>
-          <w:sz w:val="28"/>
-          <w:szCs w:val="28"/>
-        </w:rPr>
-        <w:t>especiales</w:t>
-      </w:r>
-      <w:proofErr w:type="spellEnd"/>
+        <w:t>Direcciones especiales</w:t>
+      </w:r>
     </w:p>
     <w:tbl>
       <w:tblPr>
@@ -4216,7 +3435,6 @@
                 <w:lang w:val="en-US"/>
               </w:rPr>
             </w:pPr>
-            <w:proofErr w:type="spellStart"/>
             <w:r>
               <w:rPr>
                 <w:b/>
@@ -4227,7 +3445,6 @@
               </w:rPr>
               <w:t>Ejemplo</w:t>
             </w:r>
-            <w:proofErr w:type="spellEnd"/>
           </w:p>
         </w:tc>
         <w:tc>
@@ -4250,7 +3467,6 @@
                 <w:lang w:val="en-US"/>
               </w:rPr>
             </w:pPr>
-            <w:proofErr w:type="spellStart"/>
             <w:r>
               <w:rPr>
                 <w:b/>
@@ -4261,7 +3477,6 @@
               </w:rPr>
               <w:t>Descripción</w:t>
             </w:r>
-            <w:proofErr w:type="spellEnd"/>
           </w:p>
         </w:tc>
       </w:tr>
@@ -4288,7 +3503,6 @@
                 <w:lang w:val="en-US"/>
               </w:rPr>
             </w:pPr>
-            <w:proofErr w:type="spellStart"/>
             <w:r>
               <w:rPr>
                 <w:b/>
@@ -4297,18 +3511,7 @@
                 <w:szCs w:val="24"/>
                 <w:lang w:val="en-US"/>
               </w:rPr>
-              <w:t>Dirección</w:t>
-            </w:r>
-            <w:proofErr w:type="spellEnd"/>
-            <w:r>
-              <w:rPr>
-                <w:b/>
-                <w:bCs/>
-                <w:sz w:val="24"/>
-                <w:szCs w:val="24"/>
-                <w:lang w:val="en-US"/>
-              </w:rPr>
-              <w:t xml:space="preserve"> de red</w:t>
+              <w:t>Dirección de red</w:t>
             </w:r>
           </w:p>
         </w:tc>
@@ -4358,41 +3561,13 @@
                 <w:lang w:val="en-US"/>
               </w:rPr>
             </w:pPr>
-            <w:proofErr w:type="spellStart"/>
-            <w:r>
-              <w:rPr>
-                <w:sz w:val="24"/>
-                <w:szCs w:val="24"/>
-                <w:lang w:val="en-US"/>
-              </w:rPr>
-              <w:t>Identifica</w:t>
-            </w:r>
-            <w:proofErr w:type="spellEnd"/>
-            <w:r>
-              <w:rPr>
-                <w:sz w:val="24"/>
-                <w:szCs w:val="24"/>
-                <w:lang w:val="en-US"/>
-              </w:rPr>
-              <w:t xml:space="preserve"> </w:t>
-            </w:r>
-            <w:proofErr w:type="spellStart"/>
-            <w:r>
-              <w:rPr>
-                <w:sz w:val="24"/>
-                <w:szCs w:val="24"/>
-                <w:lang w:val="en-US"/>
-              </w:rPr>
-              <w:t>toda</w:t>
-            </w:r>
-            <w:proofErr w:type="spellEnd"/>
-            <w:r>
-              <w:rPr>
-                <w:sz w:val="24"/>
-                <w:szCs w:val="24"/>
-                <w:lang w:val="en-US"/>
-              </w:rPr>
-              <w:t xml:space="preserve"> la red.</w:t>
+            <w:r>
+              <w:rPr>
+                <w:sz w:val="24"/>
+                <w:szCs w:val="24"/>
+                <w:lang w:val="en-US"/>
+              </w:rPr>
+              <w:t>Identifica toda la red.</w:t>
             </w:r>
           </w:p>
         </w:tc>
@@ -4420,7 +3595,6 @@
                 <w:lang w:val="en-US"/>
               </w:rPr>
             </w:pPr>
-            <w:proofErr w:type="spellStart"/>
             <w:r>
               <w:rPr>
                 <w:b/>
@@ -4429,31 +3603,8 @@
                 <w:szCs w:val="24"/>
                 <w:lang w:val="en-US"/>
               </w:rPr>
-              <w:t>Difusión</w:t>
-            </w:r>
-            <w:proofErr w:type="spellEnd"/>
-            <w:r>
-              <w:rPr>
-                <w:b/>
-                <w:bCs/>
-                <w:sz w:val="24"/>
-                <w:szCs w:val="24"/>
-                <w:lang w:val="en-US"/>
-              </w:rPr>
-              <w:t xml:space="preserve"> </w:t>
-            </w:r>
-            <w:proofErr w:type="spellStart"/>
-            <w:r>
-              <w:rPr>
-                <w:b/>
-                <w:bCs/>
-                <w:sz w:val="24"/>
-                <w:szCs w:val="24"/>
-                <w:lang w:val="en-US"/>
-              </w:rPr>
-              <w:t>limitada</w:t>
-            </w:r>
-            <w:proofErr w:type="spellEnd"/>
+              <w:t>Difusión limitada</w:t>
+            </w:r>
           </w:p>
         </w:tc>
         <w:tc>
@@ -4536,7 +3687,6 @@
                 <w:lang w:val="en-US"/>
               </w:rPr>
             </w:pPr>
-            <w:proofErr w:type="spellStart"/>
             <w:r>
               <w:rPr>
                 <w:b/>
@@ -4545,31 +3695,8 @@
                 <w:szCs w:val="24"/>
                 <w:lang w:val="en-US"/>
               </w:rPr>
-              <w:t>Difusión</w:t>
-            </w:r>
-            <w:proofErr w:type="spellEnd"/>
-            <w:r>
-              <w:rPr>
-                <w:b/>
-                <w:bCs/>
-                <w:sz w:val="24"/>
-                <w:szCs w:val="24"/>
-                <w:lang w:val="en-US"/>
-              </w:rPr>
-              <w:t xml:space="preserve"> </w:t>
-            </w:r>
-            <w:proofErr w:type="spellStart"/>
-            <w:r>
-              <w:rPr>
-                <w:b/>
-                <w:bCs/>
-                <w:sz w:val="24"/>
-                <w:szCs w:val="24"/>
-                <w:lang w:val="en-US"/>
-              </w:rPr>
-              <w:t>dirigida</w:t>
-            </w:r>
-            <w:proofErr w:type="spellEnd"/>
+              <w:t>Difusión dirigida</w:t>
+            </w:r>
           </w:p>
         </w:tc>
         <w:tc>
@@ -4716,43 +3843,7 @@
                 <w:szCs w:val="24"/>
                 <w:lang w:val="en-US"/>
               </w:rPr>
-              <w:t xml:space="preserve">Para </w:t>
-            </w:r>
-            <w:proofErr w:type="spellStart"/>
-            <w:r>
-              <w:rPr>
-                <w:sz w:val="24"/>
-                <w:szCs w:val="24"/>
-                <w:lang w:val="en-US"/>
-              </w:rPr>
-              <w:t>pruebas</w:t>
-            </w:r>
-            <w:proofErr w:type="spellEnd"/>
-            <w:r>
-              <w:rPr>
-                <w:sz w:val="24"/>
-                <w:szCs w:val="24"/>
-                <w:lang w:val="en-US"/>
-              </w:rPr>
-              <w:t xml:space="preserve"> </w:t>
-            </w:r>
-            <w:proofErr w:type="spellStart"/>
-            <w:r>
-              <w:rPr>
-                <w:sz w:val="24"/>
-                <w:szCs w:val="24"/>
-                <w:lang w:val="en-US"/>
-              </w:rPr>
-              <w:t>internas</w:t>
-            </w:r>
-            <w:proofErr w:type="spellEnd"/>
-            <w:r>
-              <w:rPr>
-                <w:sz w:val="24"/>
-                <w:szCs w:val="24"/>
-                <w:lang w:val="en-US"/>
-              </w:rPr>
-              <w:t xml:space="preserve"> (localhost).</w:t>
+              <w:t>Para pruebas internas (localhost).</w:t>
             </w:r>
           </w:p>
         </w:tc>
@@ -4788,20 +3879,8 @@
                 <w:szCs w:val="24"/>
                 <w:lang w:val="en-US"/>
               </w:rPr>
-              <w:t xml:space="preserve">No </w:t>
-            </w:r>
-            <w:proofErr w:type="spellStart"/>
-            <w:r>
-              <w:rPr>
-                <w:b/>
-                <w:bCs/>
-                <w:sz w:val="24"/>
-                <w:szCs w:val="24"/>
-                <w:lang w:val="en-US"/>
-              </w:rPr>
-              <w:t>especificada</w:t>
-            </w:r>
-            <w:proofErr w:type="spellEnd"/>
+              <w:t>No especificada</w:t>
+            </w:r>
           </w:p>
         </w:tc>
         <w:tc>
@@ -4901,27 +3980,7 @@
           <w:sz w:val="28"/>
           <w:szCs w:val="28"/>
         </w:rPr>
-        <w:t>Máscara de red (</w:t>
-      </w:r>
-      <w:proofErr w:type="spellStart"/>
-      <w:r>
-        <w:rPr>
-          <w:b/>
-          <w:bCs/>
-          <w:sz w:val="28"/>
-          <w:szCs w:val="28"/>
-        </w:rPr>
-        <w:t>Netmask</w:t>
-      </w:r>
-      <w:proofErr w:type="spellEnd"/>
-      <w:r>
-        <w:rPr>
-          <w:b/>
-          <w:bCs/>
-          <w:sz w:val="28"/>
-          <w:szCs w:val="28"/>
-        </w:rPr>
-        <w:t>)</w:t>
+        <w:t>Máscara de red (Netmask)</w:t>
       </w:r>
     </w:p>
     <w:p>
@@ -4991,7 +4050,6 @@
                 <w:lang w:val="en-US"/>
               </w:rPr>
             </w:pPr>
-            <w:proofErr w:type="spellStart"/>
             <w:r>
               <w:rPr>
                 <w:b/>
@@ -5002,7 +4060,6 @@
               </w:rPr>
               <w:t>Clase</w:t>
             </w:r>
-            <w:proofErr w:type="spellEnd"/>
           </w:p>
         </w:tc>
         <w:tc>
@@ -5025,7 +4082,6 @@
                 <w:lang w:val="en-US"/>
               </w:rPr>
             </w:pPr>
-            <w:proofErr w:type="spellStart"/>
             <w:r>
               <w:rPr>
                 <w:b/>
@@ -5034,31 +4090,8 @@
                 <w:szCs w:val="24"/>
                 <w:lang w:val="en-US"/>
               </w:rPr>
-              <w:t>Máscara</w:t>
-            </w:r>
-            <w:proofErr w:type="spellEnd"/>
-            <w:r>
-              <w:rPr>
-                <w:b/>
-                <w:bCs/>
-                <w:sz w:val="24"/>
-                <w:szCs w:val="24"/>
-                <w:lang w:val="en-US"/>
-              </w:rPr>
-              <w:t xml:space="preserve"> por </w:t>
-            </w:r>
-            <w:proofErr w:type="spellStart"/>
-            <w:r>
-              <w:rPr>
-                <w:b/>
-                <w:bCs/>
-                <w:sz w:val="24"/>
-                <w:szCs w:val="24"/>
-                <w:lang w:val="en-US"/>
-              </w:rPr>
-              <w:t>defecto</w:t>
-            </w:r>
-            <w:proofErr w:type="spellEnd"/>
+              <w:t>Máscara por defecto</w:t>
+            </w:r>
           </w:p>
         </w:tc>
         <w:tc>
@@ -5406,23 +4439,7 @@
           <w:sz w:val="24"/>
           <w:szCs w:val="24"/>
         </w:rPr>
-        <w:t xml:space="preserve"> IP pública es aquella que se le asigna a cualquier dispositivo que se conecta de forma directa a internet como un </w:t>
-      </w:r>
-      <w:proofErr w:type="spellStart"/>
-      <w:r>
-        <w:rPr>
-          <w:sz w:val="24"/>
-          <w:szCs w:val="24"/>
-        </w:rPr>
-        <w:t>router</w:t>
-      </w:r>
-      <w:proofErr w:type="spellEnd"/>
-      <w:r>
-        <w:rPr>
-          <w:sz w:val="24"/>
-          <w:szCs w:val="24"/>
-        </w:rPr>
-        <w:t xml:space="preserve"> o los servidores de páginas web. La IP pública es visible desde internet. </w:t>
+        <w:t xml:space="preserve"> IP pública es aquella que se le asigna a cualquier dispositivo que se conecta de forma directa a internet como un router o los servidores de páginas web. La IP pública es visible desde internet. </w:t>
       </w:r>
       <w:r>
         <w:rPr>
@@ -5529,6 +4546,7 @@
                 <w:szCs w:val="24"/>
                 <w:lang w:val="en-US"/>
               </w:rPr>
+              <w:lastRenderedPageBreak/>
               <w:t>Tipo</w:t>
             </w:r>
           </w:p>
@@ -5585,7 +4603,6 @@
                 <w:lang w:val="en-US"/>
               </w:rPr>
             </w:pPr>
-            <w:proofErr w:type="spellStart"/>
             <w:r>
               <w:rPr>
                 <w:b/>
@@ -5596,7 +4613,6 @@
               </w:rPr>
               <w:t>Uso</w:t>
             </w:r>
-            <w:proofErr w:type="spellEnd"/>
           </w:p>
         </w:tc>
       </w:tr>
@@ -5621,7 +4637,6 @@
                 <w:lang w:val="en-US"/>
               </w:rPr>
             </w:pPr>
-            <w:proofErr w:type="spellStart"/>
             <w:r>
               <w:rPr>
                 <w:b/>
@@ -5630,18 +4645,7 @@
                 <w:szCs w:val="24"/>
                 <w:lang w:val="en-US"/>
               </w:rPr>
-              <w:t>Privadas</w:t>
-            </w:r>
-            <w:proofErr w:type="spellEnd"/>
-            <w:r>
-              <w:rPr>
-                <w:b/>
-                <w:bCs/>
-                <w:sz w:val="24"/>
-                <w:szCs w:val="24"/>
-                <w:lang w:val="en-US"/>
-              </w:rPr>
-              <w:t xml:space="preserve"> (RFC 1918)</w:t>
+              <w:t>Privadas (RFC 1918)</w:t>
             </w:r>
           </w:p>
         </w:tc>
@@ -5695,25 +4699,7 @@
                 <w:szCs w:val="24"/>
                 <w:lang w:val="es-AR"/>
               </w:rPr>
-              <w:t xml:space="preserve">Redes internas no </w:t>
-            </w:r>
-            <w:proofErr w:type="spellStart"/>
-            <w:r>
-              <w:rPr>
-                <w:sz w:val="24"/>
-                <w:szCs w:val="24"/>
-                <w:lang w:val="es-AR"/>
-              </w:rPr>
-              <w:t>ruteables</w:t>
-            </w:r>
-            <w:proofErr w:type="spellEnd"/>
-            <w:r>
-              <w:rPr>
-                <w:sz w:val="24"/>
-                <w:szCs w:val="24"/>
-                <w:lang w:val="es-AR"/>
-              </w:rPr>
-              <w:t xml:space="preserve"> en Internet</w:t>
+              <w:t>Redes internas no ruteables en Internet</w:t>
             </w:r>
           </w:p>
         </w:tc>
@@ -5747,7 +4733,6 @@
                 <w:szCs w:val="24"/>
                 <w:lang w:val="en-US"/>
               </w:rPr>
-              <w:lastRenderedPageBreak/>
               <w:t>APIPA</w:t>
             </w:r>
           </w:p>
@@ -5828,7 +4813,6 @@
                 <w:lang w:val="en-US"/>
               </w:rPr>
             </w:pPr>
-            <w:proofErr w:type="spellStart"/>
             <w:r>
               <w:rPr>
                 <w:b/>
@@ -5839,7 +4823,6 @@
               </w:rPr>
               <w:t>Públicas</w:t>
             </w:r>
-            <w:proofErr w:type="spellEnd"/>
           </w:p>
         </w:tc>
         <w:tc>
@@ -5859,23 +4842,13 @@
                 <w:lang w:val="en-US"/>
               </w:rPr>
             </w:pPr>
-            <w:proofErr w:type="spellStart"/>
-            <w:r>
-              <w:rPr>
-                <w:sz w:val="24"/>
-                <w:szCs w:val="24"/>
-                <w:lang w:val="en-US"/>
-              </w:rPr>
-              <w:t>Asignadas</w:t>
-            </w:r>
-            <w:proofErr w:type="spellEnd"/>
-            <w:r>
-              <w:rPr>
-                <w:sz w:val="24"/>
-                <w:szCs w:val="24"/>
-                <w:lang w:val="en-US"/>
-              </w:rPr>
-              <w:t xml:space="preserve"> por IANA/LACNIC</w:t>
+            <w:r>
+              <w:rPr>
+                <w:sz w:val="24"/>
+                <w:szCs w:val="24"/>
+                <w:lang w:val="en-US"/>
+              </w:rPr>
+              <w:t>Asignadas por IANA/LACNIC</w:t>
             </w:r>
           </w:p>
         </w:tc>
@@ -5896,59 +4869,13 @@
                 <w:lang w:val="en-US"/>
               </w:rPr>
             </w:pPr>
-            <w:proofErr w:type="spellStart"/>
-            <w:r>
-              <w:rPr>
-                <w:sz w:val="24"/>
-                <w:szCs w:val="24"/>
-                <w:lang w:val="en-US"/>
-              </w:rPr>
-              <w:t>Ruteables</w:t>
-            </w:r>
-            <w:proofErr w:type="spellEnd"/>
-            <w:r>
-              <w:rPr>
-                <w:sz w:val="24"/>
-                <w:szCs w:val="24"/>
-                <w:lang w:val="en-US"/>
-              </w:rPr>
-              <w:t xml:space="preserve"> </w:t>
-            </w:r>
-            <w:proofErr w:type="spellStart"/>
-            <w:r>
-              <w:rPr>
-                <w:sz w:val="24"/>
-                <w:szCs w:val="24"/>
-                <w:lang w:val="en-US"/>
-              </w:rPr>
-              <w:t>globalmente</w:t>
-            </w:r>
-            <w:proofErr w:type="spellEnd"/>
-            <w:r>
-              <w:rPr>
-                <w:sz w:val="24"/>
-                <w:szCs w:val="24"/>
-                <w:lang w:val="en-US"/>
-              </w:rPr>
-              <w:t xml:space="preserve"> </w:t>
-            </w:r>
-            <w:proofErr w:type="spellStart"/>
-            <w:r>
-              <w:rPr>
-                <w:sz w:val="24"/>
-                <w:szCs w:val="24"/>
-                <w:lang w:val="en-US"/>
-              </w:rPr>
-              <w:t>en</w:t>
-            </w:r>
-            <w:proofErr w:type="spellEnd"/>
-            <w:r>
-              <w:rPr>
-                <w:sz w:val="24"/>
-                <w:szCs w:val="24"/>
-                <w:lang w:val="en-US"/>
-              </w:rPr>
-              <w:t xml:space="preserve"> Internet</w:t>
+            <w:r>
+              <w:rPr>
+                <w:sz w:val="24"/>
+                <w:szCs w:val="24"/>
+                <w:lang w:val="en-US"/>
+              </w:rPr>
+              <w:t>Ruteables globalmente en Internet</w:t>
             </w:r>
           </w:p>
         </w:tc>
@@ -5976,23 +4903,7 @@
           <w:szCs w:val="24"/>
         </w:rPr>
         <w:br/>
-        <w:t xml:space="preserve">El </w:t>
-      </w:r>
-      <w:proofErr w:type="spellStart"/>
-      <w:r>
-        <w:rPr>
-          <w:sz w:val="24"/>
-          <w:szCs w:val="24"/>
-        </w:rPr>
-        <w:t>router</w:t>
-      </w:r>
-      <w:proofErr w:type="spellEnd"/>
-      <w:r>
-        <w:rPr>
-          <w:sz w:val="24"/>
-          <w:szCs w:val="24"/>
-        </w:rPr>
-        <w:t xml:space="preserve"> convierte IP privadas en públicas para acceder a Internet.</w:t>
+        <w:t>El router convierte IP privadas en públicas para acceder a Internet.</w:t>
       </w:r>
     </w:p>
     <w:p>
@@ -6039,7 +4950,6 @@
         </w:rPr>
         <w:t xml:space="preserve">. </w:t>
       </w:r>
-      <w:proofErr w:type="spellStart"/>
       <w:r>
         <w:rPr>
           <w:b/>
@@ -6048,40 +4958,7 @@
           <w:szCs w:val="28"/>
           <w:lang w:val="en-US"/>
         </w:rPr>
-        <w:t>Protocolos</w:t>
-      </w:r>
-      <w:proofErr w:type="spellEnd"/>
-      <w:r>
-        <w:rPr>
-          <w:b/>
-          <w:bCs/>
-          <w:sz w:val="28"/>
-          <w:szCs w:val="28"/>
-          <w:lang w:val="en-US"/>
-        </w:rPr>
-        <w:t xml:space="preserve"> </w:t>
-      </w:r>
-      <w:proofErr w:type="spellStart"/>
-      <w:r>
-        <w:rPr>
-          <w:b/>
-          <w:bCs/>
-          <w:sz w:val="28"/>
-          <w:szCs w:val="28"/>
-          <w:lang w:val="en-US"/>
-        </w:rPr>
-        <w:t>Auxiliares</w:t>
-      </w:r>
-      <w:proofErr w:type="spellEnd"/>
-      <w:r>
-        <w:rPr>
-          <w:b/>
-          <w:bCs/>
-          <w:sz w:val="28"/>
-          <w:szCs w:val="28"/>
-          <w:lang w:val="en-US"/>
-        </w:rPr>
-        <w:t xml:space="preserve"> de IP</w:t>
+        <w:t>Protocolos Auxiliares de IP</w:t>
       </w:r>
     </w:p>
     <w:p>
@@ -6292,20 +5169,8 @@
           <w:szCs w:val="24"/>
           <w:lang w:val="es-AR"/>
         </w:rPr>
-        <w:t xml:space="preserve">ARP </w:t>
-      </w:r>
-      <w:proofErr w:type="spellStart"/>
-      <w:r>
-        <w:rPr>
-          <w:i/>
-          <w:iCs/>
-          <w:sz w:val="24"/>
-          <w:szCs w:val="24"/>
-          <w:lang w:val="es-AR"/>
-        </w:rPr>
-        <w:t>Request</w:t>
-      </w:r>
-      <w:proofErr w:type="spellEnd"/>
+        <w:t>ARP Request</w:t>
+      </w:r>
       <w:r>
         <w:rPr>
           <w:sz w:val="24"/>
@@ -6347,20 +5212,8 @@
           <w:szCs w:val="24"/>
           <w:lang w:val="es-AR"/>
         </w:rPr>
-        <w:t xml:space="preserve">ARP </w:t>
-      </w:r>
-      <w:proofErr w:type="spellStart"/>
-      <w:r>
-        <w:rPr>
-          <w:i/>
-          <w:iCs/>
-          <w:sz w:val="24"/>
-          <w:szCs w:val="24"/>
-          <w:lang w:val="es-AR"/>
-        </w:rPr>
-        <w:t>Reply</w:t>
-      </w:r>
-      <w:proofErr w:type="spellEnd"/>
+        <w:t>ARP Reply</w:t>
+      </w:r>
       <w:r>
         <w:rPr>
           <w:sz w:val="24"/>
@@ -6592,7 +5445,6 @@
                 <w:lang w:val="en-US"/>
               </w:rPr>
             </w:pPr>
-            <w:proofErr w:type="spellStart"/>
             <w:r>
               <w:rPr>
                 <w:b/>
@@ -6601,18 +5453,7 @@
                 <w:szCs w:val="24"/>
                 <w:lang w:val="en-US"/>
               </w:rPr>
-              <w:t>Tamaño</w:t>
-            </w:r>
-            <w:proofErr w:type="spellEnd"/>
-            <w:r>
-              <w:rPr>
-                <w:b/>
-                <w:bCs/>
-                <w:sz w:val="24"/>
-                <w:szCs w:val="24"/>
-                <w:lang w:val="en-US"/>
-              </w:rPr>
-              <w:t xml:space="preserve"> (bits)</w:t>
+              <w:t>Tamaño (bits)</w:t>
             </w:r>
           </w:p>
         </w:tc>
@@ -6636,7 +5477,6 @@
                 <w:lang w:val="en-US"/>
               </w:rPr>
             </w:pPr>
-            <w:proofErr w:type="spellStart"/>
             <w:r>
               <w:rPr>
                 <w:b/>
@@ -6647,7 +5487,6 @@
               </w:rPr>
               <w:t>Descripción</w:t>
             </w:r>
-            <w:proofErr w:type="spellEnd"/>
           </w:p>
         </w:tc>
       </w:tr>
@@ -6740,23 +5579,13 @@
               </w:rPr>
               <w:t xml:space="preserve">Indica el tipo de red física. </w:t>
             </w:r>
-            <w:proofErr w:type="spellStart"/>
-            <w:r>
-              <w:rPr>
-                <w:sz w:val="24"/>
-                <w:szCs w:val="24"/>
-                <w:lang w:val="en-US"/>
-              </w:rPr>
-              <w:t>En</w:t>
-            </w:r>
-            <w:proofErr w:type="spellEnd"/>
-            <w:r>
-              <w:rPr>
-                <w:sz w:val="24"/>
-                <w:szCs w:val="24"/>
-                <w:lang w:val="en-US"/>
-              </w:rPr>
-              <w:t xml:space="preserve"> Ethernet → valor = </w:t>
+            <w:r>
+              <w:rPr>
+                <w:sz w:val="24"/>
+                <w:szCs w:val="24"/>
+                <w:lang w:val="en-US"/>
+              </w:rPr>
+              <w:t xml:space="preserve">En Ethernet → valor = </w:t>
             </w:r>
             <w:r>
               <w:rPr>
@@ -6884,25 +5713,7 @@
                 <w:szCs w:val="24"/>
                 <w:lang w:val="es-AR"/>
               </w:rPr>
-              <w:t xml:space="preserve"> (igual que el campo </w:t>
-            </w:r>
-            <w:proofErr w:type="spellStart"/>
-            <w:r>
-              <w:rPr>
-                <w:sz w:val="24"/>
-                <w:szCs w:val="24"/>
-                <w:lang w:val="es-AR"/>
-              </w:rPr>
-              <w:t>EtherType</w:t>
-            </w:r>
-            <w:proofErr w:type="spellEnd"/>
-            <w:r>
-              <w:rPr>
-                <w:sz w:val="24"/>
-                <w:szCs w:val="24"/>
-                <w:lang w:val="es-AR"/>
-              </w:rPr>
-              <w:t xml:space="preserve"> de IP en Ethernet).</w:t>
+              <w:t xml:space="preserve"> (igual que el campo EtherType de IP en Ethernet).</w:t>
             </w:r>
           </w:p>
         </w:tc>
@@ -6996,23 +5807,13 @@
               </w:rPr>
               <w:t xml:space="preserve">Longitud de la dirección física (MAC). </w:t>
             </w:r>
-            <w:proofErr w:type="spellStart"/>
-            <w:r>
-              <w:rPr>
-                <w:sz w:val="24"/>
-                <w:szCs w:val="24"/>
-                <w:lang w:val="en-US"/>
-              </w:rPr>
-              <w:t>En</w:t>
-            </w:r>
-            <w:proofErr w:type="spellEnd"/>
-            <w:r>
-              <w:rPr>
-                <w:sz w:val="24"/>
-                <w:szCs w:val="24"/>
-                <w:lang w:val="en-US"/>
-              </w:rPr>
-              <w:t xml:space="preserve"> Ethernet → </w:t>
+            <w:r>
+              <w:rPr>
+                <w:sz w:val="24"/>
+                <w:szCs w:val="24"/>
+                <w:lang w:val="en-US"/>
+              </w:rPr>
+              <w:t xml:space="preserve">En Ethernet → </w:t>
             </w:r>
             <w:r>
               <w:rPr>
@@ -7124,23 +5925,13 @@
               </w:rPr>
               <w:t xml:space="preserve">Longitud de la dirección de protocolo (IP). </w:t>
             </w:r>
-            <w:proofErr w:type="spellStart"/>
-            <w:r>
-              <w:rPr>
-                <w:sz w:val="24"/>
-                <w:szCs w:val="24"/>
-                <w:lang w:val="en-US"/>
-              </w:rPr>
-              <w:t>En</w:t>
-            </w:r>
-            <w:proofErr w:type="spellEnd"/>
-            <w:r>
-              <w:rPr>
-                <w:sz w:val="24"/>
-                <w:szCs w:val="24"/>
-                <w:lang w:val="en-US"/>
-              </w:rPr>
-              <w:t xml:space="preserve"> IPv4 → </w:t>
+            <w:r>
+              <w:rPr>
+                <w:sz w:val="24"/>
+                <w:szCs w:val="24"/>
+                <w:lang w:val="en-US"/>
+              </w:rPr>
+              <w:t xml:space="preserve">En IPv4 → </w:t>
             </w:r>
             <w:r>
               <w:rPr>
@@ -7260,9 +6051,16 @@
                 <w:szCs w:val="24"/>
                 <w:lang w:val="es-AR"/>
               </w:rPr>
-              <w:t xml:space="preserve">1 = </w:t>
-            </w:r>
-            <w:proofErr w:type="spellStart"/>
+              <w:t>1 = Request</w:t>
+            </w:r>
+            <w:r>
+              <w:rPr>
+                <w:sz w:val="24"/>
+                <w:szCs w:val="24"/>
+                <w:lang w:val="es-AR"/>
+              </w:rPr>
+              <w:t xml:space="preserve">, </w:t>
+            </w:r>
             <w:r>
               <w:rPr>
                 <w:b/>
@@ -7271,39 +6069,8 @@
                 <w:szCs w:val="24"/>
                 <w:lang w:val="es-AR"/>
               </w:rPr>
-              <w:t>Request</w:t>
-            </w:r>
-            <w:proofErr w:type="spellEnd"/>
-            <w:r>
-              <w:rPr>
-                <w:sz w:val="24"/>
-                <w:szCs w:val="24"/>
-                <w:lang w:val="es-AR"/>
-              </w:rPr>
-              <w:t xml:space="preserve">, </w:t>
-            </w:r>
-            <w:r>
-              <w:rPr>
-                <w:b/>
-                <w:bCs/>
-                <w:sz w:val="24"/>
-                <w:szCs w:val="24"/>
-                <w:lang w:val="es-AR"/>
-              </w:rPr>
-              <w:t xml:space="preserve">2 = </w:t>
-            </w:r>
-            <w:proofErr w:type="spellStart"/>
-            <w:r>
-              <w:rPr>
-                <w:b/>
-                <w:bCs/>
-                <w:sz w:val="24"/>
-                <w:szCs w:val="24"/>
-                <w:lang w:val="es-AR"/>
-              </w:rPr>
-              <w:t>Reply</w:t>
-            </w:r>
-            <w:proofErr w:type="spellEnd"/>
+              <w:t>2 = Reply</w:t>
+            </w:r>
             <w:r>
               <w:rPr>
                 <w:sz w:val="24"/>
@@ -7396,41 +6163,13 @@
                 <w:lang w:val="en-US"/>
               </w:rPr>
             </w:pPr>
-            <w:proofErr w:type="spellStart"/>
-            <w:r>
-              <w:rPr>
-                <w:sz w:val="24"/>
-                <w:szCs w:val="24"/>
-                <w:lang w:val="en-US"/>
-              </w:rPr>
-              <w:t>Dirección</w:t>
-            </w:r>
-            <w:proofErr w:type="spellEnd"/>
-            <w:r>
-              <w:rPr>
-                <w:sz w:val="24"/>
-                <w:szCs w:val="24"/>
-                <w:lang w:val="en-US"/>
-              </w:rPr>
-              <w:t xml:space="preserve"> MAC del </w:t>
-            </w:r>
-            <w:proofErr w:type="spellStart"/>
-            <w:r>
-              <w:rPr>
-                <w:sz w:val="24"/>
-                <w:szCs w:val="24"/>
-                <w:lang w:val="en-US"/>
-              </w:rPr>
-              <w:t>emisor</w:t>
-            </w:r>
-            <w:proofErr w:type="spellEnd"/>
-            <w:r>
-              <w:rPr>
-                <w:sz w:val="24"/>
-                <w:szCs w:val="24"/>
-                <w:lang w:val="en-US"/>
-              </w:rPr>
-              <w:t>.</w:t>
+            <w:r>
+              <w:rPr>
+                <w:sz w:val="24"/>
+                <w:szCs w:val="24"/>
+                <w:lang w:val="en-US"/>
+              </w:rPr>
+              <w:t>Dirección MAC del emisor.</w:t>
             </w:r>
           </w:p>
         </w:tc>
@@ -7516,41 +6255,13 @@
                 <w:lang w:val="en-US"/>
               </w:rPr>
             </w:pPr>
-            <w:proofErr w:type="spellStart"/>
-            <w:r>
-              <w:rPr>
-                <w:sz w:val="24"/>
-                <w:szCs w:val="24"/>
-                <w:lang w:val="en-US"/>
-              </w:rPr>
-              <w:t>Dirección</w:t>
-            </w:r>
-            <w:proofErr w:type="spellEnd"/>
-            <w:r>
-              <w:rPr>
-                <w:sz w:val="24"/>
-                <w:szCs w:val="24"/>
-                <w:lang w:val="en-US"/>
-              </w:rPr>
-              <w:t xml:space="preserve"> IP del </w:t>
-            </w:r>
-            <w:proofErr w:type="spellStart"/>
-            <w:r>
-              <w:rPr>
-                <w:sz w:val="24"/>
-                <w:szCs w:val="24"/>
-                <w:lang w:val="en-US"/>
-              </w:rPr>
-              <w:t>emisor</w:t>
-            </w:r>
-            <w:proofErr w:type="spellEnd"/>
-            <w:r>
-              <w:rPr>
-                <w:sz w:val="24"/>
-                <w:szCs w:val="24"/>
-                <w:lang w:val="en-US"/>
-              </w:rPr>
-              <w:t>.</w:t>
+            <w:r>
+              <w:rPr>
+                <w:sz w:val="24"/>
+                <w:szCs w:val="24"/>
+                <w:lang w:val="en-US"/>
+              </w:rPr>
+              <w:t>Dirección IP del emisor.</w:t>
             </w:r>
           </w:p>
         </w:tc>
@@ -7642,25 +6353,7 @@
                 <w:szCs w:val="24"/>
                 <w:lang w:val="es-AR"/>
               </w:rPr>
-              <w:t xml:space="preserve">Dirección MAC del destinatario (vacía en el </w:t>
-            </w:r>
-            <w:proofErr w:type="spellStart"/>
-            <w:r>
-              <w:rPr>
-                <w:sz w:val="24"/>
-                <w:szCs w:val="24"/>
-                <w:lang w:val="es-AR"/>
-              </w:rPr>
-              <w:t>request</w:t>
-            </w:r>
-            <w:proofErr w:type="spellEnd"/>
-            <w:r>
-              <w:rPr>
-                <w:sz w:val="24"/>
-                <w:szCs w:val="24"/>
-                <w:lang w:val="es-AR"/>
-              </w:rPr>
-              <w:t>).</w:t>
+              <w:t>Dirección MAC del destinatario (vacía en el request).</w:t>
             </w:r>
           </w:p>
         </w:tc>
@@ -7746,41 +6439,13 @@
                 <w:lang w:val="en-US"/>
               </w:rPr>
             </w:pPr>
-            <w:proofErr w:type="spellStart"/>
-            <w:r>
-              <w:rPr>
-                <w:sz w:val="24"/>
-                <w:szCs w:val="24"/>
-                <w:lang w:val="en-US"/>
-              </w:rPr>
-              <w:t>Dirección</w:t>
-            </w:r>
-            <w:proofErr w:type="spellEnd"/>
-            <w:r>
-              <w:rPr>
-                <w:sz w:val="24"/>
-                <w:szCs w:val="24"/>
-                <w:lang w:val="en-US"/>
-              </w:rPr>
-              <w:t xml:space="preserve"> IP del </w:t>
-            </w:r>
-            <w:proofErr w:type="spellStart"/>
-            <w:r>
-              <w:rPr>
-                <w:sz w:val="24"/>
-                <w:szCs w:val="24"/>
-                <w:lang w:val="en-US"/>
-              </w:rPr>
-              <w:t>destinatario</w:t>
-            </w:r>
-            <w:proofErr w:type="spellEnd"/>
-            <w:r>
-              <w:rPr>
-                <w:sz w:val="24"/>
-                <w:szCs w:val="24"/>
-                <w:lang w:val="en-US"/>
-              </w:rPr>
-              <w:t>.</w:t>
+            <w:r>
+              <w:rPr>
+                <w:sz w:val="24"/>
+                <w:szCs w:val="24"/>
+                <w:lang w:val="en-US"/>
+              </w:rPr>
+              <w:t>Dirección IP del destinatario.</w:t>
             </w:r>
           </w:p>
         </w:tc>
@@ -7818,7 +6483,7 @@
           <w:lang w:val="en-US"/>
         </w:rPr>
         <w:pict w14:anchorId="662F45BF">
-          <v:rect id="_x0000_i1025" style="width:0;height:1.5pt" o:hralign="center" o:hrstd="t" o:hr="t" fillcolor="#a0a0a0" stroked="f"/>
+          <v:rect id="_x0000_i1026" style="width:0;height:1.5pt" o:hralign="center" o:hrstd="t" o:hr="t" fillcolor="#a0a0a0" stroked="f"/>
         </w:pict>
       </w:r>
     </w:p>
@@ -7881,25 +6546,7 @@
           <w:szCs w:val="24"/>
           <w:lang w:val="es-AR"/>
         </w:rPr>
-        <w:t xml:space="preserve">Permite a los </w:t>
-      </w:r>
-      <w:proofErr w:type="spellStart"/>
-      <w:r>
-        <w:rPr>
-          <w:sz w:val="24"/>
-          <w:szCs w:val="24"/>
-          <w:lang w:val="es-AR"/>
-        </w:rPr>
-        <w:t>routers</w:t>
-      </w:r>
-      <w:proofErr w:type="spellEnd"/>
-      <w:r>
-        <w:rPr>
-          <w:sz w:val="24"/>
-          <w:szCs w:val="24"/>
-          <w:lang w:val="es-AR"/>
-        </w:rPr>
-        <w:t xml:space="preserve"> y hosts intercambiar mensajes de control o error.</w:t>
+        <w:t>Permite a los routers y hosts intercambiar mensajes de control o error.</w:t>
       </w:r>
     </w:p>
     <w:p>
@@ -7918,23 +6565,13 @@
           <w:lang w:val="en-US"/>
         </w:rPr>
       </w:pPr>
-      <w:proofErr w:type="spellStart"/>
       <w:r>
         <w:rPr>
           <w:sz w:val="24"/>
           <w:szCs w:val="24"/>
           <w:lang w:val="en-US"/>
         </w:rPr>
-        <w:t>Funciones</w:t>
-      </w:r>
-      <w:proofErr w:type="spellEnd"/>
-      <w:r>
-        <w:rPr>
-          <w:sz w:val="24"/>
-          <w:szCs w:val="24"/>
-          <w:lang w:val="en-US"/>
-        </w:rPr>
-        <w:t>:</w:t>
+        <w:t>Funciones:</w:t>
       </w:r>
     </w:p>
     <w:p>
@@ -7984,43 +6621,7 @@
           <w:szCs w:val="24"/>
           <w:lang w:val="es-AR"/>
         </w:rPr>
-        <w:t>Control de flujo (“</w:t>
-      </w:r>
-      <w:proofErr w:type="spellStart"/>
-      <w:r>
-        <w:rPr>
-          <w:sz w:val="24"/>
-          <w:szCs w:val="24"/>
-          <w:lang w:val="es-AR"/>
-        </w:rPr>
-        <w:t>Source</w:t>
-      </w:r>
-      <w:proofErr w:type="spellEnd"/>
-      <w:r>
-        <w:rPr>
-          <w:sz w:val="24"/>
-          <w:szCs w:val="24"/>
-          <w:lang w:val="es-AR"/>
-        </w:rPr>
-        <w:t xml:space="preserve"> </w:t>
-      </w:r>
-      <w:proofErr w:type="spellStart"/>
-      <w:r>
-        <w:rPr>
-          <w:sz w:val="24"/>
-          <w:szCs w:val="24"/>
-          <w:lang w:val="es-AR"/>
-        </w:rPr>
-        <w:t>Quench</w:t>
-      </w:r>
-      <w:proofErr w:type="spellEnd"/>
-      <w:r>
-        <w:rPr>
-          <w:sz w:val="24"/>
-          <w:szCs w:val="24"/>
-          <w:lang w:val="es-AR"/>
-        </w:rPr>
-        <w:t>”)</w:t>
+        <w:t>Control de flujo (“Source Quench”)</w:t>
       </w:r>
     </w:p>
     <w:p>
@@ -8065,7 +6666,6 @@
         </w:rPr>
         <w:t xml:space="preserve">, </w:t>
       </w:r>
-      <w:proofErr w:type="spellStart"/>
       <w:r>
         <w:rPr>
           <w:i/>
@@ -8076,7 +6676,6 @@
         </w:rPr>
         <w:t>traceroute</w:t>
       </w:r>
-      <w:proofErr w:type="spellEnd"/>
       <w:r>
         <w:rPr>
           <w:sz w:val="24"/>
@@ -8188,7 +6787,7 @@
           <w:lang w:val="en-US"/>
         </w:rPr>
         <w:pict w14:anchorId="3E93AA98">
-          <v:rect id="_x0000_i1026" style="width:0;height:1.5pt" o:hralign="center" o:hrstd="t" o:hr="t" fillcolor="#a0a0a0" stroked="f"/>
+          <v:rect id="_x0000_i1027" style="width:0;height:1.5pt" o:hralign="center" o:hrstd="t" o:hr="t" fillcolor="#a0a0a0" stroked="f"/>
         </w:pict>
       </w:r>
     </w:p>
@@ -8251,25 +6850,7 @@
           <w:szCs w:val="24"/>
           <w:lang w:val="es-AR"/>
         </w:rPr>
-        <w:t>Permite administrar grupos de multidifusión (</w:t>
-      </w:r>
-      <w:proofErr w:type="spellStart"/>
-      <w:r>
-        <w:rPr>
-          <w:sz w:val="24"/>
-          <w:szCs w:val="24"/>
-          <w:lang w:val="es-AR"/>
-        </w:rPr>
-        <w:t>multicast</w:t>
-      </w:r>
-      <w:proofErr w:type="spellEnd"/>
-      <w:r>
-        <w:rPr>
-          <w:sz w:val="24"/>
-          <w:szCs w:val="24"/>
-          <w:lang w:val="es-AR"/>
-        </w:rPr>
-        <w:t>).</w:t>
+        <w:t>Permite administrar grupos de multidifusión (multicast).</w:t>
       </w:r>
     </w:p>
     <w:p>
@@ -8294,25 +6875,7 @@
           <w:szCs w:val="24"/>
           <w:lang w:val="es-AR"/>
         </w:rPr>
-        <w:t xml:space="preserve">Un host usa IGMP para unirse o salir de un grupo </w:t>
-      </w:r>
-      <w:proofErr w:type="spellStart"/>
-      <w:r>
-        <w:rPr>
-          <w:sz w:val="24"/>
-          <w:szCs w:val="24"/>
-          <w:lang w:val="es-AR"/>
-        </w:rPr>
-        <w:t>multicast</w:t>
-      </w:r>
-      <w:proofErr w:type="spellEnd"/>
-      <w:r>
-        <w:rPr>
-          <w:sz w:val="24"/>
-          <w:szCs w:val="24"/>
-          <w:lang w:val="es-AR"/>
-        </w:rPr>
-        <w:t>.</w:t>
+        <w:t>Un host usa IGMP para unirse o salir de un grupo multicast.</w:t>
       </w:r>
     </w:p>
     <w:p>
@@ -8337,25 +6900,7 @@
           <w:szCs w:val="24"/>
           <w:lang w:val="es-AR"/>
         </w:rPr>
-        <w:t xml:space="preserve">Los </w:t>
-      </w:r>
-      <w:proofErr w:type="spellStart"/>
-      <w:r>
-        <w:rPr>
-          <w:sz w:val="24"/>
-          <w:szCs w:val="24"/>
-          <w:lang w:val="es-AR"/>
-        </w:rPr>
-        <w:t>routers</w:t>
-      </w:r>
-      <w:proofErr w:type="spellEnd"/>
-      <w:r>
-        <w:rPr>
-          <w:sz w:val="24"/>
-          <w:szCs w:val="24"/>
-          <w:lang w:val="es-AR"/>
-        </w:rPr>
-        <w:t xml:space="preserve"> lo usan para conocer qué grupos están activos en cada red.</w:t>
+        <w:t>Los routers lo usan para conocer qué grupos están activos en cada red.</w:t>
       </w:r>
     </w:p>
     <w:p>
@@ -8506,34 +7051,12 @@
       <w:pPr>
         <w:pStyle w:val="NormalWeb"/>
       </w:pPr>
-      <w:proofErr w:type="spellStart"/>
       <w:r>
         <w:rPr>
           <w:rStyle w:val="Textoennegrita"/>
         </w:rPr>
         <w:lastRenderedPageBreak/>
-        <w:t>Reglas</w:t>
-      </w:r>
-      <w:proofErr w:type="spellEnd"/>
-      <w:r>
-        <w:rPr>
-          <w:rStyle w:val="Textoennegrita"/>
-        </w:rPr>
-        <w:t xml:space="preserve"> de </w:t>
-      </w:r>
-      <w:proofErr w:type="spellStart"/>
-      <w:r>
-        <w:rPr>
-          <w:rStyle w:val="Textoennegrita"/>
-        </w:rPr>
-        <w:t>abreviación</w:t>
-      </w:r>
-      <w:proofErr w:type="spellEnd"/>
-      <w:r>
-        <w:rPr>
-          <w:rStyle w:val="Textoennegrita"/>
-        </w:rPr>
-        <w:t>:</w:t>
+        <w:t>Reglas de abreviación:</w:t>
       </w:r>
     </w:p>
     <w:p>
@@ -8580,13 +7103,8 @@
         </w:rPr>
         <w:br/>
       </w:r>
-      <w:proofErr w:type="spellStart"/>
-      <w:r>
-        <w:t>Ejemplo</w:t>
-      </w:r>
-      <w:proofErr w:type="spellEnd"/>
-      <w:r>
-        <w:t>:</w:t>
+      <w:r>
+        <w:t>Ejemplo:</w:t>
       </w:r>
       <w:r>
         <w:br/>
@@ -8655,7 +7173,7 @@
     <w:p>
       <w:r>
         <w:pict w14:anchorId="57F85930">
-          <v:rect id="_x0000_i1027" style="width:0;height:1.5pt" o:hralign="center" o:hrstd="t" o:hr="t" fillcolor="#a0a0a0" stroked="f"/>
+          <v:rect id="_x0000_i1028" style="width:0;height:1.5pt" o:hralign="center" o:hrstd="t" o:hr="t" fillcolor="#a0a0a0" stroked="f"/>
         </w:pict>
       </w:r>
     </w:p>
@@ -8675,51 +7193,55 @@
           <w:lang w:val="es-AR"/>
         </w:rPr>
       </w:pPr>
-      <w:proofErr w:type="spellStart"/>
       <w:r>
         <w:rPr>
           <w:b/>
           <w:bCs/>
           <w:lang w:val="es-AR"/>
         </w:rPr>
-        <w:t>Unicast</w:t>
-      </w:r>
-      <w:proofErr w:type="spellEnd"/>
+        <w:t>Unicast Global</w:t>
+      </w:r>
       <w:r>
         <w:rPr>
           <w:b/>
           <w:bCs/>
           <w:lang w:val="es-AR"/>
         </w:rPr>
-        <w:t xml:space="preserve"> Global</w:t>
-      </w:r>
+        <w:t xml:space="preserve">: </w:t>
+      </w:r>
+      <w:r>
+        <w:rPr>
+          <w:lang w:val="es-AR"/>
+        </w:rPr>
+        <w:t>Direcciones públicas routables en Internet. Son las que usamos para que cualquier máquina del mundo pueda llegar a tu servidor, PC o dispositivo. Equivalente a las direcciones públicas de IPv4.</w:t>
+      </w:r>
+    </w:p>
+    <w:p>
+      <w:pPr>
+        <w:pStyle w:val="NormalWeb"/>
+        <w:rPr>
+          <w:lang w:val="es-AR"/>
+        </w:rPr>
+      </w:pPr>
       <w:r>
         <w:rPr>
           <w:b/>
           <w:bCs/>
           <w:lang w:val="es-AR"/>
         </w:rPr>
-        <w:t xml:space="preserve">: </w:t>
-      </w:r>
-      <w:r>
-        <w:rPr>
-          <w:lang w:val="es-AR"/>
-        </w:rPr>
-        <w:t xml:space="preserve">Direcciones públicas </w:t>
-      </w:r>
-      <w:proofErr w:type="spellStart"/>
-      <w:r>
-        <w:rPr>
-          <w:lang w:val="es-AR"/>
-        </w:rPr>
-        <w:t>routables</w:t>
-      </w:r>
-      <w:proofErr w:type="spellEnd"/>
-      <w:r>
-        <w:rPr>
-          <w:lang w:val="es-AR"/>
-        </w:rPr>
-        <w:t xml:space="preserve"> en Internet. Son las que usamos para que cualquier máquina del mundo pueda llegar a tu servidor, PC o dispositivo. Equivalente a las direcciones públicas de IPv4.</w:t>
+        <w:t xml:space="preserve">Link-Local: </w:t>
+      </w:r>
+      <w:r>
+        <w:rPr>
+          <w:lang w:val="es-AR"/>
+        </w:rPr>
+        <w:t>Comunicación solo dentro del mismo segmento físico (mismo switch, misma Wi-Fi, mismo cable). Se configuran automáticamente en cada interfaz al arrancar (sin necesidad de router). Sirven para: • Neighbor Discovery (NDP) – reemplaza ARP • Autoconfiguración SLAAC • Comunicación cuando no hay router o no hay dirección global aún</w:t>
+      </w:r>
+      <w:r>
+        <w:rPr>
+          <w:lang w:val="es-AR"/>
+        </w:rPr>
+        <w:t>.</w:t>
       </w:r>
     </w:p>
     <w:p>
@@ -8735,225 +7257,35 @@
           <w:bCs/>
           <w:lang w:val="es-AR"/>
         </w:rPr>
-        <w:t>Link-Local</w:t>
-      </w:r>
+        <w:t xml:space="preserve">Unique Local (ULA): </w:t>
+      </w:r>
+      <w:r>
+        <w:rPr>
+          <w:lang w:val="es-AR"/>
+        </w:rPr>
+        <w:t>Direcciones privadas dentro de una organización o sitio. No salen a Internet y no son globalmente únicas, pero sí son únicas con altísima probabilidad porque los 40 bits siguientes se generan aleatoriamente (RFC 4193). Ideal para redes internas grandes que nunca van a ser públicas o para túneles VPN site-to-site, redes corporativas internas, laboratorios, etc.</w:t>
+      </w:r>
+    </w:p>
+    <w:p>
+      <w:pPr>
+        <w:pStyle w:val="NormalWeb"/>
+        <w:rPr>
+          <w:lang w:val="es-AR"/>
+        </w:rPr>
+      </w:pPr>
       <w:r>
         <w:rPr>
           <w:b/>
           <w:bCs/>
           <w:lang w:val="es-AR"/>
         </w:rPr>
-        <w:t xml:space="preserve">: </w:t>
-      </w:r>
-      <w:r>
-        <w:rPr>
-          <w:lang w:val="es-AR"/>
-        </w:rPr>
-        <w:t xml:space="preserve">Comunicación solo dentro del mismo segmento físico (mismo switch, misma </w:t>
-      </w:r>
-      <w:proofErr w:type="spellStart"/>
-      <w:r>
-        <w:rPr>
-          <w:lang w:val="es-AR"/>
-        </w:rPr>
-        <w:t>Wi</w:t>
-      </w:r>
-      <w:proofErr w:type="spellEnd"/>
-      <w:r>
-        <w:rPr>
-          <w:lang w:val="es-AR"/>
-        </w:rPr>
-        <w:t xml:space="preserve">-Fi, mismo cable). Se configuran automáticamente en cada interfaz al arrancar (sin necesidad de </w:t>
-      </w:r>
-      <w:proofErr w:type="spellStart"/>
-      <w:r>
-        <w:rPr>
-          <w:lang w:val="es-AR"/>
-        </w:rPr>
-        <w:t>router</w:t>
-      </w:r>
-      <w:proofErr w:type="spellEnd"/>
-      <w:r>
-        <w:rPr>
-          <w:lang w:val="es-AR"/>
-        </w:rPr>
-        <w:t xml:space="preserve">). Sirven para: • </w:t>
-      </w:r>
-      <w:proofErr w:type="spellStart"/>
-      <w:r>
-        <w:rPr>
-          <w:lang w:val="es-AR"/>
-        </w:rPr>
-        <w:t>Neighbor</w:t>
-      </w:r>
-      <w:proofErr w:type="spellEnd"/>
-      <w:r>
-        <w:rPr>
-          <w:lang w:val="es-AR"/>
-        </w:rPr>
-        <w:t xml:space="preserve"> Discovery (NDP) – reemplaza ARP • Autoconfiguración SLAAC • Comunicación cuando no hay </w:t>
-      </w:r>
-      <w:proofErr w:type="spellStart"/>
-      <w:r>
-        <w:rPr>
-          <w:lang w:val="es-AR"/>
-        </w:rPr>
-        <w:t>router</w:t>
-      </w:r>
-      <w:proofErr w:type="spellEnd"/>
-      <w:r>
-        <w:rPr>
-          <w:lang w:val="es-AR"/>
-        </w:rPr>
-        <w:t xml:space="preserve"> o no hay dirección global aún</w:t>
-      </w:r>
-      <w:r>
-        <w:rPr>
-          <w:lang w:val="es-AR"/>
-        </w:rPr>
-        <w:t>.</w:t>
-      </w:r>
-    </w:p>
-    <w:p>
-      <w:pPr>
-        <w:pStyle w:val="NormalWeb"/>
-        <w:rPr>
-          <w:lang w:val="es-AR"/>
-        </w:rPr>
-      </w:pPr>
-      <w:proofErr w:type="spellStart"/>
-      <w:r>
-        <w:rPr>
-          <w:b/>
-          <w:bCs/>
-          <w:lang w:val="es-AR"/>
-        </w:rPr>
-        <w:t>Unique</w:t>
-      </w:r>
-      <w:proofErr w:type="spellEnd"/>
-      <w:r>
-        <w:rPr>
-          <w:b/>
-          <w:bCs/>
-          <w:lang w:val="es-AR"/>
-        </w:rPr>
-        <w:t xml:space="preserve"> Local (ULA)</w:t>
-      </w:r>
-      <w:r>
-        <w:rPr>
-          <w:b/>
-          <w:bCs/>
-          <w:lang w:val="es-AR"/>
-        </w:rPr>
-        <w:t xml:space="preserve">: </w:t>
-      </w:r>
-      <w:r>
-        <w:rPr>
-          <w:lang w:val="es-AR"/>
-        </w:rPr>
-        <w:t>Direcciones privadas dentro de una organización o sitio. No salen a Internet y no son globalmente únicas, pero sí son únicas con altísima probabilidad porque los 40 bits siguientes se generan aleatoriamente (RFC 4193). Ideal para redes internas grandes que nunca van a ser públicas o para túneles VPN site-</w:t>
-      </w:r>
-      <w:proofErr w:type="spellStart"/>
-      <w:r>
-        <w:rPr>
-          <w:lang w:val="es-AR"/>
-        </w:rPr>
-        <w:t>to</w:t>
-      </w:r>
-      <w:proofErr w:type="spellEnd"/>
-      <w:r>
-        <w:rPr>
-          <w:lang w:val="es-AR"/>
-        </w:rPr>
-        <w:t>-site, redes corporativas internas, laboratorios, etc.</w:t>
-      </w:r>
-    </w:p>
-    <w:p>
-      <w:pPr>
-        <w:pStyle w:val="NormalWeb"/>
-        <w:rPr>
-          <w:lang w:val="es-AR"/>
-        </w:rPr>
-      </w:pPr>
-      <w:proofErr w:type="spellStart"/>
-      <w:r>
-        <w:rPr>
-          <w:b/>
-          <w:bCs/>
-          <w:lang w:val="es-AR"/>
-        </w:rPr>
-        <w:t>Multicast</w:t>
-      </w:r>
-      <w:proofErr w:type="spellEnd"/>
-      <w:r>
-        <w:rPr>
-          <w:b/>
-          <w:bCs/>
-          <w:lang w:val="es-AR"/>
-        </w:rPr>
-        <w:t xml:space="preserve">: </w:t>
-      </w:r>
-      <w:r>
-        <w:rPr>
-          <w:lang w:val="es-AR"/>
-        </w:rPr>
-        <w:t xml:space="preserve">Enviar un solo paquete a múltiples destinos simultáneamente. Reemplaza el broadcast de IPv4. Algunos bien conocidos: • FF02::1 → todos los nodos del enlace (link-local </w:t>
-      </w:r>
-      <w:proofErr w:type="spellStart"/>
-      <w:r>
-        <w:rPr>
-          <w:lang w:val="es-AR"/>
-        </w:rPr>
-        <w:t>all-nodes</w:t>
-      </w:r>
-      <w:proofErr w:type="spellEnd"/>
-      <w:r>
-        <w:rPr>
-          <w:lang w:val="es-AR"/>
-        </w:rPr>
-        <w:t xml:space="preserve">) • FF02::2 → todos los </w:t>
-      </w:r>
-      <w:proofErr w:type="spellStart"/>
-      <w:r>
-        <w:rPr>
-          <w:lang w:val="es-AR"/>
-        </w:rPr>
-        <w:t>routers</w:t>
-      </w:r>
-      <w:proofErr w:type="spellEnd"/>
-      <w:r>
-        <w:rPr>
-          <w:lang w:val="es-AR"/>
-        </w:rPr>
-        <w:t xml:space="preserve"> del enlace • FF02::1:FFxx:xx → </w:t>
-      </w:r>
-      <w:proofErr w:type="spellStart"/>
-      <w:r>
-        <w:rPr>
-          <w:lang w:val="es-AR"/>
-        </w:rPr>
-        <w:t>solicited-node</w:t>
-      </w:r>
-      <w:proofErr w:type="spellEnd"/>
-      <w:r>
-        <w:rPr>
-          <w:lang w:val="es-AR"/>
-        </w:rPr>
-        <w:t xml:space="preserve"> </w:t>
-      </w:r>
-      <w:proofErr w:type="spellStart"/>
-      <w:r>
-        <w:rPr>
-          <w:lang w:val="es-AR"/>
-        </w:rPr>
-        <w:t>multicast</w:t>
-      </w:r>
-      <w:proofErr w:type="spellEnd"/>
-      <w:r>
-        <w:rPr>
-          <w:lang w:val="es-AR"/>
-        </w:rPr>
-        <w:t xml:space="preserve"> (usado por NDP) • FF0X::101 → NTP, etc.</w:t>
+        <w:t xml:space="preserve">Multicast: </w:t>
+      </w:r>
+      <w:r>
+        <w:rPr>
+          <w:lang w:val="es-AR"/>
+        </w:rPr>
+        <w:t>Enviar un solo paquete a múltiples destinos simultáneamente. Reemplaza el broadcast de IPv4. Algunos bien conocidos: • FF02::1 → todos los nodos del enlace (link-local all-nodes) • FF02::2 → todos los routers del enlace • FF02::1:FFxx:xx → solicited-node multicast (usado por NDP) • FF0X::101 → NTP, etc.</w:t>
       </w:r>
     </w:p>
     <w:p>
@@ -9049,7 +7381,6 @@
                 <w:lang w:val="en-US"/>
               </w:rPr>
             </w:pPr>
-            <w:proofErr w:type="spellStart"/>
             <w:r>
               <w:rPr>
                 <w:b/>
@@ -9058,40 +7389,7 @@
                 <w:szCs w:val="24"/>
                 <w:lang w:val="en-US"/>
               </w:rPr>
-              <w:t>Prefijo</w:t>
-            </w:r>
-            <w:proofErr w:type="spellEnd"/>
-            <w:r>
-              <w:rPr>
-                <w:b/>
-                <w:bCs/>
-                <w:sz w:val="24"/>
-                <w:szCs w:val="24"/>
-                <w:lang w:val="en-US"/>
-              </w:rPr>
-              <w:t xml:space="preserve"> (bits </w:t>
-            </w:r>
-            <w:proofErr w:type="spellStart"/>
-            <w:r>
-              <w:rPr>
-                <w:b/>
-                <w:bCs/>
-                <w:sz w:val="24"/>
-                <w:szCs w:val="24"/>
-                <w:lang w:val="en-US"/>
-              </w:rPr>
-              <w:t>iniciales</w:t>
-            </w:r>
-            <w:proofErr w:type="spellEnd"/>
-            <w:r>
-              <w:rPr>
-                <w:b/>
-                <w:bCs/>
-                <w:sz w:val="24"/>
-                <w:szCs w:val="24"/>
-                <w:lang w:val="en-US"/>
-              </w:rPr>
-              <w:t>)</w:t>
+              <w:t>Prefijo (bits iniciales)</w:t>
             </w:r>
           </w:p>
         </w:tc>
@@ -9123,29 +7421,7 @@
                 <w:szCs w:val="24"/>
                 <w:lang w:val="en-US"/>
               </w:rPr>
-              <w:t xml:space="preserve">Rango – Valor </w:t>
-            </w:r>
-            <w:proofErr w:type="spellStart"/>
-            <w:r>
-              <w:rPr>
-                <w:b/>
-                <w:bCs/>
-                <w:sz w:val="24"/>
-                <w:szCs w:val="24"/>
-                <w:lang w:val="en-US"/>
-              </w:rPr>
-              <w:t>inicial</w:t>
-            </w:r>
-            <w:proofErr w:type="spellEnd"/>
-            <w:r>
-              <w:rPr>
-                <w:b/>
-                <w:bCs/>
-                <w:sz w:val="24"/>
-                <w:szCs w:val="24"/>
-                <w:lang w:val="en-US"/>
-              </w:rPr>
-              <w:t xml:space="preserve"> → final</w:t>
+              <w:t>Rango – Valor inicial → final</w:t>
             </w:r>
           </w:p>
         </w:tc>
@@ -9169,7 +7445,6 @@
                 <w:lang w:val="en-US"/>
               </w:rPr>
             </w:pPr>
-            <w:proofErr w:type="spellStart"/>
             <w:r>
               <w:rPr>
                 <w:b/>
@@ -9178,53 +7453,8 @@
                 <w:szCs w:val="24"/>
                 <w:lang w:val="en-US"/>
               </w:rPr>
-              <w:t>Cómo</w:t>
-            </w:r>
-            <w:proofErr w:type="spellEnd"/>
-            <w:r>
-              <w:rPr>
-                <w:b/>
-                <w:bCs/>
-                <w:sz w:val="24"/>
-                <w:szCs w:val="24"/>
-                <w:lang w:val="en-US"/>
-              </w:rPr>
-              <w:t xml:space="preserve"> </w:t>
-            </w:r>
-            <w:proofErr w:type="spellStart"/>
-            <w:r>
-              <w:rPr>
-                <w:b/>
-                <w:bCs/>
-                <w:sz w:val="24"/>
-                <w:szCs w:val="24"/>
-                <w:lang w:val="en-US"/>
-              </w:rPr>
-              <w:t>reconocerlas</w:t>
-            </w:r>
-            <w:proofErr w:type="spellEnd"/>
-            <w:r>
-              <w:rPr>
-                <w:b/>
-                <w:bCs/>
-                <w:sz w:val="24"/>
-                <w:szCs w:val="24"/>
-                <w:lang w:val="en-US"/>
-              </w:rPr>
-              <w:t xml:space="preserve"> </w:t>
-            </w:r>
-            <w:proofErr w:type="spellStart"/>
-            <w:r>
-              <w:rPr>
-                <w:b/>
-                <w:bCs/>
-                <w:sz w:val="24"/>
-                <w:szCs w:val="24"/>
-                <w:lang w:val="en-US"/>
-              </w:rPr>
-              <w:t>fácilmente</w:t>
-            </w:r>
-            <w:proofErr w:type="spellEnd"/>
+              <w:t>Cómo reconocerlas fácilmente</w:t>
+            </w:r>
           </w:p>
         </w:tc>
       </w:tr>
@@ -9251,7 +7481,6 @@
                 <w:lang w:val="es-AR"/>
               </w:rPr>
             </w:pPr>
-            <w:proofErr w:type="spellStart"/>
             <w:r>
               <w:rPr>
                 <w:b/>
@@ -9260,18 +7489,7 @@
                 <w:szCs w:val="24"/>
                 <w:lang w:val="es-AR"/>
               </w:rPr>
-              <w:t>Unicast</w:t>
-            </w:r>
-            <w:proofErr w:type="spellEnd"/>
-            <w:r>
-              <w:rPr>
-                <w:b/>
-                <w:bCs/>
-                <w:sz w:val="24"/>
-                <w:szCs w:val="24"/>
-                <w:lang w:val="es-AR"/>
-              </w:rPr>
-              <w:t xml:space="preserve"> Global</w:t>
+              <w:t>Unicast Global</w:t>
             </w:r>
             <w:r>
               <w:rPr>
@@ -9423,25 +7641,7 @@
                 <w:szCs w:val="24"/>
                 <w:lang w:val="es-AR"/>
               </w:rPr>
-              <w:t xml:space="preserve">. </w:t>
-            </w:r>
-            <w:proofErr w:type="spellStart"/>
-            <w:r>
-              <w:rPr>
-                <w:sz w:val="24"/>
-                <w:szCs w:val="24"/>
-                <w:lang w:val="es-AR"/>
-              </w:rPr>
-              <w:t>Ej</w:t>
-            </w:r>
-            <w:proofErr w:type="spellEnd"/>
-            <w:r>
-              <w:rPr>
-                <w:sz w:val="24"/>
-                <w:szCs w:val="24"/>
-                <w:lang w:val="es-AR"/>
-              </w:rPr>
-              <w:t xml:space="preserve">: </w:t>
+              <w:t xml:space="preserve">. Ej: </w:t>
             </w:r>
             <w:r>
               <w:rPr>
@@ -9676,23 +7876,13 @@
               </w:rPr>
               <w:t xml:space="preserve">. </w:t>
             </w:r>
-            <w:proofErr w:type="spellStart"/>
-            <w:r>
-              <w:rPr>
-                <w:sz w:val="24"/>
-                <w:szCs w:val="24"/>
-                <w:lang w:val="en-US"/>
-              </w:rPr>
-              <w:t>Ej</w:t>
-            </w:r>
-            <w:proofErr w:type="spellEnd"/>
-            <w:r>
-              <w:rPr>
-                <w:sz w:val="24"/>
-                <w:szCs w:val="24"/>
-                <w:lang w:val="en-US"/>
-              </w:rPr>
-              <w:t xml:space="preserve">: </w:t>
+            <w:r>
+              <w:rPr>
+                <w:sz w:val="24"/>
+                <w:szCs w:val="24"/>
+                <w:lang w:val="en-US"/>
+              </w:rPr>
+              <w:t xml:space="preserve">Ej: </w:t>
             </w:r>
             <w:r>
               <w:rPr>
@@ -9881,23 +8071,13 @@
               </w:rPr>
               <w:t xml:space="preserve"> (las más comunes son FD…). </w:t>
             </w:r>
-            <w:proofErr w:type="spellStart"/>
-            <w:r>
-              <w:rPr>
-                <w:sz w:val="24"/>
-                <w:szCs w:val="24"/>
-                <w:lang w:val="en-US"/>
-              </w:rPr>
-              <w:t>Ej</w:t>
-            </w:r>
-            <w:proofErr w:type="spellEnd"/>
-            <w:r>
-              <w:rPr>
-                <w:sz w:val="24"/>
-                <w:szCs w:val="24"/>
-                <w:lang w:val="en-US"/>
-              </w:rPr>
-              <w:t xml:space="preserve">: </w:t>
+            <w:r>
+              <w:rPr>
+                <w:sz w:val="24"/>
+                <w:szCs w:val="24"/>
+                <w:lang w:val="en-US"/>
+              </w:rPr>
+              <w:t xml:space="preserve">Ej: </w:t>
             </w:r>
             <w:r>
               <w:rPr>
@@ -10066,25 +8246,7 @@
                 <w:szCs w:val="24"/>
                 <w:lang w:val="es-AR"/>
               </w:rPr>
-              <w:t xml:space="preserve">. </w:t>
-            </w:r>
-            <w:proofErr w:type="spellStart"/>
-            <w:r>
-              <w:rPr>
-                <w:sz w:val="24"/>
-                <w:szCs w:val="24"/>
-                <w:lang w:val="es-AR"/>
-              </w:rPr>
-              <w:t>Ej</w:t>
-            </w:r>
-            <w:proofErr w:type="spellEnd"/>
-            <w:r>
-              <w:rPr>
-                <w:sz w:val="24"/>
-                <w:szCs w:val="24"/>
-                <w:lang w:val="es-AR"/>
-              </w:rPr>
-              <w:t xml:space="preserve">: </w:t>
+              <w:t xml:space="preserve">. Ej: </w:t>
             </w:r>
             <w:r>
               <w:rPr>
@@ -10259,20 +8421,8 @@
                 <w:szCs w:val="24"/>
                 <w:lang w:val="en-US"/>
               </w:rPr>
-              <w:t xml:space="preserve">Sin </w:t>
-            </w:r>
-            <w:proofErr w:type="spellStart"/>
-            <w:r>
-              <w:rPr>
-                <w:b/>
-                <w:bCs/>
-                <w:sz w:val="24"/>
-                <w:szCs w:val="24"/>
-                <w:lang w:val="en-US"/>
-              </w:rPr>
-              <w:t>especificar</w:t>
-            </w:r>
-            <w:proofErr w:type="spellEnd"/>
+              <w:t>Sin especificar</w:t>
+            </w:r>
           </w:p>
         </w:tc>
         <w:tc>
@@ -10377,7 +8527,7 @@
     <w:p>
       <w:r>
         <w:pict w14:anchorId="6D826033">
-          <v:rect id="_x0000_i1033" style="width:0;height:1.5pt" o:hralign="center" o:bullet="t" o:hrstd="t" o:hr="t" fillcolor="#a0a0a0" stroked="f"/>
+          <v:rect id="_x0000_i1029" style="width:0;height:1.5pt" o:hralign="center" o:bullet="t" o:hrstd="t" o:hr="t" fillcolor="#a0a0a0" stroked="f"/>
         </w:pict>
       </w:r>
     </w:p>
@@ -10414,21 +8564,12 @@
         </w:rPr>
         <w:t xml:space="preserve"> reemplazadas por las </w:t>
       </w:r>
-      <w:proofErr w:type="spellStart"/>
       <w:r>
         <w:rPr>
           <w:rStyle w:val="Textoennegrita"/>
           <w:lang w:val="es-AR"/>
         </w:rPr>
-        <w:t>Unique</w:t>
-      </w:r>
-      <w:proofErr w:type="spellEnd"/>
-      <w:r>
-        <w:rPr>
-          <w:rStyle w:val="Textoennegrita"/>
-          <w:lang w:val="es-AR"/>
-        </w:rPr>
-        <w:t xml:space="preserve"> Local (ULA)</w:t>
+        <w:t>Unique Local (ULA)</w:t>
       </w:r>
       <w:r>
         <w:rPr>
@@ -10440,7 +8581,7 @@
     <w:p>
       <w:r>
         <w:pict w14:anchorId="3DB17598">
-          <v:rect id="_x0000_i1029" style="width:0;height:1.5pt" o:hralign="center" o:hrstd="t" o:hr="t" fillcolor="#a0a0a0" stroked="f"/>
+          <v:rect id="_x0000_i1030" style="width:0;height:1.5pt" o:hralign="center" o:hrstd="t" o:hr="t" fillcolor="#a0a0a0" stroked="f"/>
         </w:pict>
       </w:r>
     </w:p>
@@ -10461,23 +8602,7 @@
         </w:numPr>
       </w:pPr>
       <w:r>
-        <w:t xml:space="preserve">Espacio de </w:t>
-      </w:r>
-      <w:proofErr w:type="spellStart"/>
-      <w:r>
-        <w:t>direcciones</w:t>
-      </w:r>
-      <w:proofErr w:type="spellEnd"/>
-      <w:r>
-        <w:t xml:space="preserve"> </w:t>
-      </w:r>
-      <w:proofErr w:type="spellStart"/>
-      <w:r>
-        <w:t>inmenso</w:t>
-      </w:r>
-      <w:proofErr w:type="spellEnd"/>
-      <w:r>
-        <w:t>.</w:t>
+        <w:t>Espacio de direcciones inmenso.</w:t>
       </w:r>
     </w:p>
     <w:p>
@@ -10488,21 +8613,8 @@
           <w:numId w:val="20"/>
         </w:numPr>
       </w:pPr>
-      <w:proofErr w:type="spellStart"/>
-      <w:r>
-        <w:t>Autoconfiguración</w:t>
-      </w:r>
-      <w:proofErr w:type="spellEnd"/>
-      <w:r>
-        <w:t xml:space="preserve"> </w:t>
-      </w:r>
-      <w:proofErr w:type="spellStart"/>
-      <w:r>
-        <w:t>automática</w:t>
-      </w:r>
-      <w:proofErr w:type="spellEnd"/>
-      <w:r>
-        <w:t xml:space="preserve"> (stateless).</w:t>
+      <w:r>
+        <w:t>Autoconfiguración automática (stateless).</w:t>
       </w:r>
     </w:p>
     <w:p>
@@ -10514,15 +8626,7 @@
         </w:numPr>
       </w:pPr>
       <w:r>
-        <w:t xml:space="preserve">No </w:t>
-      </w:r>
-      <w:proofErr w:type="spellStart"/>
-      <w:r>
-        <w:t>requiere</w:t>
-      </w:r>
-      <w:proofErr w:type="spellEnd"/>
-      <w:r>
-        <w:t xml:space="preserve"> NAT.</w:t>
+        <w:t>No requiere NAT.</w:t>
       </w:r>
     </w:p>
     <w:p>
@@ -10558,35 +8662,7 @@
         <w:rPr>
           <w:lang w:val="es-AR"/>
         </w:rPr>
-        <w:t xml:space="preserve">Mejor soporte para </w:t>
-      </w:r>
-      <w:proofErr w:type="spellStart"/>
-      <w:r>
-        <w:rPr>
-          <w:lang w:val="es-AR"/>
-        </w:rPr>
-        <w:t>QoS</w:t>
-      </w:r>
-      <w:proofErr w:type="spellEnd"/>
-      <w:r>
-        <w:rPr>
-          <w:lang w:val="es-AR"/>
-        </w:rPr>
-        <w:t>, seguridad (</w:t>
-      </w:r>
-      <w:proofErr w:type="spellStart"/>
-      <w:r>
-        <w:rPr>
-          <w:lang w:val="es-AR"/>
-        </w:rPr>
-        <w:t>IPSec</w:t>
-      </w:r>
-      <w:proofErr w:type="spellEnd"/>
-      <w:r>
-        <w:rPr>
-          <w:lang w:val="es-AR"/>
-        </w:rPr>
-        <w:t>) y movilidad.</w:t>
+        <w:t>Mejor soporte para QoS, seguridad (IPSec) y movilidad.</w:t>
       </w:r>
     </w:p>
     <w:p>
@@ -10684,133 +8760,77 @@
           <w:rStyle w:val="Textoennegrita"/>
           <w:lang w:val="es-AR"/>
         </w:rPr>
-        <w:t>protocolo ARP (</w:t>
-      </w:r>
-      <w:proofErr w:type="spellStart"/>
+        <w:t>protocolo ARP (Address Resolution Protocol, RFC 826)</w:t>
+      </w:r>
+      <w:r>
+        <w:rPr>
+          <w:lang w:val="es-AR"/>
+        </w:rPr>
+        <w:t xml:space="preserve"> se utiliza cuando un dispositivo necesita enviar un </w:t>
+      </w:r>
       <w:r>
         <w:rPr>
           <w:rStyle w:val="Textoennegrita"/>
           <w:lang w:val="es-AR"/>
         </w:rPr>
-        <w:t>Address</w:t>
-      </w:r>
-      <w:proofErr w:type="spellEnd"/>
+        <w:t>datagrama IP</w:t>
+      </w:r>
+      <w:r>
+        <w:rPr>
+          <w:lang w:val="es-AR"/>
+        </w:rPr>
+        <w:t xml:space="preserve"> a otro dentro de una </w:t>
+      </w:r>
       <w:r>
         <w:rPr>
           <w:rStyle w:val="Textoennegrita"/>
           <w:lang w:val="es-AR"/>
         </w:rPr>
-        <w:t xml:space="preserve"> </w:t>
-      </w:r>
-      <w:proofErr w:type="spellStart"/>
+        <w:t>misma red local (LAN)</w:t>
+      </w:r>
+      <w:r>
+        <w:rPr>
+          <w:lang w:val="es-AR"/>
+        </w:rPr>
+        <w:t xml:space="preserve">, pero </w:t>
+      </w:r>
       <w:r>
         <w:rPr>
           <w:rStyle w:val="Textoennegrita"/>
           <w:lang w:val="es-AR"/>
         </w:rPr>
-        <w:t>Resolution</w:t>
-      </w:r>
-      <w:proofErr w:type="spellEnd"/>
+        <w:t>solo conoce su dirección IP</w:t>
+      </w:r>
+      <w:r>
+        <w:rPr>
+          <w:lang w:val="es-AR"/>
+        </w:rPr>
+        <w:t xml:space="preserve"> y no su </w:t>
+      </w:r>
       <w:r>
         <w:rPr>
           <w:rStyle w:val="Textoennegrita"/>
           <w:lang w:val="es-AR"/>
         </w:rPr>
-        <w:t xml:space="preserve"> </w:t>
-      </w:r>
-      <w:proofErr w:type="spellStart"/>
+        <w:t>dirección física (MAC)</w:t>
+      </w:r>
+      <w:r>
+        <w:rPr>
+          <w:lang w:val="es-AR"/>
+        </w:rPr>
+        <w:t>.</w:t>
+      </w:r>
+      <w:r>
+        <w:rPr>
+          <w:lang w:val="es-AR"/>
+        </w:rPr>
+        <w:br/>
+      </w:r>
       <w:r>
         <w:rPr>
           <w:rStyle w:val="Textoennegrita"/>
-          <w:lang w:val="es-AR"/>
-        </w:rPr>
-        <w:t>Protocol</w:t>
-      </w:r>
-      <w:proofErr w:type="spellEnd"/>
-      <w:r>
-        <w:rPr>
-          <w:rStyle w:val="Textoennegrita"/>
-          <w:lang w:val="es-AR"/>
-        </w:rPr>
-        <w:t>, RFC 826)</w:t>
-      </w:r>
-      <w:r>
-        <w:rPr>
-          <w:lang w:val="es-AR"/>
-        </w:rPr>
-        <w:t xml:space="preserve"> se utiliza cuando un dispositivo necesita enviar un </w:t>
-      </w:r>
-      <w:r>
-        <w:rPr>
-          <w:rStyle w:val="Textoennegrita"/>
-          <w:lang w:val="es-AR"/>
-        </w:rPr>
-        <w:t>datagrama IP</w:t>
-      </w:r>
-      <w:r>
-        <w:rPr>
-          <w:lang w:val="es-AR"/>
-        </w:rPr>
-        <w:t xml:space="preserve"> a otro dentro de una </w:t>
-      </w:r>
-      <w:r>
-        <w:rPr>
-          <w:rStyle w:val="Textoennegrita"/>
-          <w:lang w:val="es-AR"/>
-        </w:rPr>
-        <w:t>misma red local (LAN)</w:t>
-      </w:r>
-      <w:r>
-        <w:rPr>
-          <w:lang w:val="es-AR"/>
-        </w:rPr>
-        <w:t xml:space="preserve">, pero </w:t>
-      </w:r>
-      <w:r>
-        <w:rPr>
-          <w:rStyle w:val="Textoennegrita"/>
-          <w:lang w:val="es-AR"/>
-        </w:rPr>
-        <w:t>solo conoce su dirección IP</w:t>
-      </w:r>
-      <w:r>
-        <w:rPr>
-          <w:lang w:val="es-AR"/>
-        </w:rPr>
-        <w:t xml:space="preserve"> y no su </w:t>
-      </w:r>
-      <w:r>
-        <w:rPr>
-          <w:rStyle w:val="Textoennegrita"/>
-          <w:lang w:val="es-AR"/>
-        </w:rPr>
-        <w:t>dirección física (MAC)</w:t>
-      </w:r>
-      <w:r>
-        <w:rPr>
-          <w:lang w:val="es-AR"/>
-        </w:rPr>
-        <w:t>.</w:t>
-      </w:r>
-      <w:r>
-        <w:rPr>
-          <w:lang w:val="es-AR"/>
-        </w:rPr>
-        <w:br/>
-      </w:r>
-      <w:proofErr w:type="spellStart"/>
-      <w:r>
-        <w:rPr>
-          <w:rStyle w:val="Textoennegrita"/>
-        </w:rPr>
-        <w:t>Funcionamiento</w:t>
-      </w:r>
-      <w:proofErr w:type="spellEnd"/>
-      <w:r>
-        <w:rPr>
-          <w:rStyle w:val="Textoennegrita"/>
-        </w:rPr>
-        <w:t>:</w:t>
+        </w:rPr>
+        <w:t>Funcionamiento:</w:t>
       </w:r>
     </w:p>
     <w:p>
@@ -10876,23 +8896,7 @@
           <w:rStyle w:val="Textoennegrita"/>
           <w:lang w:val="es-AR"/>
         </w:rPr>
-        <w:t xml:space="preserve">difunde una solicitud ARP (ARP </w:t>
-      </w:r>
-      <w:proofErr w:type="spellStart"/>
-      <w:r>
-        <w:rPr>
-          <w:rStyle w:val="Textoennegrita"/>
-          <w:lang w:val="es-AR"/>
-        </w:rPr>
-        <w:t>Request</w:t>
-      </w:r>
-      <w:proofErr w:type="spellEnd"/>
-      <w:r>
-        <w:rPr>
-          <w:rStyle w:val="Textoennegrita"/>
-          <w:lang w:val="es-AR"/>
-        </w:rPr>
-        <w:t>)</w:t>
+        <w:t>difunde una solicitud ARP (ARP Request)</w:t>
       </w:r>
       <w:r>
         <w:rPr>
@@ -10928,17 +8932,8 @@
           <w:rStyle w:val="Textoennegrita"/>
           <w:lang w:val="es-AR"/>
         </w:rPr>
-        <w:t xml:space="preserve">ARP </w:t>
-      </w:r>
-      <w:proofErr w:type="spellStart"/>
-      <w:r>
-        <w:rPr>
-          <w:rStyle w:val="Textoennegrita"/>
-          <w:lang w:val="es-AR"/>
-        </w:rPr>
-        <w:t>Reply</w:t>
-      </w:r>
-      <w:proofErr w:type="spellEnd"/>
+        <w:t>ARP Reply</w:t>
+      </w:r>
       <w:r>
         <w:rPr>
           <w:lang w:val="es-AR"/>
@@ -11001,21 +8996,7 @@
         <w:rPr>
           <w:sz w:val="24"/>
         </w:rPr>
-        <w:t xml:space="preserve">¿Cómo identificar las distintas clases de direcciones </w:t>
-      </w:r>
-      <w:proofErr w:type="spellStart"/>
-      <w:r>
-        <w:rPr>
-          <w:sz w:val="24"/>
-        </w:rPr>
-        <w:t>ip</w:t>
-      </w:r>
-      <w:proofErr w:type="spellEnd"/>
-      <w:r>
-        <w:rPr>
-          <w:sz w:val="24"/>
-        </w:rPr>
-        <w:t xml:space="preserve"> </w:t>
+        <w:t xml:space="preserve">¿Cómo identificar las distintas clases de direcciones ip </w:t>
       </w:r>
       <w:r>
         <w:rPr>
@@ -11096,7 +9077,6 @@
                 <w:lang w:val="en-US"/>
               </w:rPr>
             </w:pPr>
-            <w:proofErr w:type="spellStart"/>
             <w:r>
               <w:rPr>
                 <w:b/>
@@ -11107,7 +9087,6 @@
               </w:rPr>
               <w:t>Clase</w:t>
             </w:r>
-            <w:proofErr w:type="spellEnd"/>
           </w:p>
         </w:tc>
         <w:tc>
@@ -11138,20 +9117,8 @@
                 <w:szCs w:val="24"/>
                 <w:lang w:val="en-US"/>
               </w:rPr>
-              <w:t xml:space="preserve">Bits </w:t>
-            </w:r>
-            <w:proofErr w:type="spellStart"/>
-            <w:r>
-              <w:rPr>
-                <w:b/>
-                <w:bCs/>
-                <w:sz w:val="24"/>
-                <w:szCs w:val="24"/>
-                <w:lang w:val="en-US"/>
-              </w:rPr>
-              <w:t>iniciales</w:t>
-            </w:r>
-            <w:proofErr w:type="spellEnd"/>
+              <w:t>Bits iniciales</w:t>
+            </w:r>
           </w:p>
         </w:tc>
         <w:tc>
@@ -11206,7 +9173,6 @@
                 <w:lang w:val="en-US"/>
               </w:rPr>
             </w:pPr>
-            <w:proofErr w:type="spellStart"/>
             <w:r>
               <w:rPr>
                 <w:b/>
@@ -11215,18 +9181,7 @@
                 <w:szCs w:val="24"/>
                 <w:lang w:val="en-US"/>
               </w:rPr>
-              <w:t>Uso</w:t>
-            </w:r>
-            <w:proofErr w:type="spellEnd"/>
-            <w:r>
-              <w:rPr>
-                <w:b/>
-                <w:bCs/>
-                <w:sz w:val="24"/>
-                <w:szCs w:val="24"/>
-                <w:lang w:val="en-US"/>
-              </w:rPr>
-              <w:t xml:space="preserve"> principal</w:t>
+              <w:t>Uso principal</w:t>
             </w:r>
           </w:p>
         </w:tc>
@@ -11342,36 +9297,8 @@
                 <w:szCs w:val="24"/>
                 <w:lang w:val="en-US"/>
               </w:rPr>
-              <w:t xml:space="preserve">Redes </w:t>
-            </w:r>
-            <w:proofErr w:type="spellStart"/>
-            <w:r>
-              <w:rPr>
-                <w:sz w:val="24"/>
-                <w:szCs w:val="24"/>
-                <w:lang w:val="en-US"/>
-              </w:rPr>
-              <w:t>muy</w:t>
-            </w:r>
-            <w:proofErr w:type="spellEnd"/>
-            <w:r>
-              <w:rPr>
-                <w:sz w:val="24"/>
-                <w:szCs w:val="24"/>
-                <w:lang w:val="en-US"/>
-              </w:rPr>
-              <w:t xml:space="preserve"> </w:t>
-            </w:r>
-            <w:proofErr w:type="spellStart"/>
-            <w:r>
-              <w:rPr>
-                <w:sz w:val="24"/>
-                <w:szCs w:val="24"/>
-                <w:lang w:val="en-US"/>
-              </w:rPr>
-              <w:t>grandes</w:t>
-            </w:r>
-            <w:proofErr w:type="spellEnd"/>
+              <w:t>Redes muy grandes</w:t>
+            </w:r>
           </w:p>
         </w:tc>
       </w:tr>
@@ -11486,18 +9413,8 @@
                 <w:szCs w:val="24"/>
                 <w:lang w:val="en-US"/>
               </w:rPr>
-              <w:t xml:space="preserve">Redes </w:t>
-            </w:r>
-            <w:proofErr w:type="spellStart"/>
-            <w:r>
-              <w:rPr>
-                <w:sz w:val="24"/>
-                <w:szCs w:val="24"/>
-                <w:lang w:val="en-US"/>
-              </w:rPr>
-              <w:t>medianas</w:t>
-            </w:r>
-            <w:proofErr w:type="spellEnd"/>
+              <w:t>Redes medianas</w:t>
+            </w:r>
           </w:p>
         </w:tc>
       </w:tr>
@@ -11612,18 +9529,8 @@
                 <w:szCs w:val="24"/>
                 <w:lang w:val="en-US"/>
               </w:rPr>
-              <w:t xml:space="preserve">Redes </w:t>
-            </w:r>
-            <w:proofErr w:type="spellStart"/>
-            <w:r>
-              <w:rPr>
-                <w:sz w:val="24"/>
-                <w:szCs w:val="24"/>
-                <w:lang w:val="en-US"/>
-              </w:rPr>
-              <w:t>pequeñas</w:t>
-            </w:r>
-            <w:proofErr w:type="spellEnd"/>
+              <w:t>Redes pequeñas</w:t>
+            </w:r>
           </w:p>
         </w:tc>
       </w:tr>
@@ -11854,18 +9761,8 @@
                 <w:szCs w:val="24"/>
                 <w:lang w:val="en-US"/>
               </w:rPr>
-              <w:t>Experimental/</w:t>
-            </w:r>
-            <w:proofErr w:type="spellStart"/>
-            <w:r>
-              <w:rPr>
-                <w:sz w:val="24"/>
-                <w:szCs w:val="24"/>
-                <w:lang w:val="en-US"/>
-              </w:rPr>
-              <w:t>reservada</w:t>
-            </w:r>
-            <w:proofErr w:type="spellEnd"/>
+              <w:t>Experimental/reservada</w:t>
+            </w:r>
           </w:p>
         </w:tc>
       </w:tr>
@@ -12061,16 +9958,8 @@
         <w:rPr>
           <w:sz w:val="24"/>
         </w:rPr>
-        <w:t>¿</w:t>
-      </w:r>
-      <w:proofErr w:type="spellStart"/>
-      <w:r>
-        <w:rPr>
-          <w:sz w:val="24"/>
-        </w:rPr>
-        <w:t>Que</w:t>
-      </w:r>
-      <w:proofErr w:type="spellEnd"/>
+        <w:t>¿Que</w:t>
+      </w:r>
       <w:r>
         <w:rPr>
           <w:spacing w:val="-2"/>
@@ -12278,30 +10167,20 @@
         </w:rPr>
         <w:t xml:space="preserve">, conocidas como </w:t>
       </w:r>
-      <w:proofErr w:type="spellStart"/>
       <w:r>
         <w:rPr>
           <w:b/>
           <w:bCs/>
           <w:sz w:val="24"/>
         </w:rPr>
-        <w:t>Unicast</w:t>
-      </w:r>
-      <w:proofErr w:type="spellEnd"/>
+        <w:t>Unicast Link-Local</w:t>
+      </w:r>
       <w:r>
         <w:rPr>
           <w:b/>
           <w:bCs/>
           <w:sz w:val="24"/>
         </w:rPr>
-        <w:t xml:space="preserve"> Link-Local</w:t>
-      </w:r>
-      <w:r>
-        <w:rPr>
-          <w:b/>
-          <w:bCs/>
-          <w:sz w:val="24"/>
-        </w:rPr>
         <w:t xml:space="preserve">. </w:t>
       </w:r>
       <w:r>
@@ -12335,21 +10214,7 @@
         <w:rPr>
           <w:lang w:val="es-AR"/>
         </w:rPr>
-        <w:t xml:space="preserve">o son </w:t>
-      </w:r>
-      <w:proofErr w:type="spellStart"/>
-      <w:r>
-        <w:rPr>
-          <w:lang w:val="es-AR"/>
-        </w:rPr>
-        <w:t>ruteables</w:t>
-      </w:r>
-      <w:proofErr w:type="spellEnd"/>
-      <w:r>
-        <w:rPr>
-          <w:lang w:val="es-AR"/>
-        </w:rPr>
-        <w:t xml:space="preserve"> fuera de ese enlace.</w:t>
+        <w:t>o son ruteables fuera de ese enlace.</w:t>
       </w:r>
       <w:r>
         <w:rPr>
@@ -12422,16 +10287,8 @@
           <w:sz w:val="24"/>
         </w:rPr>
         <w:lastRenderedPageBreak/>
-        <w:t>¿</w:t>
-      </w:r>
-      <w:proofErr w:type="spellStart"/>
-      <w:r>
-        <w:rPr>
-          <w:sz w:val="24"/>
-        </w:rPr>
-        <w:t>Que</w:t>
-      </w:r>
-      <w:proofErr w:type="spellEnd"/>
+        <w:t>¿Que</w:t>
+      </w:r>
       <w:r>
         <w:rPr>
           <w:spacing w:val="40"/>
@@ -12612,21 +10469,7 @@
         <w:rPr>
           <w:sz w:val="24"/>
         </w:rPr>
-        <w:t>públicas (</w:t>
-      </w:r>
-      <w:proofErr w:type="spellStart"/>
-      <w:r>
-        <w:rPr>
-          <w:sz w:val="24"/>
-        </w:rPr>
-        <w:t>routeables</w:t>
-      </w:r>
-      <w:proofErr w:type="spellEnd"/>
-      <w:r>
-        <w:rPr>
-          <w:sz w:val="24"/>
-        </w:rPr>
-        <w:t>) en ipv6?</w:t>
+        <w:t>públicas (routeables) en ipv6?</w:t>
       </w:r>
     </w:p>
     <w:p>
@@ -12659,90 +10502,28 @@
         </w:rPr>
         <w:t xml:space="preserve">El equivalente a las direcciones públicas IPv4 son las direcciones </w:t>
       </w:r>
-      <w:proofErr w:type="spellStart"/>
       <w:r>
         <w:rPr>
           <w:b/>
           <w:bCs/>
           <w:sz w:val="24"/>
         </w:rPr>
-        <w:t>Unicast</w:t>
-      </w:r>
-      <w:proofErr w:type="spellEnd"/>
-      <w:r>
-        <w:rPr>
-          <w:b/>
-          <w:bCs/>
-          <w:sz w:val="24"/>
-        </w:rPr>
-        <w:t xml:space="preserve"> Globales (Global </w:t>
-      </w:r>
-      <w:proofErr w:type="spellStart"/>
-      <w:r>
-        <w:rPr>
-          <w:b/>
-          <w:bCs/>
-          <w:sz w:val="24"/>
-        </w:rPr>
-        <w:t>Unicast</w:t>
-      </w:r>
-      <w:proofErr w:type="spellEnd"/>
-      <w:r>
-        <w:rPr>
-          <w:b/>
-          <w:bCs/>
+        <w:t>Unicast Globales (Global Unicast Address)</w:t>
+      </w:r>
+      <w:r>
+        <w:rPr>
+          <w:sz w:val="24"/>
+        </w:rPr>
+        <w:t>.</w:t>
+      </w:r>
+      <w:r>
+        <w:rPr>
           <w:sz w:val="24"/>
         </w:rPr>
         <w:t xml:space="preserve"> </w:t>
       </w:r>
-      <w:proofErr w:type="spellStart"/>
-      <w:r>
-        <w:rPr>
-          <w:b/>
-          <w:bCs/>
-          <w:sz w:val="24"/>
-        </w:rPr>
-        <w:t>Address</w:t>
-      </w:r>
-      <w:proofErr w:type="spellEnd"/>
-      <w:r>
-        <w:rPr>
-          <w:b/>
-          <w:bCs/>
-          <w:sz w:val="24"/>
-        </w:rPr>
-        <w:t>)</w:t>
-      </w:r>
-      <w:r>
-        <w:rPr>
-          <w:sz w:val="24"/>
-        </w:rPr>
-        <w:t>.</w:t>
-      </w:r>
-      <w:r>
-        <w:rPr>
-          <w:sz w:val="24"/>
-        </w:rPr>
-        <w:t xml:space="preserve"> </w:t>
-      </w:r>
-      <w:r>
-        <w:t xml:space="preserve">Son únicas y </w:t>
-      </w:r>
-      <w:proofErr w:type="spellStart"/>
-      <w:r>
-        <w:t>ruteables</w:t>
-      </w:r>
-      <w:proofErr w:type="spellEnd"/>
-      <w:r>
-        <w:t xml:space="preserve"> globalmente en Internet, asignadas por los registros de Internet (IANA/LACNIC). El rango de las direcciones </w:t>
-      </w:r>
-      <w:proofErr w:type="spellStart"/>
-      <w:r>
-        <w:t>Unicast</w:t>
-      </w:r>
-      <w:proofErr w:type="spellEnd"/>
-      <w:r>
-        <w:t xml:space="preserve"> globales es: 2000::/3 (</w:t>
+      <w:r>
+        <w:t>Son únicas y ruteables globalmente en Internet, asignadas por los registros de Internet (IANA/LACNIC). El rango de las direcciones Unicast globales es: 2000::/3 (</w:t>
       </w:r>
       <w:r>
         <w:t>2000:: → 3FFF:FFFF:FFFF:FFFF:FFFF:FFFF:FFFF:FFFF</w:t>
@@ -12841,20 +10622,8 @@
           <w:szCs w:val="24"/>
           <w:lang w:val="es-AR"/>
         </w:rPr>
-        <w:t xml:space="preserve">Site-Local </w:t>
-      </w:r>
-      <w:proofErr w:type="spellStart"/>
-      <w:r>
-        <w:rPr>
-          <w:b/>
-          <w:bCs/>
-          <w:sz w:val="24"/>
-          <w:szCs w:val="24"/>
-          <w:lang w:val="es-AR"/>
-        </w:rPr>
-        <w:t>Addresses</w:t>
-      </w:r>
-      <w:proofErr w:type="spellEnd"/>
+        <w:t>Site-Local Addresses</w:t>
+      </w:r>
       <w:r>
         <w:rPr>
           <w:sz w:val="24"/>
@@ -12891,25 +10660,7 @@
           <w:szCs w:val="24"/>
           <w:lang w:val="es-AR"/>
         </w:rPr>
-        <w:t xml:space="preserve">Eran usadas para comunicación dentro de una organización o sitio, sin ser </w:t>
-      </w:r>
-      <w:proofErr w:type="spellStart"/>
-      <w:r>
-        <w:rPr>
-          <w:sz w:val="24"/>
-          <w:szCs w:val="24"/>
-          <w:lang w:val="es-AR"/>
-        </w:rPr>
-        <w:t>ruteables</w:t>
-      </w:r>
-      <w:proofErr w:type="spellEnd"/>
-      <w:r>
-        <w:rPr>
-          <w:sz w:val="24"/>
-          <w:szCs w:val="24"/>
-          <w:lang w:val="es-AR"/>
-        </w:rPr>
-        <w:t xml:space="preserve"> globalmente.</w:t>
+        <w:t>Eran usadas para comunicación dentro de una organización o sitio, sin ser ruteables globalmente.</w:t>
       </w:r>
     </w:p>
     <w:p>
@@ -12959,7 +10710,6 @@
         </w:rPr>
         <w:t xml:space="preserve"> por el IETF y reemplazadas por las </w:t>
       </w:r>
-      <w:proofErr w:type="spellStart"/>
       <w:r>
         <w:rPr>
           <w:b/>
@@ -12968,40 +10718,7 @@
           <w:szCs w:val="24"/>
           <w:lang w:val="es-AR"/>
         </w:rPr>
-        <w:t>Unique</w:t>
-      </w:r>
-      <w:proofErr w:type="spellEnd"/>
-      <w:r>
-        <w:rPr>
-          <w:b/>
-          <w:bCs/>
-          <w:sz w:val="24"/>
-          <w:szCs w:val="24"/>
-          <w:lang w:val="es-AR"/>
-        </w:rPr>
-        <w:t xml:space="preserve"> Local </w:t>
-      </w:r>
-      <w:proofErr w:type="spellStart"/>
-      <w:r>
-        <w:rPr>
-          <w:b/>
-          <w:bCs/>
-          <w:sz w:val="24"/>
-          <w:szCs w:val="24"/>
-          <w:lang w:val="es-AR"/>
-        </w:rPr>
-        <w:t>Addresses</w:t>
-      </w:r>
-      <w:proofErr w:type="spellEnd"/>
-      <w:r>
-        <w:rPr>
-          <w:b/>
-          <w:bCs/>
-          <w:sz w:val="24"/>
-          <w:szCs w:val="24"/>
-          <w:lang w:val="es-AR"/>
-        </w:rPr>
-        <w:t xml:space="preserve"> (FC00::/7)</w:t>
+        <w:t>Unique Local Addresses (FC00::/7)</w:t>
       </w:r>
       <w:r>
         <w:rPr>
@@ -13030,21 +10747,7 @@
         <w:rPr>
           <w:sz w:val="24"/>
         </w:rPr>
-        <w:t xml:space="preserve">¿Para </w:t>
-      </w:r>
-      <w:proofErr w:type="spellStart"/>
-      <w:r>
-        <w:rPr>
-          <w:sz w:val="24"/>
-        </w:rPr>
-        <w:t>que</w:t>
-      </w:r>
-      <w:proofErr w:type="spellEnd"/>
-      <w:r>
-        <w:rPr>
-          <w:sz w:val="24"/>
-        </w:rPr>
-        <w:t xml:space="preserve"> se usan las direcciones en el rango </w:t>
+        <w:t xml:space="preserve">¿Para que se usan las direcciones en el rango </w:t>
       </w:r>
       <w:r>
         <w:rPr>
@@ -13093,7 +10796,6 @@
         </w:rPr>
         <w:t xml:space="preserve"> se utiliza para las </w:t>
       </w:r>
-      <w:proofErr w:type="spellStart"/>
       <w:r>
         <w:rPr>
           <w:b/>
@@ -13102,40 +10804,7 @@
           <w:szCs w:val="24"/>
           <w:lang w:val="es-AR"/>
         </w:rPr>
-        <w:t>Unique</w:t>
-      </w:r>
-      <w:proofErr w:type="spellEnd"/>
-      <w:r>
-        <w:rPr>
-          <w:b/>
-          <w:bCs/>
-          <w:sz w:val="24"/>
-          <w:szCs w:val="24"/>
-          <w:lang w:val="es-AR"/>
-        </w:rPr>
-        <w:t xml:space="preserve"> Local </w:t>
-      </w:r>
-      <w:proofErr w:type="spellStart"/>
-      <w:r>
-        <w:rPr>
-          <w:b/>
-          <w:bCs/>
-          <w:sz w:val="24"/>
-          <w:szCs w:val="24"/>
-          <w:lang w:val="es-AR"/>
-        </w:rPr>
-        <w:t>Addresses</w:t>
-      </w:r>
-      <w:proofErr w:type="spellEnd"/>
-      <w:r>
-        <w:rPr>
-          <w:b/>
-          <w:bCs/>
-          <w:sz w:val="24"/>
-          <w:szCs w:val="24"/>
-          <w:lang w:val="es-AR"/>
-        </w:rPr>
-        <w:t xml:space="preserve"> (ULA)</w:t>
+        <w:t>Unique Local Addresses (ULA)</w:t>
       </w:r>
       <w:r>
         <w:rPr>
@@ -13239,25 +10908,7 @@
           <w:szCs w:val="24"/>
           <w:lang w:val="es-AR"/>
         </w:rPr>
-        <w:t xml:space="preserve">No son </w:t>
-      </w:r>
-      <w:proofErr w:type="spellStart"/>
-      <w:r>
-        <w:rPr>
-          <w:sz w:val="24"/>
-          <w:szCs w:val="24"/>
-          <w:lang w:val="es-AR"/>
-        </w:rPr>
-        <w:t>ruteables</w:t>
-      </w:r>
-      <w:proofErr w:type="spellEnd"/>
-      <w:r>
-        <w:rPr>
-          <w:sz w:val="24"/>
-          <w:szCs w:val="24"/>
-          <w:lang w:val="es-AR"/>
-        </w:rPr>
-        <w:t xml:space="preserve"> en Internet, pero sí entre redes privadas interconectadas.</w:t>
+        <w:t>No son ruteables en Internet, pero sí entre redes privadas interconectadas.</w:t>
       </w:r>
     </w:p>
     <w:p>
@@ -13388,51 +11039,14 @@
         <w:rPr>
           <w:sz w:val="24"/>
         </w:rPr>
-        <w:t xml:space="preserve">Investigue la diferencia entre Site local </w:t>
-      </w:r>
-      <w:proofErr w:type="spellStart"/>
-      <w:r>
-        <w:rPr>
-          <w:sz w:val="24"/>
-        </w:rPr>
-        <w:t>addresses</w:t>
-      </w:r>
-      <w:proofErr w:type="spellEnd"/>
-      <w:r>
-        <w:rPr>
-          <w:sz w:val="24"/>
-        </w:rPr>
-        <w:t xml:space="preserve"> y </w:t>
-      </w:r>
-      <w:proofErr w:type="spellStart"/>
-      <w:r>
-        <w:rPr>
-          <w:sz w:val="24"/>
-        </w:rPr>
-        <w:t>unique</w:t>
-      </w:r>
-      <w:proofErr w:type="spellEnd"/>
-      <w:r>
-        <w:rPr>
-          <w:sz w:val="24"/>
-        </w:rPr>
-        <w:t xml:space="preserve"> local </w:t>
-      </w:r>
-      <w:proofErr w:type="spellStart"/>
+        <w:t xml:space="preserve">Investigue la diferencia entre Site local addresses y unique local </w:t>
+      </w:r>
       <w:r>
         <w:rPr>
           <w:spacing w:val="-2"/>
           <w:sz w:val="24"/>
         </w:rPr>
-        <w:t>addresses</w:t>
-      </w:r>
-      <w:proofErr w:type="spellEnd"/>
-      <w:r>
-        <w:rPr>
-          <w:spacing w:val="-2"/>
-          <w:sz w:val="24"/>
-        </w:rPr>
-        <w:t>.</w:t>
+        <w:t>addresses.</w:t>
       </w:r>
     </w:p>
     <w:p>
@@ -13468,71 +11082,18 @@
         </w:rPr>
         <w:t xml:space="preserve"> y las </w:t>
       </w:r>
-      <w:proofErr w:type="spellStart"/>
       <w:r>
         <w:rPr>
           <w:rStyle w:val="Textoennegrita"/>
           <w:lang w:val="es-AR"/>
         </w:rPr>
-        <w:t>Unique</w:t>
-      </w:r>
-      <w:proofErr w:type="spellEnd"/>
-      <w:r>
-        <w:rPr>
-          <w:rStyle w:val="Textoennegrita"/>
-          <w:lang w:val="es-AR"/>
-        </w:rPr>
-        <w:t xml:space="preserve"> Local </w:t>
-      </w:r>
-      <w:proofErr w:type="spellStart"/>
-      <w:r>
-        <w:rPr>
-          <w:rStyle w:val="Textoennegrita"/>
-          <w:lang w:val="es-AR"/>
-        </w:rPr>
-        <w:t>Addresses</w:t>
-      </w:r>
-      <w:proofErr w:type="spellEnd"/>
-      <w:r>
-        <w:rPr>
-          <w:rStyle w:val="Textoennegrita"/>
-          <w:lang w:val="es-AR"/>
-        </w:rPr>
-        <w:t xml:space="preserve"> (FC00::/7)</w:t>
-      </w:r>
-      <w:r>
-        <w:rPr>
-          <w:lang w:val="es-AR"/>
-        </w:rPr>
-        <w:t xml:space="preserve"> fueron diseñadas para permitir la comunicación interna dentro de una organización sin necesidad de utilizar direcciones globales </w:t>
-      </w:r>
-      <w:proofErr w:type="spellStart"/>
-      <w:r>
-        <w:rPr>
-          <w:lang w:val="es-AR"/>
-        </w:rPr>
-        <w:t>ruteables</w:t>
-      </w:r>
-      <w:proofErr w:type="spellEnd"/>
-      <w:r>
-        <w:rPr>
-          <w:lang w:val="es-AR"/>
-        </w:rPr>
-        <w:t xml:space="preserve"> en Internet. Sin embargo, existen diferencias importantes entre ambas que llevaron a la sustitución definitiva de las Site-Local por las </w:t>
-      </w:r>
-      <w:proofErr w:type="spellStart"/>
-      <w:r>
-        <w:rPr>
-          <w:lang w:val="es-AR"/>
-        </w:rPr>
-        <w:t>Unique</w:t>
-      </w:r>
-      <w:proofErr w:type="spellEnd"/>
-      <w:r>
-        <w:rPr>
-          <w:lang w:val="es-AR"/>
-        </w:rPr>
-        <w:t xml:space="preserve"> Local.</w:t>
+        <w:t>Unique Local Addresses (FC00::/7)</w:t>
+      </w:r>
+      <w:r>
+        <w:rPr>
+          <w:lang w:val="es-AR"/>
+        </w:rPr>
+        <w:t xml:space="preserve"> fueron diseñadas para permitir la comunicación interna dentro de una organización sin necesidad de utilizar direcciones globales ruteables en Internet. Sin embargo, existen diferencias importantes entre ambas que llevaron a la sustitución definitiva de las Site-Local por las Unique Local.</w:t>
       </w:r>
     </w:p>
     <w:p>
@@ -13555,45 +11116,20 @@
           <w:rStyle w:val="Textoennegrita"/>
           <w:lang w:val="es-AR"/>
         </w:rPr>
-        <w:t xml:space="preserve">Site-Local </w:t>
-      </w:r>
-      <w:proofErr w:type="spellStart"/>
+        <w:t>Site-Local Addresses</w:t>
+      </w:r>
+      <w:r>
+        <w:rPr>
+          <w:lang w:val="es-AR"/>
+        </w:rPr>
+        <w:t xml:space="preserve">, definidas originalmente en las primeras especificaciones de IPv6, funcionaban de manera análoga a las direcciones privadas de IPv4 (como 10.x.x.x o 192.168.x.x). Estas direcciones permitían la comunicación dentro de un "sitio" o dominio administrativo, pero </w:t>
+      </w:r>
       <w:r>
         <w:rPr>
           <w:rStyle w:val="Textoennegrita"/>
           <w:lang w:val="es-AR"/>
         </w:rPr>
-        <w:t>Addresses</w:t>
-      </w:r>
-      <w:proofErr w:type="spellEnd"/>
-      <w:r>
-        <w:rPr>
-          <w:lang w:val="es-AR"/>
-        </w:rPr>
-        <w:t xml:space="preserve">, definidas originalmente en las primeras especificaciones de IPv6, funcionaban de manera análoga a las direcciones privadas de IPv4 (como 10.x.x.x o 192.168.x.x). Estas direcciones permitían la comunicación dentro de un "sitio" o dominio administrativo, pero </w:t>
-      </w:r>
-      <w:r>
-        <w:rPr>
-          <w:rStyle w:val="Textoennegrita"/>
-          <w:lang w:val="es-AR"/>
-        </w:rPr>
-        <w:t xml:space="preserve">no eran </w:t>
-      </w:r>
-      <w:proofErr w:type="spellStart"/>
-      <w:r>
-        <w:rPr>
-          <w:rStyle w:val="Textoennegrita"/>
-          <w:lang w:val="es-AR"/>
-        </w:rPr>
-        <w:t>ruteables</w:t>
-      </w:r>
-      <w:proofErr w:type="spellEnd"/>
-      <w:r>
-        <w:rPr>
-          <w:rStyle w:val="Textoennegrita"/>
-          <w:lang w:val="es-AR"/>
-        </w:rPr>
-        <w:t xml:space="preserve"> globalmente</w:t>
+        <w:t>no eran ruteables globalmente</w:t>
       </w:r>
       <w:r>
         <w:rPr>
@@ -13630,37 +11166,12 @@
         </w:rPr>
         <w:t xml:space="preserve">En reemplazo de ellas se introdujeron las </w:t>
       </w:r>
-      <w:proofErr w:type="spellStart"/>
       <w:r>
         <w:rPr>
           <w:rStyle w:val="Textoennegrita"/>
           <w:lang w:val="es-AR"/>
         </w:rPr>
-        <w:t>Unique</w:t>
-      </w:r>
-      <w:proofErr w:type="spellEnd"/>
-      <w:r>
-        <w:rPr>
-          <w:rStyle w:val="Textoennegrita"/>
-          <w:lang w:val="es-AR"/>
-        </w:rPr>
-        <w:t xml:space="preserve"> Local </w:t>
-      </w:r>
-      <w:proofErr w:type="spellStart"/>
-      <w:r>
-        <w:rPr>
-          <w:rStyle w:val="Textoennegrita"/>
-          <w:lang w:val="es-AR"/>
-        </w:rPr>
-        <w:t>Addresses</w:t>
-      </w:r>
-      <w:proofErr w:type="spellEnd"/>
-      <w:r>
-        <w:rPr>
-          <w:rStyle w:val="Textoennegrita"/>
-          <w:lang w:val="es-AR"/>
-        </w:rPr>
-        <w:t xml:space="preserve"> (ULA)</w:t>
+        <w:t>Unique Local Addresses (ULA)</w:t>
       </w:r>
       <w:r>
         <w:rPr>
@@ -13699,21 +11210,7 @@
         <w:rPr>
           <w:lang w:val="es-AR"/>
         </w:rPr>
-        <w:t xml:space="preserve">, dentro del cual el </w:t>
-      </w:r>
-      <w:proofErr w:type="spellStart"/>
-      <w:r>
-        <w:rPr>
-          <w:lang w:val="es-AR"/>
-        </w:rPr>
-        <w:t>subrango</w:t>
-      </w:r>
-      <w:proofErr w:type="spellEnd"/>
-      <w:r>
-        <w:rPr>
-          <w:lang w:val="es-AR"/>
-        </w:rPr>
-        <w:t xml:space="preserve"> </w:t>
+        <w:t xml:space="preserve">, dentro del cual el subrango </w:t>
       </w:r>
       <w:r>
         <w:rPr>
@@ -13770,21 +11267,12 @@
         </w:rPr>
         <w:t xml:space="preserve"> eran direcciones internas sin control de unicidad entre redes y quedaron obsoletas, mientras que las </w:t>
       </w:r>
-      <w:proofErr w:type="spellStart"/>
       <w:r>
         <w:rPr>
           <w:rStyle w:val="Textoennegrita"/>
           <w:lang w:val="es-AR"/>
         </w:rPr>
-        <w:t>Unique</w:t>
-      </w:r>
-      <w:proofErr w:type="spellEnd"/>
-      <w:r>
-        <w:rPr>
-          <w:rStyle w:val="Textoennegrita"/>
-          <w:lang w:val="es-AR"/>
-        </w:rPr>
-        <w:t xml:space="preserve"> Local</w:t>
+        <w:t>Unique Local</w:t>
       </w:r>
       <w:r>
         <w:rPr>
@@ -14017,14 +11505,12 @@
         </w:rPr>
         <w:t xml:space="preserve"> </w:t>
       </w:r>
-      <w:proofErr w:type="spellStart"/>
       <w:r>
         <w:rPr>
           <w:sz w:val="24"/>
         </w:rPr>
         <w:t>ip</w:t>
       </w:r>
-      <w:proofErr w:type="spellEnd"/>
       <w:r>
         <w:rPr>
           <w:spacing w:val="-3"/>
@@ -14136,14 +11622,12 @@
         </w:rPr>
         <w:t xml:space="preserve"> </w:t>
       </w:r>
-      <w:proofErr w:type="spellStart"/>
       <w:r>
         <w:rPr>
           <w:sz w:val="24"/>
         </w:rPr>
         <w:t>subdireccionamiento</w:t>
       </w:r>
-      <w:proofErr w:type="spellEnd"/>
       <w:r>
         <w:rPr>
           <w:spacing w:val="-3"/>
@@ -14356,25 +11840,7 @@
           <w:szCs w:val="24"/>
           <w:lang w:val="es-AR"/>
         </w:rPr>
-        <w:t xml:space="preserve">) que es más que suficiente para realizar el </w:t>
-      </w:r>
-      <w:proofErr w:type="spellStart"/>
-      <w:r>
-        <w:rPr>
-          <w:sz w:val="24"/>
-          <w:szCs w:val="24"/>
-          <w:lang w:val="es-AR"/>
-        </w:rPr>
-        <w:t>subneteo</w:t>
-      </w:r>
-      <w:proofErr w:type="spellEnd"/>
-      <w:r>
-        <w:rPr>
-          <w:sz w:val="24"/>
-          <w:szCs w:val="24"/>
-          <w:lang w:val="es-AR"/>
-        </w:rPr>
-        <w:t xml:space="preserve"> VLSM requerido para alojar </w:t>
+        <w:t xml:space="preserve">) que es más que suficiente para realizar el subneteo VLSM requerido para alojar </w:t>
       </w:r>
       <w:r>
         <w:rPr>
@@ -14519,21 +11985,7 @@
         <w:rPr>
           <w:lang w:val="es-AR"/>
         </w:rPr>
-        <w:t xml:space="preserve">Los hosts de la subred pueden tomar los valores de </w:t>
-      </w:r>
-      <w:proofErr w:type="spellStart"/>
-      <w:r>
-        <w:rPr>
-          <w:lang w:val="es-AR"/>
-        </w:rPr>
-        <w:t>ip</w:t>
-      </w:r>
-      <w:proofErr w:type="spellEnd"/>
-      <w:r>
-        <w:rPr>
-          <w:lang w:val="es-AR"/>
-        </w:rPr>
-        <w:t>:</w:t>
+        <w:t>Los hosts de la subred pueden tomar los valores de ip:</w:t>
       </w:r>
     </w:p>
     <w:p>
@@ -14562,12 +12014,14 @@
         <w:rPr>
           <w:b/>
           <w:bCs/>
+          <w:lang w:val="es-AR"/>
         </w:rPr>
       </w:pPr>
       <w:r>
         <w:rPr>
           <w:b/>
           <w:bCs/>
+          <w:lang w:val="es-AR"/>
         </w:rPr>
         <w:t>Max: 172.17.0.254</w:t>
       </w:r>
@@ -14579,37 +12033,103 @@
         <w:rPr>
           <w:b/>
           <w:bCs/>
+          <w:lang w:val="es-AR"/>
         </w:rPr>
       </w:pPr>
       <w:r>
         <w:rPr>
           <w:b/>
           <w:bCs/>
-        </w:rPr>
-        <w:t xml:space="preserve">La </w:t>
-      </w:r>
-      <w:proofErr w:type="spellStart"/>
+          <w:lang w:val="es-AR"/>
+        </w:rPr>
+        <w:t>La dirección de b</w:t>
+      </w:r>
       <w:r>
         <w:rPr>
           <w:b/>
           <w:bCs/>
-        </w:rPr>
-        <w:t>dirección</w:t>
-      </w:r>
-      <w:proofErr w:type="spellEnd"/>
-      <w:r>
+          <w:lang w:val="es-AR"/>
+        </w:rPr>
+        <w:t>roadcast: 172.17.0.255</w:t>
+      </w:r>
+    </w:p>
+    <w:p>
+      <w:pPr>
+        <w:pStyle w:val="NormalWeb"/>
+        <w:ind w:left="589"/>
         <w:rPr>
           <w:b/>
           <w:bCs/>
-        </w:rPr>
-        <w:t xml:space="preserve"> de b</w:t>
+          <w:lang w:val="es-AR"/>
+        </w:rPr>
+      </w:pPr>
+    </w:p>
+    <w:p>
+      <w:pPr>
+        <w:pStyle w:val="NormalWeb"/>
+        <w:ind w:left="589"/>
+        <w:rPr>
+          <w:lang w:val="es-AR"/>
+        </w:rPr>
+      </w:pPr>
+      <w:r>
+        <w:rPr>
+          <w:lang w:val="es-AR"/>
+        </w:rPr>
+        <w:t>Para las 3 subredes restantes necesitamos 7 bits p</w:t>
+      </w:r>
+      <w:r>
+        <w:rPr>
+          <w:lang w:val="es-AR"/>
+        </w:rPr>
+        <w:t xml:space="preserve">ara el host id. </w:t>
+      </w:r>
+    </w:p>
+    <w:p>
+      <w:pPr>
+        <w:pStyle w:val="NormalWeb"/>
+        <w:ind w:left="589"/>
+        <w:rPr>
+          <w:lang w:val="es-AR"/>
+        </w:rPr>
+      </w:pPr>
+      <w:r>
+        <w:rPr>
+          <w:lang w:val="es-AR"/>
+        </w:rPr>
+        <w:t xml:space="preserve">Red base para el siguiente nivel es </w:t>
       </w:r>
       <w:r>
         <w:rPr>
           <w:b/>
           <w:bCs/>
-        </w:rPr>
-        <w:t>roadcast: 172.17.0.255</w:t>
+          <w:lang w:val="es-AR"/>
+        </w:rPr>
+        <w:t>172.17.</w:t>
+      </w:r>
+      <w:r>
+        <w:rPr>
+          <w:b/>
+          <w:bCs/>
+          <w:lang w:val="es-AR"/>
+        </w:rPr>
+        <w:t>1</w:t>
+      </w:r>
+      <w:r>
+        <w:rPr>
+          <w:b/>
+          <w:bCs/>
+          <w:lang w:val="es-AR"/>
+        </w:rPr>
+        <w:t>.0</w:t>
+      </w:r>
+      <w:r>
+        <w:rPr>
+          <w:b/>
+          <w:bCs/>
+          <w:lang w:val="es-AR"/>
+        </w:rPr>
+        <w:t>.</w:t>
       </w:r>
     </w:p>
     <w:p>
@@ -14619,8 +12139,83 @@
         <w:rPr>
           <w:b/>
           <w:bCs/>
-        </w:rPr>
-      </w:pPr>
+          <w:lang w:val="es-AR"/>
+        </w:rPr>
+      </w:pPr>
+      <w:r>
+        <w:rPr>
+          <w:lang w:val="es-AR"/>
+        </w:rPr>
+        <w:t xml:space="preserve">Luego, la dirección </w:t>
+      </w:r>
+      <w:r>
+        <w:rPr>
+          <w:lang w:val="es-AR"/>
+        </w:rPr>
+        <w:t xml:space="preserve">de </w:t>
+      </w:r>
+      <w:r>
+        <w:rPr>
+          <w:lang w:val="es-AR"/>
+        </w:rPr>
+        <w:t>red</w:t>
+      </w:r>
+      <w:r>
+        <w:rPr>
+          <w:lang w:val="es-AR"/>
+        </w:rPr>
+        <w:t xml:space="preserve"> de la subred</w:t>
+      </w:r>
+      <w:r>
+        <w:rPr>
+          <w:lang w:val="es-AR"/>
+        </w:rPr>
+        <w:t xml:space="preserve"> 2 </w:t>
+      </w:r>
+      <w:r>
+        <w:rPr>
+          <w:lang w:val="es-AR"/>
+        </w:rPr>
+        <w:t xml:space="preserve">(120 hosts) </w:t>
+      </w:r>
+      <w:r>
+        <w:rPr>
+          <w:lang w:val="es-AR"/>
+        </w:rPr>
+        <w:t xml:space="preserve">es: </w:t>
+      </w:r>
+      <w:r>
+        <w:rPr>
+          <w:b/>
+          <w:bCs/>
+          <w:lang w:val="es-AR"/>
+        </w:rPr>
+        <w:t>172.17.</w:t>
+      </w:r>
+      <w:r>
+        <w:rPr>
+          <w:b/>
+          <w:bCs/>
+          <w:lang w:val="es-AR"/>
+        </w:rPr>
+        <w:t>1</w:t>
+      </w:r>
+      <w:r>
+        <w:rPr>
+          <w:b/>
+          <w:bCs/>
+          <w:lang w:val="es-AR"/>
+        </w:rPr>
+        <w:t>.0/2</w:t>
+      </w:r>
+      <w:r>
+        <w:rPr>
+          <w:b/>
+          <w:bCs/>
+          <w:lang w:val="es-AR"/>
+        </w:rPr>
+        <w:t>5.</w:t>
+      </w:r>
     </w:p>
     <w:p>
       <w:pPr>
@@ -14634,103 +12229,7 @@
         <w:rPr>
           <w:lang w:val="es-AR"/>
         </w:rPr>
-        <w:t>Para las 3 subredes restantes necesitamos 7 bits p</w:t>
-      </w:r>
-      <w:r>
-        <w:rPr>
-          <w:lang w:val="es-AR"/>
-        </w:rPr>
-        <w:t xml:space="preserve">ara el host id. </w:t>
-      </w:r>
-    </w:p>
-    <w:p>
-      <w:pPr>
-        <w:pStyle w:val="NormalWeb"/>
-        <w:ind w:left="589"/>
-        <w:rPr>
-          <w:b/>
-          <w:bCs/>
-          <w:lang w:val="es-AR"/>
-        </w:rPr>
-      </w:pPr>
-      <w:r>
-        <w:rPr>
-          <w:lang w:val="es-AR"/>
-        </w:rPr>
-        <w:t xml:space="preserve">Luego, la dirección base para la subred 2 </w:t>
-      </w:r>
-      <w:r>
-        <w:rPr>
-          <w:lang w:val="es-AR"/>
-        </w:rPr>
-        <w:t xml:space="preserve">(120 hosts) </w:t>
-      </w:r>
-      <w:r>
-        <w:rPr>
-          <w:lang w:val="es-AR"/>
-        </w:rPr>
-        <w:t xml:space="preserve">es: </w:t>
-      </w:r>
-      <w:r>
-        <w:rPr>
-          <w:b/>
-          <w:bCs/>
-          <w:lang w:val="es-AR"/>
-        </w:rPr>
-        <w:t>172.17.</w:t>
-      </w:r>
-      <w:r>
-        <w:rPr>
-          <w:b/>
-          <w:bCs/>
-          <w:lang w:val="es-AR"/>
-        </w:rPr>
-        <w:t>1</w:t>
-      </w:r>
-      <w:r>
-        <w:rPr>
-          <w:b/>
-          <w:bCs/>
-          <w:lang w:val="es-AR"/>
-        </w:rPr>
-        <w:t>.0/2</w:t>
-      </w:r>
-      <w:r>
-        <w:rPr>
-          <w:b/>
-          <w:bCs/>
-          <w:lang w:val="es-AR"/>
-        </w:rPr>
-        <w:t>5.</w:t>
-      </w:r>
-    </w:p>
-    <w:p>
-      <w:pPr>
-        <w:pStyle w:val="NormalWeb"/>
-        <w:ind w:left="589"/>
-        <w:rPr>
-          <w:lang w:val="es-AR"/>
-        </w:rPr>
-      </w:pPr>
-      <w:r>
-        <w:rPr>
-          <w:lang w:val="es-AR"/>
-        </w:rPr>
-        <w:t xml:space="preserve">Los hosts de la subred pueden tomar los valores de </w:t>
-      </w:r>
-      <w:proofErr w:type="spellStart"/>
-      <w:r>
-        <w:rPr>
-          <w:lang w:val="es-AR"/>
-        </w:rPr>
-        <w:t>ip</w:t>
-      </w:r>
-      <w:proofErr w:type="spellEnd"/>
-      <w:r>
-        <w:rPr>
-          <w:lang w:val="es-AR"/>
-        </w:rPr>
-        <w:t>:</w:t>
+        <w:t>Los hosts de la subred pueden tomar los valores de ip:</w:t>
       </w:r>
     </w:p>
     <w:p>
@@ -14861,7 +12360,7 @@
         <w:rPr>
           <w:lang w:val="es-AR"/>
         </w:rPr>
-        <w:t xml:space="preserve">ra la tercera subred (una de las de 64 hosts, la dirección base de la subred es: </w:t>
+        <w:t xml:space="preserve">ra la tercera subred (una de las de 64 hosts, la dirección base de red es: </w:t>
       </w:r>
       <w:r>
         <w:rPr>
@@ -14936,15 +12435,7 @@
           <w:bCs/>
           <w:lang w:val="es-AR"/>
         </w:rPr>
-        <w:t>1.1</w:t>
-      </w:r>
-      <w:r>
-        <w:rPr>
-          <w:b/>
-          <w:bCs/>
-          <w:lang w:val="es-AR"/>
-        </w:rPr>
-        <w:t>29</w:t>
+        <w:t>1.129</w:t>
       </w:r>
     </w:p>
     <w:p>
@@ -15025,15 +12516,24 @@
           <w:bCs/>
           <w:lang w:val="es-AR"/>
         </w:rPr>
-        <w:t>1.</w:t>
-      </w:r>
-      <w:r>
+        <w:t>1.255.</w:t>
+      </w:r>
+    </w:p>
+    <w:p>
+      <w:pPr>
+        <w:pStyle w:val="NormalWeb"/>
+        <w:ind w:left="589"/>
         <w:rPr>
           <w:b/>
           <w:bCs/>
           <w:lang w:val="es-AR"/>
         </w:rPr>
-        <w:t>255</w:t>
+      </w:pPr>
+      <w:r>
+        <w:rPr>
+          <w:lang w:val="es-AR"/>
+        </w:rPr>
+        <w:t xml:space="preserve">Para la cuarta y última subred (la segunda de 64 hosts), la dirección base de red es: </w:t>
       </w:r>
       <w:r>
         <w:rPr>
@@ -15041,7 +12541,47 @@
           <w:bCs/>
           <w:lang w:val="es-AR"/>
         </w:rPr>
+        <w:t>172.17.</w:t>
+      </w:r>
+      <w:r>
+        <w:rPr>
+          <w:b/>
+          <w:bCs/>
+          <w:lang w:val="es-AR"/>
+        </w:rPr>
+        <w:t>2</w:t>
+      </w:r>
+      <w:r>
+        <w:rPr>
+          <w:b/>
+          <w:bCs/>
+          <w:lang w:val="es-AR"/>
+        </w:rPr>
         <w:t>.</w:t>
+      </w:r>
+      <w:r>
+        <w:rPr>
+          <w:b/>
+          <w:bCs/>
+          <w:lang w:val="es-AR"/>
+        </w:rPr>
+        <w:t>0</w:t>
+      </w:r>
+      <w:r>
+        <w:rPr>
+          <w:b/>
+          <w:bCs/>
+          <w:lang w:val="es-AR"/>
+        </w:rPr>
+        <w:t>/2</w:t>
+      </w:r>
+      <w:r>
+        <w:rPr>
+          <w:b/>
+          <w:bCs/>
+          <w:lang w:val="es-AR"/>
+        </w:rPr>
+        <w:t>5.</w:t>
       </w:r>
     </w:p>
     <w:p>
@@ -15056,23 +12596,11 @@
       </w:pPr>
       <w:r>
         <w:rPr>
-          <w:lang w:val="es-AR"/>
-        </w:rPr>
-        <w:t xml:space="preserve">Para la cuarta y última subred (la segunda de 64 hosts), </w:t>
-      </w:r>
-      <w:r>
-        <w:rPr>
-          <w:lang w:val="es-AR"/>
-        </w:rPr>
-        <w:t xml:space="preserve">la dirección base de la subred es: </w:t>
-      </w:r>
-      <w:r>
-        <w:rPr>
           <w:b/>
           <w:bCs/>
           <w:lang w:val="es-AR"/>
         </w:rPr>
-        <w:t>172.17.</w:t>
+        <w:t>Min: 172.17.</w:t>
       </w:r>
       <w:r>
         <w:rPr>
@@ -15080,58 +12608,7 @@
           <w:bCs/>
           <w:lang w:val="es-AR"/>
         </w:rPr>
-        <w:t>2</w:t>
-      </w:r>
-      <w:r>
-        <w:rPr>
-          <w:b/>
-          <w:bCs/>
-          <w:lang w:val="es-AR"/>
-        </w:rPr>
-        <w:t>./2</w:t>
-      </w:r>
-      <w:r>
-        <w:rPr>
-          <w:b/>
-          <w:bCs/>
-          <w:lang w:val="es-AR"/>
-        </w:rPr>
-        <w:t>5.</w:t>
-      </w:r>
-    </w:p>
-    <w:p>
-      <w:pPr>
-        <w:pStyle w:val="NormalWeb"/>
-        <w:ind w:left="589"/>
-        <w:rPr>
-          <w:b/>
-          <w:bCs/>
-          <w:lang w:val="es-AR"/>
-        </w:rPr>
-      </w:pPr>
-      <w:r>
-        <w:rPr>
-          <w:b/>
-          <w:bCs/>
-          <w:lang w:val="es-AR"/>
-        </w:rPr>
-        <w:t>Min: 172.17.</w:t>
-      </w:r>
-      <w:r>
-        <w:rPr>
-          <w:b/>
-          <w:bCs/>
-          <w:lang w:val="es-AR"/>
-        </w:rPr>
-        <w:t>2</w:t>
-      </w:r>
-      <w:r>
-        <w:rPr>
-          <w:b/>
-          <w:bCs/>
-          <w:lang w:val="es-AR"/>
-        </w:rPr>
-        <w:t>.1</w:t>
+        <w:t>2.1</w:t>
       </w:r>
     </w:p>
     <w:p>
@@ -15212,31 +12689,57 @@
           <w:bCs/>
           <w:lang w:val="es-AR"/>
         </w:rPr>
-        <w:t>2</w:t>
-      </w:r>
-      <w:r>
+        <w:t>2.127.</w:t>
+      </w:r>
+    </w:p>
+    <w:p>
+      <w:pPr>
+        <w:pStyle w:val="NormalWeb"/>
+        <w:ind w:left="589"/>
+        <w:rPr>
+          <w:lang w:val="es-AR"/>
+        </w:rPr>
+      </w:pPr>
+    </w:p>
+    <w:p>
+      <w:pPr>
+        <w:pStyle w:val="NormalWeb"/>
+        <w:ind w:left="589"/>
         <w:rPr>
           <w:b/>
           <w:bCs/>
           <w:lang w:val="es-AR"/>
         </w:rPr>
-        <w:t>.</w:t>
-      </w:r>
-      <w:r>
+      </w:pPr>
+    </w:p>
+    <w:p>
+      <w:pPr>
+        <w:pStyle w:val="NormalWeb"/>
+        <w:ind w:left="589"/>
         <w:rPr>
           <w:b/>
           <w:bCs/>
           <w:lang w:val="es-AR"/>
         </w:rPr>
-        <w:t>127</w:t>
-      </w:r>
-      <w:r>
+      </w:pPr>
+    </w:p>
+    <w:p>
+      <w:pPr>
+        <w:pStyle w:val="NormalWeb"/>
+        <w:ind w:left="589"/>
         <w:rPr>
           <w:b/>
           <w:bCs/>
           <w:lang w:val="es-AR"/>
         </w:rPr>
-        <w:t>.</w:t>
+      </w:pPr>
+      <w:r>
+        <w:rPr>
+          <w:b/>
+          <w:bCs/>
+          <w:lang w:val="es-AR"/>
+        </w:rPr>
+        <w:t>Comando para subneting en linux: ipcalc (dirección de red y mascara)</w:t>
       </w:r>
     </w:p>
     <w:p>
@@ -15247,100 +12750,78 @@
           <w:lang w:val="es-AR"/>
         </w:rPr>
       </w:pPr>
+      <w:r>
+        <w:rPr>
+          <w:lang w:val="es-AR"/>
+        </w:rPr>
+        <w:t>Ipcalc 172.17.10/20</w:t>
+      </w:r>
     </w:p>
     <w:p>
       <w:pPr>
         <w:pStyle w:val="NormalWeb"/>
         <w:ind w:left="589"/>
         <w:rPr>
-          <w:b/>
-          <w:bCs/>
-          <w:lang w:val="es-AR"/>
-        </w:rPr>
-      </w:pPr>
+          <w:lang w:val="es-AR"/>
+        </w:rPr>
+      </w:pPr>
+      <w:r>
+        <w:rPr>
+          <w:lang w:val="es-AR"/>
+        </w:rPr>
+        <w:t>-</w:t>
+      </w:r>
+      <w:r>
+        <w:rPr>
+          <w:lang w:val="es-AR"/>
+        </w:rPr>
+        <w:tab/>
+        <w:t>Dirección de red para esa dirección IP</w:t>
+      </w:r>
     </w:p>
     <w:p>
       <w:pPr>
         <w:pStyle w:val="NormalWeb"/>
         <w:ind w:left="589"/>
         <w:rPr>
-          <w:b/>
-          <w:bCs/>
-          <w:lang w:val="es-AR"/>
-        </w:rPr>
-      </w:pPr>
+          <w:lang w:val="es-AR"/>
+        </w:rPr>
+      </w:pPr>
+      <w:r>
+        <w:rPr>
+          <w:lang w:val="es-AR"/>
+        </w:rPr>
+        <w:t>-</w:t>
+      </w:r>
+      <w:r>
+        <w:rPr>
+          <w:lang w:val="es-AR"/>
+        </w:rPr>
+        <w:tab/>
+        <w:t>Marca en rojo hasta donde es la mascara de red</w:t>
+      </w:r>
     </w:p>
     <w:p>
       <w:pPr>
         <w:pStyle w:val="NormalWeb"/>
         <w:ind w:left="589"/>
         <w:rPr>
-          <w:b/>
-          <w:bCs/>
-          <w:lang w:val="es-AR"/>
-        </w:rPr>
-      </w:pPr>
-      <w:r>
-        <w:rPr>
-          <w:b/>
-          <w:bCs/>
-          <w:lang w:val="es-AR"/>
-        </w:rPr>
-        <w:t xml:space="preserve">Comando para </w:t>
-      </w:r>
-      <w:proofErr w:type="spellStart"/>
-      <w:r>
-        <w:rPr>
-          <w:b/>
-          <w:bCs/>
-          <w:lang w:val="es-AR"/>
-        </w:rPr>
-        <w:t>subneting</w:t>
-      </w:r>
-      <w:proofErr w:type="spellEnd"/>
-      <w:r>
-        <w:rPr>
-          <w:b/>
-          <w:bCs/>
-          <w:lang w:val="es-AR"/>
-        </w:rPr>
-        <w:t xml:space="preserve"> en </w:t>
-      </w:r>
-      <w:proofErr w:type="spellStart"/>
-      <w:r>
-        <w:rPr>
-          <w:b/>
-          <w:bCs/>
-          <w:lang w:val="es-AR"/>
-        </w:rPr>
-        <w:t>linux</w:t>
-      </w:r>
-      <w:proofErr w:type="spellEnd"/>
-      <w:r>
-        <w:rPr>
-          <w:b/>
-          <w:bCs/>
-          <w:lang w:val="es-AR"/>
-        </w:rPr>
-        <w:t xml:space="preserve">: </w:t>
-      </w:r>
-      <w:proofErr w:type="spellStart"/>
-      <w:r>
-        <w:rPr>
-          <w:b/>
-          <w:bCs/>
-          <w:lang w:val="es-AR"/>
-        </w:rPr>
-        <w:t>ipcalc</w:t>
-      </w:r>
-      <w:proofErr w:type="spellEnd"/>
-      <w:r>
-        <w:rPr>
-          <w:b/>
-          <w:bCs/>
-          <w:lang w:val="es-AR"/>
-        </w:rPr>
-        <w:t xml:space="preserve"> (dirección de red y mascara)</w:t>
+          <w:lang w:val="es-AR"/>
+        </w:rPr>
+      </w:pPr>
+      <w:r>
+        <w:rPr>
+          <w:lang w:val="es-AR"/>
+        </w:rPr>
+        <w:lastRenderedPageBreak/>
+        <w:t>-</w:t>
+      </w:r>
+      <w:r>
+        <w:rPr>
+          <w:lang w:val="es-AR"/>
+        </w:rPr>
+        <w:tab/>
+        <w:t>Wildcard: cual es la parte que corresponde al host</w:t>
       </w:r>
     </w:p>
     <w:p>
@@ -15351,19 +12832,18 @@
           <w:lang w:val="es-AR"/>
         </w:rPr>
       </w:pPr>
-      <w:proofErr w:type="spellStart"/>
-      <w:r>
-        <w:rPr>
-          <w:lang w:val="es-AR"/>
-        </w:rPr>
-        <w:t>Ipcalc</w:t>
-      </w:r>
-      <w:proofErr w:type="spellEnd"/>
-      <w:r>
-        <w:rPr>
-          <w:lang w:val="es-AR"/>
-        </w:rPr>
-        <w:t xml:space="preserve"> 172.17.10/20</w:t>
+      <w:r>
+        <w:rPr>
+          <w:lang w:val="es-AR"/>
+        </w:rPr>
+        <w:t>-</w:t>
+      </w:r>
+      <w:r>
+        <w:rPr>
+          <w:lang w:val="es-AR"/>
+        </w:rPr>
+        <w:tab/>
+        <w:t>Mínimo y máximo</w:t>
       </w:r>
     </w:p>
     <w:p>
@@ -15385,7 +12865,7 @@
           <w:lang w:val="es-AR"/>
         </w:rPr>
         <w:tab/>
-        <w:t>Dirección de red para esa dirección IP</w:t>
+        <w:t>Broadcast</w:t>
       </w:r>
     </w:p>
     <w:p>
@@ -15407,21 +12887,7 @@
           <w:lang w:val="es-AR"/>
         </w:rPr>
         <w:tab/>
-        <w:t xml:space="preserve">Marca en rojo hasta donde es la </w:t>
-      </w:r>
-      <w:proofErr w:type="spellStart"/>
-      <w:r>
-        <w:rPr>
-          <w:lang w:val="es-AR"/>
-        </w:rPr>
-        <w:t>mascara</w:t>
-      </w:r>
-      <w:proofErr w:type="spellEnd"/>
-      <w:r>
-        <w:rPr>
-          <w:lang w:val="es-AR"/>
-        </w:rPr>
-        <w:t xml:space="preserve"> de red</w:t>
+        <w:t>Cuantos host permite</w:t>
       </w:r>
     </w:p>
     <w:p>
@@ -15436,131 +12902,7 @@
         <w:rPr>
           <w:lang w:val="es-AR"/>
         </w:rPr>
-        <w:t>-</w:t>
-      </w:r>
-      <w:r>
-        <w:rPr>
-          <w:lang w:val="es-AR"/>
-        </w:rPr>
-        <w:tab/>
-      </w:r>
-      <w:proofErr w:type="spellStart"/>
-      <w:r>
-        <w:rPr>
-          <w:lang w:val="es-AR"/>
-        </w:rPr>
-        <w:t>Wildcard</w:t>
-      </w:r>
-      <w:proofErr w:type="spellEnd"/>
-      <w:r>
-        <w:rPr>
-          <w:lang w:val="es-AR"/>
-        </w:rPr>
-        <w:t>: cual es la parte que corresponde al host</w:t>
-      </w:r>
-    </w:p>
-    <w:p>
-      <w:pPr>
-        <w:pStyle w:val="NormalWeb"/>
-        <w:ind w:left="589"/>
-        <w:rPr>
-          <w:lang w:val="es-AR"/>
-        </w:rPr>
-      </w:pPr>
-      <w:r>
-        <w:rPr>
-          <w:lang w:val="es-AR"/>
-        </w:rPr>
-        <w:lastRenderedPageBreak/>
-        <w:t>-</w:t>
-      </w:r>
-      <w:r>
-        <w:rPr>
-          <w:lang w:val="es-AR"/>
-        </w:rPr>
-        <w:tab/>
-        <w:t>Mínimo y máximo</w:t>
-      </w:r>
-    </w:p>
-    <w:p>
-      <w:pPr>
-        <w:pStyle w:val="NormalWeb"/>
-        <w:ind w:left="589"/>
-        <w:rPr>
-          <w:lang w:val="es-AR"/>
-        </w:rPr>
-      </w:pPr>
-      <w:r>
-        <w:rPr>
-          <w:lang w:val="es-AR"/>
-        </w:rPr>
-        <w:t>-</w:t>
-      </w:r>
-      <w:r>
-        <w:rPr>
-          <w:lang w:val="es-AR"/>
-        </w:rPr>
-        <w:tab/>
-        <w:t>Broadcast</w:t>
-      </w:r>
-    </w:p>
-    <w:p>
-      <w:pPr>
-        <w:pStyle w:val="NormalWeb"/>
-        <w:ind w:left="589"/>
-        <w:rPr>
-          <w:lang w:val="es-AR"/>
-        </w:rPr>
-      </w:pPr>
-      <w:r>
-        <w:rPr>
-          <w:lang w:val="es-AR"/>
-        </w:rPr>
-        <w:t>-</w:t>
-      </w:r>
-      <w:r>
-        <w:rPr>
-          <w:lang w:val="es-AR"/>
-        </w:rPr>
-        <w:tab/>
-        <w:t>Cuantos host permite</w:t>
-      </w:r>
-    </w:p>
-    <w:p>
-      <w:pPr>
-        <w:pStyle w:val="NormalWeb"/>
-        <w:ind w:left="589"/>
-        <w:rPr>
-          <w:lang w:val="es-AR"/>
-        </w:rPr>
-      </w:pPr>
-      <w:proofErr w:type="spellStart"/>
-      <w:r>
-        <w:rPr>
-          <w:lang w:val="es-AR"/>
-        </w:rPr>
-        <w:t>Ipcalc</w:t>
-      </w:r>
-      <w:proofErr w:type="spellEnd"/>
-      <w:r>
-        <w:rPr>
-          <w:lang w:val="es-AR"/>
-        </w:rPr>
-        <w:t xml:space="preserve"> 172.17.1.0/20 /24 (</w:t>
-      </w:r>
-      <w:proofErr w:type="spellStart"/>
-      <w:r>
-        <w:rPr>
-          <w:lang w:val="es-AR"/>
-        </w:rPr>
-        <w:t>subneting</w:t>
-      </w:r>
-      <w:proofErr w:type="spellEnd"/>
-      <w:r>
-        <w:rPr>
-          <w:lang w:val="es-AR"/>
-        </w:rPr>
-        <w:t>, subred) todas las subredes que se pueden hacer</w:t>
+        <w:t>Ipcalc 172.17.1.0/20 /24 (subneting, subred) todas las subredes que se pueden hacer</w:t>
       </w:r>
     </w:p>
     <w:p>
@@ -15750,18 +13092,8 @@
           <w:b w:val="0"/>
           <w:bCs w:val="0"/>
         </w:rPr>
-        <w:t xml:space="preserve">está reservado para </w:t>
-      </w:r>
-      <w:proofErr w:type="spellStart"/>
-      <w:r>
-        <w:rPr>
-          <w:rStyle w:val="Textoennegrita"/>
-          <w:b w:val="0"/>
-          <w:bCs w:val="0"/>
-        </w:rPr>
-        <w:t>loopback</w:t>
-      </w:r>
-      <w:proofErr w:type="spellEnd"/>
+        <w:t>está reservado para loopback</w:t>
+      </w:r>
       <w:r>
         <w:rPr>
           <w:b/>
@@ -16164,21 +13496,7 @@
         <w:rPr>
           <w:spacing w:val="-2"/>
         </w:rPr>
-        <w:t xml:space="preserve">: La </w:t>
-      </w:r>
-      <w:proofErr w:type="spellStart"/>
-      <w:r>
-        <w:rPr>
-          <w:spacing w:val="-2"/>
-        </w:rPr>
-        <w:t>ip</w:t>
-      </w:r>
-      <w:proofErr w:type="spellEnd"/>
-      <w:r>
-        <w:rPr>
-          <w:spacing w:val="-2"/>
-        </w:rPr>
-        <w:t xml:space="preserve"> no es válida ya que un octeto no puede tomar el valor 256 pues con 8 bits no se puede representar dicho número.</w:t>
+        <w:t>: La ip no es válida ya que un octeto no puede tomar el valor 256 pues con 8 bits no se puede representar dicho número.</w:t>
       </w:r>
     </w:p>
     <w:p>
@@ -16212,6 +13530,7 @@
         <w:rPr>
           <w:spacing w:val="-2"/>
         </w:rPr>
+        <w:lastRenderedPageBreak/>
         <w:t>222.222.255.222</w:t>
       </w:r>
       <w:r>
@@ -16236,14 +13555,7 @@
         <w:rPr>
           <w:spacing w:val="-2"/>
         </w:rPr>
-        <w:t xml:space="preserve">Clase C usa 24 bits para la red y 8 bits para los hosts, es decir, máscara por defecto </w:t>
-      </w:r>
-      <w:r>
-        <w:rPr>
-          <w:spacing w:val="-2"/>
-        </w:rPr>
-        <w:lastRenderedPageBreak/>
-        <w:t>255.255.255.0.</w:t>
+        <w:t>Clase C usa 24 bits para la red y 8 bits para los hosts, es decir, máscara por defecto 255.255.255.0.</w:t>
       </w:r>
       <w:r>
         <w:rPr>
@@ -16286,35 +13598,7 @@
         <w:rPr>
           <w:spacing w:val="-2"/>
         </w:rPr>
-        <w:t xml:space="preserve">: esta </w:t>
-      </w:r>
-      <w:proofErr w:type="spellStart"/>
-      <w:r>
-        <w:rPr>
-          <w:spacing w:val="-2"/>
-        </w:rPr>
-        <w:t>ip</w:t>
-      </w:r>
-      <w:proofErr w:type="spellEnd"/>
-      <w:r>
-        <w:rPr>
-          <w:spacing w:val="-2"/>
-        </w:rPr>
-        <w:t xml:space="preserve"> no es válida para la dirección de un host pues por su identificador 231 pertenece a la clase D usada para direcciones </w:t>
-      </w:r>
-      <w:proofErr w:type="spellStart"/>
-      <w:r>
-        <w:rPr>
-          <w:spacing w:val="-2"/>
-        </w:rPr>
-        <w:t>multicast</w:t>
-      </w:r>
-      <w:proofErr w:type="spellEnd"/>
-      <w:r>
-        <w:rPr>
-          <w:spacing w:val="-2"/>
-        </w:rPr>
-        <w:t>.</w:t>
+        <w:t>: esta ip no es válida para la dirección de un host pues por su identificador 231 pertenece a la clase D usada para direcciones multicast.</w:t>
       </w:r>
       <w:r>
         <w:tab/>
@@ -16497,21 +13781,7 @@
         <w:rPr>
           <w:spacing w:val="-2"/>
         </w:rPr>
-        <w:t xml:space="preserve">: No es válida para hosts ya que se usa para dirección de </w:t>
-      </w:r>
-      <w:proofErr w:type="spellStart"/>
-      <w:r>
-        <w:rPr>
-          <w:spacing w:val="-2"/>
-        </w:rPr>
-        <w:t>loopback</w:t>
-      </w:r>
-      <w:proofErr w:type="spellEnd"/>
-      <w:r>
-        <w:rPr>
-          <w:spacing w:val="-2"/>
-        </w:rPr>
-        <w:t>.</w:t>
+        <w:t>: No es válida para hosts ya que se usa para dirección de loopback.</w:t>
       </w:r>
     </w:p>
     <w:p>
@@ -16926,19 +14196,11 @@
                 <w:sz w:val="24"/>
               </w:rPr>
             </w:pPr>
-            <w:proofErr w:type="spellStart"/>
-            <w:r>
-              <w:rPr>
-                <w:sz w:val="24"/>
-              </w:rPr>
-              <w:t>Router</w:t>
-            </w:r>
-            <w:proofErr w:type="spellEnd"/>
-            <w:r>
-              <w:rPr>
-                <w:sz w:val="24"/>
-              </w:rPr>
-              <w:t xml:space="preserve"> por </w:t>
+            <w:r>
+              <w:rPr>
+                <w:sz w:val="24"/>
+              </w:rPr>
+              <w:t xml:space="preserve">Router por </w:t>
             </w:r>
             <w:r>
               <w:rPr>
@@ -17692,21 +14954,7 @@
         <w:rPr>
           <w:lang w:val="es-AR"/>
         </w:rPr>
-        <w:t xml:space="preserve">Las interfaces que conectan a los dos </w:t>
-      </w:r>
-      <w:proofErr w:type="spellStart"/>
-      <w:r>
-        <w:rPr>
-          <w:lang w:val="es-AR"/>
-        </w:rPr>
-        <w:t>routers</w:t>
-      </w:r>
-      <w:proofErr w:type="spellEnd"/>
-      <w:r>
-        <w:rPr>
-          <w:lang w:val="es-AR"/>
-        </w:rPr>
-        <w:t xml:space="preserve"> (F, G, H) deberían estar en la </w:t>
+        <w:t xml:space="preserve">Las interfaces que conectan a los dos routers (F, G, H) deberían estar en la </w:t>
       </w:r>
       <w:r>
         <w:rPr>
@@ -17757,7 +15005,6 @@
         </w:rPr>
         <w:t xml:space="preserve"> tiene su </w:t>
       </w:r>
-      <w:proofErr w:type="spellStart"/>
       <w:r>
         <w:rPr>
           <w:b/>
@@ -17766,9 +15013,16 @@
           <w:szCs w:val="24"/>
           <w:lang w:val="es-AR"/>
         </w:rPr>
-        <w:t>Router</w:t>
-      </w:r>
-      <w:proofErr w:type="spellEnd"/>
+        <w:t>Router por Defecto</w:t>
+      </w:r>
+      <w:r>
+        <w:rPr>
+          <w:sz w:val="24"/>
+          <w:szCs w:val="24"/>
+          <w:lang w:val="es-AR"/>
+        </w:rPr>
+        <w:t xml:space="preserve"> configurado como </w:t>
+      </w:r>
       <w:r>
         <w:rPr>
           <w:b/>
@@ -17777,7 +15031,7 @@
           <w:szCs w:val="24"/>
           <w:lang w:val="es-AR"/>
         </w:rPr>
-        <w:t xml:space="preserve"> por Defecto</w:t>
+        <w:t>0.0.0.0</w:t>
       </w:r>
       <w:r>
         <w:rPr>
@@ -17785,17 +15039,15 @@
           <w:szCs w:val="24"/>
           <w:lang w:val="es-AR"/>
         </w:rPr>
-        <w:t xml:space="preserve"> configurado como </w:t>
-      </w:r>
-      <w:r>
-        <w:rPr>
-          <w:b/>
-          <w:bCs/>
+        <w:t>.</w:t>
+      </w:r>
+      <w:r>
+        <w:rPr>
           <w:sz w:val="24"/>
           <w:szCs w:val="24"/>
           <w:lang w:val="es-AR"/>
         </w:rPr>
-        <w:t>0.0.0.0</w:t>
+        <w:t xml:space="preserve"> </w:t>
       </w:r>
       <w:r>
         <w:rPr>
@@ -17803,41 +15055,7 @@
           <w:szCs w:val="24"/>
           <w:lang w:val="es-AR"/>
         </w:rPr>
-        <w:t>.</w:t>
-      </w:r>
-      <w:r>
-        <w:rPr>
-          <w:sz w:val="24"/>
-          <w:szCs w:val="24"/>
-          <w:lang w:val="es-AR"/>
-        </w:rPr>
-        <w:t xml:space="preserve"> </w:t>
-      </w:r>
-      <w:r>
-        <w:rPr>
-          <w:sz w:val="24"/>
-          <w:szCs w:val="24"/>
-          <w:lang w:val="es-AR"/>
-        </w:rPr>
-        <w:t xml:space="preserve">0.0.0.0 es una dirección reservada (usualmente para "cualquier red" o la ruta predeterminada de un </w:t>
-      </w:r>
-      <w:proofErr w:type="spellStart"/>
-      <w:r>
-        <w:rPr>
-          <w:sz w:val="24"/>
-          <w:szCs w:val="24"/>
-          <w:lang w:val="es-AR"/>
-        </w:rPr>
-        <w:t>router</w:t>
-      </w:r>
-      <w:proofErr w:type="spellEnd"/>
-      <w:r>
-        <w:rPr>
-          <w:sz w:val="24"/>
-          <w:szCs w:val="24"/>
-          <w:lang w:val="es-AR"/>
-        </w:rPr>
-        <w:t xml:space="preserve">), </w:t>
+        <w:t xml:space="preserve">0.0.0.0 es una dirección reservada (usualmente para "cualquier red" o la ruta predeterminada de un router), </w:t>
       </w:r>
       <w:r>
         <w:rPr>
@@ -17893,14 +15111,12 @@
         <w:pStyle w:val="Ttulo1"/>
         <w:ind w:left="0"/>
       </w:pPr>
-      <w:proofErr w:type="spellStart"/>
       <w:r>
         <w:rPr>
           <w:spacing w:val="-4"/>
         </w:rPr>
         <w:t>Labo</w:t>
       </w:r>
-      <w:proofErr w:type="spellEnd"/>
     </w:p>
     <w:p>
       <w:pPr>
@@ -17918,15 +15134,7 @@
         <w:ind w:left="199"/>
       </w:pPr>
       <w:r>
-        <w:t xml:space="preserve">Genere el siguiente esquema con el </w:t>
-      </w:r>
-      <w:proofErr w:type="spellStart"/>
-      <w:r>
-        <w:t>router</w:t>
-      </w:r>
-      <w:proofErr w:type="spellEnd"/>
-      <w:r>
-        <w:t xml:space="preserve"> cisco </w:t>
+        <w:t xml:space="preserve">Genere el siguiente esquema con el router cisco </w:t>
       </w:r>
       <w:r>
         <w:rPr>
@@ -18031,11 +15239,9 @@
         </w:rPr>
         <w:t xml:space="preserve"> </w:t>
       </w:r>
-      <w:proofErr w:type="spellStart"/>
       <w:r>
         <w:t>router</w:t>
       </w:r>
-      <w:proofErr w:type="spellEnd"/>
       <w:r>
         <w:rPr>
           <w:spacing w:val="-6"/>
@@ -18088,15 +15294,7 @@
         <w:t xml:space="preserve"> </w:t>
       </w:r>
       <w:r>
-        <w:t xml:space="preserve">cargue: </w:t>
-      </w:r>
-      <w:proofErr w:type="spellStart"/>
-      <w:r>
-        <w:t>config</w:t>
-      </w:r>
-      <w:proofErr w:type="spellEnd"/>
-      <w:r>
-        <w:t xml:space="preserve"> terminal</w:t>
+        <w:t>cargue: config terminal</w:t>
       </w:r>
     </w:p>
     <w:p>
@@ -18125,16 +15323,8 @@
         <w:rPr>
           <w:lang w:val="en-US"/>
         </w:rPr>
-        <w:t xml:space="preserve">unicast-routing ipv6 </w:t>
-      </w:r>
-      <w:proofErr w:type="spellStart"/>
-      <w:r>
-        <w:rPr>
-          <w:lang w:val="en-US"/>
-        </w:rPr>
-        <w:t>cef</w:t>
-      </w:r>
-      <w:proofErr w:type="spellEnd"/>
+        <w:t>unicast-routing ipv6 cef</w:t>
+      </w:r>
     </w:p>
     <w:p>
       <w:pPr>
@@ -18149,35 +15339,7 @@
         <w:rPr>
           <w:lang w:val="en-US"/>
         </w:rPr>
-        <w:t xml:space="preserve">ipv6 </w:t>
-      </w:r>
-      <w:proofErr w:type="spellStart"/>
-      <w:r>
-        <w:rPr>
-          <w:lang w:val="en-US"/>
-        </w:rPr>
-        <w:t>dhcp</w:t>
-      </w:r>
-      <w:proofErr w:type="spellEnd"/>
-      <w:r>
-        <w:rPr>
-          <w:lang w:val="en-US"/>
-        </w:rPr>
-        <w:t xml:space="preserve"> pool </w:t>
-      </w:r>
-      <w:proofErr w:type="spellStart"/>
-      <w:r>
-        <w:rPr>
-          <w:lang w:val="en-US"/>
-        </w:rPr>
-        <w:t>labredes</w:t>
-      </w:r>
-      <w:proofErr w:type="spellEnd"/>
-      <w:r>
-        <w:rPr>
-          <w:lang w:val="en-US"/>
-        </w:rPr>
-        <w:t xml:space="preserve"> address</w:t>
+        <w:t>ipv6 dhcp pool labredes address</w:t>
       </w:r>
       <w:r>
         <w:rPr>
@@ -18287,35 +15449,7 @@
         <w:rPr>
           <w:lang w:val="en-US"/>
         </w:rPr>
-        <w:t xml:space="preserve">ipv6 </w:t>
-      </w:r>
-      <w:proofErr w:type="spellStart"/>
-      <w:r>
-        <w:rPr>
-          <w:lang w:val="en-US"/>
-        </w:rPr>
-        <w:t>dhcp</w:t>
-      </w:r>
-      <w:proofErr w:type="spellEnd"/>
-      <w:r>
-        <w:rPr>
-          <w:lang w:val="en-US"/>
-        </w:rPr>
-        <w:t xml:space="preserve"> server </w:t>
-      </w:r>
-      <w:proofErr w:type="spellStart"/>
-      <w:r>
-        <w:rPr>
-          <w:lang w:val="en-US"/>
-        </w:rPr>
-        <w:t>labredes</w:t>
-      </w:r>
-      <w:proofErr w:type="spellEnd"/>
-      <w:r>
-        <w:rPr>
-          <w:lang w:val="en-US"/>
-        </w:rPr>
-        <w:t xml:space="preserve"> ipv6</w:t>
+        <w:t>ipv6 dhcp server labredes ipv6</w:t>
       </w:r>
       <w:r>
         <w:rPr>
@@ -18324,14 +15458,12 @@
         </w:rPr>
         <w:t xml:space="preserve"> </w:t>
       </w:r>
-      <w:proofErr w:type="spellStart"/>
       <w:r>
         <w:rPr>
           <w:lang w:val="en-US"/>
         </w:rPr>
         <w:t>nd</w:t>
       </w:r>
-      <w:proofErr w:type="spellEnd"/>
       <w:r>
         <w:rPr>
           <w:spacing w:val="-15"/>
@@ -18352,14 +15484,12 @@
         <w:spacing w:before="2"/>
         <w:ind w:left="5224"/>
       </w:pPr>
-      <w:proofErr w:type="spellStart"/>
       <w:r>
         <w:rPr>
           <w:spacing w:val="-4"/>
         </w:rPr>
         <w:t>exit</w:t>
       </w:r>
-      <w:proofErr w:type="spellEnd"/>
     </w:p>
     <w:p>
       <w:pPr>
@@ -18496,15 +15626,7 @@
         <w:t xml:space="preserve"> </w:t>
       </w:r>
       <w:r>
-        <w:t xml:space="preserve">comando </w:t>
-      </w:r>
-      <w:proofErr w:type="spellStart"/>
-      <w:r>
-        <w:t>ip</w:t>
-      </w:r>
-      <w:proofErr w:type="spellEnd"/>
-      <w:r>
-        <w:t xml:space="preserve"> auto</w:t>
+        <w:t>comando ip auto</w:t>
       </w:r>
     </w:p>
     <w:p>
@@ -18563,7 +15685,6 @@
         </w:rPr>
         <w:t xml:space="preserve">Al ejecutar el comando </w:t>
       </w:r>
-      <w:proofErr w:type="spellStart"/>
       <w:r>
         <w:rPr>
           <w:rFonts w:ascii="Courier New" w:hAnsi="Courier New" w:cs="Courier New"/>
@@ -18571,17 +15692,7 @@
           <w:szCs w:val="20"/>
           <w:lang w:val="es-AR"/>
         </w:rPr>
-        <w:t>ip</w:t>
-      </w:r>
-      <w:proofErr w:type="spellEnd"/>
-      <w:r>
-        <w:rPr>
-          <w:rFonts w:ascii="Courier New" w:hAnsi="Courier New" w:cs="Courier New"/>
-          <w:sz w:val="20"/>
-          <w:szCs w:val="20"/>
-          <w:lang w:val="es-AR"/>
-        </w:rPr>
-        <w:t xml:space="preserve"> auto</w:t>
+        <w:t>ip auto</w:t>
       </w:r>
       <w:r>
         <w:rPr>
@@ -18589,25 +15700,7 @@
           <w:szCs w:val="24"/>
           <w:lang w:val="es-AR"/>
         </w:rPr>
-        <w:t xml:space="preserve"> en las </w:t>
-      </w:r>
-      <w:proofErr w:type="spellStart"/>
-      <w:r>
-        <w:rPr>
-          <w:sz w:val="24"/>
-          <w:szCs w:val="24"/>
-          <w:lang w:val="es-AR"/>
-        </w:rPr>
-        <w:t>PCs</w:t>
-      </w:r>
-      <w:proofErr w:type="spellEnd"/>
-      <w:r>
-        <w:rPr>
-          <w:sz w:val="24"/>
-          <w:szCs w:val="24"/>
-          <w:lang w:val="es-AR"/>
-        </w:rPr>
-        <w:t>:</w:t>
+        <w:t xml:space="preserve"> en las PCs:</w:t>
       </w:r>
     </w:p>
     <w:p>
@@ -18640,39 +15733,16 @@
           <w:lang w:val="es-AR"/>
         </w:rPr>
         <w:lastRenderedPageBreak/>
-        <w:t xml:space="preserve">Las </w:t>
-      </w:r>
-      <w:proofErr w:type="spellStart"/>
-      <w:r>
-        <w:rPr>
-          <w:b/>
-          <w:bCs/>
+        <w:t>Las PCs configuraron automáticamente sus direcciones IPv6</w:t>
+      </w:r>
+      <w:r>
+        <w:rPr>
           <w:sz w:val="24"/>
           <w:szCs w:val="24"/>
           <w:lang w:val="es-AR"/>
         </w:rPr>
-        <w:t>PCs</w:t>
-      </w:r>
-      <w:proofErr w:type="spellEnd"/>
-      <w:r>
-        <w:rPr>
-          <w:b/>
-          <w:bCs/>
-          <w:sz w:val="24"/>
-          <w:szCs w:val="24"/>
-          <w:lang w:val="es-AR"/>
-        </w:rPr>
-        <w:t xml:space="preserve"> configuraron automáticamente sus direcciones IPv6</w:t>
-      </w:r>
-      <w:r>
-        <w:rPr>
-          <w:sz w:val="24"/>
-          <w:szCs w:val="24"/>
-          <w:lang w:val="es-AR"/>
-        </w:rPr>
         <w:t xml:space="preserve"> utilizando el protocolo de </w:t>
       </w:r>
-      <w:proofErr w:type="spellStart"/>
       <w:r>
         <w:rPr>
           <w:i/>
@@ -18681,18 +15751,7 @@
           <w:szCs w:val="24"/>
           <w:lang w:val="es-AR"/>
         </w:rPr>
-        <w:t>Neighbor</w:t>
-      </w:r>
-      <w:proofErr w:type="spellEnd"/>
-      <w:r>
-        <w:rPr>
-          <w:i/>
-          <w:iCs/>
-          <w:sz w:val="24"/>
-          <w:szCs w:val="24"/>
-          <w:lang w:val="es-AR"/>
-        </w:rPr>
-        <w:t xml:space="preserve"> Discovery</w:t>
+        <w:t>Neighbor Discovery</w:t>
       </w:r>
       <w:r>
         <w:rPr>
@@ -18730,25 +15789,7 @@
           <w:szCs w:val="24"/>
           <w:lang w:val="es-AR"/>
         </w:rPr>
-        <w:t xml:space="preserve">Las </w:t>
-      </w:r>
-      <w:proofErr w:type="spellStart"/>
-      <w:r>
-        <w:rPr>
-          <w:sz w:val="24"/>
-          <w:szCs w:val="24"/>
-          <w:lang w:val="es-AR"/>
-        </w:rPr>
-        <w:t>PCs</w:t>
-      </w:r>
-      <w:proofErr w:type="spellEnd"/>
-      <w:r>
-        <w:rPr>
-          <w:sz w:val="24"/>
-          <w:szCs w:val="24"/>
-          <w:lang w:val="es-AR"/>
-        </w:rPr>
-        <w:t xml:space="preserve"> enviaron un mensaje de </w:t>
+        <w:t xml:space="preserve">Las PCs enviaron un mensaje de </w:t>
       </w:r>
       <w:r>
         <w:rPr>
@@ -18760,7 +15801,6 @@
         </w:rPr>
         <w:t xml:space="preserve">Solicitud de </w:t>
       </w:r>
-      <w:proofErr w:type="spellStart"/>
       <w:r>
         <w:rPr>
           <w:b/>
@@ -18773,7 +15813,6 @@
         </w:rPr>
         <w:t>Router</w:t>
       </w:r>
-      <w:proofErr w:type="spellEnd"/>
       <w:r>
         <w:rPr>
           <w:b/>
@@ -18782,61 +15821,16 @@
           <w:szCs w:val="24"/>
           <w:lang w:val="es-AR"/>
         </w:rPr>
-        <w:t xml:space="preserve"> (</w:t>
-      </w:r>
-      <w:proofErr w:type="spellStart"/>
-      <w:r>
-        <w:rPr>
-          <w:b/>
-          <w:bCs/>
+        <w:t xml:space="preserve"> (Router Solicitation - RS)</w:t>
+      </w:r>
+      <w:r>
+        <w:rPr>
           <w:sz w:val="24"/>
           <w:szCs w:val="24"/>
           <w:lang w:val="es-AR"/>
         </w:rPr>
-        <w:t>Router</w:t>
-      </w:r>
-      <w:proofErr w:type="spellEnd"/>
-      <w:r>
-        <w:rPr>
-          <w:b/>
-          <w:bCs/>
-          <w:sz w:val="24"/>
-          <w:szCs w:val="24"/>
-          <w:lang w:val="es-AR"/>
-        </w:rPr>
-        <w:t xml:space="preserve"> </w:t>
-      </w:r>
-      <w:proofErr w:type="spellStart"/>
-      <w:r>
-        <w:rPr>
-          <w:b/>
-          <w:bCs/>
-          <w:sz w:val="24"/>
-          <w:szCs w:val="24"/>
-          <w:lang w:val="es-AR"/>
-        </w:rPr>
-        <w:t>Solicitation</w:t>
-      </w:r>
-      <w:proofErr w:type="spellEnd"/>
-      <w:r>
-        <w:rPr>
-          <w:b/>
-          <w:bCs/>
-          <w:sz w:val="24"/>
-          <w:szCs w:val="24"/>
-          <w:lang w:val="es-AR"/>
-        </w:rPr>
-        <w:t xml:space="preserve"> - RS)</w:t>
-      </w:r>
-      <w:r>
-        <w:rPr>
-          <w:sz w:val="24"/>
-          <w:szCs w:val="24"/>
-          <w:lang w:val="es-AR"/>
-        </w:rPr>
         <w:t xml:space="preserve"> al </w:t>
       </w:r>
-      <w:proofErr w:type="spellStart"/>
       <w:r>
         <w:rPr>
           <w:i/>
@@ -18847,7 +15841,6 @@
         </w:rPr>
         <w:t>router</w:t>
       </w:r>
-      <w:proofErr w:type="spellEnd"/>
       <w:r>
         <w:rPr>
           <w:sz w:val="24"/>
@@ -18886,7 +15879,6 @@
         </w:rPr>
         <w:t xml:space="preserve">El </w:t>
       </w:r>
-      <w:proofErr w:type="spellStart"/>
       <w:r>
         <w:rPr>
           <w:i/>
@@ -18897,7 +15889,6 @@
         </w:rPr>
         <w:t>router</w:t>
       </w:r>
-      <w:proofErr w:type="spellEnd"/>
       <w:r>
         <w:rPr>
           <w:sz w:val="24"/>
@@ -18916,7 +15907,6 @@
         </w:rPr>
         <w:t xml:space="preserve">Anuncio de </w:t>
       </w:r>
-      <w:proofErr w:type="spellStart"/>
       <w:r>
         <w:rPr>
           <w:b/>
@@ -18929,7 +15919,6 @@
         </w:rPr>
         <w:t>Router</w:t>
       </w:r>
-      <w:proofErr w:type="spellEnd"/>
       <w:r>
         <w:rPr>
           <w:b/>
@@ -18938,51 +15927,7 @@
           <w:szCs w:val="24"/>
           <w:lang w:val="es-AR"/>
         </w:rPr>
-        <w:t xml:space="preserve"> (</w:t>
-      </w:r>
-      <w:proofErr w:type="spellStart"/>
-      <w:r>
-        <w:rPr>
-          <w:b/>
-          <w:bCs/>
-          <w:sz w:val="24"/>
-          <w:szCs w:val="24"/>
-          <w:lang w:val="es-AR"/>
-        </w:rPr>
-        <w:t>Router</w:t>
-      </w:r>
-      <w:proofErr w:type="spellEnd"/>
-      <w:r>
-        <w:rPr>
-          <w:b/>
-          <w:bCs/>
-          <w:sz w:val="24"/>
-          <w:szCs w:val="24"/>
-          <w:lang w:val="es-AR"/>
-        </w:rPr>
-        <w:t xml:space="preserve"> </w:t>
-      </w:r>
-      <w:proofErr w:type="spellStart"/>
-      <w:r>
-        <w:rPr>
-          <w:b/>
-          <w:bCs/>
-          <w:sz w:val="24"/>
-          <w:szCs w:val="24"/>
-          <w:lang w:val="es-AR"/>
-        </w:rPr>
-        <w:t>Advertisement</w:t>
-      </w:r>
-      <w:proofErr w:type="spellEnd"/>
-      <w:r>
-        <w:rPr>
-          <w:b/>
-          <w:bCs/>
-          <w:sz w:val="24"/>
-          <w:szCs w:val="24"/>
-          <w:lang w:val="es-AR"/>
-        </w:rPr>
-        <w:t xml:space="preserve"> - RA)</w:t>
+        <w:t xml:space="preserve"> (Router Advertisement - RA)</w:t>
       </w:r>
       <w:r>
         <w:rPr>
@@ -19043,27 +15988,7 @@
           <w:szCs w:val="20"/>
           <w:lang w:val="en-US"/>
         </w:rPr>
-        <w:t xml:space="preserve">ipv6 </w:t>
-      </w:r>
-      <w:proofErr w:type="spellStart"/>
-      <w:r>
-        <w:rPr>
-          <w:rFonts w:ascii="Courier New" w:hAnsi="Courier New" w:cs="Courier New"/>
-          <w:sz w:val="20"/>
-          <w:szCs w:val="20"/>
-          <w:lang w:val="en-US"/>
-        </w:rPr>
-        <w:t>nd</w:t>
-      </w:r>
-      <w:proofErr w:type="spellEnd"/>
-      <w:r>
-        <w:rPr>
-          <w:rFonts w:ascii="Courier New" w:hAnsi="Courier New" w:cs="Courier New"/>
-          <w:sz w:val="20"/>
-          <w:szCs w:val="20"/>
-          <w:lang w:val="en-US"/>
-        </w:rPr>
-        <w:t xml:space="preserve"> managed-config-flag</w:t>
+        <w:t>ipv6 nd managed-config-flag</w:t>
       </w:r>
       <w:r>
         <w:rPr>
@@ -19102,39 +16027,8 @@
           <w:szCs w:val="20"/>
           <w:lang w:val="en-US"/>
         </w:rPr>
-        <w:t xml:space="preserve">ipv6 </w:t>
-      </w:r>
-      <w:proofErr w:type="spellStart"/>
-      <w:r>
-        <w:rPr>
-          <w:rFonts w:ascii="Courier New" w:hAnsi="Courier New" w:cs="Courier New"/>
-          <w:sz w:val="20"/>
-          <w:szCs w:val="20"/>
-          <w:lang w:val="en-US"/>
-        </w:rPr>
-        <w:t>dhcp</w:t>
-      </w:r>
-      <w:proofErr w:type="spellEnd"/>
-      <w:r>
-        <w:rPr>
-          <w:rFonts w:ascii="Courier New" w:hAnsi="Courier New" w:cs="Courier New"/>
-          <w:sz w:val="20"/>
-          <w:szCs w:val="20"/>
-          <w:lang w:val="en-US"/>
-        </w:rPr>
-        <w:t xml:space="preserve"> server </w:t>
-      </w:r>
-      <w:proofErr w:type="spellStart"/>
-      <w:r>
-        <w:rPr>
-          <w:rFonts w:ascii="Courier New" w:hAnsi="Courier New" w:cs="Courier New"/>
-          <w:sz w:val="20"/>
-          <w:szCs w:val="20"/>
-          <w:lang w:val="en-US"/>
-        </w:rPr>
-        <w:t>labredes</w:t>
-      </w:r>
-      <w:proofErr w:type="spellEnd"/>
+        <w:t>ipv6 dhcp server labredes</w:t>
+      </w:r>
     </w:p>
     <w:p>
       <w:pPr>
@@ -19157,7 +16051,6 @@
         </w:rPr>
         <w:t xml:space="preserve">El </w:t>
       </w:r>
-      <w:proofErr w:type="spellStart"/>
       <w:r>
         <w:rPr>
           <w:i/>
@@ -19166,9 +16059,34 @@
           <w:szCs w:val="24"/>
           <w:lang w:val="es-AR"/>
         </w:rPr>
-        <w:t>Router</w:t>
-      </w:r>
-      <w:proofErr w:type="spellEnd"/>
+        <w:t>Router Advertisement</w:t>
+      </w:r>
+      <w:r>
+        <w:rPr>
+          <w:sz w:val="24"/>
+          <w:szCs w:val="24"/>
+          <w:lang w:val="es-AR"/>
+        </w:rPr>
+        <w:t xml:space="preserve"> (RA) de R2 indicó a las PCs que </w:t>
+      </w:r>
+      <w:r>
+        <w:rPr>
+          <w:b/>
+          <w:bCs/>
+          <w:sz w:val="24"/>
+          <w:szCs w:val="24"/>
+          <w:lang w:val="es-AR"/>
+        </w:rPr>
+        <w:t>deben</w:t>
+      </w:r>
+      <w:r>
+        <w:rPr>
+          <w:sz w:val="24"/>
+          <w:szCs w:val="24"/>
+          <w:lang w:val="es-AR"/>
+        </w:rPr>
+        <w:t xml:space="preserve"> obtener su dirección IP, la dirección del </w:t>
+      </w:r>
       <w:r>
         <w:rPr>
           <w:i/>
@@ -19177,9 +16095,16 @@
           <w:szCs w:val="24"/>
           <w:lang w:val="es-AR"/>
         </w:rPr>
-        <w:t xml:space="preserve"> </w:t>
-      </w:r>
-      <w:proofErr w:type="spellStart"/>
+        <w:t>gateway</w:t>
+      </w:r>
+      <w:r>
+        <w:rPr>
+          <w:sz w:val="24"/>
+          <w:szCs w:val="24"/>
+          <w:lang w:val="es-AR"/>
+        </w:rPr>
+        <w:t xml:space="preserve"> (el </w:t>
+      </w:r>
       <w:r>
         <w:rPr>
           <w:i/>
@@ -19188,85 +16113,8 @@
           <w:szCs w:val="24"/>
           <w:lang w:val="es-AR"/>
         </w:rPr>
-        <w:t>Advertisement</w:t>
-      </w:r>
-      <w:proofErr w:type="spellEnd"/>
-      <w:r>
-        <w:rPr>
-          <w:sz w:val="24"/>
-          <w:szCs w:val="24"/>
-          <w:lang w:val="es-AR"/>
-        </w:rPr>
-        <w:t xml:space="preserve"> (RA) de R2 indicó a las </w:t>
-      </w:r>
-      <w:proofErr w:type="spellStart"/>
-      <w:r>
-        <w:rPr>
-          <w:sz w:val="24"/>
-          <w:szCs w:val="24"/>
-          <w:lang w:val="es-AR"/>
-        </w:rPr>
-        <w:t>PCs</w:t>
-      </w:r>
-      <w:proofErr w:type="spellEnd"/>
-      <w:r>
-        <w:rPr>
-          <w:sz w:val="24"/>
-          <w:szCs w:val="24"/>
-          <w:lang w:val="es-AR"/>
-        </w:rPr>
-        <w:t xml:space="preserve"> que </w:t>
-      </w:r>
-      <w:r>
-        <w:rPr>
-          <w:b/>
-          <w:bCs/>
-          <w:sz w:val="24"/>
-          <w:szCs w:val="24"/>
-          <w:lang w:val="es-AR"/>
-        </w:rPr>
-        <w:t>deben</w:t>
-      </w:r>
-      <w:r>
-        <w:rPr>
-          <w:sz w:val="24"/>
-          <w:szCs w:val="24"/>
-          <w:lang w:val="es-AR"/>
-        </w:rPr>
-        <w:t xml:space="preserve"> obtener su dirección IP, la dirección del </w:t>
-      </w:r>
-      <w:proofErr w:type="spellStart"/>
-      <w:r>
-        <w:rPr>
-          <w:i/>
-          <w:iCs/>
-          <w:sz w:val="24"/>
-          <w:szCs w:val="24"/>
-          <w:lang w:val="es-AR"/>
-        </w:rPr>
-        <w:t>gateway</w:t>
-      </w:r>
-      <w:proofErr w:type="spellEnd"/>
-      <w:r>
-        <w:rPr>
-          <w:sz w:val="24"/>
-          <w:szCs w:val="24"/>
-          <w:lang w:val="es-AR"/>
-        </w:rPr>
-        <w:t xml:space="preserve"> (el </w:t>
-      </w:r>
-      <w:proofErr w:type="spellStart"/>
-      <w:r>
-        <w:rPr>
-          <w:i/>
-          <w:iCs/>
-          <w:sz w:val="24"/>
-          <w:szCs w:val="24"/>
-          <w:lang w:val="es-AR"/>
-        </w:rPr>
         <w:t>router</w:t>
       </w:r>
-      <w:proofErr w:type="spellEnd"/>
       <w:r>
         <w:rPr>
           <w:sz w:val="24"/>
@@ -19313,25 +16161,7 @@
           <w:szCs w:val="24"/>
           <w:lang w:val="es-AR"/>
         </w:rPr>
-        <w:t xml:space="preserve">Por lo tanto, las </w:t>
-      </w:r>
-      <w:proofErr w:type="spellStart"/>
-      <w:r>
-        <w:rPr>
-          <w:sz w:val="24"/>
-          <w:szCs w:val="24"/>
-          <w:lang w:val="es-AR"/>
-        </w:rPr>
-        <w:t>PCs</w:t>
-      </w:r>
-      <w:proofErr w:type="spellEnd"/>
-      <w:r>
-        <w:rPr>
-          <w:sz w:val="24"/>
-          <w:szCs w:val="24"/>
-          <w:lang w:val="es-AR"/>
-        </w:rPr>
-        <w:t xml:space="preserve"> iniciaron el proceso </w:t>
+        <w:t xml:space="preserve">Por lo tanto, las PCs iniciaron el proceso </w:t>
       </w:r>
       <w:r>
         <w:rPr>
@@ -19349,79 +16179,7 @@
           <w:szCs w:val="24"/>
           <w:lang w:val="es-AR"/>
         </w:rPr>
-        <w:t xml:space="preserve"> (</w:t>
-      </w:r>
-      <w:proofErr w:type="spellStart"/>
-      <w:r>
-        <w:rPr>
-          <w:sz w:val="24"/>
-          <w:szCs w:val="24"/>
-          <w:lang w:val="es-AR"/>
-        </w:rPr>
-        <w:t>Discover</w:t>
-      </w:r>
-      <w:proofErr w:type="spellEnd"/>
-      <w:r>
-        <w:rPr>
-          <w:sz w:val="24"/>
-          <w:szCs w:val="24"/>
-          <w:lang w:val="es-AR"/>
-        </w:rPr>
-        <w:t xml:space="preserve">, </w:t>
-      </w:r>
-      <w:proofErr w:type="spellStart"/>
-      <w:r>
-        <w:rPr>
-          <w:sz w:val="24"/>
-          <w:szCs w:val="24"/>
-          <w:lang w:val="es-AR"/>
-        </w:rPr>
-        <w:t>Offer</w:t>
-      </w:r>
-      <w:proofErr w:type="spellEnd"/>
-      <w:r>
-        <w:rPr>
-          <w:sz w:val="24"/>
-          <w:szCs w:val="24"/>
-          <w:lang w:val="es-AR"/>
-        </w:rPr>
-        <w:t xml:space="preserve">, </w:t>
-      </w:r>
-      <w:proofErr w:type="spellStart"/>
-      <w:r>
-        <w:rPr>
-          <w:sz w:val="24"/>
-          <w:szCs w:val="24"/>
-          <w:lang w:val="es-AR"/>
-        </w:rPr>
-        <w:t>Request</w:t>
-      </w:r>
-      <w:proofErr w:type="spellEnd"/>
-      <w:r>
-        <w:rPr>
-          <w:sz w:val="24"/>
-          <w:szCs w:val="24"/>
-          <w:lang w:val="es-AR"/>
-        </w:rPr>
-        <w:t xml:space="preserve">, </w:t>
-      </w:r>
-      <w:proofErr w:type="spellStart"/>
-      <w:r>
-        <w:rPr>
-          <w:sz w:val="24"/>
-          <w:szCs w:val="24"/>
-          <w:lang w:val="es-AR"/>
-        </w:rPr>
-        <w:t>Acknowledge</w:t>
-      </w:r>
-      <w:proofErr w:type="spellEnd"/>
-      <w:r>
-        <w:rPr>
-          <w:sz w:val="24"/>
-          <w:szCs w:val="24"/>
-          <w:lang w:val="es-AR"/>
-        </w:rPr>
-        <w:t xml:space="preserve">) para obtener una dirección IP del </w:t>
+        <w:t xml:space="preserve"> (Discover, Offer, Request, Acknowledge) para obtener una dirección IP del </w:t>
       </w:r>
       <w:r>
         <w:rPr>
@@ -19441,7 +16199,6 @@
         </w:rPr>
         <w:t xml:space="preserve"> </w:t>
       </w:r>
-      <w:proofErr w:type="spellStart"/>
       <w:r>
         <w:rPr>
           <w:rFonts w:ascii="Courier New" w:hAnsi="Courier New" w:cs="Courier New"/>
@@ -19451,7 +16208,6 @@
         </w:rPr>
         <w:t>labredes</w:t>
       </w:r>
-      <w:proofErr w:type="spellEnd"/>
       <w:r>
         <w:rPr>
           <w:sz w:val="24"/>
@@ -19490,25 +16246,7 @@
           <w:szCs w:val="24"/>
           <w:lang w:val="es-AR"/>
         </w:rPr>
-        <w:t xml:space="preserve"> Las </w:t>
-      </w:r>
-      <w:proofErr w:type="spellStart"/>
-      <w:r>
-        <w:rPr>
-          <w:sz w:val="24"/>
-          <w:szCs w:val="24"/>
-          <w:lang w:val="es-AR"/>
-        </w:rPr>
-        <w:t>PCs</w:t>
-      </w:r>
-      <w:proofErr w:type="spellEnd"/>
-      <w:r>
-        <w:rPr>
-          <w:sz w:val="24"/>
-          <w:szCs w:val="24"/>
-          <w:lang w:val="es-AR"/>
-        </w:rPr>
-        <w:t xml:space="preserve"> obtuvieron exitosamente una </w:t>
+        <w:t xml:space="preserve"> Las PCs obtuvieron exitosamente una </w:t>
       </w:r>
       <w:r>
         <w:rPr>
@@ -19520,7 +16258,6 @@
         </w:rPr>
         <w:t xml:space="preserve">dirección IPv6, máscara y </w:t>
       </w:r>
-      <w:proofErr w:type="spellStart"/>
       <w:r>
         <w:rPr>
           <w:b/>
@@ -19533,7 +16270,6 @@
         </w:rPr>
         <w:t>gateway</w:t>
       </w:r>
-      <w:proofErr w:type="spellEnd"/>
       <w:r>
         <w:rPr>
           <w:sz w:val="24"/>
@@ -19550,42 +16286,16 @@
           <w:szCs w:val="24"/>
           <w:lang w:val="es-AR"/>
         </w:rPr>
-        <w:t xml:space="preserve">DHCPv6 </w:t>
-      </w:r>
-      <w:proofErr w:type="spellStart"/>
-      <w:r>
-        <w:rPr>
-          <w:b/>
-          <w:bCs/>
+        <w:t>DHCPv6 Stateful</w:t>
+      </w:r>
+      <w:r>
+        <w:rPr>
           <w:sz w:val="24"/>
           <w:szCs w:val="24"/>
           <w:lang w:val="es-AR"/>
         </w:rPr>
-        <w:t>Stateful</w:t>
-      </w:r>
-      <w:proofErr w:type="spellEnd"/>
-      <w:r>
-        <w:rPr>
-          <w:sz w:val="24"/>
-          <w:szCs w:val="24"/>
-          <w:lang w:val="es-AR"/>
-        </w:rPr>
         <w:t>.</w:t>
       </w:r>
-    </w:p>
-    <w:p>
-      <w:pPr>
-        <w:widowControl/>
-        <w:autoSpaceDE/>
-        <w:autoSpaceDN/>
-        <w:spacing w:before="100" w:beforeAutospacing="1" w:after="100" w:afterAutospacing="1"/>
-        <w:ind w:left="1279"/>
-        <w:rPr>
-          <w:sz w:val="24"/>
-          <w:szCs w:val="24"/>
-          <w:lang w:val="es-AR"/>
-        </w:rPr>
-      </w:pPr>
     </w:p>
     <w:p>
       <w:pPr>
@@ -19618,35 +16328,7 @@
         <w:rPr>
           <w:sz w:val="24"/>
         </w:rPr>
-        <w:t xml:space="preserve">capture el </w:t>
-      </w:r>
-      <w:proofErr w:type="spellStart"/>
-      <w:r>
-        <w:rPr>
-          <w:sz w:val="24"/>
-        </w:rPr>
-        <w:t>trafico</w:t>
-      </w:r>
-      <w:proofErr w:type="spellEnd"/>
-      <w:r>
-        <w:rPr>
-          <w:sz w:val="24"/>
-        </w:rPr>
-        <w:t xml:space="preserve"> contra la pc3 y ejecute el </w:t>
-      </w:r>
-      <w:proofErr w:type="spellStart"/>
-      <w:r>
-        <w:rPr>
-          <w:sz w:val="24"/>
-        </w:rPr>
-        <w:t>ip</w:t>
-      </w:r>
-      <w:proofErr w:type="spellEnd"/>
-      <w:r>
-        <w:rPr>
-          <w:sz w:val="24"/>
-        </w:rPr>
-        <w:t xml:space="preserve"> auto en la </w:t>
+        <w:t xml:space="preserve">capture el trafico contra la pc3 y ejecute el ip auto en la </w:t>
       </w:r>
       <w:r>
         <w:rPr>
@@ -19704,191 +16386,79 @@
           <w:bCs/>
           <w:lang w:val="es-AR"/>
         </w:rPr>
-        <w:t>intercambio de mensajes DHCPv6 (</w:t>
-      </w:r>
-      <w:proofErr w:type="spellStart"/>
+        <w:t>intercambio de mensajes DHCPv6 (Solicit, Advertise, Request, Reply - SARR)</w:t>
+      </w:r>
+      <w:r>
+        <w:rPr>
+          <w:lang w:val="es-AR"/>
+        </w:rPr>
+        <w:t xml:space="preserve"> inmediatamente después del intercambio de mensajes de </w:t>
+      </w:r>
+      <w:r>
+        <w:rPr>
+          <w:i/>
+          <w:iCs/>
+          <w:lang w:val="es-AR"/>
+        </w:rPr>
+        <w:t>Router Discovery</w:t>
+      </w:r>
+      <w:r>
+        <w:rPr>
+          <w:lang w:val="es-AR"/>
+        </w:rPr>
+        <w:t xml:space="preserve"> (RS/RA).</w:t>
+      </w:r>
+    </w:p>
+    <w:p>
+      <w:pPr>
+        <w:pStyle w:val="NormalWeb"/>
+        <w:ind w:left="919"/>
+        <w:rPr>
+          <w:lang w:val="es-AR"/>
+        </w:rPr>
+      </w:pPr>
+      <w:r>
+        <w:rPr>
+          <w:lang w:val="es-AR"/>
+        </w:rPr>
+        <w:t xml:space="preserve">Esto confirma que el </w:t>
+      </w:r>
+      <w:r>
+        <w:rPr>
+          <w:i/>
+          <w:iCs/>
+          <w:lang w:val="es-AR"/>
+        </w:rPr>
+        <w:t>router</w:t>
+      </w:r>
+      <w:r>
+        <w:rPr>
+          <w:lang w:val="es-AR"/>
+        </w:rPr>
+        <w:t xml:space="preserve"> R2, al tener el </w:t>
+      </w:r>
       <w:r>
         <w:rPr>
           <w:b/>
           <w:bCs/>
           <w:lang w:val="es-AR"/>
         </w:rPr>
-        <w:t>Solicit</w:t>
-      </w:r>
-      <w:proofErr w:type="spellEnd"/>
+        <w:t>M-flag activado</w:t>
+      </w:r>
+      <w:r>
+        <w:rPr>
+          <w:lang w:val="es-AR"/>
+        </w:rPr>
+        <w:t xml:space="preserve">, forzó a la PC3 a usar el protocolo </w:t>
+      </w:r>
       <w:r>
         <w:rPr>
           <w:b/>
           <w:bCs/>
           <w:lang w:val="es-AR"/>
         </w:rPr>
-        <w:t xml:space="preserve">, </w:t>
-      </w:r>
-      <w:proofErr w:type="spellStart"/>
-      <w:r>
-        <w:rPr>
-          <w:b/>
-          <w:bCs/>
-          <w:lang w:val="es-AR"/>
-        </w:rPr>
-        <w:t>Advertise</w:t>
-      </w:r>
-      <w:proofErr w:type="spellEnd"/>
-      <w:r>
-        <w:rPr>
-          <w:b/>
-          <w:bCs/>
-          <w:lang w:val="es-AR"/>
-        </w:rPr>
-        <w:t xml:space="preserve">, </w:t>
-      </w:r>
-      <w:proofErr w:type="spellStart"/>
-      <w:r>
-        <w:rPr>
-          <w:b/>
-          <w:bCs/>
-          <w:lang w:val="es-AR"/>
-        </w:rPr>
-        <w:t>Request</w:t>
-      </w:r>
-      <w:proofErr w:type="spellEnd"/>
-      <w:r>
-        <w:rPr>
-          <w:b/>
-          <w:bCs/>
-          <w:lang w:val="es-AR"/>
-        </w:rPr>
-        <w:t xml:space="preserve">, </w:t>
-      </w:r>
-      <w:proofErr w:type="spellStart"/>
-      <w:r>
-        <w:rPr>
-          <w:b/>
-          <w:bCs/>
-          <w:lang w:val="es-AR"/>
-        </w:rPr>
-        <w:t>Reply</w:t>
-      </w:r>
-      <w:proofErr w:type="spellEnd"/>
-      <w:r>
-        <w:rPr>
-          <w:b/>
-          <w:bCs/>
-          <w:lang w:val="es-AR"/>
-        </w:rPr>
-        <w:t xml:space="preserve"> - SARR)</w:t>
-      </w:r>
-      <w:r>
-        <w:rPr>
-          <w:lang w:val="es-AR"/>
-        </w:rPr>
-        <w:t xml:space="preserve"> inmediatamente después del intercambio de mensajes de </w:t>
-      </w:r>
-      <w:proofErr w:type="spellStart"/>
-      <w:r>
-        <w:rPr>
-          <w:i/>
-          <w:iCs/>
-          <w:lang w:val="es-AR"/>
-        </w:rPr>
-        <w:t>Router</w:t>
-      </w:r>
-      <w:proofErr w:type="spellEnd"/>
-      <w:r>
-        <w:rPr>
-          <w:i/>
-          <w:iCs/>
-          <w:lang w:val="es-AR"/>
-        </w:rPr>
-        <w:t xml:space="preserve"> Discovery</w:t>
-      </w:r>
-      <w:r>
-        <w:rPr>
-          <w:lang w:val="es-AR"/>
-        </w:rPr>
-        <w:t xml:space="preserve"> (RS/RA).</w:t>
-      </w:r>
-    </w:p>
-    <w:p>
-      <w:pPr>
-        <w:pStyle w:val="NormalWeb"/>
-        <w:ind w:left="919"/>
-        <w:rPr>
-          <w:lang w:val="es-AR"/>
-        </w:rPr>
-      </w:pPr>
-      <w:r>
-        <w:rPr>
-          <w:lang w:val="es-AR"/>
-        </w:rPr>
-        <w:t xml:space="preserve">Esto confirma que el </w:t>
-      </w:r>
-      <w:proofErr w:type="spellStart"/>
-      <w:r>
-        <w:rPr>
-          <w:i/>
-          <w:iCs/>
-          <w:lang w:val="es-AR"/>
-        </w:rPr>
-        <w:t>router</w:t>
-      </w:r>
-      <w:proofErr w:type="spellEnd"/>
-      <w:r>
-        <w:rPr>
-          <w:lang w:val="es-AR"/>
-        </w:rPr>
-        <w:t xml:space="preserve"> R2, al tener el </w:t>
-      </w:r>
-      <w:r>
-        <w:rPr>
-          <w:b/>
-          <w:bCs/>
-          <w:lang w:val="es-AR"/>
-        </w:rPr>
-        <w:t>M-</w:t>
-      </w:r>
-      <w:proofErr w:type="spellStart"/>
-      <w:r>
-        <w:rPr>
-          <w:b/>
-          <w:bCs/>
-          <w:lang w:val="es-AR"/>
-        </w:rPr>
-        <w:t>flag</w:t>
-      </w:r>
-      <w:proofErr w:type="spellEnd"/>
-      <w:r>
-        <w:rPr>
-          <w:b/>
-          <w:bCs/>
-          <w:lang w:val="es-AR"/>
-        </w:rPr>
-        <w:t xml:space="preserve"> activado</w:t>
-      </w:r>
-      <w:r>
-        <w:rPr>
-          <w:lang w:val="es-AR"/>
-        </w:rPr>
-        <w:t xml:space="preserve">, forzó a la PC3 a usar el protocolo </w:t>
-      </w:r>
-      <w:r>
-        <w:rPr>
-          <w:b/>
-          <w:bCs/>
-          <w:lang w:val="es-AR"/>
-        </w:rPr>
-        <w:t xml:space="preserve">DHCPv6 </w:t>
-      </w:r>
-      <w:proofErr w:type="spellStart"/>
-      <w:r>
-        <w:rPr>
-          <w:b/>
-          <w:bCs/>
-          <w:lang w:val="es-AR"/>
-        </w:rPr>
-        <w:t>Stateful</w:t>
-      </w:r>
-      <w:proofErr w:type="spellEnd"/>
+        <w:t>DHCPv6 Stateful</w:t>
+      </w:r>
       <w:r>
         <w:rPr>
           <w:lang w:val="es-AR"/>
@@ -19987,7 +16557,6 @@
                 <w:lang w:val="en-US"/>
               </w:rPr>
             </w:pPr>
-            <w:proofErr w:type="spellStart"/>
             <w:r>
               <w:rPr>
                 <w:b/>
@@ -20000,7 +16569,6 @@
               </w:rPr>
               <w:t>Comando</w:t>
             </w:r>
-            <w:proofErr w:type="spellEnd"/>
           </w:p>
         </w:tc>
         <w:tc>
@@ -20033,7 +16601,6 @@
                 <w:lang w:val="en-US"/>
               </w:rPr>
             </w:pPr>
-            <w:proofErr w:type="spellStart"/>
             <w:r>
               <w:rPr>
                 <w:b/>
@@ -20044,20 +16611,7 @@
                 <w:bdr w:val="none" w:sz="0" w:space="0" w:color="auto" w:frame="1"/>
                 <w:lang w:val="en-US"/>
               </w:rPr>
-              <w:t>Descripción</w:t>
-            </w:r>
-            <w:proofErr w:type="spellEnd"/>
-            <w:r>
-              <w:rPr>
-                <w:b/>
-                <w:bCs/>
-                <w:color w:val="1B1C1D"/>
-                <w:sz w:val="24"/>
-                <w:szCs w:val="24"/>
-                <w:bdr w:val="none" w:sz="0" w:space="0" w:color="auto" w:frame="1"/>
-                <w:lang w:val="en-US"/>
-              </w:rPr>
-              <w:t xml:space="preserve"> Simple</w:t>
+              <w:t>Descripción Simple</w:t>
             </w:r>
           </w:p>
         </w:tc>
@@ -20091,7 +16645,6 @@
                 <w:lang w:val="en-US"/>
               </w:rPr>
             </w:pPr>
-            <w:proofErr w:type="spellStart"/>
             <w:r>
               <w:rPr>
                 <w:b/>
@@ -20102,20 +16655,7 @@
                 <w:bdr w:val="none" w:sz="0" w:space="0" w:color="auto" w:frame="1"/>
                 <w:lang w:val="en-US"/>
               </w:rPr>
-              <w:t>Función</w:t>
-            </w:r>
-            <w:proofErr w:type="spellEnd"/>
-            <w:r>
-              <w:rPr>
-                <w:b/>
-                <w:bCs/>
-                <w:color w:val="1B1C1D"/>
-                <w:sz w:val="24"/>
-                <w:szCs w:val="24"/>
-                <w:bdr w:val="none" w:sz="0" w:space="0" w:color="auto" w:frame="1"/>
-                <w:lang w:val="en-US"/>
-              </w:rPr>
-              <w:t xml:space="preserve"> Técnica</w:t>
+              <w:t>Función Técnica</w:t>
             </w:r>
           </w:p>
         </w:tc>
@@ -20247,7 +16787,6 @@
               </w:rPr>
               <w:t xml:space="preserve">Permite modificar la configuración activa del </w:t>
             </w:r>
-            <w:proofErr w:type="spellStart"/>
             <w:r>
               <w:rPr>
                 <w:i/>
@@ -20260,7 +16799,6 @@
               </w:rPr>
               <w:t>router</w:t>
             </w:r>
-            <w:proofErr w:type="spellEnd"/>
             <w:r>
               <w:rPr>
                 <w:color w:val="1B1C1D"/>
@@ -20412,7 +16950,6 @@
               </w:rPr>
               <w:t xml:space="preserve"> globalmente. Sin esto, el </w:t>
             </w:r>
-            <w:proofErr w:type="spellStart"/>
             <w:r>
               <w:rPr>
                 <w:i/>
@@ -20425,7 +16962,6 @@
               </w:rPr>
               <w:t>router</w:t>
             </w:r>
-            <w:proofErr w:type="spellEnd"/>
             <w:r>
               <w:rPr>
                 <w:color w:val="1B1C1D"/>
@@ -20433,17 +16969,7 @@
                 <w:szCs w:val="24"/>
                 <w:lang w:val="es-AR"/>
               </w:rPr>
-              <w:t xml:space="preserve"> solo </w:t>
-            </w:r>
-            <w:r>
-              <w:rPr>
-                <w:color w:val="1B1C1D"/>
-                <w:sz w:val="24"/>
-                <w:szCs w:val="24"/>
-                <w:lang w:val="es-AR"/>
-              </w:rPr>
-              <w:lastRenderedPageBreak/>
-              <w:t>procesa paquetes dirigidos a él, no los reenvía entre redes.</w:t>
+              <w:t xml:space="preserve"> solo procesa paquetes dirigidos a él, no los reenvía entre redes.</w:t>
             </w:r>
           </w:p>
         </w:tc>
@@ -20492,21 +17018,8 @@
                 <w:lang w:val="en-US"/>
               </w:rPr>
               <w:lastRenderedPageBreak/>
-              <w:t xml:space="preserve">ipv6 </w:t>
-            </w:r>
-            <w:proofErr w:type="spellStart"/>
-            <w:r>
-              <w:rPr>
-                <w:rFonts w:ascii="Courier New" w:hAnsi="Courier New" w:cs="Courier New"/>
-                <w:color w:val="444746"/>
-                <w:sz w:val="20"/>
-                <w:szCs w:val="20"/>
-                <w:bdr w:val="none" w:sz="0" w:space="0" w:color="auto" w:frame="1"/>
-                <w:lang w:val="en-US"/>
-              </w:rPr>
-              <w:t>cef</w:t>
-            </w:r>
-            <w:proofErr w:type="spellEnd"/>
+              <w:t>ipv6 cef</w:t>
+            </w:r>
           </w:p>
         </w:tc>
         <w:tc>
@@ -20647,55 +17160,7 @@
                 <w:bdr w:val="none" w:sz="0" w:space="0" w:color="auto" w:frame="1"/>
                 <w:lang w:val="en-US"/>
               </w:rPr>
-              <w:t xml:space="preserve">ipv6 </w:t>
-            </w:r>
-            <w:proofErr w:type="spellStart"/>
-            <w:r>
-              <w:rPr>
-                <w:rFonts w:ascii="Courier New" w:hAnsi="Courier New" w:cs="Courier New"/>
-                <w:color w:val="444746"/>
-                <w:sz w:val="20"/>
-                <w:szCs w:val="20"/>
-                <w:bdr w:val="none" w:sz="0" w:space="0" w:color="auto" w:frame="1"/>
-                <w:lang w:val="en-US"/>
-              </w:rPr>
-              <w:t>dhcp</w:t>
-            </w:r>
-            <w:proofErr w:type="spellEnd"/>
-            <w:r>
-              <w:rPr>
-                <w:rFonts w:ascii="Courier New" w:hAnsi="Courier New" w:cs="Courier New"/>
-                <w:color w:val="444746"/>
-                <w:sz w:val="20"/>
-                <w:szCs w:val="20"/>
-                <w:bdr w:val="none" w:sz="0" w:space="0" w:color="auto" w:frame="1"/>
-                <w:lang w:val="en-US"/>
-              </w:rPr>
-              <w:t xml:space="preserve"> pool </w:t>
-            </w:r>
-            <w:proofErr w:type="spellStart"/>
-            <w:r>
-              <w:rPr>
-                <w:rFonts w:ascii="Courier New" w:hAnsi="Courier New" w:cs="Courier New"/>
-                <w:color w:val="444746"/>
-                <w:sz w:val="20"/>
-                <w:szCs w:val="20"/>
-                <w:bdr w:val="none" w:sz="0" w:space="0" w:color="auto" w:frame="1"/>
-                <w:lang w:val="en-US"/>
-              </w:rPr>
-              <w:t>labredes</w:t>
-            </w:r>
-            <w:proofErr w:type="spellEnd"/>
-            <w:r>
-              <w:rPr>
-                <w:rFonts w:ascii="Courier New" w:hAnsi="Courier New" w:cs="Courier New"/>
-                <w:color w:val="444746"/>
-                <w:sz w:val="20"/>
-                <w:szCs w:val="20"/>
-                <w:bdr w:val="none" w:sz="0" w:space="0" w:color="auto" w:frame="1"/>
-                <w:lang w:val="en-US"/>
-              </w:rPr>
-              <w:t xml:space="preserve"> address prefix 2a01::/59</w:t>
+              <w:t>ipv6 dhcp pool labredes address prefix 2a01::/59</w:t>
             </w:r>
           </w:p>
         </w:tc>
@@ -20817,7 +17282,6 @@
               </w:rPr>
               <w:t xml:space="preserve"> con el nombre </w:t>
             </w:r>
-            <w:proofErr w:type="spellStart"/>
             <w:r>
               <w:rPr>
                 <w:rFonts w:ascii="Courier New" w:hAnsi="Courier New" w:cs="Courier New"/>
@@ -20829,7 +17293,6 @@
               </w:rPr>
               <w:t>labredes</w:t>
             </w:r>
-            <w:proofErr w:type="spellEnd"/>
             <w:r>
               <w:rPr>
                 <w:color w:val="1B1C1D"/>
@@ -20856,27 +17319,7 @@
                 <w:szCs w:val="24"/>
                 <w:lang w:val="es-AR"/>
               </w:rPr>
-              <w:t xml:space="preserve">, a partir del cual se entregarán las </w:t>
-            </w:r>
-            <w:proofErr w:type="spellStart"/>
-            <w:r>
-              <w:rPr>
-                <w:color w:val="1B1C1D"/>
-                <w:sz w:val="24"/>
-                <w:szCs w:val="24"/>
-                <w:lang w:val="es-AR"/>
-              </w:rPr>
-              <w:t>IPs</w:t>
-            </w:r>
-            <w:proofErr w:type="spellEnd"/>
-            <w:r>
-              <w:rPr>
-                <w:color w:val="1B1C1D"/>
-                <w:sz w:val="24"/>
-                <w:szCs w:val="24"/>
-                <w:lang w:val="es-AR"/>
-              </w:rPr>
-              <w:t xml:space="preserve"> a los </w:t>
+              <w:t xml:space="preserve">, a partir del cual se entregarán las IPs a los </w:t>
             </w:r>
             <w:r>
               <w:rPr>
@@ -20986,27 +17429,7 @@
                 <w:szCs w:val="24"/>
                 <w:lang w:val="es-AR"/>
               </w:rPr>
-              <w:t xml:space="preserve">Entra a la configuración de la interfaz </w:t>
-            </w:r>
-            <w:proofErr w:type="spellStart"/>
-            <w:r>
-              <w:rPr>
-                <w:color w:val="1B1C1D"/>
-                <w:sz w:val="24"/>
-                <w:szCs w:val="24"/>
-                <w:lang w:val="es-AR"/>
-              </w:rPr>
-              <w:t>FastEthernet</w:t>
-            </w:r>
-            <w:proofErr w:type="spellEnd"/>
-            <w:r>
-              <w:rPr>
-                <w:color w:val="1B1C1D"/>
-                <w:sz w:val="24"/>
-                <w:szCs w:val="24"/>
-                <w:lang w:val="es-AR"/>
-              </w:rPr>
-              <w:t xml:space="preserve"> 0/0.</w:t>
+              <w:t>Entra a la configuración de la interfaz FastEthernet 0/0.</w:t>
             </w:r>
           </w:p>
         </w:tc>
@@ -21049,7 +17472,6 @@
               </w:rPr>
               <w:t xml:space="preserve">Permite configurar parámetros específicos de ese puerto físico del </w:t>
             </w:r>
-            <w:proofErr w:type="spellStart"/>
             <w:r>
               <w:rPr>
                 <w:i/>
@@ -21062,7 +17484,6 @@
               </w:rPr>
               <w:t>router</w:t>
             </w:r>
-            <w:proofErr w:type="spellEnd"/>
             <w:r>
               <w:rPr>
                 <w:color w:val="1B1C1D"/>
@@ -21152,7 +17573,6 @@
                 <w:lang w:val="en-US"/>
               </w:rPr>
             </w:pPr>
-            <w:proofErr w:type="spellStart"/>
             <w:r>
               <w:rPr>
                 <w:color w:val="1B1C1D"/>
@@ -21160,37 +17580,7 @@
                 <w:szCs w:val="24"/>
                 <w:lang w:val="en-US"/>
               </w:rPr>
-              <w:t>Enciende</w:t>
-            </w:r>
-            <w:proofErr w:type="spellEnd"/>
-            <w:r>
-              <w:rPr>
-                <w:color w:val="1B1C1D"/>
-                <w:sz w:val="24"/>
-                <w:szCs w:val="24"/>
-                <w:lang w:val="en-US"/>
-              </w:rPr>
-              <w:t xml:space="preserve"> la </w:t>
-            </w:r>
-            <w:proofErr w:type="spellStart"/>
-            <w:r>
-              <w:rPr>
-                <w:color w:val="1B1C1D"/>
-                <w:sz w:val="24"/>
-                <w:szCs w:val="24"/>
-                <w:lang w:val="en-US"/>
-              </w:rPr>
-              <w:t>interfaz</w:t>
-            </w:r>
-            <w:proofErr w:type="spellEnd"/>
-            <w:r>
-              <w:rPr>
-                <w:color w:val="1B1C1D"/>
-                <w:sz w:val="24"/>
-                <w:szCs w:val="24"/>
-                <w:lang w:val="en-US"/>
-              </w:rPr>
-              <w:t>.</w:t>
+              <w:t>Enciende la interfaz.</w:t>
             </w:r>
           </w:p>
         </w:tc>
@@ -21224,7 +17614,6 @@
                 <w:lang w:val="en-US"/>
               </w:rPr>
             </w:pPr>
-            <w:proofErr w:type="spellStart"/>
             <w:r>
               <w:rPr>
                 <w:color w:val="1B1C1D"/>
@@ -21232,57 +17621,7 @@
                 <w:szCs w:val="24"/>
                 <w:lang w:val="en-US"/>
               </w:rPr>
-              <w:t>Habilita</w:t>
-            </w:r>
-            <w:proofErr w:type="spellEnd"/>
-            <w:r>
-              <w:rPr>
-                <w:color w:val="1B1C1D"/>
-                <w:sz w:val="24"/>
-                <w:szCs w:val="24"/>
-                <w:lang w:val="en-US"/>
-              </w:rPr>
-              <w:t xml:space="preserve"> la </w:t>
-            </w:r>
-            <w:proofErr w:type="spellStart"/>
-            <w:r>
-              <w:rPr>
-                <w:color w:val="1B1C1D"/>
-                <w:sz w:val="24"/>
-                <w:szCs w:val="24"/>
-                <w:lang w:val="en-US"/>
-              </w:rPr>
-              <w:t>interfaz</w:t>
-            </w:r>
-            <w:proofErr w:type="spellEnd"/>
-            <w:r>
-              <w:rPr>
-                <w:color w:val="1B1C1D"/>
-                <w:sz w:val="24"/>
-                <w:szCs w:val="24"/>
-                <w:lang w:val="en-US"/>
-              </w:rPr>
-              <w:t xml:space="preserve"> </w:t>
-            </w:r>
-            <w:proofErr w:type="spellStart"/>
-            <w:r>
-              <w:rPr>
-                <w:color w:val="1B1C1D"/>
-                <w:sz w:val="24"/>
-                <w:szCs w:val="24"/>
-                <w:lang w:val="en-US"/>
-              </w:rPr>
-              <w:t>físicamente</w:t>
-            </w:r>
-            <w:proofErr w:type="spellEnd"/>
-            <w:r>
-              <w:rPr>
-                <w:color w:val="1B1C1D"/>
-                <w:sz w:val="24"/>
-                <w:szCs w:val="24"/>
-                <w:lang w:val="en-US"/>
-              </w:rPr>
-              <w:t>.</w:t>
+              <w:t>Habilita la interfaz físicamente.</w:t>
             </w:r>
           </w:p>
         </w:tc>
@@ -21734,45 +18073,8 @@
                 <w:bdr w:val="none" w:sz="0" w:space="0" w:color="auto" w:frame="1"/>
                 <w:lang w:val="en-US"/>
               </w:rPr>
-              <w:t xml:space="preserve">ipv6 </w:t>
-            </w:r>
-            <w:proofErr w:type="spellStart"/>
-            <w:r>
-              <w:rPr>
-                <w:rFonts w:ascii="Courier New" w:hAnsi="Courier New" w:cs="Courier New"/>
-                <w:color w:val="444746"/>
-                <w:sz w:val="20"/>
-                <w:szCs w:val="20"/>
-                <w:bdr w:val="none" w:sz="0" w:space="0" w:color="auto" w:frame="1"/>
-                <w:lang w:val="en-US"/>
-              </w:rPr>
-              <w:t>dhcp</w:t>
-            </w:r>
-            <w:proofErr w:type="spellEnd"/>
-            <w:r>
-              <w:rPr>
-                <w:rFonts w:ascii="Courier New" w:hAnsi="Courier New" w:cs="Courier New"/>
-                <w:color w:val="444746"/>
-                <w:sz w:val="20"/>
-                <w:szCs w:val="20"/>
-                <w:bdr w:val="none" w:sz="0" w:space="0" w:color="auto" w:frame="1"/>
-                <w:lang w:val="en-US"/>
-              </w:rPr>
-              <w:t xml:space="preserve"> server </w:t>
-            </w:r>
-            <w:proofErr w:type="spellStart"/>
-            <w:r>
-              <w:rPr>
-                <w:rFonts w:ascii="Courier New" w:hAnsi="Courier New" w:cs="Courier New"/>
-                <w:color w:val="444746"/>
-                <w:sz w:val="20"/>
-                <w:szCs w:val="20"/>
-                <w:bdr w:val="none" w:sz="0" w:space="0" w:color="auto" w:frame="1"/>
-                <w:lang w:val="en-US"/>
-              </w:rPr>
-              <w:t>labredes</w:t>
-            </w:r>
-            <w:proofErr w:type="spellEnd"/>
+              <w:t>ipv6 dhcp server labredes</w:t>
+            </w:r>
           </w:p>
         </w:tc>
         <w:tc>
@@ -21888,7 +18190,6 @@
               </w:rPr>
               <w:t xml:space="preserve"> llamado </w:t>
             </w:r>
-            <w:proofErr w:type="spellStart"/>
             <w:r>
               <w:rPr>
                 <w:rFonts w:ascii="Courier New" w:hAnsi="Courier New" w:cs="Courier New"/>
@@ -21900,7 +18201,6 @@
               </w:rPr>
               <w:t>labredes</w:t>
             </w:r>
-            <w:proofErr w:type="spellEnd"/>
             <w:r>
               <w:rPr>
                 <w:color w:val="1B1C1D"/>
@@ -21956,31 +18256,7 @@
                 <w:bdr w:val="none" w:sz="0" w:space="0" w:color="auto" w:frame="1"/>
                 <w:lang w:val="en-US"/>
               </w:rPr>
-              <w:t xml:space="preserve">ipv6 </w:t>
-            </w:r>
-            <w:proofErr w:type="spellStart"/>
-            <w:r>
-              <w:rPr>
-                <w:rFonts w:ascii="Courier New" w:hAnsi="Courier New" w:cs="Courier New"/>
-                <w:color w:val="444746"/>
-                <w:sz w:val="20"/>
-                <w:szCs w:val="20"/>
-                <w:bdr w:val="none" w:sz="0" w:space="0" w:color="auto" w:frame="1"/>
-                <w:lang w:val="en-US"/>
-              </w:rPr>
-              <w:t>nd</w:t>
-            </w:r>
-            <w:proofErr w:type="spellEnd"/>
-            <w:r>
-              <w:rPr>
-                <w:rFonts w:ascii="Courier New" w:hAnsi="Courier New" w:cs="Courier New"/>
-                <w:color w:val="444746"/>
-                <w:sz w:val="20"/>
-                <w:szCs w:val="20"/>
-                <w:bdr w:val="none" w:sz="0" w:space="0" w:color="auto" w:frame="1"/>
-                <w:lang w:val="en-US"/>
-              </w:rPr>
-              <w:t xml:space="preserve"> managed-config-flag</w:t>
+              <w:t>ipv6 nd managed-config-flag</w:t>
             </w:r>
           </w:p>
         </w:tc>
@@ -22021,47 +18297,7 @@
                 <w:szCs w:val="24"/>
                 <w:lang w:val="es-AR"/>
               </w:rPr>
-              <w:t>Activa el "M-</w:t>
-            </w:r>
-            <w:proofErr w:type="spellStart"/>
-            <w:r>
-              <w:rPr>
-                <w:color w:val="1B1C1D"/>
-                <w:sz w:val="24"/>
-                <w:szCs w:val="24"/>
-                <w:lang w:val="es-AR"/>
-              </w:rPr>
-              <w:t>flag</w:t>
-            </w:r>
-            <w:proofErr w:type="spellEnd"/>
-            <w:r>
-              <w:rPr>
-                <w:color w:val="1B1C1D"/>
-                <w:sz w:val="24"/>
-                <w:szCs w:val="24"/>
-                <w:lang w:val="es-AR"/>
-              </w:rPr>
-              <w:t xml:space="preserve">" en los Anuncios de </w:t>
-            </w:r>
-            <w:proofErr w:type="spellStart"/>
-            <w:r>
-              <w:rPr>
-                <w:color w:val="1B1C1D"/>
-                <w:sz w:val="24"/>
-                <w:szCs w:val="24"/>
-                <w:lang w:val="es-AR"/>
-              </w:rPr>
-              <w:t>Router</w:t>
-            </w:r>
-            <w:proofErr w:type="spellEnd"/>
-            <w:r>
-              <w:rPr>
-                <w:color w:val="1B1C1D"/>
-                <w:sz w:val="24"/>
-                <w:szCs w:val="24"/>
-                <w:lang w:val="es-AR"/>
-              </w:rPr>
-              <w:t xml:space="preserve"> (RA).</w:t>
+              <w:t>Activa el "M-flag" en los Anuncios de Router (RA).</w:t>
             </w:r>
           </w:p>
         </w:tc>
@@ -22133,7 +18369,6 @@
               </w:rPr>
               <w:t xml:space="preserve"> a usar DHCPv6 para obtener la dirección IPv6 completa y el </w:t>
             </w:r>
-            <w:proofErr w:type="spellStart"/>
             <w:r>
               <w:rPr>
                 <w:b/>
@@ -22148,7 +18383,6 @@
               </w:rPr>
               <w:t>gateway</w:t>
             </w:r>
-            <w:proofErr w:type="spellEnd"/>
             <w:r>
               <w:rPr>
                 <w:color w:val="1B1C1D"/>
@@ -22158,7 +18392,6 @@
               </w:rPr>
               <w:t xml:space="preserve"> (modelo </w:t>
             </w:r>
-            <w:proofErr w:type="spellStart"/>
             <w:r>
               <w:rPr>
                 <w:b/>
@@ -22171,7 +18404,6 @@
               </w:rPr>
               <w:t>Stateful</w:t>
             </w:r>
-            <w:proofErr w:type="spellEnd"/>
             <w:r>
               <w:rPr>
                 <w:color w:val="1B1C1D"/>
@@ -22188,47 +18420,7 @@
                 <w:szCs w:val="24"/>
                 <w:lang w:val="en-US"/>
               </w:rPr>
-              <w:t xml:space="preserve">Sin </w:t>
-            </w:r>
-            <w:proofErr w:type="spellStart"/>
-            <w:r>
-              <w:rPr>
-                <w:color w:val="1B1C1D"/>
-                <w:sz w:val="24"/>
-                <w:szCs w:val="24"/>
-                <w:lang w:val="en-US"/>
-              </w:rPr>
-              <w:t>este</w:t>
-            </w:r>
-            <w:proofErr w:type="spellEnd"/>
-            <w:r>
-              <w:rPr>
-                <w:color w:val="1B1C1D"/>
-                <w:sz w:val="24"/>
-                <w:szCs w:val="24"/>
-                <w:lang w:val="en-US"/>
-              </w:rPr>
-              <w:t xml:space="preserve"> </w:t>
-            </w:r>
-            <w:proofErr w:type="spellStart"/>
-            <w:r>
-              <w:rPr>
-                <w:color w:val="1B1C1D"/>
-                <w:sz w:val="24"/>
-                <w:szCs w:val="24"/>
-                <w:lang w:val="en-US"/>
-              </w:rPr>
-              <w:t>comando</w:t>
-            </w:r>
-            <w:proofErr w:type="spellEnd"/>
-            <w:r>
-              <w:rPr>
-                <w:color w:val="1B1C1D"/>
-                <w:sz w:val="24"/>
-                <w:szCs w:val="24"/>
-                <w:lang w:val="en-US"/>
-              </w:rPr>
-              <w:t xml:space="preserve">, los </w:t>
+              <w:t xml:space="preserve">Sin este comando, los </w:t>
             </w:r>
             <w:r>
               <w:rPr>
@@ -22249,27 +18441,7 @@
                 <w:szCs w:val="24"/>
                 <w:lang w:val="en-US"/>
               </w:rPr>
-              <w:t xml:space="preserve"> </w:t>
-            </w:r>
-            <w:proofErr w:type="spellStart"/>
-            <w:r>
-              <w:rPr>
-                <w:color w:val="1B1C1D"/>
-                <w:sz w:val="24"/>
-                <w:szCs w:val="24"/>
-                <w:lang w:val="en-US"/>
-              </w:rPr>
-              <w:t>usarían</w:t>
-            </w:r>
-            <w:proofErr w:type="spellEnd"/>
-            <w:r>
-              <w:rPr>
-                <w:color w:val="1B1C1D"/>
-                <w:sz w:val="24"/>
-                <w:szCs w:val="24"/>
-                <w:lang w:val="en-US"/>
-              </w:rPr>
-              <w:t xml:space="preserve"> SLAAC.</w:t>
+              <w:t xml:space="preserve"> usarían SLAAC.</w:t>
             </w:r>
           </w:p>
         </w:tc>
@@ -22447,7 +18619,6 @@
                 <w:bdr w:val="none" w:sz="0" w:space="0" w:color="auto" w:frame="1"/>
                 <w:lang w:val="en-US"/>
               </w:rPr>
-              <w:lastRenderedPageBreak/>
               <w:t>exit</w:t>
             </w:r>
           </w:p>
@@ -22947,7 +19118,6 @@
                                   </w:rPr>
                                   <w:t xml:space="preserve"> </w:t>
                                 </w:r>
-                                <w:proofErr w:type="spellStart"/>
                                 <w:r>
                                   <w:rPr>
                                     <w:rFonts w:ascii="Arial MT" w:hAnsi="Arial MT"/>
@@ -22955,7 +19125,6 @@
                                   </w:rPr>
                                   <w:t>Ortíz</w:t>
                                 </w:r>
-                                <w:proofErr w:type="spellEnd"/>
                               </w:p>
                             </w:tc>
                           </w:tr>
@@ -23484,7 +19653,6 @@
                             </w:rPr>
                             <w:t xml:space="preserve"> </w:t>
                           </w:r>
-                          <w:proofErr w:type="spellStart"/>
                           <w:r>
                             <w:rPr>
                               <w:rFonts w:ascii="Arial MT" w:hAnsi="Arial MT"/>
@@ -23492,7 +19660,6 @@
                             </w:rPr>
                             <w:t>Ortíz</w:t>
                           </w:r>
-                          <w:proofErr w:type="spellEnd"/>
                         </w:p>
                       </w:tc>
                     </w:tr>
@@ -23716,7 +19883,7 @@
 <w:numbering xmlns:wpc="http://schemas.microsoft.com/office/word/2010/wordprocessingCanvas" xmlns:cx="http://schemas.microsoft.com/office/drawing/2014/chartex" xmlns:cx1="http://schemas.microsoft.com/office/drawing/2015/9/8/chartex" xmlns:cx2="http://schemas.microsoft.com/office/drawing/2015/10/21/chartex" xmlns:cx3="http://schemas.microsoft.com/office/drawing/2016/5/9/chartex" xmlns:cx4="http://schemas.microsoft.com/office/drawing/2016/5/10/chartex" xmlns:cx5="http://schemas.microsoft.com/office/drawing/2016/5/11/chartex" xmlns:cx6="http://schemas.microsoft.com/office/drawing/2016/5/12/chartex" xmlns:cx7="http://schemas.microsoft.com/office/drawing/2016/5/13/chartex" xmlns:cx8="http://schemas.microsoft.com/office/drawing/2016/5/14/chartex" xmlns:mc="http://schemas.openxmlformats.org/markup-compatibility/2006" xmlns:aink="http://schemas.microsoft.com/office/drawing/2016/ink" xmlns:am3d="http://schemas.microsoft.com/office/drawing/2017/model3d" xmlns:o="urn:schemas-microsoft-com:office:office" xmlns:r="http://schemas.openxmlformats.org/officeDocument/2006/relationships" xmlns:m="http://schemas.openxmlformats.org/officeDocument/2006/math" xmlns:v="urn:schemas-microsoft-com:vml" xmlns:wp14="http://schemas.microsoft.com/office/word/2010/wordprocessingDrawing" xmlns:wp="http://schemas.openxmlformats.org/drawingml/2006/wordprocessingDrawing" xmlns:w10="urn:schemas-microsoft-com:office:word" xmlns:w="http://schemas.openxmlformats.org/wordprocessingml/2006/main" xmlns:w14="http://schemas.microsoft.com/office/word/2010/wordml" xmlns:w15="http://schemas.microsoft.com/office/word/2012/wordml" xmlns:w16cex="http://schemas.microsoft.com/office/word/2018/wordml/cex" xmlns:w16cid="http://schemas.microsoft.com/office/word/2016/wordml/cid" xmlns:w16="http://schemas.microsoft.com/office/word/2018/wordml" xmlns:w16sdtdh="http://schemas.microsoft.com/office/word/2020/wordml/sdtdatahash" xmlns:w16se="http://schemas.microsoft.com/office/word/2015/wordml/symex" xmlns:wpg="http://schemas.microsoft.com/office/word/2010/wordprocessingGroup" xmlns:wpi="http://schemas.microsoft.com/office/word/2010/wordprocessingInk" xmlns:wne="http://schemas.microsoft.com/office/word/2006/wordml" xmlns:wps="http://schemas.microsoft.com/office/word/2010/wordprocessingShape" mc:Ignorable="w14 w15 w16se w16cid w16 w16cex w16sdtdh wp14">
   <w:numPicBullet w:numPicBulletId="0">
     <w:pict>
-      <v:rect id="_x0000_i1105" style="width:0;height:1.5pt" o:hralign="center" o:bullet="t" o:hrstd="t" o:hr="t" fillcolor="#a0a0a0" stroked="f"/>
+      <v:rect id="_x0000_i1045" style="width:0;height:1.5pt" o:hralign="center" o:bullet="t" o:hrstd="t" o:hr="t" fillcolor="#a0a0a0" stroked="f"/>
     </w:pict>
   </w:numPicBullet>
   <w:abstractNum w:abstractNumId="0" w15:restartNumberingAfterBreak="0">

--- a/4to Año/Comunicaciones II/TP6.docx
+++ b/4to Año/Comunicaciones II/TP6.docx
@@ -107,8 +107,21 @@
           <w:numId w:val="10"/>
         </w:numPr>
       </w:pPr>
-      <w:r>
-        <w:t>Enlazar redes físicamente.</w:t>
+      <w:proofErr w:type="spellStart"/>
+      <w:r>
+        <w:t>Enlazar</w:t>
+      </w:r>
+      <w:proofErr w:type="spellEnd"/>
+      <w:r>
+        <w:t xml:space="preserve"> redes </w:t>
+      </w:r>
+      <w:proofErr w:type="spellStart"/>
+      <w:r>
+        <w:t>físicamente</w:t>
+      </w:r>
+      <w:proofErr w:type="spellEnd"/>
+      <w:r>
+        <w:t>.</w:t>
       </w:r>
     </w:p>
     <w:p>
@@ -187,9 +200,27 @@
           <w:numId w:val="11"/>
         </w:numPr>
       </w:pPr>
-      <w:r>
-        <w:t>Esquemas de direccionamiento distintos</w:t>
-      </w:r>
+      <w:proofErr w:type="spellStart"/>
+      <w:r>
+        <w:t>Esquemas</w:t>
+      </w:r>
+      <w:proofErr w:type="spellEnd"/>
+      <w:r>
+        <w:t xml:space="preserve"> de </w:t>
+      </w:r>
+      <w:proofErr w:type="spellStart"/>
+      <w:r>
+        <w:t>direccionamiento</w:t>
+      </w:r>
+      <w:proofErr w:type="spellEnd"/>
+      <w:r>
+        <w:t xml:space="preserve"> </w:t>
+      </w:r>
+      <w:proofErr w:type="spellStart"/>
+      <w:r>
+        <w:t>distintos</w:t>
+      </w:r>
+      <w:proofErr w:type="spellEnd"/>
     </w:p>
     <w:p>
       <w:pPr>
@@ -217,9 +248,27 @@
           <w:numId w:val="11"/>
         </w:numPr>
       </w:pPr>
-      <w:r>
-        <w:t>Mecanismos de acceso distintos</w:t>
-      </w:r>
+      <w:proofErr w:type="spellStart"/>
+      <w:r>
+        <w:t>Mecanismos</w:t>
+      </w:r>
+      <w:proofErr w:type="spellEnd"/>
+      <w:r>
+        <w:t xml:space="preserve"> de </w:t>
+      </w:r>
+      <w:proofErr w:type="spellStart"/>
+      <w:r>
+        <w:t>acceso</w:t>
+      </w:r>
+      <w:proofErr w:type="spellEnd"/>
+      <w:r>
+        <w:t xml:space="preserve"> </w:t>
+      </w:r>
+      <w:proofErr w:type="spellStart"/>
+      <w:r>
+        <w:t>distintos</w:t>
+      </w:r>
+      <w:proofErr w:type="spellEnd"/>
     </w:p>
     <w:p>
       <w:pPr>
@@ -314,7 +363,21 @@
           <w:lang w:val="es-AR"/>
         </w:rPr>
         <w:br/>
-        <w:t>Cada datagrama IP viaja de forma independiente por la red; los routers deciden la mejor ruta para cada uno.</w:t>
+        <w:t xml:space="preserve">Cada datagrama IP viaja de forma independiente por la red; los </w:t>
+      </w:r>
+      <w:proofErr w:type="spellStart"/>
+      <w:r>
+        <w:rPr>
+          <w:lang w:val="es-AR"/>
+        </w:rPr>
+        <w:t>routers</w:t>
+      </w:r>
+      <w:proofErr w:type="spellEnd"/>
+      <w:r>
+        <w:rPr>
+          <w:lang w:val="es-AR"/>
+        </w:rPr>
+        <w:t xml:space="preserve"> deciden la mejor ruta para cada uno.</w:t>
       </w:r>
       <w:r>
         <w:rPr>
@@ -346,11 +409,19 @@
       <w:pPr>
         <w:pStyle w:val="NormalWeb"/>
       </w:pPr>
+      <w:proofErr w:type="spellStart"/>
       <w:r>
         <w:rPr>
           <w:rStyle w:val="Textoennegrita"/>
         </w:rPr>
-        <w:t>Ventajas:</w:t>
+        <w:t>Ventajas</w:t>
+      </w:r>
+      <w:proofErr w:type="spellEnd"/>
+      <w:r>
+        <w:rPr>
+          <w:rStyle w:val="Textoennegrita"/>
+        </w:rPr>
+        <w:t>:</w:t>
       </w:r>
     </w:p>
     <w:p>
@@ -428,13 +499,47 @@
         <w:br/>
         <w:t>“</w:t>
       </w:r>
+      <w:proofErr w:type="spellStart"/>
       <w:r>
         <w:rPr>
           <w:rStyle w:val="Textoennegrita"/>
           <w:lang w:val="es-AR"/>
         </w:rPr>
-        <w:t>Best Effort Delivery</w:t>
-      </w:r>
+        <w:t>Best</w:t>
+      </w:r>
+      <w:proofErr w:type="spellEnd"/>
+      <w:r>
+        <w:rPr>
+          <w:rStyle w:val="Textoennegrita"/>
+          <w:lang w:val="es-AR"/>
+        </w:rPr>
+        <w:t xml:space="preserve"> </w:t>
+      </w:r>
+      <w:proofErr w:type="spellStart"/>
+      <w:r>
+        <w:rPr>
+          <w:rStyle w:val="Textoennegrita"/>
+          <w:lang w:val="es-AR"/>
+        </w:rPr>
+        <w:t>Effort</w:t>
+      </w:r>
+      <w:proofErr w:type="spellEnd"/>
+      <w:r>
+        <w:rPr>
+          <w:rStyle w:val="Textoennegrita"/>
+          <w:lang w:val="es-AR"/>
+        </w:rPr>
+        <w:t xml:space="preserve"> </w:t>
+      </w:r>
+      <w:proofErr w:type="spellStart"/>
+      <w:r>
+        <w:rPr>
+          <w:rStyle w:val="Textoennegrita"/>
+          <w:lang w:val="es-AR"/>
+        </w:rPr>
+        <w:t>Delivery</w:t>
+      </w:r>
+      <w:proofErr w:type="spellEnd"/>
       <w:r>
         <w:rPr>
           <w:lang w:val="es-AR"/>
@@ -542,6 +647,7 @@
                 <w:lang w:val="en-US"/>
               </w:rPr>
             </w:pPr>
+            <w:proofErr w:type="spellStart"/>
             <w:r>
               <w:rPr>
                 <w:b/>
@@ -552,6 +658,7 @@
               </w:rPr>
               <w:t>Aspecto</w:t>
             </w:r>
+            <w:proofErr w:type="spellEnd"/>
           </w:p>
         </w:tc>
         <w:tc>
@@ -574,6 +681,7 @@
                 <w:lang w:val="en-US"/>
               </w:rPr>
             </w:pPr>
+            <w:proofErr w:type="spellStart"/>
             <w:r>
               <w:rPr>
                 <w:b/>
@@ -584,6 +692,7 @@
               </w:rPr>
               <w:t>Descripción</w:t>
             </w:r>
+            <w:proofErr w:type="spellEnd"/>
           </w:p>
         </w:tc>
       </w:tr>
@@ -609,6 +718,7 @@
                 <w:lang w:val="en-US"/>
               </w:rPr>
             </w:pPr>
+            <w:proofErr w:type="spellStart"/>
             <w:r>
               <w:rPr>
                 <w:b/>
@@ -617,7 +727,40 @@
                 <w:szCs w:val="24"/>
                 <w:lang w:val="en-US"/>
               </w:rPr>
-              <w:t>Ruteo (Encaminamiento)</w:t>
+              <w:t>Ruteo</w:t>
+            </w:r>
+            <w:proofErr w:type="spellEnd"/>
+            <w:r>
+              <w:rPr>
+                <w:b/>
+                <w:bCs/>
+                <w:sz w:val="24"/>
+                <w:szCs w:val="24"/>
+                <w:lang w:val="en-US"/>
+              </w:rPr>
+              <w:t xml:space="preserve"> (</w:t>
+            </w:r>
+            <w:proofErr w:type="spellStart"/>
+            <w:r>
+              <w:rPr>
+                <w:b/>
+                <w:bCs/>
+                <w:sz w:val="24"/>
+                <w:szCs w:val="24"/>
+                <w:lang w:val="en-US"/>
+              </w:rPr>
+              <w:t>Encaminamiento</w:t>
+            </w:r>
+            <w:proofErr w:type="spellEnd"/>
+            <w:r>
+              <w:rPr>
+                <w:b/>
+                <w:bCs/>
+                <w:sz w:val="24"/>
+                <w:szCs w:val="24"/>
+                <w:lang w:val="en-US"/>
+              </w:rPr>
+              <w:t>)</w:t>
             </w:r>
           </w:p>
         </w:tc>
@@ -645,7 +788,25 @@
                 <w:szCs w:val="24"/>
                 <w:lang w:val="es-AR"/>
               </w:rPr>
-              <w:t xml:space="preserve">Determinar la ruta que seguirá el datagrama hasta su destino. Cada router mantiene una </w:t>
+              <w:t xml:space="preserve">Determinar la ruta que seguirá el datagrama hasta su destino. Cada </w:t>
+            </w:r>
+            <w:proofErr w:type="spellStart"/>
+            <w:r>
+              <w:rPr>
+                <w:sz w:val="24"/>
+                <w:szCs w:val="24"/>
+                <w:lang w:val="es-AR"/>
+              </w:rPr>
+              <w:t>router</w:t>
+            </w:r>
+            <w:proofErr w:type="spellEnd"/>
+            <w:r>
+              <w:rPr>
+                <w:sz w:val="24"/>
+                <w:szCs w:val="24"/>
+                <w:lang w:val="es-AR"/>
+              </w:rPr>
+              <w:t xml:space="preserve"> mantiene una </w:t>
             </w:r>
             <w:r>
               <w:rPr>
@@ -715,7 +876,25 @@
                 <w:szCs w:val="24"/>
                 <w:lang w:val="es-AR"/>
               </w:rPr>
-              <w:t>: los routers se comunican automáticamente entre ellos enviándose información actualizada de estado de la red cada determinado tiempo o cuando se produce alguna variación en el estado de la misma</w:t>
+              <w:t xml:space="preserve">: los </w:t>
+            </w:r>
+            <w:proofErr w:type="spellStart"/>
+            <w:r>
+              <w:rPr>
+                <w:sz w:val="24"/>
+                <w:szCs w:val="24"/>
+                <w:lang w:val="es-AR"/>
+              </w:rPr>
+              <w:t>routers</w:t>
+            </w:r>
+            <w:proofErr w:type="spellEnd"/>
+            <w:r>
+              <w:rPr>
+                <w:sz w:val="24"/>
+                <w:szCs w:val="24"/>
+                <w:lang w:val="es-AR"/>
+              </w:rPr>
+              <w:t xml:space="preserve"> se comunican automáticamente entre ellos enviándose información actualizada de estado de la red cada determinado tiempo o cuando se produce alguna variación en el estado de la misma</w:t>
             </w:r>
             <w:r>
               <w:rPr>
@@ -750,6 +929,7 @@
                 <w:lang w:val="en-US"/>
               </w:rPr>
             </w:pPr>
+            <w:proofErr w:type="spellStart"/>
             <w:r>
               <w:rPr>
                 <w:b/>
@@ -758,7 +938,40 @@
                 <w:szCs w:val="24"/>
                 <w:lang w:val="en-US"/>
               </w:rPr>
-              <w:t>Tiempo de vida (TTL)</w:t>
+              <w:t>Tiempo</w:t>
+            </w:r>
+            <w:proofErr w:type="spellEnd"/>
+            <w:r>
+              <w:rPr>
+                <w:b/>
+                <w:bCs/>
+                <w:sz w:val="24"/>
+                <w:szCs w:val="24"/>
+                <w:lang w:val="en-US"/>
+              </w:rPr>
+              <w:t xml:space="preserve"> de </w:t>
+            </w:r>
+            <w:proofErr w:type="spellStart"/>
+            <w:r>
+              <w:rPr>
+                <w:b/>
+                <w:bCs/>
+                <w:sz w:val="24"/>
+                <w:szCs w:val="24"/>
+                <w:lang w:val="en-US"/>
+              </w:rPr>
+              <w:t>vida</w:t>
+            </w:r>
+            <w:proofErr w:type="spellEnd"/>
+            <w:r>
+              <w:rPr>
+                <w:b/>
+                <w:bCs/>
+                <w:sz w:val="24"/>
+                <w:szCs w:val="24"/>
+                <w:lang w:val="en-US"/>
+              </w:rPr>
+              <w:t xml:space="preserve"> (TTL)</w:t>
             </w:r>
           </w:p>
         </w:tc>
@@ -786,7 +999,25 @@
                 <w:szCs w:val="24"/>
                 <w:lang w:val="es-AR"/>
               </w:rPr>
-              <w:t>Campo que evita que un paquete quede circulando indefinidamente. Cada salto (router) reduce el contador en 1; si llega a 0, el paquete se descarta.</w:t>
+              <w:t>Campo que evita que un paquete quede circulando indefinidamente. Cada salto (</w:t>
+            </w:r>
+            <w:proofErr w:type="spellStart"/>
+            <w:r>
+              <w:rPr>
+                <w:sz w:val="24"/>
+                <w:szCs w:val="24"/>
+                <w:lang w:val="es-AR"/>
+              </w:rPr>
+              <w:t>router</w:t>
+            </w:r>
+            <w:proofErr w:type="spellEnd"/>
+            <w:r>
+              <w:rPr>
+                <w:sz w:val="24"/>
+                <w:szCs w:val="24"/>
+                <w:lang w:val="es-AR"/>
+              </w:rPr>
+              <w:t>) reduce el contador en 1; si llega a 0, el paquete se descarta.</w:t>
             </w:r>
           </w:p>
         </w:tc>
@@ -813,6 +1044,7 @@
                 <w:lang w:val="en-US"/>
               </w:rPr>
             </w:pPr>
+            <w:proofErr w:type="spellStart"/>
             <w:r>
               <w:rPr>
                 <w:b/>
@@ -821,8 +1053,31 @@
                 <w:szCs w:val="24"/>
                 <w:lang w:val="en-US"/>
               </w:rPr>
-              <w:t>Fragmentación / Reensamblado</w:t>
-            </w:r>
+              <w:t>Fragmentación</w:t>
+            </w:r>
+            <w:proofErr w:type="spellEnd"/>
+            <w:r>
+              <w:rPr>
+                <w:b/>
+                <w:bCs/>
+                <w:sz w:val="24"/>
+                <w:szCs w:val="24"/>
+                <w:lang w:val="en-US"/>
+              </w:rPr>
+              <w:t xml:space="preserve"> / </w:t>
+            </w:r>
+            <w:proofErr w:type="spellStart"/>
+            <w:r>
+              <w:rPr>
+                <w:b/>
+                <w:bCs/>
+                <w:sz w:val="24"/>
+                <w:szCs w:val="24"/>
+                <w:lang w:val="en-US"/>
+              </w:rPr>
+              <w:t>Reensamblado</w:t>
+            </w:r>
+            <w:proofErr w:type="spellEnd"/>
           </w:p>
         </w:tc>
         <w:tc>
@@ -885,7 +1140,25 @@
                 <w:szCs w:val="24"/>
                 <w:lang w:val="es-AR"/>
               </w:rPr>
-              <w:t>, no en routers intermedios.</w:t>
+              <w:t xml:space="preserve">, no en </w:t>
+            </w:r>
+            <w:proofErr w:type="spellStart"/>
+            <w:r>
+              <w:rPr>
+                <w:sz w:val="24"/>
+                <w:szCs w:val="24"/>
+                <w:lang w:val="es-AR"/>
+              </w:rPr>
+              <w:t>routers</w:t>
+            </w:r>
+            <w:proofErr w:type="spellEnd"/>
+            <w:r>
+              <w:rPr>
+                <w:sz w:val="24"/>
+                <w:szCs w:val="24"/>
+                <w:lang w:val="es-AR"/>
+              </w:rPr>
+              <w:t xml:space="preserve"> intermedios.</w:t>
             </w:r>
             <w:r>
               <w:rPr>
@@ -928,8 +1201,20 @@
                 <w:szCs w:val="24"/>
                 <w:lang w:val="en-US"/>
               </w:rPr>
-              <w:t>Control de errores</w:t>
-            </w:r>
+              <w:t xml:space="preserve">Control de </w:t>
+            </w:r>
+            <w:proofErr w:type="spellStart"/>
+            <w:r>
+              <w:rPr>
+                <w:b/>
+                <w:bCs/>
+                <w:sz w:val="24"/>
+                <w:szCs w:val="24"/>
+                <w:lang w:val="en-US"/>
+              </w:rPr>
+              <w:t>errores</w:t>
+            </w:r>
+            <w:proofErr w:type="spellEnd"/>
           </w:p>
         </w:tc>
         <w:tc>
@@ -964,7 +1249,25 @@
                 <w:szCs w:val="24"/>
                 <w:lang w:val="es-AR"/>
               </w:rPr>
-              <w:t xml:space="preserve"> (checksum)</w:t>
+              <w:t xml:space="preserve"> (</w:t>
+            </w:r>
+            <w:proofErr w:type="spellStart"/>
+            <w:r>
+              <w:rPr>
+                <w:sz w:val="24"/>
+                <w:szCs w:val="24"/>
+                <w:lang w:val="es-AR"/>
+              </w:rPr>
+              <w:t>checksum</w:t>
+            </w:r>
+            <w:proofErr w:type="spellEnd"/>
+            <w:r>
+              <w:rPr>
+                <w:sz w:val="24"/>
+                <w:szCs w:val="24"/>
+                <w:lang w:val="es-AR"/>
+              </w:rPr>
+              <w:t>)</w:t>
             </w:r>
             <w:r>
               <w:rPr>
@@ -1007,8 +1310,20 @@
                 <w:szCs w:val="24"/>
                 <w:lang w:val="en-US"/>
               </w:rPr>
-              <w:t>Control de flujo</w:t>
-            </w:r>
+              <w:t xml:space="preserve">Control de </w:t>
+            </w:r>
+            <w:proofErr w:type="spellStart"/>
+            <w:r>
+              <w:rPr>
+                <w:b/>
+                <w:bCs/>
+                <w:sz w:val="24"/>
+                <w:szCs w:val="24"/>
+                <w:lang w:val="en-US"/>
+              </w:rPr>
+              <w:t>flujo</w:t>
+            </w:r>
+            <w:proofErr w:type="spellEnd"/>
           </w:p>
         </w:tc>
         <w:tc>
@@ -1035,7 +1350,25 @@
                 <w:szCs w:val="24"/>
                 <w:lang w:val="es-AR"/>
               </w:rPr>
-              <w:t>Limitado, ya que IP no tiene confirmaciones. Si hay congestión, el router puede enviar un mensaje ICMP pidiendo reducir el ritmo de envío.</w:t>
+              <w:t xml:space="preserve">Limitado, ya que IP no tiene confirmaciones. Si hay congestión, el </w:t>
+            </w:r>
+            <w:proofErr w:type="spellStart"/>
+            <w:r>
+              <w:rPr>
+                <w:sz w:val="24"/>
+                <w:szCs w:val="24"/>
+                <w:lang w:val="es-AR"/>
+              </w:rPr>
+              <w:t>router</w:t>
+            </w:r>
+            <w:proofErr w:type="spellEnd"/>
+            <w:r>
+              <w:rPr>
+                <w:sz w:val="24"/>
+                <w:szCs w:val="24"/>
+                <w:lang w:val="es-AR"/>
+              </w:rPr>
+              <w:t xml:space="preserve"> puede enviar un mensaje ICMP pidiendo reducir el ritmo de envío.</w:t>
             </w:r>
           </w:p>
         </w:tc>
@@ -1085,8 +1418,13 @@
           <w:numId w:val="13"/>
         </w:numPr>
       </w:pPr>
-      <w:r>
-        <w:t>Protocolo base de Internet.</w:t>
+      <w:proofErr w:type="spellStart"/>
+      <w:r>
+        <w:t>Protocolo</w:t>
+      </w:r>
+      <w:proofErr w:type="spellEnd"/>
+      <w:r>
+        <w:t xml:space="preserve"> base de Internet.</w:t>
       </w:r>
     </w:p>
     <w:p>
@@ -1097,8 +1435,29 @@
           <w:numId w:val="13"/>
         </w:numPr>
       </w:pPr>
-      <w:r>
-        <w:t>Direcciona y encamina datagramas.</w:t>
+      <w:proofErr w:type="spellStart"/>
+      <w:r>
+        <w:t>Direcciona</w:t>
+      </w:r>
+      <w:proofErr w:type="spellEnd"/>
+      <w:r>
+        <w:t xml:space="preserve"> y </w:t>
+      </w:r>
+      <w:proofErr w:type="spellStart"/>
+      <w:r>
+        <w:t>encamina</w:t>
+      </w:r>
+      <w:proofErr w:type="spellEnd"/>
+      <w:r>
+        <w:t xml:space="preserve"> </w:t>
+      </w:r>
+      <w:proofErr w:type="spellStart"/>
+      <w:r>
+        <w:t>datagramas</w:t>
+      </w:r>
+      <w:proofErr w:type="spellEnd"/>
+      <w:r>
+        <w:t>.</w:t>
       </w:r>
     </w:p>
     <w:p>
@@ -1286,9 +1645,9 @@
         <w:tblLook w:val="04A0" w:firstRow="1" w:lastRow="0" w:firstColumn="1" w:lastColumn="0" w:noHBand="0" w:noVBand="1"/>
       </w:tblPr>
       <w:tblGrid>
-        <w:gridCol w:w="3560"/>
-        <w:gridCol w:w="1518"/>
-        <w:gridCol w:w="5443"/>
+        <w:gridCol w:w="3381"/>
+        <w:gridCol w:w="1461"/>
+        <w:gridCol w:w="5679"/>
       </w:tblGrid>
       <w:tr>
         <w:trPr>
@@ -1348,6 +1707,7 @@
                 <w:lang w:val="en-US"/>
               </w:rPr>
             </w:pPr>
+            <w:proofErr w:type="spellStart"/>
             <w:r>
               <w:rPr>
                 <w:b/>
@@ -1358,6 +1718,7 @@
               </w:rPr>
               <w:t>Tamaño</w:t>
             </w:r>
+            <w:proofErr w:type="spellEnd"/>
           </w:p>
         </w:tc>
         <w:tc>
@@ -1380,6 +1741,7 @@
                 <w:lang w:val="en-US"/>
               </w:rPr>
             </w:pPr>
+            <w:proofErr w:type="spellStart"/>
             <w:r>
               <w:rPr>
                 <w:b/>
@@ -1390,6 +1752,7 @@
               </w:rPr>
               <w:t>Descripción</w:t>
             </w:r>
+            <w:proofErr w:type="spellEnd"/>
           </w:p>
         </w:tc>
       </w:tr>
@@ -1416,6 +1779,7 @@
                 <w:lang w:val="en-US"/>
               </w:rPr>
             </w:pPr>
+            <w:proofErr w:type="spellStart"/>
             <w:r>
               <w:rPr>
                 <w:b/>
@@ -1426,6 +1790,7 @@
               </w:rPr>
               <w:t>Versión</w:t>
             </w:r>
+            <w:proofErr w:type="spellEnd"/>
           </w:p>
         </w:tc>
         <w:tc>
@@ -1480,7 +1845,25 @@
                 <w:szCs w:val="24"/>
                 <w:lang w:val="en-US"/>
               </w:rPr>
-              <w:t>Indica versión (4 para IPv4).</w:t>
+              <w:t xml:space="preserve">Indica </w:t>
+            </w:r>
+            <w:proofErr w:type="spellStart"/>
+            <w:r>
+              <w:rPr>
+                <w:sz w:val="24"/>
+                <w:szCs w:val="24"/>
+                <w:lang w:val="en-US"/>
+              </w:rPr>
+              <w:t>versión</w:t>
+            </w:r>
+            <w:proofErr w:type="spellEnd"/>
+            <w:r>
+              <w:rPr>
+                <w:sz w:val="24"/>
+                <w:szCs w:val="24"/>
+                <w:lang w:val="en-US"/>
+              </w:rPr>
+              <w:t xml:space="preserve"> (4 para IPv4).</w:t>
             </w:r>
           </w:p>
         </w:tc>
@@ -1563,16 +1946,24 @@
               <w:rPr>
                 <w:sz w:val="24"/>
                 <w:szCs w:val="24"/>
-                <w:lang w:val="en-US"/>
+                <w:lang w:val="es-AR"/>
               </w:rPr>
             </w:pPr>
             <w:r>
               <w:rPr>
                 <w:sz w:val="24"/>
                 <w:szCs w:val="24"/>
-                <w:lang w:val="en-US"/>
+                <w:lang w:val="es-AR"/>
               </w:rPr>
               <w:t>Longitud de la cabecera.</w:t>
+            </w:r>
+            <w:r>
+              <w:rPr>
+                <w:sz w:val="24"/>
+                <w:szCs w:val="24"/>
+                <w:lang w:val="es-AR"/>
+              </w:rPr>
+              <w:t xml:space="preserve"> (cantidad de palabras de 32 bits en la cabecera)</w:t>
             </w:r>
           </w:p>
         </w:tc>
@@ -1658,13 +2049,77 @@
                 <w:lang w:val="en-US"/>
               </w:rPr>
             </w:pPr>
-            <w:r>
-              <w:rPr>
-                <w:sz w:val="24"/>
-                <w:szCs w:val="24"/>
-                <w:lang w:val="en-US"/>
-              </w:rPr>
-              <w:t>Prioridad, retardo, fiabilidad, rendimiento.</w:t>
+            <w:proofErr w:type="spellStart"/>
+            <w:r>
+              <w:rPr>
+                <w:sz w:val="24"/>
+                <w:szCs w:val="24"/>
+                <w:lang w:val="en-US"/>
+              </w:rPr>
+              <w:t>Prioridad</w:t>
+            </w:r>
+            <w:proofErr w:type="spellEnd"/>
+            <w:r>
+              <w:rPr>
+                <w:sz w:val="24"/>
+                <w:szCs w:val="24"/>
+                <w:lang w:val="en-US"/>
+              </w:rPr>
+              <w:t xml:space="preserve">, </w:t>
+            </w:r>
+            <w:proofErr w:type="spellStart"/>
+            <w:r>
+              <w:rPr>
+                <w:sz w:val="24"/>
+                <w:szCs w:val="24"/>
+                <w:lang w:val="en-US"/>
+              </w:rPr>
+              <w:t>retardo</w:t>
+            </w:r>
+            <w:proofErr w:type="spellEnd"/>
+            <w:r>
+              <w:rPr>
+                <w:sz w:val="24"/>
+                <w:szCs w:val="24"/>
+                <w:lang w:val="en-US"/>
+              </w:rPr>
+              <w:t xml:space="preserve">, </w:t>
+            </w:r>
+            <w:proofErr w:type="spellStart"/>
+            <w:r>
+              <w:rPr>
+                <w:sz w:val="24"/>
+                <w:szCs w:val="24"/>
+                <w:lang w:val="en-US"/>
+              </w:rPr>
+              <w:t>fiabilidad</w:t>
+            </w:r>
+            <w:proofErr w:type="spellEnd"/>
+            <w:r>
+              <w:rPr>
+                <w:sz w:val="24"/>
+                <w:szCs w:val="24"/>
+                <w:lang w:val="en-US"/>
+              </w:rPr>
+              <w:t xml:space="preserve">, </w:t>
+            </w:r>
+            <w:proofErr w:type="spellStart"/>
+            <w:r>
+              <w:rPr>
+                <w:sz w:val="24"/>
+                <w:szCs w:val="24"/>
+                <w:lang w:val="en-US"/>
+              </w:rPr>
+              <w:t>rendimiento</w:t>
+            </w:r>
+            <w:proofErr w:type="spellEnd"/>
+            <w:r>
+              <w:rPr>
+                <w:sz w:val="24"/>
+                <w:szCs w:val="24"/>
+                <w:lang w:val="en-US"/>
+              </w:rPr>
+              <w:t>.</w:t>
             </w:r>
           </w:p>
         </w:tc>
@@ -1692,6 +2147,7 @@
                 <w:lang w:val="en-US"/>
               </w:rPr>
             </w:pPr>
+            <w:proofErr w:type="spellStart"/>
             <w:r>
               <w:rPr>
                 <w:b/>
@@ -1700,7 +2156,18 @@
                 <w:szCs w:val="24"/>
                 <w:lang w:val="en-US"/>
               </w:rPr>
-              <w:t>Longitud Total</w:t>
+              <w:t>Longitud</w:t>
+            </w:r>
+            <w:proofErr w:type="spellEnd"/>
+            <w:r>
+              <w:rPr>
+                <w:b/>
+                <w:bCs/>
+                <w:sz w:val="24"/>
+                <w:szCs w:val="24"/>
+                <w:lang w:val="en-US"/>
+              </w:rPr>
+              <w:t xml:space="preserve"> Total</w:t>
             </w:r>
           </w:p>
         </w:tc>
@@ -1750,13 +2217,41 @@
                 <w:lang w:val="en-US"/>
               </w:rPr>
             </w:pPr>
-            <w:r>
-              <w:rPr>
-                <w:sz w:val="24"/>
-                <w:szCs w:val="24"/>
-                <w:lang w:val="en-US"/>
-              </w:rPr>
-              <w:t>Tamaño total del datagrama.</w:t>
+            <w:proofErr w:type="spellStart"/>
+            <w:r>
+              <w:rPr>
+                <w:sz w:val="24"/>
+                <w:szCs w:val="24"/>
+                <w:lang w:val="en-US"/>
+              </w:rPr>
+              <w:t>Tamaño</w:t>
+            </w:r>
+            <w:proofErr w:type="spellEnd"/>
+            <w:r>
+              <w:rPr>
+                <w:sz w:val="24"/>
+                <w:szCs w:val="24"/>
+                <w:lang w:val="en-US"/>
+              </w:rPr>
+              <w:t xml:space="preserve"> total del </w:t>
+            </w:r>
+            <w:proofErr w:type="spellStart"/>
+            <w:r>
+              <w:rPr>
+                <w:sz w:val="24"/>
+                <w:szCs w:val="24"/>
+                <w:lang w:val="en-US"/>
+              </w:rPr>
+              <w:t>datagrama</w:t>
+            </w:r>
+            <w:proofErr w:type="spellEnd"/>
+            <w:r>
+              <w:rPr>
+                <w:sz w:val="24"/>
+                <w:szCs w:val="24"/>
+                <w:lang w:val="en-US"/>
+              </w:rPr>
+              <w:t>.</w:t>
             </w:r>
           </w:p>
         </w:tc>
@@ -1784,6 +2279,7 @@
                 <w:lang w:val="en-US"/>
               </w:rPr>
             </w:pPr>
+            <w:proofErr w:type="spellStart"/>
             <w:r>
               <w:rPr>
                 <w:b/>
@@ -1792,8 +2288,31 @@
                 <w:szCs w:val="24"/>
                 <w:lang w:val="en-US"/>
               </w:rPr>
-              <w:t>Identificación, Flags, Desplazamiento</w:t>
-            </w:r>
+              <w:t>Identificación</w:t>
+            </w:r>
+            <w:proofErr w:type="spellEnd"/>
+            <w:r>
+              <w:rPr>
+                <w:b/>
+                <w:bCs/>
+                <w:sz w:val="24"/>
+                <w:szCs w:val="24"/>
+                <w:lang w:val="en-US"/>
+              </w:rPr>
+              <w:t xml:space="preserve">, Flags, </w:t>
+            </w:r>
+            <w:proofErr w:type="spellStart"/>
+            <w:r>
+              <w:rPr>
+                <w:b/>
+                <w:bCs/>
+                <w:sz w:val="24"/>
+                <w:szCs w:val="24"/>
+                <w:lang w:val="en-US"/>
+              </w:rPr>
+              <w:t>Desplazamiento</w:t>
+            </w:r>
+            <w:proofErr w:type="spellEnd"/>
           </w:p>
         </w:tc>
         <w:tc>
@@ -1848,7 +2367,43 @@
                 <w:szCs w:val="24"/>
                 <w:lang w:val="en-US"/>
               </w:rPr>
-              <w:t>Para fragmentación y reensamblado.</w:t>
+              <w:t xml:space="preserve">Para </w:t>
+            </w:r>
+            <w:proofErr w:type="spellStart"/>
+            <w:r>
+              <w:rPr>
+                <w:sz w:val="24"/>
+                <w:szCs w:val="24"/>
+                <w:lang w:val="en-US"/>
+              </w:rPr>
+              <w:t>fragmentación</w:t>
+            </w:r>
+            <w:proofErr w:type="spellEnd"/>
+            <w:r>
+              <w:rPr>
+                <w:sz w:val="24"/>
+                <w:szCs w:val="24"/>
+                <w:lang w:val="en-US"/>
+              </w:rPr>
+              <w:t xml:space="preserve"> y </w:t>
+            </w:r>
+            <w:proofErr w:type="spellStart"/>
+            <w:r>
+              <w:rPr>
+                <w:sz w:val="24"/>
+                <w:szCs w:val="24"/>
+                <w:lang w:val="en-US"/>
+              </w:rPr>
+              <w:t>reensamblado</w:t>
+            </w:r>
+            <w:proofErr w:type="spellEnd"/>
+            <w:r>
+              <w:rPr>
+                <w:sz w:val="24"/>
+                <w:szCs w:val="24"/>
+                <w:lang w:val="en-US"/>
+              </w:rPr>
+              <w:t>.</w:t>
             </w:r>
           </w:p>
         </w:tc>
@@ -1884,7 +2439,29 @@
                 <w:szCs w:val="24"/>
                 <w:lang w:val="en-US"/>
               </w:rPr>
-              <w:t>TTL (Time To Live)</w:t>
+              <w:t xml:space="preserve">TTL (Time </w:t>
+            </w:r>
+            <w:proofErr w:type="gramStart"/>
+            <w:r>
+              <w:rPr>
+                <w:b/>
+                <w:bCs/>
+                <w:sz w:val="24"/>
+                <w:szCs w:val="24"/>
+                <w:lang w:val="en-US"/>
+              </w:rPr>
+              <w:t>To</w:t>
+            </w:r>
+            <w:proofErr w:type="gramEnd"/>
+            <w:r>
+              <w:rPr>
+                <w:b/>
+                <w:bCs/>
+                <w:sz w:val="24"/>
+                <w:szCs w:val="24"/>
+                <w:lang w:val="en-US"/>
+              </w:rPr>
+              <w:t xml:space="preserve"> Live)</w:t>
             </w:r>
           </w:p>
         </w:tc>
@@ -1968,6 +2545,7 @@
                 <w:lang w:val="en-US"/>
               </w:rPr>
             </w:pPr>
+            <w:proofErr w:type="spellStart"/>
             <w:r>
               <w:rPr>
                 <w:b/>
@@ -1978,6 +2556,7 @@
               </w:rPr>
               <w:t>Protocolo</w:t>
             </w:r>
+            <w:proofErr w:type="spellEnd"/>
           </w:p>
         </w:tc>
         <w:tc>
@@ -2118,13 +2697,59 @@
                 <w:lang w:val="en-US"/>
               </w:rPr>
             </w:pPr>
-            <w:r>
-              <w:rPr>
-                <w:sz w:val="24"/>
-                <w:szCs w:val="24"/>
-                <w:lang w:val="en-US"/>
-              </w:rPr>
-              <w:t>Verifica errores en cabecera.</w:t>
+            <w:proofErr w:type="spellStart"/>
+            <w:r>
+              <w:rPr>
+                <w:sz w:val="24"/>
+                <w:szCs w:val="24"/>
+                <w:lang w:val="en-US"/>
+              </w:rPr>
+              <w:t>Verifica</w:t>
+            </w:r>
+            <w:proofErr w:type="spellEnd"/>
+            <w:r>
+              <w:rPr>
+                <w:sz w:val="24"/>
+                <w:szCs w:val="24"/>
+                <w:lang w:val="en-US"/>
+              </w:rPr>
+              <w:t xml:space="preserve"> </w:t>
+            </w:r>
+            <w:proofErr w:type="spellStart"/>
+            <w:r>
+              <w:rPr>
+                <w:sz w:val="24"/>
+                <w:szCs w:val="24"/>
+                <w:lang w:val="en-US"/>
+              </w:rPr>
+              <w:t>errores</w:t>
+            </w:r>
+            <w:proofErr w:type="spellEnd"/>
+            <w:r>
+              <w:rPr>
+                <w:sz w:val="24"/>
+                <w:szCs w:val="24"/>
+                <w:lang w:val="en-US"/>
+              </w:rPr>
+              <w:t xml:space="preserve"> </w:t>
+            </w:r>
+            <w:proofErr w:type="spellStart"/>
+            <w:r>
+              <w:rPr>
+                <w:sz w:val="24"/>
+                <w:szCs w:val="24"/>
+                <w:lang w:val="en-US"/>
+              </w:rPr>
+              <w:t>en</w:t>
+            </w:r>
+            <w:proofErr w:type="spellEnd"/>
+            <w:r>
+              <w:rPr>
+                <w:sz w:val="24"/>
+                <w:szCs w:val="24"/>
+                <w:lang w:val="en-US"/>
+              </w:rPr>
+              <w:t xml:space="preserve"> cabecera.</w:t>
             </w:r>
           </w:p>
         </w:tc>
@@ -2152,6 +2777,7 @@
                 <w:lang w:val="en-US"/>
               </w:rPr>
             </w:pPr>
+            <w:proofErr w:type="spellStart"/>
             <w:r>
               <w:rPr>
                 <w:b/>
@@ -2160,8 +2786,31 @@
                 <w:szCs w:val="24"/>
                 <w:lang w:val="en-US"/>
               </w:rPr>
-              <w:t>Dirección Origen / Destino</w:t>
-            </w:r>
+              <w:t>Dirección</w:t>
+            </w:r>
+            <w:proofErr w:type="spellEnd"/>
+            <w:r>
+              <w:rPr>
+                <w:b/>
+                <w:bCs/>
+                <w:sz w:val="24"/>
+                <w:szCs w:val="24"/>
+                <w:lang w:val="en-US"/>
+              </w:rPr>
+              <w:t xml:space="preserve"> Origen / </w:t>
+            </w:r>
+            <w:proofErr w:type="spellStart"/>
+            <w:r>
+              <w:rPr>
+                <w:b/>
+                <w:bCs/>
+                <w:sz w:val="24"/>
+                <w:szCs w:val="24"/>
+                <w:lang w:val="en-US"/>
+              </w:rPr>
+              <w:t>Destino</w:t>
+            </w:r>
+            <w:proofErr w:type="spellEnd"/>
           </w:p>
         </w:tc>
         <w:tc>
@@ -2188,7 +2837,25 @@
                 <w:szCs w:val="24"/>
                 <w:lang w:val="en-US"/>
               </w:rPr>
-              <w:t>32 bits cada una</w:t>
+              <w:t xml:space="preserve">32 bits </w:t>
+            </w:r>
+            <w:proofErr w:type="spellStart"/>
+            <w:r>
+              <w:rPr>
+                <w:sz w:val="24"/>
+                <w:szCs w:val="24"/>
+                <w:lang w:val="en-US"/>
+              </w:rPr>
+              <w:t>cada</w:t>
+            </w:r>
+            <w:proofErr w:type="spellEnd"/>
+            <w:r>
+              <w:rPr>
+                <w:sz w:val="24"/>
+                <w:szCs w:val="24"/>
+                <w:lang w:val="en-US"/>
+              </w:rPr>
+              <w:t xml:space="preserve"> una</w:t>
             </w:r>
           </w:p>
         </w:tc>
@@ -2244,6 +2911,7 @@
                 <w:lang w:val="en-US"/>
               </w:rPr>
             </w:pPr>
+            <w:proofErr w:type="spellStart"/>
             <w:r>
               <w:rPr>
                 <w:b/>
@@ -2252,7 +2920,40 @@
                 <w:szCs w:val="24"/>
                 <w:lang w:val="en-US"/>
               </w:rPr>
-              <w:t>Opciones (opcional)</w:t>
+              <w:t>Opciones</w:t>
+            </w:r>
+            <w:proofErr w:type="spellEnd"/>
+            <w:r>
+              <w:rPr>
+                <w:b/>
+                <w:bCs/>
+                <w:sz w:val="24"/>
+                <w:szCs w:val="24"/>
+                <w:lang w:val="en-US"/>
+              </w:rPr>
+              <w:t xml:space="preserve"> (</w:t>
+            </w:r>
+            <w:proofErr w:type="spellStart"/>
+            <w:r>
+              <w:rPr>
+                <w:b/>
+                <w:bCs/>
+                <w:sz w:val="24"/>
+                <w:szCs w:val="24"/>
+                <w:lang w:val="en-US"/>
+              </w:rPr>
+              <w:t>opcional</w:t>
+            </w:r>
+            <w:proofErr w:type="spellEnd"/>
+            <w:r>
+              <w:rPr>
+                <w:b/>
+                <w:bCs/>
+                <w:sz w:val="24"/>
+                <w:szCs w:val="24"/>
+                <w:lang w:val="en-US"/>
+              </w:rPr>
+              <w:t>)</w:t>
             </w:r>
           </w:p>
         </w:tc>
@@ -2308,7 +3009,25 @@
                 <w:szCs w:val="24"/>
                 <w:lang w:val="es-AR"/>
               </w:rPr>
-              <w:t>Seguridad, registro de ruta, timestamps.</w:t>
+              <w:t xml:space="preserve">Seguridad, registro de ruta, </w:t>
+            </w:r>
+            <w:proofErr w:type="spellStart"/>
+            <w:r>
+              <w:rPr>
+                <w:sz w:val="24"/>
+                <w:szCs w:val="24"/>
+                <w:lang w:val="es-AR"/>
+              </w:rPr>
+              <w:t>timestamps</w:t>
+            </w:r>
+            <w:proofErr w:type="spellEnd"/>
+            <w:r>
+              <w:rPr>
+                <w:sz w:val="24"/>
+                <w:szCs w:val="24"/>
+                <w:lang w:val="es-AR"/>
+              </w:rPr>
+              <w:t>.</w:t>
             </w:r>
           </w:p>
         </w:tc>
@@ -2420,6 +3139,7 @@
           <w:lang w:val="es-AR"/>
         </w:rPr>
       </w:pPr>
+      <w:proofErr w:type="gramStart"/>
       <w:r>
         <w:rPr>
           <w:rFonts w:hAnsi="Symbol"/>
@@ -2445,73 +3165,9 @@
           <w:szCs w:val="24"/>
           <w:lang w:val="es-AR"/>
         </w:rPr>
-        <w:t>Net ID:</w:t>
-      </w:r>
-      <w:r>
-        <w:rPr>
-          <w:sz w:val="24"/>
-          <w:szCs w:val="24"/>
-          <w:lang w:val="es-AR"/>
-        </w:rPr>
-        <w:t xml:space="preserve"> identifica </w:t>
-      </w:r>
-      <w:r>
-        <w:rPr>
-          <w:sz w:val="24"/>
-          <w:szCs w:val="24"/>
-          <w:lang w:val="es-AR"/>
-        </w:rPr>
-        <w:t>un</w:t>
-      </w:r>
-      <w:r>
-        <w:rPr>
-          <w:sz w:val="24"/>
-          <w:szCs w:val="24"/>
-          <w:lang w:val="es-AR"/>
-        </w:rPr>
-        <w:t>a red</w:t>
-      </w:r>
-      <w:r>
-        <w:rPr>
-          <w:sz w:val="24"/>
-          <w:szCs w:val="24"/>
-          <w:lang w:val="es-AR"/>
-        </w:rPr>
-        <w:t xml:space="preserve"> en la interred</w:t>
-      </w:r>
-      <w:r>
-        <w:rPr>
-          <w:sz w:val="24"/>
-          <w:szCs w:val="24"/>
-          <w:lang w:val="es-AR"/>
-        </w:rPr>
-        <w:t>.</w:t>
-      </w:r>
-      <w:r>
-        <w:rPr>
-          <w:sz w:val="24"/>
-          <w:szCs w:val="24"/>
-          <w:lang w:val="es-AR"/>
-        </w:rPr>
-        <w:t xml:space="preserve">   </w:t>
-      </w:r>
-      <w:r>
-        <w:rPr>
-          <w:rFonts w:hAnsi="Symbol"/>
-          <w:sz w:val="24"/>
-          <w:szCs w:val="24"/>
-          <w:lang w:val="en-US"/>
-        </w:rPr>
-        <w:t></w:t>
-      </w:r>
-      <w:r>
-        <w:rPr>
-          <w:sz w:val="24"/>
-          <w:szCs w:val="24"/>
-          <w:lang w:val="es-AR"/>
-        </w:rPr>
-        <w:t xml:space="preserve">  </w:t>
-      </w:r>
+        <w:t>Net</w:t>
+      </w:r>
+      <w:proofErr w:type="gramEnd"/>
       <w:r>
         <w:rPr>
           <w:b/>
@@ -2520,7 +3176,94 @@
           <w:szCs w:val="24"/>
           <w:lang w:val="es-AR"/>
         </w:rPr>
-        <w:t>Host ID:</w:t>
+        <w:t xml:space="preserve"> ID:</w:t>
+      </w:r>
+      <w:r>
+        <w:rPr>
+          <w:sz w:val="24"/>
+          <w:szCs w:val="24"/>
+          <w:lang w:val="es-AR"/>
+        </w:rPr>
+        <w:t xml:space="preserve"> identifica </w:t>
+      </w:r>
+      <w:r>
+        <w:rPr>
+          <w:sz w:val="24"/>
+          <w:szCs w:val="24"/>
+          <w:lang w:val="es-AR"/>
+        </w:rPr>
+        <w:t>un</w:t>
+      </w:r>
+      <w:r>
+        <w:rPr>
+          <w:sz w:val="24"/>
+          <w:szCs w:val="24"/>
+          <w:lang w:val="es-AR"/>
+        </w:rPr>
+        <w:t>a red</w:t>
+      </w:r>
+      <w:r>
+        <w:rPr>
+          <w:sz w:val="24"/>
+          <w:szCs w:val="24"/>
+          <w:lang w:val="es-AR"/>
+        </w:rPr>
+        <w:t xml:space="preserve"> en la interred</w:t>
+      </w:r>
+      <w:r>
+        <w:rPr>
+          <w:sz w:val="24"/>
+          <w:szCs w:val="24"/>
+          <w:lang w:val="es-AR"/>
+        </w:rPr>
+        <w:t>.</w:t>
+      </w:r>
+      <w:r>
+        <w:rPr>
+          <w:sz w:val="24"/>
+          <w:szCs w:val="24"/>
+          <w:lang w:val="es-AR"/>
+        </w:rPr>
+        <w:t xml:space="preserve">   </w:t>
+      </w:r>
+      <w:proofErr w:type="gramStart"/>
+      <w:r>
+        <w:rPr>
+          <w:rFonts w:hAnsi="Symbol"/>
+          <w:sz w:val="24"/>
+          <w:szCs w:val="24"/>
+          <w:lang w:val="en-US"/>
+        </w:rPr>
+        <w:t></w:t>
+      </w:r>
+      <w:r>
+        <w:rPr>
+          <w:sz w:val="24"/>
+          <w:szCs w:val="24"/>
+          <w:lang w:val="es-AR"/>
+        </w:rPr>
+        <w:t xml:space="preserve">  </w:t>
+      </w:r>
+      <w:r>
+        <w:rPr>
+          <w:b/>
+          <w:bCs/>
+          <w:sz w:val="24"/>
+          <w:szCs w:val="24"/>
+          <w:lang w:val="es-AR"/>
+        </w:rPr>
+        <w:t>Host</w:t>
+      </w:r>
+      <w:proofErr w:type="gramEnd"/>
+      <w:r>
+        <w:rPr>
+          <w:b/>
+          <w:bCs/>
+          <w:sz w:val="24"/>
+          <w:szCs w:val="24"/>
+          <w:lang w:val="es-AR"/>
+        </w:rPr>
+        <w:t xml:space="preserve"> ID:</w:t>
       </w:r>
       <w:r>
         <w:rPr>
@@ -2566,7 +3309,6 @@
           <w:sz w:val="28"/>
           <w:szCs w:val="28"/>
         </w:rPr>
-        <w:lastRenderedPageBreak/>
         <w:t>Clases de direcciones IPv4</w:t>
       </w:r>
     </w:p>
@@ -2622,6 +3364,7 @@
                 <w:lang w:val="en-US"/>
               </w:rPr>
             </w:pPr>
+            <w:proofErr w:type="spellStart"/>
             <w:r>
               <w:rPr>
                 <w:b/>
@@ -2632,6 +3375,7 @@
               </w:rPr>
               <w:t>Clase</w:t>
             </w:r>
+            <w:proofErr w:type="spellEnd"/>
           </w:p>
         </w:tc>
         <w:tc>
@@ -2662,8 +3406,20 @@
                 <w:szCs w:val="24"/>
                 <w:lang w:val="en-US"/>
               </w:rPr>
-              <w:t>Bits iniciales</w:t>
-            </w:r>
+              <w:t xml:space="preserve">Bits </w:t>
+            </w:r>
+            <w:proofErr w:type="spellStart"/>
+            <w:r>
+              <w:rPr>
+                <w:b/>
+                <w:bCs/>
+                <w:sz w:val="24"/>
+                <w:szCs w:val="24"/>
+                <w:lang w:val="en-US"/>
+              </w:rPr>
+              <w:t>iniciales</w:t>
+            </w:r>
+            <w:proofErr w:type="spellEnd"/>
           </w:p>
         </w:tc>
         <w:tc>
@@ -2694,7 +3450,29 @@
                 <w:szCs w:val="24"/>
                 <w:lang w:val="en-US"/>
               </w:rPr>
-              <w:t>Rango (1er octeto)</w:t>
+              <w:t xml:space="preserve">Rango (1er </w:t>
+            </w:r>
+            <w:proofErr w:type="spellStart"/>
+            <w:r>
+              <w:rPr>
+                <w:b/>
+                <w:bCs/>
+                <w:sz w:val="24"/>
+                <w:szCs w:val="24"/>
+                <w:lang w:val="en-US"/>
+              </w:rPr>
+              <w:t>octeto</w:t>
+            </w:r>
+            <w:proofErr w:type="spellEnd"/>
+            <w:r>
+              <w:rPr>
+                <w:b/>
+                <w:bCs/>
+                <w:sz w:val="24"/>
+                <w:szCs w:val="24"/>
+                <w:lang w:val="en-US"/>
+              </w:rPr>
+              <w:t>)</w:t>
             </w:r>
           </w:p>
         </w:tc>
@@ -2718,6 +3496,7 @@
                 <w:lang w:val="en-US"/>
               </w:rPr>
             </w:pPr>
+            <w:proofErr w:type="spellStart"/>
             <w:r>
               <w:rPr>
                 <w:b/>
@@ -2728,6 +3507,7 @@
               </w:rPr>
               <w:t>Uso</w:t>
             </w:r>
+            <w:proofErr w:type="spellEnd"/>
           </w:p>
         </w:tc>
       </w:tr>
@@ -2966,7 +3746,25 @@
                 <w:szCs w:val="24"/>
                 <w:lang w:val="en-US"/>
               </w:rPr>
-              <w:t>Redes medianas (65 mil hosts)</w:t>
+              <w:t xml:space="preserve">Redes </w:t>
+            </w:r>
+            <w:proofErr w:type="spellStart"/>
+            <w:r>
+              <w:rPr>
+                <w:sz w:val="24"/>
+                <w:szCs w:val="24"/>
+                <w:lang w:val="en-US"/>
+              </w:rPr>
+              <w:t>medianas</w:t>
+            </w:r>
+            <w:proofErr w:type="spellEnd"/>
+            <w:r>
+              <w:rPr>
+                <w:sz w:val="24"/>
+                <w:szCs w:val="24"/>
+                <w:lang w:val="en-US"/>
+              </w:rPr>
+              <w:t xml:space="preserve"> (65 mil hosts)</w:t>
             </w:r>
           </w:p>
         </w:tc>
@@ -3086,7 +3884,25 @@
                 <w:szCs w:val="24"/>
                 <w:lang w:val="en-US"/>
               </w:rPr>
-              <w:t>Redes pequeñas (254 hosts)</w:t>
+              <w:t xml:space="preserve">Redes </w:t>
+            </w:r>
+            <w:proofErr w:type="spellStart"/>
+            <w:r>
+              <w:rPr>
+                <w:sz w:val="24"/>
+                <w:szCs w:val="24"/>
+                <w:lang w:val="en-US"/>
+              </w:rPr>
+              <w:t>pequeñas</w:t>
+            </w:r>
+            <w:proofErr w:type="spellEnd"/>
+            <w:r>
+              <w:rPr>
+                <w:sz w:val="24"/>
+                <w:szCs w:val="24"/>
+                <w:lang w:val="en-US"/>
+              </w:rPr>
+              <w:t xml:space="preserve"> (254 hosts)</w:t>
             </w:r>
           </w:p>
         </w:tc>
@@ -3342,6 +4158,7 @@
           <w:szCs w:val="28"/>
         </w:rPr>
       </w:pPr>
+      <w:proofErr w:type="spellStart"/>
       <w:r>
         <w:rPr>
           <w:b/>
@@ -3349,8 +4166,29 @@
           <w:sz w:val="28"/>
           <w:szCs w:val="28"/>
         </w:rPr>
-        <w:t>Direcciones especiales</w:t>
-      </w:r>
+        <w:t>Direcciones</w:t>
+      </w:r>
+      <w:proofErr w:type="spellEnd"/>
+      <w:r>
+        <w:rPr>
+          <w:b/>
+          <w:bCs/>
+          <w:sz w:val="28"/>
+          <w:szCs w:val="28"/>
+        </w:rPr>
+        <w:t xml:space="preserve"> </w:t>
+      </w:r>
+      <w:proofErr w:type="spellStart"/>
+      <w:r>
+        <w:rPr>
+          <w:b/>
+          <w:bCs/>
+          <w:sz w:val="28"/>
+          <w:szCs w:val="28"/>
+        </w:rPr>
+        <w:t>especiales</w:t>
+      </w:r>
+      <w:proofErr w:type="spellEnd"/>
     </w:p>
     <w:tbl>
       <w:tblPr>
@@ -3435,6 +4273,7 @@
                 <w:lang w:val="en-US"/>
               </w:rPr>
             </w:pPr>
+            <w:proofErr w:type="spellStart"/>
             <w:r>
               <w:rPr>
                 <w:b/>
@@ -3445,6 +4284,7 @@
               </w:rPr>
               <w:t>Ejemplo</w:t>
             </w:r>
+            <w:proofErr w:type="spellEnd"/>
           </w:p>
         </w:tc>
         <w:tc>
@@ -3467,6 +4307,7 @@
                 <w:lang w:val="en-US"/>
               </w:rPr>
             </w:pPr>
+            <w:proofErr w:type="spellStart"/>
             <w:r>
               <w:rPr>
                 <w:b/>
@@ -3477,6 +4318,7 @@
               </w:rPr>
               <w:t>Descripción</w:t>
             </w:r>
+            <w:proofErr w:type="spellEnd"/>
           </w:p>
         </w:tc>
       </w:tr>
@@ -3503,6 +4345,7 @@
                 <w:lang w:val="en-US"/>
               </w:rPr>
             </w:pPr>
+            <w:proofErr w:type="spellStart"/>
             <w:r>
               <w:rPr>
                 <w:b/>
@@ -3511,7 +4354,18 @@
                 <w:szCs w:val="24"/>
                 <w:lang w:val="en-US"/>
               </w:rPr>
-              <w:t>Dirección de red</w:t>
+              <w:t>Dirección</w:t>
+            </w:r>
+            <w:proofErr w:type="spellEnd"/>
+            <w:r>
+              <w:rPr>
+                <w:b/>
+                <w:bCs/>
+                <w:sz w:val="24"/>
+                <w:szCs w:val="24"/>
+                <w:lang w:val="en-US"/>
+              </w:rPr>
+              <w:t xml:space="preserve"> de red</w:t>
             </w:r>
           </w:p>
         </w:tc>
@@ -3561,13 +4415,41 @@
                 <w:lang w:val="en-US"/>
               </w:rPr>
             </w:pPr>
-            <w:r>
-              <w:rPr>
-                <w:sz w:val="24"/>
-                <w:szCs w:val="24"/>
-                <w:lang w:val="en-US"/>
-              </w:rPr>
-              <w:t>Identifica toda la red.</w:t>
+            <w:proofErr w:type="spellStart"/>
+            <w:r>
+              <w:rPr>
+                <w:sz w:val="24"/>
+                <w:szCs w:val="24"/>
+                <w:lang w:val="en-US"/>
+              </w:rPr>
+              <w:t>Identifica</w:t>
+            </w:r>
+            <w:proofErr w:type="spellEnd"/>
+            <w:r>
+              <w:rPr>
+                <w:sz w:val="24"/>
+                <w:szCs w:val="24"/>
+                <w:lang w:val="en-US"/>
+              </w:rPr>
+              <w:t xml:space="preserve"> </w:t>
+            </w:r>
+            <w:proofErr w:type="spellStart"/>
+            <w:r>
+              <w:rPr>
+                <w:sz w:val="24"/>
+                <w:szCs w:val="24"/>
+                <w:lang w:val="en-US"/>
+              </w:rPr>
+              <w:t>toda</w:t>
+            </w:r>
+            <w:proofErr w:type="spellEnd"/>
+            <w:r>
+              <w:rPr>
+                <w:sz w:val="24"/>
+                <w:szCs w:val="24"/>
+                <w:lang w:val="en-US"/>
+              </w:rPr>
+              <w:t xml:space="preserve"> la red.</w:t>
             </w:r>
           </w:p>
         </w:tc>
@@ -3595,6 +4477,7 @@
                 <w:lang w:val="en-US"/>
               </w:rPr>
             </w:pPr>
+            <w:proofErr w:type="spellStart"/>
             <w:r>
               <w:rPr>
                 <w:b/>
@@ -3603,8 +4486,31 @@
                 <w:szCs w:val="24"/>
                 <w:lang w:val="en-US"/>
               </w:rPr>
-              <w:t>Difusión limitada</w:t>
-            </w:r>
+              <w:t>Difusión</w:t>
+            </w:r>
+            <w:proofErr w:type="spellEnd"/>
+            <w:r>
+              <w:rPr>
+                <w:b/>
+                <w:bCs/>
+                <w:sz w:val="24"/>
+                <w:szCs w:val="24"/>
+                <w:lang w:val="en-US"/>
+              </w:rPr>
+              <w:t xml:space="preserve"> </w:t>
+            </w:r>
+            <w:proofErr w:type="spellStart"/>
+            <w:r>
+              <w:rPr>
+                <w:b/>
+                <w:bCs/>
+                <w:sz w:val="24"/>
+                <w:szCs w:val="24"/>
+                <w:lang w:val="en-US"/>
+              </w:rPr>
+              <w:t>limitada</w:t>
+            </w:r>
+            <w:proofErr w:type="spellEnd"/>
           </w:p>
         </w:tc>
         <w:tc>
@@ -3687,6 +4593,7 @@
                 <w:lang w:val="en-US"/>
               </w:rPr>
             </w:pPr>
+            <w:proofErr w:type="spellStart"/>
             <w:r>
               <w:rPr>
                 <w:b/>
@@ -3695,8 +4602,31 @@
                 <w:szCs w:val="24"/>
                 <w:lang w:val="en-US"/>
               </w:rPr>
-              <w:t>Difusión dirigida</w:t>
-            </w:r>
+              <w:t>Difusión</w:t>
+            </w:r>
+            <w:proofErr w:type="spellEnd"/>
+            <w:r>
+              <w:rPr>
+                <w:b/>
+                <w:bCs/>
+                <w:sz w:val="24"/>
+                <w:szCs w:val="24"/>
+                <w:lang w:val="en-US"/>
+              </w:rPr>
+              <w:t xml:space="preserve"> </w:t>
+            </w:r>
+            <w:proofErr w:type="spellStart"/>
+            <w:r>
+              <w:rPr>
+                <w:b/>
+                <w:bCs/>
+                <w:sz w:val="24"/>
+                <w:szCs w:val="24"/>
+                <w:lang w:val="en-US"/>
+              </w:rPr>
+              <w:t>dirigida</w:t>
+            </w:r>
+            <w:proofErr w:type="spellEnd"/>
           </w:p>
         </w:tc>
         <w:tc>
@@ -3843,7 +4773,43 @@
                 <w:szCs w:val="24"/>
                 <w:lang w:val="en-US"/>
               </w:rPr>
-              <w:t>Para pruebas internas (localhost).</w:t>
+              <w:t xml:space="preserve">Para </w:t>
+            </w:r>
+            <w:proofErr w:type="spellStart"/>
+            <w:r>
+              <w:rPr>
+                <w:sz w:val="24"/>
+                <w:szCs w:val="24"/>
+                <w:lang w:val="en-US"/>
+              </w:rPr>
+              <w:t>pruebas</w:t>
+            </w:r>
+            <w:proofErr w:type="spellEnd"/>
+            <w:r>
+              <w:rPr>
+                <w:sz w:val="24"/>
+                <w:szCs w:val="24"/>
+                <w:lang w:val="en-US"/>
+              </w:rPr>
+              <w:t xml:space="preserve"> </w:t>
+            </w:r>
+            <w:proofErr w:type="spellStart"/>
+            <w:r>
+              <w:rPr>
+                <w:sz w:val="24"/>
+                <w:szCs w:val="24"/>
+                <w:lang w:val="en-US"/>
+              </w:rPr>
+              <w:t>internas</w:t>
+            </w:r>
+            <w:proofErr w:type="spellEnd"/>
+            <w:r>
+              <w:rPr>
+                <w:sz w:val="24"/>
+                <w:szCs w:val="24"/>
+                <w:lang w:val="en-US"/>
+              </w:rPr>
+              <w:t xml:space="preserve"> (localhost).</w:t>
             </w:r>
           </w:p>
         </w:tc>
@@ -3879,8 +4845,20 @@
                 <w:szCs w:val="24"/>
                 <w:lang w:val="en-US"/>
               </w:rPr>
-              <w:t>No especificada</w:t>
-            </w:r>
+              <w:t xml:space="preserve">No </w:t>
+            </w:r>
+            <w:proofErr w:type="spellStart"/>
+            <w:r>
+              <w:rPr>
+                <w:b/>
+                <w:bCs/>
+                <w:sz w:val="24"/>
+                <w:szCs w:val="24"/>
+                <w:lang w:val="en-US"/>
+              </w:rPr>
+              <w:t>especificada</w:t>
+            </w:r>
+            <w:proofErr w:type="spellEnd"/>
           </w:p>
         </w:tc>
         <w:tc>
@@ -3980,7 +4958,27 @@
           <w:sz w:val="28"/>
           <w:szCs w:val="28"/>
         </w:rPr>
-        <w:t>Máscara de red (Netmask)</w:t>
+        <w:t>Máscara de red (</w:t>
+      </w:r>
+      <w:proofErr w:type="spellStart"/>
+      <w:r>
+        <w:rPr>
+          <w:b/>
+          <w:bCs/>
+          <w:sz w:val="28"/>
+          <w:szCs w:val="28"/>
+        </w:rPr>
+        <w:t>Netmask</w:t>
+      </w:r>
+      <w:proofErr w:type="spellEnd"/>
+      <w:r>
+        <w:rPr>
+          <w:b/>
+          <w:bCs/>
+          <w:sz w:val="28"/>
+          <w:szCs w:val="28"/>
+        </w:rPr>
+        <w:t>)</w:t>
       </w:r>
     </w:p>
     <w:p>
@@ -4050,6 +5048,7 @@
                 <w:lang w:val="en-US"/>
               </w:rPr>
             </w:pPr>
+            <w:proofErr w:type="spellStart"/>
             <w:r>
               <w:rPr>
                 <w:b/>
@@ -4060,6 +5059,7 @@
               </w:rPr>
               <w:t>Clase</w:t>
             </w:r>
+            <w:proofErr w:type="spellEnd"/>
           </w:p>
         </w:tc>
         <w:tc>
@@ -4082,6 +5082,7 @@
                 <w:lang w:val="en-US"/>
               </w:rPr>
             </w:pPr>
+            <w:proofErr w:type="spellStart"/>
             <w:r>
               <w:rPr>
                 <w:b/>
@@ -4090,8 +5091,31 @@
                 <w:szCs w:val="24"/>
                 <w:lang w:val="en-US"/>
               </w:rPr>
-              <w:t>Máscara por defecto</w:t>
-            </w:r>
+              <w:t>Máscara</w:t>
+            </w:r>
+            <w:proofErr w:type="spellEnd"/>
+            <w:r>
+              <w:rPr>
+                <w:b/>
+                <w:bCs/>
+                <w:sz w:val="24"/>
+                <w:szCs w:val="24"/>
+                <w:lang w:val="en-US"/>
+              </w:rPr>
+              <w:t xml:space="preserve"> por </w:t>
+            </w:r>
+            <w:proofErr w:type="spellStart"/>
+            <w:r>
+              <w:rPr>
+                <w:b/>
+                <w:bCs/>
+                <w:sz w:val="24"/>
+                <w:szCs w:val="24"/>
+                <w:lang w:val="en-US"/>
+              </w:rPr>
+              <w:t>defecto</w:t>
+            </w:r>
+            <w:proofErr w:type="spellEnd"/>
           </w:p>
         </w:tc>
         <w:tc>
@@ -4439,7 +5463,23 @@
           <w:sz w:val="24"/>
           <w:szCs w:val="24"/>
         </w:rPr>
-        <w:t xml:space="preserve"> IP pública es aquella que se le asigna a cualquier dispositivo que se conecta de forma directa a internet como un router o los servidores de páginas web. La IP pública es visible desde internet. </w:t>
+        <w:t xml:space="preserve"> IP pública es aquella que se le asigna a cualquier dispositivo que se conecta de forma directa a internet como un </w:t>
+      </w:r>
+      <w:proofErr w:type="spellStart"/>
+      <w:r>
+        <w:rPr>
+          <w:sz w:val="24"/>
+          <w:szCs w:val="24"/>
+        </w:rPr>
+        <w:t>router</w:t>
+      </w:r>
+      <w:proofErr w:type="spellEnd"/>
+      <w:r>
+        <w:rPr>
+          <w:sz w:val="24"/>
+          <w:szCs w:val="24"/>
+        </w:rPr>
+        <w:t xml:space="preserve"> o los servidores de páginas web. La IP pública es visible desde internet. </w:t>
       </w:r>
       <w:r>
         <w:rPr>
@@ -4603,6 +5643,7 @@
                 <w:lang w:val="en-US"/>
               </w:rPr>
             </w:pPr>
+            <w:proofErr w:type="spellStart"/>
             <w:r>
               <w:rPr>
                 <w:b/>
@@ -4613,6 +5654,7 @@
               </w:rPr>
               <w:t>Uso</w:t>
             </w:r>
+            <w:proofErr w:type="spellEnd"/>
           </w:p>
         </w:tc>
       </w:tr>
@@ -4637,6 +5679,7 @@
                 <w:lang w:val="en-US"/>
               </w:rPr>
             </w:pPr>
+            <w:proofErr w:type="spellStart"/>
             <w:r>
               <w:rPr>
                 <w:b/>
@@ -4645,7 +5688,18 @@
                 <w:szCs w:val="24"/>
                 <w:lang w:val="en-US"/>
               </w:rPr>
-              <w:t>Privadas (RFC 1918)</w:t>
+              <w:t>Privadas</w:t>
+            </w:r>
+            <w:proofErr w:type="spellEnd"/>
+            <w:r>
+              <w:rPr>
+                <w:b/>
+                <w:bCs/>
+                <w:sz w:val="24"/>
+                <w:szCs w:val="24"/>
+                <w:lang w:val="en-US"/>
+              </w:rPr>
+              <w:t xml:space="preserve"> (RFC 1918)</w:t>
             </w:r>
           </w:p>
         </w:tc>
@@ -4699,7 +5753,25 @@
                 <w:szCs w:val="24"/>
                 <w:lang w:val="es-AR"/>
               </w:rPr>
-              <w:t>Redes internas no ruteables en Internet</w:t>
+              <w:t xml:space="preserve">Redes internas no </w:t>
+            </w:r>
+            <w:proofErr w:type="spellStart"/>
+            <w:r>
+              <w:rPr>
+                <w:sz w:val="24"/>
+                <w:szCs w:val="24"/>
+                <w:lang w:val="es-AR"/>
+              </w:rPr>
+              <w:t>ruteables</w:t>
+            </w:r>
+            <w:proofErr w:type="spellEnd"/>
+            <w:r>
+              <w:rPr>
+                <w:sz w:val="24"/>
+                <w:szCs w:val="24"/>
+                <w:lang w:val="es-AR"/>
+              </w:rPr>
+              <w:t xml:space="preserve"> en Internet</w:t>
             </w:r>
           </w:p>
         </w:tc>
@@ -4813,6 +5885,7 @@
                 <w:lang w:val="en-US"/>
               </w:rPr>
             </w:pPr>
+            <w:proofErr w:type="spellStart"/>
             <w:r>
               <w:rPr>
                 <w:b/>
@@ -4823,6 +5896,7 @@
               </w:rPr>
               <w:t>Públicas</w:t>
             </w:r>
+            <w:proofErr w:type="spellEnd"/>
           </w:p>
         </w:tc>
         <w:tc>
@@ -4842,13 +5916,23 @@
                 <w:lang w:val="en-US"/>
               </w:rPr>
             </w:pPr>
-            <w:r>
-              <w:rPr>
-                <w:sz w:val="24"/>
-                <w:szCs w:val="24"/>
-                <w:lang w:val="en-US"/>
-              </w:rPr>
-              <w:t>Asignadas por IANA/LACNIC</w:t>
+            <w:proofErr w:type="spellStart"/>
+            <w:r>
+              <w:rPr>
+                <w:sz w:val="24"/>
+                <w:szCs w:val="24"/>
+                <w:lang w:val="en-US"/>
+              </w:rPr>
+              <w:t>Asignadas</w:t>
+            </w:r>
+            <w:proofErr w:type="spellEnd"/>
+            <w:r>
+              <w:rPr>
+                <w:sz w:val="24"/>
+                <w:szCs w:val="24"/>
+                <w:lang w:val="en-US"/>
+              </w:rPr>
+              <w:t xml:space="preserve"> por IANA/LACNIC</w:t>
             </w:r>
           </w:p>
         </w:tc>
@@ -4869,13 +5953,59 @@
                 <w:lang w:val="en-US"/>
               </w:rPr>
             </w:pPr>
-            <w:r>
-              <w:rPr>
-                <w:sz w:val="24"/>
-                <w:szCs w:val="24"/>
-                <w:lang w:val="en-US"/>
-              </w:rPr>
-              <w:t>Ruteables globalmente en Internet</w:t>
+            <w:proofErr w:type="spellStart"/>
+            <w:r>
+              <w:rPr>
+                <w:sz w:val="24"/>
+                <w:szCs w:val="24"/>
+                <w:lang w:val="en-US"/>
+              </w:rPr>
+              <w:t>Ruteables</w:t>
+            </w:r>
+            <w:proofErr w:type="spellEnd"/>
+            <w:r>
+              <w:rPr>
+                <w:sz w:val="24"/>
+                <w:szCs w:val="24"/>
+                <w:lang w:val="en-US"/>
+              </w:rPr>
+              <w:t xml:space="preserve"> </w:t>
+            </w:r>
+            <w:proofErr w:type="spellStart"/>
+            <w:r>
+              <w:rPr>
+                <w:sz w:val="24"/>
+                <w:szCs w:val="24"/>
+                <w:lang w:val="en-US"/>
+              </w:rPr>
+              <w:t>globalmente</w:t>
+            </w:r>
+            <w:proofErr w:type="spellEnd"/>
+            <w:r>
+              <w:rPr>
+                <w:sz w:val="24"/>
+                <w:szCs w:val="24"/>
+                <w:lang w:val="en-US"/>
+              </w:rPr>
+              <w:t xml:space="preserve"> </w:t>
+            </w:r>
+            <w:proofErr w:type="spellStart"/>
+            <w:r>
+              <w:rPr>
+                <w:sz w:val="24"/>
+                <w:szCs w:val="24"/>
+                <w:lang w:val="en-US"/>
+              </w:rPr>
+              <w:t>en</w:t>
+            </w:r>
+            <w:proofErr w:type="spellEnd"/>
+            <w:r>
+              <w:rPr>
+                <w:sz w:val="24"/>
+                <w:szCs w:val="24"/>
+                <w:lang w:val="en-US"/>
+              </w:rPr>
+              <w:t xml:space="preserve"> Internet</w:t>
             </w:r>
           </w:p>
         </w:tc>
@@ -4903,7 +6033,23 @@
           <w:szCs w:val="24"/>
         </w:rPr>
         <w:br/>
-        <w:t>El router convierte IP privadas en públicas para acceder a Internet.</w:t>
+        <w:t xml:space="preserve">El </w:t>
+      </w:r>
+      <w:proofErr w:type="spellStart"/>
+      <w:r>
+        <w:rPr>
+          <w:sz w:val="24"/>
+          <w:szCs w:val="24"/>
+        </w:rPr>
+        <w:t>router</w:t>
+      </w:r>
+      <w:proofErr w:type="spellEnd"/>
+      <w:r>
+        <w:rPr>
+          <w:sz w:val="24"/>
+          <w:szCs w:val="24"/>
+        </w:rPr>
+        <w:t xml:space="preserve"> convierte IP privadas en públicas para acceder a Internet.</w:t>
       </w:r>
     </w:p>
     <w:p>
@@ -4950,6 +6096,7 @@
         </w:rPr>
         <w:t xml:space="preserve">. </w:t>
       </w:r>
+      <w:proofErr w:type="spellStart"/>
       <w:r>
         <w:rPr>
           <w:b/>
@@ -4958,7 +6105,40 @@
           <w:szCs w:val="28"/>
           <w:lang w:val="en-US"/>
         </w:rPr>
-        <w:t>Protocolos Auxiliares de IP</w:t>
+        <w:t>Protocolos</w:t>
+      </w:r>
+      <w:proofErr w:type="spellEnd"/>
+      <w:r>
+        <w:rPr>
+          <w:b/>
+          <w:bCs/>
+          <w:sz w:val="28"/>
+          <w:szCs w:val="28"/>
+          <w:lang w:val="en-US"/>
+        </w:rPr>
+        <w:t xml:space="preserve"> </w:t>
+      </w:r>
+      <w:proofErr w:type="spellStart"/>
+      <w:r>
+        <w:rPr>
+          <w:b/>
+          <w:bCs/>
+          <w:sz w:val="28"/>
+          <w:szCs w:val="28"/>
+          <w:lang w:val="en-US"/>
+        </w:rPr>
+        <w:t>Auxiliares</w:t>
+      </w:r>
+      <w:proofErr w:type="spellEnd"/>
+      <w:r>
+        <w:rPr>
+          <w:b/>
+          <w:bCs/>
+          <w:sz w:val="28"/>
+          <w:szCs w:val="28"/>
+          <w:lang w:val="en-US"/>
+        </w:rPr>
+        <w:t xml:space="preserve"> de IP</w:t>
       </w:r>
     </w:p>
     <w:p>
@@ -5169,15 +6349,45 @@
           <w:szCs w:val="24"/>
           <w:lang w:val="es-AR"/>
         </w:rPr>
-        <w:t>ARP Request</w:t>
-      </w:r>
-      <w:r>
-        <w:rPr>
-          <w:sz w:val="24"/>
-          <w:szCs w:val="24"/>
-          <w:lang w:val="es-AR"/>
-        </w:rPr>
-        <w:t xml:space="preserve"> (“¿Quién tiene la IP X.X.X.X?”).</w:t>
+        <w:t xml:space="preserve">ARP </w:t>
+      </w:r>
+      <w:proofErr w:type="spellStart"/>
+      <w:r>
+        <w:rPr>
+          <w:i/>
+          <w:iCs/>
+          <w:sz w:val="24"/>
+          <w:szCs w:val="24"/>
+          <w:lang w:val="es-AR"/>
+        </w:rPr>
+        <w:t>Request</w:t>
+      </w:r>
+      <w:proofErr w:type="spellEnd"/>
+      <w:r>
+        <w:rPr>
+          <w:sz w:val="24"/>
+          <w:szCs w:val="24"/>
+          <w:lang w:val="es-AR"/>
+        </w:rPr>
+        <w:t xml:space="preserve"> (“</w:t>
+      </w:r>
+      <w:proofErr w:type="gramStart"/>
+      <w:r>
+        <w:rPr>
+          <w:sz w:val="24"/>
+          <w:szCs w:val="24"/>
+          <w:lang w:val="es-AR"/>
+        </w:rPr>
+        <w:t>¿Quién tiene la IP X.</w:t>
+      </w:r>
+      <w:proofErr w:type="gramEnd"/>
+      <w:r>
+        <w:rPr>
+          <w:sz w:val="24"/>
+          <w:szCs w:val="24"/>
+          <w:lang w:val="es-AR"/>
+        </w:rPr>
+        <w:t>X.X.X?”).</w:t>
       </w:r>
     </w:p>
     <w:p>
@@ -5212,8 +6422,20 @@
           <w:szCs w:val="24"/>
           <w:lang w:val="es-AR"/>
         </w:rPr>
-        <w:t>ARP Reply</w:t>
-      </w:r>
+        <w:t xml:space="preserve">ARP </w:t>
+      </w:r>
+      <w:proofErr w:type="spellStart"/>
+      <w:r>
+        <w:rPr>
+          <w:i/>
+          <w:iCs/>
+          <w:sz w:val="24"/>
+          <w:szCs w:val="24"/>
+          <w:lang w:val="es-AR"/>
+        </w:rPr>
+        <w:t>Reply</w:t>
+      </w:r>
+      <w:proofErr w:type="spellEnd"/>
       <w:r>
         <w:rPr>
           <w:sz w:val="24"/>
@@ -5445,6 +6667,7 @@
                 <w:lang w:val="en-US"/>
               </w:rPr>
             </w:pPr>
+            <w:proofErr w:type="spellStart"/>
             <w:r>
               <w:rPr>
                 <w:b/>
@@ -5453,7 +6676,18 @@
                 <w:szCs w:val="24"/>
                 <w:lang w:val="en-US"/>
               </w:rPr>
-              <w:t>Tamaño (bits)</w:t>
+              <w:t>Tamaño</w:t>
+            </w:r>
+            <w:proofErr w:type="spellEnd"/>
+            <w:r>
+              <w:rPr>
+                <w:b/>
+                <w:bCs/>
+                <w:sz w:val="24"/>
+                <w:szCs w:val="24"/>
+                <w:lang w:val="en-US"/>
+              </w:rPr>
+              <w:t xml:space="preserve"> (bits)</w:t>
             </w:r>
           </w:p>
         </w:tc>
@@ -5477,6 +6711,7 @@
                 <w:lang w:val="en-US"/>
               </w:rPr>
             </w:pPr>
+            <w:proofErr w:type="spellStart"/>
             <w:r>
               <w:rPr>
                 <w:b/>
@@ -5487,6 +6722,7 @@
               </w:rPr>
               <w:t>Descripción</w:t>
             </w:r>
+            <w:proofErr w:type="spellEnd"/>
           </w:p>
         </w:tc>
       </w:tr>
@@ -5579,13 +6815,23 @@
               </w:rPr>
               <w:t xml:space="preserve">Indica el tipo de red física. </w:t>
             </w:r>
-            <w:r>
-              <w:rPr>
-                <w:sz w:val="24"/>
-                <w:szCs w:val="24"/>
-                <w:lang w:val="en-US"/>
-              </w:rPr>
-              <w:t xml:space="preserve">En Ethernet → valor = </w:t>
+            <w:proofErr w:type="spellStart"/>
+            <w:r>
+              <w:rPr>
+                <w:sz w:val="24"/>
+                <w:szCs w:val="24"/>
+                <w:lang w:val="en-US"/>
+              </w:rPr>
+              <w:t>En</w:t>
+            </w:r>
+            <w:proofErr w:type="spellEnd"/>
+            <w:r>
+              <w:rPr>
+                <w:sz w:val="24"/>
+                <w:szCs w:val="24"/>
+                <w:lang w:val="en-US"/>
+              </w:rPr>
+              <w:t xml:space="preserve"> Ethernet → valor = </w:t>
             </w:r>
             <w:r>
               <w:rPr>
@@ -5713,7 +6959,25 @@
                 <w:szCs w:val="24"/>
                 <w:lang w:val="es-AR"/>
               </w:rPr>
-              <w:t xml:space="preserve"> (igual que el campo EtherType de IP en Ethernet).</w:t>
+              <w:t xml:space="preserve"> (igual que el campo </w:t>
+            </w:r>
+            <w:proofErr w:type="spellStart"/>
+            <w:r>
+              <w:rPr>
+                <w:sz w:val="24"/>
+                <w:szCs w:val="24"/>
+                <w:lang w:val="es-AR"/>
+              </w:rPr>
+              <w:t>EtherType</w:t>
+            </w:r>
+            <w:proofErr w:type="spellEnd"/>
+            <w:r>
+              <w:rPr>
+                <w:sz w:val="24"/>
+                <w:szCs w:val="24"/>
+                <w:lang w:val="es-AR"/>
+              </w:rPr>
+              <w:t xml:space="preserve"> de IP en Ethernet).</w:t>
             </w:r>
           </w:p>
         </w:tc>
@@ -5807,13 +7071,23 @@
               </w:rPr>
               <w:t xml:space="preserve">Longitud de la dirección física (MAC). </w:t>
             </w:r>
-            <w:r>
-              <w:rPr>
-                <w:sz w:val="24"/>
-                <w:szCs w:val="24"/>
-                <w:lang w:val="en-US"/>
-              </w:rPr>
-              <w:t xml:space="preserve">En Ethernet → </w:t>
+            <w:proofErr w:type="spellStart"/>
+            <w:r>
+              <w:rPr>
+                <w:sz w:val="24"/>
+                <w:szCs w:val="24"/>
+                <w:lang w:val="en-US"/>
+              </w:rPr>
+              <w:t>En</w:t>
+            </w:r>
+            <w:proofErr w:type="spellEnd"/>
+            <w:r>
+              <w:rPr>
+                <w:sz w:val="24"/>
+                <w:szCs w:val="24"/>
+                <w:lang w:val="en-US"/>
+              </w:rPr>
+              <w:t xml:space="preserve"> Ethernet → </w:t>
             </w:r>
             <w:r>
               <w:rPr>
@@ -5925,13 +7199,23 @@
               </w:rPr>
               <w:t xml:space="preserve">Longitud de la dirección de protocolo (IP). </w:t>
             </w:r>
-            <w:r>
-              <w:rPr>
-                <w:sz w:val="24"/>
-                <w:szCs w:val="24"/>
-                <w:lang w:val="en-US"/>
-              </w:rPr>
-              <w:t xml:space="preserve">En IPv4 → </w:t>
+            <w:proofErr w:type="spellStart"/>
+            <w:r>
+              <w:rPr>
+                <w:sz w:val="24"/>
+                <w:szCs w:val="24"/>
+                <w:lang w:val="en-US"/>
+              </w:rPr>
+              <w:t>En</w:t>
+            </w:r>
+            <w:proofErr w:type="spellEnd"/>
+            <w:r>
+              <w:rPr>
+                <w:sz w:val="24"/>
+                <w:szCs w:val="24"/>
+                <w:lang w:val="en-US"/>
+              </w:rPr>
+              <w:t xml:space="preserve"> IPv4 → </w:t>
             </w:r>
             <w:r>
               <w:rPr>
@@ -6051,16 +7335,9 @@
                 <w:szCs w:val="24"/>
                 <w:lang w:val="es-AR"/>
               </w:rPr>
-              <w:t>1 = Request</w:t>
-            </w:r>
-            <w:r>
-              <w:rPr>
-                <w:sz w:val="24"/>
-                <w:szCs w:val="24"/>
-                <w:lang w:val="es-AR"/>
-              </w:rPr>
-              <w:t xml:space="preserve">, </w:t>
-            </w:r>
+              <w:t xml:space="preserve">1 = </w:t>
+            </w:r>
+            <w:proofErr w:type="spellStart"/>
             <w:r>
               <w:rPr>
                 <w:b/>
@@ -6069,8 +7346,39 @@
                 <w:szCs w:val="24"/>
                 <w:lang w:val="es-AR"/>
               </w:rPr>
-              <w:t>2 = Reply</w:t>
-            </w:r>
+              <w:t>Request</w:t>
+            </w:r>
+            <w:proofErr w:type="spellEnd"/>
+            <w:r>
+              <w:rPr>
+                <w:sz w:val="24"/>
+                <w:szCs w:val="24"/>
+                <w:lang w:val="es-AR"/>
+              </w:rPr>
+              <w:t xml:space="preserve">, </w:t>
+            </w:r>
+            <w:r>
+              <w:rPr>
+                <w:b/>
+                <w:bCs/>
+                <w:sz w:val="24"/>
+                <w:szCs w:val="24"/>
+                <w:lang w:val="es-AR"/>
+              </w:rPr>
+              <w:t xml:space="preserve">2 = </w:t>
+            </w:r>
+            <w:proofErr w:type="spellStart"/>
+            <w:r>
+              <w:rPr>
+                <w:b/>
+                <w:bCs/>
+                <w:sz w:val="24"/>
+                <w:szCs w:val="24"/>
+                <w:lang w:val="es-AR"/>
+              </w:rPr>
+              <w:t>Reply</w:t>
+            </w:r>
+            <w:proofErr w:type="spellEnd"/>
             <w:r>
               <w:rPr>
                 <w:sz w:val="24"/>
@@ -6163,13 +7471,41 @@
                 <w:lang w:val="en-US"/>
               </w:rPr>
             </w:pPr>
-            <w:r>
-              <w:rPr>
-                <w:sz w:val="24"/>
-                <w:szCs w:val="24"/>
-                <w:lang w:val="en-US"/>
-              </w:rPr>
-              <w:t>Dirección MAC del emisor.</w:t>
+            <w:proofErr w:type="spellStart"/>
+            <w:r>
+              <w:rPr>
+                <w:sz w:val="24"/>
+                <w:szCs w:val="24"/>
+                <w:lang w:val="en-US"/>
+              </w:rPr>
+              <w:t>Dirección</w:t>
+            </w:r>
+            <w:proofErr w:type="spellEnd"/>
+            <w:r>
+              <w:rPr>
+                <w:sz w:val="24"/>
+                <w:szCs w:val="24"/>
+                <w:lang w:val="en-US"/>
+              </w:rPr>
+              <w:t xml:space="preserve"> MAC del </w:t>
+            </w:r>
+            <w:proofErr w:type="spellStart"/>
+            <w:r>
+              <w:rPr>
+                <w:sz w:val="24"/>
+                <w:szCs w:val="24"/>
+                <w:lang w:val="en-US"/>
+              </w:rPr>
+              <w:t>emisor</w:t>
+            </w:r>
+            <w:proofErr w:type="spellEnd"/>
+            <w:r>
+              <w:rPr>
+                <w:sz w:val="24"/>
+                <w:szCs w:val="24"/>
+                <w:lang w:val="en-US"/>
+              </w:rPr>
+              <w:t>.</w:t>
             </w:r>
           </w:p>
         </w:tc>
@@ -6255,13 +7591,41 @@
                 <w:lang w:val="en-US"/>
               </w:rPr>
             </w:pPr>
-            <w:r>
-              <w:rPr>
-                <w:sz w:val="24"/>
-                <w:szCs w:val="24"/>
-                <w:lang w:val="en-US"/>
-              </w:rPr>
-              <w:t>Dirección IP del emisor.</w:t>
+            <w:proofErr w:type="spellStart"/>
+            <w:r>
+              <w:rPr>
+                <w:sz w:val="24"/>
+                <w:szCs w:val="24"/>
+                <w:lang w:val="en-US"/>
+              </w:rPr>
+              <w:t>Dirección</w:t>
+            </w:r>
+            <w:proofErr w:type="spellEnd"/>
+            <w:r>
+              <w:rPr>
+                <w:sz w:val="24"/>
+                <w:szCs w:val="24"/>
+                <w:lang w:val="en-US"/>
+              </w:rPr>
+              <w:t xml:space="preserve"> IP del </w:t>
+            </w:r>
+            <w:proofErr w:type="spellStart"/>
+            <w:r>
+              <w:rPr>
+                <w:sz w:val="24"/>
+                <w:szCs w:val="24"/>
+                <w:lang w:val="en-US"/>
+              </w:rPr>
+              <w:t>emisor</w:t>
+            </w:r>
+            <w:proofErr w:type="spellEnd"/>
+            <w:r>
+              <w:rPr>
+                <w:sz w:val="24"/>
+                <w:szCs w:val="24"/>
+                <w:lang w:val="en-US"/>
+              </w:rPr>
+              <w:t>.</w:t>
             </w:r>
           </w:p>
         </w:tc>
@@ -6353,7 +7717,25 @@
                 <w:szCs w:val="24"/>
                 <w:lang w:val="es-AR"/>
               </w:rPr>
-              <w:t>Dirección MAC del destinatario (vacía en el request).</w:t>
+              <w:t xml:space="preserve">Dirección MAC del destinatario (vacía en el </w:t>
+            </w:r>
+            <w:proofErr w:type="spellStart"/>
+            <w:r>
+              <w:rPr>
+                <w:sz w:val="24"/>
+                <w:szCs w:val="24"/>
+                <w:lang w:val="es-AR"/>
+              </w:rPr>
+              <w:t>request</w:t>
+            </w:r>
+            <w:proofErr w:type="spellEnd"/>
+            <w:r>
+              <w:rPr>
+                <w:sz w:val="24"/>
+                <w:szCs w:val="24"/>
+                <w:lang w:val="es-AR"/>
+              </w:rPr>
+              <w:t>).</w:t>
             </w:r>
           </w:p>
         </w:tc>
@@ -6439,13 +7821,41 @@
                 <w:lang w:val="en-US"/>
               </w:rPr>
             </w:pPr>
-            <w:r>
-              <w:rPr>
-                <w:sz w:val="24"/>
-                <w:szCs w:val="24"/>
-                <w:lang w:val="en-US"/>
-              </w:rPr>
-              <w:t>Dirección IP del destinatario.</w:t>
+            <w:proofErr w:type="spellStart"/>
+            <w:r>
+              <w:rPr>
+                <w:sz w:val="24"/>
+                <w:szCs w:val="24"/>
+                <w:lang w:val="en-US"/>
+              </w:rPr>
+              <w:t>Dirección</w:t>
+            </w:r>
+            <w:proofErr w:type="spellEnd"/>
+            <w:r>
+              <w:rPr>
+                <w:sz w:val="24"/>
+                <w:szCs w:val="24"/>
+                <w:lang w:val="en-US"/>
+              </w:rPr>
+              <w:t xml:space="preserve"> IP del </w:t>
+            </w:r>
+            <w:proofErr w:type="spellStart"/>
+            <w:r>
+              <w:rPr>
+                <w:sz w:val="24"/>
+                <w:szCs w:val="24"/>
+                <w:lang w:val="en-US"/>
+              </w:rPr>
+              <w:t>destinatario</w:t>
+            </w:r>
+            <w:proofErr w:type="spellEnd"/>
+            <w:r>
+              <w:rPr>
+                <w:sz w:val="24"/>
+                <w:szCs w:val="24"/>
+                <w:lang w:val="en-US"/>
+              </w:rPr>
+              <w:t>.</w:t>
             </w:r>
           </w:p>
         </w:tc>
@@ -6546,7 +7956,25 @@
           <w:szCs w:val="24"/>
           <w:lang w:val="es-AR"/>
         </w:rPr>
-        <w:t>Permite a los routers y hosts intercambiar mensajes de control o error.</w:t>
+        <w:t xml:space="preserve">Permite a los </w:t>
+      </w:r>
+      <w:proofErr w:type="spellStart"/>
+      <w:r>
+        <w:rPr>
+          <w:sz w:val="24"/>
+          <w:szCs w:val="24"/>
+          <w:lang w:val="es-AR"/>
+        </w:rPr>
+        <w:t>routers</w:t>
+      </w:r>
+      <w:proofErr w:type="spellEnd"/>
+      <w:r>
+        <w:rPr>
+          <w:sz w:val="24"/>
+          <w:szCs w:val="24"/>
+          <w:lang w:val="es-AR"/>
+        </w:rPr>
+        <w:t xml:space="preserve"> y hosts intercambiar mensajes de control o error.</w:t>
       </w:r>
     </w:p>
     <w:p>
@@ -6565,13 +7993,23 @@
           <w:lang w:val="en-US"/>
         </w:rPr>
       </w:pPr>
+      <w:proofErr w:type="spellStart"/>
       <w:r>
         <w:rPr>
           <w:sz w:val="24"/>
           <w:szCs w:val="24"/>
           <w:lang w:val="en-US"/>
         </w:rPr>
-        <w:t>Funciones:</w:t>
+        <w:t>Funciones</w:t>
+      </w:r>
+      <w:proofErr w:type="spellEnd"/>
+      <w:r>
+        <w:rPr>
+          <w:sz w:val="24"/>
+          <w:szCs w:val="24"/>
+          <w:lang w:val="en-US"/>
+        </w:rPr>
+        <w:t>:</w:t>
       </w:r>
     </w:p>
     <w:p>
@@ -6621,7 +8059,43 @@
           <w:szCs w:val="24"/>
           <w:lang w:val="es-AR"/>
         </w:rPr>
-        <w:t>Control de flujo (“Source Quench”)</w:t>
+        <w:t>Control de flujo (“</w:t>
+      </w:r>
+      <w:proofErr w:type="spellStart"/>
+      <w:r>
+        <w:rPr>
+          <w:sz w:val="24"/>
+          <w:szCs w:val="24"/>
+          <w:lang w:val="es-AR"/>
+        </w:rPr>
+        <w:t>Source</w:t>
+      </w:r>
+      <w:proofErr w:type="spellEnd"/>
+      <w:r>
+        <w:rPr>
+          <w:sz w:val="24"/>
+          <w:szCs w:val="24"/>
+          <w:lang w:val="es-AR"/>
+        </w:rPr>
+        <w:t xml:space="preserve"> </w:t>
+      </w:r>
+      <w:proofErr w:type="spellStart"/>
+      <w:r>
+        <w:rPr>
+          <w:sz w:val="24"/>
+          <w:szCs w:val="24"/>
+          <w:lang w:val="es-AR"/>
+        </w:rPr>
+        <w:t>Quench</w:t>
+      </w:r>
+      <w:proofErr w:type="spellEnd"/>
+      <w:r>
+        <w:rPr>
+          <w:sz w:val="24"/>
+          <w:szCs w:val="24"/>
+          <w:lang w:val="es-AR"/>
+        </w:rPr>
+        <w:t>”)</w:t>
       </w:r>
     </w:p>
     <w:p>
@@ -6666,6 +8140,7 @@
         </w:rPr>
         <w:t xml:space="preserve">, </w:t>
       </w:r>
+      <w:proofErr w:type="spellStart"/>
       <w:r>
         <w:rPr>
           <w:i/>
@@ -6676,6 +8151,7 @@
         </w:rPr>
         <w:t>traceroute</w:t>
       </w:r>
+      <w:proofErr w:type="spellEnd"/>
       <w:r>
         <w:rPr>
           <w:sz w:val="24"/>
@@ -6850,7 +8326,25 @@
           <w:szCs w:val="24"/>
           <w:lang w:val="es-AR"/>
         </w:rPr>
-        <w:t>Permite administrar grupos de multidifusión (multicast).</w:t>
+        <w:t>Permite administrar grupos de multidifusión (</w:t>
+      </w:r>
+      <w:proofErr w:type="spellStart"/>
+      <w:r>
+        <w:rPr>
+          <w:sz w:val="24"/>
+          <w:szCs w:val="24"/>
+          <w:lang w:val="es-AR"/>
+        </w:rPr>
+        <w:t>multicast</w:t>
+      </w:r>
+      <w:proofErr w:type="spellEnd"/>
+      <w:r>
+        <w:rPr>
+          <w:sz w:val="24"/>
+          <w:szCs w:val="24"/>
+          <w:lang w:val="es-AR"/>
+        </w:rPr>
+        <w:t>).</w:t>
       </w:r>
     </w:p>
     <w:p>
@@ -6875,7 +8369,25 @@
           <w:szCs w:val="24"/>
           <w:lang w:val="es-AR"/>
         </w:rPr>
-        <w:t>Un host usa IGMP para unirse o salir de un grupo multicast.</w:t>
+        <w:t xml:space="preserve">Un host usa IGMP para unirse o salir de un grupo </w:t>
+      </w:r>
+      <w:proofErr w:type="spellStart"/>
+      <w:r>
+        <w:rPr>
+          <w:sz w:val="24"/>
+          <w:szCs w:val="24"/>
+          <w:lang w:val="es-AR"/>
+        </w:rPr>
+        <w:t>multicast</w:t>
+      </w:r>
+      <w:proofErr w:type="spellEnd"/>
+      <w:r>
+        <w:rPr>
+          <w:sz w:val="24"/>
+          <w:szCs w:val="24"/>
+          <w:lang w:val="es-AR"/>
+        </w:rPr>
+        <w:t>.</w:t>
       </w:r>
     </w:p>
     <w:p>
@@ -6900,7 +8412,25 @@
           <w:szCs w:val="24"/>
           <w:lang w:val="es-AR"/>
         </w:rPr>
-        <w:t>Los routers lo usan para conocer qué grupos están activos en cada red.</w:t>
+        <w:t xml:space="preserve">Los </w:t>
+      </w:r>
+      <w:proofErr w:type="spellStart"/>
+      <w:r>
+        <w:rPr>
+          <w:sz w:val="24"/>
+          <w:szCs w:val="24"/>
+          <w:lang w:val="es-AR"/>
+        </w:rPr>
+        <w:t>routers</w:t>
+      </w:r>
+      <w:proofErr w:type="spellEnd"/>
+      <w:r>
+        <w:rPr>
+          <w:sz w:val="24"/>
+          <w:szCs w:val="24"/>
+          <w:lang w:val="es-AR"/>
+        </w:rPr>
+        <w:t xml:space="preserve"> lo usan para conocer qué grupos están activos en cada red.</w:t>
       </w:r>
     </w:p>
     <w:p>
@@ -7044,19 +8574,57 @@
           <w:rStyle w:val="CdigoHTML"/>
           <w:lang w:val="es-AR"/>
         </w:rPr>
-        <w:t>2001:0DB8:0000:0000:0000:FF00:0042:8329</w:t>
+        <w:t>2001:0DB8:0000:0000:</w:t>
+      </w:r>
+      <w:proofErr w:type="gramStart"/>
+      <w:r>
+        <w:rPr>
+          <w:rStyle w:val="CdigoHTML"/>
+          <w:lang w:val="es-AR"/>
+        </w:rPr>
+        <w:t>0000:FF</w:t>
+      </w:r>
+      <w:proofErr w:type="gramEnd"/>
+      <w:r>
+        <w:rPr>
+          <w:rStyle w:val="CdigoHTML"/>
+          <w:lang w:val="es-AR"/>
+        </w:rPr>
+        <w:t>00:0042:8329</w:t>
       </w:r>
     </w:p>
     <w:p>
       <w:pPr>
         <w:pStyle w:val="NormalWeb"/>
       </w:pPr>
+      <w:proofErr w:type="spellStart"/>
       <w:r>
         <w:rPr>
           <w:rStyle w:val="Textoennegrita"/>
         </w:rPr>
         <w:lastRenderedPageBreak/>
-        <w:t>Reglas de abreviación:</w:t>
+        <w:t>Reglas</w:t>
+      </w:r>
+      <w:proofErr w:type="spellEnd"/>
+      <w:r>
+        <w:rPr>
+          <w:rStyle w:val="Textoennegrita"/>
+        </w:rPr>
+        <w:t xml:space="preserve"> de </w:t>
+      </w:r>
+      <w:proofErr w:type="spellStart"/>
+      <w:r>
+        <w:rPr>
+          <w:rStyle w:val="Textoennegrita"/>
+        </w:rPr>
+        <w:t>abreviación</w:t>
+      </w:r>
+      <w:proofErr w:type="spellEnd"/>
+      <w:r>
+        <w:rPr>
+          <w:rStyle w:val="Textoennegrita"/>
+        </w:rPr>
+        <w:t>:</w:t>
       </w:r>
     </w:p>
     <w:p>
@@ -7095,7 +8663,21 @@
         <w:rPr>
           <w:lang w:val="es-AR"/>
         </w:rPr>
-        <w:t>Reemplazar grupos consecutivos de 0 por “::” (solo una vez por dirección).</w:t>
+        <w:t xml:space="preserve">Reemplazar grupos consecutivos de 0 por </w:t>
+      </w:r>
+      <w:proofErr w:type="gramStart"/>
+      <w:r>
+        <w:rPr>
+          <w:lang w:val="es-AR"/>
+        </w:rPr>
+        <w:t>“::</w:t>
+      </w:r>
+      <w:proofErr w:type="gramEnd"/>
+      <w:r>
+        <w:rPr>
+          <w:lang w:val="es-AR"/>
+        </w:rPr>
+        <w:t>” (solo una vez por dirección).</w:t>
       </w:r>
       <w:r>
         <w:rPr>
@@ -7103,8 +8685,13 @@
         </w:rPr>
         <w:br/>
       </w:r>
-      <w:r>
-        <w:t>Ejemplo:</w:t>
+      <w:proofErr w:type="spellStart"/>
+      <w:r>
+        <w:t>Ejemplo</w:t>
+      </w:r>
+      <w:proofErr w:type="spellEnd"/>
+      <w:r>
+        <w:t>:</w:t>
       </w:r>
       <w:r>
         <w:br/>
@@ -7193,55 +8780,51 @@
           <w:lang w:val="es-AR"/>
         </w:rPr>
       </w:pPr>
+      <w:proofErr w:type="spellStart"/>
       <w:r>
         <w:rPr>
           <w:b/>
           <w:bCs/>
           <w:lang w:val="es-AR"/>
         </w:rPr>
-        <w:t>Unicast Global</w:t>
-      </w:r>
+        <w:t>Unicast</w:t>
+      </w:r>
+      <w:proofErr w:type="spellEnd"/>
       <w:r>
         <w:rPr>
           <w:b/>
           <w:bCs/>
           <w:lang w:val="es-AR"/>
         </w:rPr>
-        <w:t xml:space="preserve">: </w:t>
-      </w:r>
-      <w:r>
-        <w:rPr>
-          <w:lang w:val="es-AR"/>
-        </w:rPr>
-        <w:t>Direcciones públicas routables en Internet. Son las que usamos para que cualquier máquina del mundo pueda llegar a tu servidor, PC o dispositivo. Equivalente a las direcciones públicas de IPv4.</w:t>
-      </w:r>
-    </w:p>
-    <w:p>
-      <w:pPr>
-        <w:pStyle w:val="NormalWeb"/>
-        <w:rPr>
-          <w:lang w:val="es-AR"/>
-        </w:rPr>
-      </w:pPr>
+        <w:t xml:space="preserve"> Global</w:t>
+      </w:r>
       <w:r>
         <w:rPr>
           <w:b/>
           <w:bCs/>
           <w:lang w:val="es-AR"/>
         </w:rPr>
-        <w:t xml:space="preserve">Link-Local: </w:t>
-      </w:r>
-      <w:r>
-        <w:rPr>
-          <w:lang w:val="es-AR"/>
-        </w:rPr>
-        <w:t>Comunicación solo dentro del mismo segmento físico (mismo switch, misma Wi-Fi, mismo cable). Se configuran automáticamente en cada interfaz al arrancar (sin necesidad de router). Sirven para: • Neighbor Discovery (NDP) – reemplaza ARP • Autoconfiguración SLAAC • Comunicación cuando no hay router o no hay dirección global aún</w:t>
-      </w:r>
-      <w:r>
-        <w:rPr>
-          <w:lang w:val="es-AR"/>
-        </w:rPr>
-        <w:t>.</w:t>
+        <w:t xml:space="preserve">: </w:t>
+      </w:r>
+      <w:r>
+        <w:rPr>
+          <w:lang w:val="es-AR"/>
+        </w:rPr>
+        <w:t xml:space="preserve">Direcciones públicas </w:t>
+      </w:r>
+      <w:proofErr w:type="spellStart"/>
+      <w:r>
+        <w:rPr>
+          <w:lang w:val="es-AR"/>
+        </w:rPr>
+        <w:t>routables</w:t>
+      </w:r>
+      <w:proofErr w:type="spellEnd"/>
+      <w:r>
+        <w:rPr>
+          <w:lang w:val="es-AR"/>
+        </w:rPr>
+        <w:t xml:space="preserve"> en Internet. Son las que usamos para que cualquier máquina del mundo pueda llegar a tu servidor, PC o dispositivo. Equivalente a las direcciones públicas de IPv4.</w:t>
       </w:r>
     </w:p>
     <w:p>
@@ -7257,13 +8840,75 @@
           <w:bCs/>
           <w:lang w:val="es-AR"/>
         </w:rPr>
-        <w:t xml:space="preserve">Unique Local (ULA): </w:t>
-      </w:r>
-      <w:r>
-        <w:rPr>
-          <w:lang w:val="es-AR"/>
-        </w:rPr>
-        <w:t>Direcciones privadas dentro de una organización o sitio. No salen a Internet y no son globalmente únicas, pero sí son únicas con altísima probabilidad porque los 40 bits siguientes se generan aleatoriamente (RFC 4193). Ideal para redes internas grandes que nunca van a ser públicas o para túneles VPN site-to-site, redes corporativas internas, laboratorios, etc.</w:t>
+        <w:t xml:space="preserve">Link-Local: </w:t>
+      </w:r>
+      <w:r>
+        <w:rPr>
+          <w:lang w:val="es-AR"/>
+        </w:rPr>
+        <w:t xml:space="preserve">Comunicación solo dentro del mismo segmento físico (mismo switch, misma </w:t>
+      </w:r>
+      <w:proofErr w:type="spellStart"/>
+      <w:r>
+        <w:rPr>
+          <w:lang w:val="es-AR"/>
+        </w:rPr>
+        <w:t>Wi</w:t>
+      </w:r>
+      <w:proofErr w:type="spellEnd"/>
+      <w:r>
+        <w:rPr>
+          <w:lang w:val="es-AR"/>
+        </w:rPr>
+        <w:t xml:space="preserve">-Fi, mismo cable). Se configuran automáticamente en cada interfaz al arrancar (sin necesidad de </w:t>
+      </w:r>
+      <w:proofErr w:type="spellStart"/>
+      <w:r>
+        <w:rPr>
+          <w:lang w:val="es-AR"/>
+        </w:rPr>
+        <w:t>router</w:t>
+      </w:r>
+      <w:proofErr w:type="spellEnd"/>
+      <w:r>
+        <w:rPr>
+          <w:lang w:val="es-AR"/>
+        </w:rPr>
+        <w:t xml:space="preserve">). Sirven para: • </w:t>
+      </w:r>
+      <w:proofErr w:type="spellStart"/>
+      <w:r>
+        <w:rPr>
+          <w:lang w:val="es-AR"/>
+        </w:rPr>
+        <w:t>Neighbor</w:t>
+      </w:r>
+      <w:proofErr w:type="spellEnd"/>
+      <w:r>
+        <w:rPr>
+          <w:lang w:val="es-AR"/>
+        </w:rPr>
+        <w:t xml:space="preserve"> Discovery (NDP) – reemplaza ARP • Autoconfiguración SLAAC • Comunicación cuando no hay </w:t>
+      </w:r>
+      <w:proofErr w:type="spellStart"/>
+      <w:r>
+        <w:rPr>
+          <w:lang w:val="es-AR"/>
+        </w:rPr>
+        <w:t>router</w:t>
+      </w:r>
+      <w:proofErr w:type="spellEnd"/>
+      <w:r>
+        <w:rPr>
+          <w:lang w:val="es-AR"/>
+        </w:rPr>
+        <w:t xml:space="preserve"> o no hay dirección global aún</w:t>
+      </w:r>
+      <w:r>
+        <w:rPr>
+          <w:lang w:val="es-AR"/>
+        </w:rPr>
+        <w:t>.</w:t>
       </w:r>
     </w:p>
     <w:p>
@@ -7273,19 +8918,145 @@
           <w:lang w:val="es-AR"/>
         </w:rPr>
       </w:pPr>
+      <w:proofErr w:type="spellStart"/>
       <w:r>
         <w:rPr>
           <w:b/>
           <w:bCs/>
           <w:lang w:val="es-AR"/>
         </w:rPr>
-        <w:t xml:space="preserve">Multicast: </w:t>
-      </w:r>
-      <w:r>
-        <w:rPr>
-          <w:lang w:val="es-AR"/>
-        </w:rPr>
-        <w:t>Enviar un solo paquete a múltiples destinos simultáneamente. Reemplaza el broadcast de IPv4. Algunos bien conocidos: • FF02::1 → todos los nodos del enlace (link-local all-nodes) • FF02::2 → todos los routers del enlace • FF02::1:FFxx:xx → solicited-node multicast (usado por NDP) • FF0X::101 → NTP, etc.</w:t>
+        <w:t>Unique</w:t>
+      </w:r>
+      <w:proofErr w:type="spellEnd"/>
+      <w:r>
+        <w:rPr>
+          <w:b/>
+          <w:bCs/>
+          <w:lang w:val="es-AR"/>
+        </w:rPr>
+        <w:t xml:space="preserve"> Local (ULA): </w:t>
+      </w:r>
+      <w:r>
+        <w:rPr>
+          <w:lang w:val="es-AR"/>
+        </w:rPr>
+        <w:t>Direcciones privadas dentro de una organización o sitio. No salen a Internet y no son globalmente únicas, pero sí son únicas con altísima probabilidad porque los 40 bits siguientes se generan aleatoriamente (RFC 4193). Ideal para redes internas grandes que nunca van a ser públicas o para túneles VPN site-</w:t>
+      </w:r>
+      <w:proofErr w:type="spellStart"/>
+      <w:r>
+        <w:rPr>
+          <w:lang w:val="es-AR"/>
+        </w:rPr>
+        <w:t>to</w:t>
+      </w:r>
+      <w:proofErr w:type="spellEnd"/>
+      <w:r>
+        <w:rPr>
+          <w:lang w:val="es-AR"/>
+        </w:rPr>
+        <w:t>-site, redes corporativas internas, laboratorios, etc.</w:t>
+      </w:r>
+    </w:p>
+    <w:p>
+      <w:pPr>
+        <w:pStyle w:val="NormalWeb"/>
+        <w:rPr>
+          <w:lang w:val="es-AR"/>
+        </w:rPr>
+      </w:pPr>
+      <w:proofErr w:type="spellStart"/>
+      <w:r>
+        <w:rPr>
+          <w:b/>
+          <w:bCs/>
+          <w:lang w:val="es-AR"/>
+        </w:rPr>
+        <w:t>Multicast</w:t>
+      </w:r>
+      <w:proofErr w:type="spellEnd"/>
+      <w:r>
+        <w:rPr>
+          <w:b/>
+          <w:bCs/>
+          <w:lang w:val="es-AR"/>
+        </w:rPr>
+        <w:t xml:space="preserve">: </w:t>
+      </w:r>
+      <w:r>
+        <w:rPr>
+          <w:lang w:val="es-AR"/>
+        </w:rPr>
+        <w:t xml:space="preserve">Enviar un solo paquete a múltiples destinos simultáneamente. Reemplaza el broadcast de IPv4. Algunos bien conocidos: • FF02::1 → todos los nodos del enlace (link-local </w:t>
+      </w:r>
+      <w:proofErr w:type="spellStart"/>
+      <w:r>
+        <w:rPr>
+          <w:lang w:val="es-AR"/>
+        </w:rPr>
+        <w:t>all-nodes</w:t>
+      </w:r>
+      <w:proofErr w:type="spellEnd"/>
+      <w:r>
+        <w:rPr>
+          <w:lang w:val="es-AR"/>
+        </w:rPr>
+        <w:t xml:space="preserve">) • FF02::2 → todos los </w:t>
+      </w:r>
+      <w:proofErr w:type="spellStart"/>
+      <w:r>
+        <w:rPr>
+          <w:lang w:val="es-AR"/>
+        </w:rPr>
+        <w:t>routers</w:t>
+      </w:r>
+      <w:proofErr w:type="spellEnd"/>
+      <w:r>
+        <w:rPr>
+          <w:lang w:val="es-AR"/>
+        </w:rPr>
+        <w:t xml:space="preserve"> del enlace • FF02::</w:t>
+      </w:r>
+      <w:proofErr w:type="gramStart"/>
+      <w:r>
+        <w:rPr>
+          <w:lang w:val="es-AR"/>
+        </w:rPr>
+        <w:t>1:FFxx</w:t>
+      </w:r>
+      <w:proofErr w:type="gramEnd"/>
+      <w:r>
+        <w:rPr>
+          <w:lang w:val="es-AR"/>
+        </w:rPr>
+        <w:t xml:space="preserve">:xx → </w:t>
+      </w:r>
+      <w:proofErr w:type="spellStart"/>
+      <w:r>
+        <w:rPr>
+          <w:lang w:val="es-AR"/>
+        </w:rPr>
+        <w:t>solicited-node</w:t>
+      </w:r>
+      <w:proofErr w:type="spellEnd"/>
+      <w:r>
+        <w:rPr>
+          <w:lang w:val="es-AR"/>
+        </w:rPr>
+        <w:t xml:space="preserve"> </w:t>
+      </w:r>
+      <w:proofErr w:type="spellStart"/>
+      <w:r>
+        <w:rPr>
+          <w:lang w:val="es-AR"/>
+        </w:rPr>
+        <w:t>multicast</w:t>
+      </w:r>
+      <w:proofErr w:type="spellEnd"/>
+      <w:r>
+        <w:rPr>
+          <w:lang w:val="es-AR"/>
+        </w:rPr>
+        <w:t xml:space="preserve"> (usado por NDP) • FF0X::101 → NTP, etc.</w:t>
       </w:r>
     </w:p>
     <w:p>
@@ -7381,6 +9152,7 @@
                 <w:lang w:val="en-US"/>
               </w:rPr>
             </w:pPr>
+            <w:proofErr w:type="spellStart"/>
             <w:r>
               <w:rPr>
                 <w:b/>
@@ -7389,7 +9161,40 @@
                 <w:szCs w:val="24"/>
                 <w:lang w:val="en-US"/>
               </w:rPr>
-              <w:t>Prefijo (bits iniciales)</w:t>
+              <w:t>Prefijo</w:t>
+            </w:r>
+            <w:proofErr w:type="spellEnd"/>
+            <w:r>
+              <w:rPr>
+                <w:b/>
+                <w:bCs/>
+                <w:sz w:val="24"/>
+                <w:szCs w:val="24"/>
+                <w:lang w:val="en-US"/>
+              </w:rPr>
+              <w:t xml:space="preserve"> (bits </w:t>
+            </w:r>
+            <w:proofErr w:type="spellStart"/>
+            <w:r>
+              <w:rPr>
+                <w:b/>
+                <w:bCs/>
+                <w:sz w:val="24"/>
+                <w:szCs w:val="24"/>
+                <w:lang w:val="en-US"/>
+              </w:rPr>
+              <w:t>iniciales</w:t>
+            </w:r>
+            <w:proofErr w:type="spellEnd"/>
+            <w:r>
+              <w:rPr>
+                <w:b/>
+                <w:bCs/>
+                <w:sz w:val="24"/>
+                <w:szCs w:val="24"/>
+                <w:lang w:val="en-US"/>
+              </w:rPr>
+              <w:t>)</w:t>
             </w:r>
           </w:p>
         </w:tc>
@@ -7421,7 +9226,29 @@
                 <w:szCs w:val="24"/>
                 <w:lang w:val="en-US"/>
               </w:rPr>
-              <w:t>Rango – Valor inicial → final</w:t>
+              <w:t xml:space="preserve">Rango – Valor </w:t>
+            </w:r>
+            <w:proofErr w:type="spellStart"/>
+            <w:r>
+              <w:rPr>
+                <w:b/>
+                <w:bCs/>
+                <w:sz w:val="24"/>
+                <w:szCs w:val="24"/>
+                <w:lang w:val="en-US"/>
+              </w:rPr>
+              <w:t>inicial</w:t>
+            </w:r>
+            <w:proofErr w:type="spellEnd"/>
+            <w:r>
+              <w:rPr>
+                <w:b/>
+                <w:bCs/>
+                <w:sz w:val="24"/>
+                <w:szCs w:val="24"/>
+                <w:lang w:val="en-US"/>
+              </w:rPr>
+              <w:t xml:space="preserve"> → final</w:t>
             </w:r>
           </w:p>
         </w:tc>
@@ -7445,6 +9272,7 @@
                 <w:lang w:val="en-US"/>
               </w:rPr>
             </w:pPr>
+            <w:proofErr w:type="spellStart"/>
             <w:r>
               <w:rPr>
                 <w:b/>
@@ -7453,8 +9281,53 @@
                 <w:szCs w:val="24"/>
                 <w:lang w:val="en-US"/>
               </w:rPr>
-              <w:t>Cómo reconocerlas fácilmente</w:t>
-            </w:r>
+              <w:t>Cómo</w:t>
+            </w:r>
+            <w:proofErr w:type="spellEnd"/>
+            <w:r>
+              <w:rPr>
+                <w:b/>
+                <w:bCs/>
+                <w:sz w:val="24"/>
+                <w:szCs w:val="24"/>
+                <w:lang w:val="en-US"/>
+              </w:rPr>
+              <w:t xml:space="preserve"> </w:t>
+            </w:r>
+            <w:proofErr w:type="spellStart"/>
+            <w:r>
+              <w:rPr>
+                <w:b/>
+                <w:bCs/>
+                <w:sz w:val="24"/>
+                <w:szCs w:val="24"/>
+                <w:lang w:val="en-US"/>
+              </w:rPr>
+              <w:t>reconocerlas</w:t>
+            </w:r>
+            <w:proofErr w:type="spellEnd"/>
+            <w:r>
+              <w:rPr>
+                <w:b/>
+                <w:bCs/>
+                <w:sz w:val="24"/>
+                <w:szCs w:val="24"/>
+                <w:lang w:val="en-US"/>
+              </w:rPr>
+              <w:t xml:space="preserve"> </w:t>
+            </w:r>
+            <w:proofErr w:type="spellStart"/>
+            <w:r>
+              <w:rPr>
+                <w:b/>
+                <w:bCs/>
+                <w:sz w:val="24"/>
+                <w:szCs w:val="24"/>
+                <w:lang w:val="en-US"/>
+              </w:rPr>
+              <w:t>fácilmente</w:t>
+            </w:r>
+            <w:proofErr w:type="spellEnd"/>
           </w:p>
         </w:tc>
       </w:tr>
@@ -7481,6 +9354,7 @@
                 <w:lang w:val="es-AR"/>
               </w:rPr>
             </w:pPr>
+            <w:proofErr w:type="spellStart"/>
             <w:r>
               <w:rPr>
                 <w:b/>
@@ -7489,7 +9363,18 @@
                 <w:szCs w:val="24"/>
                 <w:lang w:val="es-AR"/>
               </w:rPr>
-              <w:t>Unicast Global</w:t>
+              <w:t>Unicast</w:t>
+            </w:r>
+            <w:proofErr w:type="spellEnd"/>
+            <w:r>
+              <w:rPr>
+                <w:b/>
+                <w:bCs/>
+                <w:sz w:val="24"/>
+                <w:szCs w:val="24"/>
+                <w:lang w:val="es-AR"/>
+              </w:rPr>
+              <w:t xml:space="preserve"> Global</w:t>
             </w:r>
             <w:r>
               <w:rPr>
@@ -7521,6 +9406,7 @@
                 <w:lang w:val="en-US"/>
               </w:rPr>
             </w:pPr>
+            <w:proofErr w:type="gramStart"/>
             <w:r>
               <w:rPr>
                 <w:b/>
@@ -7529,7 +9415,18 @@
                 <w:szCs w:val="24"/>
                 <w:lang w:val="en-US"/>
               </w:rPr>
-              <w:t>2000::/3</w:t>
+              <w:t>2000::/</w:t>
+            </w:r>
+            <w:proofErr w:type="gramEnd"/>
+            <w:r>
+              <w:rPr>
+                <w:b/>
+                <w:bCs/>
+                <w:sz w:val="24"/>
+                <w:szCs w:val="24"/>
+                <w:lang w:val="en-US"/>
+              </w:rPr>
+              <w:t>3</w:t>
             </w:r>
           </w:p>
         </w:tc>
@@ -7551,6 +9448,7 @@
                 <w:lang w:val="en-US"/>
               </w:rPr>
             </w:pPr>
+            <w:proofErr w:type="gramStart"/>
             <w:r>
               <w:rPr>
                 <w:b/>
@@ -7559,7 +9457,18 @@
                 <w:szCs w:val="24"/>
                 <w:lang w:val="en-US"/>
               </w:rPr>
-              <w:t>2000:0000:0000:0000:0000:0000:0000:0000</w:t>
+              <w:t>2000:0000:0000:0000:0000:0000</w:t>
+            </w:r>
+            <w:proofErr w:type="gramEnd"/>
+            <w:r>
+              <w:rPr>
+                <w:b/>
+                <w:bCs/>
+                <w:sz w:val="24"/>
+                <w:szCs w:val="24"/>
+                <w:lang w:val="en-US"/>
+              </w:rPr>
+              <w:t>:0000:0000</w:t>
             </w:r>
             <w:r>
               <w:rPr>
@@ -7641,7 +9550,25 @@
                 <w:szCs w:val="24"/>
                 <w:lang w:val="es-AR"/>
               </w:rPr>
-              <w:t xml:space="preserve">. Ej: </w:t>
+              <w:t xml:space="preserve">. </w:t>
+            </w:r>
+            <w:proofErr w:type="spellStart"/>
+            <w:r>
+              <w:rPr>
+                <w:sz w:val="24"/>
+                <w:szCs w:val="24"/>
+                <w:lang w:val="es-AR"/>
+              </w:rPr>
+              <w:t>Ej</w:t>
+            </w:r>
+            <w:proofErr w:type="spellEnd"/>
+            <w:r>
+              <w:rPr>
+                <w:sz w:val="24"/>
+                <w:szCs w:val="24"/>
+                <w:lang w:val="es-AR"/>
+              </w:rPr>
+              <w:t xml:space="preserve">: </w:t>
             </w:r>
             <w:r>
               <w:rPr>
@@ -7726,7 +9653,29 @@
                 <w:szCs w:val="24"/>
                 <w:lang w:val="en-US"/>
               </w:rPr>
-              <w:t>FE80::/10</w:t>
+              <w:t>FE</w:t>
+            </w:r>
+            <w:proofErr w:type="gramStart"/>
+            <w:r>
+              <w:rPr>
+                <w:b/>
+                <w:bCs/>
+                <w:sz w:val="24"/>
+                <w:szCs w:val="24"/>
+                <w:lang w:val="en-US"/>
+              </w:rPr>
+              <w:t>80::/</w:t>
+            </w:r>
+            <w:proofErr w:type="gramEnd"/>
+            <w:r>
+              <w:rPr>
+                <w:b/>
+                <w:bCs/>
+                <w:sz w:val="24"/>
+                <w:szCs w:val="24"/>
+                <w:lang w:val="en-US"/>
+              </w:rPr>
+              <w:t>10</w:t>
             </w:r>
           </w:p>
         </w:tc>
@@ -7756,7 +9705,29 @@
                 <w:szCs w:val="24"/>
                 <w:lang w:val="en-US"/>
               </w:rPr>
-              <w:t>FE80:0000:0000:0000:0000:0000:0000:0000</w:t>
+              <w:t>FE</w:t>
+            </w:r>
+            <w:proofErr w:type="gramStart"/>
+            <w:r>
+              <w:rPr>
+                <w:b/>
+                <w:bCs/>
+                <w:sz w:val="24"/>
+                <w:szCs w:val="24"/>
+                <w:lang w:val="en-US"/>
+              </w:rPr>
+              <w:t>80:0000:0000:0000:0000:0000</w:t>
+            </w:r>
+            <w:proofErr w:type="gramEnd"/>
+            <w:r>
+              <w:rPr>
+                <w:b/>
+                <w:bCs/>
+                <w:sz w:val="24"/>
+                <w:szCs w:val="24"/>
+                <w:lang w:val="en-US"/>
+              </w:rPr>
+              <w:t>:0000:0000</w:t>
             </w:r>
             <w:r>
               <w:rPr>
@@ -7876,13 +9847,23 @@
               </w:rPr>
               <w:t xml:space="preserve">. </w:t>
             </w:r>
-            <w:r>
-              <w:rPr>
-                <w:sz w:val="24"/>
-                <w:szCs w:val="24"/>
-                <w:lang w:val="en-US"/>
-              </w:rPr>
-              <w:t xml:space="preserve">Ej: </w:t>
+            <w:proofErr w:type="spellStart"/>
+            <w:r>
+              <w:rPr>
+                <w:sz w:val="24"/>
+                <w:szCs w:val="24"/>
+                <w:lang w:val="en-US"/>
+              </w:rPr>
+              <w:t>Ej</w:t>
+            </w:r>
+            <w:proofErr w:type="spellEnd"/>
+            <w:r>
+              <w:rPr>
+                <w:sz w:val="24"/>
+                <w:szCs w:val="24"/>
+                <w:lang w:val="en-US"/>
+              </w:rPr>
+              <w:t xml:space="preserve">: </w:t>
             </w:r>
             <w:r>
               <w:rPr>
@@ -7957,7 +9938,29 @@
                 <w:szCs w:val="24"/>
                 <w:lang w:val="en-US"/>
               </w:rPr>
-              <w:t>FC00::/7</w:t>
+              <w:t>FC</w:t>
+            </w:r>
+            <w:proofErr w:type="gramStart"/>
+            <w:r>
+              <w:rPr>
+                <w:b/>
+                <w:bCs/>
+                <w:sz w:val="24"/>
+                <w:szCs w:val="24"/>
+                <w:lang w:val="en-US"/>
+              </w:rPr>
+              <w:t>00::/</w:t>
+            </w:r>
+            <w:proofErr w:type="gramEnd"/>
+            <w:r>
+              <w:rPr>
+                <w:b/>
+                <w:bCs/>
+                <w:sz w:val="24"/>
+                <w:szCs w:val="24"/>
+                <w:lang w:val="en-US"/>
+              </w:rPr>
+              <w:t>7</w:t>
             </w:r>
           </w:p>
         </w:tc>
@@ -7987,7 +9990,29 @@
                 <w:szCs w:val="24"/>
                 <w:lang w:val="en-US"/>
               </w:rPr>
-              <w:t>FC00:0000:0000:0000:0000:0000:0000:0000</w:t>
+              <w:t>FC</w:t>
+            </w:r>
+            <w:proofErr w:type="gramStart"/>
+            <w:r>
+              <w:rPr>
+                <w:b/>
+                <w:bCs/>
+                <w:sz w:val="24"/>
+                <w:szCs w:val="24"/>
+                <w:lang w:val="en-US"/>
+              </w:rPr>
+              <w:t>00:0000:0000:0000:0000:0000</w:t>
+            </w:r>
+            <w:proofErr w:type="gramEnd"/>
+            <w:r>
+              <w:rPr>
+                <w:b/>
+                <w:bCs/>
+                <w:sz w:val="24"/>
+                <w:szCs w:val="24"/>
+                <w:lang w:val="en-US"/>
+              </w:rPr>
+              <w:t>:0000:0000</w:t>
             </w:r>
             <w:r>
               <w:rPr>
@@ -8071,13 +10096,23 @@
               </w:rPr>
               <w:t xml:space="preserve"> (las más comunes son FD…). </w:t>
             </w:r>
-            <w:r>
-              <w:rPr>
-                <w:sz w:val="24"/>
-                <w:szCs w:val="24"/>
-                <w:lang w:val="en-US"/>
-              </w:rPr>
-              <w:t xml:space="preserve">Ej: </w:t>
+            <w:proofErr w:type="spellStart"/>
+            <w:r>
+              <w:rPr>
+                <w:sz w:val="24"/>
+                <w:szCs w:val="24"/>
+                <w:lang w:val="en-US"/>
+              </w:rPr>
+              <w:t>Ej</w:t>
+            </w:r>
+            <w:proofErr w:type="spellEnd"/>
+            <w:r>
+              <w:rPr>
+                <w:sz w:val="24"/>
+                <w:szCs w:val="24"/>
+                <w:lang w:val="en-US"/>
+              </w:rPr>
+              <w:t xml:space="preserve">: </w:t>
             </w:r>
             <w:r>
               <w:rPr>
@@ -8152,7 +10187,29 @@
                 <w:szCs w:val="24"/>
                 <w:lang w:val="en-US"/>
               </w:rPr>
-              <w:t>FF00::/8</w:t>
+              <w:t>FF</w:t>
+            </w:r>
+            <w:proofErr w:type="gramStart"/>
+            <w:r>
+              <w:rPr>
+                <w:b/>
+                <w:bCs/>
+                <w:sz w:val="24"/>
+                <w:szCs w:val="24"/>
+                <w:lang w:val="en-US"/>
+              </w:rPr>
+              <w:t>00::/</w:t>
+            </w:r>
+            <w:proofErr w:type="gramEnd"/>
+            <w:r>
+              <w:rPr>
+                <w:b/>
+                <w:bCs/>
+                <w:sz w:val="24"/>
+                <w:szCs w:val="24"/>
+                <w:lang w:val="en-US"/>
+              </w:rPr>
+              <w:t>8</w:t>
             </w:r>
           </w:p>
         </w:tc>
@@ -8182,7 +10239,29 @@
                 <w:szCs w:val="24"/>
                 <w:lang w:val="en-US"/>
               </w:rPr>
-              <w:t>FF00:0000:0000:0000:0000:0000:0000:0000</w:t>
+              <w:t>FF</w:t>
+            </w:r>
+            <w:proofErr w:type="gramStart"/>
+            <w:r>
+              <w:rPr>
+                <w:b/>
+                <w:bCs/>
+                <w:sz w:val="24"/>
+                <w:szCs w:val="24"/>
+                <w:lang w:val="en-US"/>
+              </w:rPr>
+              <w:t>00:0000:0000:0000:0000:0000</w:t>
+            </w:r>
+            <w:proofErr w:type="gramEnd"/>
+            <w:r>
+              <w:rPr>
+                <w:b/>
+                <w:bCs/>
+                <w:sz w:val="24"/>
+                <w:szCs w:val="24"/>
+                <w:lang w:val="en-US"/>
+              </w:rPr>
+              <w:t>:0000:0000</w:t>
             </w:r>
             <w:r>
               <w:rPr>
@@ -8246,7 +10325,25 @@
                 <w:szCs w:val="24"/>
                 <w:lang w:val="es-AR"/>
               </w:rPr>
-              <w:t xml:space="preserve">. Ej: </w:t>
+              <w:t xml:space="preserve">. </w:t>
+            </w:r>
+            <w:proofErr w:type="spellStart"/>
+            <w:r>
+              <w:rPr>
+                <w:sz w:val="24"/>
+                <w:szCs w:val="24"/>
+                <w:lang w:val="es-AR"/>
+              </w:rPr>
+              <w:t>Ej</w:t>
+            </w:r>
+            <w:proofErr w:type="spellEnd"/>
+            <w:r>
+              <w:rPr>
+                <w:sz w:val="24"/>
+                <w:szCs w:val="24"/>
+                <w:lang w:val="es-AR"/>
+              </w:rPr>
+              <w:t xml:space="preserve">: </w:t>
             </w:r>
             <w:r>
               <w:rPr>
@@ -8341,6 +10438,7 @@
                 <w:lang w:val="en-US"/>
               </w:rPr>
             </w:pPr>
+            <w:proofErr w:type="gramStart"/>
             <w:r>
               <w:rPr>
                 <w:sz w:val="24"/>
@@ -8357,7 +10455,18 @@
                 <w:szCs w:val="24"/>
                 <w:lang w:val="en-US"/>
               </w:rPr>
-              <w:t>::1</w:t>
+              <w:t>:</w:t>
+            </w:r>
+            <w:proofErr w:type="gramEnd"/>
+            <w:r>
+              <w:rPr>
+                <w:b/>
+                <w:bCs/>
+                <w:sz w:val="24"/>
+                <w:szCs w:val="24"/>
+                <w:lang w:val="en-US"/>
+              </w:rPr>
+              <w:t>:1</w:t>
             </w:r>
           </w:p>
         </w:tc>
@@ -8421,8 +10530,20 @@
                 <w:szCs w:val="24"/>
                 <w:lang w:val="en-US"/>
               </w:rPr>
-              <w:t>Sin especificar</w:t>
-            </w:r>
+              <w:t xml:space="preserve">Sin </w:t>
+            </w:r>
+            <w:proofErr w:type="spellStart"/>
+            <w:r>
+              <w:rPr>
+                <w:b/>
+                <w:bCs/>
+                <w:sz w:val="24"/>
+                <w:szCs w:val="24"/>
+                <w:lang w:val="en-US"/>
+              </w:rPr>
+              <w:t>especificar</w:t>
+            </w:r>
+            <w:proofErr w:type="spellEnd"/>
           </w:p>
         </w:tc>
         <w:tc>
@@ -8556,7 +10677,53 @@
           <w:rStyle w:val="Textoennegrita"/>
           <w:lang w:val="es-AR"/>
         </w:rPr>
-        <w:t>Site-Local (FEC0::/10):</w:t>
+        <w:t>Site-Local (FEC</w:t>
+      </w:r>
+      <w:proofErr w:type="gramStart"/>
+      <w:r>
+        <w:rPr>
+          <w:rStyle w:val="Textoennegrita"/>
+          <w:lang w:val="es-AR"/>
+        </w:rPr>
+        <w:t>0::/</w:t>
+      </w:r>
+      <w:proofErr w:type="gramEnd"/>
+      <w:r>
+        <w:rPr>
+          <w:rStyle w:val="Textoennegrita"/>
+          <w:lang w:val="es-AR"/>
+        </w:rPr>
+        <w:t>10</w:t>
+      </w:r>
+      <w:r>
+        <w:rPr>
+          <w:rStyle w:val="Textoennegrita"/>
+          <w:lang w:val="es-AR"/>
+        </w:rPr>
+        <w:t xml:space="preserve"> rango - </w:t>
+      </w:r>
+      <w:r>
+        <w:rPr>
+          <w:rStyle w:val="Textoennegrita"/>
+          <w:lang w:val="es-AR"/>
+        </w:rPr>
+        <w:t xml:space="preserve">fec0::      →  </w:t>
+      </w:r>
+      <w:proofErr w:type="spellStart"/>
+      <w:r>
+        <w:rPr>
+          <w:rStyle w:val="Textoennegrita"/>
+          <w:lang w:val="es-AR"/>
+        </w:rPr>
+        <w:t>feff:ffff:ffff:ffff:ffff:ffff:ffff:ffff</w:t>
+      </w:r>
+      <w:proofErr w:type="spellEnd"/>
+      <w:r>
+        <w:rPr>
+          <w:rStyle w:val="Textoennegrita"/>
+          <w:lang w:val="es-AR"/>
+        </w:rPr>
+        <w:t>):</w:t>
       </w:r>
       <w:r>
         <w:rPr>
@@ -8564,12 +10731,21 @@
         </w:rPr>
         <w:t xml:space="preserve"> reemplazadas por las </w:t>
       </w:r>
+      <w:proofErr w:type="spellStart"/>
       <w:r>
         <w:rPr>
           <w:rStyle w:val="Textoennegrita"/>
           <w:lang w:val="es-AR"/>
         </w:rPr>
-        <w:t>Unique Local (ULA)</w:t>
+        <w:t>Unique</w:t>
+      </w:r>
+      <w:proofErr w:type="spellEnd"/>
+      <w:r>
+        <w:rPr>
+          <w:rStyle w:val="Textoennegrita"/>
+          <w:lang w:val="es-AR"/>
+        </w:rPr>
+        <w:t xml:space="preserve"> Local (ULA)</w:t>
       </w:r>
       <w:r>
         <w:rPr>
@@ -8602,7 +10778,23 @@
         </w:numPr>
       </w:pPr>
       <w:r>
-        <w:t>Espacio de direcciones inmenso.</w:t>
+        <w:t xml:space="preserve">Espacio de </w:t>
+      </w:r>
+      <w:proofErr w:type="spellStart"/>
+      <w:r>
+        <w:t>direcciones</w:t>
+      </w:r>
+      <w:proofErr w:type="spellEnd"/>
+      <w:r>
+        <w:t xml:space="preserve"> </w:t>
+      </w:r>
+      <w:proofErr w:type="spellStart"/>
+      <w:r>
+        <w:t>inmenso</w:t>
+      </w:r>
+      <w:proofErr w:type="spellEnd"/>
+      <w:r>
+        <w:t>.</w:t>
       </w:r>
     </w:p>
     <w:p>
@@ -8613,8 +10805,21 @@
           <w:numId w:val="20"/>
         </w:numPr>
       </w:pPr>
-      <w:r>
-        <w:t>Autoconfiguración automática (stateless).</w:t>
+      <w:proofErr w:type="spellStart"/>
+      <w:r>
+        <w:t>Autoconfiguración</w:t>
+      </w:r>
+      <w:proofErr w:type="spellEnd"/>
+      <w:r>
+        <w:t xml:space="preserve"> </w:t>
+      </w:r>
+      <w:proofErr w:type="spellStart"/>
+      <w:r>
+        <w:t>automática</w:t>
+      </w:r>
+      <w:proofErr w:type="spellEnd"/>
+      <w:r>
+        <w:t xml:space="preserve"> (stateless).</w:t>
       </w:r>
     </w:p>
     <w:p>
@@ -8626,7 +10831,15 @@
         </w:numPr>
       </w:pPr>
       <w:r>
-        <w:t>No requiere NAT.</w:t>
+        <w:t xml:space="preserve">No </w:t>
+      </w:r>
+      <w:proofErr w:type="spellStart"/>
+      <w:r>
+        <w:t>requiere</w:t>
+      </w:r>
+      <w:proofErr w:type="spellEnd"/>
+      <w:r>
+        <w:t xml:space="preserve"> NAT.</w:t>
       </w:r>
     </w:p>
     <w:p>
@@ -8662,7 +10875,35 @@
         <w:rPr>
           <w:lang w:val="es-AR"/>
         </w:rPr>
-        <w:t>Mejor soporte para QoS, seguridad (IPSec) y movilidad.</w:t>
+        <w:t xml:space="preserve">Mejor soporte para </w:t>
+      </w:r>
+      <w:proofErr w:type="spellStart"/>
+      <w:r>
+        <w:rPr>
+          <w:lang w:val="es-AR"/>
+        </w:rPr>
+        <w:t>QoS</w:t>
+      </w:r>
+      <w:proofErr w:type="spellEnd"/>
+      <w:r>
+        <w:rPr>
+          <w:lang w:val="es-AR"/>
+        </w:rPr>
+        <w:t>, seguridad (</w:t>
+      </w:r>
+      <w:proofErr w:type="spellStart"/>
+      <w:r>
+        <w:rPr>
+          <w:lang w:val="es-AR"/>
+        </w:rPr>
+        <w:t>IPSec</w:t>
+      </w:r>
+      <w:proofErr w:type="spellEnd"/>
+      <w:r>
+        <w:rPr>
+          <w:lang w:val="es-AR"/>
+        </w:rPr>
+        <w:t>) y movilidad.</w:t>
       </w:r>
     </w:p>
     <w:p>
@@ -8760,7 +11001,55 @@
           <w:rStyle w:val="Textoennegrita"/>
           <w:lang w:val="es-AR"/>
         </w:rPr>
-        <w:t>protocolo ARP (Address Resolution Protocol, RFC 826)</w:t>
+        <w:t>protocolo ARP (</w:t>
+      </w:r>
+      <w:proofErr w:type="spellStart"/>
+      <w:r>
+        <w:rPr>
+          <w:rStyle w:val="Textoennegrita"/>
+          <w:lang w:val="es-AR"/>
+        </w:rPr>
+        <w:t>Address</w:t>
+      </w:r>
+      <w:proofErr w:type="spellEnd"/>
+      <w:r>
+        <w:rPr>
+          <w:rStyle w:val="Textoennegrita"/>
+          <w:lang w:val="es-AR"/>
+        </w:rPr>
+        <w:t xml:space="preserve"> </w:t>
+      </w:r>
+      <w:proofErr w:type="spellStart"/>
+      <w:r>
+        <w:rPr>
+          <w:rStyle w:val="Textoennegrita"/>
+          <w:lang w:val="es-AR"/>
+        </w:rPr>
+        <w:t>Resolution</w:t>
+      </w:r>
+      <w:proofErr w:type="spellEnd"/>
+      <w:r>
+        <w:rPr>
+          <w:rStyle w:val="Textoennegrita"/>
+          <w:lang w:val="es-AR"/>
+        </w:rPr>
+        <w:t xml:space="preserve"> </w:t>
+      </w:r>
+      <w:proofErr w:type="spellStart"/>
+      <w:r>
+        <w:rPr>
+          <w:rStyle w:val="Textoennegrita"/>
+          <w:lang w:val="es-AR"/>
+        </w:rPr>
+        <w:t>Protocol</w:t>
+      </w:r>
+      <w:proofErr w:type="spellEnd"/>
+      <w:r>
+        <w:rPr>
+          <w:rStyle w:val="Textoennegrita"/>
+          <w:lang w:val="es-AR"/>
+        </w:rPr>
+        <w:t>, RFC 826)</w:t>
       </w:r>
       <w:r>
         <w:rPr>
@@ -8826,11 +11115,19 @@
         </w:rPr>
         <w:br/>
       </w:r>
+      <w:proofErr w:type="spellStart"/>
       <w:r>
         <w:rPr>
           <w:rStyle w:val="Textoennegrita"/>
         </w:rPr>
-        <w:t>Funcionamiento:</w:t>
+        <w:t>Funcionamiento</w:t>
+      </w:r>
+      <w:proofErr w:type="spellEnd"/>
+      <w:r>
+        <w:rPr>
+          <w:rStyle w:val="Textoennegrita"/>
+        </w:rPr>
+        <w:t>:</w:t>
       </w:r>
     </w:p>
     <w:p>
@@ -8896,13 +11193,43 @@
           <w:rStyle w:val="Textoennegrita"/>
           <w:lang w:val="es-AR"/>
         </w:rPr>
-        <w:t>difunde una solicitud ARP (ARP Request)</w:t>
-      </w:r>
-      <w:r>
-        <w:rPr>
-          <w:lang w:val="es-AR"/>
-        </w:rPr>
-        <w:t xml:space="preserve"> por la red preguntando “¿Quién tiene la IP X.X.X.X?”.</w:t>
+        <w:t xml:space="preserve">difunde una solicitud ARP (ARP </w:t>
+      </w:r>
+      <w:proofErr w:type="spellStart"/>
+      <w:r>
+        <w:rPr>
+          <w:rStyle w:val="Textoennegrita"/>
+          <w:lang w:val="es-AR"/>
+        </w:rPr>
+        <w:t>Request</w:t>
+      </w:r>
+      <w:proofErr w:type="spellEnd"/>
+      <w:r>
+        <w:rPr>
+          <w:rStyle w:val="Textoennegrita"/>
+          <w:lang w:val="es-AR"/>
+        </w:rPr>
+        <w:t>)</w:t>
+      </w:r>
+      <w:r>
+        <w:rPr>
+          <w:lang w:val="es-AR"/>
+        </w:rPr>
+        <w:t xml:space="preserve"> por la red preguntando “</w:t>
+      </w:r>
+      <w:proofErr w:type="gramStart"/>
+      <w:r>
+        <w:rPr>
+          <w:lang w:val="es-AR"/>
+        </w:rPr>
+        <w:t>¿Quién tiene la IP X.</w:t>
+      </w:r>
+      <w:proofErr w:type="gramEnd"/>
+      <w:r>
+        <w:rPr>
+          <w:lang w:val="es-AR"/>
+        </w:rPr>
+        <w:t>X.X.X?”.</w:t>
       </w:r>
     </w:p>
     <w:p>
@@ -8932,8 +11259,17 @@
           <w:rStyle w:val="Textoennegrita"/>
           <w:lang w:val="es-AR"/>
         </w:rPr>
-        <w:t>ARP Reply</w:t>
-      </w:r>
+        <w:t xml:space="preserve">ARP </w:t>
+      </w:r>
+      <w:proofErr w:type="spellStart"/>
+      <w:r>
+        <w:rPr>
+          <w:rStyle w:val="Textoennegrita"/>
+          <w:lang w:val="es-AR"/>
+        </w:rPr>
+        <w:t>Reply</w:t>
+      </w:r>
+      <w:proofErr w:type="spellEnd"/>
       <w:r>
         <w:rPr>
           <w:lang w:val="es-AR"/>
@@ -8996,7 +11332,21 @@
         <w:rPr>
           <w:sz w:val="24"/>
         </w:rPr>
-        <w:t xml:space="preserve">¿Cómo identificar las distintas clases de direcciones ip </w:t>
+        <w:t xml:space="preserve">¿Cómo identificar las distintas clases de direcciones </w:t>
+      </w:r>
+      <w:proofErr w:type="spellStart"/>
+      <w:r>
+        <w:rPr>
+          <w:sz w:val="24"/>
+        </w:rPr>
+        <w:t>ip</w:t>
+      </w:r>
+      <w:proofErr w:type="spellEnd"/>
+      <w:r>
+        <w:rPr>
+          <w:sz w:val="24"/>
+        </w:rPr>
+        <w:t xml:space="preserve"> </w:t>
       </w:r>
       <w:r>
         <w:rPr>
@@ -9077,6 +11427,7 @@
                 <w:lang w:val="en-US"/>
               </w:rPr>
             </w:pPr>
+            <w:proofErr w:type="spellStart"/>
             <w:r>
               <w:rPr>
                 <w:b/>
@@ -9087,6 +11438,7 @@
               </w:rPr>
               <w:t>Clase</w:t>
             </w:r>
+            <w:proofErr w:type="spellEnd"/>
           </w:p>
         </w:tc>
         <w:tc>
@@ -9117,8 +11469,20 @@
                 <w:szCs w:val="24"/>
                 <w:lang w:val="en-US"/>
               </w:rPr>
-              <w:t>Bits iniciales</w:t>
-            </w:r>
+              <w:t xml:space="preserve">Bits </w:t>
+            </w:r>
+            <w:proofErr w:type="spellStart"/>
+            <w:r>
+              <w:rPr>
+                <w:b/>
+                <w:bCs/>
+                <w:sz w:val="24"/>
+                <w:szCs w:val="24"/>
+                <w:lang w:val="en-US"/>
+              </w:rPr>
+              <w:t>iniciales</w:t>
+            </w:r>
+            <w:proofErr w:type="spellEnd"/>
           </w:p>
         </w:tc>
         <w:tc>
@@ -9173,6 +11537,7 @@
                 <w:lang w:val="en-US"/>
               </w:rPr>
             </w:pPr>
+            <w:proofErr w:type="spellStart"/>
             <w:r>
               <w:rPr>
                 <w:b/>
@@ -9181,7 +11546,18 @@
                 <w:szCs w:val="24"/>
                 <w:lang w:val="en-US"/>
               </w:rPr>
-              <w:t>Uso principal</w:t>
+              <w:t>Uso</w:t>
+            </w:r>
+            <w:proofErr w:type="spellEnd"/>
+            <w:r>
+              <w:rPr>
+                <w:b/>
+                <w:bCs/>
+                <w:sz w:val="24"/>
+                <w:szCs w:val="24"/>
+                <w:lang w:val="en-US"/>
+              </w:rPr>
+              <w:t xml:space="preserve"> principal</w:t>
             </w:r>
           </w:p>
         </w:tc>
@@ -9297,8 +11673,36 @@
                 <w:szCs w:val="24"/>
                 <w:lang w:val="en-US"/>
               </w:rPr>
-              <w:t>Redes muy grandes</w:t>
-            </w:r>
+              <w:t xml:space="preserve">Redes </w:t>
+            </w:r>
+            <w:proofErr w:type="spellStart"/>
+            <w:r>
+              <w:rPr>
+                <w:sz w:val="24"/>
+                <w:szCs w:val="24"/>
+                <w:lang w:val="en-US"/>
+              </w:rPr>
+              <w:t>muy</w:t>
+            </w:r>
+            <w:proofErr w:type="spellEnd"/>
+            <w:r>
+              <w:rPr>
+                <w:sz w:val="24"/>
+                <w:szCs w:val="24"/>
+                <w:lang w:val="en-US"/>
+              </w:rPr>
+              <w:t xml:space="preserve"> </w:t>
+            </w:r>
+            <w:proofErr w:type="spellStart"/>
+            <w:r>
+              <w:rPr>
+                <w:sz w:val="24"/>
+                <w:szCs w:val="24"/>
+                <w:lang w:val="en-US"/>
+              </w:rPr>
+              <w:t>grandes</w:t>
+            </w:r>
+            <w:proofErr w:type="spellEnd"/>
           </w:p>
         </w:tc>
       </w:tr>
@@ -9413,8 +11817,18 @@
                 <w:szCs w:val="24"/>
                 <w:lang w:val="en-US"/>
               </w:rPr>
-              <w:t>Redes medianas</w:t>
-            </w:r>
+              <w:t xml:space="preserve">Redes </w:t>
+            </w:r>
+            <w:proofErr w:type="spellStart"/>
+            <w:r>
+              <w:rPr>
+                <w:sz w:val="24"/>
+                <w:szCs w:val="24"/>
+                <w:lang w:val="en-US"/>
+              </w:rPr>
+              <w:t>medianas</w:t>
+            </w:r>
+            <w:proofErr w:type="spellEnd"/>
           </w:p>
         </w:tc>
       </w:tr>
@@ -9529,8 +11943,18 @@
                 <w:szCs w:val="24"/>
                 <w:lang w:val="en-US"/>
               </w:rPr>
-              <w:t>Redes pequeñas</w:t>
-            </w:r>
+              <w:t xml:space="preserve">Redes </w:t>
+            </w:r>
+            <w:proofErr w:type="spellStart"/>
+            <w:r>
+              <w:rPr>
+                <w:sz w:val="24"/>
+                <w:szCs w:val="24"/>
+                <w:lang w:val="en-US"/>
+              </w:rPr>
+              <w:t>pequeñas</w:t>
+            </w:r>
+            <w:proofErr w:type="spellEnd"/>
           </w:p>
         </w:tc>
       </w:tr>
@@ -9761,8 +12185,18 @@
                 <w:szCs w:val="24"/>
                 <w:lang w:val="en-US"/>
               </w:rPr>
-              <w:t>Experimental/reservada</w:t>
-            </w:r>
+              <w:t>Experimental/</w:t>
+            </w:r>
+            <w:proofErr w:type="spellStart"/>
+            <w:r>
+              <w:rPr>
+                <w:sz w:val="24"/>
+                <w:szCs w:val="24"/>
+                <w:lang w:val="en-US"/>
+              </w:rPr>
+              <w:t>reservada</w:t>
+            </w:r>
+            <w:proofErr w:type="spellEnd"/>
           </w:p>
         </w:tc>
       </w:tr>
@@ -9838,16 +12272,26 @@
           <w:bCs/>
           <w:sz w:val="24"/>
         </w:rPr>
-        <w:t>x:x:x:x:x:x:x:x</w:t>
-      </w:r>
+        <w:t>x:x:x:x:x:x:</w:t>
+      </w:r>
+      <w:proofErr w:type="gramStart"/>
       <w:r>
         <w:rPr>
           <w:b/>
           <w:bCs/>
           <w:sz w:val="24"/>
         </w:rPr>
+        <w:t>x:x</w:t>
+      </w:r>
+      <w:r>
+        <w:rPr>
+          <w:b/>
+          <w:bCs/>
+          <w:sz w:val="24"/>
+        </w:rPr>
         <w:t>.</w:t>
       </w:r>
+      <w:proofErr w:type="gramEnd"/>
     </w:p>
     <w:p>
       <w:pPr>
@@ -9864,7 +12308,21 @@
         <w:rPr>
           <w:sz w:val="24"/>
         </w:rPr>
-        <w:t>Ceros a la izquierda pueden suprimirse y se pueden reemplazar grupos continuos de ceros por :: (solo una vez por dirección).</w:t>
+        <w:t xml:space="preserve">Ceros a la izquierda pueden suprimirse y se pueden reemplazar grupos continuos de ceros </w:t>
+      </w:r>
+      <w:proofErr w:type="gramStart"/>
+      <w:r>
+        <w:rPr>
+          <w:sz w:val="24"/>
+        </w:rPr>
+        <w:t>por :</w:t>
+      </w:r>
+      <w:proofErr w:type="gramEnd"/>
+      <w:r>
+        <w:rPr>
+          <w:sz w:val="24"/>
+        </w:rPr>
+        <w:t>: (solo una vez por dirección).</w:t>
       </w:r>
     </w:p>
     <w:p>
@@ -9902,7 +12360,31 @@
           <w:sz w:val="24"/>
           <w:szCs w:val="24"/>
         </w:rPr>
-        <w:t>2031:0000:130F:0000:0000:09C0:876A:130B</w:t>
+        <w:t>2031:0000:130</w:t>
+      </w:r>
+      <w:proofErr w:type="gramStart"/>
+      <w:r>
+        <w:rPr>
+          <w:rStyle w:val="CdigoHTML"/>
+          <w:rFonts w:ascii="Times New Roman" w:hAnsi="Times New Roman" w:cs="Times New Roman"/>
+          <w:b/>
+          <w:bCs/>
+          <w:sz w:val="24"/>
+          <w:szCs w:val="24"/>
+        </w:rPr>
+        <w:t>F:0000:0000:09</w:t>
+      </w:r>
+      <w:proofErr w:type="gramEnd"/>
+      <w:r>
+        <w:rPr>
+          <w:rStyle w:val="CdigoHTML"/>
+          <w:rFonts w:ascii="Times New Roman" w:hAnsi="Times New Roman" w:cs="Times New Roman"/>
+          <w:b/>
+          <w:bCs/>
+          <w:sz w:val="24"/>
+          <w:szCs w:val="24"/>
+        </w:rPr>
+        <w:t>C0:876A:130B</w:t>
       </w:r>
     </w:p>
     <w:p>
@@ -9937,7 +12419,31 @@
           <w:sz w:val="24"/>
           <w:szCs w:val="24"/>
         </w:rPr>
-        <w:t>2031:0:130F::9C0:876A:130B</w:t>
+        <w:t>2031:0:130</w:t>
+      </w:r>
+      <w:proofErr w:type="gramStart"/>
+      <w:r>
+        <w:rPr>
+          <w:rStyle w:val="CdigoHTML"/>
+          <w:rFonts w:ascii="Times New Roman" w:hAnsi="Times New Roman" w:cs="Times New Roman"/>
+          <w:b/>
+          <w:bCs/>
+          <w:sz w:val="24"/>
+          <w:szCs w:val="24"/>
+        </w:rPr>
+        <w:t>F::</w:t>
+      </w:r>
+      <w:proofErr w:type="gramEnd"/>
+      <w:r>
+        <w:rPr>
+          <w:rStyle w:val="CdigoHTML"/>
+          <w:rFonts w:ascii="Times New Roman" w:hAnsi="Times New Roman" w:cs="Times New Roman"/>
+          <w:b/>
+          <w:bCs/>
+          <w:sz w:val="24"/>
+          <w:szCs w:val="24"/>
+        </w:rPr>
+        <w:t>9C0:876A:130B</w:t>
       </w:r>
     </w:p>
     <w:p>
@@ -9958,8 +12464,16 @@
         <w:rPr>
           <w:sz w:val="24"/>
         </w:rPr>
-        <w:t>¿Que</w:t>
-      </w:r>
+        <w:t>¿</w:t>
+      </w:r>
+      <w:proofErr w:type="spellStart"/>
+      <w:r>
+        <w:rPr>
+          <w:sz w:val="24"/>
+        </w:rPr>
+        <w:t>Que</w:t>
+      </w:r>
+      <w:proofErr w:type="spellEnd"/>
       <w:r>
         <w:rPr>
           <w:spacing w:val="-2"/>
@@ -10167,20 +12681,30 @@
         </w:rPr>
         <w:t xml:space="preserve">, conocidas como </w:t>
       </w:r>
+      <w:proofErr w:type="spellStart"/>
       <w:r>
         <w:rPr>
           <w:b/>
           <w:bCs/>
           <w:sz w:val="24"/>
         </w:rPr>
-        <w:t>Unicast Link-Local</w:t>
-      </w:r>
+        <w:t>Unicast</w:t>
+      </w:r>
+      <w:proofErr w:type="spellEnd"/>
       <w:r>
         <w:rPr>
           <w:b/>
           <w:bCs/>
           <w:sz w:val="24"/>
         </w:rPr>
+        <w:t xml:space="preserve"> Link-Local</w:t>
+      </w:r>
+      <w:r>
+        <w:rPr>
+          <w:b/>
+          <w:bCs/>
+          <w:sz w:val="24"/>
+        </w:rPr>
         <w:t xml:space="preserve">. </w:t>
       </w:r>
       <w:r>
@@ -10214,7 +12738,21 @@
         <w:rPr>
           <w:lang w:val="es-AR"/>
         </w:rPr>
-        <w:t>o son ruteables fuera de ese enlace.</w:t>
+        <w:t xml:space="preserve">o son </w:t>
+      </w:r>
+      <w:proofErr w:type="spellStart"/>
+      <w:r>
+        <w:rPr>
+          <w:lang w:val="es-AR"/>
+        </w:rPr>
+        <w:t>ruteables</w:t>
+      </w:r>
+      <w:proofErr w:type="spellEnd"/>
+      <w:r>
+        <w:rPr>
+          <w:lang w:val="es-AR"/>
+        </w:rPr>
+        <w:t xml:space="preserve"> fuera de ese enlace.</w:t>
       </w:r>
       <w:r>
         <w:rPr>
@@ -10256,7 +12794,21 @@
         <w:rPr>
           <w:lang w:val="es-AR"/>
         </w:rPr>
-        <w:t xml:space="preserve"> FE80::/10</w:t>
+        <w:t xml:space="preserve"> FE</w:t>
+      </w:r>
+      <w:proofErr w:type="gramStart"/>
+      <w:r>
+        <w:rPr>
+          <w:lang w:val="es-AR"/>
+        </w:rPr>
+        <w:t>80::/</w:t>
+      </w:r>
+      <w:proofErr w:type="gramEnd"/>
+      <w:r>
+        <w:rPr>
+          <w:lang w:val="es-AR"/>
+        </w:rPr>
+        <w:t>10</w:t>
       </w:r>
       <w:r>
         <w:rPr>
@@ -10287,8 +12839,16 @@
           <w:sz w:val="24"/>
         </w:rPr>
         <w:lastRenderedPageBreak/>
-        <w:t>¿Que</w:t>
-      </w:r>
+        <w:t>¿</w:t>
+      </w:r>
+      <w:proofErr w:type="spellStart"/>
+      <w:r>
+        <w:rPr>
+          <w:sz w:val="24"/>
+        </w:rPr>
+        <w:t>Que</w:t>
+      </w:r>
+      <w:proofErr w:type="spellEnd"/>
       <w:r>
         <w:rPr>
           <w:spacing w:val="40"/>
@@ -10469,7 +13029,21 @@
         <w:rPr>
           <w:sz w:val="24"/>
         </w:rPr>
-        <w:t>públicas (routeables) en ipv6?</w:t>
+        <w:t>públicas (</w:t>
+      </w:r>
+      <w:proofErr w:type="spellStart"/>
+      <w:r>
+        <w:rPr>
+          <w:sz w:val="24"/>
+        </w:rPr>
+        <w:t>routeables</w:t>
+      </w:r>
+      <w:proofErr w:type="spellEnd"/>
+      <w:r>
+        <w:rPr>
+          <w:sz w:val="24"/>
+        </w:rPr>
+        <w:t>) en ipv6?</w:t>
       </w:r>
     </w:p>
     <w:p>
@@ -10502,13 +13076,59 @@
         </w:rPr>
         <w:t xml:space="preserve">El equivalente a las direcciones públicas IPv4 son las direcciones </w:t>
       </w:r>
+      <w:proofErr w:type="spellStart"/>
       <w:r>
         <w:rPr>
           <w:b/>
           <w:bCs/>
           <w:sz w:val="24"/>
         </w:rPr>
-        <w:t>Unicast Globales (Global Unicast Address)</w:t>
+        <w:t>Unicast</w:t>
+      </w:r>
+      <w:proofErr w:type="spellEnd"/>
+      <w:r>
+        <w:rPr>
+          <w:b/>
+          <w:bCs/>
+          <w:sz w:val="24"/>
+        </w:rPr>
+        <w:t xml:space="preserve"> Globales (Global </w:t>
+      </w:r>
+      <w:proofErr w:type="spellStart"/>
+      <w:r>
+        <w:rPr>
+          <w:b/>
+          <w:bCs/>
+          <w:sz w:val="24"/>
+        </w:rPr>
+        <w:t>Unicast</w:t>
+      </w:r>
+      <w:proofErr w:type="spellEnd"/>
+      <w:r>
+        <w:rPr>
+          <w:b/>
+          <w:bCs/>
+          <w:sz w:val="24"/>
+        </w:rPr>
+        <w:t xml:space="preserve"> </w:t>
+      </w:r>
+      <w:proofErr w:type="spellStart"/>
+      <w:r>
+        <w:rPr>
+          <w:b/>
+          <w:bCs/>
+          <w:sz w:val="24"/>
+        </w:rPr>
+        <w:t>Address</w:t>
+      </w:r>
+      <w:proofErr w:type="spellEnd"/>
+      <w:r>
+        <w:rPr>
+          <w:b/>
+          <w:bCs/>
+          <w:sz w:val="24"/>
+        </w:rPr>
+        <w:t>)</w:t>
       </w:r>
       <w:r>
         <w:rPr>
@@ -10523,7 +13143,31 @@
         <w:t xml:space="preserve"> </w:t>
       </w:r>
       <w:r>
-        <w:t>Son únicas y ruteables globalmente en Internet, asignadas por los registros de Internet (IANA/LACNIC). El rango de las direcciones Unicast globales es: 2000::/3 (</w:t>
+        <w:t xml:space="preserve">Son únicas y </w:t>
+      </w:r>
+      <w:proofErr w:type="spellStart"/>
+      <w:r>
+        <w:t>ruteables</w:t>
+      </w:r>
+      <w:proofErr w:type="spellEnd"/>
+      <w:r>
+        <w:t xml:space="preserve"> globalmente en Internet, asignadas por los registros de Internet (IANA/LACNIC). El rango de las direcciones </w:t>
+      </w:r>
+      <w:proofErr w:type="spellStart"/>
+      <w:r>
+        <w:t>Unicast</w:t>
+      </w:r>
+      <w:proofErr w:type="spellEnd"/>
+      <w:r>
+        <w:t xml:space="preserve"> globales es: </w:t>
+      </w:r>
+      <w:proofErr w:type="gramStart"/>
+      <w:r>
+        <w:t>2000::/</w:t>
+      </w:r>
+      <w:proofErr w:type="gramEnd"/>
+      <w:r>
+        <w:t>3 (</w:t>
       </w:r>
       <w:r>
         <w:t>2000:: → 3FFF:FFFF:FFFF:FFFF:FFFF:FFFF:FFFF:FFFF</w:t>
@@ -10572,7 +13216,23 @@
           <w:spacing w:val="-2"/>
           <w:sz w:val="24"/>
         </w:rPr>
-        <w:t>FEC0::/10?</w:t>
+        <w:t>FEC</w:t>
+      </w:r>
+      <w:proofErr w:type="gramStart"/>
+      <w:r>
+        <w:rPr>
+          <w:spacing w:val="-2"/>
+          <w:sz w:val="24"/>
+        </w:rPr>
+        <w:t>0::/</w:t>
+      </w:r>
+      <w:proofErr w:type="gramEnd"/>
+      <w:r>
+        <w:rPr>
+          <w:spacing w:val="-2"/>
+          <w:sz w:val="24"/>
+        </w:rPr>
+        <w:t>10?</w:t>
       </w:r>
     </w:p>
     <w:p>
@@ -10604,16 +13264,9 @@
           <w:szCs w:val="24"/>
           <w:lang w:val="es-AR"/>
         </w:rPr>
-        <w:t>FEC0::/10</w:t>
-      </w:r>
-      <w:r>
-        <w:rPr>
-          <w:sz w:val="24"/>
-          <w:szCs w:val="24"/>
-          <w:lang w:val="es-AR"/>
-        </w:rPr>
-        <w:t xml:space="preserve"> corresponden a las antiguas </w:t>
-      </w:r>
+        <w:t>FEC</w:t>
+      </w:r>
+      <w:proofErr w:type="gramStart"/>
       <w:r>
         <w:rPr>
           <w:b/>
@@ -10622,8 +13275,49 @@
           <w:szCs w:val="24"/>
           <w:lang w:val="es-AR"/>
         </w:rPr>
-        <w:t>Site-Local Addresses</w:t>
-      </w:r>
+        <w:t>0::/</w:t>
+      </w:r>
+      <w:proofErr w:type="gramEnd"/>
+      <w:r>
+        <w:rPr>
+          <w:b/>
+          <w:bCs/>
+          <w:sz w:val="24"/>
+          <w:szCs w:val="24"/>
+          <w:lang w:val="es-AR"/>
+        </w:rPr>
+        <w:t>10</w:t>
+      </w:r>
+      <w:r>
+        <w:rPr>
+          <w:sz w:val="24"/>
+          <w:szCs w:val="24"/>
+          <w:lang w:val="es-AR"/>
+        </w:rPr>
+        <w:t xml:space="preserve"> corresponden a las antiguas </w:t>
+      </w:r>
+      <w:r>
+        <w:rPr>
+          <w:b/>
+          <w:bCs/>
+          <w:sz w:val="24"/>
+          <w:szCs w:val="24"/>
+          <w:lang w:val="es-AR"/>
+        </w:rPr>
+        <w:t xml:space="preserve">Site-Local </w:t>
+      </w:r>
+      <w:proofErr w:type="spellStart"/>
+      <w:r>
+        <w:rPr>
+          <w:b/>
+          <w:bCs/>
+          <w:sz w:val="24"/>
+          <w:szCs w:val="24"/>
+          <w:lang w:val="es-AR"/>
+        </w:rPr>
+        <w:t>Addresses</w:t>
+      </w:r>
+      <w:proofErr w:type="spellEnd"/>
       <w:r>
         <w:rPr>
           <w:sz w:val="24"/>
@@ -10660,7 +13354,25 @@
           <w:szCs w:val="24"/>
           <w:lang w:val="es-AR"/>
         </w:rPr>
-        <w:t>Eran usadas para comunicación dentro de una organización o sitio, sin ser ruteables globalmente.</w:t>
+        <w:t xml:space="preserve">Eran usadas para comunicación dentro de una organización o sitio, sin ser </w:t>
+      </w:r>
+      <w:proofErr w:type="spellStart"/>
+      <w:r>
+        <w:rPr>
+          <w:sz w:val="24"/>
+          <w:szCs w:val="24"/>
+          <w:lang w:val="es-AR"/>
+        </w:rPr>
+        <w:t>ruteables</w:t>
+      </w:r>
+      <w:proofErr w:type="spellEnd"/>
+      <w:r>
+        <w:rPr>
+          <w:sz w:val="24"/>
+          <w:szCs w:val="24"/>
+          <w:lang w:val="es-AR"/>
+        </w:rPr>
+        <w:t xml:space="preserve"> globalmente.</w:t>
       </w:r>
     </w:p>
     <w:p>
@@ -10710,6 +13422,7 @@
         </w:rPr>
         <w:t xml:space="preserve"> por el IETF y reemplazadas por las </w:t>
       </w:r>
+      <w:proofErr w:type="spellStart"/>
       <w:r>
         <w:rPr>
           <w:b/>
@@ -10718,7 +13431,62 @@
           <w:szCs w:val="24"/>
           <w:lang w:val="es-AR"/>
         </w:rPr>
-        <w:t>Unique Local Addresses (FC00::/7)</w:t>
+        <w:t>Unique</w:t>
+      </w:r>
+      <w:proofErr w:type="spellEnd"/>
+      <w:r>
+        <w:rPr>
+          <w:b/>
+          <w:bCs/>
+          <w:sz w:val="24"/>
+          <w:szCs w:val="24"/>
+          <w:lang w:val="es-AR"/>
+        </w:rPr>
+        <w:t xml:space="preserve"> Local </w:t>
+      </w:r>
+      <w:proofErr w:type="spellStart"/>
+      <w:r>
+        <w:rPr>
+          <w:b/>
+          <w:bCs/>
+          <w:sz w:val="24"/>
+          <w:szCs w:val="24"/>
+          <w:lang w:val="es-AR"/>
+        </w:rPr>
+        <w:t>Addresses</w:t>
+      </w:r>
+      <w:proofErr w:type="spellEnd"/>
+      <w:r>
+        <w:rPr>
+          <w:b/>
+          <w:bCs/>
+          <w:sz w:val="24"/>
+          <w:szCs w:val="24"/>
+          <w:lang w:val="es-AR"/>
+        </w:rPr>
+        <w:t xml:space="preserve"> (FC</w:t>
+      </w:r>
+      <w:proofErr w:type="gramStart"/>
+      <w:r>
+        <w:rPr>
+          <w:b/>
+          <w:bCs/>
+          <w:sz w:val="24"/>
+          <w:szCs w:val="24"/>
+          <w:lang w:val="es-AR"/>
+        </w:rPr>
+        <w:t>00::/</w:t>
+      </w:r>
+      <w:proofErr w:type="gramEnd"/>
+      <w:r>
+        <w:rPr>
+          <w:b/>
+          <w:bCs/>
+          <w:sz w:val="24"/>
+          <w:szCs w:val="24"/>
+          <w:lang w:val="es-AR"/>
+        </w:rPr>
+        <w:t>7)</w:t>
       </w:r>
       <w:r>
         <w:rPr>
@@ -10747,14 +13515,44 @@
         <w:rPr>
           <w:sz w:val="24"/>
         </w:rPr>
-        <w:t xml:space="preserve">¿Para que se usan las direcciones en el rango </w:t>
+        <w:t xml:space="preserve">¿Para </w:t>
+      </w:r>
+      <w:proofErr w:type="spellStart"/>
+      <w:r>
+        <w:rPr>
+          <w:sz w:val="24"/>
+        </w:rPr>
+        <w:t>que</w:t>
+      </w:r>
+      <w:proofErr w:type="spellEnd"/>
+      <w:r>
+        <w:rPr>
+          <w:sz w:val="24"/>
+        </w:rPr>
+        <w:t xml:space="preserve"> se usan las direcciones en el rango </w:t>
       </w:r>
       <w:r>
         <w:rPr>
           <w:spacing w:val="-2"/>
           <w:sz w:val="24"/>
         </w:rPr>
-        <w:t>FC00::/7?</w:t>
+        <w:t>FC</w:t>
+      </w:r>
+      <w:proofErr w:type="gramStart"/>
+      <w:r>
+        <w:rPr>
+          <w:spacing w:val="-2"/>
+          <w:sz w:val="24"/>
+        </w:rPr>
+        <w:t>00::/</w:t>
+      </w:r>
+      <w:proofErr w:type="gramEnd"/>
+      <w:r>
+        <w:rPr>
+          <w:spacing w:val="-2"/>
+          <w:sz w:val="24"/>
+        </w:rPr>
+        <w:t>7?</w:t>
       </w:r>
     </w:p>
     <w:p>
@@ -10786,16 +13584,9 @@
           <w:szCs w:val="24"/>
           <w:lang w:val="es-AR"/>
         </w:rPr>
-        <w:t>FC00::/7</w:t>
-      </w:r>
-      <w:r>
-        <w:rPr>
-          <w:sz w:val="24"/>
-          <w:szCs w:val="24"/>
-          <w:lang w:val="es-AR"/>
-        </w:rPr>
-        <w:t xml:space="preserve"> se utiliza para las </w:t>
-      </w:r>
+        <w:t>FC</w:t>
+      </w:r>
+      <w:proofErr w:type="gramStart"/>
       <w:r>
         <w:rPr>
           <w:b/>
@@ -10804,7 +13595,70 @@
           <w:szCs w:val="24"/>
           <w:lang w:val="es-AR"/>
         </w:rPr>
-        <w:t>Unique Local Addresses (ULA)</w:t>
+        <w:t>00::/</w:t>
+      </w:r>
+      <w:proofErr w:type="gramEnd"/>
+      <w:r>
+        <w:rPr>
+          <w:b/>
+          <w:bCs/>
+          <w:sz w:val="24"/>
+          <w:szCs w:val="24"/>
+          <w:lang w:val="es-AR"/>
+        </w:rPr>
+        <w:t>7</w:t>
+      </w:r>
+      <w:r>
+        <w:rPr>
+          <w:sz w:val="24"/>
+          <w:szCs w:val="24"/>
+          <w:lang w:val="es-AR"/>
+        </w:rPr>
+        <w:t xml:space="preserve"> se utiliza para las </w:t>
+      </w:r>
+      <w:proofErr w:type="spellStart"/>
+      <w:r>
+        <w:rPr>
+          <w:b/>
+          <w:bCs/>
+          <w:sz w:val="24"/>
+          <w:szCs w:val="24"/>
+          <w:lang w:val="es-AR"/>
+        </w:rPr>
+        <w:t>Unique</w:t>
+      </w:r>
+      <w:proofErr w:type="spellEnd"/>
+      <w:r>
+        <w:rPr>
+          <w:b/>
+          <w:bCs/>
+          <w:sz w:val="24"/>
+          <w:szCs w:val="24"/>
+          <w:lang w:val="es-AR"/>
+        </w:rPr>
+        <w:t xml:space="preserve"> Local </w:t>
+      </w:r>
+      <w:proofErr w:type="spellStart"/>
+      <w:r>
+        <w:rPr>
+          <w:b/>
+          <w:bCs/>
+          <w:sz w:val="24"/>
+          <w:szCs w:val="24"/>
+          <w:lang w:val="es-AR"/>
+        </w:rPr>
+        <w:t>Addresses</w:t>
+      </w:r>
+      <w:proofErr w:type="spellEnd"/>
+      <w:r>
+        <w:rPr>
+          <w:b/>
+          <w:bCs/>
+          <w:sz w:val="24"/>
+          <w:szCs w:val="24"/>
+          <w:lang w:val="es-AR"/>
+        </w:rPr>
+        <w:t xml:space="preserve"> (ULA)</w:t>
       </w:r>
       <w:r>
         <w:rPr>
@@ -10908,7 +13762,25 @@
           <w:szCs w:val="24"/>
           <w:lang w:val="es-AR"/>
         </w:rPr>
-        <w:t>No son ruteables en Internet, pero sí entre redes privadas interconectadas.</w:t>
+        <w:t xml:space="preserve">No son </w:t>
+      </w:r>
+      <w:proofErr w:type="spellStart"/>
+      <w:r>
+        <w:rPr>
+          <w:sz w:val="24"/>
+          <w:szCs w:val="24"/>
+          <w:lang w:val="es-AR"/>
+        </w:rPr>
+        <w:t>ruteables</w:t>
+      </w:r>
+      <w:proofErr w:type="spellEnd"/>
+      <w:r>
+        <w:rPr>
+          <w:sz w:val="24"/>
+          <w:szCs w:val="24"/>
+          <w:lang w:val="es-AR"/>
+        </w:rPr>
+        <w:t xml:space="preserve"> en Internet, pero sí entre redes privadas interconectadas.</w:t>
       </w:r>
     </w:p>
     <w:p>
@@ -10970,7 +13842,29 @@
           <w:szCs w:val="24"/>
           <w:lang w:val="es-AR"/>
         </w:rPr>
-        <w:t>FD00::/8</w:t>
+        <w:t>FD</w:t>
+      </w:r>
+      <w:proofErr w:type="gramStart"/>
+      <w:r>
+        <w:rPr>
+          <w:b/>
+          <w:bCs/>
+          <w:sz w:val="24"/>
+          <w:szCs w:val="24"/>
+          <w:lang w:val="es-AR"/>
+        </w:rPr>
+        <w:t>00::/</w:t>
+      </w:r>
+      <w:proofErr w:type="gramEnd"/>
+      <w:r>
+        <w:rPr>
+          <w:b/>
+          <w:bCs/>
+          <w:sz w:val="24"/>
+          <w:szCs w:val="24"/>
+          <w:lang w:val="es-AR"/>
+        </w:rPr>
+        <w:t>8</w:t>
       </w:r>
       <w:r>
         <w:rPr>
@@ -11010,7 +13904,29 @@
           <w:szCs w:val="24"/>
           <w:lang w:val="es-AR"/>
         </w:rPr>
-        <w:t>FC00::/8</w:t>
+        <w:t>FC</w:t>
+      </w:r>
+      <w:proofErr w:type="gramStart"/>
+      <w:r>
+        <w:rPr>
+          <w:b/>
+          <w:bCs/>
+          <w:sz w:val="24"/>
+          <w:szCs w:val="24"/>
+          <w:lang w:val="es-AR"/>
+        </w:rPr>
+        <w:t>00::/</w:t>
+      </w:r>
+      <w:proofErr w:type="gramEnd"/>
+      <w:r>
+        <w:rPr>
+          <w:b/>
+          <w:bCs/>
+          <w:sz w:val="24"/>
+          <w:szCs w:val="24"/>
+          <w:lang w:val="es-AR"/>
+        </w:rPr>
+        <w:t>8</w:t>
       </w:r>
       <w:r>
         <w:rPr>
@@ -11039,14 +13955,51 @@
         <w:rPr>
           <w:sz w:val="24"/>
         </w:rPr>
-        <w:t xml:space="preserve">Investigue la diferencia entre Site local addresses y unique local </w:t>
-      </w:r>
+        <w:t xml:space="preserve">Investigue la diferencia entre Site local </w:t>
+      </w:r>
+      <w:proofErr w:type="spellStart"/>
+      <w:r>
+        <w:rPr>
+          <w:sz w:val="24"/>
+        </w:rPr>
+        <w:t>addresses</w:t>
+      </w:r>
+      <w:proofErr w:type="spellEnd"/>
+      <w:r>
+        <w:rPr>
+          <w:sz w:val="24"/>
+        </w:rPr>
+        <w:t xml:space="preserve"> y </w:t>
+      </w:r>
+      <w:proofErr w:type="spellStart"/>
+      <w:r>
+        <w:rPr>
+          <w:sz w:val="24"/>
+        </w:rPr>
+        <w:t>unique</w:t>
+      </w:r>
+      <w:proofErr w:type="spellEnd"/>
+      <w:r>
+        <w:rPr>
+          <w:sz w:val="24"/>
+        </w:rPr>
+        <w:t xml:space="preserve"> local </w:t>
+      </w:r>
+      <w:proofErr w:type="spellStart"/>
       <w:r>
         <w:rPr>
           <w:spacing w:val="-2"/>
           <w:sz w:val="24"/>
         </w:rPr>
-        <w:t>addresses.</w:t>
+        <w:t>addresses</w:t>
+      </w:r>
+      <w:proofErr w:type="spellEnd"/>
+      <w:r>
+        <w:rPr>
+          <w:spacing w:val="-2"/>
+          <w:sz w:val="24"/>
+        </w:rPr>
+        <w:t>.</w:t>
       </w:r>
     </w:p>
     <w:p>
@@ -11074,7 +14027,23 @@
           <w:rStyle w:val="Textoennegrita"/>
           <w:lang w:val="es-AR"/>
         </w:rPr>
-        <w:t>direcciones Site-Local (FEC0::/10)</w:t>
+        <w:t>direcciones Site-Local (FEC</w:t>
+      </w:r>
+      <w:proofErr w:type="gramStart"/>
+      <w:r>
+        <w:rPr>
+          <w:rStyle w:val="Textoennegrita"/>
+          <w:lang w:val="es-AR"/>
+        </w:rPr>
+        <w:t>0::/</w:t>
+      </w:r>
+      <w:proofErr w:type="gramEnd"/>
+      <w:r>
+        <w:rPr>
+          <w:rStyle w:val="Textoennegrita"/>
+          <w:lang w:val="es-AR"/>
+        </w:rPr>
+        <w:t>10)</w:t>
       </w:r>
       <w:r>
         <w:rPr>
@@ -11082,18 +14051,71 @@
         </w:rPr>
         <w:t xml:space="preserve"> y las </w:t>
       </w:r>
+      <w:proofErr w:type="spellStart"/>
       <w:r>
         <w:rPr>
           <w:rStyle w:val="Textoennegrita"/>
           <w:lang w:val="es-AR"/>
         </w:rPr>
-        <w:t>Unique Local Addresses (FC00::/7)</w:t>
-      </w:r>
-      <w:r>
-        <w:rPr>
-          <w:lang w:val="es-AR"/>
-        </w:rPr>
-        <w:t xml:space="preserve"> fueron diseñadas para permitir la comunicación interna dentro de una organización sin necesidad de utilizar direcciones globales ruteables en Internet. Sin embargo, existen diferencias importantes entre ambas que llevaron a la sustitución definitiva de las Site-Local por las Unique Local.</w:t>
+        <w:t>Unique</w:t>
+      </w:r>
+      <w:proofErr w:type="spellEnd"/>
+      <w:r>
+        <w:rPr>
+          <w:rStyle w:val="Textoennegrita"/>
+          <w:lang w:val="es-AR"/>
+        </w:rPr>
+        <w:t xml:space="preserve"> Local </w:t>
+      </w:r>
+      <w:proofErr w:type="spellStart"/>
+      <w:r>
+        <w:rPr>
+          <w:rStyle w:val="Textoennegrita"/>
+          <w:lang w:val="es-AR"/>
+        </w:rPr>
+        <w:t>Addresses</w:t>
+      </w:r>
+      <w:proofErr w:type="spellEnd"/>
+      <w:r>
+        <w:rPr>
+          <w:rStyle w:val="Textoennegrita"/>
+          <w:lang w:val="es-AR"/>
+        </w:rPr>
+        <w:t xml:space="preserve"> (FC00::/7)</w:t>
+      </w:r>
+      <w:r>
+        <w:rPr>
+          <w:lang w:val="es-AR"/>
+        </w:rPr>
+        <w:t xml:space="preserve"> fueron diseñadas para permitir la comunicación interna dentro de una organización sin necesidad de utilizar direcciones globales </w:t>
+      </w:r>
+      <w:proofErr w:type="spellStart"/>
+      <w:r>
+        <w:rPr>
+          <w:lang w:val="es-AR"/>
+        </w:rPr>
+        <w:t>ruteables</w:t>
+      </w:r>
+      <w:proofErr w:type="spellEnd"/>
+      <w:r>
+        <w:rPr>
+          <w:lang w:val="es-AR"/>
+        </w:rPr>
+        <w:t xml:space="preserve"> en Internet. Sin embargo, existen diferencias importantes entre ambas que llevaron a la sustitución definitiva de las Site-Local por las </w:t>
+      </w:r>
+      <w:proofErr w:type="spellStart"/>
+      <w:r>
+        <w:rPr>
+          <w:lang w:val="es-AR"/>
+        </w:rPr>
+        <w:t>Unique</w:t>
+      </w:r>
+      <w:proofErr w:type="spellEnd"/>
+      <w:r>
+        <w:rPr>
+          <w:lang w:val="es-AR"/>
+        </w:rPr>
+        <w:t xml:space="preserve"> Local.</w:t>
       </w:r>
     </w:p>
     <w:p>
@@ -11116,8 +14138,17 @@
           <w:rStyle w:val="Textoennegrita"/>
           <w:lang w:val="es-AR"/>
         </w:rPr>
-        <w:t>Site-Local Addresses</w:t>
-      </w:r>
+        <w:t xml:space="preserve">Site-Local </w:t>
+      </w:r>
+      <w:proofErr w:type="spellStart"/>
+      <w:r>
+        <w:rPr>
+          <w:rStyle w:val="Textoennegrita"/>
+          <w:lang w:val="es-AR"/>
+        </w:rPr>
+        <w:t>Addresses</w:t>
+      </w:r>
+      <w:proofErr w:type="spellEnd"/>
       <w:r>
         <w:rPr>
           <w:lang w:val="es-AR"/>
@@ -11129,7 +14160,23 @@
           <w:rStyle w:val="Textoennegrita"/>
           <w:lang w:val="es-AR"/>
         </w:rPr>
-        <w:t>no eran ruteables globalmente</w:t>
+        <w:t xml:space="preserve">no eran </w:t>
+      </w:r>
+      <w:proofErr w:type="spellStart"/>
+      <w:r>
+        <w:rPr>
+          <w:rStyle w:val="Textoennegrita"/>
+          <w:lang w:val="es-AR"/>
+        </w:rPr>
+        <w:t>ruteables</w:t>
+      </w:r>
+      <w:proofErr w:type="spellEnd"/>
+      <w:r>
+        <w:rPr>
+          <w:rStyle w:val="Textoennegrita"/>
+          <w:lang w:val="es-AR"/>
+        </w:rPr>
+        <w:t xml:space="preserve"> globalmente</w:t>
       </w:r>
       <w:r>
         <w:rPr>
@@ -11166,12 +14213,37 @@
         </w:rPr>
         <w:t xml:space="preserve">En reemplazo de ellas se introdujeron las </w:t>
       </w:r>
+      <w:proofErr w:type="spellStart"/>
       <w:r>
         <w:rPr>
           <w:rStyle w:val="Textoennegrita"/>
           <w:lang w:val="es-AR"/>
         </w:rPr>
-        <w:t>Unique Local Addresses (ULA)</w:t>
+        <w:t>Unique</w:t>
+      </w:r>
+      <w:proofErr w:type="spellEnd"/>
+      <w:r>
+        <w:rPr>
+          <w:rStyle w:val="Textoennegrita"/>
+          <w:lang w:val="es-AR"/>
+        </w:rPr>
+        <w:t xml:space="preserve"> Local </w:t>
+      </w:r>
+      <w:proofErr w:type="spellStart"/>
+      <w:r>
+        <w:rPr>
+          <w:rStyle w:val="Textoennegrita"/>
+          <w:lang w:val="es-AR"/>
+        </w:rPr>
+        <w:t>Addresses</w:t>
+      </w:r>
+      <w:proofErr w:type="spellEnd"/>
+      <w:r>
+        <w:rPr>
+          <w:rStyle w:val="Textoennegrita"/>
+          <w:lang w:val="es-AR"/>
+        </w:rPr>
+        <w:t xml:space="preserve"> (ULA)</w:t>
       </w:r>
       <w:r>
         <w:rPr>
@@ -11204,13 +14276,43 @@
           <w:rStyle w:val="Textoennegrita"/>
           <w:lang w:val="es-AR"/>
         </w:rPr>
-        <w:t>FC00::/7</w:t>
-      </w:r>
-      <w:r>
-        <w:rPr>
-          <w:lang w:val="es-AR"/>
-        </w:rPr>
-        <w:t xml:space="preserve">, dentro del cual el subrango </w:t>
+        <w:t>FC</w:t>
+      </w:r>
+      <w:proofErr w:type="gramStart"/>
+      <w:r>
+        <w:rPr>
+          <w:rStyle w:val="Textoennegrita"/>
+          <w:lang w:val="es-AR"/>
+        </w:rPr>
+        <w:t>00::/</w:t>
+      </w:r>
+      <w:proofErr w:type="gramEnd"/>
+      <w:r>
+        <w:rPr>
+          <w:rStyle w:val="Textoennegrita"/>
+          <w:lang w:val="es-AR"/>
+        </w:rPr>
+        <w:t>7</w:t>
+      </w:r>
+      <w:r>
+        <w:rPr>
+          <w:lang w:val="es-AR"/>
+        </w:rPr>
+        <w:t xml:space="preserve">, dentro del cual el </w:t>
+      </w:r>
+      <w:proofErr w:type="spellStart"/>
+      <w:r>
+        <w:rPr>
+          <w:lang w:val="es-AR"/>
+        </w:rPr>
+        <w:t>subrango</w:t>
+      </w:r>
+      <w:proofErr w:type="spellEnd"/>
+      <w:r>
+        <w:rPr>
+          <w:lang w:val="es-AR"/>
+        </w:rPr>
+        <w:t xml:space="preserve"> </w:t>
       </w:r>
       <w:r>
         <w:rPr>
@@ -11267,12 +14369,21 @@
         </w:rPr>
         <w:t xml:space="preserve"> eran direcciones internas sin control de unicidad entre redes y quedaron obsoletas, mientras que las </w:t>
       </w:r>
+      <w:proofErr w:type="spellStart"/>
       <w:r>
         <w:rPr>
           <w:rStyle w:val="Textoennegrita"/>
           <w:lang w:val="es-AR"/>
         </w:rPr>
-        <w:t>Unique Local</w:t>
+        <w:t>Unique</w:t>
+      </w:r>
+      <w:proofErr w:type="spellEnd"/>
+      <w:r>
+        <w:rPr>
+          <w:rStyle w:val="Textoennegrita"/>
+          <w:lang w:val="es-AR"/>
+        </w:rPr>
+        <w:t xml:space="preserve"> Local</w:t>
       </w:r>
       <w:r>
         <w:rPr>
@@ -11322,12 +14433,21 @@
         </w:rPr>
         <w:t xml:space="preserve">Explique el formato abreviado de la dirección </w:t>
       </w:r>
+      <w:proofErr w:type="gramStart"/>
       <w:r>
         <w:rPr>
           <w:spacing w:val="-2"/>
           <w:sz w:val="24"/>
         </w:rPr>
-        <w:t>2001:0000:0000:0012:0000:0000:1234:56</w:t>
+        <w:t>2001:0000:0000:0012:0000:0000</w:t>
+      </w:r>
+      <w:proofErr w:type="gramEnd"/>
+      <w:r>
+        <w:rPr>
+          <w:spacing w:val="-2"/>
+          <w:sz w:val="24"/>
+        </w:rPr>
+        <w:t>:1234:56</w:t>
       </w:r>
       <w:r>
         <w:rPr>
@@ -11431,7 +14551,15 @@
           <w:sz w:val="24"/>
           <w:szCs w:val="24"/>
         </w:rPr>
-        <w:t>), y luego se reemplazan las secuencias continuas de bloques “0000” por (</w:t>
+        <w:t xml:space="preserve">), y luego se reemplazan las secuencias continuas de bloques “0000” por </w:t>
+      </w:r>
+      <w:proofErr w:type="gramStart"/>
+      <w:r>
+        <w:rPr>
+          <w:sz w:val="24"/>
+          <w:szCs w:val="24"/>
+        </w:rPr>
+        <w:t>(</w:t>
       </w:r>
       <w:r>
         <w:rPr>
@@ -11447,7 +14575,15 @@
           <w:sz w:val="24"/>
           <w:szCs w:val="24"/>
         </w:rPr>
-        <w:t xml:space="preserve">), la cual solo puede utilizarse una vez en la dirección. </w:t>
+        <w:t>)</w:t>
+      </w:r>
+      <w:proofErr w:type="gramEnd"/>
+      <w:r>
+        <w:rPr>
+          <w:sz w:val="24"/>
+          <w:szCs w:val="24"/>
+        </w:rPr>
+        <w:t xml:space="preserve">, la cual solo puede utilizarse una vez en la dirección. </w:t>
       </w:r>
     </w:p>
     <w:p>
@@ -11505,12 +14641,14 @@
         </w:rPr>
         <w:t xml:space="preserve"> </w:t>
       </w:r>
+      <w:proofErr w:type="spellStart"/>
       <w:r>
         <w:rPr>
           <w:sz w:val="24"/>
         </w:rPr>
         <w:t>ip</w:t>
       </w:r>
+      <w:proofErr w:type="spellEnd"/>
       <w:r>
         <w:rPr>
           <w:spacing w:val="-3"/>
@@ -11622,12 +14760,14 @@
         </w:rPr>
         <w:t xml:space="preserve"> </w:t>
       </w:r>
+      <w:proofErr w:type="spellStart"/>
       <w:r>
         <w:rPr>
           <w:sz w:val="24"/>
         </w:rPr>
         <w:t>subdireccionamiento</w:t>
       </w:r>
+      <w:proofErr w:type="spellEnd"/>
       <w:r>
         <w:rPr>
           <w:spacing w:val="-3"/>
@@ -11652,7 +14792,21 @@
         <w:rPr>
           <w:sz w:val="24"/>
         </w:rPr>
-        <w:t>1 red de 240 host , 1 red de 120 host y 2 redes de 64 host</w:t>
+        <w:t xml:space="preserve">1 red de 240 </w:t>
+      </w:r>
+      <w:proofErr w:type="gramStart"/>
+      <w:r>
+        <w:rPr>
+          <w:sz w:val="24"/>
+        </w:rPr>
+        <w:t>host ,</w:t>
+      </w:r>
+      <w:proofErr w:type="gramEnd"/>
+      <w:r>
+        <w:rPr>
+          <w:sz w:val="24"/>
+        </w:rPr>
+        <w:t xml:space="preserve"> 1 red de 120 host y 2 redes de 64 host</w:t>
       </w:r>
       <w:r>
         <w:rPr>
@@ -11824,23 +14978,59 @@
           <w:szCs w:val="24"/>
           <w:lang w:val="es-AR"/>
         </w:rPr>
-        <w:t>Este bloque provee un espacio de direcciones amplio</w:t>
-      </w:r>
-      <w:r>
-        <w:rPr>
-          <w:sz w:val="24"/>
-          <w:szCs w:val="24"/>
-          <w:lang w:val="es-AR"/>
-        </w:rPr>
-        <w:t>(4094 hosts posibles</w:t>
-      </w:r>
-      <w:r>
-        <w:rPr>
-          <w:sz w:val="24"/>
-          <w:szCs w:val="24"/>
-          <w:lang w:val="es-AR"/>
-        </w:rPr>
-        <w:t xml:space="preserve">) que es más que suficiente para realizar el subneteo VLSM requerido para alojar </w:t>
+        <w:t xml:space="preserve">Este bloque provee un espacio de direcciones </w:t>
+      </w:r>
+      <w:proofErr w:type="gramStart"/>
+      <w:r>
+        <w:rPr>
+          <w:sz w:val="24"/>
+          <w:szCs w:val="24"/>
+          <w:lang w:val="es-AR"/>
+        </w:rPr>
+        <w:t>amplio</w:t>
+      </w:r>
+      <w:r>
+        <w:rPr>
+          <w:sz w:val="24"/>
+          <w:szCs w:val="24"/>
+          <w:lang w:val="es-AR"/>
+        </w:rPr>
+        <w:t>(</w:t>
+      </w:r>
+      <w:proofErr w:type="gramEnd"/>
+      <w:r>
+        <w:rPr>
+          <w:sz w:val="24"/>
+          <w:szCs w:val="24"/>
+          <w:lang w:val="es-AR"/>
+        </w:rPr>
+        <w:t>4094 hosts posibles</w:t>
+      </w:r>
+      <w:r>
+        <w:rPr>
+          <w:sz w:val="24"/>
+          <w:szCs w:val="24"/>
+          <w:lang w:val="es-AR"/>
+        </w:rPr>
+        <w:t xml:space="preserve">) que es más que suficiente para realizar el </w:t>
+      </w:r>
+      <w:proofErr w:type="spellStart"/>
+      <w:r>
+        <w:rPr>
+          <w:sz w:val="24"/>
+          <w:szCs w:val="24"/>
+          <w:lang w:val="es-AR"/>
+        </w:rPr>
+        <w:t>subneteo</w:t>
+      </w:r>
+      <w:proofErr w:type="spellEnd"/>
+      <w:r>
+        <w:rPr>
+          <w:sz w:val="24"/>
+          <w:szCs w:val="24"/>
+          <w:lang w:val="es-AR"/>
+        </w:rPr>
+        <w:t xml:space="preserve"> VLSM requerido para alojar </w:t>
       </w:r>
       <w:r>
         <w:rPr>
@@ -11893,7 +15083,21 @@
         <w:rPr>
           <w:lang w:val="es-AR"/>
         </w:rPr>
-        <w:t>120 host –  7 bits para direccionar</w:t>
+        <w:t xml:space="preserve">120 host </w:t>
+      </w:r>
+      <w:proofErr w:type="gramStart"/>
+      <w:r>
+        <w:rPr>
+          <w:lang w:val="es-AR"/>
+        </w:rPr>
+        <w:t>–  7</w:t>
+      </w:r>
+      <w:proofErr w:type="gramEnd"/>
+      <w:r>
+        <w:rPr>
+          <w:lang w:val="es-AR"/>
+        </w:rPr>
+        <w:t xml:space="preserve"> bits para direccionar</w:t>
       </w:r>
     </w:p>
     <w:p>
@@ -11919,11 +15123,19 @@
           <w:lang w:val="es-AR"/>
         </w:rPr>
       </w:pPr>
-      <w:r>
-        <w:rPr>
-          <w:lang w:val="es-AR"/>
-        </w:rPr>
-        <w:t>Usamos por ejemplo: 172.17.</w:t>
+      <w:proofErr w:type="gramStart"/>
+      <w:r>
+        <w:rPr>
+          <w:lang w:val="es-AR"/>
+        </w:rPr>
+        <w:t>Usamos</w:t>
+      </w:r>
+      <w:proofErr w:type="gramEnd"/>
+      <w:r>
+        <w:rPr>
+          <w:lang w:val="es-AR"/>
+        </w:rPr>
+        <w:t xml:space="preserve"> por ejemplo: 172.17.</w:t>
       </w:r>
       <w:r>
         <w:rPr>
@@ -11985,7 +15197,21 @@
         <w:rPr>
           <w:lang w:val="es-AR"/>
         </w:rPr>
-        <w:t>Los hosts de la subred pueden tomar los valores de ip:</w:t>
+        <w:t xml:space="preserve">Los hosts de la subred pueden tomar los valores de </w:t>
+      </w:r>
+      <w:proofErr w:type="spellStart"/>
+      <w:r>
+        <w:rPr>
+          <w:lang w:val="es-AR"/>
+        </w:rPr>
+        <w:t>ip</w:t>
+      </w:r>
+      <w:proofErr w:type="spellEnd"/>
+      <w:r>
+        <w:rPr>
+          <w:lang w:val="es-AR"/>
+        </w:rPr>
+        <w:t>:</w:t>
       </w:r>
     </w:p>
     <w:p>
@@ -12229,7 +15455,21 @@
         <w:rPr>
           <w:lang w:val="es-AR"/>
         </w:rPr>
-        <w:t>Los hosts de la subred pueden tomar los valores de ip:</w:t>
+        <w:t xml:space="preserve">Los hosts de la subred pueden tomar los valores de </w:t>
+      </w:r>
+      <w:proofErr w:type="spellStart"/>
+      <w:r>
+        <w:rPr>
+          <w:lang w:val="es-AR"/>
+        </w:rPr>
+        <w:t>ip</w:t>
+      </w:r>
+      <w:proofErr w:type="spellEnd"/>
+      <w:r>
+        <w:rPr>
+          <w:lang w:val="es-AR"/>
+        </w:rPr>
+        <w:t>:</w:t>
       </w:r>
     </w:p>
     <w:p>
@@ -12739,7 +15979,61 @@
           <w:bCs/>
           <w:lang w:val="es-AR"/>
         </w:rPr>
-        <w:t>Comando para subneting en linux: ipcalc (dirección de red y mascara)</w:t>
+        <w:t xml:space="preserve">Comando para </w:t>
+      </w:r>
+      <w:proofErr w:type="spellStart"/>
+      <w:r>
+        <w:rPr>
+          <w:b/>
+          <w:bCs/>
+          <w:lang w:val="es-AR"/>
+        </w:rPr>
+        <w:t>subneting</w:t>
+      </w:r>
+      <w:proofErr w:type="spellEnd"/>
+      <w:r>
+        <w:rPr>
+          <w:b/>
+          <w:bCs/>
+          <w:lang w:val="es-AR"/>
+        </w:rPr>
+        <w:t xml:space="preserve"> en </w:t>
+      </w:r>
+      <w:proofErr w:type="spellStart"/>
+      <w:r>
+        <w:rPr>
+          <w:b/>
+          <w:bCs/>
+          <w:lang w:val="es-AR"/>
+        </w:rPr>
+        <w:t>linux</w:t>
+      </w:r>
+      <w:proofErr w:type="spellEnd"/>
+      <w:r>
+        <w:rPr>
+          <w:b/>
+          <w:bCs/>
+          <w:lang w:val="es-AR"/>
+        </w:rPr>
+        <w:t xml:space="preserve">: </w:t>
+      </w:r>
+      <w:proofErr w:type="spellStart"/>
+      <w:r>
+        <w:rPr>
+          <w:b/>
+          <w:bCs/>
+          <w:lang w:val="es-AR"/>
+        </w:rPr>
+        <w:t>ipcalc</w:t>
+      </w:r>
+      <w:proofErr w:type="spellEnd"/>
+      <w:r>
+        <w:rPr>
+          <w:b/>
+          <w:bCs/>
+          <w:lang w:val="es-AR"/>
+        </w:rPr>
+        <w:t xml:space="preserve"> (dirección de red y mascara)</w:t>
       </w:r>
     </w:p>
     <w:p>
@@ -12750,11 +16044,19 @@
           <w:lang w:val="es-AR"/>
         </w:rPr>
       </w:pPr>
-      <w:r>
-        <w:rPr>
-          <w:lang w:val="es-AR"/>
-        </w:rPr>
-        <w:t>Ipcalc 172.17.10/20</w:t>
+      <w:proofErr w:type="spellStart"/>
+      <w:r>
+        <w:rPr>
+          <w:lang w:val="es-AR"/>
+        </w:rPr>
+        <w:t>Ipcalc</w:t>
+      </w:r>
+      <w:proofErr w:type="spellEnd"/>
+      <w:r>
+        <w:rPr>
+          <w:lang w:val="es-AR"/>
+        </w:rPr>
+        <w:t xml:space="preserve"> 172.17.10/20</w:t>
       </w:r>
     </w:p>
     <w:p>
@@ -12798,7 +16100,21 @@
           <w:lang w:val="es-AR"/>
         </w:rPr>
         <w:tab/>
-        <w:t>Marca en rojo hasta donde es la mascara de red</w:t>
+        <w:t xml:space="preserve">Marca en rojo hasta donde es la </w:t>
+      </w:r>
+      <w:proofErr w:type="spellStart"/>
+      <w:r>
+        <w:rPr>
+          <w:lang w:val="es-AR"/>
+        </w:rPr>
+        <w:t>mascara</w:t>
+      </w:r>
+      <w:proofErr w:type="spellEnd"/>
+      <w:r>
+        <w:rPr>
+          <w:lang w:val="es-AR"/>
+        </w:rPr>
+        <w:t xml:space="preserve"> de red</w:t>
       </w:r>
     </w:p>
     <w:p>
@@ -12821,7 +16137,20 @@
           <w:lang w:val="es-AR"/>
         </w:rPr>
         <w:tab/>
-        <w:t>Wildcard: cual es la parte que corresponde al host</w:t>
+      </w:r>
+      <w:proofErr w:type="spellStart"/>
+      <w:r>
+        <w:rPr>
+          <w:lang w:val="es-AR"/>
+        </w:rPr>
+        <w:t>Wildcard</w:t>
+      </w:r>
+      <w:proofErr w:type="spellEnd"/>
+      <w:r>
+        <w:rPr>
+          <w:lang w:val="es-AR"/>
+        </w:rPr>
+        <w:t>: cual es la parte que corresponde al host</w:t>
       </w:r>
     </w:p>
     <w:p>
@@ -12887,7 +16216,20 @@
           <w:lang w:val="es-AR"/>
         </w:rPr>
         <w:tab/>
-        <w:t>Cuantos host permite</w:t>
+      </w:r>
+      <w:proofErr w:type="gramStart"/>
+      <w:r>
+        <w:rPr>
+          <w:lang w:val="es-AR"/>
+        </w:rPr>
+        <w:t>Cuantos host</w:t>
+      </w:r>
+      <w:proofErr w:type="gramEnd"/>
+      <w:r>
+        <w:rPr>
+          <w:lang w:val="es-AR"/>
+        </w:rPr>
+        <w:t xml:space="preserve"> permite</w:t>
       </w:r>
     </w:p>
     <w:p>
@@ -12898,11 +16240,33 @@
           <w:lang w:val="es-AR"/>
         </w:rPr>
       </w:pPr>
-      <w:r>
-        <w:rPr>
-          <w:lang w:val="es-AR"/>
-        </w:rPr>
-        <w:t>Ipcalc 172.17.1.0/20 /24 (subneting, subred) todas las subredes que se pueden hacer</w:t>
+      <w:proofErr w:type="spellStart"/>
+      <w:r>
+        <w:rPr>
+          <w:lang w:val="es-AR"/>
+        </w:rPr>
+        <w:t>Ipcalc</w:t>
+      </w:r>
+      <w:proofErr w:type="spellEnd"/>
+      <w:r>
+        <w:rPr>
+          <w:lang w:val="es-AR"/>
+        </w:rPr>
+        <w:t xml:space="preserve"> 172.17.1.0/20 /24 (</w:t>
+      </w:r>
+      <w:proofErr w:type="spellStart"/>
+      <w:r>
+        <w:rPr>
+          <w:lang w:val="es-AR"/>
+        </w:rPr>
+        <w:t>subneting</w:t>
+      </w:r>
+      <w:proofErr w:type="spellEnd"/>
+      <w:r>
+        <w:rPr>
+          <w:lang w:val="es-AR"/>
+        </w:rPr>
+        <w:t>, subred) todas las subredes que se pueden hacer</w:t>
       </w:r>
     </w:p>
     <w:p>
@@ -13092,8 +16456,18 @@
           <w:b w:val="0"/>
           <w:bCs w:val="0"/>
         </w:rPr>
-        <w:t>está reservado para loopback</w:t>
-      </w:r>
+        <w:t xml:space="preserve">está reservado para </w:t>
+      </w:r>
+      <w:proofErr w:type="spellStart"/>
+      <w:r>
+        <w:rPr>
+          <w:rStyle w:val="Textoennegrita"/>
+          <w:b w:val="0"/>
+          <w:bCs w:val="0"/>
+        </w:rPr>
+        <w:t>loopback</w:t>
+      </w:r>
+      <w:proofErr w:type="spellEnd"/>
       <w:r>
         <w:rPr>
           <w:b/>
@@ -13102,7 +16476,15 @@
         <w:t>,</w:t>
       </w:r>
       <w:r>
-        <w:t xml:space="preserve"> es decir, direcciones que apuntan a la misma máquina. Es decir, técnicamente sería clase A pero funcionalmente no se comporta como una IP clase A estándar.</w:t>
+        <w:t xml:space="preserve"> es decir, direcciones que apuntan a la misma máquina. Es decir, técnicamente sería clase </w:t>
+      </w:r>
+      <w:proofErr w:type="gramStart"/>
+      <w:r>
+        <w:t>A</w:t>
+      </w:r>
+      <w:proofErr w:type="gramEnd"/>
+      <w:r>
+        <w:t xml:space="preserve"> pero funcionalmente no se comporta como una IP clase A estándar.</w:t>
       </w:r>
     </w:p>
     <w:p>
@@ -13496,7 +16878,21 @@
         <w:rPr>
           <w:spacing w:val="-2"/>
         </w:rPr>
-        <w:t>: La ip no es válida ya que un octeto no puede tomar el valor 256 pues con 8 bits no se puede representar dicho número.</w:t>
+        <w:t xml:space="preserve">: La </w:t>
+      </w:r>
+      <w:proofErr w:type="spellStart"/>
+      <w:r>
+        <w:rPr>
+          <w:spacing w:val="-2"/>
+        </w:rPr>
+        <w:t>ip</w:t>
+      </w:r>
+      <w:proofErr w:type="spellEnd"/>
+      <w:r>
+        <w:rPr>
+          <w:spacing w:val="-2"/>
+        </w:rPr>
+        <w:t xml:space="preserve"> no es válida ya que un octeto no puede tomar el valor 256 pues con 8 bits no se puede representar dicho número.</w:t>
       </w:r>
     </w:p>
     <w:p>
@@ -13543,7 +16939,21 @@
         <w:rPr>
           <w:spacing w:val="-2"/>
         </w:rPr>
-        <w:t>La IP tiene su primer octeto 222, que cae en el rango 192–223, por lo tanto es clase C.</w:t>
+        <w:t xml:space="preserve">La IP tiene su primer octeto 222, que cae en el rango 192–223, por lo </w:t>
+      </w:r>
+      <w:proofErr w:type="gramStart"/>
+      <w:r>
+        <w:rPr>
+          <w:spacing w:val="-2"/>
+        </w:rPr>
+        <w:t>tanto</w:t>
+      </w:r>
+      <w:proofErr w:type="gramEnd"/>
+      <w:r>
+        <w:rPr>
+          <w:spacing w:val="-2"/>
+        </w:rPr>
+        <w:t xml:space="preserve"> es clase C.</w:t>
       </w:r>
       <w:r>
         <w:rPr>
@@ -13598,7 +17008,35 @@
         <w:rPr>
           <w:spacing w:val="-2"/>
         </w:rPr>
-        <w:t>: esta ip no es válida para la dirección de un host pues por su identificador 231 pertenece a la clase D usada para direcciones multicast.</w:t>
+        <w:t xml:space="preserve">: esta </w:t>
+      </w:r>
+      <w:proofErr w:type="spellStart"/>
+      <w:r>
+        <w:rPr>
+          <w:spacing w:val="-2"/>
+        </w:rPr>
+        <w:t>ip</w:t>
+      </w:r>
+      <w:proofErr w:type="spellEnd"/>
+      <w:r>
+        <w:rPr>
+          <w:spacing w:val="-2"/>
+        </w:rPr>
+        <w:t xml:space="preserve"> no es válida para la dirección de un host pues por su identificador 231 pertenece a la clase D usada para direcciones </w:t>
+      </w:r>
+      <w:proofErr w:type="spellStart"/>
+      <w:r>
+        <w:rPr>
+          <w:spacing w:val="-2"/>
+        </w:rPr>
+        <w:t>multicast</w:t>
+      </w:r>
+      <w:proofErr w:type="spellEnd"/>
+      <w:r>
+        <w:rPr>
+          <w:spacing w:val="-2"/>
+        </w:rPr>
+        <w:t>.</w:t>
       </w:r>
       <w:r>
         <w:tab/>
@@ -13781,7 +17219,21 @@
         <w:rPr>
           <w:spacing w:val="-2"/>
         </w:rPr>
-        <w:t>: No es válida para hosts ya que se usa para dirección de loopback.</w:t>
+        <w:t xml:space="preserve">: No es válida para hosts ya que se usa para dirección de </w:t>
+      </w:r>
+      <w:proofErr w:type="spellStart"/>
+      <w:r>
+        <w:rPr>
+          <w:spacing w:val="-2"/>
+        </w:rPr>
+        <w:t>loopback</w:t>
+      </w:r>
+      <w:proofErr w:type="spellEnd"/>
+      <w:r>
+        <w:rPr>
+          <w:spacing w:val="-2"/>
+        </w:rPr>
+        <w:t>.</w:t>
       </w:r>
     </w:p>
     <w:p>
@@ -14196,11 +17648,19 @@
                 <w:sz w:val="24"/>
               </w:rPr>
             </w:pPr>
-            <w:r>
-              <w:rPr>
-                <w:sz w:val="24"/>
-              </w:rPr>
-              <w:t xml:space="preserve">Router por </w:t>
+            <w:proofErr w:type="spellStart"/>
+            <w:r>
+              <w:rPr>
+                <w:sz w:val="24"/>
+              </w:rPr>
+              <w:t>Router</w:t>
+            </w:r>
+            <w:proofErr w:type="spellEnd"/>
+            <w:r>
+              <w:rPr>
+                <w:sz w:val="24"/>
+              </w:rPr>
+              <w:t xml:space="preserve"> por </w:t>
             </w:r>
             <w:r>
               <w:rPr>
@@ -14954,7 +18414,21 @@
         <w:rPr>
           <w:lang w:val="es-AR"/>
         </w:rPr>
-        <w:t xml:space="preserve">Las interfaces que conectan a los dos routers (F, G, H) deberían estar en la </w:t>
+        <w:t xml:space="preserve">Las interfaces que conectan a los dos </w:t>
+      </w:r>
+      <w:proofErr w:type="spellStart"/>
+      <w:r>
+        <w:rPr>
+          <w:lang w:val="es-AR"/>
+        </w:rPr>
+        <w:t>routers</w:t>
+      </w:r>
+      <w:proofErr w:type="spellEnd"/>
+      <w:r>
+        <w:rPr>
+          <w:lang w:val="es-AR"/>
+        </w:rPr>
+        <w:t xml:space="preserve"> (F, G, H) deberían estar en la </w:t>
       </w:r>
       <w:r>
         <w:rPr>
@@ -15005,6 +18479,7 @@
         </w:rPr>
         <w:t xml:space="preserve"> tiene su </w:t>
       </w:r>
+      <w:proofErr w:type="spellStart"/>
       <w:r>
         <w:rPr>
           <w:b/>
@@ -15013,16 +18488,9 @@
           <w:szCs w:val="24"/>
           <w:lang w:val="es-AR"/>
         </w:rPr>
-        <w:t>Router por Defecto</w:t>
-      </w:r>
-      <w:r>
-        <w:rPr>
-          <w:sz w:val="24"/>
-          <w:szCs w:val="24"/>
-          <w:lang w:val="es-AR"/>
-        </w:rPr>
-        <w:t xml:space="preserve"> configurado como </w:t>
-      </w:r>
+        <w:t>Router</w:t>
+      </w:r>
+      <w:proofErr w:type="spellEnd"/>
       <w:r>
         <w:rPr>
           <w:b/>
@@ -15031,6 +18499,24 @@
           <w:szCs w:val="24"/>
           <w:lang w:val="es-AR"/>
         </w:rPr>
+        <w:t xml:space="preserve"> por Defecto</w:t>
+      </w:r>
+      <w:r>
+        <w:rPr>
+          <w:sz w:val="24"/>
+          <w:szCs w:val="24"/>
+          <w:lang w:val="es-AR"/>
+        </w:rPr>
+        <w:t xml:space="preserve"> configurado como </w:t>
+      </w:r>
+      <w:r>
+        <w:rPr>
+          <w:b/>
+          <w:bCs/>
+          <w:sz w:val="24"/>
+          <w:szCs w:val="24"/>
+          <w:lang w:val="es-AR"/>
+        </w:rPr>
         <w:t>0.0.0.0</w:t>
       </w:r>
       <w:r>
@@ -15055,7 +18541,25 @@
           <w:szCs w:val="24"/>
           <w:lang w:val="es-AR"/>
         </w:rPr>
-        <w:t xml:space="preserve">0.0.0.0 es una dirección reservada (usualmente para "cualquier red" o la ruta predeterminada de un router), </w:t>
+        <w:t xml:space="preserve">0.0.0.0 es una dirección reservada (usualmente para "cualquier red" o la ruta predeterminada de un </w:t>
+      </w:r>
+      <w:proofErr w:type="spellStart"/>
+      <w:r>
+        <w:rPr>
+          <w:sz w:val="24"/>
+          <w:szCs w:val="24"/>
+          <w:lang w:val="es-AR"/>
+        </w:rPr>
+        <w:t>router</w:t>
+      </w:r>
+      <w:proofErr w:type="spellEnd"/>
+      <w:r>
+        <w:rPr>
+          <w:sz w:val="24"/>
+          <w:szCs w:val="24"/>
+          <w:lang w:val="es-AR"/>
+        </w:rPr>
+        <w:t xml:space="preserve">), </w:t>
       </w:r>
       <w:r>
         <w:rPr>
@@ -15111,12 +18615,14 @@
         <w:pStyle w:val="Ttulo1"/>
         <w:ind w:left="0"/>
       </w:pPr>
+      <w:proofErr w:type="spellStart"/>
       <w:r>
         <w:rPr>
           <w:spacing w:val="-4"/>
         </w:rPr>
         <w:t>Labo</w:t>
       </w:r>
+      <w:proofErr w:type="spellEnd"/>
     </w:p>
     <w:p>
       <w:pPr>
@@ -15134,7 +18640,15 @@
         <w:ind w:left="199"/>
       </w:pPr>
       <w:r>
-        <w:t xml:space="preserve">Genere el siguiente esquema con el router cisco </w:t>
+        <w:t xml:space="preserve">Genere el siguiente esquema con el </w:t>
+      </w:r>
+      <w:proofErr w:type="spellStart"/>
+      <w:r>
+        <w:t>router</w:t>
+      </w:r>
+      <w:proofErr w:type="spellEnd"/>
+      <w:r>
+        <w:t xml:space="preserve"> cisco </w:t>
       </w:r>
       <w:r>
         <w:rPr>
@@ -15239,9 +18753,11 @@
         </w:rPr>
         <w:t xml:space="preserve"> </w:t>
       </w:r>
+      <w:proofErr w:type="spellStart"/>
       <w:r>
         <w:t>router</w:t>
       </w:r>
+      <w:proofErr w:type="spellEnd"/>
       <w:r>
         <w:rPr>
           <w:spacing w:val="-6"/>
@@ -15294,7 +18810,15 @@
         <w:t xml:space="preserve"> </w:t>
       </w:r>
       <w:r>
-        <w:t>cargue: config terminal</w:t>
+        <w:t xml:space="preserve">cargue: </w:t>
+      </w:r>
+      <w:proofErr w:type="spellStart"/>
+      <w:r>
+        <w:t>config</w:t>
+      </w:r>
+      <w:proofErr w:type="spellEnd"/>
+      <w:r>
+        <w:t xml:space="preserve"> terminal</w:t>
       </w:r>
     </w:p>
     <w:p>
@@ -15323,8 +18847,16 @@
         <w:rPr>
           <w:lang w:val="en-US"/>
         </w:rPr>
-        <w:t>unicast-routing ipv6 cef</w:t>
-      </w:r>
+        <w:t xml:space="preserve">unicast-routing ipv6 </w:t>
+      </w:r>
+      <w:proofErr w:type="spellStart"/>
+      <w:r>
+        <w:rPr>
+          <w:lang w:val="en-US"/>
+        </w:rPr>
+        <w:t>cef</w:t>
+      </w:r>
+      <w:proofErr w:type="spellEnd"/>
     </w:p>
     <w:p>
       <w:pPr>
@@ -15339,7 +18871,35 @@
         <w:rPr>
           <w:lang w:val="en-US"/>
         </w:rPr>
-        <w:t>ipv6 dhcp pool labredes address</w:t>
+        <w:t xml:space="preserve">ipv6 </w:t>
+      </w:r>
+      <w:proofErr w:type="spellStart"/>
+      <w:r>
+        <w:rPr>
+          <w:lang w:val="en-US"/>
+        </w:rPr>
+        <w:t>dhcp</w:t>
+      </w:r>
+      <w:proofErr w:type="spellEnd"/>
+      <w:r>
+        <w:rPr>
+          <w:lang w:val="en-US"/>
+        </w:rPr>
+        <w:t xml:space="preserve"> pool </w:t>
+      </w:r>
+      <w:proofErr w:type="spellStart"/>
+      <w:r>
+        <w:rPr>
+          <w:lang w:val="en-US"/>
+        </w:rPr>
+        <w:t>labredes</w:t>
+      </w:r>
+      <w:proofErr w:type="spellEnd"/>
+      <w:r>
+        <w:rPr>
+          <w:lang w:val="en-US"/>
+        </w:rPr>
+        <w:t xml:space="preserve"> address</w:t>
       </w:r>
       <w:r>
         <w:rPr>
@@ -15365,7 +18925,21 @@
         <w:rPr>
           <w:lang w:val="en-US"/>
         </w:rPr>
-        <w:t xml:space="preserve">2a01::/59 </w:t>
+        <w:t>2a</w:t>
+      </w:r>
+      <w:proofErr w:type="gramStart"/>
+      <w:r>
+        <w:rPr>
+          <w:lang w:val="en-US"/>
+        </w:rPr>
+        <w:t>01::/</w:t>
+      </w:r>
+      <w:proofErr w:type="gramEnd"/>
+      <w:r>
+        <w:rPr>
+          <w:lang w:val="en-US"/>
+        </w:rPr>
+        <w:t xml:space="preserve">59 </w:t>
       </w:r>
       <w:r>
         <w:rPr>
@@ -15449,7 +19023,35 @@
         <w:rPr>
           <w:lang w:val="en-US"/>
         </w:rPr>
-        <w:t>ipv6 dhcp server labredes ipv6</w:t>
+        <w:t xml:space="preserve">ipv6 </w:t>
+      </w:r>
+      <w:proofErr w:type="spellStart"/>
+      <w:r>
+        <w:rPr>
+          <w:lang w:val="en-US"/>
+        </w:rPr>
+        <w:t>dhcp</w:t>
+      </w:r>
+      <w:proofErr w:type="spellEnd"/>
+      <w:r>
+        <w:rPr>
+          <w:lang w:val="en-US"/>
+        </w:rPr>
+        <w:t xml:space="preserve"> server </w:t>
+      </w:r>
+      <w:proofErr w:type="spellStart"/>
+      <w:r>
+        <w:rPr>
+          <w:lang w:val="en-US"/>
+        </w:rPr>
+        <w:t>labredes</w:t>
+      </w:r>
+      <w:proofErr w:type="spellEnd"/>
+      <w:r>
+        <w:rPr>
+          <w:lang w:val="en-US"/>
+        </w:rPr>
+        <w:t xml:space="preserve"> ipv6</w:t>
       </w:r>
       <w:r>
         <w:rPr>
@@ -15458,12 +19060,14 @@
         </w:rPr>
         <w:t xml:space="preserve"> </w:t>
       </w:r>
+      <w:proofErr w:type="spellStart"/>
       <w:r>
         <w:rPr>
           <w:lang w:val="en-US"/>
         </w:rPr>
         <w:t>nd</w:t>
       </w:r>
+      <w:proofErr w:type="spellEnd"/>
       <w:r>
         <w:rPr>
           <w:spacing w:val="-15"/>
@@ -15484,12 +19088,14 @@
         <w:spacing w:before="2"/>
         <w:ind w:left="5224"/>
       </w:pPr>
+      <w:proofErr w:type="spellStart"/>
       <w:r>
         <w:rPr>
           <w:spacing w:val="-4"/>
         </w:rPr>
         <w:t>exit</w:t>
       </w:r>
+      <w:proofErr w:type="spellEnd"/>
     </w:p>
     <w:p>
       <w:pPr>
@@ -15553,6 +19159,7 @@
         </w:rPr>
         <w:t xml:space="preserve"> </w:t>
       </w:r>
+      <w:proofErr w:type="gramStart"/>
       <w:r>
         <w:t>a</w:t>
       </w:r>
@@ -15574,6 +19181,7 @@
       <w:r>
         <w:t>pc</w:t>
       </w:r>
+      <w:proofErr w:type="gramEnd"/>
       <w:r>
         <w:rPr>
           <w:spacing w:val="-3"/>
@@ -15626,7 +19234,15 @@
         <w:t xml:space="preserve"> </w:t>
       </w:r>
       <w:r>
-        <w:t>comando ip auto</w:t>
+        <w:t xml:space="preserve">comando </w:t>
+      </w:r>
+      <w:proofErr w:type="spellStart"/>
+      <w:r>
+        <w:t>ip</w:t>
+      </w:r>
+      <w:proofErr w:type="spellEnd"/>
+      <w:r>
+        <w:t xml:space="preserve"> auto</w:t>
       </w:r>
     </w:p>
     <w:p>
@@ -15685,6 +19301,7 @@
         </w:rPr>
         <w:t xml:space="preserve">Al ejecutar el comando </w:t>
       </w:r>
+      <w:proofErr w:type="spellStart"/>
       <w:r>
         <w:rPr>
           <w:rFonts w:ascii="Courier New" w:hAnsi="Courier New" w:cs="Courier New"/>
@@ -15692,15 +19309,43 @@
           <w:szCs w:val="20"/>
           <w:lang w:val="es-AR"/>
         </w:rPr>
-        <w:t>ip auto</w:t>
-      </w:r>
-      <w:r>
-        <w:rPr>
-          <w:sz w:val="24"/>
-          <w:szCs w:val="24"/>
-          <w:lang w:val="es-AR"/>
-        </w:rPr>
-        <w:t xml:space="preserve"> en las PCs:</w:t>
+        <w:t>ip</w:t>
+      </w:r>
+      <w:proofErr w:type="spellEnd"/>
+      <w:r>
+        <w:rPr>
+          <w:rFonts w:ascii="Courier New" w:hAnsi="Courier New" w:cs="Courier New"/>
+          <w:sz w:val="20"/>
+          <w:szCs w:val="20"/>
+          <w:lang w:val="es-AR"/>
+        </w:rPr>
+        <w:t xml:space="preserve"> auto</w:t>
+      </w:r>
+      <w:r>
+        <w:rPr>
+          <w:sz w:val="24"/>
+          <w:szCs w:val="24"/>
+          <w:lang w:val="es-AR"/>
+        </w:rPr>
+        <w:t xml:space="preserve"> en las </w:t>
+      </w:r>
+      <w:proofErr w:type="spellStart"/>
+      <w:r>
+        <w:rPr>
+          <w:sz w:val="24"/>
+          <w:szCs w:val="24"/>
+          <w:lang w:val="es-AR"/>
+        </w:rPr>
+        <w:t>PCs</w:t>
+      </w:r>
+      <w:proofErr w:type="spellEnd"/>
+      <w:r>
+        <w:rPr>
+          <w:sz w:val="24"/>
+          <w:szCs w:val="24"/>
+          <w:lang w:val="es-AR"/>
+        </w:rPr>
+        <w:t>:</w:t>
       </w:r>
     </w:p>
     <w:p>
@@ -15733,7 +19378,29 @@
           <w:lang w:val="es-AR"/>
         </w:rPr>
         <w:lastRenderedPageBreak/>
-        <w:t>Las PCs configuraron automáticamente sus direcciones IPv6</w:t>
+        <w:t xml:space="preserve">Las </w:t>
+      </w:r>
+      <w:proofErr w:type="spellStart"/>
+      <w:r>
+        <w:rPr>
+          <w:b/>
+          <w:bCs/>
+          <w:sz w:val="24"/>
+          <w:szCs w:val="24"/>
+          <w:lang w:val="es-AR"/>
+        </w:rPr>
+        <w:t>PCs</w:t>
+      </w:r>
+      <w:proofErr w:type="spellEnd"/>
+      <w:r>
+        <w:rPr>
+          <w:b/>
+          <w:bCs/>
+          <w:sz w:val="24"/>
+          <w:szCs w:val="24"/>
+          <w:lang w:val="es-AR"/>
+        </w:rPr>
+        <w:t xml:space="preserve"> configuraron automáticamente sus direcciones IPv6</w:t>
       </w:r>
       <w:r>
         <w:rPr>
@@ -15743,6 +19410,7 @@
         </w:rPr>
         <w:t xml:space="preserve"> utilizando el protocolo de </w:t>
       </w:r>
+      <w:proofErr w:type="spellStart"/>
       <w:r>
         <w:rPr>
           <w:i/>
@@ -15751,7 +19419,18 @@
           <w:szCs w:val="24"/>
           <w:lang w:val="es-AR"/>
         </w:rPr>
-        <w:t>Neighbor Discovery</w:t>
+        <w:t>Neighbor</w:t>
+      </w:r>
+      <w:proofErr w:type="spellEnd"/>
+      <w:r>
+        <w:rPr>
+          <w:i/>
+          <w:iCs/>
+          <w:sz w:val="24"/>
+          <w:szCs w:val="24"/>
+          <w:lang w:val="es-AR"/>
+        </w:rPr>
+        <w:t xml:space="preserve"> Discovery</w:t>
       </w:r>
       <w:r>
         <w:rPr>
@@ -15789,7 +19468,25 @@
           <w:szCs w:val="24"/>
           <w:lang w:val="es-AR"/>
         </w:rPr>
-        <w:t xml:space="preserve">Las PCs enviaron un mensaje de </w:t>
+        <w:t xml:space="preserve">Las </w:t>
+      </w:r>
+      <w:proofErr w:type="spellStart"/>
+      <w:r>
+        <w:rPr>
+          <w:sz w:val="24"/>
+          <w:szCs w:val="24"/>
+          <w:lang w:val="es-AR"/>
+        </w:rPr>
+        <w:t>PCs</w:t>
+      </w:r>
+      <w:proofErr w:type="spellEnd"/>
+      <w:r>
+        <w:rPr>
+          <w:sz w:val="24"/>
+          <w:szCs w:val="24"/>
+          <w:lang w:val="es-AR"/>
+        </w:rPr>
+        <w:t xml:space="preserve"> enviaron un mensaje de </w:t>
       </w:r>
       <w:r>
         <w:rPr>
@@ -15801,6 +19498,7 @@
         </w:rPr>
         <w:t xml:space="preserve">Solicitud de </w:t>
       </w:r>
+      <w:proofErr w:type="spellStart"/>
       <w:r>
         <w:rPr>
           <w:b/>
@@ -15813,6 +19511,7 @@
         </w:rPr>
         <w:t>Router</w:t>
       </w:r>
+      <w:proofErr w:type="spellEnd"/>
       <w:r>
         <w:rPr>
           <w:b/>
@@ -15821,7 +19520,51 @@
           <w:szCs w:val="24"/>
           <w:lang w:val="es-AR"/>
         </w:rPr>
-        <w:t xml:space="preserve"> (Router Solicitation - RS)</w:t>
+        <w:t xml:space="preserve"> (</w:t>
+      </w:r>
+      <w:proofErr w:type="spellStart"/>
+      <w:r>
+        <w:rPr>
+          <w:b/>
+          <w:bCs/>
+          <w:sz w:val="24"/>
+          <w:szCs w:val="24"/>
+          <w:lang w:val="es-AR"/>
+        </w:rPr>
+        <w:t>Router</w:t>
+      </w:r>
+      <w:proofErr w:type="spellEnd"/>
+      <w:r>
+        <w:rPr>
+          <w:b/>
+          <w:bCs/>
+          <w:sz w:val="24"/>
+          <w:szCs w:val="24"/>
+          <w:lang w:val="es-AR"/>
+        </w:rPr>
+        <w:t xml:space="preserve"> </w:t>
+      </w:r>
+      <w:proofErr w:type="spellStart"/>
+      <w:r>
+        <w:rPr>
+          <w:b/>
+          <w:bCs/>
+          <w:sz w:val="24"/>
+          <w:szCs w:val="24"/>
+          <w:lang w:val="es-AR"/>
+        </w:rPr>
+        <w:t>Solicitation</w:t>
+      </w:r>
+      <w:proofErr w:type="spellEnd"/>
+      <w:r>
+        <w:rPr>
+          <w:b/>
+          <w:bCs/>
+          <w:sz w:val="24"/>
+          <w:szCs w:val="24"/>
+          <w:lang w:val="es-AR"/>
+        </w:rPr>
+        <w:t xml:space="preserve"> - RS)</w:t>
       </w:r>
       <w:r>
         <w:rPr>
@@ -15831,6 +19574,7 @@
         </w:rPr>
         <w:t xml:space="preserve"> al </w:t>
       </w:r>
+      <w:proofErr w:type="spellStart"/>
       <w:r>
         <w:rPr>
           <w:i/>
@@ -15841,6 +19585,7 @@
         </w:rPr>
         <w:t>router</w:t>
       </w:r>
+      <w:proofErr w:type="spellEnd"/>
       <w:r>
         <w:rPr>
           <w:sz w:val="24"/>
@@ -15879,6 +19624,7 @@
         </w:rPr>
         <w:t xml:space="preserve">El </w:t>
       </w:r>
+      <w:proofErr w:type="spellStart"/>
       <w:r>
         <w:rPr>
           <w:i/>
@@ -15889,6 +19635,7 @@
         </w:rPr>
         <w:t>router</w:t>
       </w:r>
+      <w:proofErr w:type="spellEnd"/>
       <w:r>
         <w:rPr>
           <w:sz w:val="24"/>
@@ -15907,6 +19654,7 @@
         </w:rPr>
         <w:t xml:space="preserve">Anuncio de </w:t>
       </w:r>
+      <w:proofErr w:type="spellStart"/>
       <w:r>
         <w:rPr>
           <w:b/>
@@ -15919,6 +19667,7 @@
         </w:rPr>
         <w:t>Router</w:t>
       </w:r>
+      <w:proofErr w:type="spellEnd"/>
       <w:r>
         <w:rPr>
           <w:b/>
@@ -15927,7 +19676,51 @@
           <w:szCs w:val="24"/>
           <w:lang w:val="es-AR"/>
         </w:rPr>
-        <w:t xml:space="preserve"> (Router Advertisement - RA)</w:t>
+        <w:t xml:space="preserve"> (</w:t>
+      </w:r>
+      <w:proofErr w:type="spellStart"/>
+      <w:r>
+        <w:rPr>
+          <w:b/>
+          <w:bCs/>
+          <w:sz w:val="24"/>
+          <w:szCs w:val="24"/>
+          <w:lang w:val="es-AR"/>
+        </w:rPr>
+        <w:t>Router</w:t>
+      </w:r>
+      <w:proofErr w:type="spellEnd"/>
+      <w:r>
+        <w:rPr>
+          <w:b/>
+          <w:bCs/>
+          <w:sz w:val="24"/>
+          <w:szCs w:val="24"/>
+          <w:lang w:val="es-AR"/>
+        </w:rPr>
+        <w:t xml:space="preserve"> </w:t>
+      </w:r>
+      <w:proofErr w:type="spellStart"/>
+      <w:r>
+        <w:rPr>
+          <w:b/>
+          <w:bCs/>
+          <w:sz w:val="24"/>
+          <w:szCs w:val="24"/>
+          <w:lang w:val="es-AR"/>
+        </w:rPr>
+        <w:t>Advertisement</w:t>
+      </w:r>
+      <w:proofErr w:type="spellEnd"/>
+      <w:r>
+        <w:rPr>
+          <w:b/>
+          <w:bCs/>
+          <w:sz w:val="24"/>
+          <w:szCs w:val="24"/>
+          <w:lang w:val="es-AR"/>
+        </w:rPr>
+        <w:t xml:space="preserve"> - RA)</w:t>
       </w:r>
       <w:r>
         <w:rPr>
@@ -15988,7 +19781,27 @@
           <w:szCs w:val="20"/>
           <w:lang w:val="en-US"/>
         </w:rPr>
-        <w:t>ipv6 nd managed-config-flag</w:t>
+        <w:t xml:space="preserve">ipv6 </w:t>
+      </w:r>
+      <w:proofErr w:type="spellStart"/>
+      <w:r>
+        <w:rPr>
+          <w:rFonts w:ascii="Courier New" w:hAnsi="Courier New" w:cs="Courier New"/>
+          <w:sz w:val="20"/>
+          <w:szCs w:val="20"/>
+          <w:lang w:val="en-US"/>
+        </w:rPr>
+        <w:t>nd</w:t>
+      </w:r>
+      <w:proofErr w:type="spellEnd"/>
+      <w:r>
+        <w:rPr>
+          <w:rFonts w:ascii="Courier New" w:hAnsi="Courier New" w:cs="Courier New"/>
+          <w:sz w:val="20"/>
+          <w:szCs w:val="20"/>
+          <w:lang w:val="en-US"/>
+        </w:rPr>
+        <w:t xml:space="preserve"> managed-config-flag</w:t>
       </w:r>
       <w:r>
         <w:rPr>
@@ -16027,8 +19840,39 @@
           <w:szCs w:val="20"/>
           <w:lang w:val="en-US"/>
         </w:rPr>
-        <w:t>ipv6 dhcp server labredes</w:t>
-      </w:r>
+        <w:t xml:space="preserve">ipv6 </w:t>
+      </w:r>
+      <w:proofErr w:type="spellStart"/>
+      <w:r>
+        <w:rPr>
+          <w:rFonts w:ascii="Courier New" w:hAnsi="Courier New" w:cs="Courier New"/>
+          <w:sz w:val="20"/>
+          <w:szCs w:val="20"/>
+          <w:lang w:val="en-US"/>
+        </w:rPr>
+        <w:t>dhcp</w:t>
+      </w:r>
+      <w:proofErr w:type="spellEnd"/>
+      <w:r>
+        <w:rPr>
+          <w:rFonts w:ascii="Courier New" w:hAnsi="Courier New" w:cs="Courier New"/>
+          <w:sz w:val="20"/>
+          <w:szCs w:val="20"/>
+          <w:lang w:val="en-US"/>
+        </w:rPr>
+        <w:t xml:space="preserve"> server </w:t>
+      </w:r>
+      <w:proofErr w:type="spellStart"/>
+      <w:r>
+        <w:rPr>
+          <w:rFonts w:ascii="Courier New" w:hAnsi="Courier New" w:cs="Courier New"/>
+          <w:sz w:val="20"/>
+          <w:szCs w:val="20"/>
+          <w:lang w:val="en-US"/>
+        </w:rPr>
+        <w:t>labredes</w:t>
+      </w:r>
+      <w:proofErr w:type="spellEnd"/>
     </w:p>
     <w:p>
       <w:pPr>
@@ -16051,6 +19895,7 @@
         </w:rPr>
         <w:t xml:space="preserve">El </w:t>
       </w:r>
+      <w:proofErr w:type="spellStart"/>
       <w:r>
         <w:rPr>
           <w:i/>
@@ -16059,15 +19904,56 @@
           <w:szCs w:val="24"/>
           <w:lang w:val="es-AR"/>
         </w:rPr>
-        <w:t>Router Advertisement</w:t>
-      </w:r>
-      <w:r>
-        <w:rPr>
-          <w:sz w:val="24"/>
-          <w:szCs w:val="24"/>
-          <w:lang w:val="es-AR"/>
-        </w:rPr>
-        <w:t xml:space="preserve"> (RA) de R2 indicó a las PCs que </w:t>
+        <w:t>Router</w:t>
+      </w:r>
+      <w:proofErr w:type="spellEnd"/>
+      <w:r>
+        <w:rPr>
+          <w:i/>
+          <w:iCs/>
+          <w:sz w:val="24"/>
+          <w:szCs w:val="24"/>
+          <w:lang w:val="es-AR"/>
+        </w:rPr>
+        <w:t xml:space="preserve"> </w:t>
+      </w:r>
+      <w:proofErr w:type="spellStart"/>
+      <w:r>
+        <w:rPr>
+          <w:i/>
+          <w:iCs/>
+          <w:sz w:val="24"/>
+          <w:szCs w:val="24"/>
+          <w:lang w:val="es-AR"/>
+        </w:rPr>
+        <w:t>Advertisement</w:t>
+      </w:r>
+      <w:proofErr w:type="spellEnd"/>
+      <w:r>
+        <w:rPr>
+          <w:sz w:val="24"/>
+          <w:szCs w:val="24"/>
+          <w:lang w:val="es-AR"/>
+        </w:rPr>
+        <w:t xml:space="preserve"> (RA) de R2 indicó a las </w:t>
+      </w:r>
+      <w:proofErr w:type="spellStart"/>
+      <w:r>
+        <w:rPr>
+          <w:sz w:val="24"/>
+          <w:szCs w:val="24"/>
+          <w:lang w:val="es-AR"/>
+        </w:rPr>
+        <w:t>PCs</w:t>
+      </w:r>
+      <w:proofErr w:type="spellEnd"/>
+      <w:r>
+        <w:rPr>
+          <w:sz w:val="24"/>
+          <w:szCs w:val="24"/>
+          <w:lang w:val="es-AR"/>
+        </w:rPr>
+        <w:t xml:space="preserve"> que </w:t>
       </w:r>
       <w:r>
         <w:rPr>
@@ -16087,6 +19973,7 @@
         </w:rPr>
         <w:t xml:space="preserve"> obtener su dirección IP, la dirección del </w:t>
       </w:r>
+      <w:proofErr w:type="spellStart"/>
       <w:r>
         <w:rPr>
           <w:i/>
@@ -16097,6 +19984,7 @@
         </w:rPr>
         <w:t>gateway</w:t>
       </w:r>
+      <w:proofErr w:type="spellEnd"/>
       <w:r>
         <w:rPr>
           <w:sz w:val="24"/>
@@ -16105,6 +19993,7 @@
         </w:rPr>
         <w:t xml:space="preserve"> (el </w:t>
       </w:r>
+      <w:proofErr w:type="spellStart"/>
       <w:r>
         <w:rPr>
           <w:i/>
@@ -16115,6 +20004,7 @@
         </w:rPr>
         <w:t>router</w:t>
       </w:r>
+      <w:proofErr w:type="spellEnd"/>
       <w:r>
         <w:rPr>
           <w:sz w:val="24"/>
@@ -16161,7 +20051,25 @@
           <w:szCs w:val="24"/>
           <w:lang w:val="es-AR"/>
         </w:rPr>
-        <w:t xml:space="preserve">Por lo tanto, las PCs iniciaron el proceso </w:t>
+        <w:t xml:space="preserve">Por lo tanto, las </w:t>
+      </w:r>
+      <w:proofErr w:type="spellStart"/>
+      <w:r>
+        <w:rPr>
+          <w:sz w:val="24"/>
+          <w:szCs w:val="24"/>
+          <w:lang w:val="es-AR"/>
+        </w:rPr>
+        <w:t>PCs</w:t>
+      </w:r>
+      <w:proofErr w:type="spellEnd"/>
+      <w:r>
+        <w:rPr>
+          <w:sz w:val="24"/>
+          <w:szCs w:val="24"/>
+          <w:lang w:val="es-AR"/>
+        </w:rPr>
+        <w:t xml:space="preserve"> iniciaron el proceso </w:t>
       </w:r>
       <w:r>
         <w:rPr>
@@ -16179,7 +20087,79 @@
           <w:szCs w:val="24"/>
           <w:lang w:val="es-AR"/>
         </w:rPr>
-        <w:t xml:space="preserve"> (Discover, Offer, Request, Acknowledge) para obtener una dirección IP del </w:t>
+        <w:t xml:space="preserve"> (</w:t>
+      </w:r>
+      <w:proofErr w:type="spellStart"/>
+      <w:r>
+        <w:rPr>
+          <w:sz w:val="24"/>
+          <w:szCs w:val="24"/>
+          <w:lang w:val="es-AR"/>
+        </w:rPr>
+        <w:t>Discover</w:t>
+      </w:r>
+      <w:proofErr w:type="spellEnd"/>
+      <w:r>
+        <w:rPr>
+          <w:sz w:val="24"/>
+          <w:szCs w:val="24"/>
+          <w:lang w:val="es-AR"/>
+        </w:rPr>
+        <w:t xml:space="preserve">, </w:t>
+      </w:r>
+      <w:proofErr w:type="spellStart"/>
+      <w:r>
+        <w:rPr>
+          <w:sz w:val="24"/>
+          <w:szCs w:val="24"/>
+          <w:lang w:val="es-AR"/>
+        </w:rPr>
+        <w:t>Offer</w:t>
+      </w:r>
+      <w:proofErr w:type="spellEnd"/>
+      <w:r>
+        <w:rPr>
+          <w:sz w:val="24"/>
+          <w:szCs w:val="24"/>
+          <w:lang w:val="es-AR"/>
+        </w:rPr>
+        <w:t xml:space="preserve">, </w:t>
+      </w:r>
+      <w:proofErr w:type="spellStart"/>
+      <w:r>
+        <w:rPr>
+          <w:sz w:val="24"/>
+          <w:szCs w:val="24"/>
+          <w:lang w:val="es-AR"/>
+        </w:rPr>
+        <w:t>Request</w:t>
+      </w:r>
+      <w:proofErr w:type="spellEnd"/>
+      <w:r>
+        <w:rPr>
+          <w:sz w:val="24"/>
+          <w:szCs w:val="24"/>
+          <w:lang w:val="es-AR"/>
+        </w:rPr>
+        <w:t xml:space="preserve">, </w:t>
+      </w:r>
+      <w:proofErr w:type="spellStart"/>
+      <w:r>
+        <w:rPr>
+          <w:sz w:val="24"/>
+          <w:szCs w:val="24"/>
+          <w:lang w:val="es-AR"/>
+        </w:rPr>
+        <w:t>Acknowledge</w:t>
+      </w:r>
+      <w:proofErr w:type="spellEnd"/>
+      <w:r>
+        <w:rPr>
+          <w:sz w:val="24"/>
+          <w:szCs w:val="24"/>
+          <w:lang w:val="es-AR"/>
+        </w:rPr>
+        <w:t xml:space="preserve">) para obtener una dirección IP del </w:t>
       </w:r>
       <w:r>
         <w:rPr>
@@ -16199,6 +20179,7 @@
         </w:rPr>
         <w:t xml:space="preserve"> </w:t>
       </w:r>
+      <w:proofErr w:type="spellStart"/>
       <w:r>
         <w:rPr>
           <w:rFonts w:ascii="Courier New" w:hAnsi="Courier New" w:cs="Courier New"/>
@@ -16208,13 +20189,32 @@
         </w:rPr>
         <w:t>labredes</w:t>
       </w:r>
-      <w:r>
-        <w:rPr>
-          <w:sz w:val="24"/>
-          <w:szCs w:val="24"/>
-          <w:lang w:val="es-AR"/>
-        </w:rPr>
-        <w:t xml:space="preserve"> que usa el prefijo $2a01::/59$.</w:t>
+      <w:proofErr w:type="spellEnd"/>
+      <w:r>
+        <w:rPr>
+          <w:sz w:val="24"/>
+          <w:szCs w:val="24"/>
+          <w:lang w:val="es-AR"/>
+        </w:rPr>
+        <w:t xml:space="preserve"> que usa el prefijo $2a</w:t>
+      </w:r>
+      <w:proofErr w:type="gramStart"/>
+      <w:r>
+        <w:rPr>
+          <w:sz w:val="24"/>
+          <w:szCs w:val="24"/>
+          <w:lang w:val="es-AR"/>
+        </w:rPr>
+        <w:t>01::/</w:t>
+      </w:r>
+      <w:proofErr w:type="gramEnd"/>
+      <w:r>
+        <w:rPr>
+          <w:sz w:val="24"/>
+          <w:szCs w:val="24"/>
+          <w:lang w:val="es-AR"/>
+        </w:rPr>
+        <w:t>59$.</w:t>
       </w:r>
     </w:p>
     <w:p>
@@ -16246,7 +20246,25 @@
           <w:szCs w:val="24"/>
           <w:lang w:val="es-AR"/>
         </w:rPr>
-        <w:t xml:space="preserve"> Las PCs obtuvieron exitosamente una </w:t>
+        <w:t xml:space="preserve"> Las </w:t>
+      </w:r>
+      <w:proofErr w:type="spellStart"/>
+      <w:r>
+        <w:rPr>
+          <w:sz w:val="24"/>
+          <w:szCs w:val="24"/>
+          <w:lang w:val="es-AR"/>
+        </w:rPr>
+        <w:t>PCs</w:t>
+      </w:r>
+      <w:proofErr w:type="spellEnd"/>
+      <w:r>
+        <w:rPr>
+          <w:sz w:val="24"/>
+          <w:szCs w:val="24"/>
+          <w:lang w:val="es-AR"/>
+        </w:rPr>
+        <w:t xml:space="preserve"> obtuvieron exitosamente una </w:t>
       </w:r>
       <w:r>
         <w:rPr>
@@ -16258,6 +20276,7 @@
         </w:rPr>
         <w:t xml:space="preserve">dirección IPv6, máscara y </w:t>
       </w:r>
+      <w:proofErr w:type="spellStart"/>
       <w:r>
         <w:rPr>
           <w:b/>
@@ -16270,6 +20289,7 @@
         </w:rPr>
         <w:t>gateway</w:t>
       </w:r>
+      <w:proofErr w:type="spellEnd"/>
       <w:r>
         <w:rPr>
           <w:sz w:val="24"/>
@@ -16286,8 +20306,20 @@
           <w:szCs w:val="24"/>
           <w:lang w:val="es-AR"/>
         </w:rPr>
-        <w:t>DHCPv6 Stateful</w:t>
-      </w:r>
+        <w:t xml:space="preserve">DHCPv6 </w:t>
+      </w:r>
+      <w:proofErr w:type="spellStart"/>
+      <w:r>
+        <w:rPr>
+          <w:b/>
+          <w:bCs/>
+          <w:sz w:val="24"/>
+          <w:szCs w:val="24"/>
+          <w:lang w:val="es-AR"/>
+        </w:rPr>
+        <w:t>Stateful</w:t>
+      </w:r>
+      <w:proofErr w:type="spellEnd"/>
       <w:r>
         <w:rPr>
           <w:sz w:val="24"/>
@@ -16328,7 +20360,35 @@
         <w:rPr>
           <w:sz w:val="24"/>
         </w:rPr>
-        <w:t xml:space="preserve">capture el trafico contra la pc3 y ejecute el ip auto en la </w:t>
+        <w:t xml:space="preserve">capture el </w:t>
+      </w:r>
+      <w:proofErr w:type="spellStart"/>
+      <w:r>
+        <w:rPr>
+          <w:sz w:val="24"/>
+        </w:rPr>
+        <w:t>trafico</w:t>
+      </w:r>
+      <w:proofErr w:type="spellEnd"/>
+      <w:r>
+        <w:rPr>
+          <w:sz w:val="24"/>
+        </w:rPr>
+        <w:t xml:space="preserve"> contra la pc3 y ejecute el </w:t>
+      </w:r>
+      <w:proofErr w:type="spellStart"/>
+      <w:r>
+        <w:rPr>
+          <w:sz w:val="24"/>
+        </w:rPr>
+        <w:t>ip</w:t>
+      </w:r>
+      <w:proofErr w:type="spellEnd"/>
+      <w:r>
+        <w:rPr>
+          <w:sz w:val="24"/>
+        </w:rPr>
+        <w:t xml:space="preserve"> auto en la </w:t>
       </w:r>
       <w:r>
         <w:rPr>
@@ -16386,7 +20446,79 @@
           <w:bCs/>
           <w:lang w:val="es-AR"/>
         </w:rPr>
-        <w:t>intercambio de mensajes DHCPv6 (Solicit, Advertise, Request, Reply - SARR)</w:t>
+        <w:t>intercambio de mensajes DHCPv6 (</w:t>
+      </w:r>
+      <w:proofErr w:type="spellStart"/>
+      <w:r>
+        <w:rPr>
+          <w:b/>
+          <w:bCs/>
+          <w:lang w:val="es-AR"/>
+        </w:rPr>
+        <w:t>Solicit</w:t>
+      </w:r>
+      <w:proofErr w:type="spellEnd"/>
+      <w:r>
+        <w:rPr>
+          <w:b/>
+          <w:bCs/>
+          <w:lang w:val="es-AR"/>
+        </w:rPr>
+        <w:t xml:space="preserve">, </w:t>
+      </w:r>
+      <w:proofErr w:type="spellStart"/>
+      <w:r>
+        <w:rPr>
+          <w:b/>
+          <w:bCs/>
+          <w:lang w:val="es-AR"/>
+        </w:rPr>
+        <w:t>Advertise</w:t>
+      </w:r>
+      <w:proofErr w:type="spellEnd"/>
+      <w:r>
+        <w:rPr>
+          <w:b/>
+          <w:bCs/>
+          <w:lang w:val="es-AR"/>
+        </w:rPr>
+        <w:t xml:space="preserve">, </w:t>
+      </w:r>
+      <w:proofErr w:type="spellStart"/>
+      <w:r>
+        <w:rPr>
+          <w:b/>
+          <w:bCs/>
+          <w:lang w:val="es-AR"/>
+        </w:rPr>
+        <w:t>Request</w:t>
+      </w:r>
+      <w:proofErr w:type="spellEnd"/>
+      <w:r>
+        <w:rPr>
+          <w:b/>
+          <w:bCs/>
+          <w:lang w:val="es-AR"/>
+        </w:rPr>
+        <w:t xml:space="preserve">, </w:t>
+      </w:r>
+      <w:proofErr w:type="spellStart"/>
+      <w:r>
+        <w:rPr>
+          <w:b/>
+          <w:bCs/>
+          <w:lang w:val="es-AR"/>
+        </w:rPr>
+        <w:t>Reply</w:t>
+      </w:r>
+      <w:proofErr w:type="spellEnd"/>
+      <w:r>
+        <w:rPr>
+          <w:b/>
+          <w:bCs/>
+          <w:lang w:val="es-AR"/>
+        </w:rPr>
+        <w:t xml:space="preserve"> - SARR)</w:t>
       </w:r>
       <w:r>
         <w:rPr>
@@ -16394,13 +20526,23 @@
         </w:rPr>
         <w:t xml:space="preserve"> inmediatamente después del intercambio de mensajes de </w:t>
       </w:r>
+      <w:proofErr w:type="spellStart"/>
       <w:r>
         <w:rPr>
           <w:i/>
           <w:iCs/>
           <w:lang w:val="es-AR"/>
         </w:rPr>
-        <w:t>Router Discovery</w:t>
+        <w:t>Router</w:t>
+      </w:r>
+      <w:proofErr w:type="spellEnd"/>
+      <w:r>
+        <w:rPr>
+          <w:i/>
+          <w:iCs/>
+          <w:lang w:val="es-AR"/>
+        </w:rPr>
+        <w:t xml:space="preserve"> Discovery</w:t>
       </w:r>
       <w:r>
         <w:rPr>
@@ -16423,6 +20565,7 @@
         </w:rPr>
         <w:t xml:space="preserve">Esto confirma que el </w:t>
       </w:r>
+      <w:proofErr w:type="spellStart"/>
       <w:r>
         <w:rPr>
           <w:i/>
@@ -16431,6 +20574,7 @@
         </w:rPr>
         <w:t>router</w:t>
       </w:r>
+      <w:proofErr w:type="spellEnd"/>
       <w:r>
         <w:rPr>
           <w:lang w:val="es-AR"/>
@@ -16443,22 +20587,50 @@
           <w:bCs/>
           <w:lang w:val="es-AR"/>
         </w:rPr>
-        <w:t>M-flag activado</w:t>
-      </w:r>
-      <w:r>
-        <w:rPr>
-          <w:lang w:val="es-AR"/>
-        </w:rPr>
-        <w:t xml:space="preserve">, forzó a la PC3 a usar el protocolo </w:t>
-      </w:r>
+        <w:t>M-</w:t>
+      </w:r>
+      <w:proofErr w:type="spellStart"/>
       <w:r>
         <w:rPr>
           <w:b/>
           <w:bCs/>
           <w:lang w:val="es-AR"/>
         </w:rPr>
-        <w:t>DHCPv6 Stateful</w:t>
-      </w:r>
+        <w:t>flag</w:t>
+      </w:r>
+      <w:proofErr w:type="spellEnd"/>
+      <w:r>
+        <w:rPr>
+          <w:b/>
+          <w:bCs/>
+          <w:lang w:val="es-AR"/>
+        </w:rPr>
+        <w:t xml:space="preserve"> activado</w:t>
+      </w:r>
+      <w:r>
+        <w:rPr>
+          <w:lang w:val="es-AR"/>
+        </w:rPr>
+        <w:t xml:space="preserve">, forzó a la PC3 a usar el protocolo </w:t>
+      </w:r>
+      <w:r>
+        <w:rPr>
+          <w:b/>
+          <w:bCs/>
+          <w:lang w:val="es-AR"/>
+        </w:rPr>
+        <w:t xml:space="preserve">DHCPv6 </w:t>
+      </w:r>
+      <w:proofErr w:type="spellStart"/>
+      <w:r>
+        <w:rPr>
+          <w:b/>
+          <w:bCs/>
+          <w:lang w:val="es-AR"/>
+        </w:rPr>
+        <w:t>Stateful</w:t>
+      </w:r>
+      <w:proofErr w:type="spellEnd"/>
       <w:r>
         <w:rPr>
           <w:lang w:val="es-AR"/>
@@ -16557,6 +20729,7 @@
                 <w:lang w:val="en-US"/>
               </w:rPr>
             </w:pPr>
+            <w:proofErr w:type="spellStart"/>
             <w:r>
               <w:rPr>
                 <w:b/>
@@ -16569,6 +20742,7 @@
               </w:rPr>
               <w:t>Comando</w:t>
             </w:r>
+            <w:proofErr w:type="spellEnd"/>
           </w:p>
         </w:tc>
         <w:tc>
@@ -16601,6 +20775,7 @@
                 <w:lang w:val="en-US"/>
               </w:rPr>
             </w:pPr>
+            <w:proofErr w:type="spellStart"/>
             <w:r>
               <w:rPr>
                 <w:b/>
@@ -16611,7 +20786,20 @@
                 <w:bdr w:val="none" w:sz="0" w:space="0" w:color="auto" w:frame="1"/>
                 <w:lang w:val="en-US"/>
               </w:rPr>
-              <w:t>Descripción Simple</w:t>
+              <w:t>Descripción</w:t>
+            </w:r>
+            <w:proofErr w:type="spellEnd"/>
+            <w:r>
+              <w:rPr>
+                <w:b/>
+                <w:bCs/>
+                <w:color w:val="1B1C1D"/>
+                <w:sz w:val="24"/>
+                <w:szCs w:val="24"/>
+                <w:bdr w:val="none" w:sz="0" w:space="0" w:color="auto" w:frame="1"/>
+                <w:lang w:val="en-US"/>
+              </w:rPr>
+              <w:t xml:space="preserve"> Simple</w:t>
             </w:r>
           </w:p>
         </w:tc>
@@ -16645,6 +20833,7 @@
                 <w:lang w:val="en-US"/>
               </w:rPr>
             </w:pPr>
+            <w:proofErr w:type="spellStart"/>
             <w:r>
               <w:rPr>
                 <w:b/>
@@ -16655,7 +20844,20 @@
                 <w:bdr w:val="none" w:sz="0" w:space="0" w:color="auto" w:frame="1"/>
                 <w:lang w:val="en-US"/>
               </w:rPr>
-              <w:t>Función Técnica</w:t>
+              <w:t>Función</w:t>
+            </w:r>
+            <w:proofErr w:type="spellEnd"/>
+            <w:r>
+              <w:rPr>
+                <w:b/>
+                <w:bCs/>
+                <w:color w:val="1B1C1D"/>
+                <w:sz w:val="24"/>
+                <w:szCs w:val="24"/>
+                <w:bdr w:val="none" w:sz="0" w:space="0" w:color="auto" w:frame="1"/>
+                <w:lang w:val="en-US"/>
+              </w:rPr>
+              <w:t xml:space="preserve"> Técnica</w:t>
             </w:r>
           </w:p>
         </w:tc>
@@ -16787,6 +20989,7 @@
               </w:rPr>
               <w:t xml:space="preserve">Permite modificar la configuración activa del </w:t>
             </w:r>
+            <w:proofErr w:type="spellStart"/>
             <w:r>
               <w:rPr>
                 <w:i/>
@@ -16799,6 +21002,7 @@
               </w:rPr>
               <w:t>router</w:t>
             </w:r>
+            <w:proofErr w:type="spellEnd"/>
             <w:r>
               <w:rPr>
                 <w:color w:val="1B1C1D"/>
@@ -16950,6 +21154,7 @@
               </w:rPr>
               <w:t xml:space="preserve"> globalmente. Sin esto, el </w:t>
             </w:r>
+            <w:proofErr w:type="spellStart"/>
             <w:r>
               <w:rPr>
                 <w:i/>
@@ -16962,6 +21167,7 @@
               </w:rPr>
               <w:t>router</w:t>
             </w:r>
+            <w:proofErr w:type="spellEnd"/>
             <w:r>
               <w:rPr>
                 <w:color w:val="1B1C1D"/>
@@ -17018,8 +21224,21 @@
                 <w:lang w:val="en-US"/>
               </w:rPr>
               <w:lastRenderedPageBreak/>
-              <w:t>ipv6 cef</w:t>
-            </w:r>
+              <w:t xml:space="preserve">ipv6 </w:t>
+            </w:r>
+            <w:proofErr w:type="spellStart"/>
+            <w:r>
+              <w:rPr>
+                <w:rFonts w:ascii="Courier New" w:hAnsi="Courier New" w:cs="Courier New"/>
+                <w:color w:val="444746"/>
+                <w:sz w:val="20"/>
+                <w:szCs w:val="20"/>
+                <w:bdr w:val="none" w:sz="0" w:space="0" w:color="auto" w:frame="1"/>
+                <w:lang w:val="en-US"/>
+              </w:rPr>
+              <w:t>cef</w:t>
+            </w:r>
+            <w:proofErr w:type="spellEnd"/>
           </w:p>
         </w:tc>
         <w:tc>
@@ -17160,7 +21379,79 @@
                 <w:bdr w:val="none" w:sz="0" w:space="0" w:color="auto" w:frame="1"/>
                 <w:lang w:val="en-US"/>
               </w:rPr>
-              <w:t>ipv6 dhcp pool labredes address prefix 2a01::/59</w:t>
+              <w:t xml:space="preserve">ipv6 </w:t>
+            </w:r>
+            <w:proofErr w:type="spellStart"/>
+            <w:r>
+              <w:rPr>
+                <w:rFonts w:ascii="Courier New" w:hAnsi="Courier New" w:cs="Courier New"/>
+                <w:color w:val="444746"/>
+                <w:sz w:val="20"/>
+                <w:szCs w:val="20"/>
+                <w:bdr w:val="none" w:sz="0" w:space="0" w:color="auto" w:frame="1"/>
+                <w:lang w:val="en-US"/>
+              </w:rPr>
+              <w:t>dhcp</w:t>
+            </w:r>
+            <w:proofErr w:type="spellEnd"/>
+            <w:r>
+              <w:rPr>
+                <w:rFonts w:ascii="Courier New" w:hAnsi="Courier New" w:cs="Courier New"/>
+                <w:color w:val="444746"/>
+                <w:sz w:val="20"/>
+                <w:szCs w:val="20"/>
+                <w:bdr w:val="none" w:sz="0" w:space="0" w:color="auto" w:frame="1"/>
+                <w:lang w:val="en-US"/>
+              </w:rPr>
+              <w:t xml:space="preserve"> pool </w:t>
+            </w:r>
+            <w:proofErr w:type="spellStart"/>
+            <w:r>
+              <w:rPr>
+                <w:rFonts w:ascii="Courier New" w:hAnsi="Courier New" w:cs="Courier New"/>
+                <w:color w:val="444746"/>
+                <w:sz w:val="20"/>
+                <w:szCs w:val="20"/>
+                <w:bdr w:val="none" w:sz="0" w:space="0" w:color="auto" w:frame="1"/>
+                <w:lang w:val="en-US"/>
+              </w:rPr>
+              <w:t>labredes</w:t>
+            </w:r>
+            <w:proofErr w:type="spellEnd"/>
+            <w:r>
+              <w:rPr>
+                <w:rFonts w:ascii="Courier New" w:hAnsi="Courier New" w:cs="Courier New"/>
+                <w:color w:val="444746"/>
+                <w:sz w:val="20"/>
+                <w:szCs w:val="20"/>
+                <w:bdr w:val="none" w:sz="0" w:space="0" w:color="auto" w:frame="1"/>
+                <w:lang w:val="en-US"/>
+              </w:rPr>
+              <w:t xml:space="preserve"> address prefix 2a</w:t>
+            </w:r>
+            <w:proofErr w:type="gramStart"/>
+            <w:r>
+              <w:rPr>
+                <w:rFonts w:ascii="Courier New" w:hAnsi="Courier New" w:cs="Courier New"/>
+                <w:color w:val="444746"/>
+                <w:sz w:val="20"/>
+                <w:szCs w:val="20"/>
+                <w:bdr w:val="none" w:sz="0" w:space="0" w:color="auto" w:frame="1"/>
+                <w:lang w:val="en-US"/>
+              </w:rPr>
+              <w:t>01::/</w:t>
+            </w:r>
+            <w:proofErr w:type="gramEnd"/>
+            <w:r>
+              <w:rPr>
+                <w:rFonts w:ascii="Courier New" w:hAnsi="Courier New" w:cs="Courier New"/>
+                <w:color w:val="444746"/>
+                <w:sz w:val="20"/>
+                <w:szCs w:val="20"/>
+                <w:bdr w:val="none" w:sz="0" w:space="0" w:color="auto" w:frame="1"/>
+                <w:lang w:val="en-US"/>
+              </w:rPr>
+              <w:t>59</w:t>
             </w:r>
           </w:p>
         </w:tc>
@@ -17282,6 +21573,7 @@
               </w:rPr>
               <w:t xml:space="preserve"> con el nombre </w:t>
             </w:r>
+            <w:proofErr w:type="spellStart"/>
             <w:r>
               <w:rPr>
                 <w:rFonts w:ascii="Courier New" w:hAnsi="Courier New" w:cs="Courier New"/>
@@ -17293,6 +21585,7 @@
               </w:rPr>
               <w:t>labredes</w:t>
             </w:r>
+            <w:proofErr w:type="spellEnd"/>
             <w:r>
               <w:rPr>
                 <w:color w:val="1B1C1D"/>
@@ -17310,16 +21603,58 @@
                 <w:bdr w:val="none" w:sz="0" w:space="0" w:color="auto" w:frame="1"/>
                 <w:lang w:val="es-AR"/>
               </w:rPr>
-              <w:t>$2a01::/59$</w:t>
-            </w:r>
+              <w:t>$2a</w:t>
+            </w:r>
+            <w:proofErr w:type="gramStart"/>
             <w:r>
               <w:rPr>
                 <w:color w:val="1B1C1D"/>
                 <w:sz w:val="24"/>
                 <w:szCs w:val="24"/>
+                <w:bdr w:val="none" w:sz="0" w:space="0" w:color="auto" w:frame="1"/>
                 <w:lang w:val="es-AR"/>
               </w:rPr>
-              <w:t xml:space="preserve">, a partir del cual se entregarán las IPs a los </w:t>
+              <w:t>01::/</w:t>
+            </w:r>
+            <w:proofErr w:type="gramEnd"/>
+            <w:r>
+              <w:rPr>
+                <w:color w:val="1B1C1D"/>
+                <w:sz w:val="24"/>
+                <w:szCs w:val="24"/>
+                <w:bdr w:val="none" w:sz="0" w:space="0" w:color="auto" w:frame="1"/>
+                <w:lang w:val="es-AR"/>
+              </w:rPr>
+              <w:t>59$</w:t>
+            </w:r>
+            <w:r>
+              <w:rPr>
+                <w:color w:val="1B1C1D"/>
+                <w:sz w:val="24"/>
+                <w:szCs w:val="24"/>
+                <w:lang w:val="es-AR"/>
+              </w:rPr>
+              <w:t xml:space="preserve">, a partir del cual se entregarán las </w:t>
+            </w:r>
+            <w:proofErr w:type="spellStart"/>
+            <w:r>
+              <w:rPr>
+                <w:color w:val="1B1C1D"/>
+                <w:sz w:val="24"/>
+                <w:szCs w:val="24"/>
+                <w:lang w:val="es-AR"/>
+              </w:rPr>
+              <w:t>IPs</w:t>
+            </w:r>
+            <w:proofErr w:type="spellEnd"/>
+            <w:r>
+              <w:rPr>
+                <w:color w:val="1B1C1D"/>
+                <w:sz w:val="24"/>
+                <w:szCs w:val="24"/>
+                <w:lang w:val="es-AR"/>
+              </w:rPr>
+              <w:t xml:space="preserve"> a los </w:t>
             </w:r>
             <w:r>
               <w:rPr>
@@ -17429,7 +21764,27 @@
                 <w:szCs w:val="24"/>
                 <w:lang w:val="es-AR"/>
               </w:rPr>
-              <w:t>Entra a la configuración de la interfaz FastEthernet 0/0.</w:t>
+              <w:t xml:space="preserve">Entra a la configuración de la interfaz </w:t>
+            </w:r>
+            <w:proofErr w:type="spellStart"/>
+            <w:r>
+              <w:rPr>
+                <w:color w:val="1B1C1D"/>
+                <w:sz w:val="24"/>
+                <w:szCs w:val="24"/>
+                <w:lang w:val="es-AR"/>
+              </w:rPr>
+              <w:t>FastEthernet</w:t>
+            </w:r>
+            <w:proofErr w:type="spellEnd"/>
+            <w:r>
+              <w:rPr>
+                <w:color w:val="1B1C1D"/>
+                <w:sz w:val="24"/>
+                <w:szCs w:val="24"/>
+                <w:lang w:val="es-AR"/>
+              </w:rPr>
+              <w:t xml:space="preserve"> 0/0.</w:t>
             </w:r>
           </w:p>
         </w:tc>
@@ -17472,6 +21827,7 @@
               </w:rPr>
               <w:t xml:space="preserve">Permite configurar parámetros específicos de ese puerto físico del </w:t>
             </w:r>
+            <w:proofErr w:type="spellStart"/>
             <w:r>
               <w:rPr>
                 <w:i/>
@@ -17484,6 +21840,7 @@
               </w:rPr>
               <w:t>router</w:t>
             </w:r>
+            <w:proofErr w:type="spellEnd"/>
             <w:r>
               <w:rPr>
                 <w:color w:val="1B1C1D"/>
@@ -17573,6 +21930,7 @@
                 <w:lang w:val="en-US"/>
               </w:rPr>
             </w:pPr>
+            <w:proofErr w:type="spellStart"/>
             <w:r>
               <w:rPr>
                 <w:color w:val="1B1C1D"/>
@@ -17580,7 +21938,37 @@
                 <w:szCs w:val="24"/>
                 <w:lang w:val="en-US"/>
               </w:rPr>
-              <w:t>Enciende la interfaz.</w:t>
+              <w:t>Enciende</w:t>
+            </w:r>
+            <w:proofErr w:type="spellEnd"/>
+            <w:r>
+              <w:rPr>
+                <w:color w:val="1B1C1D"/>
+                <w:sz w:val="24"/>
+                <w:szCs w:val="24"/>
+                <w:lang w:val="en-US"/>
+              </w:rPr>
+              <w:t xml:space="preserve"> la </w:t>
+            </w:r>
+            <w:proofErr w:type="spellStart"/>
+            <w:r>
+              <w:rPr>
+                <w:color w:val="1B1C1D"/>
+                <w:sz w:val="24"/>
+                <w:szCs w:val="24"/>
+                <w:lang w:val="en-US"/>
+              </w:rPr>
+              <w:t>interfaz</w:t>
+            </w:r>
+            <w:proofErr w:type="spellEnd"/>
+            <w:r>
+              <w:rPr>
+                <w:color w:val="1B1C1D"/>
+                <w:sz w:val="24"/>
+                <w:szCs w:val="24"/>
+                <w:lang w:val="en-US"/>
+              </w:rPr>
+              <w:t>.</w:t>
             </w:r>
           </w:p>
         </w:tc>
@@ -17614,6 +22002,7 @@
                 <w:lang w:val="en-US"/>
               </w:rPr>
             </w:pPr>
+            <w:proofErr w:type="spellStart"/>
             <w:r>
               <w:rPr>
                 <w:color w:val="1B1C1D"/>
@@ -17621,7 +22010,57 @@
                 <w:szCs w:val="24"/>
                 <w:lang w:val="en-US"/>
               </w:rPr>
-              <w:t>Habilita la interfaz físicamente.</w:t>
+              <w:t>Habilita</w:t>
+            </w:r>
+            <w:proofErr w:type="spellEnd"/>
+            <w:r>
+              <w:rPr>
+                <w:color w:val="1B1C1D"/>
+                <w:sz w:val="24"/>
+                <w:szCs w:val="24"/>
+                <w:lang w:val="en-US"/>
+              </w:rPr>
+              <w:t xml:space="preserve"> la </w:t>
+            </w:r>
+            <w:proofErr w:type="spellStart"/>
+            <w:r>
+              <w:rPr>
+                <w:color w:val="1B1C1D"/>
+                <w:sz w:val="24"/>
+                <w:szCs w:val="24"/>
+                <w:lang w:val="en-US"/>
+              </w:rPr>
+              <w:t>interfaz</w:t>
+            </w:r>
+            <w:proofErr w:type="spellEnd"/>
+            <w:r>
+              <w:rPr>
+                <w:color w:val="1B1C1D"/>
+                <w:sz w:val="24"/>
+                <w:szCs w:val="24"/>
+                <w:lang w:val="en-US"/>
+              </w:rPr>
+              <w:t xml:space="preserve"> </w:t>
+            </w:r>
+            <w:proofErr w:type="spellStart"/>
+            <w:r>
+              <w:rPr>
+                <w:color w:val="1B1C1D"/>
+                <w:sz w:val="24"/>
+                <w:szCs w:val="24"/>
+                <w:lang w:val="en-US"/>
+              </w:rPr>
+              <w:t>físicamente</w:t>
+            </w:r>
+            <w:proofErr w:type="spellEnd"/>
+            <w:r>
+              <w:rPr>
+                <w:color w:val="1B1C1D"/>
+                <w:sz w:val="24"/>
+                <w:szCs w:val="24"/>
+                <w:lang w:val="en-US"/>
+              </w:rPr>
+              <w:t>.</w:t>
             </w:r>
           </w:p>
         </w:tc>
@@ -17794,7 +22233,29 @@
                 <w:bdr w:val="none" w:sz="0" w:space="0" w:color="auto" w:frame="1"/>
                 <w:lang w:val="es-AR"/>
               </w:rPr>
-              <w:t>$fe80::/10$</w:t>
+              <w:t>$fe</w:t>
+            </w:r>
+            <w:proofErr w:type="gramStart"/>
+            <w:r>
+              <w:rPr>
+                <w:color w:val="1B1C1D"/>
+                <w:sz w:val="24"/>
+                <w:szCs w:val="24"/>
+                <w:bdr w:val="none" w:sz="0" w:space="0" w:color="auto" w:frame="1"/>
+                <w:lang w:val="es-AR"/>
+              </w:rPr>
+              <w:t>80::/</w:t>
+            </w:r>
+            <w:proofErr w:type="gramEnd"/>
+            <w:r>
+              <w:rPr>
+                <w:color w:val="1B1C1D"/>
+                <w:sz w:val="24"/>
+                <w:szCs w:val="24"/>
+                <w:bdr w:val="none" w:sz="0" w:space="0" w:color="auto" w:frame="1"/>
+                <w:lang w:val="es-AR"/>
+              </w:rPr>
+              <w:t>10$</w:t>
             </w:r>
             <w:r>
               <w:rPr>
@@ -18073,8 +22534,45 @@
                 <w:bdr w:val="none" w:sz="0" w:space="0" w:color="auto" w:frame="1"/>
                 <w:lang w:val="en-US"/>
               </w:rPr>
-              <w:t>ipv6 dhcp server labredes</w:t>
-            </w:r>
+              <w:t xml:space="preserve">ipv6 </w:t>
+            </w:r>
+            <w:proofErr w:type="spellStart"/>
+            <w:r>
+              <w:rPr>
+                <w:rFonts w:ascii="Courier New" w:hAnsi="Courier New" w:cs="Courier New"/>
+                <w:color w:val="444746"/>
+                <w:sz w:val="20"/>
+                <w:szCs w:val="20"/>
+                <w:bdr w:val="none" w:sz="0" w:space="0" w:color="auto" w:frame="1"/>
+                <w:lang w:val="en-US"/>
+              </w:rPr>
+              <w:t>dhcp</w:t>
+            </w:r>
+            <w:proofErr w:type="spellEnd"/>
+            <w:r>
+              <w:rPr>
+                <w:rFonts w:ascii="Courier New" w:hAnsi="Courier New" w:cs="Courier New"/>
+                <w:color w:val="444746"/>
+                <w:sz w:val="20"/>
+                <w:szCs w:val="20"/>
+                <w:bdr w:val="none" w:sz="0" w:space="0" w:color="auto" w:frame="1"/>
+                <w:lang w:val="en-US"/>
+              </w:rPr>
+              <w:t xml:space="preserve"> server </w:t>
+            </w:r>
+            <w:proofErr w:type="spellStart"/>
+            <w:r>
+              <w:rPr>
+                <w:rFonts w:ascii="Courier New" w:hAnsi="Courier New" w:cs="Courier New"/>
+                <w:color w:val="444746"/>
+                <w:sz w:val="20"/>
+                <w:szCs w:val="20"/>
+                <w:bdr w:val="none" w:sz="0" w:space="0" w:color="auto" w:frame="1"/>
+                <w:lang w:val="en-US"/>
+              </w:rPr>
+              <w:t>labredes</w:t>
+            </w:r>
+            <w:proofErr w:type="spellEnd"/>
           </w:p>
         </w:tc>
         <w:tc>
@@ -18190,6 +22688,7 @@
               </w:rPr>
               <w:t xml:space="preserve"> llamado </w:t>
             </w:r>
+            <w:proofErr w:type="spellStart"/>
             <w:r>
               <w:rPr>
                 <w:rFonts w:ascii="Courier New" w:hAnsi="Courier New" w:cs="Courier New"/>
@@ -18201,6 +22700,7 @@
               </w:rPr>
               <w:t>labredes</w:t>
             </w:r>
+            <w:proofErr w:type="spellEnd"/>
             <w:r>
               <w:rPr>
                 <w:color w:val="1B1C1D"/>
@@ -18256,7 +22756,31 @@
                 <w:bdr w:val="none" w:sz="0" w:space="0" w:color="auto" w:frame="1"/>
                 <w:lang w:val="en-US"/>
               </w:rPr>
-              <w:t>ipv6 nd managed-config-flag</w:t>
+              <w:t xml:space="preserve">ipv6 </w:t>
+            </w:r>
+            <w:proofErr w:type="spellStart"/>
+            <w:r>
+              <w:rPr>
+                <w:rFonts w:ascii="Courier New" w:hAnsi="Courier New" w:cs="Courier New"/>
+                <w:color w:val="444746"/>
+                <w:sz w:val="20"/>
+                <w:szCs w:val="20"/>
+                <w:bdr w:val="none" w:sz="0" w:space="0" w:color="auto" w:frame="1"/>
+                <w:lang w:val="en-US"/>
+              </w:rPr>
+              <w:t>nd</w:t>
+            </w:r>
+            <w:proofErr w:type="spellEnd"/>
+            <w:r>
+              <w:rPr>
+                <w:rFonts w:ascii="Courier New" w:hAnsi="Courier New" w:cs="Courier New"/>
+                <w:color w:val="444746"/>
+                <w:sz w:val="20"/>
+                <w:szCs w:val="20"/>
+                <w:bdr w:val="none" w:sz="0" w:space="0" w:color="auto" w:frame="1"/>
+                <w:lang w:val="en-US"/>
+              </w:rPr>
+              <w:t xml:space="preserve"> managed-config-flag</w:t>
             </w:r>
           </w:p>
         </w:tc>
@@ -18297,7 +22821,47 @@
                 <w:szCs w:val="24"/>
                 <w:lang w:val="es-AR"/>
               </w:rPr>
-              <w:t>Activa el "M-flag" en los Anuncios de Router (RA).</w:t>
+              <w:t>Activa el "M-</w:t>
+            </w:r>
+            <w:proofErr w:type="spellStart"/>
+            <w:r>
+              <w:rPr>
+                <w:color w:val="1B1C1D"/>
+                <w:sz w:val="24"/>
+                <w:szCs w:val="24"/>
+                <w:lang w:val="es-AR"/>
+              </w:rPr>
+              <w:t>flag</w:t>
+            </w:r>
+            <w:proofErr w:type="spellEnd"/>
+            <w:r>
+              <w:rPr>
+                <w:color w:val="1B1C1D"/>
+                <w:sz w:val="24"/>
+                <w:szCs w:val="24"/>
+                <w:lang w:val="es-AR"/>
+              </w:rPr>
+              <w:t xml:space="preserve">" en los Anuncios de </w:t>
+            </w:r>
+            <w:proofErr w:type="spellStart"/>
+            <w:r>
+              <w:rPr>
+                <w:color w:val="1B1C1D"/>
+                <w:sz w:val="24"/>
+                <w:szCs w:val="24"/>
+                <w:lang w:val="es-AR"/>
+              </w:rPr>
+              <w:t>Router</w:t>
+            </w:r>
+            <w:proofErr w:type="spellEnd"/>
+            <w:r>
+              <w:rPr>
+                <w:color w:val="1B1C1D"/>
+                <w:sz w:val="24"/>
+                <w:szCs w:val="24"/>
+                <w:lang w:val="es-AR"/>
+              </w:rPr>
+              <w:t xml:space="preserve"> (RA).</w:t>
             </w:r>
           </w:p>
         </w:tc>
@@ -18369,6 +22933,7 @@
               </w:rPr>
               <w:t xml:space="preserve"> a usar DHCPv6 para obtener la dirección IPv6 completa y el </w:t>
             </w:r>
+            <w:proofErr w:type="spellStart"/>
             <w:r>
               <w:rPr>
                 <w:b/>
@@ -18383,6 +22948,7 @@
               </w:rPr>
               <w:t>gateway</w:t>
             </w:r>
+            <w:proofErr w:type="spellEnd"/>
             <w:r>
               <w:rPr>
                 <w:color w:val="1B1C1D"/>
@@ -18392,6 +22958,7 @@
               </w:rPr>
               <w:t xml:space="preserve"> (modelo </w:t>
             </w:r>
+            <w:proofErr w:type="spellStart"/>
             <w:r>
               <w:rPr>
                 <w:b/>
@@ -18404,6 +22971,7 @@
               </w:rPr>
               <w:t>Stateful</w:t>
             </w:r>
+            <w:proofErr w:type="spellEnd"/>
             <w:r>
               <w:rPr>
                 <w:color w:val="1B1C1D"/>
@@ -18420,7 +22988,47 @@
                 <w:szCs w:val="24"/>
                 <w:lang w:val="en-US"/>
               </w:rPr>
-              <w:t xml:space="preserve">Sin este comando, los </w:t>
+              <w:t xml:space="preserve">Sin </w:t>
+            </w:r>
+            <w:proofErr w:type="spellStart"/>
+            <w:r>
+              <w:rPr>
+                <w:color w:val="1B1C1D"/>
+                <w:sz w:val="24"/>
+                <w:szCs w:val="24"/>
+                <w:lang w:val="en-US"/>
+              </w:rPr>
+              <w:t>este</w:t>
+            </w:r>
+            <w:proofErr w:type="spellEnd"/>
+            <w:r>
+              <w:rPr>
+                <w:color w:val="1B1C1D"/>
+                <w:sz w:val="24"/>
+                <w:szCs w:val="24"/>
+                <w:lang w:val="en-US"/>
+              </w:rPr>
+              <w:t xml:space="preserve"> </w:t>
+            </w:r>
+            <w:proofErr w:type="spellStart"/>
+            <w:r>
+              <w:rPr>
+                <w:color w:val="1B1C1D"/>
+                <w:sz w:val="24"/>
+                <w:szCs w:val="24"/>
+                <w:lang w:val="en-US"/>
+              </w:rPr>
+              <w:t>comando</w:t>
+            </w:r>
+            <w:proofErr w:type="spellEnd"/>
+            <w:r>
+              <w:rPr>
+                <w:color w:val="1B1C1D"/>
+                <w:sz w:val="24"/>
+                <w:szCs w:val="24"/>
+                <w:lang w:val="en-US"/>
+              </w:rPr>
+              <w:t xml:space="preserve">, los </w:t>
             </w:r>
             <w:r>
               <w:rPr>
@@ -18441,7 +23049,27 @@
                 <w:szCs w:val="24"/>
                 <w:lang w:val="en-US"/>
               </w:rPr>
-              <w:t xml:space="preserve"> usarían SLAAC.</w:t>
+              <w:t xml:space="preserve"> </w:t>
+            </w:r>
+            <w:proofErr w:type="spellStart"/>
+            <w:r>
+              <w:rPr>
+                <w:color w:val="1B1C1D"/>
+                <w:sz w:val="24"/>
+                <w:szCs w:val="24"/>
+                <w:lang w:val="en-US"/>
+              </w:rPr>
+              <w:t>usarían</w:t>
+            </w:r>
+            <w:proofErr w:type="spellEnd"/>
+            <w:r>
+              <w:rPr>
+                <w:color w:val="1B1C1D"/>
+                <w:sz w:val="24"/>
+                <w:szCs w:val="24"/>
+                <w:lang w:val="en-US"/>
+              </w:rPr>
+              <w:t xml:space="preserve"> SLAAC.</w:t>
             </w:r>
           </w:p>
         </w:tc>
@@ -19118,6 +23746,7 @@
                                   </w:rPr>
                                   <w:t xml:space="preserve"> </w:t>
                                 </w:r>
+                                <w:proofErr w:type="spellStart"/>
                                 <w:r>
                                   <w:rPr>
                                     <w:rFonts w:ascii="Arial MT" w:hAnsi="Arial MT"/>
@@ -19125,6 +23754,7 @@
                                   </w:rPr>
                                   <w:t>Ortíz</w:t>
                                 </w:r>
+                                <w:proofErr w:type="spellEnd"/>
                               </w:p>
                             </w:tc>
                           </w:tr>
@@ -19653,6 +24283,7 @@
                             </w:rPr>
                             <w:t xml:space="preserve"> </w:t>
                           </w:r>
+                          <w:proofErr w:type="spellStart"/>
                           <w:r>
                             <w:rPr>
                               <w:rFonts w:ascii="Arial MT" w:hAnsi="Arial MT"/>
@@ -19660,6 +24291,7 @@
                             </w:rPr>
                             <w:t>Ortíz</w:t>
                           </w:r>
+                          <w:proofErr w:type="spellEnd"/>
                         </w:p>
                       </w:tc>
                     </w:tr>
@@ -19883,7 +24515,7 @@
 <w:numbering xmlns:wpc="http://schemas.microsoft.com/office/word/2010/wordprocessingCanvas" xmlns:cx="http://schemas.microsoft.com/office/drawing/2014/chartex" xmlns:cx1="http://schemas.microsoft.com/office/drawing/2015/9/8/chartex" xmlns:cx2="http://schemas.microsoft.com/office/drawing/2015/10/21/chartex" xmlns:cx3="http://schemas.microsoft.com/office/drawing/2016/5/9/chartex" xmlns:cx4="http://schemas.microsoft.com/office/drawing/2016/5/10/chartex" xmlns:cx5="http://schemas.microsoft.com/office/drawing/2016/5/11/chartex" xmlns:cx6="http://schemas.microsoft.com/office/drawing/2016/5/12/chartex" xmlns:cx7="http://schemas.microsoft.com/office/drawing/2016/5/13/chartex" xmlns:cx8="http://schemas.microsoft.com/office/drawing/2016/5/14/chartex" xmlns:mc="http://schemas.openxmlformats.org/markup-compatibility/2006" xmlns:aink="http://schemas.microsoft.com/office/drawing/2016/ink" xmlns:am3d="http://schemas.microsoft.com/office/drawing/2017/model3d" xmlns:o="urn:schemas-microsoft-com:office:office" xmlns:r="http://schemas.openxmlformats.org/officeDocument/2006/relationships" xmlns:m="http://schemas.openxmlformats.org/officeDocument/2006/math" xmlns:v="urn:schemas-microsoft-com:vml" xmlns:wp14="http://schemas.microsoft.com/office/word/2010/wordprocessingDrawing" xmlns:wp="http://schemas.openxmlformats.org/drawingml/2006/wordprocessingDrawing" xmlns:w10="urn:schemas-microsoft-com:office:word" xmlns:w="http://schemas.openxmlformats.org/wordprocessingml/2006/main" xmlns:w14="http://schemas.microsoft.com/office/word/2010/wordml" xmlns:w15="http://schemas.microsoft.com/office/word/2012/wordml" xmlns:w16cex="http://schemas.microsoft.com/office/word/2018/wordml/cex" xmlns:w16cid="http://schemas.microsoft.com/office/word/2016/wordml/cid" xmlns:w16="http://schemas.microsoft.com/office/word/2018/wordml" xmlns:w16sdtdh="http://schemas.microsoft.com/office/word/2020/wordml/sdtdatahash" xmlns:w16se="http://schemas.microsoft.com/office/word/2015/wordml/symex" xmlns:wpg="http://schemas.microsoft.com/office/word/2010/wordprocessingGroup" xmlns:wpi="http://schemas.microsoft.com/office/word/2010/wordprocessingInk" xmlns:wne="http://schemas.microsoft.com/office/word/2006/wordml" xmlns:wps="http://schemas.microsoft.com/office/word/2010/wordprocessingShape" mc:Ignorable="w14 w15 w16se w16cid w16 w16cex w16sdtdh wp14">
   <w:numPicBullet w:numPicBulletId="0">
     <w:pict>
-      <v:rect id="_x0000_i1045" style="width:0;height:1.5pt" o:hralign="center" o:bullet="t" o:hrstd="t" o:hr="t" fillcolor="#a0a0a0" stroked="f"/>
+      <v:rect id="_x0000_i1046" style="width:0;height:1.5pt" o:hralign="center" o:bullet="t" o:hrstd="t" o:hr="t" fillcolor="#a0a0a0" stroked="f"/>
     </w:pict>
   </w:numPicBullet>
   <w:abstractNum w:abstractNumId="0" w15:restartNumberingAfterBreak="0">
